--- a/3_Enquiry_Proforma_Bagchi.docx
+++ b/3_Enquiry_Proforma_Bagchi.docx
@@ -31,7 +31,7 @@
           <w:color w:val="000000"/>
           <w:sz w:val="24"/>
         </w:rPr>
-        <w:t>Office of the Sub-Divisional Officer, Balurghat (Sadar)</w:t>
+        <w:t>Office of the Executive Officer, Balurghat Municipality</w:t>
       </w:r>
     </w:p>
     <w:p>
@@ -47,7 +47,7 @@
           <w:color w:val="000000"/>
           <w:sz w:val="22"/>
         </w:rPr>
-        <w:t>Dakshin Dinajpur</w:t>
+        <w:t>Enquiry report to the Sub-Divisional Officer, Balurghat</w:t>
       </w:r>
     </w:p>
     <w:p>
@@ -104,7 +104,7 @@
           <w:color w:val="000000"/>
           <w:sz w:val="20"/>
         </w:rPr>
-        <w:t>To be filled after seeing the original papers. Do not copy this from any certificate earlier issued by the Municipality. Leave no row blank.</w:t>
+        <w:t>Fill this after seeing the original papers. Do not copy it from any earlier certificate. Leave no row blank. Take every name from the documents.</w:t>
       </w:r>
     </w:p>
     <w:tbl>
@@ -115,13 +115,13 @@
       </w:tblPr>
       <w:tblGrid>
         <w:gridCol w:w="600"/>
-        <w:gridCol w:w="5800"/>
-        <w:gridCol w:w="3400"/>
+        <w:gridCol w:w="6200"/>
+        <w:gridCol w:w="3000"/>
       </w:tblGrid>
       <w:tr>
         <w:trPr>
           <w:cantSplit/>
-          <w:trHeight w:val="538" w:hRule="atLeast"/>
+          <w:trHeight w:val="510" w:hRule="atLeast"/>
         </w:trPr>
         <w:tc>
           <w:tcPr>
@@ -160,7 +160,7 @@
         </w:tc>
         <w:tc>
           <w:tcPr>
-            <w:tcW w:type="dxa" w:w="5800"/>
+            <w:tcW w:type="dxa" w:w="6200"/>
             <w:tcBorders>
               <w:top w:val="single" w:sz="6" w:space="0" w:color="000000"/>
               <w:left w:val="single" w:sz="6" w:space="0" w:color="000000"/>
@@ -195,7 +195,7 @@
         </w:tc>
         <w:tc>
           <w:tcPr>
-            <w:tcW w:type="dxa" w:w="3400"/>
+            <w:tcW w:type="dxa" w:w="3000"/>
             <w:tcBorders>
               <w:top w:val="single" w:sz="6" w:space="0" w:color="000000"/>
               <w:left w:val="single" w:sz="6" w:space="0" w:color="000000"/>
@@ -231,7 +231,7 @@
       <w:tr>
         <w:trPr>
           <w:cantSplit/>
-          <w:trHeight w:val="538" w:hRule="atLeast"/>
+          <w:trHeight w:val="510" w:hRule="atLeast"/>
         </w:trPr>
         <w:tc>
           <w:tcPr>
@@ -270,7 +270,7 @@
         </w:tc>
         <w:tc>
           <w:tcPr>
-            <w:tcW w:type="dxa" w:w="5800"/>
+            <w:tcW w:type="dxa" w:w="6200"/>
             <w:tcBorders>
               <w:top w:val="single" w:sz="6" w:space="0" w:color="000000"/>
               <w:left w:val="single" w:sz="6" w:space="0" w:color="000000"/>
@@ -299,13 +299,13 @@
                 <w:color w:val="000000"/>
                 <w:sz w:val="18"/>
               </w:rPr>
-              <w:t>Father’s name</w:t>
+              <w:t>Father’s name, as in the documents</w:t>
             </w:r>
           </w:p>
         </w:tc>
         <w:tc>
           <w:tcPr>
-            <w:tcW w:type="dxa" w:w="3400"/>
+            <w:tcW w:type="dxa" w:w="3000"/>
             <w:tcBorders>
               <w:top w:val="single" w:sz="6" w:space="0" w:color="000000"/>
               <w:left w:val="single" w:sz="6" w:space="0" w:color="000000"/>
@@ -325,23 +325,13 @@
               <w:spacing w:before="0" w:after="0" w:lineRule="exact" w:line="240"/>
               <w:jc w:val="left"/>
             </w:pPr>
-            <w:r>
-              <w:rPr>
-                <w:rFonts w:ascii="Bookman Old Style" w:hAnsi="Bookman Old Style" w:cs="Bookman Old Style" w:eastAsia="Bookman Old Style"/>
-                <w:b w:val="0"/>
-                <w:i w:val="0"/>
-                <w:color w:val="000000"/>
-                <w:sz w:val="20"/>
-              </w:rPr>
-              <w:t>Late Bhupendra Nath Bagchi</w:t>
-            </w:r>
           </w:p>
         </w:tc>
       </w:tr>
       <w:tr>
         <w:trPr>
           <w:cantSplit/>
-          <w:trHeight w:val="538" w:hRule="atLeast"/>
+          <w:trHeight w:val="510" w:hRule="atLeast"/>
         </w:trPr>
         <w:tc>
           <w:tcPr>
@@ -380,7 +370,7 @@
         </w:tc>
         <w:tc>
           <w:tcPr>
-            <w:tcW w:type="dxa" w:w="5800"/>
+            <w:tcW w:type="dxa" w:w="6200"/>
             <w:tcBorders>
               <w:top w:val="single" w:sz="6" w:space="0" w:color="000000"/>
               <w:left w:val="single" w:sz="6" w:space="0" w:color="000000"/>
@@ -409,13 +399,13 @@
                 <w:color w:val="000000"/>
                 <w:sz w:val="18"/>
               </w:rPr>
-              <w:t>Date of death, as printed on the death certificate. The application states 02.04.2017.</w:t>
+              <w:t>Date of death, as printed on the death certificate</w:t>
             </w:r>
           </w:p>
         </w:tc>
         <w:tc>
           <w:tcPr>
-            <w:tcW w:type="dxa" w:w="3400"/>
+            <w:tcW w:type="dxa" w:w="3000"/>
             <w:tcBorders>
               <w:top w:val="single" w:sz="6" w:space="0" w:color="000000"/>
               <w:left w:val="single" w:sz="6" w:space="0" w:color="000000"/>
@@ -441,7 +431,7 @@
       <w:tr>
         <w:trPr>
           <w:cantSplit/>
-          <w:trHeight w:val="538" w:hRule="atLeast"/>
+          <w:trHeight w:val="510" w:hRule="atLeast"/>
         </w:trPr>
         <w:tc>
           <w:tcPr>
@@ -480,7 +470,7 @@
         </w:tc>
         <w:tc>
           <w:tcPr>
-            <w:tcW w:type="dxa" w:w="5800"/>
+            <w:tcW w:type="dxa" w:w="6200"/>
             <w:tcBorders>
               <w:top w:val="single" w:sz="6" w:space="0" w:color="000000"/>
               <w:left w:val="single" w:sz="6" w:space="0" w:color="000000"/>
@@ -515,7 +505,7 @@
         </w:tc>
         <w:tc>
           <w:tcPr>
-            <w:tcW w:type="dxa" w:w="3400"/>
+            <w:tcW w:type="dxa" w:w="3000"/>
             <w:tcBorders>
               <w:top w:val="single" w:sz="6" w:space="0" w:color="000000"/>
               <w:left w:val="single" w:sz="6" w:space="0" w:color="000000"/>
@@ -541,7 +531,7 @@
       <w:tr>
         <w:trPr>
           <w:cantSplit/>
-          <w:trHeight w:val="538" w:hRule="atLeast"/>
+          <w:trHeight w:val="510" w:hRule="atLeast"/>
         </w:trPr>
         <w:tc>
           <w:tcPr>
@@ -580,7 +570,7 @@
         </w:tc>
         <w:tc>
           <w:tcPr>
-            <w:tcW w:type="dxa" w:w="5800"/>
+            <w:tcW w:type="dxa" w:w="6200"/>
             <w:tcBorders>
               <w:top w:val="single" w:sz="6" w:space="0" w:color="000000"/>
               <w:left w:val="single" w:sz="6" w:space="0" w:color="000000"/>
@@ -615,7 +605,7 @@
         </w:tc>
         <w:tc>
           <w:tcPr>
-            <w:tcW w:type="dxa" w:w="3400"/>
+            <w:tcW w:type="dxa" w:w="3000"/>
             <w:tcBorders>
               <w:top w:val="single" w:sz="6" w:space="0" w:color="000000"/>
               <w:left w:val="single" w:sz="6" w:space="0" w:color="000000"/>
@@ -641,7 +631,7 @@
       <w:tr>
         <w:trPr>
           <w:cantSplit/>
-          <w:trHeight w:val="538" w:hRule="atLeast"/>
+          <w:trHeight w:val="510" w:hRule="atLeast"/>
         </w:trPr>
         <w:tc>
           <w:tcPr>
@@ -680,7 +670,7 @@
         </w:tc>
         <w:tc>
           <w:tcPr>
-            <w:tcW w:type="dxa" w:w="5800"/>
+            <w:tcW w:type="dxa" w:w="6200"/>
             <w:tcBorders>
               <w:top w:val="single" w:sz="6" w:space="0" w:color="000000"/>
               <w:left w:val="single" w:sz="6" w:space="0" w:color="000000"/>
@@ -709,13 +699,13 @@
                 <w:color w:val="000000"/>
                 <w:sz w:val="18"/>
               </w:rPr>
-              <w:t>Last address, as on the Aadhaar card. The application writes Naibedya, Tritirtha Lane, Chakbhabani, Balurghat, Pin 733101. The Registrar writes Nibedya.</w:t>
+              <w:t>Last address, as in the documents</w:t>
             </w:r>
           </w:p>
         </w:tc>
         <w:tc>
           <w:tcPr>
-            <w:tcW w:type="dxa" w:w="3400"/>
+            <w:tcW w:type="dxa" w:w="3000"/>
             <w:tcBorders>
               <w:top w:val="single" w:sz="6" w:space="0" w:color="000000"/>
               <w:left w:val="single" w:sz="6" w:space="0" w:color="000000"/>
@@ -741,7 +731,7 @@
       <w:tr>
         <w:trPr>
           <w:cantSplit/>
-          <w:trHeight w:val="538" w:hRule="atLeast"/>
+          <w:trHeight w:val="510" w:hRule="atLeast"/>
         </w:trPr>
         <w:tc>
           <w:tcPr>
@@ -780,7 +770,7 @@
         </w:tc>
         <w:tc>
           <w:tcPr>
-            <w:tcW w:type="dxa" w:w="5800"/>
+            <w:tcW w:type="dxa" w:w="6200"/>
             <w:tcBorders>
               <w:top w:val="single" w:sz="6" w:space="0" w:color="000000"/>
               <w:left w:val="single" w:sz="6" w:space="0" w:color="000000"/>
@@ -809,13 +799,13 @@
                 <w:color w:val="000000"/>
                 <w:sz w:val="18"/>
               </w:rPr>
-              <w:t>Ward and municipality. Stated as Ward No. 04, Balurghat Municipality. Confirm or correct.</w:t>
+              <w:t>Municipality and locality. Confirm or correct.</w:t>
             </w:r>
           </w:p>
         </w:tc>
         <w:tc>
           <w:tcPr>
-            <w:tcW w:type="dxa" w:w="3400"/>
+            <w:tcW w:type="dxa" w:w="3000"/>
             <w:tcBorders>
               <w:top w:val="single" w:sz="6" w:space="0" w:color="000000"/>
               <w:left w:val="single" w:sz="6" w:space="0" w:color="000000"/>
@@ -841,7 +831,7 @@
       <w:tr>
         <w:trPr>
           <w:cantSplit/>
-          <w:trHeight w:val="538" w:hRule="atLeast"/>
+          <w:trHeight w:val="510" w:hRule="atLeast"/>
         </w:trPr>
         <w:tc>
           <w:tcPr>
@@ -880,7 +870,7 @@
         </w:tc>
         <w:tc>
           <w:tcPr>
-            <w:tcW w:type="dxa" w:w="5800"/>
+            <w:tcW w:type="dxa" w:w="6200"/>
             <w:tcBorders>
               <w:top w:val="single" w:sz="6" w:space="0" w:color="000000"/>
               <w:left w:val="single" w:sz="6" w:space="0" w:color="000000"/>
@@ -915,7 +905,7 @@
         </w:tc>
         <w:tc>
           <w:tcPr>
-            <w:tcW w:type="dxa" w:w="3400"/>
+            <w:tcW w:type="dxa" w:w="3000"/>
             <w:tcBorders>
               <w:top w:val="single" w:sz="6" w:space="0" w:color="000000"/>
               <w:left w:val="single" w:sz="6" w:space="0" w:color="000000"/>
@@ -941,7 +931,7 @@
       <w:tr>
         <w:trPr>
           <w:cantSplit/>
-          <w:trHeight w:val="538" w:hRule="atLeast"/>
+          <w:trHeight w:val="510" w:hRule="atLeast"/>
         </w:trPr>
         <w:tc>
           <w:tcPr>
@@ -980,7 +970,7 @@
         </w:tc>
         <w:tc>
           <w:tcPr>
-            <w:tcW w:type="dxa" w:w="5800"/>
+            <w:tcW w:type="dxa" w:w="6200"/>
             <w:tcBorders>
               <w:top w:val="single" w:sz="6" w:space="0" w:color="000000"/>
               <w:left w:val="single" w:sz="6" w:space="0" w:color="000000"/>
@@ -1015,7 +1005,7 @@
         </w:tc>
         <w:tc>
           <w:tcPr>
-            <w:tcW w:type="dxa" w:w="3400"/>
+            <w:tcW w:type="dxa" w:w="3000"/>
             <w:tcBorders>
               <w:top w:val="single" w:sz="6" w:space="0" w:color="000000"/>
               <w:left w:val="single" w:sz="6" w:space="0" w:color="000000"/>
@@ -1041,7 +1031,7 @@
       <w:tr>
         <w:trPr>
           <w:cantSplit/>
-          <w:trHeight w:val="538" w:hRule="atLeast"/>
+          <w:trHeight w:val="510" w:hRule="atLeast"/>
         </w:trPr>
         <w:tc>
           <w:tcPr>
@@ -1080,7 +1070,7 @@
         </w:tc>
         <w:tc>
           <w:tcPr>
-            <w:tcW w:type="dxa" w:w="5800"/>
+            <w:tcW w:type="dxa" w:w="6200"/>
             <w:tcBorders>
               <w:top w:val="single" w:sz="6" w:space="0" w:color="000000"/>
               <w:left w:val="single" w:sz="6" w:space="0" w:color="000000"/>
@@ -1115,7 +1105,7 @@
         </w:tc>
         <w:tc>
           <w:tcPr>
-            <w:tcW w:type="dxa" w:w="3400"/>
+            <w:tcW w:type="dxa" w:w="3000"/>
             <w:tcBorders>
               <w:top w:val="single" w:sz="6" w:space="0" w:color="000000"/>
               <w:left w:val="single" w:sz="6" w:space="0" w:color="000000"/>
@@ -1141,7 +1131,7 @@
       <w:tr>
         <w:trPr>
           <w:cantSplit/>
-          <w:trHeight w:val="538" w:hRule="atLeast"/>
+          <w:trHeight w:val="510" w:hRule="atLeast"/>
         </w:trPr>
         <w:tc>
           <w:tcPr>
@@ -1180,7 +1170,7 @@
         </w:tc>
         <w:tc>
           <w:tcPr>
-            <w:tcW w:type="dxa" w:w="5800"/>
+            <w:tcW w:type="dxa" w:w="6200"/>
             <w:tcBorders>
               <w:top w:val="single" w:sz="6" w:space="0" w:color="000000"/>
               <w:left w:val="single" w:sz="6" w:space="0" w:color="000000"/>
@@ -1209,13 +1199,13 @@
                 <w:color w:val="000000"/>
                 <w:sz w:val="18"/>
               </w:rPr>
-              <w:t>Full name of the mother of the deceased</w:t>
+              <w:t>Full name of the mother, as in the documents</w:t>
             </w:r>
           </w:p>
         </w:tc>
         <w:tc>
           <w:tcPr>
-            <w:tcW w:type="dxa" w:w="3400"/>
+            <w:tcW w:type="dxa" w:w="3000"/>
             <w:tcBorders>
               <w:top w:val="single" w:sz="6" w:space="0" w:color="000000"/>
               <w:left w:val="single" w:sz="6" w:space="0" w:color="000000"/>
@@ -1241,7 +1231,7 @@
       <w:tr>
         <w:trPr>
           <w:cantSplit/>
-          <w:trHeight w:val="538" w:hRule="atLeast"/>
+          <w:trHeight w:val="510" w:hRule="atLeast"/>
         </w:trPr>
         <w:tc>
           <w:tcPr>
@@ -1280,7 +1270,7 @@
         </w:tc>
         <w:tc>
           <w:tcPr>
-            <w:tcW w:type="dxa" w:w="5800"/>
+            <w:tcW w:type="dxa" w:w="6200"/>
             <w:tcBorders>
               <w:top w:val="single" w:sz="6" w:space="0" w:color="000000"/>
               <w:left w:val="single" w:sz="6" w:space="0" w:color="000000"/>
@@ -1309,13 +1299,13 @@
                 <w:color w:val="000000"/>
                 <w:sz w:val="18"/>
               </w:rPr>
-              <w:t>Mother living or dead? If dead, the year if known. A living mother is a Class I heir.</w:t>
+              <w:t>Mother living or dead? A living mother is a Class I heir.</w:t>
             </w:r>
           </w:p>
         </w:tc>
         <w:tc>
           <w:tcPr>
-            <w:tcW w:type="dxa" w:w="3400"/>
+            <w:tcW w:type="dxa" w:w="3000"/>
             <w:tcBorders>
               <w:top w:val="single" w:sz="6" w:space="0" w:color="000000"/>
               <w:left w:val="single" w:sz="6" w:space="0" w:color="000000"/>
@@ -1660,7 +1650,7 @@
                 <w:color w:val="000000"/>
                 <w:sz w:val="18"/>
               </w:rPr>
-              <w:t>MUFG Intime India Pvt. Ltd., letter dated 20.07.2026, Ref. ID80033739, Outward OD80033136</w:t>
+              <w:t>Letter dated 20.07.2026. A municipal certificate has not been accepted.</w:t>
             </w:r>
           </w:p>
         </w:tc>
@@ -1700,7 +1690,7 @@
           <w:color w:val="000000"/>
           <w:sz w:val="24"/>
         </w:rPr>
-        <w:t>Office of the Sub-Divisional Officer, Balurghat (Sadar)</w:t>
+        <w:t>Office of the Executive Officer, Balurghat Municipality</w:t>
       </w:r>
     </w:p>
     <w:p>
@@ -1716,7 +1706,7 @@
           <w:color w:val="000000"/>
           <w:sz w:val="22"/>
         </w:rPr>
-        <w:t>Dakshin Dinajpur</w:t>
+        <w:t>Enquiry report to the Sub-Divisional Officer, Balurghat</w:t>
       </w:r>
     </w:p>
     <w:p>
@@ -1757,7 +1747,7 @@
           <w:color w:val="000000"/>
           <w:sz w:val="22"/>
         </w:rPr>
-        <w:t>Class I legal heirs and the family tree</w:t>
+        <w:t>Class I legal heirs</w:t>
       </w:r>
     </w:p>
     <w:p>
@@ -1773,7 +1763,7 @@
           <w:color w:val="000000"/>
           <w:sz w:val="20"/>
         </w:rPr>
-        <w:t>Enter every Class I heir under sections 8, 9 and 10 and the Schedule to the Hindu Succession Act, 1956. These are the widow, each son, each daughter, the mother, each child of a son or daughter who died earlier, and the widow of a son who died earlier. The father is not in this class. The husband of a daughter who died earlier is not in this class. If a row does not apply, write Nil. Copy each name from the original Aadhaar card. Do not write the share.</w:t>
+        <w:t>Enter every Class I heir. These are the widow, each son, each daughter, the mother, each child of a son or daughter who died earlier, and the widow of a son who died earlier. The father is not in this class. If a row does not apply, write Nil. Take the name from the documents. Both documents of each living heir shall be seen, and the name must be the same in both. Do not write the share.</w:t>
       </w:r>
     </w:p>
     <w:tbl>
@@ -1783,12 +1773,12 @@
         <w:tblLook w:firstColumn="1" w:firstRow="1" w:lastColumn="0" w:lastRow="0" w:noHBand="0" w:noVBand="1" w:val="04A0"/>
       </w:tblPr>
       <w:tblGrid>
-        <w:gridCol w:w="600"/>
-        <w:gridCol w:w="3300"/>
-        <w:gridCol w:w="800"/>
+        <w:gridCol w:w="550"/>
+        <w:gridCol w:w="3200"/>
+        <w:gridCol w:w="700"/>
         <w:gridCol w:w="2500"/>
+        <w:gridCol w:w="1400"/>
         <w:gridCol w:w="1450"/>
-        <w:gridCol w:w="1150"/>
       </w:tblGrid>
       <w:tr>
         <w:trPr>
@@ -1797,7 +1787,7 @@
         </w:trPr>
         <w:tc>
           <w:tcPr>
-            <w:tcW w:type="dxa" w:w="600"/>
+            <w:tcW w:type="dxa" w:w="550"/>
             <w:tcBorders>
               <w:top w:val="single" w:sz="6" w:space="0" w:color="000000"/>
               <w:left w:val="single" w:sz="6" w:space="0" w:color="000000"/>
@@ -1832,7 +1822,7 @@
         </w:tc>
         <w:tc>
           <w:tcPr>
-            <w:tcW w:type="dxa" w:w="3300"/>
+            <w:tcW w:type="dxa" w:w="3200"/>
             <w:tcBorders>
               <w:top w:val="single" w:sz="6" w:space="0" w:color="000000"/>
               <w:left w:val="single" w:sz="6" w:space="0" w:color="000000"/>
@@ -1861,13 +1851,13 @@
                 <w:color w:val="000000"/>
                 <w:sz w:val="16"/>
               </w:rPr>
-              <w:t>Full name as on the original Aadhaar card</w:t>
+              <w:t>Full name as in the documents</w:t>
             </w:r>
           </w:p>
         </w:tc>
         <w:tc>
           <w:tcPr>
-            <w:tcW w:type="dxa" w:w="800"/>
+            <w:tcW w:type="dxa" w:w="700"/>
             <w:tcBorders>
               <w:top w:val="single" w:sz="6" w:space="0" w:color="000000"/>
               <w:left w:val="single" w:sz="6" w:space="0" w:color="000000"/>
@@ -1937,7 +1927,7 @@
         </w:tc>
         <w:tc>
           <w:tcPr>
-            <w:tcW w:type="dxa" w:w="1450"/>
+            <w:tcW w:type="dxa" w:w="1400"/>
             <w:tcBorders>
               <w:top w:val="single" w:sz="6" w:space="0" w:color="000000"/>
               <w:left w:val="single" w:sz="6" w:space="0" w:color="000000"/>
@@ -1972,7 +1962,7 @@
         </w:tc>
         <w:tc>
           <w:tcPr>
-            <w:tcW w:type="dxa" w:w="1150"/>
+            <w:tcW w:type="dxa" w:w="1450"/>
             <w:tcBorders>
               <w:top w:val="single" w:sz="6" w:space="0" w:color="000000"/>
               <w:left w:val="single" w:sz="6" w:space="0" w:color="000000"/>
@@ -2001,7 +1991,7 @@
                 <w:color w:val="000000"/>
                 <w:sz w:val="16"/>
               </w:rPr>
-              <w:t>Aadhaar last 4</w:t>
+              <w:t>Both documents seen</w:t>
             </w:r>
           </w:p>
         </w:tc>
@@ -2009,11 +1999,11 @@
       <w:tr>
         <w:trPr>
           <w:cantSplit/>
-          <w:trHeight w:val="442" w:hRule="atLeast"/>
+          <w:trHeight w:val="425" w:hRule="atLeast"/>
         </w:trPr>
         <w:tc>
           <w:tcPr>
-            <w:tcW w:type="dxa" w:w="600"/>
+            <w:tcW w:type="dxa" w:w="550"/>
             <w:tcBorders>
               <w:top w:val="single" w:sz="6" w:space="0" w:color="000000"/>
               <w:left w:val="single" w:sz="6" w:space="0" w:color="000000"/>
@@ -2047,7 +2037,7 @@
         </w:tc>
         <w:tc>
           <w:tcPr>
-            <w:tcW w:type="dxa" w:w="3300"/>
+            <w:tcW w:type="dxa" w:w="3200"/>
             <w:tcBorders>
               <w:top w:val="single" w:sz="6" w:space="0" w:color="000000"/>
               <w:left w:val="single" w:sz="6" w:space="0" w:color="000000"/>
@@ -2071,7 +2061,7 @@
         </w:tc>
         <w:tc>
           <w:tcPr>
-            <w:tcW w:type="dxa" w:w="800"/>
+            <w:tcW w:type="dxa" w:w="700"/>
             <w:tcBorders>
               <w:top w:val="single" w:sz="6" w:space="0" w:color="000000"/>
               <w:left w:val="single" w:sz="6" w:space="0" w:color="000000"/>
@@ -2130,7 +2120,7 @@
         </w:tc>
         <w:tc>
           <w:tcPr>
-            <w:tcW w:type="dxa" w:w="1450"/>
+            <w:tcW w:type="dxa" w:w="1400"/>
             <w:tcBorders>
               <w:top w:val="single" w:sz="6" w:space="0" w:color="000000"/>
               <w:left w:val="single" w:sz="6" w:space="0" w:color="000000"/>
@@ -2154,7 +2144,7 @@
         </w:tc>
         <w:tc>
           <w:tcPr>
-            <w:tcW w:type="dxa" w:w="1150"/>
+            <w:tcW w:type="dxa" w:w="1450"/>
             <w:tcBorders>
               <w:top w:val="single" w:sz="6" w:space="0" w:color="000000"/>
               <w:left w:val="single" w:sz="6" w:space="0" w:color="000000"/>
@@ -2171,7 +2161,7 @@
           </w:tcPr>
           <w:p>
             <w:pPr>
-              <w:spacing w:before="0" w:after="0" w:lineRule="exact" w:line="240"/>
+              <w:spacing w:before="0" w:after="0" w:lineRule="exact" w:line="220"/>
               <w:jc w:val="center"/>
             </w:pPr>
           </w:p>
@@ -2180,11 +2170,11 @@
       <w:tr>
         <w:trPr>
           <w:cantSplit/>
-          <w:trHeight w:val="442" w:hRule="atLeast"/>
+          <w:trHeight w:val="425" w:hRule="atLeast"/>
         </w:trPr>
         <w:tc>
           <w:tcPr>
-            <w:tcW w:type="dxa" w:w="600"/>
+            <w:tcW w:type="dxa" w:w="550"/>
             <w:tcBorders>
               <w:top w:val="single" w:sz="6" w:space="0" w:color="000000"/>
               <w:left w:val="single" w:sz="6" w:space="0" w:color="000000"/>
@@ -2218,7 +2208,7 @@
         </w:tc>
         <w:tc>
           <w:tcPr>
-            <w:tcW w:type="dxa" w:w="3300"/>
+            <w:tcW w:type="dxa" w:w="3200"/>
             <w:tcBorders>
               <w:top w:val="single" w:sz="6" w:space="0" w:color="000000"/>
               <w:left w:val="single" w:sz="6" w:space="0" w:color="000000"/>
@@ -2242,7 +2232,7 @@
         </w:tc>
         <w:tc>
           <w:tcPr>
-            <w:tcW w:type="dxa" w:w="800"/>
+            <w:tcW w:type="dxa" w:w="700"/>
             <w:tcBorders>
               <w:top w:val="single" w:sz="6" w:space="0" w:color="000000"/>
               <w:left w:val="single" w:sz="6" w:space="0" w:color="000000"/>
@@ -2301,7 +2291,7 @@
         </w:tc>
         <w:tc>
           <w:tcPr>
-            <w:tcW w:type="dxa" w:w="1450"/>
+            <w:tcW w:type="dxa" w:w="1400"/>
             <w:tcBorders>
               <w:top w:val="single" w:sz="6" w:space="0" w:color="000000"/>
               <w:left w:val="single" w:sz="6" w:space="0" w:color="000000"/>
@@ -2325,7 +2315,7 @@
         </w:tc>
         <w:tc>
           <w:tcPr>
-            <w:tcW w:type="dxa" w:w="1150"/>
+            <w:tcW w:type="dxa" w:w="1450"/>
             <w:tcBorders>
               <w:top w:val="single" w:sz="6" w:space="0" w:color="000000"/>
               <w:left w:val="single" w:sz="6" w:space="0" w:color="000000"/>
@@ -2342,7 +2332,7 @@
           </w:tcPr>
           <w:p>
             <w:pPr>
-              <w:spacing w:before="0" w:after="0" w:lineRule="exact" w:line="240"/>
+              <w:spacing w:before="0" w:after="0" w:lineRule="exact" w:line="220"/>
               <w:jc w:val="center"/>
             </w:pPr>
           </w:p>
@@ -2351,11 +2341,11 @@
       <w:tr>
         <w:trPr>
           <w:cantSplit/>
-          <w:trHeight w:val="442" w:hRule="atLeast"/>
+          <w:trHeight w:val="425" w:hRule="atLeast"/>
         </w:trPr>
         <w:tc>
           <w:tcPr>
-            <w:tcW w:type="dxa" w:w="600"/>
+            <w:tcW w:type="dxa" w:w="550"/>
             <w:tcBorders>
               <w:top w:val="single" w:sz="6" w:space="0" w:color="000000"/>
               <w:left w:val="single" w:sz="6" w:space="0" w:color="000000"/>
@@ -2389,7 +2379,7 @@
         </w:tc>
         <w:tc>
           <w:tcPr>
-            <w:tcW w:type="dxa" w:w="3300"/>
+            <w:tcW w:type="dxa" w:w="3200"/>
             <w:tcBorders>
               <w:top w:val="single" w:sz="6" w:space="0" w:color="000000"/>
               <w:left w:val="single" w:sz="6" w:space="0" w:color="000000"/>
@@ -2413,7 +2403,7 @@
         </w:tc>
         <w:tc>
           <w:tcPr>
-            <w:tcW w:type="dxa" w:w="800"/>
+            <w:tcW w:type="dxa" w:w="700"/>
             <w:tcBorders>
               <w:top w:val="single" w:sz="6" w:space="0" w:color="000000"/>
               <w:left w:val="single" w:sz="6" w:space="0" w:color="000000"/>
@@ -2472,7 +2462,7 @@
         </w:tc>
         <w:tc>
           <w:tcPr>
-            <w:tcW w:type="dxa" w:w="1450"/>
+            <w:tcW w:type="dxa" w:w="1400"/>
             <w:tcBorders>
               <w:top w:val="single" w:sz="6" w:space="0" w:color="000000"/>
               <w:left w:val="single" w:sz="6" w:space="0" w:color="000000"/>
@@ -2496,7 +2486,7 @@
         </w:tc>
         <w:tc>
           <w:tcPr>
-            <w:tcW w:type="dxa" w:w="1150"/>
+            <w:tcW w:type="dxa" w:w="1450"/>
             <w:tcBorders>
               <w:top w:val="single" w:sz="6" w:space="0" w:color="000000"/>
               <w:left w:val="single" w:sz="6" w:space="0" w:color="000000"/>
@@ -2513,7 +2503,7 @@
           </w:tcPr>
           <w:p>
             <w:pPr>
-              <w:spacing w:before="0" w:after="0" w:lineRule="exact" w:line="240"/>
+              <w:spacing w:before="0" w:after="0" w:lineRule="exact" w:line="220"/>
               <w:jc w:val="center"/>
             </w:pPr>
           </w:p>
@@ -2522,11 +2512,11 @@
       <w:tr>
         <w:trPr>
           <w:cantSplit/>
-          <w:trHeight w:val="442" w:hRule="atLeast"/>
+          <w:trHeight w:val="425" w:hRule="atLeast"/>
         </w:trPr>
         <w:tc>
           <w:tcPr>
-            <w:tcW w:type="dxa" w:w="600"/>
+            <w:tcW w:type="dxa" w:w="550"/>
             <w:tcBorders>
               <w:top w:val="single" w:sz="6" w:space="0" w:color="000000"/>
               <w:left w:val="single" w:sz="6" w:space="0" w:color="000000"/>
@@ -2560,7 +2550,7 @@
         </w:tc>
         <w:tc>
           <w:tcPr>
-            <w:tcW w:type="dxa" w:w="3300"/>
+            <w:tcW w:type="dxa" w:w="3200"/>
             <w:tcBorders>
               <w:top w:val="single" w:sz="6" w:space="0" w:color="000000"/>
               <w:left w:val="single" w:sz="6" w:space="0" w:color="000000"/>
@@ -2584,7 +2574,7 @@
         </w:tc>
         <w:tc>
           <w:tcPr>
-            <w:tcW w:type="dxa" w:w="800"/>
+            <w:tcW w:type="dxa" w:w="700"/>
             <w:tcBorders>
               <w:top w:val="single" w:sz="6" w:space="0" w:color="000000"/>
               <w:left w:val="single" w:sz="6" w:space="0" w:color="000000"/>
@@ -2643,7 +2633,7 @@
         </w:tc>
         <w:tc>
           <w:tcPr>
-            <w:tcW w:type="dxa" w:w="1450"/>
+            <w:tcW w:type="dxa" w:w="1400"/>
             <w:tcBorders>
               <w:top w:val="single" w:sz="6" w:space="0" w:color="000000"/>
               <w:left w:val="single" w:sz="6" w:space="0" w:color="000000"/>
@@ -2667,7 +2657,7 @@
         </w:tc>
         <w:tc>
           <w:tcPr>
-            <w:tcW w:type="dxa" w:w="1150"/>
+            <w:tcW w:type="dxa" w:w="1450"/>
             <w:tcBorders>
               <w:top w:val="single" w:sz="6" w:space="0" w:color="000000"/>
               <w:left w:val="single" w:sz="6" w:space="0" w:color="000000"/>
@@ -2684,7 +2674,7 @@
           </w:tcPr>
           <w:p>
             <w:pPr>
-              <w:spacing w:before="0" w:after="0" w:lineRule="exact" w:line="240"/>
+              <w:spacing w:before="0" w:after="0" w:lineRule="exact" w:line="220"/>
               <w:jc w:val="center"/>
             </w:pPr>
           </w:p>
@@ -2693,11 +2683,11 @@
       <w:tr>
         <w:trPr>
           <w:cantSplit/>
-          <w:trHeight w:val="442" w:hRule="atLeast"/>
+          <w:trHeight w:val="425" w:hRule="atLeast"/>
         </w:trPr>
         <w:tc>
           <w:tcPr>
-            <w:tcW w:type="dxa" w:w="600"/>
+            <w:tcW w:type="dxa" w:w="550"/>
             <w:tcBorders>
               <w:top w:val="single" w:sz="6" w:space="0" w:color="000000"/>
               <w:left w:val="single" w:sz="6" w:space="0" w:color="000000"/>
@@ -2731,7 +2721,7 @@
         </w:tc>
         <w:tc>
           <w:tcPr>
-            <w:tcW w:type="dxa" w:w="3300"/>
+            <w:tcW w:type="dxa" w:w="3200"/>
             <w:tcBorders>
               <w:top w:val="single" w:sz="6" w:space="0" w:color="000000"/>
               <w:left w:val="single" w:sz="6" w:space="0" w:color="000000"/>
@@ -2755,7 +2745,7 @@
         </w:tc>
         <w:tc>
           <w:tcPr>
-            <w:tcW w:type="dxa" w:w="800"/>
+            <w:tcW w:type="dxa" w:w="700"/>
             <w:tcBorders>
               <w:top w:val="single" w:sz="6" w:space="0" w:color="000000"/>
               <w:left w:val="single" w:sz="6" w:space="0" w:color="000000"/>
@@ -2814,7 +2804,7 @@
         </w:tc>
         <w:tc>
           <w:tcPr>
-            <w:tcW w:type="dxa" w:w="1450"/>
+            <w:tcW w:type="dxa" w:w="1400"/>
             <w:tcBorders>
               <w:top w:val="single" w:sz="6" w:space="0" w:color="000000"/>
               <w:left w:val="single" w:sz="6" w:space="0" w:color="000000"/>
@@ -2838,7 +2828,7 @@
         </w:tc>
         <w:tc>
           <w:tcPr>
-            <w:tcW w:type="dxa" w:w="1150"/>
+            <w:tcW w:type="dxa" w:w="1450"/>
             <w:tcBorders>
               <w:top w:val="single" w:sz="6" w:space="0" w:color="000000"/>
               <w:left w:val="single" w:sz="6" w:space="0" w:color="000000"/>
@@ -2855,7 +2845,7 @@
           </w:tcPr>
           <w:p>
             <w:pPr>
-              <w:spacing w:before="0" w:after="0" w:lineRule="exact" w:line="240"/>
+              <w:spacing w:before="0" w:after="0" w:lineRule="exact" w:line="220"/>
               <w:jc w:val="center"/>
             </w:pPr>
           </w:p>
@@ -2864,11 +2854,11 @@
       <w:tr>
         <w:trPr>
           <w:cantSplit/>
-          <w:trHeight w:val="442" w:hRule="atLeast"/>
+          <w:trHeight w:val="425" w:hRule="atLeast"/>
         </w:trPr>
         <w:tc>
           <w:tcPr>
-            <w:tcW w:type="dxa" w:w="600"/>
+            <w:tcW w:type="dxa" w:w="550"/>
             <w:tcBorders>
               <w:top w:val="single" w:sz="6" w:space="0" w:color="000000"/>
               <w:left w:val="single" w:sz="6" w:space="0" w:color="000000"/>
@@ -2902,7 +2892,7 @@
         </w:tc>
         <w:tc>
           <w:tcPr>
-            <w:tcW w:type="dxa" w:w="3300"/>
+            <w:tcW w:type="dxa" w:w="3200"/>
             <w:tcBorders>
               <w:top w:val="single" w:sz="6" w:space="0" w:color="000000"/>
               <w:left w:val="single" w:sz="6" w:space="0" w:color="000000"/>
@@ -2926,7 +2916,7 @@
         </w:tc>
         <w:tc>
           <w:tcPr>
-            <w:tcW w:type="dxa" w:w="800"/>
+            <w:tcW w:type="dxa" w:w="700"/>
             <w:tcBorders>
               <w:top w:val="single" w:sz="6" w:space="0" w:color="000000"/>
               <w:left w:val="single" w:sz="6" w:space="0" w:color="000000"/>
@@ -2985,7 +2975,7 @@
         </w:tc>
         <w:tc>
           <w:tcPr>
-            <w:tcW w:type="dxa" w:w="1450"/>
+            <w:tcW w:type="dxa" w:w="1400"/>
             <w:tcBorders>
               <w:top w:val="single" w:sz="6" w:space="0" w:color="000000"/>
               <w:left w:val="single" w:sz="6" w:space="0" w:color="000000"/>
@@ -3009,7 +2999,7 @@
         </w:tc>
         <w:tc>
           <w:tcPr>
-            <w:tcW w:type="dxa" w:w="1150"/>
+            <w:tcW w:type="dxa" w:w="1450"/>
             <w:tcBorders>
               <w:top w:val="single" w:sz="6" w:space="0" w:color="000000"/>
               <w:left w:val="single" w:sz="6" w:space="0" w:color="000000"/>
@@ -3026,7 +3016,7 @@
           </w:tcPr>
           <w:p>
             <w:pPr>
-              <w:spacing w:before="0" w:after="0" w:lineRule="exact" w:line="240"/>
+              <w:spacing w:before="0" w:after="0" w:lineRule="exact" w:line="220"/>
               <w:jc w:val="center"/>
             </w:pPr>
           </w:p>
@@ -3035,11 +3025,11 @@
       <w:tr>
         <w:trPr>
           <w:cantSplit/>
-          <w:trHeight w:val="442" w:hRule="atLeast"/>
+          <w:trHeight w:val="425" w:hRule="atLeast"/>
         </w:trPr>
         <w:tc>
           <w:tcPr>
-            <w:tcW w:type="dxa" w:w="600"/>
+            <w:tcW w:type="dxa" w:w="550"/>
             <w:tcBorders>
               <w:top w:val="single" w:sz="6" w:space="0" w:color="000000"/>
               <w:left w:val="single" w:sz="6" w:space="0" w:color="000000"/>
@@ -3073,7 +3063,7 @@
         </w:tc>
         <w:tc>
           <w:tcPr>
-            <w:tcW w:type="dxa" w:w="3300"/>
+            <w:tcW w:type="dxa" w:w="3200"/>
             <w:tcBorders>
               <w:top w:val="single" w:sz="6" w:space="0" w:color="000000"/>
               <w:left w:val="single" w:sz="6" w:space="0" w:color="000000"/>
@@ -3097,7 +3087,7 @@
         </w:tc>
         <w:tc>
           <w:tcPr>
-            <w:tcW w:type="dxa" w:w="800"/>
+            <w:tcW w:type="dxa" w:w="700"/>
             <w:tcBorders>
               <w:top w:val="single" w:sz="6" w:space="0" w:color="000000"/>
               <w:left w:val="single" w:sz="6" w:space="0" w:color="000000"/>
@@ -3156,7 +3146,7 @@
         </w:tc>
         <w:tc>
           <w:tcPr>
-            <w:tcW w:type="dxa" w:w="1450"/>
+            <w:tcW w:type="dxa" w:w="1400"/>
             <w:tcBorders>
               <w:top w:val="single" w:sz="6" w:space="0" w:color="000000"/>
               <w:left w:val="single" w:sz="6" w:space="0" w:color="000000"/>
@@ -3180,7 +3170,7 @@
         </w:tc>
         <w:tc>
           <w:tcPr>
-            <w:tcW w:type="dxa" w:w="1150"/>
+            <w:tcW w:type="dxa" w:w="1450"/>
             <w:tcBorders>
               <w:top w:val="single" w:sz="6" w:space="0" w:color="000000"/>
               <w:left w:val="single" w:sz="6" w:space="0" w:color="000000"/>
@@ -3197,7 +3187,7 @@
           </w:tcPr>
           <w:p>
             <w:pPr>
-              <w:spacing w:before="0" w:after="0" w:lineRule="exact" w:line="240"/>
+              <w:spacing w:before="0" w:after="0" w:lineRule="exact" w:line="220"/>
               <w:jc w:val="center"/>
             </w:pPr>
           </w:p>
@@ -3206,11 +3196,11 @@
       <w:tr>
         <w:trPr>
           <w:cantSplit/>
-          <w:trHeight w:val="442" w:hRule="atLeast"/>
+          <w:trHeight w:val="425" w:hRule="atLeast"/>
         </w:trPr>
         <w:tc>
           <w:tcPr>
-            <w:tcW w:type="dxa" w:w="600"/>
+            <w:tcW w:type="dxa" w:w="550"/>
             <w:tcBorders>
               <w:top w:val="single" w:sz="6" w:space="0" w:color="000000"/>
               <w:left w:val="single" w:sz="6" w:space="0" w:color="000000"/>
@@ -3244,7 +3234,7 @@
         </w:tc>
         <w:tc>
           <w:tcPr>
-            <w:tcW w:type="dxa" w:w="3300"/>
+            <w:tcW w:type="dxa" w:w="3200"/>
             <w:tcBorders>
               <w:top w:val="single" w:sz="6" w:space="0" w:color="000000"/>
               <w:left w:val="single" w:sz="6" w:space="0" w:color="000000"/>
@@ -3268,7 +3258,7 @@
         </w:tc>
         <w:tc>
           <w:tcPr>
-            <w:tcW w:type="dxa" w:w="800"/>
+            <w:tcW w:type="dxa" w:w="700"/>
             <w:tcBorders>
               <w:top w:val="single" w:sz="6" w:space="0" w:color="000000"/>
               <w:left w:val="single" w:sz="6" w:space="0" w:color="000000"/>
@@ -3327,7 +3317,7 @@
         </w:tc>
         <w:tc>
           <w:tcPr>
-            <w:tcW w:type="dxa" w:w="1450"/>
+            <w:tcW w:type="dxa" w:w="1400"/>
             <w:tcBorders>
               <w:top w:val="single" w:sz="6" w:space="0" w:color="000000"/>
               <w:left w:val="single" w:sz="6" w:space="0" w:color="000000"/>
@@ -3351,7 +3341,7 @@
         </w:tc>
         <w:tc>
           <w:tcPr>
-            <w:tcW w:type="dxa" w:w="1150"/>
+            <w:tcW w:type="dxa" w:w="1450"/>
             <w:tcBorders>
               <w:top w:val="single" w:sz="6" w:space="0" w:color="000000"/>
               <w:left w:val="single" w:sz="6" w:space="0" w:color="000000"/>
@@ -3368,7 +3358,7 @@
           </w:tcPr>
           <w:p>
             <w:pPr>
-              <w:spacing w:before="0" w:after="0" w:lineRule="exact" w:line="240"/>
+              <w:spacing w:before="0" w:after="0" w:lineRule="exact" w:line="220"/>
               <w:jc w:val="center"/>
             </w:pPr>
           </w:p>
@@ -3388,7 +3378,7 @@
           <w:color w:val="000000"/>
           <w:sz w:val="20"/>
         </w:rPr>
-        <w:t>If a son or a daughter above is dead, write here each living child of that person, and, if the dead person is a son, his widow. Do not write the husband of a dead daughter.</w:t>
+        <w:t>If a son or a daughter above is dead, write here each living child of that person, and, if the dead person is a son, his widow. Take the name from the documents.</w:t>
       </w:r>
     </w:p>
     <w:p>
@@ -3442,7 +3432,7 @@
           <w:color w:val="000000"/>
           <w:sz w:val="22"/>
         </w:rPr>
-        <w:t>Family tree. This must match the table above.</w:t>
+        <w:t>Family, to match the table above.</w:t>
       </w:r>
     </w:p>
     <w:tbl>
@@ -3459,7 +3449,7 @@
       <w:tr>
         <w:trPr>
           <w:cantSplit/>
-          <w:trHeight w:val="368" w:hRule="atLeast"/>
+          <w:trHeight w:val="351" w:hRule="atLeast"/>
         </w:trPr>
         <w:tc>
           <w:tcPr>
@@ -3518,16 +3508,6 @@
               <w:spacing w:before="0" w:after="0" w:lineRule="exact" w:line="240"/>
               <w:jc w:val="left"/>
             </w:pPr>
-            <w:r>
-              <w:rPr>
-                <w:rFonts w:ascii="Bookman Old Style" w:hAnsi="Bookman Old Style" w:cs="Bookman Old Style" w:eastAsia="Bookman Old Style"/>
-                <w:b w:val="0"/>
-                <w:i w:val="0"/>
-                <w:color w:val="000000"/>
-                <w:sz w:val="20"/>
-              </w:rPr>
-              <w:t>Late Bhupendra Nath Bagchi</w:t>
-            </w:r>
           </w:p>
         </w:tc>
         <w:tc>
@@ -3560,7 +3540,7 @@
                 <w:color w:val="000000"/>
                 <w:sz w:val="18"/>
               </w:rPr>
-              <w:t>Dead</w:t>
+              <w:t>Living / Dead</w:t>
             </w:r>
           </w:p>
         </w:tc>
@@ -3568,7 +3548,7 @@
       <w:tr>
         <w:trPr>
           <w:cantSplit/>
-          <w:trHeight w:val="368" w:hRule="atLeast"/>
+          <w:trHeight w:val="351" w:hRule="atLeast"/>
         </w:trPr>
         <w:tc>
           <w:tcPr>
@@ -3667,7 +3647,7 @@
       <w:tr>
         <w:trPr>
           <w:cantSplit/>
-          <w:trHeight w:val="368" w:hRule="atLeast"/>
+          <w:trHeight w:val="351" w:hRule="atLeast"/>
         </w:trPr>
         <w:tc>
           <w:tcPr>
@@ -3776,7 +3756,7 @@
       <w:tr>
         <w:trPr>
           <w:cantSplit/>
-          <w:trHeight w:val="368" w:hRule="atLeast"/>
+          <w:trHeight w:val="351" w:hRule="atLeast"/>
         </w:trPr>
         <w:tc>
           <w:tcPr>
@@ -3875,7 +3855,7 @@
       <w:tr>
         <w:trPr>
           <w:cantSplit/>
-          <w:trHeight w:val="368" w:hRule="atLeast"/>
+          <w:trHeight w:val="351" w:hRule="atLeast"/>
         </w:trPr>
         <w:tc>
           <w:tcPr>
@@ -3974,7 +3954,7 @@
       <w:tr>
         <w:trPr>
           <w:cantSplit/>
-          <w:trHeight w:val="368" w:hRule="atLeast"/>
+          <w:trHeight w:val="351" w:hRule="atLeast"/>
         </w:trPr>
         <w:tc>
           <w:tcPr>
@@ -4041,7 +4021,7 @@
                 <w:color w:val="000000"/>
                 <w:sz w:val="20"/>
               </w:rPr>
-              <w:t>Write Nil if there is no daughter</w:t>
+              <w:t>Write Nil if there is none</w:t>
             </w:r>
           </w:p>
         </w:tc>
@@ -4082,52 +4062,6 @@
       </w:tr>
     </w:tbl>
     <w:p>
-      <w:pPr>
-        <w:spacing w:before="80" w:after="0" w:lineRule="exact" w:line="280"/>
-        <w:jc w:val="left"/>
-      </w:pPr>
-      <w:r>
-        <w:rPr>
-          <w:rFonts w:ascii="Bookman Old Style" w:hAnsi="Bookman Old Style" w:cs="Bookman Old Style" w:eastAsia="Bookman Old Style"/>
-          <w:b/>
-          <w:i w:val="0"/>
-          <w:color w:val="000000"/>
-          <w:sz w:val="22"/>
-        </w:rPr>
-        <w:t xml:space="preserve">Number of living Class I heirs : </w:t>
-      </w:r>
-      <w:r>
-        <w:rPr>
-          <w:rFonts w:ascii="Bookman Old Style" w:hAnsi="Bookman Old Style" w:cs="Bookman Old Style" w:eastAsia="Bookman Old Style"/>
-          <w:b w:val="0"/>
-          <w:i w:val="0"/>
-          <w:color w:val="000000"/>
-          <w:sz w:val="22"/>
-        </w:rPr>
-        <w:t>__________</w:t>
-      </w:r>
-      <w:r>
-        <w:rPr>
-          <w:rFonts w:ascii="Bookman Old Style" w:hAnsi="Bookman Old Style" w:cs="Bookman Old Style" w:eastAsia="Bookman Old Style"/>
-          <w:b/>
-          <w:i w:val="0"/>
-          <w:color w:val="000000"/>
-          <w:sz w:val="22"/>
-        </w:rPr>
-        <w:t xml:space="preserve">      All of them are in the table (Yes / No) : </w:t>
-      </w:r>
-      <w:r>
-        <w:rPr>
-          <w:rFonts w:ascii="Bookman Old Style" w:hAnsi="Bookman Old Style" w:cs="Bookman Old Style" w:eastAsia="Bookman Old Style"/>
-          <w:b w:val="0"/>
-          <w:i w:val="0"/>
-          <w:color w:val="000000"/>
-          <w:sz w:val="22"/>
-        </w:rPr>
-        <w:t>__________</w:t>
-      </w:r>
-    </w:p>
-    <w:p>
       <w:r>
         <w:br w:type="page"/>
       </w:r>
@@ -4161,7 +4095,7 @@
           <w:color w:val="000000"/>
           <w:sz w:val="24"/>
         </w:rPr>
-        <w:t>Office of the Sub-Divisional Officer, Balurghat (Sadar)</w:t>
+        <w:t>Office of the Executive Officer, Balurghat Municipality</w:t>
       </w:r>
     </w:p>
     <w:p>
@@ -4177,7 +4111,7 @@
           <w:color w:val="000000"/>
           <w:sz w:val="22"/>
         </w:rPr>
-        <w:t>Dakshin Dinajpur</w:t>
+        <w:t>Enquiry report to the Sub-Divisional Officer, Balurghat</w:t>
       </w:r>
     </w:p>
     <w:p>
@@ -4218,7 +4152,7 @@
           <w:color w:val="000000"/>
           <w:sz w:val="22"/>
         </w:rPr>
-        <w:t>Spot enquiry, witnesses and report</w:t>
+        <w:t>Enquiry, witnesses and report</w:t>
       </w:r>
     </w:p>
     <w:p>
@@ -4234,7 +4168,7 @@
           <w:color w:val="000000"/>
           <w:sz w:val="20"/>
         </w:rPr>
-        <w:t>The enquiry shall be made at the residence. The two witnesses shall be residents of the locality and shall not be members of the family.</w:t>
+        <w:t>The enquiry shall be made at the residence. The two witnesses shall not be members of the family. Both documents of each heir shall be seen.</w:t>
       </w:r>
     </w:p>
     <w:tbl>
@@ -4244,17 +4178,17 @@
         <w:tblLook w:firstColumn="1" w:firstRow="1" w:lastColumn="0" w:lastRow="0" w:noHBand="0" w:noVBand="1" w:val="04A0"/>
       </w:tblPr>
       <w:tblGrid>
-        <w:gridCol w:w="6200"/>
-        <w:gridCol w:w="3600"/>
+        <w:gridCol w:w="6400"/>
+        <w:gridCol w:w="3400"/>
       </w:tblGrid>
       <w:tr>
         <w:trPr>
           <w:cantSplit/>
-          <w:trHeight w:val="368" w:hRule="atLeast"/>
+          <w:trHeight w:val="351" w:hRule="atLeast"/>
         </w:trPr>
         <w:tc>
           <w:tcPr>
-            <w:tcW w:type="dxa" w:w="6200"/>
+            <w:tcW w:type="dxa" w:w="6400"/>
             <w:tcBorders>
               <w:top w:val="single" w:sz="6" w:space="0" w:color="000000"/>
               <w:left w:val="single" w:sz="6" w:space="0" w:color="000000"/>
@@ -4289,7 +4223,7 @@
         </w:tc>
         <w:tc>
           <w:tcPr>
-            <w:tcW w:type="dxa" w:w="3600"/>
+            <w:tcW w:type="dxa" w:w="3400"/>
             <w:tcBorders>
               <w:top w:val="single" w:sz="6" w:space="0" w:color="000000"/>
               <w:left w:val="single" w:sz="6" w:space="0" w:color="000000"/>
@@ -4315,11 +4249,11 @@
       <w:tr>
         <w:trPr>
           <w:cantSplit/>
-          <w:trHeight w:val="368" w:hRule="atLeast"/>
+          <w:trHeight w:val="351" w:hRule="atLeast"/>
         </w:trPr>
         <w:tc>
           <w:tcPr>
-            <w:tcW w:type="dxa" w:w="6200"/>
+            <w:tcW w:type="dxa" w:w="6400"/>
             <w:tcBorders>
               <w:top w:val="single" w:sz="6" w:space="0" w:color="000000"/>
               <w:left w:val="single" w:sz="6" w:space="0" w:color="000000"/>
@@ -4354,7 +4288,7 @@
         </w:tc>
         <w:tc>
           <w:tcPr>
-            <w:tcW w:type="dxa" w:w="3600"/>
+            <w:tcW w:type="dxa" w:w="3400"/>
             <w:tcBorders>
               <w:top w:val="single" w:sz="6" w:space="0" w:color="000000"/>
               <w:left w:val="single" w:sz="6" w:space="0" w:color="000000"/>
@@ -4380,76 +4314,11 @@
       <w:tr>
         <w:trPr>
           <w:cantSplit/>
-          <w:trHeight w:val="368" w:hRule="atLeast"/>
+          <w:trHeight w:val="351" w:hRule="atLeast"/>
         </w:trPr>
         <w:tc>
           <w:tcPr>
-            <w:tcW w:type="dxa" w:w="6200"/>
-            <w:tcBorders>
-              <w:top w:val="single" w:sz="6" w:space="0" w:color="000000"/>
-              <w:left w:val="single" w:sz="6" w:space="0" w:color="000000"/>
-              <w:bottom w:val="single" w:sz="6" w:space="0" w:color="000000"/>
-              <w:right w:val="single" w:sz="6" w:space="0" w:color="000000"/>
-            </w:tcBorders>
-            <w:vAlign w:val="center"/>
-            <w:tcMar>
-              <w:top w:w="28" w:type="dxa"/>
-              <w:left w:w="50" w:type="dxa"/>
-              <w:bottom w:w="28" w:type="dxa"/>
-              <w:right w:w="50" w:type="dxa"/>
-            </w:tcMar>
-            <w:shd w:val="clear" w:color="auto" w:fill="F7F7F7"/>
-          </w:tcPr>
-          <w:p>
-            <w:pPr>
-              <w:spacing w:before="0" w:after="0" w:lineRule="exact" w:line="240"/>
-              <w:jc w:val="left"/>
-            </w:pPr>
-            <w:r>
-              <w:rPr>
-                <w:rFonts w:ascii="Bookman Old Style" w:hAnsi="Bookman Old Style" w:cs="Bookman Old Style" w:eastAsia="Bookman Old Style"/>
-                <w:b/>
-                <w:i w:val="0"/>
-                <w:color w:val="000000"/>
-                <w:sz w:val="20"/>
-              </w:rPr>
-              <w:t>Ward Councillor present (name)</w:t>
-            </w:r>
-          </w:p>
-        </w:tc>
-        <w:tc>
-          <w:tcPr>
-            <w:tcW w:type="dxa" w:w="3600"/>
-            <w:tcBorders>
-              <w:top w:val="single" w:sz="6" w:space="0" w:color="000000"/>
-              <w:left w:val="single" w:sz="6" w:space="0" w:color="000000"/>
-              <w:bottom w:val="single" w:sz="6" w:space="0" w:color="000000"/>
-              <w:right w:val="single" w:sz="6" w:space="0" w:color="000000"/>
-            </w:tcBorders>
-            <w:vAlign w:val="center"/>
-            <w:tcMar>
-              <w:top w:w="28" w:type="dxa"/>
-              <w:left w:w="50" w:type="dxa"/>
-              <w:bottom w:w="28" w:type="dxa"/>
-              <w:right w:w="50" w:type="dxa"/>
-            </w:tcMar>
-          </w:tcPr>
-          <w:p>
-            <w:pPr>
-              <w:spacing w:before="0" w:after="0" w:lineRule="exact" w:line="240"/>
-              <w:jc w:val="left"/>
-            </w:pPr>
-          </w:p>
-        </w:tc>
-      </w:tr>
-      <w:tr>
-        <w:trPr>
-          <w:cantSplit/>
-          <w:trHeight w:val="368" w:hRule="atLeast"/>
-        </w:trPr>
-        <w:tc>
-          <w:tcPr>
-            <w:tcW w:type="dxa" w:w="6200"/>
+            <w:tcW w:type="dxa" w:w="6400"/>
             <w:tcBorders>
               <w:top w:val="single" w:sz="6" w:space="0" w:color="000000"/>
               <w:left w:val="single" w:sz="6" w:space="0" w:color="000000"/>
@@ -4484,7 +4353,7 @@
         </w:tc>
         <w:tc>
           <w:tcPr>
-            <w:tcW w:type="dxa" w:w="3600"/>
+            <w:tcW w:type="dxa" w:w="3400"/>
             <w:tcBorders>
               <w:top w:val="single" w:sz="6" w:space="0" w:color="000000"/>
               <w:left w:val="single" w:sz="6" w:space="0" w:color="000000"/>
@@ -4510,11 +4379,11 @@
       <w:tr>
         <w:trPr>
           <w:cantSplit/>
-          <w:trHeight w:val="368" w:hRule="atLeast"/>
+          <w:trHeight w:val="351" w:hRule="atLeast"/>
         </w:trPr>
         <w:tc>
           <w:tcPr>
-            <w:tcW w:type="dxa" w:w="6200"/>
+            <w:tcW w:type="dxa" w:w="6400"/>
             <w:tcBorders>
               <w:top w:val="single" w:sz="6" w:space="0" w:color="000000"/>
               <w:left w:val="single" w:sz="6" w:space="0" w:color="000000"/>
@@ -4543,13 +4412,13 @@
                 <w:color w:val="000000"/>
                 <w:sz w:val="20"/>
               </w:rPr>
-              <w:t>Original Aadhaar card of every heir in Annexure B seen? Yes or No.</w:t>
+              <w:t>Both documents of every heir in Annexure B seen? Yes or No.</w:t>
             </w:r>
           </w:p>
         </w:tc>
         <w:tc>
           <w:tcPr>
-            <w:tcW w:type="dxa" w:w="3600"/>
+            <w:tcW w:type="dxa" w:w="3400"/>
             <w:tcBorders>
               <w:top w:val="single" w:sz="6" w:space="0" w:color="000000"/>
               <w:left w:val="single" w:sz="6" w:space="0" w:color="000000"/>
@@ -4575,11 +4444,76 @@
       <w:tr>
         <w:trPr>
           <w:cantSplit/>
-          <w:trHeight w:val="368" w:hRule="atLeast"/>
+          <w:trHeight w:val="351" w:hRule="atLeast"/>
         </w:trPr>
         <w:tc>
           <w:tcPr>
-            <w:tcW w:type="dxa" w:w="6200"/>
+            <w:tcW w:type="dxa" w:w="6400"/>
+            <w:tcBorders>
+              <w:top w:val="single" w:sz="6" w:space="0" w:color="000000"/>
+              <w:left w:val="single" w:sz="6" w:space="0" w:color="000000"/>
+              <w:bottom w:val="single" w:sz="6" w:space="0" w:color="000000"/>
+              <w:right w:val="single" w:sz="6" w:space="0" w:color="000000"/>
+            </w:tcBorders>
+            <w:vAlign w:val="center"/>
+            <w:tcMar>
+              <w:top w:w="28" w:type="dxa"/>
+              <w:left w:w="50" w:type="dxa"/>
+              <w:bottom w:w="28" w:type="dxa"/>
+              <w:right w:w="50" w:type="dxa"/>
+            </w:tcMar>
+            <w:shd w:val="clear" w:color="auto" w:fill="F7F7F7"/>
+          </w:tcPr>
+          <w:p>
+            <w:pPr>
+              <w:spacing w:before="0" w:after="0" w:lineRule="exact" w:line="240"/>
+              <w:jc w:val="left"/>
+            </w:pPr>
+            <w:r>
+              <w:rPr>
+                <w:rFonts w:ascii="Bookman Old Style" w:hAnsi="Bookman Old Style" w:cs="Bookman Old Style" w:eastAsia="Bookman Old Style"/>
+                <w:b/>
+                <w:i w:val="0"/>
+                <w:color w:val="000000"/>
+                <w:sz w:val="20"/>
+              </w:rPr>
+              <w:t>Name in the report tallies with the name in the documents? Yes or No.</w:t>
+            </w:r>
+          </w:p>
+        </w:tc>
+        <w:tc>
+          <w:tcPr>
+            <w:tcW w:type="dxa" w:w="3400"/>
+            <w:tcBorders>
+              <w:top w:val="single" w:sz="6" w:space="0" w:color="000000"/>
+              <w:left w:val="single" w:sz="6" w:space="0" w:color="000000"/>
+              <w:bottom w:val="single" w:sz="6" w:space="0" w:color="000000"/>
+              <w:right w:val="single" w:sz="6" w:space="0" w:color="000000"/>
+            </w:tcBorders>
+            <w:vAlign w:val="center"/>
+            <w:tcMar>
+              <w:top w:w="28" w:type="dxa"/>
+              <w:left w:w="50" w:type="dxa"/>
+              <w:bottom w:w="28" w:type="dxa"/>
+              <w:right w:w="50" w:type="dxa"/>
+            </w:tcMar>
+          </w:tcPr>
+          <w:p>
+            <w:pPr>
+              <w:spacing w:before="0" w:after="0" w:lineRule="exact" w:line="240"/>
+              <w:jc w:val="left"/>
+            </w:pPr>
+          </w:p>
+        </w:tc>
+      </w:tr>
+      <w:tr>
+        <w:trPr>
+          <w:cantSplit/>
+          <w:trHeight w:val="351" w:hRule="atLeast"/>
+        </w:trPr>
+        <w:tc>
+          <w:tcPr>
+            <w:tcW w:type="dxa" w:w="6400"/>
             <w:tcBorders>
               <w:top w:val="single" w:sz="6" w:space="0" w:color="000000"/>
               <w:left w:val="single" w:sz="6" w:space="0" w:color="000000"/>
@@ -4614,7 +4548,7 @@
         </w:tc>
         <w:tc>
           <w:tcPr>
-            <w:tcW w:type="dxa" w:w="3600"/>
+            <w:tcW w:type="dxa" w:w="3400"/>
             <w:tcBorders>
               <w:top w:val="single" w:sz="6" w:space="0" w:color="000000"/>
               <w:left w:val="single" w:sz="6" w:space="0" w:color="000000"/>
@@ -4640,11 +4574,11 @@
       <w:tr>
         <w:trPr>
           <w:cantSplit/>
-          <w:trHeight w:val="368" w:hRule="atLeast"/>
+          <w:trHeight w:val="351" w:hRule="atLeast"/>
         </w:trPr>
         <w:tc>
           <w:tcPr>
-            <w:tcW w:type="dxa" w:w="6200"/>
+            <w:tcW w:type="dxa" w:w="6400"/>
             <w:tcBorders>
               <w:top w:val="single" w:sz="6" w:space="0" w:color="000000"/>
               <w:left w:val="single" w:sz="6" w:space="0" w:color="000000"/>
@@ -4673,13 +4607,13 @@
                 <w:color w:val="000000"/>
                 <w:sz w:val="20"/>
               </w:rPr>
-              <w:t>Any dispute or objection at the spot? Yes or No.</w:t>
+              <w:t>Any dispute or objection? Yes or No.</w:t>
             </w:r>
           </w:p>
         </w:tc>
         <w:tc>
           <w:tcPr>
-            <w:tcW w:type="dxa" w:w="3600"/>
+            <w:tcW w:type="dxa" w:w="3400"/>
             <w:tcBorders>
               <w:top w:val="single" w:sz="6" w:space="0" w:color="000000"/>
               <w:left w:val="single" w:sz="6" w:space="0" w:color="000000"/>
@@ -4786,7 +4720,7 @@
       <w:tr>
         <w:trPr>
           <w:cantSplit/>
-          <w:trHeight w:val="351" w:hRule="atLeast"/>
+          <w:trHeight w:val="328" w:hRule="atLeast"/>
         </w:trPr>
         <w:tc>
           <w:tcPr>
@@ -4860,7 +4794,7 @@
       <w:tr>
         <w:trPr>
           <w:cantSplit/>
-          <w:trHeight w:val="351" w:hRule="atLeast"/>
+          <w:trHeight w:val="328" w:hRule="atLeast"/>
         </w:trPr>
         <w:tc>
           <w:tcPr>
@@ -4912,7 +4846,7 @@
           <w:color w:val="000000"/>
           <w:sz w:val="20"/>
         </w:rPr>
-        <w:t>I know the family of Late Debabrata Bagchi. The names of the living heirs were read over to me from Annexure B. To my knowledge those are the only legal heirs. I know of no Will and of no dispute. I am not a member of this family.</w:t>
+        <w:t>I know the family. The names were read over to me from Annexure B. To my knowledge those are the only legal heirs. I know of no Will and of no dispute. I am not a member of this family.</w:t>
       </w:r>
     </w:p>
     <w:p>
@@ -4960,7 +4894,7 @@
       <w:tr>
         <w:trPr>
           <w:cantSplit/>
-          <w:trHeight w:val="351" w:hRule="atLeast"/>
+          <w:trHeight w:val="328" w:hRule="atLeast"/>
         </w:trPr>
         <w:tc>
           <w:tcPr>
@@ -5034,7 +4968,7 @@
       <w:tr>
         <w:trPr>
           <w:cantSplit/>
-          <w:trHeight w:val="351" w:hRule="atLeast"/>
+          <w:trHeight w:val="328" w:hRule="atLeast"/>
         </w:trPr>
         <w:tc>
           <w:tcPr>
@@ -5086,7 +5020,7 @@
           <w:color w:val="000000"/>
           <w:sz w:val="20"/>
         </w:rPr>
-        <w:t>I know the family of Late Debabrata Bagchi. The names of the living heirs were read over to me from Annexure B. To my knowledge those are the only legal heirs. I know of no Will and of no dispute. I am not a member of this family.</w:t>
+        <w:t>I know the family. The names were read over to me from Annexure B. To my knowledge those are the only legal heirs. I know of no Will and of no dispute. I am not a member of this family.</w:t>
       </w:r>
     </w:p>
     <w:p>
@@ -5118,12 +5052,12 @@
           <w:color w:val="000000"/>
           <w:sz w:val="22"/>
         </w:rPr>
-        <w:t>Certificate of the enquiring officer</w:t>
+        <w:t>Report of the Executive Officer</w:t>
       </w:r>
     </w:p>
     <w:p>
       <w:pPr>
-        <w:spacing w:before="0" w:after="60" w:lineRule="exact" w:line="250"/>
+        <w:spacing w:before="0" w:after="80" w:lineRule="exact" w:line="250"/>
         <w:jc w:val="both"/>
       </w:pPr>
       <w:r>
@@ -5134,7 +5068,7 @@
           <w:color w:val="000000"/>
           <w:sz w:val="20"/>
         </w:rPr>
-        <w:t>I made this enquiry on the date and at the place stated above. I saw the original death certificate and the original Aadhaar card of each heir named in Annexure B, and the names are taken from those cards. The witnesses signed before me. The only living Class I heirs of Late Debabrata Bagchi are the persons marked living in Annexure B. No Will and no dispute came to notice. I submit this report to the Sub-Divisional Officer, Balurghat, for issue of the Legal Heirship Certificate. If any original was not produced, I have said so in the findings.</w:t>
+        <w:t>The enquiry was made on the date and at the place stated above. Both documents of each heir named in Annexure B were seen, and the name in the report tallies with the name in the documents. The witnesses signed in the enquiry. The only living Class I heirs are the persons marked living in Annexure B. No Will and no dispute came to notice. I sign this report and forward it to the Sub-Divisional Officer, Balurghat. If any document was not produced, it is stated in the findings.</w:t>
       </w:r>
     </w:p>
     <w:tbl>
@@ -5152,8 +5086,7 @@
         </w:tblBorders>
       </w:tblPr>
       <w:tblGrid>
-        <w:gridCol w:w="4900"/>
-        <w:gridCol w:w="4900"/>
+        <w:gridCol w:w="9800"/>
       </w:tblGrid>
       <w:tr>
         <w:trPr>
@@ -5161,7 +5094,7 @@
         </w:trPr>
         <w:tc>
           <w:tcPr>
-            <w:tcW w:type="dxa" w:w="4900"/>
+            <w:tcW w:type="dxa" w:w="9800"/>
             <w:tcMar>
               <w:top w:w="0" w:type="dxa"/>
               <w:left w:w="40" w:type="dxa"/>
@@ -5172,6 +5105,39 @@
           <w:p>
             <w:pPr>
               <w:spacing w:line="280" w:lineRule="exact"/>
+              <w:jc w:val="right"/>
+            </w:pPr>
+            <w:r>
+              <w:rPr>
+                <w:rFonts w:ascii="Bookman Old Style" w:hAnsi="Bookman Old Style" w:cs="Bookman Old Style" w:eastAsia="Bookman Old Style"/>
+                <w:b/>
+                <w:i w:val="0"/>
+                <w:color w:val="000000"/>
+                <w:sz w:val="22"/>
+              </w:rPr>
+              <w:t>Executive Officer</w:t>
+            </w:r>
+          </w:p>
+          <w:p>
+            <w:pPr>
+              <w:spacing w:before="20" w:after="0" w:line="280" w:lineRule="exact"/>
+              <w:jc w:val="right"/>
+            </w:pPr>
+            <w:r>
+              <w:rPr>
+                <w:rFonts w:ascii="Bookman Old Style" w:hAnsi="Bookman Old Style" w:cs="Bookman Old Style" w:eastAsia="Bookman Old Style"/>
+                <w:b/>
+                <w:i w:val="0"/>
+                <w:color w:val="000000"/>
+                <w:sz w:val="22"/>
+              </w:rPr>
+              <w:t>Balurghat Municipality</w:t>
+            </w:r>
+          </w:p>
+          <w:p>
+            <w:pPr>
+              <w:spacing w:before="20" w:after="0" w:line="280" w:lineRule="exact"/>
+              <w:jc w:val="right"/>
             </w:pPr>
             <w:r>
               <w:rPr>
@@ -5179,7 +5145,7 @@
                 <w:b w:val="0"/>
                 <w:i w:val="0"/>
                 <w:color w:val="000000"/>
-                <w:sz w:val="20"/>
+                <w:sz w:val="22"/>
               </w:rPr>
               <w:t>Signature : _________________________</w:t>
             </w:r>
@@ -5187,6 +5153,7 @@
           <w:p>
             <w:pPr>
               <w:spacing w:before="20" w:after="0" w:line="280" w:lineRule="exact"/>
+              <w:jc w:val="right"/>
             </w:pPr>
             <w:r>
               <w:rPr>
@@ -5194,108 +5161,7 @@
                 <w:b w:val="0"/>
                 <w:i w:val="0"/>
                 <w:color w:val="000000"/>
-                <w:sz w:val="20"/>
-              </w:rPr>
-              <w:t>Name : _______________________________</w:t>
-            </w:r>
-          </w:p>
-          <w:p>
-            <w:pPr>
-              <w:spacing w:before="20" w:after="0" w:line="280" w:lineRule="exact"/>
-            </w:pPr>
-            <w:r>
-              <w:rPr>
-                <w:rFonts w:ascii="Bookman Old Style" w:hAnsi="Bookman Old Style" w:cs="Bookman Old Style" w:eastAsia="Bookman Old Style"/>
-                <w:b w:val="0"/>
-                <w:i w:val="0"/>
-                <w:color w:val="000000"/>
-                <w:sz w:val="20"/>
-              </w:rPr>
-              <w:t>Designation : ________________________</w:t>
-            </w:r>
-          </w:p>
-          <w:p>
-            <w:pPr>
-              <w:spacing w:before="20" w:after="0" w:line="280" w:lineRule="exact"/>
-            </w:pPr>
-            <w:r>
-              <w:rPr>
-                <w:rFonts w:ascii="Bookman Old Style" w:hAnsi="Bookman Old Style" w:cs="Bookman Old Style" w:eastAsia="Bookman Old Style"/>
-                <w:b w:val="0"/>
-                <w:i w:val="0"/>
-                <w:color w:val="000000"/>
-                <w:sz w:val="20"/>
-              </w:rPr>
-              <w:t>Date : ________ / ________ / 2026</w:t>
-            </w:r>
-          </w:p>
-        </w:tc>
-        <w:tc>
-          <w:tcPr>
-            <w:tcW w:type="dxa" w:w="4900"/>
-            <w:tcMar>
-              <w:top w:w="0" w:type="dxa"/>
-              <w:left w:w="40" w:type="dxa"/>
-              <w:bottom w:w="0" w:type="dxa"/>
-              <w:right w:w="40" w:type="dxa"/>
-            </w:tcMar>
-          </w:tcPr>
-          <w:p>
-            <w:pPr>
-              <w:spacing w:line="280" w:lineRule="exact"/>
-            </w:pPr>
-            <w:r>
-              <w:rPr>
-                <w:rFonts w:ascii="Bookman Old Style" w:hAnsi="Bookman Old Style" w:cs="Bookman Old Style" w:eastAsia="Bookman Old Style"/>
-                <w:b/>
-                <w:i w:val="0"/>
-                <w:color w:val="000000"/>
-                <w:sz w:val="20"/>
-              </w:rPr>
-              <w:t>Countersigned</w:t>
-            </w:r>
-          </w:p>
-          <w:p>
-            <w:pPr>
-              <w:spacing w:before="20" w:after="0" w:line="280" w:lineRule="exact"/>
-            </w:pPr>
-            <w:r>
-              <w:rPr>
-                <w:rFonts w:ascii="Bookman Old Style" w:hAnsi="Bookman Old Style" w:cs="Bookman Old Style" w:eastAsia="Bookman Old Style"/>
-                <w:b/>
-                <w:i w:val="0"/>
-                <w:color w:val="000000"/>
-                <w:sz w:val="20"/>
-              </w:rPr>
-              <w:t>Executive Officer</w:t>
-            </w:r>
-          </w:p>
-          <w:p>
-            <w:pPr>
-              <w:spacing w:before="20" w:after="0" w:line="280" w:lineRule="exact"/>
-            </w:pPr>
-            <w:r>
-              <w:rPr>
-                <w:rFonts w:ascii="Bookman Old Style" w:hAnsi="Bookman Old Style" w:cs="Bookman Old Style" w:eastAsia="Bookman Old Style"/>
-                <w:b w:val="0"/>
-                <w:i w:val="0"/>
-                <w:color w:val="000000"/>
-                <w:sz w:val="20"/>
-              </w:rPr>
-              <w:t>Balurghat Municipality</w:t>
-            </w:r>
-          </w:p>
-          <w:p>
-            <w:pPr>
-              <w:spacing w:before="20" w:after="0" w:line="280" w:lineRule="exact"/>
-            </w:pPr>
-            <w:r>
-              <w:rPr>
-                <w:rFonts w:ascii="Bookman Old Style" w:hAnsi="Bookman Old Style" w:cs="Bookman Old Style" w:eastAsia="Bookman Old Style"/>
-                <w:b w:val="0"/>
-                <w:i w:val="0"/>
-                <w:color w:val="000000"/>
-                <w:sz w:val="20"/>
+                <w:sz w:val="22"/>
               </w:rPr>
               <w:t>Date : ________ / ________ / 2026</w:t>
             </w:r>

--- a/3_Enquiry_Proforma_Bagchi.docx
+++ b/3_Enquiry_Proforma_Bagchi.docx
@@ -104,7 +104,7 @@
           <w:color w:val="000000"/>
           <w:sz w:val="20"/>
         </w:rPr>
-        <w:t>Fill this after seeing the original papers. Do not copy it from any earlier certificate. Leave no row blank. Take every name from the documents.</w:t>
+        <w:t>Fill this from the original papers. Do not use the Legal Heir Certificate earlier issued by Balurghat Municipality. This enquiry is under SEBI Circular No. HO/38/13/11(14)2026-MIRSD-POD/I/17111/2026 dated 23.07.2026, clause 2.1(c). Leave no row blank. Take every name from the documents.</w:t>
       </w:r>
     </w:p>
     <w:tbl>

--- a/3_Enquiry_Proforma_Bagchi.docx
+++ b/3_Enquiry_Proforma_Bagchi.docx
@@ -4,23 +4,7 @@
   <w:body>
     <w:p>
       <w:pPr>
-        <w:spacing w:before="0" w:after="0" w:lineRule="exact" w:line="260"/>
-        <w:jc w:val="center"/>
-      </w:pPr>
-      <w:r>
-        <w:rPr>
-          <w:rFonts w:ascii="Bookman Old Style" w:hAnsi="Bookman Old Style" w:cs="Bookman Old Style" w:eastAsia="Bookman Old Style"/>
-          <w:b/>
-          <w:i w:val="0"/>
-          <w:color w:val="000000"/>
-          <w:sz w:val="22"/>
-        </w:rPr>
-        <w:t>Government of West Bengal</w:t>
-      </w:r>
-    </w:p>
-    <w:p>
-      <w:pPr>
-        <w:spacing w:before="0" w:after="0" w:lineRule="exact" w:line="280"/>
+        <w:spacing w:before="0" w:after="0" w:lineRule="exact" w:line="300"/>
         <w:jc w:val="center"/>
       </w:pPr>
       <w:r>
@@ -36,7 +20,7 @@
     </w:p>
     <w:p>
       <w:pPr>
-        <w:spacing w:before="0" w:after="0" w:lineRule="exact" w:line="260"/>
+        <w:spacing w:before="0" w:after="0" w:lineRule="exact" w:line="280"/>
         <w:jc w:val="center"/>
       </w:pPr>
       <w:r>
@@ -52,7 +36,7 @@
     </w:p>
     <w:p>
       <w:pPr>
-        <w:spacing w:before="0" w:after="40" w:lineRule="exact" w:line="80"/>
+        <w:spacing w:before="0" w:after="40" w:lineRule="exact" w:line="60"/>
         <w:jc w:val="left"/>
         <w:pBdr>
           <w:bottom w:val="single" w:sz="12" w:space="1" w:color="000000"/>
@@ -77,7 +61,7 @@
     </w:p>
     <w:p>
       <w:pPr>
-        <w:spacing w:before="0" w:after="60" w:lineRule="exact" w:line="280"/>
+        <w:spacing w:before="0" w:after="40" w:lineRule="exact" w:line="280"/>
         <w:jc w:val="center"/>
       </w:pPr>
       <w:r>
@@ -104,24 +88,24 @@
           <w:color w:val="000000"/>
           <w:sz w:val="20"/>
         </w:rPr>
-        <w:t>Fill this from the original papers. Do not use the Legal Heir Certificate earlier issued by Balurghat Municipality. This enquiry is under SEBI Circular No. HO/38/13/11(14)2026-MIRSD-POD/I/17111/2026 dated 23.07.2026, clause 2.1(c). Leave no row blank. Take every name from the documents.</w:t>
+        <w:t>Do not use the Legal Heir Certificate issued by Balurghat Municipality. Take every name from the documents. The name must tally. SEBI Circular No. HO/38/13/11(14)2026-MIRSD-POD/I/17111/2026 dated 23.07.2026.</w:t>
       </w:r>
     </w:p>
     <w:tbl>
       <w:tblPr>
-        <w:tblW w:type="dxa" w:w="9800"/>
+        <w:tblW w:type="dxa" w:w="10100"/>
         <w:tblLayout w:type="fixed"/>
         <w:tblLook w:firstColumn="1" w:firstRow="1" w:lastColumn="0" w:lastRow="0" w:noHBand="0" w:noVBand="1" w:val="04A0"/>
       </w:tblPr>
       <w:tblGrid>
         <w:gridCol w:w="600"/>
-        <w:gridCol w:w="6200"/>
-        <w:gridCol w:w="3000"/>
+        <w:gridCol w:w="5600"/>
+        <w:gridCol w:w="3900"/>
       </w:tblGrid>
       <w:tr>
         <w:trPr>
           <w:cantSplit/>
-          <w:trHeight w:val="510" w:hRule="atLeast"/>
+          <w:trHeight w:val="481" w:hRule="atLeast"/>
         </w:trPr>
         <w:tc>
           <w:tcPr>
@@ -134,10 +118,10 @@
             </w:tcBorders>
             <w:vAlign w:val="center"/>
             <w:tcMar>
-              <w:top w:w="28" w:type="dxa"/>
-              <w:left w:w="50" w:type="dxa"/>
-              <w:bottom w:w="28" w:type="dxa"/>
-              <w:right w:w="50" w:type="dxa"/>
+              <w:top w:w="24" w:type="dxa"/>
+              <w:left w:w="46" w:type="dxa"/>
+              <w:bottom w:w="24" w:type="dxa"/>
+              <w:right w:w="46" w:type="dxa"/>
             </w:tcMar>
             <w:shd w:val="clear" w:color="auto" w:fill="F2F2F2"/>
           </w:tcPr>
@@ -160,7 +144,7 @@
         </w:tc>
         <w:tc>
           <w:tcPr>
-            <w:tcW w:type="dxa" w:w="6200"/>
+            <w:tcW w:type="dxa" w:w="5600"/>
             <w:tcBorders>
               <w:top w:val="single" w:sz="6" w:space="0" w:color="000000"/>
               <w:left w:val="single" w:sz="6" w:space="0" w:color="000000"/>
@@ -169,10 +153,10 @@
             </w:tcBorders>
             <w:vAlign w:val="center"/>
             <w:tcMar>
-              <w:top w:w="28" w:type="dxa"/>
-              <w:left w:w="50" w:type="dxa"/>
-              <w:bottom w:w="28" w:type="dxa"/>
-              <w:right w:w="50" w:type="dxa"/>
+              <w:top w:w="24" w:type="dxa"/>
+              <w:left w:w="46" w:type="dxa"/>
+              <w:bottom w:w="24" w:type="dxa"/>
+              <w:right w:w="46" w:type="dxa"/>
             </w:tcMar>
             <w:shd w:val="clear" w:color="auto" w:fill="F7F7F7"/>
           </w:tcPr>
@@ -195,7 +179,7 @@
         </w:tc>
         <w:tc>
           <w:tcPr>
-            <w:tcW w:type="dxa" w:w="3000"/>
+            <w:tcW w:type="dxa" w:w="3900"/>
             <w:tcBorders>
               <w:top w:val="single" w:sz="6" w:space="0" w:color="000000"/>
               <w:left w:val="single" w:sz="6" w:space="0" w:color="000000"/>
@@ -204,10 +188,10 @@
             </w:tcBorders>
             <w:vAlign w:val="center"/>
             <w:tcMar>
-              <w:top w:w="28" w:type="dxa"/>
-              <w:left w:w="50" w:type="dxa"/>
-              <w:bottom w:w="28" w:type="dxa"/>
-              <w:right w:w="50" w:type="dxa"/>
+              <w:top w:w="24" w:type="dxa"/>
+              <w:left w:w="46" w:type="dxa"/>
+              <w:bottom w:w="24" w:type="dxa"/>
+              <w:right w:w="46" w:type="dxa"/>
             </w:tcMar>
           </w:tcPr>
           <w:p>
@@ -231,7 +215,7 @@
       <w:tr>
         <w:trPr>
           <w:cantSplit/>
-          <w:trHeight w:val="510" w:hRule="atLeast"/>
+          <w:trHeight w:val="481" w:hRule="atLeast"/>
         </w:trPr>
         <w:tc>
           <w:tcPr>
@@ -244,10 +228,10 @@
             </w:tcBorders>
             <w:vAlign w:val="center"/>
             <w:tcMar>
-              <w:top w:w="28" w:type="dxa"/>
-              <w:left w:w="50" w:type="dxa"/>
-              <w:bottom w:w="28" w:type="dxa"/>
-              <w:right w:w="50" w:type="dxa"/>
+              <w:top w:w="24" w:type="dxa"/>
+              <w:left w:w="46" w:type="dxa"/>
+              <w:bottom w:w="24" w:type="dxa"/>
+              <w:right w:w="46" w:type="dxa"/>
             </w:tcMar>
             <w:shd w:val="clear" w:color="auto" w:fill="F2F2F2"/>
           </w:tcPr>
@@ -270,7 +254,7 @@
         </w:tc>
         <w:tc>
           <w:tcPr>
-            <w:tcW w:type="dxa" w:w="6200"/>
+            <w:tcW w:type="dxa" w:w="5600"/>
             <w:tcBorders>
               <w:top w:val="single" w:sz="6" w:space="0" w:color="000000"/>
               <w:left w:val="single" w:sz="6" w:space="0" w:color="000000"/>
@@ -279,10 +263,10 @@
             </w:tcBorders>
             <w:vAlign w:val="center"/>
             <w:tcMar>
-              <w:top w:w="28" w:type="dxa"/>
-              <w:left w:w="50" w:type="dxa"/>
-              <w:bottom w:w="28" w:type="dxa"/>
-              <w:right w:w="50" w:type="dxa"/>
+              <w:top w:w="24" w:type="dxa"/>
+              <w:left w:w="46" w:type="dxa"/>
+              <w:bottom w:w="24" w:type="dxa"/>
+              <w:right w:w="46" w:type="dxa"/>
             </w:tcMar>
             <w:shd w:val="clear" w:color="auto" w:fill="F7F7F7"/>
           </w:tcPr>
@@ -305,7 +289,7 @@
         </w:tc>
         <w:tc>
           <w:tcPr>
-            <w:tcW w:type="dxa" w:w="3000"/>
+            <w:tcW w:type="dxa" w:w="3900"/>
             <w:tcBorders>
               <w:top w:val="single" w:sz="6" w:space="0" w:color="000000"/>
               <w:left w:val="single" w:sz="6" w:space="0" w:color="000000"/>
@@ -314,10 +298,10 @@
             </w:tcBorders>
             <w:vAlign w:val="center"/>
             <w:tcMar>
-              <w:top w:w="28" w:type="dxa"/>
-              <w:left w:w="50" w:type="dxa"/>
-              <w:bottom w:w="28" w:type="dxa"/>
-              <w:right w:w="50" w:type="dxa"/>
+              <w:top w:w="24" w:type="dxa"/>
+              <w:left w:w="46" w:type="dxa"/>
+              <w:bottom w:w="24" w:type="dxa"/>
+              <w:right w:w="46" w:type="dxa"/>
             </w:tcMar>
           </w:tcPr>
           <w:p>
@@ -331,7 +315,7 @@
       <w:tr>
         <w:trPr>
           <w:cantSplit/>
-          <w:trHeight w:val="510" w:hRule="atLeast"/>
+          <w:trHeight w:val="481" w:hRule="atLeast"/>
         </w:trPr>
         <w:tc>
           <w:tcPr>
@@ -344,10 +328,10 @@
             </w:tcBorders>
             <w:vAlign w:val="center"/>
             <w:tcMar>
-              <w:top w:w="28" w:type="dxa"/>
-              <w:left w:w="50" w:type="dxa"/>
-              <w:bottom w:w="28" w:type="dxa"/>
-              <w:right w:w="50" w:type="dxa"/>
+              <w:top w:w="24" w:type="dxa"/>
+              <w:left w:w="46" w:type="dxa"/>
+              <w:bottom w:w="24" w:type="dxa"/>
+              <w:right w:w="46" w:type="dxa"/>
             </w:tcMar>
             <w:shd w:val="clear" w:color="auto" w:fill="F2F2F2"/>
           </w:tcPr>
@@ -370,7 +354,7 @@
         </w:tc>
         <w:tc>
           <w:tcPr>
-            <w:tcW w:type="dxa" w:w="6200"/>
+            <w:tcW w:type="dxa" w:w="5600"/>
             <w:tcBorders>
               <w:top w:val="single" w:sz="6" w:space="0" w:color="000000"/>
               <w:left w:val="single" w:sz="6" w:space="0" w:color="000000"/>
@@ -379,10 +363,10 @@
             </w:tcBorders>
             <w:vAlign w:val="center"/>
             <w:tcMar>
-              <w:top w:w="28" w:type="dxa"/>
-              <w:left w:w="50" w:type="dxa"/>
-              <w:bottom w:w="28" w:type="dxa"/>
-              <w:right w:w="50" w:type="dxa"/>
+              <w:top w:w="24" w:type="dxa"/>
+              <w:left w:w="46" w:type="dxa"/>
+              <w:bottom w:w="24" w:type="dxa"/>
+              <w:right w:w="46" w:type="dxa"/>
             </w:tcMar>
             <w:shd w:val="clear" w:color="auto" w:fill="F7F7F7"/>
           </w:tcPr>
@@ -399,13 +383,13 @@
                 <w:color w:val="000000"/>
                 <w:sz w:val="18"/>
               </w:rPr>
-              <w:t>Date of death, as printed on the death certificate</w:t>
+              <w:t>Date of death, as on the death certificate</w:t>
             </w:r>
           </w:p>
         </w:tc>
         <w:tc>
           <w:tcPr>
-            <w:tcW w:type="dxa" w:w="3000"/>
+            <w:tcW w:type="dxa" w:w="3900"/>
             <w:tcBorders>
               <w:top w:val="single" w:sz="6" w:space="0" w:color="000000"/>
               <w:left w:val="single" w:sz="6" w:space="0" w:color="000000"/>
@@ -414,10 +398,10 @@
             </w:tcBorders>
             <w:vAlign w:val="center"/>
             <w:tcMar>
-              <w:top w:w="28" w:type="dxa"/>
-              <w:left w:w="50" w:type="dxa"/>
-              <w:bottom w:w="28" w:type="dxa"/>
-              <w:right w:w="50" w:type="dxa"/>
+              <w:top w:w="24" w:type="dxa"/>
+              <w:left w:w="46" w:type="dxa"/>
+              <w:bottom w:w="24" w:type="dxa"/>
+              <w:right w:w="46" w:type="dxa"/>
             </w:tcMar>
           </w:tcPr>
           <w:p>
@@ -431,7 +415,7 @@
       <w:tr>
         <w:trPr>
           <w:cantSplit/>
-          <w:trHeight w:val="510" w:hRule="atLeast"/>
+          <w:trHeight w:val="481" w:hRule="atLeast"/>
         </w:trPr>
         <w:tc>
           <w:tcPr>
@@ -444,10 +428,10 @@
             </w:tcBorders>
             <w:vAlign w:val="center"/>
             <w:tcMar>
-              <w:top w:w="28" w:type="dxa"/>
-              <w:left w:w="50" w:type="dxa"/>
-              <w:bottom w:w="28" w:type="dxa"/>
-              <w:right w:w="50" w:type="dxa"/>
+              <w:top w:w="24" w:type="dxa"/>
+              <w:left w:w="46" w:type="dxa"/>
+              <w:bottom w:w="24" w:type="dxa"/>
+              <w:right w:w="46" w:type="dxa"/>
             </w:tcMar>
             <w:shd w:val="clear" w:color="auto" w:fill="F2F2F2"/>
           </w:tcPr>
@@ -470,7 +454,7 @@
         </w:tc>
         <w:tc>
           <w:tcPr>
-            <w:tcW w:type="dxa" w:w="6200"/>
+            <w:tcW w:type="dxa" w:w="5600"/>
             <w:tcBorders>
               <w:top w:val="single" w:sz="6" w:space="0" w:color="000000"/>
               <w:left w:val="single" w:sz="6" w:space="0" w:color="000000"/>
@@ -479,10 +463,10 @@
             </w:tcBorders>
             <w:vAlign w:val="center"/>
             <w:tcMar>
-              <w:top w:w="28" w:type="dxa"/>
-              <w:left w:w="50" w:type="dxa"/>
-              <w:bottom w:w="28" w:type="dxa"/>
-              <w:right w:w="50" w:type="dxa"/>
+              <w:top w:w="24" w:type="dxa"/>
+              <w:left w:w="46" w:type="dxa"/>
+              <w:bottom w:w="24" w:type="dxa"/>
+              <w:right w:w="46" w:type="dxa"/>
             </w:tcMar>
             <w:shd w:val="clear" w:color="auto" w:fill="F7F7F7"/>
           </w:tcPr>
@@ -499,13 +483,13 @@
                 <w:color w:val="000000"/>
                 <w:sz w:val="18"/>
               </w:rPr>
-              <w:t>Place of death, as printed on the death certificate</w:t>
+              <w:t>Place of death</w:t>
             </w:r>
           </w:p>
         </w:tc>
         <w:tc>
           <w:tcPr>
-            <w:tcW w:type="dxa" w:w="3000"/>
+            <w:tcW w:type="dxa" w:w="3900"/>
             <w:tcBorders>
               <w:top w:val="single" w:sz="6" w:space="0" w:color="000000"/>
               <w:left w:val="single" w:sz="6" w:space="0" w:color="000000"/>
@@ -514,10 +498,10 @@
             </w:tcBorders>
             <w:vAlign w:val="center"/>
             <w:tcMar>
-              <w:top w:w="28" w:type="dxa"/>
-              <w:left w:w="50" w:type="dxa"/>
-              <w:bottom w:w="28" w:type="dxa"/>
-              <w:right w:w="50" w:type="dxa"/>
+              <w:top w:w="24" w:type="dxa"/>
+              <w:left w:w="46" w:type="dxa"/>
+              <w:bottom w:w="24" w:type="dxa"/>
+              <w:right w:w="46" w:type="dxa"/>
             </w:tcMar>
           </w:tcPr>
           <w:p>
@@ -531,7 +515,7 @@
       <w:tr>
         <w:trPr>
           <w:cantSplit/>
-          <w:trHeight w:val="510" w:hRule="atLeast"/>
+          <w:trHeight w:val="481" w:hRule="atLeast"/>
         </w:trPr>
         <w:tc>
           <w:tcPr>
@@ -544,10 +528,10 @@
             </w:tcBorders>
             <w:vAlign w:val="center"/>
             <w:tcMar>
-              <w:top w:w="28" w:type="dxa"/>
-              <w:left w:w="50" w:type="dxa"/>
-              <w:bottom w:w="28" w:type="dxa"/>
-              <w:right w:w="50" w:type="dxa"/>
+              <w:top w:w="24" w:type="dxa"/>
+              <w:left w:w="46" w:type="dxa"/>
+              <w:bottom w:w="24" w:type="dxa"/>
+              <w:right w:w="46" w:type="dxa"/>
             </w:tcMar>
             <w:shd w:val="clear" w:color="auto" w:fill="F2F2F2"/>
           </w:tcPr>
@@ -570,7 +554,7 @@
         </w:tc>
         <w:tc>
           <w:tcPr>
-            <w:tcW w:type="dxa" w:w="6200"/>
+            <w:tcW w:type="dxa" w:w="5600"/>
             <w:tcBorders>
               <w:top w:val="single" w:sz="6" w:space="0" w:color="000000"/>
               <w:left w:val="single" w:sz="6" w:space="0" w:color="000000"/>
@@ -579,10 +563,10 @@
             </w:tcBorders>
             <w:vAlign w:val="center"/>
             <w:tcMar>
-              <w:top w:w="28" w:type="dxa"/>
-              <w:left w:w="50" w:type="dxa"/>
-              <w:bottom w:w="28" w:type="dxa"/>
-              <w:right w:w="50" w:type="dxa"/>
+              <w:top w:w="24" w:type="dxa"/>
+              <w:left w:w="46" w:type="dxa"/>
+              <w:bottom w:w="24" w:type="dxa"/>
+              <w:right w:w="46" w:type="dxa"/>
             </w:tcMar>
             <w:shd w:val="clear" w:color="auto" w:fill="F7F7F7"/>
           </w:tcPr>
@@ -599,13 +583,13 @@
                 <w:color w:val="000000"/>
                 <w:sz w:val="18"/>
               </w:rPr>
-              <w:t>Death certificate number, date and issuing authority</w:t>
+              <w:t>Death certificate number and issuing authority</w:t>
             </w:r>
           </w:p>
         </w:tc>
         <w:tc>
           <w:tcPr>
-            <w:tcW w:type="dxa" w:w="3000"/>
+            <w:tcW w:type="dxa" w:w="3900"/>
             <w:tcBorders>
               <w:top w:val="single" w:sz="6" w:space="0" w:color="000000"/>
               <w:left w:val="single" w:sz="6" w:space="0" w:color="000000"/>
@@ -614,10 +598,10 @@
             </w:tcBorders>
             <w:vAlign w:val="center"/>
             <w:tcMar>
-              <w:top w:w="28" w:type="dxa"/>
-              <w:left w:w="50" w:type="dxa"/>
-              <w:bottom w:w="28" w:type="dxa"/>
-              <w:right w:w="50" w:type="dxa"/>
+              <w:top w:w="24" w:type="dxa"/>
+              <w:left w:w="46" w:type="dxa"/>
+              <w:bottom w:w="24" w:type="dxa"/>
+              <w:right w:w="46" w:type="dxa"/>
             </w:tcMar>
           </w:tcPr>
           <w:p>
@@ -631,7 +615,7 @@
       <w:tr>
         <w:trPr>
           <w:cantSplit/>
-          <w:trHeight w:val="510" w:hRule="atLeast"/>
+          <w:trHeight w:val="481" w:hRule="atLeast"/>
         </w:trPr>
         <w:tc>
           <w:tcPr>
@@ -644,10 +628,10 @@
             </w:tcBorders>
             <w:vAlign w:val="center"/>
             <w:tcMar>
-              <w:top w:w="28" w:type="dxa"/>
-              <w:left w:w="50" w:type="dxa"/>
-              <w:bottom w:w="28" w:type="dxa"/>
-              <w:right w:w="50" w:type="dxa"/>
+              <w:top w:w="24" w:type="dxa"/>
+              <w:left w:w="46" w:type="dxa"/>
+              <w:bottom w:w="24" w:type="dxa"/>
+              <w:right w:w="46" w:type="dxa"/>
             </w:tcMar>
             <w:shd w:val="clear" w:color="auto" w:fill="F2F2F2"/>
           </w:tcPr>
@@ -670,7 +654,7 @@
         </w:tc>
         <w:tc>
           <w:tcPr>
-            <w:tcW w:type="dxa" w:w="6200"/>
+            <w:tcW w:type="dxa" w:w="5600"/>
             <w:tcBorders>
               <w:top w:val="single" w:sz="6" w:space="0" w:color="000000"/>
               <w:left w:val="single" w:sz="6" w:space="0" w:color="000000"/>
@@ -679,10 +663,10 @@
             </w:tcBorders>
             <w:vAlign w:val="center"/>
             <w:tcMar>
-              <w:top w:w="28" w:type="dxa"/>
-              <w:left w:w="50" w:type="dxa"/>
-              <w:bottom w:w="28" w:type="dxa"/>
-              <w:right w:w="50" w:type="dxa"/>
+              <w:top w:w="24" w:type="dxa"/>
+              <w:left w:w="46" w:type="dxa"/>
+              <w:bottom w:w="24" w:type="dxa"/>
+              <w:right w:w="46" w:type="dxa"/>
             </w:tcMar>
             <w:shd w:val="clear" w:color="auto" w:fill="F7F7F7"/>
           </w:tcPr>
@@ -705,7 +689,7 @@
         </w:tc>
         <w:tc>
           <w:tcPr>
-            <w:tcW w:type="dxa" w:w="3000"/>
+            <w:tcW w:type="dxa" w:w="3900"/>
             <w:tcBorders>
               <w:top w:val="single" w:sz="6" w:space="0" w:color="000000"/>
               <w:left w:val="single" w:sz="6" w:space="0" w:color="000000"/>
@@ -714,10 +698,10 @@
             </w:tcBorders>
             <w:vAlign w:val="center"/>
             <w:tcMar>
-              <w:top w:w="28" w:type="dxa"/>
-              <w:left w:w="50" w:type="dxa"/>
-              <w:bottom w:w="28" w:type="dxa"/>
-              <w:right w:w="50" w:type="dxa"/>
+              <w:top w:w="24" w:type="dxa"/>
+              <w:left w:w="46" w:type="dxa"/>
+              <w:bottom w:w="24" w:type="dxa"/>
+              <w:right w:w="46" w:type="dxa"/>
             </w:tcMar>
           </w:tcPr>
           <w:p>
@@ -731,7 +715,7 @@
       <w:tr>
         <w:trPr>
           <w:cantSplit/>
-          <w:trHeight w:val="510" w:hRule="atLeast"/>
+          <w:trHeight w:val="481" w:hRule="atLeast"/>
         </w:trPr>
         <w:tc>
           <w:tcPr>
@@ -744,10 +728,10 @@
             </w:tcBorders>
             <w:vAlign w:val="center"/>
             <w:tcMar>
-              <w:top w:w="28" w:type="dxa"/>
-              <w:left w:w="50" w:type="dxa"/>
-              <w:bottom w:w="28" w:type="dxa"/>
-              <w:right w:w="50" w:type="dxa"/>
+              <w:top w:w="24" w:type="dxa"/>
+              <w:left w:w="46" w:type="dxa"/>
+              <w:bottom w:w="24" w:type="dxa"/>
+              <w:right w:w="46" w:type="dxa"/>
             </w:tcMar>
             <w:shd w:val="clear" w:color="auto" w:fill="F2F2F2"/>
           </w:tcPr>
@@ -770,7 +754,7 @@
         </w:tc>
         <w:tc>
           <w:tcPr>
-            <w:tcW w:type="dxa" w:w="6200"/>
+            <w:tcW w:type="dxa" w:w="5600"/>
             <w:tcBorders>
               <w:top w:val="single" w:sz="6" w:space="0" w:color="000000"/>
               <w:left w:val="single" w:sz="6" w:space="0" w:color="000000"/>
@@ -779,10 +763,10 @@
             </w:tcBorders>
             <w:vAlign w:val="center"/>
             <w:tcMar>
-              <w:top w:w="28" w:type="dxa"/>
-              <w:left w:w="50" w:type="dxa"/>
-              <w:bottom w:w="28" w:type="dxa"/>
-              <w:right w:w="50" w:type="dxa"/>
+              <w:top w:w="24" w:type="dxa"/>
+              <w:left w:w="46" w:type="dxa"/>
+              <w:bottom w:w="24" w:type="dxa"/>
+              <w:right w:w="46" w:type="dxa"/>
             </w:tcMar>
             <w:shd w:val="clear" w:color="auto" w:fill="F7F7F7"/>
           </w:tcPr>
@@ -799,13 +783,13 @@
                 <w:color w:val="000000"/>
                 <w:sz w:val="18"/>
               </w:rPr>
-              <w:t>Municipality and locality. Confirm or correct.</w:t>
+              <w:t>Religion</w:t>
             </w:r>
           </w:p>
         </w:tc>
         <w:tc>
           <w:tcPr>
-            <w:tcW w:type="dxa" w:w="3000"/>
+            <w:tcW w:type="dxa" w:w="3900"/>
             <w:tcBorders>
               <w:top w:val="single" w:sz="6" w:space="0" w:color="000000"/>
               <w:left w:val="single" w:sz="6" w:space="0" w:color="000000"/>
@@ -814,10 +798,10 @@
             </w:tcBorders>
             <w:vAlign w:val="center"/>
             <w:tcMar>
-              <w:top w:w="28" w:type="dxa"/>
-              <w:left w:w="50" w:type="dxa"/>
-              <w:bottom w:w="28" w:type="dxa"/>
-              <w:right w:w="50" w:type="dxa"/>
+              <w:top w:w="24" w:type="dxa"/>
+              <w:left w:w="46" w:type="dxa"/>
+              <w:bottom w:w="24" w:type="dxa"/>
+              <w:right w:w="46" w:type="dxa"/>
             </w:tcMar>
           </w:tcPr>
           <w:p>
@@ -831,7 +815,7 @@
       <w:tr>
         <w:trPr>
           <w:cantSplit/>
-          <w:trHeight w:val="510" w:hRule="atLeast"/>
+          <w:trHeight w:val="481" w:hRule="atLeast"/>
         </w:trPr>
         <w:tc>
           <w:tcPr>
@@ -844,10 +828,10 @@
             </w:tcBorders>
             <w:vAlign w:val="center"/>
             <w:tcMar>
-              <w:top w:w="28" w:type="dxa"/>
-              <w:left w:w="50" w:type="dxa"/>
-              <w:bottom w:w="28" w:type="dxa"/>
-              <w:right w:w="50" w:type="dxa"/>
+              <w:top w:w="24" w:type="dxa"/>
+              <w:left w:w="46" w:type="dxa"/>
+              <w:bottom w:w="24" w:type="dxa"/>
+              <w:right w:w="46" w:type="dxa"/>
             </w:tcMar>
             <w:shd w:val="clear" w:color="auto" w:fill="F2F2F2"/>
           </w:tcPr>
@@ -870,7 +854,7 @@
         </w:tc>
         <w:tc>
           <w:tcPr>
-            <w:tcW w:type="dxa" w:w="6200"/>
+            <w:tcW w:type="dxa" w:w="5600"/>
             <w:tcBorders>
               <w:top w:val="single" w:sz="6" w:space="0" w:color="000000"/>
               <w:left w:val="single" w:sz="6" w:space="0" w:color="000000"/>
@@ -879,10 +863,10 @@
             </w:tcBorders>
             <w:vAlign w:val="center"/>
             <w:tcMar>
-              <w:top w:w="28" w:type="dxa"/>
-              <w:left w:w="50" w:type="dxa"/>
-              <w:bottom w:w="28" w:type="dxa"/>
-              <w:right w:w="50" w:type="dxa"/>
+              <w:top w:w="24" w:type="dxa"/>
+              <w:left w:w="46" w:type="dxa"/>
+              <w:bottom w:w="24" w:type="dxa"/>
+              <w:right w:w="46" w:type="dxa"/>
             </w:tcMar>
             <w:shd w:val="clear" w:color="auto" w:fill="F7F7F7"/>
           </w:tcPr>
@@ -899,13 +883,13 @@
                 <w:color w:val="000000"/>
                 <w:sz w:val="18"/>
               </w:rPr>
-              <w:t>Religion. The Hindu Succession Act, 1956, applies if he was a Hindu, Buddhist, Jain or Sikh.</w:t>
+              <w:t>Will left? Yes or No</w:t>
             </w:r>
           </w:p>
         </w:tc>
         <w:tc>
           <w:tcPr>
-            <w:tcW w:type="dxa" w:w="3000"/>
+            <w:tcW w:type="dxa" w:w="3900"/>
             <w:tcBorders>
               <w:top w:val="single" w:sz="6" w:space="0" w:color="000000"/>
               <w:left w:val="single" w:sz="6" w:space="0" w:color="000000"/>
@@ -914,10 +898,10 @@
             </w:tcBorders>
             <w:vAlign w:val="center"/>
             <w:tcMar>
-              <w:top w:w="28" w:type="dxa"/>
-              <w:left w:w="50" w:type="dxa"/>
-              <w:bottom w:w="28" w:type="dxa"/>
-              <w:right w:w="50" w:type="dxa"/>
+              <w:top w:w="24" w:type="dxa"/>
+              <w:left w:w="46" w:type="dxa"/>
+              <w:bottom w:w="24" w:type="dxa"/>
+              <w:right w:w="46" w:type="dxa"/>
             </w:tcMar>
           </w:tcPr>
           <w:p>
@@ -931,7 +915,7 @@
       <w:tr>
         <w:trPr>
           <w:cantSplit/>
-          <w:trHeight w:val="510" w:hRule="atLeast"/>
+          <w:trHeight w:val="481" w:hRule="atLeast"/>
         </w:trPr>
         <w:tc>
           <w:tcPr>
@@ -944,10 +928,10 @@
             </w:tcBorders>
             <w:vAlign w:val="center"/>
             <w:tcMar>
-              <w:top w:w="28" w:type="dxa"/>
-              <w:left w:w="50" w:type="dxa"/>
-              <w:bottom w:w="28" w:type="dxa"/>
-              <w:right w:w="50" w:type="dxa"/>
+              <w:top w:w="24" w:type="dxa"/>
+              <w:left w:w="46" w:type="dxa"/>
+              <w:bottom w:w="24" w:type="dxa"/>
+              <w:right w:w="46" w:type="dxa"/>
             </w:tcMar>
             <w:shd w:val="clear" w:color="auto" w:fill="F2F2F2"/>
           </w:tcPr>
@@ -970,7 +954,7 @@
         </w:tc>
         <w:tc>
           <w:tcPr>
-            <w:tcW w:type="dxa" w:w="6200"/>
+            <w:tcW w:type="dxa" w:w="5600"/>
             <w:tcBorders>
               <w:top w:val="single" w:sz="6" w:space="0" w:color="000000"/>
               <w:left w:val="single" w:sz="6" w:space="0" w:color="000000"/>
@@ -979,10 +963,10 @@
             </w:tcBorders>
             <w:vAlign w:val="center"/>
             <w:tcMar>
-              <w:top w:w="28" w:type="dxa"/>
-              <w:left w:w="50" w:type="dxa"/>
-              <w:bottom w:w="28" w:type="dxa"/>
-              <w:right w:w="50" w:type="dxa"/>
+              <w:top w:w="24" w:type="dxa"/>
+              <w:left w:w="46" w:type="dxa"/>
+              <w:bottom w:w="24" w:type="dxa"/>
+              <w:right w:w="46" w:type="dxa"/>
             </w:tcMar>
             <w:shd w:val="clear" w:color="auto" w:fill="F7F7F7"/>
           </w:tcPr>
@@ -999,13 +983,13 @@
                 <w:color w:val="000000"/>
                 <w:sz w:val="18"/>
               </w:rPr>
-              <w:t>Did he leave a Will? Yes or No. If Yes, who holds it?</w:t>
+              <w:t>Any dispute or court case? Yes or No</w:t>
             </w:r>
           </w:p>
         </w:tc>
         <w:tc>
           <w:tcPr>
-            <w:tcW w:type="dxa" w:w="3000"/>
+            <w:tcW w:type="dxa" w:w="3900"/>
             <w:tcBorders>
               <w:top w:val="single" w:sz="6" w:space="0" w:color="000000"/>
               <w:left w:val="single" w:sz="6" w:space="0" w:color="000000"/>
@@ -1014,10 +998,10 @@
             </w:tcBorders>
             <w:vAlign w:val="center"/>
             <w:tcMar>
-              <w:top w:w="28" w:type="dxa"/>
-              <w:left w:w="50" w:type="dxa"/>
-              <w:bottom w:w="28" w:type="dxa"/>
-              <w:right w:w="50" w:type="dxa"/>
+              <w:top w:w="24" w:type="dxa"/>
+              <w:left w:w="46" w:type="dxa"/>
+              <w:bottom w:w="24" w:type="dxa"/>
+              <w:right w:w="46" w:type="dxa"/>
             </w:tcMar>
           </w:tcPr>
           <w:p>
@@ -1031,7 +1015,7 @@
       <w:tr>
         <w:trPr>
           <w:cantSplit/>
-          <w:trHeight w:val="510" w:hRule="atLeast"/>
+          <w:trHeight w:val="481" w:hRule="atLeast"/>
         </w:trPr>
         <w:tc>
           <w:tcPr>
@@ -1044,10 +1028,10 @@
             </w:tcBorders>
             <w:vAlign w:val="center"/>
             <w:tcMar>
-              <w:top w:w="28" w:type="dxa"/>
-              <w:left w:w="50" w:type="dxa"/>
-              <w:bottom w:w="28" w:type="dxa"/>
-              <w:right w:w="50" w:type="dxa"/>
+              <w:top w:w="24" w:type="dxa"/>
+              <w:left w:w="46" w:type="dxa"/>
+              <w:bottom w:w="24" w:type="dxa"/>
+              <w:right w:w="46" w:type="dxa"/>
             </w:tcMar>
             <w:shd w:val="clear" w:color="auto" w:fill="F2F2F2"/>
           </w:tcPr>
@@ -1070,7 +1054,7 @@
         </w:tc>
         <w:tc>
           <w:tcPr>
-            <w:tcW w:type="dxa" w:w="6200"/>
+            <w:tcW w:type="dxa" w:w="5600"/>
             <w:tcBorders>
               <w:top w:val="single" w:sz="6" w:space="0" w:color="000000"/>
               <w:left w:val="single" w:sz="6" w:space="0" w:color="000000"/>
@@ -1079,10 +1063,10 @@
             </w:tcBorders>
             <w:vAlign w:val="center"/>
             <w:tcMar>
-              <w:top w:w="28" w:type="dxa"/>
-              <w:left w:w="50" w:type="dxa"/>
-              <w:bottom w:w="28" w:type="dxa"/>
-              <w:right w:w="50" w:type="dxa"/>
+              <w:top w:w="24" w:type="dxa"/>
+              <w:left w:w="46" w:type="dxa"/>
+              <w:bottom w:w="24" w:type="dxa"/>
+              <w:right w:w="46" w:type="dxa"/>
             </w:tcMar>
             <w:shd w:val="clear" w:color="auto" w:fill="F7F7F7"/>
           </w:tcPr>
@@ -1099,13 +1083,13 @@
                 <w:color w:val="000000"/>
                 <w:sz w:val="18"/>
               </w:rPr>
-              <w:t>Any dispute, objection or court case? Yes or No. If Yes, give particulars.</w:t>
+              <w:t>Mother’s name, as in the documents. Living or dead.</w:t>
             </w:r>
           </w:p>
         </w:tc>
         <w:tc>
           <w:tcPr>
-            <w:tcW w:type="dxa" w:w="3000"/>
+            <w:tcW w:type="dxa" w:w="3900"/>
             <w:tcBorders>
               <w:top w:val="single" w:sz="6" w:space="0" w:color="000000"/>
               <w:left w:val="single" w:sz="6" w:space="0" w:color="000000"/>
@@ -1114,210 +1098,10 @@
             </w:tcBorders>
             <w:vAlign w:val="center"/>
             <w:tcMar>
-              <w:top w:w="28" w:type="dxa"/>
-              <w:left w:w="50" w:type="dxa"/>
-              <w:bottom w:w="28" w:type="dxa"/>
-              <w:right w:w="50" w:type="dxa"/>
-            </w:tcMar>
-          </w:tcPr>
-          <w:p>
-            <w:pPr>
-              <w:spacing w:before="0" w:after="0" w:lineRule="exact" w:line="240"/>
-              <w:jc w:val="left"/>
-            </w:pPr>
-          </w:p>
-        </w:tc>
-      </w:tr>
-      <w:tr>
-        <w:trPr>
-          <w:cantSplit/>
-          <w:trHeight w:val="510" w:hRule="atLeast"/>
-        </w:trPr>
-        <w:tc>
-          <w:tcPr>
-            <w:tcW w:type="dxa" w:w="600"/>
-            <w:tcBorders>
-              <w:top w:val="single" w:sz="6" w:space="0" w:color="000000"/>
-              <w:left w:val="single" w:sz="6" w:space="0" w:color="000000"/>
-              <w:bottom w:val="single" w:sz="6" w:space="0" w:color="000000"/>
-              <w:right w:val="single" w:sz="6" w:space="0" w:color="000000"/>
-            </w:tcBorders>
-            <w:vAlign w:val="center"/>
-            <w:tcMar>
-              <w:top w:w="28" w:type="dxa"/>
-              <w:left w:w="50" w:type="dxa"/>
-              <w:bottom w:w="28" w:type="dxa"/>
-              <w:right w:w="50" w:type="dxa"/>
-            </w:tcMar>
-            <w:shd w:val="clear" w:color="auto" w:fill="F2F2F2"/>
-          </w:tcPr>
-          <w:p>
-            <w:pPr>
-              <w:spacing w:before="0" w:after="0" w:lineRule="exact" w:line="240"/>
-              <w:jc w:val="center"/>
-            </w:pPr>
-            <w:r>
-              <w:rPr>
-                <w:rFonts w:ascii="Bookman Old Style" w:hAnsi="Bookman Old Style" w:cs="Bookman Old Style" w:eastAsia="Bookman Old Style"/>
-                <w:b/>
-                <w:i w:val="0"/>
-                <w:color w:val="000000"/>
-                <w:sz w:val="20"/>
-              </w:rPr>
-              <w:t>11</w:t>
-            </w:r>
-          </w:p>
-        </w:tc>
-        <w:tc>
-          <w:tcPr>
-            <w:tcW w:type="dxa" w:w="6200"/>
-            <w:tcBorders>
-              <w:top w:val="single" w:sz="6" w:space="0" w:color="000000"/>
-              <w:left w:val="single" w:sz="6" w:space="0" w:color="000000"/>
-              <w:bottom w:val="single" w:sz="6" w:space="0" w:color="000000"/>
-              <w:right w:val="single" w:sz="6" w:space="0" w:color="000000"/>
-            </w:tcBorders>
-            <w:vAlign w:val="center"/>
-            <w:tcMar>
-              <w:top w:w="28" w:type="dxa"/>
-              <w:left w:w="50" w:type="dxa"/>
-              <w:bottom w:w="28" w:type="dxa"/>
-              <w:right w:w="50" w:type="dxa"/>
-            </w:tcMar>
-            <w:shd w:val="clear" w:color="auto" w:fill="F7F7F7"/>
-          </w:tcPr>
-          <w:p>
-            <w:pPr>
-              <w:spacing w:before="0" w:after="0" w:lineRule="exact" w:line="220"/>
-              <w:jc w:val="left"/>
-            </w:pPr>
-            <w:r>
-              <w:rPr>
-                <w:rFonts w:ascii="Bookman Old Style" w:hAnsi="Bookman Old Style" w:cs="Bookman Old Style" w:eastAsia="Bookman Old Style"/>
-                <w:b/>
-                <w:i w:val="0"/>
-                <w:color w:val="000000"/>
-                <w:sz w:val="18"/>
-              </w:rPr>
-              <w:t>Full name of the mother, as in the documents</w:t>
-            </w:r>
-          </w:p>
-        </w:tc>
-        <w:tc>
-          <w:tcPr>
-            <w:tcW w:type="dxa" w:w="3000"/>
-            <w:tcBorders>
-              <w:top w:val="single" w:sz="6" w:space="0" w:color="000000"/>
-              <w:left w:val="single" w:sz="6" w:space="0" w:color="000000"/>
-              <w:bottom w:val="single" w:sz="6" w:space="0" w:color="000000"/>
-              <w:right w:val="single" w:sz="6" w:space="0" w:color="000000"/>
-            </w:tcBorders>
-            <w:vAlign w:val="center"/>
-            <w:tcMar>
-              <w:top w:w="28" w:type="dxa"/>
-              <w:left w:w="50" w:type="dxa"/>
-              <w:bottom w:w="28" w:type="dxa"/>
-              <w:right w:w="50" w:type="dxa"/>
-            </w:tcMar>
-          </w:tcPr>
-          <w:p>
-            <w:pPr>
-              <w:spacing w:before="0" w:after="0" w:lineRule="exact" w:line="240"/>
-              <w:jc w:val="left"/>
-            </w:pPr>
-          </w:p>
-        </w:tc>
-      </w:tr>
-      <w:tr>
-        <w:trPr>
-          <w:cantSplit/>
-          <w:trHeight w:val="510" w:hRule="atLeast"/>
-        </w:trPr>
-        <w:tc>
-          <w:tcPr>
-            <w:tcW w:type="dxa" w:w="600"/>
-            <w:tcBorders>
-              <w:top w:val="single" w:sz="6" w:space="0" w:color="000000"/>
-              <w:left w:val="single" w:sz="6" w:space="0" w:color="000000"/>
-              <w:bottom w:val="single" w:sz="6" w:space="0" w:color="000000"/>
-              <w:right w:val="single" w:sz="6" w:space="0" w:color="000000"/>
-            </w:tcBorders>
-            <w:vAlign w:val="center"/>
-            <w:tcMar>
-              <w:top w:w="28" w:type="dxa"/>
-              <w:left w:w="50" w:type="dxa"/>
-              <w:bottom w:w="28" w:type="dxa"/>
-              <w:right w:w="50" w:type="dxa"/>
-            </w:tcMar>
-            <w:shd w:val="clear" w:color="auto" w:fill="F2F2F2"/>
-          </w:tcPr>
-          <w:p>
-            <w:pPr>
-              <w:spacing w:before="0" w:after="0" w:lineRule="exact" w:line="240"/>
-              <w:jc w:val="center"/>
-            </w:pPr>
-            <w:r>
-              <w:rPr>
-                <w:rFonts w:ascii="Bookman Old Style" w:hAnsi="Bookman Old Style" w:cs="Bookman Old Style" w:eastAsia="Bookman Old Style"/>
-                <w:b/>
-                <w:i w:val="0"/>
-                <w:color w:val="000000"/>
-                <w:sz w:val="20"/>
-              </w:rPr>
-              <w:t>12</w:t>
-            </w:r>
-          </w:p>
-        </w:tc>
-        <w:tc>
-          <w:tcPr>
-            <w:tcW w:type="dxa" w:w="6200"/>
-            <w:tcBorders>
-              <w:top w:val="single" w:sz="6" w:space="0" w:color="000000"/>
-              <w:left w:val="single" w:sz="6" w:space="0" w:color="000000"/>
-              <w:bottom w:val="single" w:sz="6" w:space="0" w:color="000000"/>
-              <w:right w:val="single" w:sz="6" w:space="0" w:color="000000"/>
-            </w:tcBorders>
-            <w:vAlign w:val="center"/>
-            <w:tcMar>
-              <w:top w:w="28" w:type="dxa"/>
-              <w:left w:w="50" w:type="dxa"/>
-              <w:bottom w:w="28" w:type="dxa"/>
-              <w:right w:w="50" w:type="dxa"/>
-            </w:tcMar>
-            <w:shd w:val="clear" w:color="auto" w:fill="F7F7F7"/>
-          </w:tcPr>
-          <w:p>
-            <w:pPr>
-              <w:spacing w:before="0" w:after="0" w:lineRule="exact" w:line="220"/>
-              <w:jc w:val="left"/>
-            </w:pPr>
-            <w:r>
-              <w:rPr>
-                <w:rFonts w:ascii="Bookman Old Style" w:hAnsi="Bookman Old Style" w:cs="Bookman Old Style" w:eastAsia="Bookman Old Style"/>
-                <w:b/>
-                <w:i w:val="0"/>
-                <w:color w:val="000000"/>
-                <w:sz w:val="18"/>
-              </w:rPr>
-              <w:t>Mother living or dead? A living mother is a Class I heir.</w:t>
-            </w:r>
-          </w:p>
-        </w:tc>
-        <w:tc>
-          <w:tcPr>
-            <w:tcW w:type="dxa" w:w="3000"/>
-            <w:tcBorders>
-              <w:top w:val="single" w:sz="6" w:space="0" w:color="000000"/>
-              <w:left w:val="single" w:sz="6" w:space="0" w:color="000000"/>
-              <w:bottom w:val="single" w:sz="6" w:space="0" w:color="000000"/>
-              <w:right w:val="single" w:sz="6" w:space="0" w:color="000000"/>
-            </w:tcBorders>
-            <w:vAlign w:val="center"/>
-            <w:tcMar>
-              <w:top w:w="28" w:type="dxa"/>
-              <w:left w:w="50" w:type="dxa"/>
-              <w:bottom w:w="28" w:type="dxa"/>
-              <w:right w:w="50" w:type="dxa"/>
+              <w:top w:w="24" w:type="dxa"/>
+              <w:left w:w="46" w:type="dxa"/>
+              <w:bottom w:w="24" w:type="dxa"/>
+              <w:right w:w="46" w:type="dxa"/>
             </w:tcMar>
           </w:tcPr>
           <w:p>
@@ -1331,7 +1115,7 @@
     </w:tbl>
     <w:p>
       <w:pPr>
-        <w:spacing w:before="100" w:after="40" w:lineRule="exact" w:line="280"/>
+        <w:spacing w:before="80" w:after="40" w:lineRule="exact" w:line="280"/>
         <w:jc w:val="left"/>
       </w:pPr>
       <w:r>
@@ -1342,23 +1126,23 @@
           <w:color w:val="000000"/>
           <w:sz w:val="22"/>
         </w:rPr>
-        <w:t>Shares for which the certificate is required</w:t>
+        <w:t>Securities for which the certificate is required</w:t>
       </w:r>
     </w:p>
     <w:tbl>
       <w:tblPr>
-        <w:tblW w:type="dxa" w:w="9800"/>
+        <w:tblW w:type="dxa" w:w="10100"/>
         <w:tblLayout w:type="fixed"/>
         <w:tblLook w:firstColumn="1" w:firstRow="1" w:lastColumn="0" w:lastRow="0" w:noHBand="0" w:noVBand="1" w:val="04A0"/>
       </w:tblPr>
       <w:tblGrid>
         <w:gridCol w:w="2400"/>
-        <w:gridCol w:w="7400"/>
+        <w:gridCol w:w="7700"/>
       </w:tblGrid>
       <w:tr>
         <w:trPr>
           <w:cantSplit/>
-          <w:trHeight w:val="351" w:hRule="atLeast"/>
+          <w:trHeight w:val="340" w:hRule="atLeast"/>
         </w:trPr>
         <w:tc>
           <w:tcPr>
@@ -1371,10 +1155,10 @@
             </w:tcBorders>
             <w:vAlign w:val="center"/>
             <w:tcMar>
-              <w:top w:w="28" w:type="dxa"/>
-              <w:left w:w="50" w:type="dxa"/>
-              <w:bottom w:w="28" w:type="dxa"/>
-              <w:right w:w="50" w:type="dxa"/>
+              <w:top w:w="24" w:type="dxa"/>
+              <w:left w:w="46" w:type="dxa"/>
+              <w:bottom w:w="24" w:type="dxa"/>
+              <w:right w:w="46" w:type="dxa"/>
             </w:tcMar>
             <w:shd w:val="clear" w:color="auto" w:fill="F2F2F2"/>
           </w:tcPr>
@@ -1397,7 +1181,7 @@
         </w:tc>
         <w:tc>
           <w:tcPr>
-            <w:tcW w:type="dxa" w:w="7400"/>
+            <w:tcW w:type="dxa" w:w="7700"/>
             <w:tcBorders>
               <w:top w:val="single" w:sz="6" w:space="0" w:color="000000"/>
               <w:left w:val="single" w:sz="6" w:space="0" w:color="000000"/>
@@ -1406,10 +1190,10 @@
             </w:tcBorders>
             <w:vAlign w:val="center"/>
             <w:tcMar>
-              <w:top w:w="28" w:type="dxa"/>
-              <w:left w:w="50" w:type="dxa"/>
-              <w:bottom w:w="28" w:type="dxa"/>
-              <w:right w:w="50" w:type="dxa"/>
+              <w:top w:w="24" w:type="dxa"/>
+              <w:left w:w="46" w:type="dxa"/>
+              <w:bottom w:w="24" w:type="dxa"/>
+              <w:right w:w="46" w:type="dxa"/>
             </w:tcMar>
           </w:tcPr>
           <w:p>
@@ -1425,7 +1209,7 @@
                 <w:color w:val="000000"/>
                 <w:sz w:val="18"/>
               </w:rPr>
-              <w:t>Tata Elxsi Ltd.    Folio No. EXD0001178    Certificate No. B247787</w:t>
+              <w:t>Tata Elxsi Ltd.  Folio EXD0001178  Certificate No. B247787</w:t>
             </w:r>
           </w:p>
         </w:tc>
@@ -1433,7 +1217,7 @@
       <w:tr>
         <w:trPr>
           <w:cantSplit/>
-          <w:trHeight w:val="351" w:hRule="atLeast"/>
+          <w:trHeight w:val="340" w:hRule="atLeast"/>
         </w:trPr>
         <w:tc>
           <w:tcPr>
@@ -1446,10 +1230,10 @@
             </w:tcBorders>
             <w:vAlign w:val="center"/>
             <w:tcMar>
-              <w:top w:w="28" w:type="dxa"/>
-              <w:left w:w="50" w:type="dxa"/>
-              <w:bottom w:w="28" w:type="dxa"/>
-              <w:right w:w="50" w:type="dxa"/>
+              <w:top w:w="24" w:type="dxa"/>
+              <w:left w:w="46" w:type="dxa"/>
+              <w:bottom w:w="24" w:type="dxa"/>
+              <w:right w:w="46" w:type="dxa"/>
             </w:tcMar>
             <w:shd w:val="clear" w:color="auto" w:fill="F2F2F2"/>
           </w:tcPr>
@@ -1472,7 +1256,7 @@
         </w:tc>
         <w:tc>
           <w:tcPr>
-            <w:tcW w:type="dxa" w:w="7400"/>
+            <w:tcW w:type="dxa" w:w="7700"/>
             <w:tcBorders>
               <w:top w:val="single" w:sz="6" w:space="0" w:color="000000"/>
               <w:left w:val="single" w:sz="6" w:space="0" w:color="000000"/>
@@ -1481,10 +1265,10 @@
             </w:tcBorders>
             <w:vAlign w:val="center"/>
             <w:tcMar>
-              <w:top w:w="28" w:type="dxa"/>
-              <w:left w:w="50" w:type="dxa"/>
-              <w:bottom w:w="28" w:type="dxa"/>
-              <w:right w:w="50" w:type="dxa"/>
+              <w:top w:w="24" w:type="dxa"/>
+              <w:left w:w="46" w:type="dxa"/>
+              <w:bottom w:w="24" w:type="dxa"/>
+              <w:right w:w="46" w:type="dxa"/>
             </w:tcMar>
           </w:tcPr>
           <w:p>
@@ -1500,7 +1284,7 @@
                 <w:color w:val="000000"/>
                 <w:sz w:val="18"/>
               </w:rPr>
-              <w:t>32424498 to 32424697 (200);  11841311 to 11841410 (100);  17219031 to 17219130 (100)</w:t>
+              <w:t>32424498 to 32424697 (200); 11841311 to 11841410 (100); 17219031 to 17219130 (100)</w:t>
             </w:r>
           </w:p>
         </w:tc>
@@ -1508,7 +1292,7 @@
       <w:tr>
         <w:trPr>
           <w:cantSplit/>
-          <w:trHeight w:val="351" w:hRule="atLeast"/>
+          <w:trHeight w:val="340" w:hRule="atLeast"/>
         </w:trPr>
         <w:tc>
           <w:tcPr>
@@ -1521,10 +1305,10 @@
             </w:tcBorders>
             <w:vAlign w:val="center"/>
             <w:tcMar>
-              <w:top w:w="28" w:type="dxa"/>
-              <w:left w:w="50" w:type="dxa"/>
-              <w:bottom w:w="28" w:type="dxa"/>
-              <w:right w:w="50" w:type="dxa"/>
+              <w:top w:w="24" w:type="dxa"/>
+              <w:left w:w="46" w:type="dxa"/>
+              <w:bottom w:w="24" w:type="dxa"/>
+              <w:right w:w="46" w:type="dxa"/>
             </w:tcMar>
             <w:shd w:val="clear" w:color="auto" w:fill="F2F2F2"/>
           </w:tcPr>
@@ -1547,7 +1331,7 @@
         </w:tc>
         <w:tc>
           <w:tcPr>
-            <w:tcW w:type="dxa" w:w="7400"/>
+            <w:tcW w:type="dxa" w:w="7700"/>
             <w:tcBorders>
               <w:top w:val="single" w:sz="6" w:space="0" w:color="000000"/>
               <w:left w:val="single" w:sz="6" w:space="0" w:color="000000"/>
@@ -1556,10 +1340,10 @@
             </w:tcBorders>
             <w:vAlign w:val="center"/>
             <w:tcMar>
-              <w:top w:w="28" w:type="dxa"/>
-              <w:left w:w="50" w:type="dxa"/>
-              <w:bottom w:w="28" w:type="dxa"/>
-              <w:right w:w="50" w:type="dxa"/>
+              <w:top w:w="24" w:type="dxa"/>
+              <w:left w:w="46" w:type="dxa"/>
+              <w:bottom w:w="24" w:type="dxa"/>
+              <w:right w:w="46" w:type="dxa"/>
             </w:tcMar>
           </w:tcPr>
           <w:p>
@@ -1575,7 +1359,7 @@
                 <w:color w:val="000000"/>
                 <w:sz w:val="18"/>
               </w:rPr>
-              <w:t>400 shares, in the sole name of the deceased</w:t>
+              <w:t>400 shares, sole name of the deceased. Value stated to exceed the threshold.</w:t>
             </w:r>
           </w:p>
         </w:tc>
@@ -1583,7 +1367,7 @@
       <w:tr>
         <w:trPr>
           <w:cantSplit/>
-          <w:trHeight w:val="351" w:hRule="atLeast"/>
+          <w:trHeight w:val="340" w:hRule="atLeast"/>
         </w:trPr>
         <w:tc>
           <w:tcPr>
@@ -1596,10 +1380,10 @@
             </w:tcBorders>
             <w:vAlign w:val="center"/>
             <w:tcMar>
-              <w:top w:w="28" w:type="dxa"/>
-              <w:left w:w="50" w:type="dxa"/>
-              <w:bottom w:w="28" w:type="dxa"/>
-              <w:right w:w="50" w:type="dxa"/>
+              <w:top w:w="24" w:type="dxa"/>
+              <w:left w:w="46" w:type="dxa"/>
+              <w:bottom w:w="24" w:type="dxa"/>
+              <w:right w:w="46" w:type="dxa"/>
             </w:tcMar>
             <w:shd w:val="clear" w:color="auto" w:fill="F2F2F2"/>
           </w:tcPr>
@@ -1622,7 +1406,7 @@
         </w:tc>
         <w:tc>
           <w:tcPr>
-            <w:tcW w:type="dxa" w:w="7400"/>
+            <w:tcW w:type="dxa" w:w="7700"/>
             <w:tcBorders>
               <w:top w:val="single" w:sz="6" w:space="0" w:color="000000"/>
               <w:left w:val="single" w:sz="6" w:space="0" w:color="000000"/>
@@ -1631,10 +1415,10 @@
             </w:tcBorders>
             <w:vAlign w:val="center"/>
             <w:tcMar>
-              <w:top w:w="28" w:type="dxa"/>
-              <w:left w:w="50" w:type="dxa"/>
-              <w:bottom w:w="28" w:type="dxa"/>
-              <w:right w:w="50" w:type="dxa"/>
+              <w:top w:w="24" w:type="dxa"/>
+              <w:left w:w="46" w:type="dxa"/>
+              <w:bottom w:w="24" w:type="dxa"/>
+              <w:right w:w="46" w:type="dxa"/>
             </w:tcMar>
           </w:tcPr>
           <w:p>
@@ -1650,7 +1434,7 @@
                 <w:color w:val="000000"/>
                 <w:sz w:val="18"/>
               </w:rPr>
-              <w:t>Letter dated 20.07.2026. A municipal certificate has not been accepted.</w:t>
+              <w:t>MUFG Intime India Pvt. Ltd., letter dated 20.07.2026, Ref. ID80033739</w:t>
             </w:r>
           </w:p>
         </w:tc>
@@ -1663,23 +1447,7 @@
     </w:p>
     <w:p>
       <w:pPr>
-        <w:spacing w:before="0" w:after="0" w:lineRule="exact" w:line="260"/>
-        <w:jc w:val="center"/>
-      </w:pPr>
-      <w:r>
-        <w:rPr>
-          <w:rFonts w:ascii="Bookman Old Style" w:hAnsi="Bookman Old Style" w:cs="Bookman Old Style" w:eastAsia="Bookman Old Style"/>
-          <w:b/>
-          <w:i w:val="0"/>
-          <w:color w:val="000000"/>
-          <w:sz w:val="22"/>
-        </w:rPr>
-        <w:t>Government of West Bengal</w:t>
-      </w:r>
-    </w:p>
-    <w:p>
-      <w:pPr>
-        <w:spacing w:before="0" w:after="0" w:lineRule="exact" w:line="280"/>
+        <w:spacing w:before="0" w:after="0" w:lineRule="exact" w:line="300"/>
         <w:jc w:val="center"/>
       </w:pPr>
       <w:r>
@@ -1695,7 +1463,7 @@
     </w:p>
     <w:p>
       <w:pPr>
-        <w:spacing w:before="0" w:after="0" w:lineRule="exact" w:line="260"/>
+        <w:spacing w:before="0" w:after="0" w:lineRule="exact" w:line="280"/>
         <w:jc w:val="center"/>
       </w:pPr>
       <w:r>
@@ -1711,7 +1479,7 @@
     </w:p>
     <w:p>
       <w:pPr>
-        <w:spacing w:before="0" w:after="40" w:lineRule="exact" w:line="80"/>
+        <w:spacing w:before="0" w:after="40" w:lineRule="exact" w:line="60"/>
         <w:jc w:val="left"/>
         <w:pBdr>
           <w:bottom w:val="single" w:sz="12" w:space="1" w:color="000000"/>
@@ -1736,7 +1504,7 @@
     </w:p>
     <w:p>
       <w:pPr>
-        <w:spacing w:before="0" w:after="60" w:lineRule="exact" w:line="280"/>
+        <w:spacing w:before="0" w:after="40" w:lineRule="exact" w:line="280"/>
         <w:jc w:val="center"/>
       </w:pPr>
       <w:r>
@@ -1747,7 +1515,7 @@
           <w:color w:val="000000"/>
           <w:sz w:val="22"/>
         </w:rPr>
-        <w:t>Class I legal heirs</w:t>
+        <w:t>Legal heirs, as required in SEBI Annexure-5</w:t>
       </w:r>
     </w:p>
     <w:p>
@@ -1763,31 +1531,31 @@
           <w:color w:val="000000"/>
           <w:sz w:val="20"/>
         </w:rPr>
-        <w:t>Enter every Class I heir. These are the widow, each son, each daughter, the mother, each child of a son or daughter who died earlier, and the widow of a son who died earlier. The father is not in this class. If a row does not apply, write Nil. Take the name from the documents. Both documents of each living heir shall be seen, and the name must be the same in both. Do not write the share.</w:t>
+        <w:t>Enter every legal heir. Columns are those in Annexure-5 of the SEBI Circular: name, address and contact, age, and relationship. Class I heirs under the Hindu Succession Act, 1956, are the widow, each son, each daughter, the mother, the child of a son or daughter who died earlier, and the widow of such a son. If a row does not apply, write Nil. If any heir other than the applicant is dead, say so. A death certificate of that heir will be required by the Registrar.</w:t>
       </w:r>
     </w:p>
     <w:tbl>
       <w:tblPr>
-        <w:tblW w:type="dxa" w:w="9800"/>
+        <w:tblW w:type="dxa" w:w="10100"/>
         <w:tblLayout w:type="fixed"/>
         <w:tblLook w:firstColumn="1" w:firstRow="1" w:lastColumn="0" w:lastRow="0" w:noHBand="0" w:noVBand="1" w:val="04A0"/>
       </w:tblPr>
       <w:tblGrid>
-        <w:gridCol w:w="550"/>
-        <w:gridCol w:w="3200"/>
+        <w:gridCol w:w="500"/>
+        <w:gridCol w:w="2500"/>
+        <w:gridCol w:w="2500"/>
         <w:gridCol w:w="700"/>
-        <w:gridCol w:w="2500"/>
-        <w:gridCol w:w="1400"/>
-        <w:gridCol w:w="1450"/>
+        <w:gridCol w:w="2200"/>
+        <w:gridCol w:w="1700"/>
       </w:tblGrid>
       <w:tr>
         <w:trPr>
           <w:cantSplit/>
-          <w:trHeight w:val="396" w:hRule="atLeast"/>
+          <w:trHeight w:val="425" w:hRule="atLeast"/>
         </w:trPr>
         <w:tc>
           <w:tcPr>
-            <w:tcW w:type="dxa" w:w="550"/>
+            <w:tcW w:type="dxa" w:w="500"/>
             <w:tcBorders>
               <w:top w:val="single" w:sz="6" w:space="0" w:color="000000"/>
               <w:left w:val="single" w:sz="6" w:space="0" w:color="000000"/>
@@ -1796,10 +1564,10 @@
             </w:tcBorders>
             <w:vAlign w:val="center"/>
             <w:tcMar>
-              <w:top w:w="28" w:type="dxa"/>
-              <w:left w:w="50" w:type="dxa"/>
-              <w:bottom w:w="28" w:type="dxa"/>
-              <w:right w:w="50" w:type="dxa"/>
+              <w:top w:w="24" w:type="dxa"/>
+              <w:left w:w="46" w:type="dxa"/>
+              <w:bottom w:w="24" w:type="dxa"/>
+              <w:right w:w="46" w:type="dxa"/>
             </w:tcMar>
             <w:shd w:val="clear" w:color="auto" w:fill="E6E6E6"/>
           </w:tcPr>
@@ -1822,7 +1590,7 @@
         </w:tc>
         <w:tc>
           <w:tcPr>
-            <w:tcW w:type="dxa" w:w="3200"/>
+            <w:tcW w:type="dxa" w:w="2500"/>
             <w:tcBorders>
               <w:top w:val="single" w:sz="6" w:space="0" w:color="000000"/>
               <w:left w:val="single" w:sz="6" w:space="0" w:color="000000"/>
@@ -1831,10 +1599,10 @@
             </w:tcBorders>
             <w:vAlign w:val="center"/>
             <w:tcMar>
-              <w:top w:w="28" w:type="dxa"/>
-              <w:left w:w="50" w:type="dxa"/>
-              <w:bottom w:w="28" w:type="dxa"/>
-              <w:right w:w="50" w:type="dxa"/>
+              <w:top w:w="24" w:type="dxa"/>
+              <w:left w:w="46" w:type="dxa"/>
+              <w:bottom w:w="24" w:type="dxa"/>
+              <w:right w:w="46" w:type="dxa"/>
             </w:tcMar>
             <w:shd w:val="clear" w:color="auto" w:fill="E6E6E6"/>
           </w:tcPr>
@@ -1851,7 +1619,42 @@
                 <w:color w:val="000000"/>
                 <w:sz w:val="16"/>
               </w:rPr>
-              <w:t>Full name as in the documents</w:t>
+              <w:t>Name of legal heir, as in the documents</w:t>
+            </w:r>
+          </w:p>
+        </w:tc>
+        <w:tc>
+          <w:tcPr>
+            <w:tcW w:type="dxa" w:w="2500"/>
+            <w:tcBorders>
+              <w:top w:val="single" w:sz="6" w:space="0" w:color="000000"/>
+              <w:left w:val="single" w:sz="6" w:space="0" w:color="000000"/>
+              <w:bottom w:val="single" w:sz="6" w:space="0" w:color="000000"/>
+              <w:right w:val="single" w:sz="6" w:space="0" w:color="000000"/>
+            </w:tcBorders>
+            <w:vAlign w:val="center"/>
+            <w:tcMar>
+              <w:top w:w="24" w:type="dxa"/>
+              <w:left w:w="46" w:type="dxa"/>
+              <w:bottom w:w="24" w:type="dxa"/>
+              <w:right w:w="46" w:type="dxa"/>
+            </w:tcMar>
+            <w:shd w:val="clear" w:color="auto" w:fill="E6E6E6"/>
+          </w:tcPr>
+          <w:p>
+            <w:pPr>
+              <w:spacing w:before="0" w:after="0" w:lineRule="exact" w:line="200"/>
+              <w:jc w:val="center"/>
+            </w:pPr>
+            <w:r>
+              <w:rPr>
+                <w:rFonts w:ascii="Bookman Old Style" w:hAnsi="Bookman Old Style" w:cs="Bookman Old Style" w:eastAsia="Bookman Old Style"/>
+                <w:b/>
+                <w:i w:val="0"/>
+                <w:color w:val="000000"/>
+                <w:sz w:val="16"/>
+              </w:rPr>
+              <w:t>Address and contact</w:t>
             </w:r>
           </w:p>
         </w:tc>
@@ -1866,10 +1669,10 @@
             </w:tcBorders>
             <w:vAlign w:val="center"/>
             <w:tcMar>
-              <w:top w:w="28" w:type="dxa"/>
-              <w:left w:w="50" w:type="dxa"/>
-              <w:bottom w:w="28" w:type="dxa"/>
-              <w:right w:w="50" w:type="dxa"/>
+              <w:top w:w="24" w:type="dxa"/>
+              <w:left w:w="46" w:type="dxa"/>
+              <w:bottom w:w="24" w:type="dxa"/>
+              <w:right w:w="46" w:type="dxa"/>
             </w:tcMar>
             <w:shd w:val="clear" w:color="auto" w:fill="E6E6E6"/>
           </w:tcPr>
@@ -1892,7 +1695,7 @@
         </w:tc>
         <w:tc>
           <w:tcPr>
-            <w:tcW w:type="dxa" w:w="2500"/>
+            <w:tcW w:type="dxa" w:w="2200"/>
             <w:tcBorders>
               <w:top w:val="single" w:sz="6" w:space="0" w:color="000000"/>
               <w:left w:val="single" w:sz="6" w:space="0" w:color="000000"/>
@@ -1901,10 +1704,10 @@
             </w:tcBorders>
             <w:vAlign w:val="center"/>
             <w:tcMar>
-              <w:top w:w="28" w:type="dxa"/>
-              <w:left w:w="50" w:type="dxa"/>
-              <w:bottom w:w="28" w:type="dxa"/>
-              <w:right w:w="50" w:type="dxa"/>
+              <w:top w:w="24" w:type="dxa"/>
+              <w:left w:w="46" w:type="dxa"/>
+              <w:bottom w:w="24" w:type="dxa"/>
+              <w:right w:w="46" w:type="dxa"/>
             </w:tcMar>
             <w:shd w:val="clear" w:color="auto" w:fill="E6E6E6"/>
           </w:tcPr>
@@ -1927,7 +1730,7 @@
         </w:tc>
         <w:tc>
           <w:tcPr>
-            <w:tcW w:type="dxa" w:w="1400"/>
+            <w:tcW w:type="dxa" w:w="1700"/>
             <w:tcBorders>
               <w:top w:val="single" w:sz="6" w:space="0" w:color="000000"/>
               <w:left w:val="single" w:sz="6" w:space="0" w:color="000000"/>
@@ -1936,10 +1739,10 @@
             </w:tcBorders>
             <w:vAlign w:val="center"/>
             <w:tcMar>
-              <w:top w:w="28" w:type="dxa"/>
-              <w:left w:w="50" w:type="dxa"/>
-              <w:bottom w:w="28" w:type="dxa"/>
-              <w:right w:w="50" w:type="dxa"/>
+              <w:top w:w="24" w:type="dxa"/>
+              <w:left w:w="46" w:type="dxa"/>
+              <w:bottom w:w="24" w:type="dxa"/>
+              <w:right w:w="46" w:type="dxa"/>
             </w:tcMar>
             <w:shd w:val="clear" w:color="auto" w:fill="E6E6E6"/>
           </w:tcPr>
@@ -1960,9 +1763,15 @@
             </w:r>
           </w:p>
         </w:tc>
+      </w:tr>
+      <w:tr>
+        <w:trPr>
+          <w:cantSplit/>
+          <w:trHeight w:val="442" w:hRule="atLeast"/>
+        </w:trPr>
         <w:tc>
           <w:tcPr>
-            <w:tcW w:type="dxa" w:w="1450"/>
+            <w:tcW w:type="dxa" w:w="500"/>
             <w:tcBorders>
               <w:top w:val="single" w:sz="6" w:space="0" w:color="000000"/>
               <w:left w:val="single" w:sz="6" w:space="0" w:color="000000"/>
@@ -1971,51 +1780,10 @@
             </w:tcBorders>
             <w:vAlign w:val="center"/>
             <w:tcMar>
-              <w:top w:w="28" w:type="dxa"/>
-              <w:left w:w="50" w:type="dxa"/>
-              <w:bottom w:w="28" w:type="dxa"/>
-              <w:right w:w="50" w:type="dxa"/>
-            </w:tcMar>
-            <w:shd w:val="clear" w:color="auto" w:fill="E6E6E6"/>
-          </w:tcPr>
-          <w:p>
-            <w:pPr>
-              <w:spacing w:before="0" w:after="0" w:lineRule="exact" w:line="200"/>
-              <w:jc w:val="center"/>
-            </w:pPr>
-            <w:r>
-              <w:rPr>
-                <w:rFonts w:ascii="Bookman Old Style" w:hAnsi="Bookman Old Style" w:cs="Bookman Old Style" w:eastAsia="Bookman Old Style"/>
-                <w:b/>
-                <w:i w:val="0"/>
-                <w:color w:val="000000"/>
-                <w:sz w:val="16"/>
-              </w:rPr>
-              <w:t>Both documents seen</w:t>
-            </w:r>
-          </w:p>
-        </w:tc>
-      </w:tr>
-      <w:tr>
-        <w:trPr>
-          <w:cantSplit/>
-          <w:trHeight w:val="425" w:hRule="atLeast"/>
-        </w:trPr>
-        <w:tc>
-          <w:tcPr>
-            <w:tcW w:type="dxa" w:w="550"/>
-            <w:tcBorders>
-              <w:top w:val="single" w:sz="6" w:space="0" w:color="000000"/>
-              <w:left w:val="single" w:sz="6" w:space="0" w:color="000000"/>
-              <w:bottom w:val="single" w:sz="6" w:space="0" w:color="000000"/>
-              <w:right w:val="single" w:sz="6" w:space="0" w:color="000000"/>
-            </w:tcBorders>
-            <w:vAlign w:val="center"/>
-            <w:tcMar>
-              <w:top w:w="28" w:type="dxa"/>
-              <w:left w:w="50" w:type="dxa"/>
-              <w:bottom w:w="28" w:type="dxa"/>
-              <w:right w:w="50" w:type="dxa"/>
+              <w:top w:w="24" w:type="dxa"/>
+              <w:left w:w="46" w:type="dxa"/>
+              <w:bottom w:w="24" w:type="dxa"/>
+              <w:right w:w="46" w:type="dxa"/>
             </w:tcMar>
           </w:tcPr>
           <w:p>
@@ -2037,7 +1805,7 @@
         </w:tc>
         <w:tc>
           <w:tcPr>
-            <w:tcW w:type="dxa" w:w="3200"/>
+            <w:tcW w:type="dxa" w:w="2500"/>
             <w:tcBorders>
               <w:top w:val="single" w:sz="6" w:space="0" w:color="000000"/>
               <w:left w:val="single" w:sz="6" w:space="0" w:color="000000"/>
@@ -2046,15 +1814,39 @@
             </w:tcBorders>
             <w:vAlign w:val="center"/>
             <w:tcMar>
-              <w:top w:w="28" w:type="dxa"/>
-              <w:left w:w="50" w:type="dxa"/>
-              <w:bottom w:w="28" w:type="dxa"/>
-              <w:right w:w="50" w:type="dxa"/>
+              <w:top w:w="24" w:type="dxa"/>
+              <w:left w:w="46" w:type="dxa"/>
+              <w:bottom w:w="24" w:type="dxa"/>
+              <w:right w:w="46" w:type="dxa"/>
             </w:tcMar>
           </w:tcPr>
           <w:p>
             <w:pPr>
               <w:spacing w:before="0" w:after="0" w:lineRule="exact" w:line="240"/>
+              <w:jc w:val="left"/>
+            </w:pPr>
+          </w:p>
+        </w:tc>
+        <w:tc>
+          <w:tcPr>
+            <w:tcW w:type="dxa" w:w="2500"/>
+            <w:tcBorders>
+              <w:top w:val="single" w:sz="6" w:space="0" w:color="000000"/>
+              <w:left w:val="single" w:sz="6" w:space="0" w:color="000000"/>
+              <w:bottom w:val="single" w:sz="6" w:space="0" w:color="000000"/>
+              <w:right w:val="single" w:sz="6" w:space="0" w:color="000000"/>
+            </w:tcBorders>
+            <w:vAlign w:val="center"/>
+            <w:tcMar>
+              <w:top w:w="24" w:type="dxa"/>
+              <w:left w:w="46" w:type="dxa"/>
+              <w:bottom w:w="24" w:type="dxa"/>
+              <w:right w:w="46" w:type="dxa"/>
+            </w:tcMar>
+          </w:tcPr>
+          <w:p>
+            <w:pPr>
+              <w:spacing w:before="0" w:after="0" w:lineRule="exact" w:line="220"/>
               <w:jc w:val="left"/>
             </w:pPr>
           </w:p>
@@ -2070,10 +1862,10 @@
             </w:tcBorders>
             <w:vAlign w:val="center"/>
             <w:tcMar>
-              <w:top w:w="28" w:type="dxa"/>
-              <w:left w:w="50" w:type="dxa"/>
-              <w:bottom w:w="28" w:type="dxa"/>
-              <w:right w:w="50" w:type="dxa"/>
+              <w:top w:w="24" w:type="dxa"/>
+              <w:left w:w="46" w:type="dxa"/>
+              <w:bottom w:w="24" w:type="dxa"/>
+              <w:right w:w="46" w:type="dxa"/>
             </w:tcMar>
           </w:tcPr>
           <w:p>
@@ -2085,7 +1877,7 @@
         </w:tc>
         <w:tc>
           <w:tcPr>
-            <w:tcW w:type="dxa" w:w="2500"/>
+            <w:tcW w:type="dxa" w:w="2200"/>
             <w:tcBorders>
               <w:top w:val="single" w:sz="6" w:space="0" w:color="000000"/>
               <w:left w:val="single" w:sz="6" w:space="0" w:color="000000"/>
@@ -2094,10 +1886,10 @@
             </w:tcBorders>
             <w:vAlign w:val="center"/>
             <w:tcMar>
-              <w:top w:w="28" w:type="dxa"/>
-              <w:left w:w="50" w:type="dxa"/>
-              <w:bottom w:w="28" w:type="dxa"/>
-              <w:right w:w="50" w:type="dxa"/>
+              <w:top w:w="24" w:type="dxa"/>
+              <w:left w:w="46" w:type="dxa"/>
+              <w:bottom w:w="24" w:type="dxa"/>
+              <w:right w:w="46" w:type="dxa"/>
             </w:tcMar>
             <w:shd w:val="clear" w:color="auto" w:fill="F7F7F7"/>
           </w:tcPr>
@@ -2120,7 +1912,7 @@
         </w:tc>
         <w:tc>
           <w:tcPr>
-            <w:tcW w:type="dxa" w:w="1400"/>
+            <w:tcW w:type="dxa" w:w="1700"/>
             <w:tcBorders>
               <w:top w:val="single" w:sz="6" w:space="0" w:color="000000"/>
               <w:left w:val="single" w:sz="6" w:space="0" w:color="000000"/>
@@ -2129,34 +1921,10 @@
             </w:tcBorders>
             <w:vAlign w:val="center"/>
             <w:tcMar>
-              <w:top w:w="28" w:type="dxa"/>
-              <w:left w:w="50" w:type="dxa"/>
-              <w:bottom w:w="28" w:type="dxa"/>
-              <w:right w:w="50" w:type="dxa"/>
-            </w:tcMar>
-          </w:tcPr>
-          <w:p>
-            <w:pPr>
-              <w:spacing w:before="0" w:after="0" w:lineRule="exact" w:line="220"/>
-              <w:jc w:val="center"/>
-            </w:pPr>
-          </w:p>
-        </w:tc>
-        <w:tc>
-          <w:tcPr>
-            <w:tcW w:type="dxa" w:w="1450"/>
-            <w:tcBorders>
-              <w:top w:val="single" w:sz="6" w:space="0" w:color="000000"/>
-              <w:left w:val="single" w:sz="6" w:space="0" w:color="000000"/>
-              <w:bottom w:val="single" w:sz="6" w:space="0" w:color="000000"/>
-              <w:right w:val="single" w:sz="6" w:space="0" w:color="000000"/>
-            </w:tcBorders>
-            <w:vAlign w:val="center"/>
-            <w:tcMar>
-              <w:top w:w="28" w:type="dxa"/>
-              <w:left w:w="50" w:type="dxa"/>
-              <w:bottom w:w="28" w:type="dxa"/>
-              <w:right w:w="50" w:type="dxa"/>
+              <w:top w:w="24" w:type="dxa"/>
+              <w:left w:w="46" w:type="dxa"/>
+              <w:bottom w:w="24" w:type="dxa"/>
+              <w:right w:w="46" w:type="dxa"/>
             </w:tcMar>
           </w:tcPr>
           <w:p>
@@ -2170,11 +1938,11 @@
       <w:tr>
         <w:trPr>
           <w:cantSplit/>
-          <w:trHeight w:val="425" w:hRule="atLeast"/>
+          <w:trHeight w:val="442" w:hRule="atLeast"/>
         </w:trPr>
         <w:tc>
           <w:tcPr>
-            <w:tcW w:type="dxa" w:w="550"/>
+            <w:tcW w:type="dxa" w:w="500"/>
             <w:tcBorders>
               <w:top w:val="single" w:sz="6" w:space="0" w:color="000000"/>
               <w:left w:val="single" w:sz="6" w:space="0" w:color="000000"/>
@@ -2183,10 +1951,10 @@
             </w:tcBorders>
             <w:vAlign w:val="center"/>
             <w:tcMar>
-              <w:top w:w="28" w:type="dxa"/>
-              <w:left w:w="50" w:type="dxa"/>
-              <w:bottom w:w="28" w:type="dxa"/>
-              <w:right w:w="50" w:type="dxa"/>
+              <w:top w:w="24" w:type="dxa"/>
+              <w:left w:w="46" w:type="dxa"/>
+              <w:bottom w:w="24" w:type="dxa"/>
+              <w:right w:w="46" w:type="dxa"/>
             </w:tcMar>
           </w:tcPr>
           <w:p>
@@ -2208,7 +1976,7 @@
         </w:tc>
         <w:tc>
           <w:tcPr>
-            <w:tcW w:type="dxa" w:w="3200"/>
+            <w:tcW w:type="dxa" w:w="2500"/>
             <w:tcBorders>
               <w:top w:val="single" w:sz="6" w:space="0" w:color="000000"/>
               <w:left w:val="single" w:sz="6" w:space="0" w:color="000000"/>
@@ -2217,15 +1985,39 @@
             </w:tcBorders>
             <w:vAlign w:val="center"/>
             <w:tcMar>
-              <w:top w:w="28" w:type="dxa"/>
-              <w:left w:w="50" w:type="dxa"/>
-              <w:bottom w:w="28" w:type="dxa"/>
-              <w:right w:w="50" w:type="dxa"/>
+              <w:top w:w="24" w:type="dxa"/>
+              <w:left w:w="46" w:type="dxa"/>
+              <w:bottom w:w="24" w:type="dxa"/>
+              <w:right w:w="46" w:type="dxa"/>
             </w:tcMar>
           </w:tcPr>
           <w:p>
             <w:pPr>
               <w:spacing w:before="0" w:after="0" w:lineRule="exact" w:line="240"/>
+              <w:jc w:val="left"/>
+            </w:pPr>
+          </w:p>
+        </w:tc>
+        <w:tc>
+          <w:tcPr>
+            <w:tcW w:type="dxa" w:w="2500"/>
+            <w:tcBorders>
+              <w:top w:val="single" w:sz="6" w:space="0" w:color="000000"/>
+              <w:left w:val="single" w:sz="6" w:space="0" w:color="000000"/>
+              <w:bottom w:val="single" w:sz="6" w:space="0" w:color="000000"/>
+              <w:right w:val="single" w:sz="6" w:space="0" w:color="000000"/>
+            </w:tcBorders>
+            <w:vAlign w:val="center"/>
+            <w:tcMar>
+              <w:top w:w="24" w:type="dxa"/>
+              <w:left w:w="46" w:type="dxa"/>
+              <w:bottom w:w="24" w:type="dxa"/>
+              <w:right w:w="46" w:type="dxa"/>
+            </w:tcMar>
+          </w:tcPr>
+          <w:p>
+            <w:pPr>
+              <w:spacing w:before="0" w:after="0" w:lineRule="exact" w:line="220"/>
               <w:jc w:val="left"/>
             </w:pPr>
           </w:p>
@@ -2241,10 +2033,10 @@
             </w:tcBorders>
             <w:vAlign w:val="center"/>
             <w:tcMar>
-              <w:top w:w="28" w:type="dxa"/>
-              <w:left w:w="50" w:type="dxa"/>
-              <w:bottom w:w="28" w:type="dxa"/>
-              <w:right w:w="50" w:type="dxa"/>
+              <w:top w:w="24" w:type="dxa"/>
+              <w:left w:w="46" w:type="dxa"/>
+              <w:bottom w:w="24" w:type="dxa"/>
+              <w:right w:w="46" w:type="dxa"/>
             </w:tcMar>
           </w:tcPr>
           <w:p>
@@ -2256,7 +2048,7 @@
         </w:tc>
         <w:tc>
           <w:tcPr>
-            <w:tcW w:type="dxa" w:w="2500"/>
+            <w:tcW w:type="dxa" w:w="2200"/>
             <w:tcBorders>
               <w:top w:val="single" w:sz="6" w:space="0" w:color="000000"/>
               <w:left w:val="single" w:sz="6" w:space="0" w:color="000000"/>
@@ -2265,10 +2057,10 @@
             </w:tcBorders>
             <w:vAlign w:val="center"/>
             <w:tcMar>
-              <w:top w:w="28" w:type="dxa"/>
-              <w:left w:w="50" w:type="dxa"/>
-              <w:bottom w:w="28" w:type="dxa"/>
-              <w:right w:w="50" w:type="dxa"/>
+              <w:top w:w="24" w:type="dxa"/>
+              <w:left w:w="46" w:type="dxa"/>
+              <w:bottom w:w="24" w:type="dxa"/>
+              <w:right w:w="46" w:type="dxa"/>
             </w:tcMar>
             <w:shd w:val="clear" w:color="auto" w:fill="F7F7F7"/>
           </w:tcPr>
@@ -2291,7 +2083,7 @@
         </w:tc>
         <w:tc>
           <w:tcPr>
-            <w:tcW w:type="dxa" w:w="1400"/>
+            <w:tcW w:type="dxa" w:w="1700"/>
             <w:tcBorders>
               <w:top w:val="single" w:sz="6" w:space="0" w:color="000000"/>
               <w:left w:val="single" w:sz="6" w:space="0" w:color="000000"/>
@@ -2300,34 +2092,10 @@
             </w:tcBorders>
             <w:vAlign w:val="center"/>
             <w:tcMar>
-              <w:top w:w="28" w:type="dxa"/>
-              <w:left w:w="50" w:type="dxa"/>
-              <w:bottom w:w="28" w:type="dxa"/>
-              <w:right w:w="50" w:type="dxa"/>
-            </w:tcMar>
-          </w:tcPr>
-          <w:p>
-            <w:pPr>
-              <w:spacing w:before="0" w:after="0" w:lineRule="exact" w:line="220"/>
-              <w:jc w:val="center"/>
-            </w:pPr>
-          </w:p>
-        </w:tc>
-        <w:tc>
-          <w:tcPr>
-            <w:tcW w:type="dxa" w:w="1450"/>
-            <w:tcBorders>
-              <w:top w:val="single" w:sz="6" w:space="0" w:color="000000"/>
-              <w:left w:val="single" w:sz="6" w:space="0" w:color="000000"/>
-              <w:bottom w:val="single" w:sz="6" w:space="0" w:color="000000"/>
-              <w:right w:val="single" w:sz="6" w:space="0" w:color="000000"/>
-            </w:tcBorders>
-            <w:vAlign w:val="center"/>
-            <w:tcMar>
-              <w:top w:w="28" w:type="dxa"/>
-              <w:left w:w="50" w:type="dxa"/>
-              <w:bottom w:w="28" w:type="dxa"/>
-              <w:right w:w="50" w:type="dxa"/>
+              <w:top w:w="24" w:type="dxa"/>
+              <w:left w:w="46" w:type="dxa"/>
+              <w:bottom w:w="24" w:type="dxa"/>
+              <w:right w:w="46" w:type="dxa"/>
             </w:tcMar>
           </w:tcPr>
           <w:p>
@@ -2341,11 +2109,11 @@
       <w:tr>
         <w:trPr>
           <w:cantSplit/>
-          <w:trHeight w:val="425" w:hRule="atLeast"/>
+          <w:trHeight w:val="442" w:hRule="atLeast"/>
         </w:trPr>
         <w:tc>
           <w:tcPr>
-            <w:tcW w:type="dxa" w:w="550"/>
+            <w:tcW w:type="dxa" w:w="500"/>
             <w:tcBorders>
               <w:top w:val="single" w:sz="6" w:space="0" w:color="000000"/>
               <w:left w:val="single" w:sz="6" w:space="0" w:color="000000"/>
@@ -2354,10 +2122,10 @@
             </w:tcBorders>
             <w:vAlign w:val="center"/>
             <w:tcMar>
-              <w:top w:w="28" w:type="dxa"/>
-              <w:left w:w="50" w:type="dxa"/>
-              <w:bottom w:w="28" w:type="dxa"/>
-              <w:right w:w="50" w:type="dxa"/>
+              <w:top w:w="24" w:type="dxa"/>
+              <w:left w:w="46" w:type="dxa"/>
+              <w:bottom w:w="24" w:type="dxa"/>
+              <w:right w:w="46" w:type="dxa"/>
             </w:tcMar>
           </w:tcPr>
           <w:p>
@@ -2379,7 +2147,7 @@
         </w:tc>
         <w:tc>
           <w:tcPr>
-            <w:tcW w:type="dxa" w:w="3200"/>
+            <w:tcW w:type="dxa" w:w="2500"/>
             <w:tcBorders>
               <w:top w:val="single" w:sz="6" w:space="0" w:color="000000"/>
               <w:left w:val="single" w:sz="6" w:space="0" w:color="000000"/>
@@ -2388,15 +2156,39 @@
             </w:tcBorders>
             <w:vAlign w:val="center"/>
             <w:tcMar>
-              <w:top w:w="28" w:type="dxa"/>
-              <w:left w:w="50" w:type="dxa"/>
-              <w:bottom w:w="28" w:type="dxa"/>
-              <w:right w:w="50" w:type="dxa"/>
+              <w:top w:w="24" w:type="dxa"/>
+              <w:left w:w="46" w:type="dxa"/>
+              <w:bottom w:w="24" w:type="dxa"/>
+              <w:right w:w="46" w:type="dxa"/>
             </w:tcMar>
           </w:tcPr>
           <w:p>
             <w:pPr>
               <w:spacing w:before="0" w:after="0" w:lineRule="exact" w:line="240"/>
+              <w:jc w:val="left"/>
+            </w:pPr>
+          </w:p>
+        </w:tc>
+        <w:tc>
+          <w:tcPr>
+            <w:tcW w:type="dxa" w:w="2500"/>
+            <w:tcBorders>
+              <w:top w:val="single" w:sz="6" w:space="0" w:color="000000"/>
+              <w:left w:val="single" w:sz="6" w:space="0" w:color="000000"/>
+              <w:bottom w:val="single" w:sz="6" w:space="0" w:color="000000"/>
+              <w:right w:val="single" w:sz="6" w:space="0" w:color="000000"/>
+            </w:tcBorders>
+            <w:vAlign w:val="center"/>
+            <w:tcMar>
+              <w:top w:w="24" w:type="dxa"/>
+              <w:left w:w="46" w:type="dxa"/>
+              <w:bottom w:w="24" w:type="dxa"/>
+              <w:right w:w="46" w:type="dxa"/>
+            </w:tcMar>
+          </w:tcPr>
+          <w:p>
+            <w:pPr>
+              <w:spacing w:before="0" w:after="0" w:lineRule="exact" w:line="220"/>
               <w:jc w:val="left"/>
             </w:pPr>
           </w:p>
@@ -2412,10 +2204,10 @@
             </w:tcBorders>
             <w:vAlign w:val="center"/>
             <w:tcMar>
-              <w:top w:w="28" w:type="dxa"/>
-              <w:left w:w="50" w:type="dxa"/>
-              <w:bottom w:w="28" w:type="dxa"/>
-              <w:right w:w="50" w:type="dxa"/>
+              <w:top w:w="24" w:type="dxa"/>
+              <w:left w:w="46" w:type="dxa"/>
+              <w:bottom w:w="24" w:type="dxa"/>
+              <w:right w:w="46" w:type="dxa"/>
             </w:tcMar>
           </w:tcPr>
           <w:p>
@@ -2427,7 +2219,7 @@
         </w:tc>
         <w:tc>
           <w:tcPr>
-            <w:tcW w:type="dxa" w:w="2500"/>
+            <w:tcW w:type="dxa" w:w="2200"/>
             <w:tcBorders>
               <w:top w:val="single" w:sz="6" w:space="0" w:color="000000"/>
               <w:left w:val="single" w:sz="6" w:space="0" w:color="000000"/>
@@ -2436,10 +2228,10 @@
             </w:tcBorders>
             <w:vAlign w:val="center"/>
             <w:tcMar>
-              <w:top w:w="28" w:type="dxa"/>
-              <w:left w:w="50" w:type="dxa"/>
-              <w:bottom w:w="28" w:type="dxa"/>
-              <w:right w:w="50" w:type="dxa"/>
+              <w:top w:w="24" w:type="dxa"/>
+              <w:left w:w="46" w:type="dxa"/>
+              <w:bottom w:w="24" w:type="dxa"/>
+              <w:right w:w="46" w:type="dxa"/>
             </w:tcMar>
             <w:shd w:val="clear" w:color="auto" w:fill="F7F7F7"/>
           </w:tcPr>
@@ -2462,7 +2254,7 @@
         </w:tc>
         <w:tc>
           <w:tcPr>
-            <w:tcW w:type="dxa" w:w="1400"/>
+            <w:tcW w:type="dxa" w:w="1700"/>
             <w:tcBorders>
               <w:top w:val="single" w:sz="6" w:space="0" w:color="000000"/>
               <w:left w:val="single" w:sz="6" w:space="0" w:color="000000"/>
@@ -2471,34 +2263,10 @@
             </w:tcBorders>
             <w:vAlign w:val="center"/>
             <w:tcMar>
-              <w:top w:w="28" w:type="dxa"/>
-              <w:left w:w="50" w:type="dxa"/>
-              <w:bottom w:w="28" w:type="dxa"/>
-              <w:right w:w="50" w:type="dxa"/>
-            </w:tcMar>
-          </w:tcPr>
-          <w:p>
-            <w:pPr>
-              <w:spacing w:before="0" w:after="0" w:lineRule="exact" w:line="220"/>
-              <w:jc w:val="center"/>
-            </w:pPr>
-          </w:p>
-        </w:tc>
-        <w:tc>
-          <w:tcPr>
-            <w:tcW w:type="dxa" w:w="1450"/>
-            <w:tcBorders>
-              <w:top w:val="single" w:sz="6" w:space="0" w:color="000000"/>
-              <w:left w:val="single" w:sz="6" w:space="0" w:color="000000"/>
-              <w:bottom w:val="single" w:sz="6" w:space="0" w:color="000000"/>
-              <w:right w:val="single" w:sz="6" w:space="0" w:color="000000"/>
-            </w:tcBorders>
-            <w:vAlign w:val="center"/>
-            <w:tcMar>
-              <w:top w:w="28" w:type="dxa"/>
-              <w:left w:w="50" w:type="dxa"/>
-              <w:bottom w:w="28" w:type="dxa"/>
-              <w:right w:w="50" w:type="dxa"/>
+              <w:top w:w="24" w:type="dxa"/>
+              <w:left w:w="46" w:type="dxa"/>
+              <w:bottom w:w="24" w:type="dxa"/>
+              <w:right w:w="46" w:type="dxa"/>
             </w:tcMar>
           </w:tcPr>
           <w:p>
@@ -2512,11 +2280,11 @@
       <w:tr>
         <w:trPr>
           <w:cantSplit/>
-          <w:trHeight w:val="425" w:hRule="atLeast"/>
+          <w:trHeight w:val="442" w:hRule="atLeast"/>
         </w:trPr>
         <w:tc>
           <w:tcPr>
-            <w:tcW w:type="dxa" w:w="550"/>
+            <w:tcW w:type="dxa" w:w="500"/>
             <w:tcBorders>
               <w:top w:val="single" w:sz="6" w:space="0" w:color="000000"/>
               <w:left w:val="single" w:sz="6" w:space="0" w:color="000000"/>
@@ -2525,10 +2293,10 @@
             </w:tcBorders>
             <w:vAlign w:val="center"/>
             <w:tcMar>
-              <w:top w:w="28" w:type="dxa"/>
-              <w:left w:w="50" w:type="dxa"/>
-              <w:bottom w:w="28" w:type="dxa"/>
-              <w:right w:w="50" w:type="dxa"/>
+              <w:top w:w="24" w:type="dxa"/>
+              <w:left w:w="46" w:type="dxa"/>
+              <w:bottom w:w="24" w:type="dxa"/>
+              <w:right w:w="46" w:type="dxa"/>
             </w:tcMar>
           </w:tcPr>
           <w:p>
@@ -2550,7 +2318,7 @@
         </w:tc>
         <w:tc>
           <w:tcPr>
-            <w:tcW w:type="dxa" w:w="3200"/>
+            <w:tcW w:type="dxa" w:w="2500"/>
             <w:tcBorders>
               <w:top w:val="single" w:sz="6" w:space="0" w:color="000000"/>
               <w:left w:val="single" w:sz="6" w:space="0" w:color="000000"/>
@@ -2559,15 +2327,39 @@
             </w:tcBorders>
             <w:vAlign w:val="center"/>
             <w:tcMar>
-              <w:top w:w="28" w:type="dxa"/>
-              <w:left w:w="50" w:type="dxa"/>
-              <w:bottom w:w="28" w:type="dxa"/>
-              <w:right w:w="50" w:type="dxa"/>
+              <w:top w:w="24" w:type="dxa"/>
+              <w:left w:w="46" w:type="dxa"/>
+              <w:bottom w:w="24" w:type="dxa"/>
+              <w:right w:w="46" w:type="dxa"/>
             </w:tcMar>
           </w:tcPr>
           <w:p>
             <w:pPr>
               <w:spacing w:before="0" w:after="0" w:lineRule="exact" w:line="240"/>
+              <w:jc w:val="left"/>
+            </w:pPr>
+          </w:p>
+        </w:tc>
+        <w:tc>
+          <w:tcPr>
+            <w:tcW w:type="dxa" w:w="2500"/>
+            <w:tcBorders>
+              <w:top w:val="single" w:sz="6" w:space="0" w:color="000000"/>
+              <w:left w:val="single" w:sz="6" w:space="0" w:color="000000"/>
+              <w:bottom w:val="single" w:sz="6" w:space="0" w:color="000000"/>
+              <w:right w:val="single" w:sz="6" w:space="0" w:color="000000"/>
+            </w:tcBorders>
+            <w:vAlign w:val="center"/>
+            <w:tcMar>
+              <w:top w:w="24" w:type="dxa"/>
+              <w:left w:w="46" w:type="dxa"/>
+              <w:bottom w:w="24" w:type="dxa"/>
+              <w:right w:w="46" w:type="dxa"/>
+            </w:tcMar>
+          </w:tcPr>
+          <w:p>
+            <w:pPr>
+              <w:spacing w:before="0" w:after="0" w:lineRule="exact" w:line="220"/>
               <w:jc w:val="left"/>
             </w:pPr>
           </w:p>
@@ -2583,10 +2375,10 @@
             </w:tcBorders>
             <w:vAlign w:val="center"/>
             <w:tcMar>
-              <w:top w:w="28" w:type="dxa"/>
-              <w:left w:w="50" w:type="dxa"/>
-              <w:bottom w:w="28" w:type="dxa"/>
-              <w:right w:w="50" w:type="dxa"/>
+              <w:top w:w="24" w:type="dxa"/>
+              <w:left w:w="46" w:type="dxa"/>
+              <w:bottom w:w="24" w:type="dxa"/>
+              <w:right w:w="46" w:type="dxa"/>
             </w:tcMar>
           </w:tcPr>
           <w:p>
@@ -2598,7 +2390,7 @@
         </w:tc>
         <w:tc>
           <w:tcPr>
-            <w:tcW w:type="dxa" w:w="2500"/>
+            <w:tcW w:type="dxa" w:w="2200"/>
             <w:tcBorders>
               <w:top w:val="single" w:sz="6" w:space="0" w:color="000000"/>
               <w:left w:val="single" w:sz="6" w:space="0" w:color="000000"/>
@@ -2607,10 +2399,10 @@
             </w:tcBorders>
             <w:vAlign w:val="center"/>
             <w:tcMar>
-              <w:top w:w="28" w:type="dxa"/>
-              <w:left w:w="50" w:type="dxa"/>
-              <w:bottom w:w="28" w:type="dxa"/>
-              <w:right w:w="50" w:type="dxa"/>
+              <w:top w:w="24" w:type="dxa"/>
+              <w:left w:w="46" w:type="dxa"/>
+              <w:bottom w:w="24" w:type="dxa"/>
+              <w:right w:w="46" w:type="dxa"/>
             </w:tcMar>
             <w:shd w:val="clear" w:color="auto" w:fill="F7F7F7"/>
           </w:tcPr>
@@ -2633,7 +2425,7 @@
         </w:tc>
         <w:tc>
           <w:tcPr>
-            <w:tcW w:type="dxa" w:w="1400"/>
+            <w:tcW w:type="dxa" w:w="1700"/>
             <w:tcBorders>
               <w:top w:val="single" w:sz="6" w:space="0" w:color="000000"/>
               <w:left w:val="single" w:sz="6" w:space="0" w:color="000000"/>
@@ -2642,34 +2434,10 @@
             </w:tcBorders>
             <w:vAlign w:val="center"/>
             <w:tcMar>
-              <w:top w:w="28" w:type="dxa"/>
-              <w:left w:w="50" w:type="dxa"/>
-              <w:bottom w:w="28" w:type="dxa"/>
-              <w:right w:w="50" w:type="dxa"/>
-            </w:tcMar>
-          </w:tcPr>
-          <w:p>
-            <w:pPr>
-              <w:spacing w:before="0" w:after="0" w:lineRule="exact" w:line="220"/>
-              <w:jc w:val="center"/>
-            </w:pPr>
-          </w:p>
-        </w:tc>
-        <w:tc>
-          <w:tcPr>
-            <w:tcW w:type="dxa" w:w="1450"/>
-            <w:tcBorders>
-              <w:top w:val="single" w:sz="6" w:space="0" w:color="000000"/>
-              <w:left w:val="single" w:sz="6" w:space="0" w:color="000000"/>
-              <w:bottom w:val="single" w:sz="6" w:space="0" w:color="000000"/>
-              <w:right w:val="single" w:sz="6" w:space="0" w:color="000000"/>
-            </w:tcBorders>
-            <w:vAlign w:val="center"/>
-            <w:tcMar>
-              <w:top w:w="28" w:type="dxa"/>
-              <w:left w:w="50" w:type="dxa"/>
-              <w:bottom w:w="28" w:type="dxa"/>
-              <w:right w:w="50" w:type="dxa"/>
+              <w:top w:w="24" w:type="dxa"/>
+              <w:left w:w="46" w:type="dxa"/>
+              <w:bottom w:w="24" w:type="dxa"/>
+              <w:right w:w="46" w:type="dxa"/>
             </w:tcMar>
           </w:tcPr>
           <w:p>
@@ -2683,11 +2451,11 @@
       <w:tr>
         <w:trPr>
           <w:cantSplit/>
-          <w:trHeight w:val="425" w:hRule="atLeast"/>
+          <w:trHeight w:val="442" w:hRule="atLeast"/>
         </w:trPr>
         <w:tc>
           <w:tcPr>
-            <w:tcW w:type="dxa" w:w="550"/>
+            <w:tcW w:type="dxa" w:w="500"/>
             <w:tcBorders>
               <w:top w:val="single" w:sz="6" w:space="0" w:color="000000"/>
               <w:left w:val="single" w:sz="6" w:space="0" w:color="000000"/>
@@ -2696,10 +2464,10 @@
             </w:tcBorders>
             <w:vAlign w:val="center"/>
             <w:tcMar>
-              <w:top w:w="28" w:type="dxa"/>
-              <w:left w:w="50" w:type="dxa"/>
-              <w:bottom w:w="28" w:type="dxa"/>
-              <w:right w:w="50" w:type="dxa"/>
+              <w:top w:w="24" w:type="dxa"/>
+              <w:left w:w="46" w:type="dxa"/>
+              <w:bottom w:w="24" w:type="dxa"/>
+              <w:right w:w="46" w:type="dxa"/>
             </w:tcMar>
           </w:tcPr>
           <w:p>
@@ -2721,7 +2489,7 @@
         </w:tc>
         <w:tc>
           <w:tcPr>
-            <w:tcW w:type="dxa" w:w="3200"/>
+            <w:tcW w:type="dxa" w:w="2500"/>
             <w:tcBorders>
               <w:top w:val="single" w:sz="6" w:space="0" w:color="000000"/>
               <w:left w:val="single" w:sz="6" w:space="0" w:color="000000"/>
@@ -2730,15 +2498,39 @@
             </w:tcBorders>
             <w:vAlign w:val="center"/>
             <w:tcMar>
-              <w:top w:w="28" w:type="dxa"/>
-              <w:left w:w="50" w:type="dxa"/>
-              <w:bottom w:w="28" w:type="dxa"/>
-              <w:right w:w="50" w:type="dxa"/>
+              <w:top w:w="24" w:type="dxa"/>
+              <w:left w:w="46" w:type="dxa"/>
+              <w:bottom w:w="24" w:type="dxa"/>
+              <w:right w:w="46" w:type="dxa"/>
             </w:tcMar>
           </w:tcPr>
           <w:p>
             <w:pPr>
               <w:spacing w:before="0" w:after="0" w:lineRule="exact" w:line="240"/>
+              <w:jc w:val="left"/>
+            </w:pPr>
+          </w:p>
+        </w:tc>
+        <w:tc>
+          <w:tcPr>
+            <w:tcW w:type="dxa" w:w="2500"/>
+            <w:tcBorders>
+              <w:top w:val="single" w:sz="6" w:space="0" w:color="000000"/>
+              <w:left w:val="single" w:sz="6" w:space="0" w:color="000000"/>
+              <w:bottom w:val="single" w:sz="6" w:space="0" w:color="000000"/>
+              <w:right w:val="single" w:sz="6" w:space="0" w:color="000000"/>
+            </w:tcBorders>
+            <w:vAlign w:val="center"/>
+            <w:tcMar>
+              <w:top w:w="24" w:type="dxa"/>
+              <w:left w:w="46" w:type="dxa"/>
+              <w:bottom w:w="24" w:type="dxa"/>
+              <w:right w:w="46" w:type="dxa"/>
+            </w:tcMar>
+          </w:tcPr>
+          <w:p>
+            <w:pPr>
+              <w:spacing w:before="0" w:after="0" w:lineRule="exact" w:line="220"/>
               <w:jc w:val="left"/>
             </w:pPr>
           </w:p>
@@ -2754,10 +2546,10 @@
             </w:tcBorders>
             <w:vAlign w:val="center"/>
             <w:tcMar>
-              <w:top w:w="28" w:type="dxa"/>
-              <w:left w:w="50" w:type="dxa"/>
-              <w:bottom w:w="28" w:type="dxa"/>
-              <w:right w:w="50" w:type="dxa"/>
+              <w:top w:w="24" w:type="dxa"/>
+              <w:left w:w="46" w:type="dxa"/>
+              <w:bottom w:w="24" w:type="dxa"/>
+              <w:right w:w="46" w:type="dxa"/>
             </w:tcMar>
           </w:tcPr>
           <w:p>
@@ -2769,7 +2561,7 @@
         </w:tc>
         <w:tc>
           <w:tcPr>
-            <w:tcW w:type="dxa" w:w="2500"/>
+            <w:tcW w:type="dxa" w:w="2200"/>
             <w:tcBorders>
               <w:top w:val="single" w:sz="6" w:space="0" w:color="000000"/>
               <w:left w:val="single" w:sz="6" w:space="0" w:color="000000"/>
@@ -2778,10 +2570,10 @@
             </w:tcBorders>
             <w:vAlign w:val="center"/>
             <w:tcMar>
-              <w:top w:w="28" w:type="dxa"/>
-              <w:left w:w="50" w:type="dxa"/>
-              <w:bottom w:w="28" w:type="dxa"/>
-              <w:right w:w="50" w:type="dxa"/>
+              <w:top w:w="24" w:type="dxa"/>
+              <w:left w:w="46" w:type="dxa"/>
+              <w:bottom w:w="24" w:type="dxa"/>
+              <w:right w:w="46" w:type="dxa"/>
             </w:tcMar>
             <w:shd w:val="clear" w:color="auto" w:fill="F7F7F7"/>
           </w:tcPr>
@@ -2804,7 +2596,7 @@
         </w:tc>
         <w:tc>
           <w:tcPr>
-            <w:tcW w:type="dxa" w:w="1400"/>
+            <w:tcW w:type="dxa" w:w="1700"/>
             <w:tcBorders>
               <w:top w:val="single" w:sz="6" w:space="0" w:color="000000"/>
               <w:left w:val="single" w:sz="6" w:space="0" w:color="000000"/>
@@ -2813,34 +2605,10 @@
             </w:tcBorders>
             <w:vAlign w:val="center"/>
             <w:tcMar>
-              <w:top w:w="28" w:type="dxa"/>
-              <w:left w:w="50" w:type="dxa"/>
-              <w:bottom w:w="28" w:type="dxa"/>
-              <w:right w:w="50" w:type="dxa"/>
-            </w:tcMar>
-          </w:tcPr>
-          <w:p>
-            <w:pPr>
-              <w:spacing w:before="0" w:after="0" w:lineRule="exact" w:line="220"/>
-              <w:jc w:val="center"/>
-            </w:pPr>
-          </w:p>
-        </w:tc>
-        <w:tc>
-          <w:tcPr>
-            <w:tcW w:type="dxa" w:w="1450"/>
-            <w:tcBorders>
-              <w:top w:val="single" w:sz="6" w:space="0" w:color="000000"/>
-              <w:left w:val="single" w:sz="6" w:space="0" w:color="000000"/>
-              <w:bottom w:val="single" w:sz="6" w:space="0" w:color="000000"/>
-              <w:right w:val="single" w:sz="6" w:space="0" w:color="000000"/>
-            </w:tcBorders>
-            <w:vAlign w:val="center"/>
-            <w:tcMar>
-              <w:top w:w="28" w:type="dxa"/>
-              <w:left w:w="50" w:type="dxa"/>
-              <w:bottom w:w="28" w:type="dxa"/>
-              <w:right w:w="50" w:type="dxa"/>
+              <w:top w:w="24" w:type="dxa"/>
+              <w:left w:w="46" w:type="dxa"/>
+              <w:bottom w:w="24" w:type="dxa"/>
+              <w:right w:w="46" w:type="dxa"/>
             </w:tcMar>
           </w:tcPr>
           <w:p>
@@ -2854,11 +2622,11 @@
       <w:tr>
         <w:trPr>
           <w:cantSplit/>
-          <w:trHeight w:val="425" w:hRule="atLeast"/>
+          <w:trHeight w:val="442" w:hRule="atLeast"/>
         </w:trPr>
         <w:tc>
           <w:tcPr>
-            <w:tcW w:type="dxa" w:w="550"/>
+            <w:tcW w:type="dxa" w:w="500"/>
             <w:tcBorders>
               <w:top w:val="single" w:sz="6" w:space="0" w:color="000000"/>
               <w:left w:val="single" w:sz="6" w:space="0" w:color="000000"/>
@@ -2867,10 +2635,10 @@
             </w:tcBorders>
             <w:vAlign w:val="center"/>
             <w:tcMar>
-              <w:top w:w="28" w:type="dxa"/>
-              <w:left w:w="50" w:type="dxa"/>
-              <w:bottom w:w="28" w:type="dxa"/>
-              <w:right w:w="50" w:type="dxa"/>
+              <w:top w:w="24" w:type="dxa"/>
+              <w:left w:w="46" w:type="dxa"/>
+              <w:bottom w:w="24" w:type="dxa"/>
+              <w:right w:w="46" w:type="dxa"/>
             </w:tcMar>
           </w:tcPr>
           <w:p>
@@ -2892,7 +2660,7 @@
         </w:tc>
         <w:tc>
           <w:tcPr>
-            <w:tcW w:type="dxa" w:w="3200"/>
+            <w:tcW w:type="dxa" w:w="2500"/>
             <w:tcBorders>
               <w:top w:val="single" w:sz="6" w:space="0" w:color="000000"/>
               <w:left w:val="single" w:sz="6" w:space="0" w:color="000000"/>
@@ -2901,15 +2669,39 @@
             </w:tcBorders>
             <w:vAlign w:val="center"/>
             <w:tcMar>
-              <w:top w:w="28" w:type="dxa"/>
-              <w:left w:w="50" w:type="dxa"/>
-              <w:bottom w:w="28" w:type="dxa"/>
-              <w:right w:w="50" w:type="dxa"/>
+              <w:top w:w="24" w:type="dxa"/>
+              <w:left w:w="46" w:type="dxa"/>
+              <w:bottom w:w="24" w:type="dxa"/>
+              <w:right w:w="46" w:type="dxa"/>
             </w:tcMar>
           </w:tcPr>
           <w:p>
             <w:pPr>
               <w:spacing w:before="0" w:after="0" w:lineRule="exact" w:line="240"/>
+              <w:jc w:val="left"/>
+            </w:pPr>
+          </w:p>
+        </w:tc>
+        <w:tc>
+          <w:tcPr>
+            <w:tcW w:type="dxa" w:w="2500"/>
+            <w:tcBorders>
+              <w:top w:val="single" w:sz="6" w:space="0" w:color="000000"/>
+              <w:left w:val="single" w:sz="6" w:space="0" w:color="000000"/>
+              <w:bottom w:val="single" w:sz="6" w:space="0" w:color="000000"/>
+              <w:right w:val="single" w:sz="6" w:space="0" w:color="000000"/>
+            </w:tcBorders>
+            <w:vAlign w:val="center"/>
+            <w:tcMar>
+              <w:top w:w="24" w:type="dxa"/>
+              <w:left w:w="46" w:type="dxa"/>
+              <w:bottom w:w="24" w:type="dxa"/>
+              <w:right w:w="46" w:type="dxa"/>
+            </w:tcMar>
+          </w:tcPr>
+          <w:p>
+            <w:pPr>
+              <w:spacing w:before="0" w:after="0" w:lineRule="exact" w:line="220"/>
               <w:jc w:val="left"/>
             </w:pPr>
           </w:p>
@@ -2925,10 +2717,10 @@
             </w:tcBorders>
             <w:vAlign w:val="center"/>
             <w:tcMar>
-              <w:top w:w="28" w:type="dxa"/>
-              <w:left w:w="50" w:type="dxa"/>
-              <w:bottom w:w="28" w:type="dxa"/>
-              <w:right w:w="50" w:type="dxa"/>
+              <w:top w:w="24" w:type="dxa"/>
+              <w:left w:w="46" w:type="dxa"/>
+              <w:bottom w:w="24" w:type="dxa"/>
+              <w:right w:w="46" w:type="dxa"/>
             </w:tcMar>
           </w:tcPr>
           <w:p>
@@ -2940,7 +2732,7 @@
         </w:tc>
         <w:tc>
           <w:tcPr>
-            <w:tcW w:type="dxa" w:w="2500"/>
+            <w:tcW w:type="dxa" w:w="2200"/>
             <w:tcBorders>
               <w:top w:val="single" w:sz="6" w:space="0" w:color="000000"/>
               <w:left w:val="single" w:sz="6" w:space="0" w:color="000000"/>
@@ -2949,10 +2741,10 @@
             </w:tcBorders>
             <w:vAlign w:val="center"/>
             <w:tcMar>
-              <w:top w:w="28" w:type="dxa"/>
-              <w:left w:w="50" w:type="dxa"/>
-              <w:bottom w:w="28" w:type="dxa"/>
-              <w:right w:w="50" w:type="dxa"/>
+              <w:top w:w="24" w:type="dxa"/>
+              <w:left w:w="46" w:type="dxa"/>
+              <w:bottom w:w="24" w:type="dxa"/>
+              <w:right w:w="46" w:type="dxa"/>
             </w:tcMar>
             <w:shd w:val="clear" w:color="auto" w:fill="F7F7F7"/>
           </w:tcPr>
@@ -2975,7 +2767,7 @@
         </w:tc>
         <w:tc>
           <w:tcPr>
-            <w:tcW w:type="dxa" w:w="1400"/>
+            <w:tcW w:type="dxa" w:w="1700"/>
             <w:tcBorders>
               <w:top w:val="single" w:sz="6" w:space="0" w:color="000000"/>
               <w:left w:val="single" w:sz="6" w:space="0" w:color="000000"/>
@@ -2984,34 +2776,10 @@
             </w:tcBorders>
             <w:vAlign w:val="center"/>
             <w:tcMar>
-              <w:top w:w="28" w:type="dxa"/>
-              <w:left w:w="50" w:type="dxa"/>
-              <w:bottom w:w="28" w:type="dxa"/>
-              <w:right w:w="50" w:type="dxa"/>
-            </w:tcMar>
-          </w:tcPr>
-          <w:p>
-            <w:pPr>
-              <w:spacing w:before="0" w:after="0" w:lineRule="exact" w:line="220"/>
-              <w:jc w:val="center"/>
-            </w:pPr>
-          </w:p>
-        </w:tc>
-        <w:tc>
-          <w:tcPr>
-            <w:tcW w:type="dxa" w:w="1450"/>
-            <w:tcBorders>
-              <w:top w:val="single" w:sz="6" w:space="0" w:color="000000"/>
-              <w:left w:val="single" w:sz="6" w:space="0" w:color="000000"/>
-              <w:bottom w:val="single" w:sz="6" w:space="0" w:color="000000"/>
-              <w:right w:val="single" w:sz="6" w:space="0" w:color="000000"/>
-            </w:tcBorders>
-            <w:vAlign w:val="center"/>
-            <w:tcMar>
-              <w:top w:w="28" w:type="dxa"/>
-              <w:left w:w="50" w:type="dxa"/>
-              <w:bottom w:w="28" w:type="dxa"/>
-              <w:right w:w="50" w:type="dxa"/>
+              <w:top w:w="24" w:type="dxa"/>
+              <w:left w:w="46" w:type="dxa"/>
+              <w:bottom w:w="24" w:type="dxa"/>
+              <w:right w:w="46" w:type="dxa"/>
             </w:tcMar>
           </w:tcPr>
           <w:p>
@@ -3025,11 +2793,11 @@
       <w:tr>
         <w:trPr>
           <w:cantSplit/>
-          <w:trHeight w:val="425" w:hRule="atLeast"/>
+          <w:trHeight w:val="442" w:hRule="atLeast"/>
         </w:trPr>
         <w:tc>
           <w:tcPr>
-            <w:tcW w:type="dxa" w:w="550"/>
+            <w:tcW w:type="dxa" w:w="500"/>
             <w:tcBorders>
               <w:top w:val="single" w:sz="6" w:space="0" w:color="000000"/>
               <w:left w:val="single" w:sz="6" w:space="0" w:color="000000"/>
@@ -3038,10 +2806,10 @@
             </w:tcBorders>
             <w:vAlign w:val="center"/>
             <w:tcMar>
-              <w:top w:w="28" w:type="dxa"/>
-              <w:left w:w="50" w:type="dxa"/>
-              <w:bottom w:w="28" w:type="dxa"/>
-              <w:right w:w="50" w:type="dxa"/>
+              <w:top w:w="24" w:type="dxa"/>
+              <w:left w:w="46" w:type="dxa"/>
+              <w:bottom w:w="24" w:type="dxa"/>
+              <w:right w:w="46" w:type="dxa"/>
             </w:tcMar>
           </w:tcPr>
           <w:p>
@@ -3063,7 +2831,7 @@
         </w:tc>
         <w:tc>
           <w:tcPr>
-            <w:tcW w:type="dxa" w:w="3200"/>
+            <w:tcW w:type="dxa" w:w="2500"/>
             <w:tcBorders>
               <w:top w:val="single" w:sz="6" w:space="0" w:color="000000"/>
               <w:left w:val="single" w:sz="6" w:space="0" w:color="000000"/>
@@ -3072,15 +2840,39 @@
             </w:tcBorders>
             <w:vAlign w:val="center"/>
             <w:tcMar>
-              <w:top w:w="28" w:type="dxa"/>
-              <w:left w:w="50" w:type="dxa"/>
-              <w:bottom w:w="28" w:type="dxa"/>
-              <w:right w:w="50" w:type="dxa"/>
+              <w:top w:w="24" w:type="dxa"/>
+              <w:left w:w="46" w:type="dxa"/>
+              <w:bottom w:w="24" w:type="dxa"/>
+              <w:right w:w="46" w:type="dxa"/>
             </w:tcMar>
           </w:tcPr>
           <w:p>
             <w:pPr>
               <w:spacing w:before="0" w:after="0" w:lineRule="exact" w:line="240"/>
+              <w:jc w:val="left"/>
+            </w:pPr>
+          </w:p>
+        </w:tc>
+        <w:tc>
+          <w:tcPr>
+            <w:tcW w:type="dxa" w:w="2500"/>
+            <w:tcBorders>
+              <w:top w:val="single" w:sz="6" w:space="0" w:color="000000"/>
+              <w:left w:val="single" w:sz="6" w:space="0" w:color="000000"/>
+              <w:bottom w:val="single" w:sz="6" w:space="0" w:color="000000"/>
+              <w:right w:val="single" w:sz="6" w:space="0" w:color="000000"/>
+            </w:tcBorders>
+            <w:vAlign w:val="center"/>
+            <w:tcMar>
+              <w:top w:w="24" w:type="dxa"/>
+              <w:left w:w="46" w:type="dxa"/>
+              <w:bottom w:w="24" w:type="dxa"/>
+              <w:right w:w="46" w:type="dxa"/>
+            </w:tcMar>
+          </w:tcPr>
+          <w:p>
+            <w:pPr>
+              <w:spacing w:before="0" w:after="0" w:lineRule="exact" w:line="220"/>
               <w:jc w:val="left"/>
             </w:pPr>
           </w:p>
@@ -3096,10 +2888,10 @@
             </w:tcBorders>
             <w:vAlign w:val="center"/>
             <w:tcMar>
-              <w:top w:w="28" w:type="dxa"/>
-              <w:left w:w="50" w:type="dxa"/>
-              <w:bottom w:w="28" w:type="dxa"/>
-              <w:right w:w="50" w:type="dxa"/>
+              <w:top w:w="24" w:type="dxa"/>
+              <w:left w:w="46" w:type="dxa"/>
+              <w:bottom w:w="24" w:type="dxa"/>
+              <w:right w:w="46" w:type="dxa"/>
             </w:tcMar>
           </w:tcPr>
           <w:p>
@@ -3111,7 +2903,7 @@
         </w:tc>
         <w:tc>
           <w:tcPr>
-            <w:tcW w:type="dxa" w:w="2500"/>
+            <w:tcW w:type="dxa" w:w="2200"/>
             <w:tcBorders>
               <w:top w:val="single" w:sz="6" w:space="0" w:color="000000"/>
               <w:left w:val="single" w:sz="6" w:space="0" w:color="000000"/>
@@ -3120,10 +2912,10 @@
             </w:tcBorders>
             <w:vAlign w:val="center"/>
             <w:tcMar>
-              <w:top w:w="28" w:type="dxa"/>
-              <w:left w:w="50" w:type="dxa"/>
-              <w:bottom w:w="28" w:type="dxa"/>
-              <w:right w:w="50" w:type="dxa"/>
+              <w:top w:w="24" w:type="dxa"/>
+              <w:left w:w="46" w:type="dxa"/>
+              <w:bottom w:w="24" w:type="dxa"/>
+              <w:right w:w="46" w:type="dxa"/>
             </w:tcMar>
             <w:shd w:val="clear" w:color="auto" w:fill="F7F7F7"/>
           </w:tcPr>
@@ -3146,7 +2938,7 @@
         </w:tc>
         <w:tc>
           <w:tcPr>
-            <w:tcW w:type="dxa" w:w="1400"/>
+            <w:tcW w:type="dxa" w:w="1700"/>
             <w:tcBorders>
               <w:top w:val="single" w:sz="6" w:space="0" w:color="000000"/>
               <w:left w:val="single" w:sz="6" w:space="0" w:color="000000"/>
@@ -3155,34 +2947,10 @@
             </w:tcBorders>
             <w:vAlign w:val="center"/>
             <w:tcMar>
-              <w:top w:w="28" w:type="dxa"/>
-              <w:left w:w="50" w:type="dxa"/>
-              <w:bottom w:w="28" w:type="dxa"/>
-              <w:right w:w="50" w:type="dxa"/>
-            </w:tcMar>
-          </w:tcPr>
-          <w:p>
-            <w:pPr>
-              <w:spacing w:before="0" w:after="0" w:lineRule="exact" w:line="220"/>
-              <w:jc w:val="center"/>
-            </w:pPr>
-          </w:p>
-        </w:tc>
-        <w:tc>
-          <w:tcPr>
-            <w:tcW w:type="dxa" w:w="1450"/>
-            <w:tcBorders>
-              <w:top w:val="single" w:sz="6" w:space="0" w:color="000000"/>
-              <w:left w:val="single" w:sz="6" w:space="0" w:color="000000"/>
-              <w:bottom w:val="single" w:sz="6" w:space="0" w:color="000000"/>
-              <w:right w:val="single" w:sz="6" w:space="0" w:color="000000"/>
-            </w:tcBorders>
-            <w:vAlign w:val="center"/>
-            <w:tcMar>
-              <w:top w:w="28" w:type="dxa"/>
-              <w:left w:w="50" w:type="dxa"/>
-              <w:bottom w:w="28" w:type="dxa"/>
-              <w:right w:w="50" w:type="dxa"/>
+              <w:top w:w="24" w:type="dxa"/>
+              <w:left w:w="46" w:type="dxa"/>
+              <w:bottom w:w="24" w:type="dxa"/>
+              <w:right w:w="46" w:type="dxa"/>
             </w:tcMar>
           </w:tcPr>
           <w:p>
@@ -3196,11 +2964,11 @@
       <w:tr>
         <w:trPr>
           <w:cantSplit/>
-          <w:trHeight w:val="425" w:hRule="atLeast"/>
+          <w:trHeight w:val="442" w:hRule="atLeast"/>
         </w:trPr>
         <w:tc>
           <w:tcPr>
-            <w:tcW w:type="dxa" w:w="550"/>
+            <w:tcW w:type="dxa" w:w="500"/>
             <w:tcBorders>
               <w:top w:val="single" w:sz="6" w:space="0" w:color="000000"/>
               <w:left w:val="single" w:sz="6" w:space="0" w:color="000000"/>
@@ -3209,10 +2977,10 @@
             </w:tcBorders>
             <w:vAlign w:val="center"/>
             <w:tcMar>
-              <w:top w:w="28" w:type="dxa"/>
-              <w:left w:w="50" w:type="dxa"/>
-              <w:bottom w:w="28" w:type="dxa"/>
-              <w:right w:w="50" w:type="dxa"/>
+              <w:top w:w="24" w:type="dxa"/>
+              <w:left w:w="46" w:type="dxa"/>
+              <w:bottom w:w="24" w:type="dxa"/>
+              <w:right w:w="46" w:type="dxa"/>
             </w:tcMar>
           </w:tcPr>
           <w:p>
@@ -3234,7 +3002,7 @@
         </w:tc>
         <w:tc>
           <w:tcPr>
-            <w:tcW w:type="dxa" w:w="3200"/>
+            <w:tcW w:type="dxa" w:w="2500"/>
             <w:tcBorders>
               <w:top w:val="single" w:sz="6" w:space="0" w:color="000000"/>
               <w:left w:val="single" w:sz="6" w:space="0" w:color="000000"/>
@@ -3243,15 +3011,39 @@
             </w:tcBorders>
             <w:vAlign w:val="center"/>
             <w:tcMar>
-              <w:top w:w="28" w:type="dxa"/>
-              <w:left w:w="50" w:type="dxa"/>
-              <w:bottom w:w="28" w:type="dxa"/>
-              <w:right w:w="50" w:type="dxa"/>
+              <w:top w:w="24" w:type="dxa"/>
+              <w:left w:w="46" w:type="dxa"/>
+              <w:bottom w:w="24" w:type="dxa"/>
+              <w:right w:w="46" w:type="dxa"/>
             </w:tcMar>
           </w:tcPr>
           <w:p>
             <w:pPr>
               <w:spacing w:before="0" w:after="0" w:lineRule="exact" w:line="240"/>
+              <w:jc w:val="left"/>
+            </w:pPr>
+          </w:p>
+        </w:tc>
+        <w:tc>
+          <w:tcPr>
+            <w:tcW w:type="dxa" w:w="2500"/>
+            <w:tcBorders>
+              <w:top w:val="single" w:sz="6" w:space="0" w:color="000000"/>
+              <w:left w:val="single" w:sz="6" w:space="0" w:color="000000"/>
+              <w:bottom w:val="single" w:sz="6" w:space="0" w:color="000000"/>
+              <w:right w:val="single" w:sz="6" w:space="0" w:color="000000"/>
+            </w:tcBorders>
+            <w:vAlign w:val="center"/>
+            <w:tcMar>
+              <w:top w:w="24" w:type="dxa"/>
+              <w:left w:w="46" w:type="dxa"/>
+              <w:bottom w:w="24" w:type="dxa"/>
+              <w:right w:w="46" w:type="dxa"/>
+            </w:tcMar>
+          </w:tcPr>
+          <w:p>
+            <w:pPr>
+              <w:spacing w:before="0" w:after="0" w:lineRule="exact" w:line="220"/>
               <w:jc w:val="left"/>
             </w:pPr>
           </w:p>
@@ -3267,10 +3059,10 @@
             </w:tcBorders>
             <w:vAlign w:val="center"/>
             <w:tcMar>
-              <w:top w:w="28" w:type="dxa"/>
-              <w:left w:w="50" w:type="dxa"/>
-              <w:bottom w:w="28" w:type="dxa"/>
-              <w:right w:w="50" w:type="dxa"/>
+              <w:top w:w="24" w:type="dxa"/>
+              <w:left w:w="46" w:type="dxa"/>
+              <w:bottom w:w="24" w:type="dxa"/>
+              <w:right w:w="46" w:type="dxa"/>
             </w:tcMar>
           </w:tcPr>
           <w:p>
@@ -3282,7 +3074,7 @@
         </w:tc>
         <w:tc>
           <w:tcPr>
-            <w:tcW w:type="dxa" w:w="2500"/>
+            <w:tcW w:type="dxa" w:w="2200"/>
             <w:tcBorders>
               <w:top w:val="single" w:sz="6" w:space="0" w:color="000000"/>
               <w:left w:val="single" w:sz="6" w:space="0" w:color="000000"/>
@@ -3291,10 +3083,10 @@
             </w:tcBorders>
             <w:vAlign w:val="center"/>
             <w:tcMar>
-              <w:top w:w="28" w:type="dxa"/>
-              <w:left w:w="50" w:type="dxa"/>
-              <w:bottom w:w="28" w:type="dxa"/>
-              <w:right w:w="50" w:type="dxa"/>
+              <w:top w:w="24" w:type="dxa"/>
+              <w:left w:w="46" w:type="dxa"/>
+              <w:bottom w:w="24" w:type="dxa"/>
+              <w:right w:w="46" w:type="dxa"/>
             </w:tcMar>
             <w:shd w:val="clear" w:color="auto" w:fill="F7F7F7"/>
           </w:tcPr>
@@ -3317,7 +3109,7 @@
         </w:tc>
         <w:tc>
           <w:tcPr>
-            <w:tcW w:type="dxa" w:w="1400"/>
+            <w:tcW w:type="dxa" w:w="1700"/>
             <w:tcBorders>
               <w:top w:val="single" w:sz="6" w:space="0" w:color="000000"/>
               <w:left w:val="single" w:sz="6" w:space="0" w:color="000000"/>
@@ -3326,34 +3118,10 @@
             </w:tcBorders>
             <w:vAlign w:val="center"/>
             <w:tcMar>
-              <w:top w:w="28" w:type="dxa"/>
-              <w:left w:w="50" w:type="dxa"/>
-              <w:bottom w:w="28" w:type="dxa"/>
-              <w:right w:w="50" w:type="dxa"/>
-            </w:tcMar>
-          </w:tcPr>
-          <w:p>
-            <w:pPr>
-              <w:spacing w:before="0" w:after="0" w:lineRule="exact" w:line="220"/>
-              <w:jc w:val="center"/>
-            </w:pPr>
-          </w:p>
-        </w:tc>
-        <w:tc>
-          <w:tcPr>
-            <w:tcW w:type="dxa" w:w="1450"/>
-            <w:tcBorders>
-              <w:top w:val="single" w:sz="6" w:space="0" w:color="000000"/>
-              <w:left w:val="single" w:sz="6" w:space="0" w:color="000000"/>
-              <w:bottom w:val="single" w:sz="6" w:space="0" w:color="000000"/>
-              <w:right w:val="single" w:sz="6" w:space="0" w:color="000000"/>
-            </w:tcBorders>
-            <w:vAlign w:val="center"/>
-            <w:tcMar>
-              <w:top w:w="28" w:type="dxa"/>
-              <w:left w:w="50" w:type="dxa"/>
-              <w:bottom w:w="28" w:type="dxa"/>
-              <w:right w:w="50" w:type="dxa"/>
+              <w:top w:w="24" w:type="dxa"/>
+              <w:left w:w="46" w:type="dxa"/>
+              <w:bottom w:w="24" w:type="dxa"/>
+              <w:right w:w="46" w:type="dxa"/>
             </w:tcMar>
           </w:tcPr>
           <w:p>
@@ -3367,61 +3135,7 @@
     </w:tbl>
     <w:p>
       <w:pPr>
-        <w:spacing w:before="80" w:after="20" w:lineRule="exact" w:line="250"/>
-        <w:jc w:val="both"/>
-      </w:pPr>
-      <w:r>
-        <w:rPr>
-          <w:rFonts w:ascii="Bookman Old Style" w:hAnsi="Bookman Old Style" w:cs="Bookman Old Style" w:eastAsia="Bookman Old Style"/>
-          <w:b w:val="0"/>
-          <w:i w:val="0"/>
-          <w:color w:val="000000"/>
-          <w:sz w:val="20"/>
-        </w:rPr>
-        <w:t>If a son or a daughter above is dead, write here each living child of that person, and, if the dead person is a son, his widow. Take the name from the documents.</w:t>
-      </w:r>
-    </w:p>
-    <w:p>
-      <w:pPr>
-        <w:spacing w:before="0" w:after="0" w:lineRule="exact" w:line="280"/>
-        <w:jc w:val="left"/>
-        <w:pBdr>
-          <w:bottom w:val="single" w:sz="12" w:space="1" w:color="000000"/>
-        </w:pBdr>
-      </w:pPr>
-      <w:r>
-        <w:rPr>
-          <w:rFonts w:ascii="Bookman Old Style" w:hAnsi="Bookman Old Style" w:cs="Bookman Old Style" w:eastAsia="Bookman Old Style"/>
-          <w:b w:val="0"/>
-          <w:i w:val="0"/>
-          <w:color w:val="000000"/>
-          <w:sz w:val="20"/>
-        </w:rPr>
-        <w:t xml:space="preserve"> </w:t>
-      </w:r>
-    </w:p>
-    <w:p>
-      <w:pPr>
-        <w:spacing w:before="0" w:after="0" w:lineRule="exact" w:line="280"/>
-        <w:jc w:val="left"/>
-        <w:pBdr>
-          <w:bottom w:val="single" w:sz="12" w:space="1" w:color="000000"/>
-        </w:pBdr>
-      </w:pPr>
-      <w:r>
-        <w:rPr>
-          <w:rFonts w:ascii="Bookman Old Style" w:hAnsi="Bookman Old Style" w:cs="Bookman Old Style" w:eastAsia="Bookman Old Style"/>
-          <w:b w:val="0"/>
-          <w:i w:val="0"/>
-          <w:color w:val="000000"/>
-          <w:sz w:val="20"/>
-        </w:rPr>
-        <w:t xml:space="preserve"> </w:t>
-      </w:r>
-    </w:p>
-    <w:p>
-      <w:pPr>
-        <w:spacing w:before="100" w:after="40" w:lineRule="exact" w:line="280"/>
+        <w:spacing w:before="80" w:after="40" w:lineRule="exact" w:line="280"/>
         <w:jc w:val="left"/>
       </w:pPr>
       <w:r>
@@ -3432,644 +3146,13 @@
           <w:color w:val="000000"/>
           <w:sz w:val="22"/>
         </w:rPr>
-        <w:t>Family, to match the table above.</w:t>
-      </w:r>
-    </w:p>
-    <w:tbl>
-      <w:tblPr>
-        <w:tblW w:type="dxa" w:w="9800"/>
-        <w:tblLayout w:type="fixed"/>
-        <w:tblLook w:firstColumn="1" w:firstRow="1" w:lastColumn="0" w:lastRow="0" w:noHBand="0" w:noVBand="1" w:val="04A0"/>
-      </w:tblPr>
-      <w:tblGrid>
-        <w:gridCol w:w="2000"/>
-        <w:gridCol w:w="5200"/>
-        <w:gridCol w:w="2600"/>
-      </w:tblGrid>
-      <w:tr>
-        <w:trPr>
-          <w:cantSplit/>
-          <w:trHeight w:val="351" w:hRule="atLeast"/>
-        </w:trPr>
-        <w:tc>
-          <w:tcPr>
-            <w:tcW w:type="dxa" w:w="2000"/>
-            <w:tcBorders>
-              <w:top w:val="single" w:sz="6" w:space="0" w:color="000000"/>
-              <w:left w:val="single" w:sz="6" w:space="0" w:color="000000"/>
-              <w:bottom w:val="single" w:sz="6" w:space="0" w:color="000000"/>
-              <w:right w:val="single" w:sz="6" w:space="0" w:color="000000"/>
-            </w:tcBorders>
-            <w:vAlign w:val="center"/>
-            <w:tcMar>
-              <w:top w:w="28" w:type="dxa"/>
-              <w:left w:w="50" w:type="dxa"/>
-              <w:bottom w:w="28" w:type="dxa"/>
-              <w:right w:w="50" w:type="dxa"/>
-            </w:tcMar>
-            <w:shd w:val="clear" w:color="auto" w:fill="F7F7F7"/>
-          </w:tcPr>
-          <w:p>
-            <w:pPr>
-              <w:spacing w:before="0" w:after="0" w:lineRule="exact" w:line="240"/>
-              <w:jc w:val="left"/>
-            </w:pPr>
-            <w:r>
-              <w:rPr>
-                <w:rFonts w:ascii="Bookman Old Style" w:hAnsi="Bookman Old Style" w:cs="Bookman Old Style" w:eastAsia="Bookman Old Style"/>
-                <w:b/>
-                <w:i w:val="0"/>
-                <w:color w:val="000000"/>
-                <w:sz w:val="20"/>
-              </w:rPr>
-              <w:t>Father</w:t>
-            </w:r>
-          </w:p>
-        </w:tc>
-        <w:tc>
-          <w:tcPr>
-            <w:tcW w:type="dxa" w:w="5200"/>
-            <w:tcBorders>
-              <w:top w:val="single" w:sz="6" w:space="0" w:color="000000"/>
-              <w:left w:val="single" w:sz="6" w:space="0" w:color="000000"/>
-              <w:bottom w:val="single" w:sz="6" w:space="0" w:color="000000"/>
-              <w:right w:val="single" w:sz="6" w:space="0" w:color="000000"/>
-            </w:tcBorders>
-            <w:vAlign w:val="center"/>
-            <w:tcMar>
-              <w:top w:w="28" w:type="dxa"/>
-              <w:left w:w="50" w:type="dxa"/>
-              <w:bottom w:w="28" w:type="dxa"/>
-              <w:right w:w="50" w:type="dxa"/>
-            </w:tcMar>
-          </w:tcPr>
-          <w:p>
-            <w:pPr>
-              <w:spacing w:before="0" w:after="0" w:lineRule="exact" w:line="240"/>
-              <w:jc w:val="left"/>
-            </w:pPr>
-          </w:p>
-        </w:tc>
-        <w:tc>
-          <w:tcPr>
-            <w:tcW w:type="dxa" w:w="2600"/>
-            <w:tcBorders>
-              <w:top w:val="single" w:sz="6" w:space="0" w:color="000000"/>
-              <w:left w:val="single" w:sz="6" w:space="0" w:color="000000"/>
-              <w:bottom w:val="single" w:sz="6" w:space="0" w:color="000000"/>
-              <w:right w:val="single" w:sz="6" w:space="0" w:color="000000"/>
-            </w:tcBorders>
-            <w:vAlign w:val="center"/>
-            <w:tcMar>
-              <w:top w:w="28" w:type="dxa"/>
-              <w:left w:w="50" w:type="dxa"/>
-              <w:bottom w:w="28" w:type="dxa"/>
-              <w:right w:w="50" w:type="dxa"/>
-            </w:tcMar>
-          </w:tcPr>
-          <w:p>
-            <w:pPr>
-              <w:spacing w:before="0" w:after="0" w:lineRule="exact" w:line="220"/>
-              <w:jc w:val="center"/>
-            </w:pPr>
-            <w:r>
-              <w:rPr>
-                <w:rFonts w:ascii="Bookman Old Style" w:hAnsi="Bookman Old Style" w:cs="Bookman Old Style" w:eastAsia="Bookman Old Style"/>
-                <w:b w:val="0"/>
-                <w:i w:val="0"/>
-                <w:color w:val="000000"/>
-                <w:sz w:val="18"/>
-              </w:rPr>
-              <w:t>Living / Dead</w:t>
-            </w:r>
-          </w:p>
-        </w:tc>
-      </w:tr>
-      <w:tr>
-        <w:trPr>
-          <w:cantSplit/>
-          <w:trHeight w:val="351" w:hRule="atLeast"/>
-        </w:trPr>
-        <w:tc>
-          <w:tcPr>
-            <w:tcW w:type="dxa" w:w="2000"/>
-            <w:tcBorders>
-              <w:top w:val="single" w:sz="6" w:space="0" w:color="000000"/>
-              <w:left w:val="single" w:sz="6" w:space="0" w:color="000000"/>
-              <w:bottom w:val="single" w:sz="6" w:space="0" w:color="000000"/>
-              <w:right w:val="single" w:sz="6" w:space="0" w:color="000000"/>
-            </w:tcBorders>
-            <w:vAlign w:val="center"/>
-            <w:tcMar>
-              <w:top w:w="28" w:type="dxa"/>
-              <w:left w:w="50" w:type="dxa"/>
-              <w:bottom w:w="28" w:type="dxa"/>
-              <w:right w:w="50" w:type="dxa"/>
-            </w:tcMar>
-            <w:shd w:val="clear" w:color="auto" w:fill="F7F7F7"/>
-          </w:tcPr>
-          <w:p>
-            <w:pPr>
-              <w:spacing w:before="0" w:after="0" w:lineRule="exact" w:line="240"/>
-              <w:jc w:val="left"/>
-            </w:pPr>
-            <w:r>
-              <w:rPr>
-                <w:rFonts w:ascii="Bookman Old Style" w:hAnsi="Bookman Old Style" w:cs="Bookman Old Style" w:eastAsia="Bookman Old Style"/>
-                <w:b/>
-                <w:i w:val="0"/>
-                <w:color w:val="000000"/>
-                <w:sz w:val="20"/>
-              </w:rPr>
-              <w:t>Mother</w:t>
-            </w:r>
-          </w:p>
-        </w:tc>
-        <w:tc>
-          <w:tcPr>
-            <w:tcW w:type="dxa" w:w="5200"/>
-            <w:tcBorders>
-              <w:top w:val="single" w:sz="6" w:space="0" w:color="000000"/>
-              <w:left w:val="single" w:sz="6" w:space="0" w:color="000000"/>
-              <w:bottom w:val="single" w:sz="6" w:space="0" w:color="000000"/>
-              <w:right w:val="single" w:sz="6" w:space="0" w:color="000000"/>
-            </w:tcBorders>
-            <w:vAlign w:val="center"/>
-            <w:tcMar>
-              <w:top w:w="28" w:type="dxa"/>
-              <w:left w:w="50" w:type="dxa"/>
-              <w:bottom w:w="28" w:type="dxa"/>
-              <w:right w:w="50" w:type="dxa"/>
-            </w:tcMar>
-          </w:tcPr>
-          <w:p>
-            <w:pPr>
-              <w:spacing w:before="0" w:after="0" w:lineRule="exact" w:line="240"/>
-              <w:jc w:val="left"/>
-            </w:pPr>
-          </w:p>
-        </w:tc>
-        <w:tc>
-          <w:tcPr>
-            <w:tcW w:type="dxa" w:w="2600"/>
-            <w:tcBorders>
-              <w:top w:val="single" w:sz="6" w:space="0" w:color="000000"/>
-              <w:left w:val="single" w:sz="6" w:space="0" w:color="000000"/>
-              <w:bottom w:val="single" w:sz="6" w:space="0" w:color="000000"/>
-              <w:right w:val="single" w:sz="6" w:space="0" w:color="000000"/>
-            </w:tcBorders>
-            <w:vAlign w:val="center"/>
-            <w:tcMar>
-              <w:top w:w="28" w:type="dxa"/>
-              <w:left w:w="50" w:type="dxa"/>
-              <w:bottom w:w="28" w:type="dxa"/>
-              <w:right w:w="50" w:type="dxa"/>
-            </w:tcMar>
-          </w:tcPr>
-          <w:p>
-            <w:pPr>
-              <w:spacing w:before="0" w:after="0" w:lineRule="exact" w:line="220"/>
-              <w:jc w:val="center"/>
-            </w:pPr>
-            <w:r>
-              <w:rPr>
-                <w:rFonts w:ascii="Bookman Old Style" w:hAnsi="Bookman Old Style" w:cs="Bookman Old Style" w:eastAsia="Bookman Old Style"/>
-                <w:b w:val="0"/>
-                <w:i w:val="0"/>
-                <w:color w:val="000000"/>
-                <w:sz w:val="18"/>
-              </w:rPr>
-              <w:t>Living / Dead</w:t>
-            </w:r>
-          </w:p>
-        </w:tc>
-      </w:tr>
-      <w:tr>
-        <w:trPr>
-          <w:cantSplit/>
-          <w:trHeight w:val="351" w:hRule="atLeast"/>
-        </w:trPr>
-        <w:tc>
-          <w:tcPr>
-            <w:tcW w:type="dxa" w:w="2000"/>
-            <w:tcBorders>
-              <w:top w:val="single" w:sz="6" w:space="0" w:color="000000"/>
-              <w:left w:val="single" w:sz="6" w:space="0" w:color="000000"/>
-              <w:bottom w:val="single" w:sz="6" w:space="0" w:color="000000"/>
-              <w:right w:val="single" w:sz="6" w:space="0" w:color="000000"/>
-            </w:tcBorders>
-            <w:vAlign w:val="center"/>
-            <w:tcMar>
-              <w:top w:w="28" w:type="dxa"/>
-              <w:left w:w="50" w:type="dxa"/>
-              <w:bottom w:w="28" w:type="dxa"/>
-              <w:right w:w="50" w:type="dxa"/>
-            </w:tcMar>
-            <w:shd w:val="clear" w:color="auto" w:fill="F7F7F7"/>
-          </w:tcPr>
-          <w:p>
-            <w:pPr>
-              <w:spacing w:before="0" w:after="0" w:lineRule="exact" w:line="240"/>
-              <w:jc w:val="left"/>
-            </w:pPr>
-            <w:r>
-              <w:rPr>
-                <w:rFonts w:ascii="Bookman Old Style" w:hAnsi="Bookman Old Style" w:cs="Bookman Old Style" w:eastAsia="Bookman Old Style"/>
-                <w:b/>
-                <w:i w:val="0"/>
-                <w:color w:val="000000"/>
-                <w:sz w:val="20"/>
-              </w:rPr>
-              <w:t>Deceased</w:t>
-            </w:r>
-          </w:p>
-        </w:tc>
-        <w:tc>
-          <w:tcPr>
-            <w:tcW w:type="dxa" w:w="5200"/>
-            <w:tcBorders>
-              <w:top w:val="single" w:sz="6" w:space="0" w:color="000000"/>
-              <w:left w:val="single" w:sz="6" w:space="0" w:color="000000"/>
-              <w:bottom w:val="single" w:sz="6" w:space="0" w:color="000000"/>
-              <w:right w:val="single" w:sz="6" w:space="0" w:color="000000"/>
-            </w:tcBorders>
-            <w:vAlign w:val="center"/>
-            <w:tcMar>
-              <w:top w:w="28" w:type="dxa"/>
-              <w:left w:w="50" w:type="dxa"/>
-              <w:bottom w:w="28" w:type="dxa"/>
-              <w:right w:w="50" w:type="dxa"/>
-            </w:tcMar>
-          </w:tcPr>
-          <w:p>
-            <w:pPr>
-              <w:spacing w:before="0" w:after="0" w:lineRule="exact" w:line="240"/>
-              <w:jc w:val="left"/>
-            </w:pPr>
-            <w:r>
-              <w:rPr>
-                <w:rFonts w:ascii="Bookman Old Style" w:hAnsi="Bookman Old Style" w:cs="Bookman Old Style" w:eastAsia="Bookman Old Style"/>
-                <w:b w:val="0"/>
-                <w:i w:val="0"/>
-                <w:color w:val="000000"/>
-                <w:sz w:val="20"/>
-              </w:rPr>
-              <w:t>Debabrata Bagchi</w:t>
-            </w:r>
-          </w:p>
-        </w:tc>
-        <w:tc>
-          <w:tcPr>
-            <w:tcW w:type="dxa" w:w="2600"/>
-            <w:tcBorders>
-              <w:top w:val="single" w:sz="6" w:space="0" w:color="000000"/>
-              <w:left w:val="single" w:sz="6" w:space="0" w:color="000000"/>
-              <w:bottom w:val="single" w:sz="6" w:space="0" w:color="000000"/>
-              <w:right w:val="single" w:sz="6" w:space="0" w:color="000000"/>
-            </w:tcBorders>
-            <w:vAlign w:val="center"/>
-            <w:tcMar>
-              <w:top w:w="28" w:type="dxa"/>
-              <w:left w:w="50" w:type="dxa"/>
-              <w:bottom w:w="28" w:type="dxa"/>
-              <w:right w:w="50" w:type="dxa"/>
-            </w:tcMar>
-          </w:tcPr>
-          <w:p>
-            <w:pPr>
-              <w:spacing w:before="0" w:after="0" w:lineRule="exact" w:line="220"/>
-              <w:jc w:val="center"/>
-            </w:pPr>
-            <w:r>
-              <w:rPr>
-                <w:rFonts w:ascii="Bookman Old Style" w:hAnsi="Bookman Old Style" w:cs="Bookman Old Style" w:eastAsia="Bookman Old Style"/>
-                <w:b w:val="0"/>
-                <w:i w:val="0"/>
-                <w:color w:val="000000"/>
-                <w:sz w:val="18"/>
-              </w:rPr>
-              <w:t>Died ______________</w:t>
-            </w:r>
-          </w:p>
-        </w:tc>
-      </w:tr>
-      <w:tr>
-        <w:trPr>
-          <w:cantSplit/>
-          <w:trHeight w:val="351" w:hRule="atLeast"/>
-        </w:trPr>
-        <w:tc>
-          <w:tcPr>
-            <w:tcW w:type="dxa" w:w="2000"/>
-            <w:tcBorders>
-              <w:top w:val="single" w:sz="6" w:space="0" w:color="000000"/>
-              <w:left w:val="single" w:sz="6" w:space="0" w:color="000000"/>
-              <w:bottom w:val="single" w:sz="6" w:space="0" w:color="000000"/>
-              <w:right w:val="single" w:sz="6" w:space="0" w:color="000000"/>
-            </w:tcBorders>
-            <w:vAlign w:val="center"/>
-            <w:tcMar>
-              <w:top w:w="28" w:type="dxa"/>
-              <w:left w:w="50" w:type="dxa"/>
-              <w:bottom w:w="28" w:type="dxa"/>
-              <w:right w:w="50" w:type="dxa"/>
-            </w:tcMar>
-            <w:shd w:val="clear" w:color="auto" w:fill="F7F7F7"/>
-          </w:tcPr>
-          <w:p>
-            <w:pPr>
-              <w:spacing w:before="0" w:after="0" w:lineRule="exact" w:line="240"/>
-              <w:jc w:val="left"/>
-            </w:pPr>
-            <w:r>
-              <w:rPr>
-                <w:rFonts w:ascii="Bookman Old Style" w:hAnsi="Bookman Old Style" w:cs="Bookman Old Style" w:eastAsia="Bookman Old Style"/>
-                <w:b/>
-                <w:i w:val="0"/>
-                <w:color w:val="000000"/>
-                <w:sz w:val="20"/>
-              </w:rPr>
-              <w:t>Wife</w:t>
-            </w:r>
-          </w:p>
-        </w:tc>
-        <w:tc>
-          <w:tcPr>
-            <w:tcW w:type="dxa" w:w="5200"/>
-            <w:tcBorders>
-              <w:top w:val="single" w:sz="6" w:space="0" w:color="000000"/>
-              <w:left w:val="single" w:sz="6" w:space="0" w:color="000000"/>
-              <w:bottom w:val="single" w:sz="6" w:space="0" w:color="000000"/>
-              <w:right w:val="single" w:sz="6" w:space="0" w:color="000000"/>
-            </w:tcBorders>
-            <w:vAlign w:val="center"/>
-            <w:tcMar>
-              <w:top w:w="28" w:type="dxa"/>
-              <w:left w:w="50" w:type="dxa"/>
-              <w:bottom w:w="28" w:type="dxa"/>
-              <w:right w:w="50" w:type="dxa"/>
-            </w:tcMar>
-          </w:tcPr>
-          <w:p>
-            <w:pPr>
-              <w:spacing w:before="0" w:after="0" w:lineRule="exact" w:line="240"/>
-              <w:jc w:val="left"/>
-            </w:pPr>
-          </w:p>
-        </w:tc>
-        <w:tc>
-          <w:tcPr>
-            <w:tcW w:type="dxa" w:w="2600"/>
-            <w:tcBorders>
-              <w:top w:val="single" w:sz="6" w:space="0" w:color="000000"/>
-              <w:left w:val="single" w:sz="6" w:space="0" w:color="000000"/>
-              <w:bottom w:val="single" w:sz="6" w:space="0" w:color="000000"/>
-              <w:right w:val="single" w:sz="6" w:space="0" w:color="000000"/>
-            </w:tcBorders>
-            <w:vAlign w:val="center"/>
-            <w:tcMar>
-              <w:top w:w="28" w:type="dxa"/>
-              <w:left w:w="50" w:type="dxa"/>
-              <w:bottom w:w="28" w:type="dxa"/>
-              <w:right w:w="50" w:type="dxa"/>
-            </w:tcMar>
-          </w:tcPr>
-          <w:p>
-            <w:pPr>
-              <w:spacing w:before="0" w:after="0" w:lineRule="exact" w:line="220"/>
-              <w:jc w:val="center"/>
-            </w:pPr>
-            <w:r>
-              <w:rPr>
-                <w:rFonts w:ascii="Bookman Old Style" w:hAnsi="Bookman Old Style" w:cs="Bookman Old Style" w:eastAsia="Bookman Old Style"/>
-                <w:b w:val="0"/>
-                <w:i w:val="0"/>
-                <w:color w:val="000000"/>
-                <w:sz w:val="18"/>
-              </w:rPr>
-              <w:t>Living / Dead</w:t>
-            </w:r>
-          </w:p>
-        </w:tc>
-      </w:tr>
-      <w:tr>
-        <w:trPr>
-          <w:cantSplit/>
-          <w:trHeight w:val="351" w:hRule="atLeast"/>
-        </w:trPr>
-        <w:tc>
-          <w:tcPr>
-            <w:tcW w:type="dxa" w:w="2000"/>
-            <w:tcBorders>
-              <w:top w:val="single" w:sz="6" w:space="0" w:color="000000"/>
-              <w:left w:val="single" w:sz="6" w:space="0" w:color="000000"/>
-              <w:bottom w:val="single" w:sz="6" w:space="0" w:color="000000"/>
-              <w:right w:val="single" w:sz="6" w:space="0" w:color="000000"/>
-            </w:tcBorders>
-            <w:vAlign w:val="center"/>
-            <w:tcMar>
-              <w:top w:w="28" w:type="dxa"/>
-              <w:left w:w="50" w:type="dxa"/>
-              <w:bottom w:w="28" w:type="dxa"/>
-              <w:right w:w="50" w:type="dxa"/>
-            </w:tcMar>
-            <w:shd w:val="clear" w:color="auto" w:fill="F7F7F7"/>
-          </w:tcPr>
-          <w:p>
-            <w:pPr>
-              <w:spacing w:before="0" w:after="0" w:lineRule="exact" w:line="240"/>
-              <w:jc w:val="left"/>
-            </w:pPr>
-            <w:r>
-              <w:rPr>
-                <w:rFonts w:ascii="Bookman Old Style" w:hAnsi="Bookman Old Style" w:cs="Bookman Old Style" w:eastAsia="Bookman Old Style"/>
-                <w:b/>
-                <w:i w:val="0"/>
-                <w:color w:val="000000"/>
-                <w:sz w:val="20"/>
-              </w:rPr>
-              <w:t>Sons</w:t>
-            </w:r>
-          </w:p>
-        </w:tc>
-        <w:tc>
-          <w:tcPr>
-            <w:tcW w:type="dxa" w:w="5200"/>
-            <w:tcBorders>
-              <w:top w:val="single" w:sz="6" w:space="0" w:color="000000"/>
-              <w:left w:val="single" w:sz="6" w:space="0" w:color="000000"/>
-              <w:bottom w:val="single" w:sz="6" w:space="0" w:color="000000"/>
-              <w:right w:val="single" w:sz="6" w:space="0" w:color="000000"/>
-            </w:tcBorders>
-            <w:vAlign w:val="center"/>
-            <w:tcMar>
-              <w:top w:w="28" w:type="dxa"/>
-              <w:left w:w="50" w:type="dxa"/>
-              <w:bottom w:w="28" w:type="dxa"/>
-              <w:right w:w="50" w:type="dxa"/>
-            </w:tcMar>
-          </w:tcPr>
-          <w:p>
-            <w:pPr>
-              <w:spacing w:before="0" w:after="0" w:lineRule="exact" w:line="240"/>
-              <w:jc w:val="left"/>
-            </w:pPr>
-          </w:p>
-        </w:tc>
-        <w:tc>
-          <w:tcPr>
-            <w:tcW w:type="dxa" w:w="2600"/>
-            <w:tcBorders>
-              <w:top w:val="single" w:sz="6" w:space="0" w:color="000000"/>
-              <w:left w:val="single" w:sz="6" w:space="0" w:color="000000"/>
-              <w:bottom w:val="single" w:sz="6" w:space="0" w:color="000000"/>
-              <w:right w:val="single" w:sz="6" w:space="0" w:color="000000"/>
-            </w:tcBorders>
-            <w:vAlign w:val="center"/>
-            <w:tcMar>
-              <w:top w:w="28" w:type="dxa"/>
-              <w:left w:w="50" w:type="dxa"/>
-              <w:bottom w:w="28" w:type="dxa"/>
-              <w:right w:w="50" w:type="dxa"/>
-            </w:tcMar>
-          </w:tcPr>
-          <w:p>
-            <w:pPr>
-              <w:spacing w:before="0" w:after="0" w:lineRule="exact" w:line="220"/>
-              <w:jc w:val="center"/>
-            </w:pPr>
-            <w:r>
-              <w:rPr>
-                <w:rFonts w:ascii="Bookman Old Style" w:hAnsi="Bookman Old Style" w:cs="Bookman Old Style" w:eastAsia="Bookman Old Style"/>
-                <w:b w:val="0"/>
-                <w:i w:val="0"/>
-                <w:color w:val="000000"/>
-                <w:sz w:val="18"/>
-              </w:rPr>
-              <w:t>Living / Dead</w:t>
-            </w:r>
-          </w:p>
-        </w:tc>
-      </w:tr>
-      <w:tr>
-        <w:trPr>
-          <w:cantSplit/>
-          <w:trHeight w:val="351" w:hRule="atLeast"/>
-        </w:trPr>
-        <w:tc>
-          <w:tcPr>
-            <w:tcW w:type="dxa" w:w="2000"/>
-            <w:tcBorders>
-              <w:top w:val="single" w:sz="6" w:space="0" w:color="000000"/>
-              <w:left w:val="single" w:sz="6" w:space="0" w:color="000000"/>
-              <w:bottom w:val="single" w:sz="6" w:space="0" w:color="000000"/>
-              <w:right w:val="single" w:sz="6" w:space="0" w:color="000000"/>
-            </w:tcBorders>
-            <w:vAlign w:val="center"/>
-            <w:tcMar>
-              <w:top w:w="28" w:type="dxa"/>
-              <w:left w:w="50" w:type="dxa"/>
-              <w:bottom w:w="28" w:type="dxa"/>
-              <w:right w:w="50" w:type="dxa"/>
-            </w:tcMar>
-            <w:shd w:val="clear" w:color="auto" w:fill="F7F7F7"/>
-          </w:tcPr>
-          <w:p>
-            <w:pPr>
-              <w:spacing w:before="0" w:after="0" w:lineRule="exact" w:line="240"/>
-              <w:jc w:val="left"/>
-            </w:pPr>
-            <w:r>
-              <w:rPr>
-                <w:rFonts w:ascii="Bookman Old Style" w:hAnsi="Bookman Old Style" w:cs="Bookman Old Style" w:eastAsia="Bookman Old Style"/>
-                <w:b/>
-                <w:i w:val="0"/>
-                <w:color w:val="000000"/>
-                <w:sz w:val="20"/>
-              </w:rPr>
-              <w:t>Daughters</w:t>
-            </w:r>
-          </w:p>
-        </w:tc>
-        <w:tc>
-          <w:tcPr>
-            <w:tcW w:type="dxa" w:w="5200"/>
-            <w:tcBorders>
-              <w:top w:val="single" w:sz="6" w:space="0" w:color="000000"/>
-              <w:left w:val="single" w:sz="6" w:space="0" w:color="000000"/>
-              <w:bottom w:val="single" w:sz="6" w:space="0" w:color="000000"/>
-              <w:right w:val="single" w:sz="6" w:space="0" w:color="000000"/>
-            </w:tcBorders>
-            <w:vAlign w:val="center"/>
-            <w:tcMar>
-              <w:top w:w="28" w:type="dxa"/>
-              <w:left w:w="50" w:type="dxa"/>
-              <w:bottom w:w="28" w:type="dxa"/>
-              <w:right w:w="50" w:type="dxa"/>
-            </w:tcMar>
-          </w:tcPr>
-          <w:p>
-            <w:pPr>
-              <w:spacing w:before="0" w:after="0" w:lineRule="exact" w:line="240"/>
-              <w:jc w:val="left"/>
-            </w:pPr>
-            <w:r>
-              <w:rPr>
-                <w:rFonts w:ascii="Bookman Old Style" w:hAnsi="Bookman Old Style" w:cs="Bookman Old Style" w:eastAsia="Bookman Old Style"/>
-                <w:b w:val="0"/>
-                <w:i w:val="0"/>
-                <w:color w:val="000000"/>
-                <w:sz w:val="20"/>
-              </w:rPr>
-              <w:t>Write Nil if there is none</w:t>
-            </w:r>
-          </w:p>
-        </w:tc>
-        <w:tc>
-          <w:tcPr>
-            <w:tcW w:type="dxa" w:w="2600"/>
-            <w:tcBorders>
-              <w:top w:val="single" w:sz="6" w:space="0" w:color="000000"/>
-              <w:left w:val="single" w:sz="6" w:space="0" w:color="000000"/>
-              <w:bottom w:val="single" w:sz="6" w:space="0" w:color="000000"/>
-              <w:right w:val="single" w:sz="6" w:space="0" w:color="000000"/>
-            </w:tcBorders>
-            <w:vAlign w:val="center"/>
-            <w:tcMar>
-              <w:top w:w="28" w:type="dxa"/>
-              <w:left w:w="50" w:type="dxa"/>
-              <w:bottom w:w="28" w:type="dxa"/>
-              <w:right w:w="50" w:type="dxa"/>
-            </w:tcMar>
-          </w:tcPr>
-          <w:p>
-            <w:pPr>
-              <w:spacing w:before="0" w:after="0" w:lineRule="exact" w:line="220"/>
-              <w:jc w:val="center"/>
-            </w:pPr>
-            <w:r>
-              <w:rPr>
-                <w:rFonts w:ascii="Bookman Old Style" w:hAnsi="Bookman Old Style" w:cs="Bookman Old Style" w:eastAsia="Bookman Old Style"/>
-                <w:b w:val="0"/>
-                <w:i w:val="0"/>
-                <w:color w:val="000000"/>
-                <w:sz w:val="18"/>
-              </w:rPr>
-              <w:t>Living / Dead / Nil</w:t>
-            </w:r>
-          </w:p>
-        </w:tc>
-      </w:tr>
-    </w:tbl>
-    <w:p>
-      <w:r>
-        <w:br w:type="page"/>
+        <w:t>Documents of each living heir seen, and the name tallies (Yes / No) : __________</w:t>
       </w:r>
     </w:p>
     <w:p>
       <w:pPr>
-        <w:spacing w:before="0" w:after="0" w:lineRule="exact" w:line="260"/>
-        <w:jc w:val="center"/>
+        <w:spacing w:before="40" w:after="0" w:lineRule="exact" w:line="280"/>
+        <w:jc w:val="left"/>
       </w:pPr>
       <w:r>
         <w:rPr>
@@ -4079,12 +3162,17 @@
           <w:color w:val="000000"/>
           <w:sz w:val="22"/>
         </w:rPr>
-        <w:t>Government of West Bengal</w:t>
+        <w:t>Number of living legal heirs : __________     These are the only legal heirs (Yes / No) : __________</w:t>
+      </w:r>
+    </w:p>
+    <w:p>
+      <w:r>
+        <w:br w:type="page"/>
       </w:r>
     </w:p>
     <w:p>
       <w:pPr>
-        <w:spacing w:before="0" w:after="0" w:lineRule="exact" w:line="280"/>
+        <w:spacing w:before="0" w:after="0" w:lineRule="exact" w:line="300"/>
         <w:jc w:val="center"/>
       </w:pPr>
       <w:r>
@@ -4100,7 +3188,7 @@
     </w:p>
     <w:p>
       <w:pPr>
-        <w:spacing w:before="0" w:after="0" w:lineRule="exact" w:line="260"/>
+        <w:spacing w:before="0" w:after="0" w:lineRule="exact" w:line="280"/>
         <w:jc w:val="center"/>
       </w:pPr>
       <w:r>
@@ -4116,7 +3204,7 @@
     </w:p>
     <w:p>
       <w:pPr>
-        <w:spacing w:before="0" w:after="40" w:lineRule="exact" w:line="80"/>
+        <w:spacing w:before="0" w:after="40" w:lineRule="exact" w:line="60"/>
         <w:jc w:val="left"/>
         <w:pBdr>
           <w:bottom w:val="single" w:sz="12" w:space="1" w:color="000000"/>
@@ -4141,7 +3229,7 @@
     </w:p>
     <w:p>
       <w:pPr>
-        <w:spacing w:before="0" w:after="60" w:lineRule="exact" w:line="280"/>
+        <w:spacing w:before="0" w:after="40" w:lineRule="exact" w:line="280"/>
         <w:jc w:val="center"/>
       </w:pPr>
       <w:r>
@@ -4152,39 +3240,23 @@
           <w:color w:val="000000"/>
           <w:sz w:val="22"/>
         </w:rPr>
-        <w:t>Enquiry, witnesses and report</w:t>
-      </w:r>
-    </w:p>
-    <w:p>
-      <w:pPr>
-        <w:spacing w:before="0" w:after="60" w:lineRule="exact" w:line="250"/>
-        <w:jc w:val="both"/>
-      </w:pPr>
-      <w:r>
-        <w:rPr>
-          <w:rFonts w:ascii="Bookman Old Style" w:hAnsi="Bookman Old Style" w:cs="Bookman Old Style" w:eastAsia="Bookman Old Style"/>
-          <w:b w:val="0"/>
-          <w:i/>
-          <w:color w:val="000000"/>
-          <w:sz w:val="20"/>
-        </w:rPr>
-        <w:t>The enquiry shall be made at the residence. The two witnesses shall not be members of the family. Both documents of each heir shall be seen.</w:t>
+        <w:t>Enquiry, witnesses and report of the Executive Officer</w:t>
       </w:r>
     </w:p>
     <w:tbl>
       <w:tblPr>
-        <w:tblW w:type="dxa" w:w="9800"/>
+        <w:tblW w:type="dxa" w:w="10100"/>
         <w:tblLayout w:type="fixed"/>
         <w:tblLook w:firstColumn="1" w:firstRow="1" w:lastColumn="0" w:lastRow="0" w:noHBand="0" w:noVBand="1" w:val="04A0"/>
       </w:tblPr>
       <w:tblGrid>
         <w:gridCol w:w="6400"/>
-        <w:gridCol w:w="3400"/>
+        <w:gridCol w:w="3700"/>
       </w:tblGrid>
       <w:tr>
         <w:trPr>
           <w:cantSplit/>
-          <w:trHeight w:val="351" w:hRule="atLeast"/>
+          <w:trHeight w:val="396" w:hRule="atLeast"/>
         </w:trPr>
         <w:tc>
           <w:tcPr>
@@ -4197,10 +3269,10 @@
             </w:tcBorders>
             <w:vAlign w:val="center"/>
             <w:tcMar>
-              <w:top w:w="28" w:type="dxa"/>
-              <w:left w:w="50" w:type="dxa"/>
-              <w:bottom w:w="28" w:type="dxa"/>
-              <w:right w:w="50" w:type="dxa"/>
+              <w:top w:w="24" w:type="dxa"/>
+              <w:left w:w="46" w:type="dxa"/>
+              <w:bottom w:w="24" w:type="dxa"/>
+              <w:right w:w="46" w:type="dxa"/>
             </w:tcMar>
             <w:shd w:val="clear" w:color="auto" w:fill="F7F7F7"/>
           </w:tcPr>
@@ -4217,13 +3289,13 @@
                 <w:color w:val="000000"/>
                 <w:sz w:val="20"/>
               </w:rPr>
-              <w:t>Date of enquiry</w:t>
+              <w:t>Date and place of enquiry</w:t>
             </w:r>
           </w:p>
         </w:tc>
         <w:tc>
           <w:tcPr>
-            <w:tcW w:type="dxa" w:w="3400"/>
+            <w:tcW w:type="dxa" w:w="3700"/>
             <w:tcBorders>
               <w:top w:val="single" w:sz="6" w:space="0" w:color="000000"/>
               <w:left w:val="single" w:sz="6" w:space="0" w:color="000000"/>
@@ -4232,10 +3304,10 @@
             </w:tcBorders>
             <w:vAlign w:val="center"/>
             <w:tcMar>
-              <w:top w:w="28" w:type="dxa"/>
-              <w:left w:w="50" w:type="dxa"/>
-              <w:bottom w:w="28" w:type="dxa"/>
-              <w:right w:w="50" w:type="dxa"/>
+              <w:top w:w="24" w:type="dxa"/>
+              <w:left w:w="46" w:type="dxa"/>
+              <w:bottom w:w="24" w:type="dxa"/>
+              <w:right w:w="46" w:type="dxa"/>
             </w:tcMar>
           </w:tcPr>
           <w:p>
@@ -4249,7 +3321,7 @@
       <w:tr>
         <w:trPr>
           <w:cantSplit/>
-          <w:trHeight w:val="351" w:hRule="atLeast"/>
+          <w:trHeight w:val="396" w:hRule="atLeast"/>
         </w:trPr>
         <w:tc>
           <w:tcPr>
@@ -4262,10 +3334,10 @@
             </w:tcBorders>
             <w:vAlign w:val="center"/>
             <w:tcMar>
-              <w:top w:w="28" w:type="dxa"/>
-              <w:left w:w="50" w:type="dxa"/>
-              <w:bottom w:w="28" w:type="dxa"/>
-              <w:right w:w="50" w:type="dxa"/>
+              <w:top w:w="24" w:type="dxa"/>
+              <w:left w:w="46" w:type="dxa"/>
+              <w:bottom w:w="24" w:type="dxa"/>
+              <w:right w:w="46" w:type="dxa"/>
             </w:tcMar>
             <w:shd w:val="clear" w:color="auto" w:fill="F7F7F7"/>
           </w:tcPr>
@@ -4282,13 +3354,13 @@
                 <w:color w:val="000000"/>
                 <w:sz w:val="20"/>
               </w:rPr>
-              <w:t>Place of enquiry</w:t>
+              <w:t>Original death certificate seen? Number.</w:t>
             </w:r>
           </w:p>
         </w:tc>
         <w:tc>
           <w:tcPr>
-            <w:tcW w:type="dxa" w:w="3400"/>
+            <w:tcW w:type="dxa" w:w="3700"/>
             <w:tcBorders>
               <w:top w:val="single" w:sz="6" w:space="0" w:color="000000"/>
               <w:left w:val="single" w:sz="6" w:space="0" w:color="000000"/>
@@ -4297,10 +3369,10 @@
             </w:tcBorders>
             <w:vAlign w:val="center"/>
             <w:tcMar>
-              <w:top w:w="28" w:type="dxa"/>
-              <w:left w:w="50" w:type="dxa"/>
-              <w:bottom w:w="28" w:type="dxa"/>
-              <w:right w:w="50" w:type="dxa"/>
+              <w:top w:w="24" w:type="dxa"/>
+              <w:left w:w="46" w:type="dxa"/>
+              <w:bottom w:w="24" w:type="dxa"/>
+              <w:right w:w="46" w:type="dxa"/>
             </w:tcMar>
           </w:tcPr>
           <w:p>
@@ -4314,7 +3386,7 @@
       <w:tr>
         <w:trPr>
           <w:cantSplit/>
-          <w:trHeight w:val="351" w:hRule="atLeast"/>
+          <w:trHeight w:val="396" w:hRule="atLeast"/>
         </w:trPr>
         <w:tc>
           <w:tcPr>
@@ -4327,10 +3399,10 @@
             </w:tcBorders>
             <w:vAlign w:val="center"/>
             <w:tcMar>
-              <w:top w:w="28" w:type="dxa"/>
-              <w:left w:w="50" w:type="dxa"/>
-              <w:bottom w:w="28" w:type="dxa"/>
-              <w:right w:w="50" w:type="dxa"/>
+              <w:top w:w="24" w:type="dxa"/>
+              <w:left w:w="46" w:type="dxa"/>
+              <w:bottom w:w="24" w:type="dxa"/>
+              <w:right w:w="46" w:type="dxa"/>
             </w:tcMar>
             <w:shd w:val="clear" w:color="auto" w:fill="F7F7F7"/>
           </w:tcPr>
@@ -4347,13 +3419,13 @@
                 <w:color w:val="000000"/>
                 <w:sz w:val="20"/>
               </w:rPr>
-              <w:t>Original death certificate seen? Yes or No. Its number.</w:t>
+              <w:t>Documents of every heir in Annexure B seen, and names tally? Yes or No.</w:t>
             </w:r>
           </w:p>
         </w:tc>
         <w:tc>
           <w:tcPr>
-            <w:tcW w:type="dxa" w:w="3400"/>
+            <w:tcW w:type="dxa" w:w="3700"/>
             <w:tcBorders>
               <w:top w:val="single" w:sz="6" w:space="0" w:color="000000"/>
               <w:left w:val="single" w:sz="6" w:space="0" w:color="000000"/>
@@ -4362,10 +3434,10 @@
             </w:tcBorders>
             <w:vAlign w:val="center"/>
             <w:tcMar>
-              <w:top w:w="28" w:type="dxa"/>
-              <w:left w:w="50" w:type="dxa"/>
-              <w:bottom w:w="28" w:type="dxa"/>
-              <w:right w:w="50" w:type="dxa"/>
+              <w:top w:w="24" w:type="dxa"/>
+              <w:left w:w="46" w:type="dxa"/>
+              <w:bottom w:w="24" w:type="dxa"/>
+              <w:right w:w="46" w:type="dxa"/>
             </w:tcMar>
           </w:tcPr>
           <w:p>
@@ -4379,7 +3451,7 @@
       <w:tr>
         <w:trPr>
           <w:cantSplit/>
-          <w:trHeight w:val="351" w:hRule="atLeast"/>
+          <w:trHeight w:val="396" w:hRule="atLeast"/>
         </w:trPr>
         <w:tc>
           <w:tcPr>
@@ -4392,140 +3464,10 @@
             </w:tcBorders>
             <w:vAlign w:val="center"/>
             <w:tcMar>
-              <w:top w:w="28" w:type="dxa"/>
-              <w:left w:w="50" w:type="dxa"/>
-              <w:bottom w:w="28" w:type="dxa"/>
-              <w:right w:w="50" w:type="dxa"/>
-            </w:tcMar>
-            <w:shd w:val="clear" w:color="auto" w:fill="F7F7F7"/>
-          </w:tcPr>
-          <w:p>
-            <w:pPr>
-              <w:spacing w:before="0" w:after="0" w:lineRule="exact" w:line="240"/>
-              <w:jc w:val="left"/>
-            </w:pPr>
-            <w:r>
-              <w:rPr>
-                <w:rFonts w:ascii="Bookman Old Style" w:hAnsi="Bookman Old Style" w:cs="Bookman Old Style" w:eastAsia="Bookman Old Style"/>
-                <w:b/>
-                <w:i w:val="0"/>
-                <w:color w:val="000000"/>
-                <w:sz w:val="20"/>
-              </w:rPr>
-              <w:t>Both documents of every heir in Annexure B seen? Yes or No.</w:t>
-            </w:r>
-          </w:p>
-        </w:tc>
-        <w:tc>
-          <w:tcPr>
-            <w:tcW w:type="dxa" w:w="3400"/>
-            <w:tcBorders>
-              <w:top w:val="single" w:sz="6" w:space="0" w:color="000000"/>
-              <w:left w:val="single" w:sz="6" w:space="0" w:color="000000"/>
-              <w:bottom w:val="single" w:sz="6" w:space="0" w:color="000000"/>
-              <w:right w:val="single" w:sz="6" w:space="0" w:color="000000"/>
-            </w:tcBorders>
-            <w:vAlign w:val="center"/>
-            <w:tcMar>
-              <w:top w:w="28" w:type="dxa"/>
-              <w:left w:w="50" w:type="dxa"/>
-              <w:bottom w:w="28" w:type="dxa"/>
-              <w:right w:w="50" w:type="dxa"/>
-            </w:tcMar>
-          </w:tcPr>
-          <w:p>
-            <w:pPr>
-              <w:spacing w:before="0" w:after="0" w:lineRule="exact" w:line="240"/>
-              <w:jc w:val="left"/>
-            </w:pPr>
-          </w:p>
-        </w:tc>
-      </w:tr>
-      <w:tr>
-        <w:trPr>
-          <w:cantSplit/>
-          <w:trHeight w:val="351" w:hRule="atLeast"/>
-        </w:trPr>
-        <w:tc>
-          <w:tcPr>
-            <w:tcW w:type="dxa" w:w="6400"/>
-            <w:tcBorders>
-              <w:top w:val="single" w:sz="6" w:space="0" w:color="000000"/>
-              <w:left w:val="single" w:sz="6" w:space="0" w:color="000000"/>
-              <w:bottom w:val="single" w:sz="6" w:space="0" w:color="000000"/>
-              <w:right w:val="single" w:sz="6" w:space="0" w:color="000000"/>
-            </w:tcBorders>
-            <w:vAlign w:val="center"/>
-            <w:tcMar>
-              <w:top w:w="28" w:type="dxa"/>
-              <w:left w:w="50" w:type="dxa"/>
-              <w:bottom w:w="28" w:type="dxa"/>
-              <w:right w:w="50" w:type="dxa"/>
-            </w:tcMar>
-            <w:shd w:val="clear" w:color="auto" w:fill="F7F7F7"/>
-          </w:tcPr>
-          <w:p>
-            <w:pPr>
-              <w:spacing w:before="0" w:after="0" w:lineRule="exact" w:line="240"/>
-              <w:jc w:val="left"/>
-            </w:pPr>
-            <w:r>
-              <w:rPr>
-                <w:rFonts w:ascii="Bookman Old Style" w:hAnsi="Bookman Old Style" w:cs="Bookman Old Style" w:eastAsia="Bookman Old Style"/>
-                <w:b/>
-                <w:i w:val="0"/>
-                <w:color w:val="000000"/>
-                <w:sz w:val="20"/>
-              </w:rPr>
-              <w:t>Name in the report tallies with the name in the documents? Yes or No.</w:t>
-            </w:r>
-          </w:p>
-        </w:tc>
-        <w:tc>
-          <w:tcPr>
-            <w:tcW w:type="dxa" w:w="3400"/>
-            <w:tcBorders>
-              <w:top w:val="single" w:sz="6" w:space="0" w:color="000000"/>
-              <w:left w:val="single" w:sz="6" w:space="0" w:color="000000"/>
-              <w:bottom w:val="single" w:sz="6" w:space="0" w:color="000000"/>
-              <w:right w:val="single" w:sz="6" w:space="0" w:color="000000"/>
-            </w:tcBorders>
-            <w:vAlign w:val="center"/>
-            <w:tcMar>
-              <w:top w:w="28" w:type="dxa"/>
-              <w:left w:w="50" w:type="dxa"/>
-              <w:bottom w:w="28" w:type="dxa"/>
-              <w:right w:w="50" w:type="dxa"/>
-            </w:tcMar>
-          </w:tcPr>
-          <w:p>
-            <w:pPr>
-              <w:spacing w:before="0" w:after="0" w:lineRule="exact" w:line="240"/>
-              <w:jc w:val="left"/>
-            </w:pPr>
-          </w:p>
-        </w:tc>
-      </w:tr>
-      <w:tr>
-        <w:trPr>
-          <w:cantSplit/>
-          <w:trHeight w:val="351" w:hRule="atLeast"/>
-        </w:trPr>
-        <w:tc>
-          <w:tcPr>
-            <w:tcW w:type="dxa" w:w="6400"/>
-            <w:tcBorders>
-              <w:top w:val="single" w:sz="6" w:space="0" w:color="000000"/>
-              <w:left w:val="single" w:sz="6" w:space="0" w:color="000000"/>
-              <w:bottom w:val="single" w:sz="6" w:space="0" w:color="000000"/>
-              <w:right w:val="single" w:sz="6" w:space="0" w:color="000000"/>
-            </w:tcBorders>
-            <w:vAlign w:val="center"/>
-            <w:tcMar>
-              <w:top w:w="28" w:type="dxa"/>
-              <w:left w:w="50" w:type="dxa"/>
-              <w:bottom w:w="28" w:type="dxa"/>
-              <w:right w:w="50" w:type="dxa"/>
+              <w:top w:w="24" w:type="dxa"/>
+              <w:left w:w="46" w:type="dxa"/>
+              <w:bottom w:w="24" w:type="dxa"/>
+              <w:right w:w="46" w:type="dxa"/>
             </w:tcMar>
             <w:shd w:val="clear" w:color="auto" w:fill="F7F7F7"/>
           </w:tcPr>
@@ -4548,7 +3490,7 @@
         </w:tc>
         <w:tc>
           <w:tcPr>
-            <w:tcW w:type="dxa" w:w="3400"/>
+            <w:tcW w:type="dxa" w:w="3700"/>
             <w:tcBorders>
               <w:top w:val="single" w:sz="6" w:space="0" w:color="000000"/>
               <w:left w:val="single" w:sz="6" w:space="0" w:color="000000"/>
@@ -4557,10 +3499,10 @@
             </w:tcBorders>
             <w:vAlign w:val="center"/>
             <w:tcMar>
-              <w:top w:w="28" w:type="dxa"/>
-              <w:left w:w="50" w:type="dxa"/>
-              <w:bottom w:w="28" w:type="dxa"/>
-              <w:right w:w="50" w:type="dxa"/>
+              <w:top w:w="24" w:type="dxa"/>
+              <w:left w:w="46" w:type="dxa"/>
+              <w:bottom w:w="24" w:type="dxa"/>
+              <w:right w:w="46" w:type="dxa"/>
             </w:tcMar>
           </w:tcPr>
           <w:p>
@@ -4574,7 +3516,7 @@
       <w:tr>
         <w:trPr>
           <w:cantSplit/>
-          <w:trHeight w:val="351" w:hRule="atLeast"/>
+          <w:trHeight w:val="396" w:hRule="atLeast"/>
         </w:trPr>
         <w:tc>
           <w:tcPr>
@@ -4587,10 +3529,10 @@
             </w:tcBorders>
             <w:vAlign w:val="center"/>
             <w:tcMar>
-              <w:top w:w="28" w:type="dxa"/>
-              <w:left w:w="50" w:type="dxa"/>
-              <w:bottom w:w="28" w:type="dxa"/>
-              <w:right w:w="50" w:type="dxa"/>
+              <w:top w:w="24" w:type="dxa"/>
+              <w:left w:w="46" w:type="dxa"/>
+              <w:bottom w:w="24" w:type="dxa"/>
+              <w:right w:w="46" w:type="dxa"/>
             </w:tcMar>
             <w:shd w:val="clear" w:color="auto" w:fill="F7F7F7"/>
           </w:tcPr>
@@ -4607,13 +3549,13 @@
                 <w:color w:val="000000"/>
                 <w:sz w:val="20"/>
               </w:rPr>
-              <w:t>Any dispute or objection? Yes or No.</w:t>
+              <w:t>Any dispute? Yes or No. If Yes, the certificate will not be issued.</w:t>
             </w:r>
           </w:p>
         </w:tc>
         <w:tc>
           <w:tcPr>
-            <w:tcW w:type="dxa" w:w="3400"/>
+            <w:tcW w:type="dxa" w:w="3700"/>
             <w:tcBorders>
               <w:top w:val="single" w:sz="6" w:space="0" w:color="000000"/>
               <w:left w:val="single" w:sz="6" w:space="0" w:color="000000"/>
@@ -4622,10 +3564,10 @@
             </w:tcBorders>
             <w:vAlign w:val="center"/>
             <w:tcMar>
-              <w:top w:w="28" w:type="dxa"/>
-              <w:left w:w="50" w:type="dxa"/>
-              <w:bottom w:w="28" w:type="dxa"/>
-              <w:right w:w="50" w:type="dxa"/>
+              <w:top w:w="24" w:type="dxa"/>
+              <w:left w:w="46" w:type="dxa"/>
+              <w:bottom w:w="24" w:type="dxa"/>
+              <w:right w:w="46" w:type="dxa"/>
             </w:tcMar>
           </w:tcPr>
           <w:p>
@@ -4655,7 +3597,7 @@
     </w:p>
     <w:p>
       <w:pPr>
-        <w:spacing w:before="0" w:after="0" w:lineRule="exact" w:line="300"/>
+        <w:spacing w:before="0" w:after="0" w:lineRule="exact" w:line="320"/>
         <w:jc w:val="left"/>
         <w:pBdr>
           <w:bottom w:val="single" w:sz="12" w:space="1" w:color="000000"/>
@@ -4674,7 +3616,7 @@
     </w:p>
     <w:p>
       <w:pPr>
-        <w:spacing w:before="0" w:after="0" w:lineRule="exact" w:line="300"/>
+        <w:spacing w:before="0" w:after="0" w:lineRule="exact" w:line="320"/>
         <w:jc w:val="left"/>
         <w:pBdr>
           <w:bottom w:val="single" w:sz="12" w:space="1" w:color="000000"/>
@@ -4709,13 +3651,13 @@
     </w:p>
     <w:tbl>
       <w:tblPr>
-        <w:tblW w:type="dxa" w:w="9800"/>
+        <w:tblW w:type="dxa" w:w="10100"/>
         <w:tblLayout w:type="fixed"/>
         <w:tblLook w:firstColumn="1" w:firstRow="1" w:lastColumn="0" w:lastRow="0" w:noHBand="0" w:noVBand="1" w:val="04A0"/>
       </w:tblPr>
       <w:tblGrid>
-        <w:gridCol w:w="4900"/>
-        <w:gridCol w:w="4900"/>
+        <w:gridCol w:w="5050"/>
+        <w:gridCol w:w="5050"/>
       </w:tblGrid>
       <w:tr>
         <w:trPr>
@@ -4724,7 +3666,7 @@
         </w:trPr>
         <w:tc>
           <w:tcPr>
-            <w:tcW w:type="dxa" w:w="4900"/>
+            <w:tcW w:type="dxa" w:w="5050"/>
             <w:tcBorders>
               <w:top w:val="single" w:sz="6" w:space="0" w:color="000000"/>
               <w:left w:val="single" w:sz="6" w:space="0" w:color="000000"/>
@@ -4733,10 +3675,10 @@
             </w:tcBorders>
             <w:vAlign w:val="center"/>
             <w:tcMar>
-              <w:top w:w="28" w:type="dxa"/>
-              <w:left w:w="50" w:type="dxa"/>
-              <w:bottom w:w="28" w:type="dxa"/>
-              <w:right w:w="50" w:type="dxa"/>
+              <w:top w:w="24" w:type="dxa"/>
+              <w:left w:w="46" w:type="dxa"/>
+              <w:bottom w:w="24" w:type="dxa"/>
+              <w:right w:w="46" w:type="dxa"/>
             </w:tcMar>
           </w:tcPr>
           <w:p>
@@ -4752,13 +3694,13 @@
                 <w:color w:val="000000"/>
                 <w:sz w:val="20"/>
               </w:rPr>
-              <w:t>Full name :</w:t>
+              <w:t>Name :</w:t>
             </w:r>
           </w:p>
         </w:tc>
         <w:tc>
           <w:tcPr>
-            <w:tcW w:type="dxa" w:w="4900"/>
+            <w:tcW w:type="dxa" w:w="5050"/>
             <w:tcBorders>
               <w:top w:val="single" w:sz="6" w:space="0" w:color="000000"/>
               <w:left w:val="single" w:sz="6" w:space="0" w:color="000000"/>
@@ -4767,10 +3709,10 @@
             </w:tcBorders>
             <w:vAlign w:val="center"/>
             <w:tcMar>
-              <w:top w:w="28" w:type="dxa"/>
-              <w:left w:w="50" w:type="dxa"/>
-              <w:bottom w:w="28" w:type="dxa"/>
-              <w:right w:w="50" w:type="dxa"/>
+              <w:top w:w="24" w:type="dxa"/>
+              <w:left w:w="46" w:type="dxa"/>
+              <w:bottom w:w="24" w:type="dxa"/>
+              <w:right w:w="46" w:type="dxa"/>
             </w:tcMar>
           </w:tcPr>
           <w:p>
@@ -4786,7 +3728,7 @@
                 <w:color w:val="000000"/>
                 <w:sz w:val="20"/>
               </w:rPr>
-              <w:t>Age :</w:t>
+              <w:t>Age and contact :</w:t>
             </w:r>
           </w:p>
         </w:tc>
@@ -4798,7 +3740,7 @@
         </w:trPr>
         <w:tc>
           <w:tcPr>
-            <w:tcW w:type="dxa" w:w="9800"/>
+            <w:tcW w:type="dxa" w:w="10100"/>
             <w:gridSpan w:val="2"/>
             <w:tcBorders>
               <w:top w:val="single" w:sz="6" w:space="0" w:color="000000"/>
@@ -4808,10 +3750,10 @@
             </w:tcBorders>
             <w:vAlign w:val="center"/>
             <w:tcMar>
-              <w:top w:w="28" w:type="dxa"/>
-              <w:left w:w="50" w:type="dxa"/>
-              <w:bottom w:w="28" w:type="dxa"/>
-              <w:right w:w="50" w:type="dxa"/>
+              <w:top w:w="24" w:type="dxa"/>
+              <w:left w:w="46" w:type="dxa"/>
+              <w:bottom w:w="24" w:type="dxa"/>
+              <w:right w:w="46" w:type="dxa"/>
             </w:tcMar>
           </w:tcPr>
           <w:p>
@@ -4827,7 +3769,7 @@
                 <w:color w:val="000000"/>
                 <w:sz w:val="20"/>
               </w:rPr>
-              <w:t>Father’s or husband’s name, and full address :</w:t>
+              <w:t>Address :</w:t>
             </w:r>
           </w:p>
         </w:tc>
@@ -4846,7 +3788,7 @@
           <w:color w:val="000000"/>
           <w:sz w:val="20"/>
         </w:rPr>
-        <w:t>I know the family. The names were read over to me from Annexure B. To my knowledge those are the only legal heirs. I know of no Will and of no dispute. I am not a member of this family.</w:t>
+        <w:t>I know the family. The names read over from Annexure B are, to my knowledge, the only legal heirs. I know of no Will and of no dispute. I am not of this family.</w:t>
       </w:r>
     </w:p>
     <w:p>
@@ -4883,13 +3825,13 @@
     </w:p>
     <w:tbl>
       <w:tblPr>
-        <w:tblW w:type="dxa" w:w="9800"/>
+        <w:tblW w:type="dxa" w:w="10100"/>
         <w:tblLayout w:type="fixed"/>
         <w:tblLook w:firstColumn="1" w:firstRow="1" w:lastColumn="0" w:lastRow="0" w:noHBand="0" w:noVBand="1" w:val="04A0"/>
       </w:tblPr>
       <w:tblGrid>
-        <w:gridCol w:w="4900"/>
-        <w:gridCol w:w="4900"/>
+        <w:gridCol w:w="5050"/>
+        <w:gridCol w:w="5050"/>
       </w:tblGrid>
       <w:tr>
         <w:trPr>
@@ -4898,7 +3840,7 @@
         </w:trPr>
         <w:tc>
           <w:tcPr>
-            <w:tcW w:type="dxa" w:w="4900"/>
+            <w:tcW w:type="dxa" w:w="5050"/>
             <w:tcBorders>
               <w:top w:val="single" w:sz="6" w:space="0" w:color="000000"/>
               <w:left w:val="single" w:sz="6" w:space="0" w:color="000000"/>
@@ -4907,10 +3849,10 @@
             </w:tcBorders>
             <w:vAlign w:val="center"/>
             <w:tcMar>
-              <w:top w:w="28" w:type="dxa"/>
-              <w:left w:w="50" w:type="dxa"/>
-              <w:bottom w:w="28" w:type="dxa"/>
-              <w:right w:w="50" w:type="dxa"/>
+              <w:top w:w="24" w:type="dxa"/>
+              <w:left w:w="46" w:type="dxa"/>
+              <w:bottom w:w="24" w:type="dxa"/>
+              <w:right w:w="46" w:type="dxa"/>
             </w:tcMar>
           </w:tcPr>
           <w:p>
@@ -4926,13 +3868,13 @@
                 <w:color w:val="000000"/>
                 <w:sz w:val="20"/>
               </w:rPr>
-              <w:t>Full name :</w:t>
+              <w:t>Name :</w:t>
             </w:r>
           </w:p>
         </w:tc>
         <w:tc>
           <w:tcPr>
-            <w:tcW w:type="dxa" w:w="4900"/>
+            <w:tcW w:type="dxa" w:w="5050"/>
             <w:tcBorders>
               <w:top w:val="single" w:sz="6" w:space="0" w:color="000000"/>
               <w:left w:val="single" w:sz="6" w:space="0" w:color="000000"/>
@@ -4941,10 +3883,10 @@
             </w:tcBorders>
             <w:vAlign w:val="center"/>
             <w:tcMar>
-              <w:top w:w="28" w:type="dxa"/>
-              <w:left w:w="50" w:type="dxa"/>
-              <w:bottom w:w="28" w:type="dxa"/>
-              <w:right w:w="50" w:type="dxa"/>
+              <w:top w:w="24" w:type="dxa"/>
+              <w:left w:w="46" w:type="dxa"/>
+              <w:bottom w:w="24" w:type="dxa"/>
+              <w:right w:w="46" w:type="dxa"/>
             </w:tcMar>
           </w:tcPr>
           <w:p>
@@ -4960,7 +3902,7 @@
                 <w:color w:val="000000"/>
                 <w:sz w:val="20"/>
               </w:rPr>
-              <w:t>Age :</w:t>
+              <w:t>Age and contact :</w:t>
             </w:r>
           </w:p>
         </w:tc>
@@ -4972,7 +3914,7 @@
         </w:trPr>
         <w:tc>
           <w:tcPr>
-            <w:tcW w:type="dxa" w:w="9800"/>
+            <w:tcW w:type="dxa" w:w="10100"/>
             <w:gridSpan w:val="2"/>
             <w:tcBorders>
               <w:top w:val="single" w:sz="6" w:space="0" w:color="000000"/>
@@ -4982,10 +3924,10 @@
             </w:tcBorders>
             <w:vAlign w:val="center"/>
             <w:tcMar>
-              <w:top w:w="28" w:type="dxa"/>
-              <w:left w:w="50" w:type="dxa"/>
-              <w:bottom w:w="28" w:type="dxa"/>
-              <w:right w:w="50" w:type="dxa"/>
+              <w:top w:w="24" w:type="dxa"/>
+              <w:left w:w="46" w:type="dxa"/>
+              <w:bottom w:w="24" w:type="dxa"/>
+              <w:right w:w="46" w:type="dxa"/>
             </w:tcMar>
           </w:tcPr>
           <w:p>
@@ -5001,7 +3943,7 @@
                 <w:color w:val="000000"/>
                 <w:sz w:val="20"/>
               </w:rPr>
-              <w:t>Father’s or husband’s name, and full address :</w:t>
+              <w:t>Address :</w:t>
             </w:r>
           </w:p>
         </w:tc>
@@ -5020,7 +3962,7 @@
           <w:color w:val="000000"/>
           <w:sz w:val="20"/>
         </w:rPr>
-        <w:t>I know the family. The names were read over to me from Annexure B. To my knowledge those are the only legal heirs. I know of no Will and of no dispute. I am not a member of this family.</w:t>
+        <w:t>I know the family. The names read over from Annexure B are, to my knowledge, the only legal heirs. I know of no Will and of no dispute. I am not of this family.</w:t>
       </w:r>
     </w:p>
     <w:p>
@@ -5052,7 +3994,7 @@
           <w:color w:val="000000"/>
           <w:sz w:val="22"/>
         </w:rPr>
-        <w:t>Report of the Executive Officer</w:t>
+        <w:t>Report</w:t>
       </w:r>
     </w:p>
     <w:p>
@@ -5068,110 +4010,60 @@
           <w:color w:val="000000"/>
           <w:sz w:val="20"/>
         </w:rPr>
-        <w:t>The enquiry was made on the date and at the place stated above. Both documents of each heir named in Annexure B were seen, and the name in the report tallies with the name in the documents. The witnesses signed in the enquiry. The only living Class I heirs are the persons marked living in Annexure B. No Will and no dispute came to notice. I sign this report and forward it to the Sub-Divisional Officer, Balurghat. If any document was not produced, it is stated in the findings.</w:t>
+        <w:t>The enquiry was made as above. The documents of each heir named in Annexure B were seen, and the name in the report tallies with the name in the documents. The witnesses signed before the enquiry. The only living legal heirs are the persons marked living in Annexure B. No Will and no dispute came to notice. I sign this report and forward it to the Sub-Divisional Officer, Balurghat, for issue of the Legal Heirship Certificate. The municipal certificate has not been used.</w:t>
       </w:r>
     </w:p>
-    <w:tbl>
-      <w:tblPr>
-        <w:tblW w:type="dxa" w:w="9800"/>
-        <w:tblLayout w:type="fixed"/>
-        <w:tblLook w:firstColumn="1" w:firstRow="1" w:lastColumn="0" w:lastRow="0" w:noHBand="0" w:noVBand="1" w:val="04A0"/>
-        <w:tblBorders>
-          <w:top w:val="nil" w:sz="0" w:space="0" w:color="auto"/>
-          <w:left w:val="nil" w:sz="0" w:space="0" w:color="auto"/>
-          <w:bottom w:val="nil" w:sz="0" w:space="0" w:color="auto"/>
-          <w:right w:val="nil" w:sz="0" w:space="0" w:color="auto"/>
-          <w:insideH w:val="nil" w:sz="0" w:space="0" w:color="auto"/>
-          <w:insideV w:val="nil" w:sz="0" w:space="0" w:color="auto"/>
-        </w:tblBorders>
-      </w:tblPr>
-      <w:tblGrid>
-        <w:gridCol w:w="9800"/>
-      </w:tblGrid>
-      <w:tr>
-        <w:trPr>
-          <w:cantSplit/>
-        </w:trPr>
-        <w:tc>
-          <w:tcPr>
-            <w:tcW w:type="dxa" w:w="9800"/>
-            <w:tcMar>
-              <w:top w:w="0" w:type="dxa"/>
-              <w:left w:w="40" w:type="dxa"/>
-              <w:bottom w:w="0" w:type="dxa"/>
-              <w:right w:w="40" w:type="dxa"/>
-            </w:tcMar>
-          </w:tcPr>
-          <w:p>
-            <w:pPr>
-              <w:spacing w:line="280" w:lineRule="exact"/>
-              <w:jc w:val="right"/>
-            </w:pPr>
-            <w:r>
-              <w:rPr>
-                <w:rFonts w:ascii="Bookman Old Style" w:hAnsi="Bookman Old Style" w:cs="Bookman Old Style" w:eastAsia="Bookman Old Style"/>
-                <w:b/>
-                <w:i w:val="0"/>
-                <w:color w:val="000000"/>
-                <w:sz w:val="22"/>
-              </w:rPr>
-              <w:t>Executive Officer</w:t>
-            </w:r>
-          </w:p>
-          <w:p>
-            <w:pPr>
-              <w:spacing w:before="20" w:after="0" w:line="280" w:lineRule="exact"/>
-              <w:jc w:val="right"/>
-            </w:pPr>
-            <w:r>
-              <w:rPr>
-                <w:rFonts w:ascii="Bookman Old Style" w:hAnsi="Bookman Old Style" w:cs="Bookman Old Style" w:eastAsia="Bookman Old Style"/>
-                <w:b/>
-                <w:i w:val="0"/>
-                <w:color w:val="000000"/>
-                <w:sz w:val="22"/>
-              </w:rPr>
-              <w:t>Balurghat Municipality</w:t>
-            </w:r>
-          </w:p>
-          <w:p>
-            <w:pPr>
-              <w:spacing w:before="20" w:after="0" w:line="280" w:lineRule="exact"/>
-              <w:jc w:val="right"/>
-            </w:pPr>
-            <w:r>
-              <w:rPr>
-                <w:rFonts w:ascii="Bookman Old Style" w:hAnsi="Bookman Old Style" w:cs="Bookman Old Style" w:eastAsia="Bookman Old Style"/>
-                <w:b w:val="0"/>
-                <w:i w:val="0"/>
-                <w:color w:val="000000"/>
-                <w:sz w:val="22"/>
-              </w:rPr>
-              <w:t>Signature : _________________________</w:t>
-            </w:r>
-          </w:p>
-          <w:p>
-            <w:pPr>
-              <w:spacing w:before="20" w:after="0" w:line="280" w:lineRule="exact"/>
-              <w:jc w:val="right"/>
-            </w:pPr>
-            <w:r>
-              <w:rPr>
-                <w:rFonts w:ascii="Bookman Old Style" w:hAnsi="Bookman Old Style" w:cs="Bookman Old Style" w:eastAsia="Bookman Old Style"/>
-                <w:b w:val="0"/>
-                <w:i w:val="0"/>
-                <w:color w:val="000000"/>
-                <w:sz w:val="22"/>
-              </w:rPr>
-              <w:t>Date : ________ / ________ / 2026</w:t>
-            </w:r>
-          </w:p>
-        </w:tc>
-      </w:tr>
-    </w:tbl>
+    <w:p>
+      <w:pPr>
+        <w:spacing w:before="40" w:after="0" w:lineRule="exact" w:line="280"/>
+        <w:jc w:val="right"/>
+      </w:pPr>
+      <w:r>
+        <w:rPr>
+          <w:rFonts w:ascii="Bookman Old Style" w:hAnsi="Bookman Old Style" w:cs="Bookman Old Style" w:eastAsia="Bookman Old Style"/>
+          <w:b/>
+          <w:i w:val="0"/>
+          <w:color w:val="000000"/>
+          <w:sz w:val="24"/>
+        </w:rPr>
+        <w:t>Executive Officer</w:t>
+      </w:r>
+    </w:p>
+    <w:p>
+      <w:pPr>
+        <w:spacing w:before="0" w:after="0" w:lineRule="exact" w:line="280"/>
+        <w:jc w:val="right"/>
+      </w:pPr>
+      <w:r>
+        <w:rPr>
+          <w:rFonts w:ascii="Bookman Old Style" w:hAnsi="Bookman Old Style" w:cs="Bookman Old Style" w:eastAsia="Bookman Old Style"/>
+          <w:b/>
+          <w:i w:val="0"/>
+          <w:color w:val="000000"/>
+          <w:sz w:val="24"/>
+        </w:rPr>
+        <w:t>Balurghat Municipality</w:t>
+      </w:r>
+    </w:p>
+    <w:p>
+      <w:pPr>
+        <w:spacing w:before="0" w:after="0" w:lineRule="exact" w:line="280"/>
+        <w:jc w:val="right"/>
+      </w:pPr>
+      <w:r>
+        <w:rPr>
+          <w:rFonts w:ascii="Bookman Old Style" w:hAnsi="Bookman Old Style" w:cs="Bookman Old Style" w:eastAsia="Bookman Old Style"/>
+          <w:b w:val="0"/>
+          <w:i w:val="0"/>
+          <w:color w:val="000000"/>
+          <w:sz w:val="22"/>
+        </w:rPr>
+        <w:t>Signature : _________________________     Date : ________ / ________ / 2026</w:t>
+      </w:r>
+    </w:p>
     <w:sectPr>
       <w:pgSz w:w="11907" w:h="16840"/>
-      <w:pgMar w:top="700" w:right="1000" w:bottom="600" w:left="1000" w:header="500" w:footer="400" w:gutter="0"/>
+      <w:pgMar w:top="700" w:right="900" w:bottom="640" w:left="900" w:header="720" w:footer="720" w:gutter="0"/>
       <w:cols w:space="720"/>
       <w:docGrid w:linePitch="360"/>
     </w:sectPr>
@@ -5542,9 +4434,6 @@
     <w:name w:val="Normal"/>
     <w:qFormat/>
     <w:rsid w:val="00FC693F"/>
-    <w:pPr>
-      <w:spacing w:before="0" w:after="0"/>
-    </w:pPr>
     <w:rPr>
       <w:rFonts w:ascii="Bookman Old Style" w:hAnsi="Bookman Old Style" w:cs="Bookman Old Style" w:eastAsia="Bookman Old Style"/>
       <w:color w:val="000000"/>

--- a/3_Enquiry_Proforma_Bagchi.docx
+++ b/3_Enquiry_Proforma_Bagchi.docx
@@ -4,7 +4,7 @@
   <w:body>
     <w:p>
       <w:pPr>
-        <w:spacing w:before="0" w:after="0" w:lineRule="exact" w:line="300"/>
+        <w:spacing w:before="0" w:after="0" w:lineRule="exact" w:line="280"/>
         <w:jc w:val="center"/>
       </w:pPr>
       <w:r>
@@ -20,7 +20,7 @@
     </w:p>
     <w:p>
       <w:pPr>
-        <w:spacing w:before="0" w:after="0" w:lineRule="exact" w:line="280"/>
+        <w:spacing w:before="0" w:after="0" w:lineRule="exact" w:line="260"/>
         <w:jc w:val="center"/>
       </w:pPr>
       <w:r>
@@ -36,7 +36,7 @@
     </w:p>
     <w:p>
       <w:pPr>
-        <w:spacing w:before="0" w:after="40" w:lineRule="exact" w:line="60"/>
+        <w:spacing w:before="0" w:after="20" w:lineRule="exact" w:line="60"/>
         <w:jc w:val="left"/>
         <w:pBdr>
           <w:bottom w:val="single" w:sz="12" w:space="1" w:color="000000"/>
@@ -45,7 +45,7 @@
     </w:p>
     <w:p>
       <w:pPr>
-        <w:spacing w:before="40" w:after="0" w:lineRule="exact" w:line="300"/>
+        <w:spacing w:before="20" w:after="0" w:lineRule="exact" w:line="280"/>
         <w:jc w:val="center"/>
       </w:pPr>
       <w:r>
@@ -61,7 +61,7 @@
     </w:p>
     <w:p>
       <w:pPr>
-        <w:spacing w:before="0" w:after="40" w:lineRule="exact" w:line="280"/>
+        <w:spacing w:before="0" w:after="40" w:lineRule="exact" w:line="260"/>
         <w:jc w:val="center"/>
       </w:pPr>
       <w:r>
@@ -77,7 +77,7 @@
     </w:p>
     <w:p>
       <w:pPr>
-        <w:spacing w:before="0" w:after="60" w:lineRule="exact" w:line="260"/>
+        <w:spacing w:before="0" w:after="40" w:lineRule="exact" w:line="240"/>
         <w:jc w:val="both"/>
       </w:pPr>
       <w:r>
@@ -88,28 +88,28 @@
           <w:color w:val="000000"/>
           <w:sz w:val="20"/>
         </w:rPr>
-        <w:t>Do not use the Legal Heir Certificate issued by Balurghat Municipality. Take every name from the documents. The name must tally. SEBI Circular No. HO/38/13/11(14)2026-MIRSD-POD/I/17111/2026 dated 23.07.2026.</w:t>
+        <w:t>Write in the blank. Do not copy the municipal certificate. SEBI Circular No. HO/38/13/11(14)2026-MIRSD-POD/I/17111/2026 dated 23.07.2026.</w:t>
       </w:r>
     </w:p>
     <w:tbl>
       <w:tblPr>
-        <w:tblW w:type="dxa" w:w="10100"/>
+        <w:tblW w:type="dxa" w:w="10200"/>
         <w:tblLayout w:type="fixed"/>
         <w:tblLook w:firstColumn="1" w:firstRow="1" w:lastColumn="0" w:lastRow="0" w:noHBand="0" w:noVBand="1" w:val="04A0"/>
       </w:tblPr>
       <w:tblGrid>
-        <w:gridCol w:w="600"/>
-        <w:gridCol w:w="5600"/>
-        <w:gridCol w:w="3900"/>
+        <w:gridCol w:w="550"/>
+        <w:gridCol w:w="4200"/>
+        <w:gridCol w:w="5450"/>
       </w:tblGrid>
       <w:tr>
         <w:trPr>
           <w:cantSplit/>
-          <w:trHeight w:val="481" w:hRule="atLeast"/>
+          <w:trHeight w:val="408" w:hRule="atLeast"/>
         </w:trPr>
         <w:tc>
           <w:tcPr>
-            <w:tcW w:type="dxa" w:w="600"/>
+            <w:tcW w:type="dxa" w:w="550"/>
             <w:tcBorders>
               <w:top w:val="single" w:sz="6" w:space="0" w:color="000000"/>
               <w:left w:val="single" w:sz="6" w:space="0" w:color="000000"/>
@@ -118,10 +118,10 @@
             </w:tcBorders>
             <w:vAlign w:val="center"/>
             <w:tcMar>
-              <w:top w:w="24" w:type="dxa"/>
-              <w:left w:w="46" w:type="dxa"/>
-              <w:bottom w:w="24" w:type="dxa"/>
-              <w:right w:w="46" w:type="dxa"/>
+              <w:top w:w="20" w:type="dxa"/>
+              <w:left w:w="40" w:type="dxa"/>
+              <w:bottom w:w="20" w:type="dxa"/>
+              <w:right w:w="40" w:type="dxa"/>
             </w:tcMar>
             <w:shd w:val="clear" w:color="auto" w:fill="F2F2F2"/>
           </w:tcPr>
@@ -144,7 +144,7 @@
         </w:tc>
         <w:tc>
           <w:tcPr>
-            <w:tcW w:type="dxa" w:w="5600"/>
+            <w:tcW w:type="dxa" w:w="4200"/>
             <w:tcBorders>
               <w:top w:val="single" w:sz="6" w:space="0" w:color="000000"/>
               <w:left w:val="single" w:sz="6" w:space="0" w:color="000000"/>
@@ -153,16 +153,16 @@
             </w:tcBorders>
             <w:vAlign w:val="center"/>
             <w:tcMar>
-              <w:top w:w="24" w:type="dxa"/>
-              <w:left w:w="46" w:type="dxa"/>
-              <w:bottom w:w="24" w:type="dxa"/>
-              <w:right w:w="46" w:type="dxa"/>
+              <w:top w:w="20" w:type="dxa"/>
+              <w:left w:w="40" w:type="dxa"/>
+              <w:bottom w:w="20" w:type="dxa"/>
+              <w:right w:w="40" w:type="dxa"/>
             </w:tcMar>
             <w:shd w:val="clear" w:color="auto" w:fill="F7F7F7"/>
           </w:tcPr>
           <w:p>
             <w:pPr>
-              <w:spacing w:before="0" w:after="0" w:lineRule="exact" w:line="220"/>
+              <w:spacing w:before="0" w:after="0" w:lineRule="exact" w:line="240"/>
               <w:jc w:val="left"/>
             </w:pPr>
             <w:r>
@@ -171,15 +171,15 @@
                 <w:b/>
                 <w:i w:val="0"/>
                 <w:color w:val="000000"/>
-                <w:sz w:val="18"/>
+                <w:sz w:val="20"/>
               </w:rPr>
-              <w:t>Full name of the deceased</w:t>
+              <w:t>Name of the deceased</w:t>
             </w:r>
           </w:p>
         </w:tc>
         <w:tc>
           <w:tcPr>
-            <w:tcW w:type="dxa" w:w="3900"/>
+            <w:tcW w:type="dxa" w:w="5450"/>
             <w:tcBorders>
               <w:top w:val="single" w:sz="6" w:space="0" w:color="000000"/>
               <w:left w:val="single" w:sz="6" w:space="0" w:color="000000"/>
@@ -188,10 +188,10 @@
             </w:tcBorders>
             <w:vAlign w:val="center"/>
             <w:tcMar>
-              <w:top w:w="24" w:type="dxa"/>
-              <w:left w:w="46" w:type="dxa"/>
-              <w:bottom w:w="24" w:type="dxa"/>
-              <w:right w:w="46" w:type="dxa"/>
+              <w:top w:w="20" w:type="dxa"/>
+              <w:left w:w="40" w:type="dxa"/>
+              <w:bottom w:w="20" w:type="dxa"/>
+              <w:right w:w="40" w:type="dxa"/>
             </w:tcMar>
           </w:tcPr>
           <w:p>
@@ -215,11 +215,11 @@
       <w:tr>
         <w:trPr>
           <w:cantSplit/>
-          <w:trHeight w:val="481" w:hRule="atLeast"/>
+          <w:trHeight w:val="408" w:hRule="atLeast"/>
         </w:trPr>
         <w:tc>
           <w:tcPr>
-            <w:tcW w:type="dxa" w:w="600"/>
+            <w:tcW w:type="dxa" w:w="550"/>
             <w:tcBorders>
               <w:top w:val="single" w:sz="6" w:space="0" w:color="000000"/>
               <w:left w:val="single" w:sz="6" w:space="0" w:color="000000"/>
@@ -228,10 +228,10 @@
             </w:tcBorders>
             <w:vAlign w:val="center"/>
             <w:tcMar>
-              <w:top w:w="24" w:type="dxa"/>
-              <w:left w:w="46" w:type="dxa"/>
-              <w:bottom w:w="24" w:type="dxa"/>
-              <w:right w:w="46" w:type="dxa"/>
+              <w:top w:w="20" w:type="dxa"/>
+              <w:left w:w="40" w:type="dxa"/>
+              <w:bottom w:w="20" w:type="dxa"/>
+              <w:right w:w="40" w:type="dxa"/>
             </w:tcMar>
             <w:shd w:val="clear" w:color="auto" w:fill="F2F2F2"/>
           </w:tcPr>
@@ -254,7 +254,7 @@
         </w:tc>
         <w:tc>
           <w:tcPr>
-            <w:tcW w:type="dxa" w:w="5600"/>
+            <w:tcW w:type="dxa" w:w="4200"/>
             <w:tcBorders>
               <w:top w:val="single" w:sz="6" w:space="0" w:color="000000"/>
               <w:left w:val="single" w:sz="6" w:space="0" w:color="000000"/>
@@ -263,16 +263,16 @@
             </w:tcBorders>
             <w:vAlign w:val="center"/>
             <w:tcMar>
-              <w:top w:w="24" w:type="dxa"/>
-              <w:left w:w="46" w:type="dxa"/>
-              <w:bottom w:w="24" w:type="dxa"/>
-              <w:right w:w="46" w:type="dxa"/>
+              <w:top w:w="20" w:type="dxa"/>
+              <w:left w:w="40" w:type="dxa"/>
+              <w:bottom w:w="20" w:type="dxa"/>
+              <w:right w:w="40" w:type="dxa"/>
             </w:tcMar>
             <w:shd w:val="clear" w:color="auto" w:fill="F7F7F7"/>
           </w:tcPr>
           <w:p>
             <w:pPr>
-              <w:spacing w:before="0" w:after="0" w:lineRule="exact" w:line="220"/>
+              <w:spacing w:before="0" w:after="0" w:lineRule="exact" w:line="240"/>
               <w:jc w:val="left"/>
             </w:pPr>
             <w:r>
@@ -281,15 +281,15 @@
                 <w:b/>
                 <w:i w:val="0"/>
                 <w:color w:val="000000"/>
-                <w:sz w:val="18"/>
+                <w:sz w:val="20"/>
               </w:rPr>
-              <w:t>Father’s name, as in the documents</w:t>
+              <w:t>Father’s name</w:t>
             </w:r>
           </w:p>
         </w:tc>
         <w:tc>
           <w:tcPr>
-            <w:tcW w:type="dxa" w:w="3900"/>
+            <w:tcW w:type="dxa" w:w="5450"/>
             <w:tcBorders>
               <w:top w:val="single" w:sz="6" w:space="0" w:color="000000"/>
               <w:left w:val="single" w:sz="6" w:space="0" w:color="000000"/>
@@ -298,10 +298,10 @@
             </w:tcBorders>
             <w:vAlign w:val="center"/>
             <w:tcMar>
-              <w:top w:w="24" w:type="dxa"/>
-              <w:left w:w="46" w:type="dxa"/>
-              <w:bottom w:w="24" w:type="dxa"/>
-              <w:right w:w="46" w:type="dxa"/>
+              <w:top w:w="20" w:type="dxa"/>
+              <w:left w:w="40" w:type="dxa"/>
+              <w:bottom w:w="20" w:type="dxa"/>
+              <w:right w:w="40" w:type="dxa"/>
             </w:tcMar>
           </w:tcPr>
           <w:p>
@@ -315,11 +315,11 @@
       <w:tr>
         <w:trPr>
           <w:cantSplit/>
-          <w:trHeight w:val="481" w:hRule="atLeast"/>
+          <w:trHeight w:val="408" w:hRule="atLeast"/>
         </w:trPr>
         <w:tc>
           <w:tcPr>
-            <w:tcW w:type="dxa" w:w="600"/>
+            <w:tcW w:type="dxa" w:w="550"/>
             <w:tcBorders>
               <w:top w:val="single" w:sz="6" w:space="0" w:color="000000"/>
               <w:left w:val="single" w:sz="6" w:space="0" w:color="000000"/>
@@ -328,10 +328,10 @@
             </w:tcBorders>
             <w:vAlign w:val="center"/>
             <w:tcMar>
-              <w:top w:w="24" w:type="dxa"/>
-              <w:left w:w="46" w:type="dxa"/>
-              <w:bottom w:w="24" w:type="dxa"/>
-              <w:right w:w="46" w:type="dxa"/>
+              <w:top w:w="20" w:type="dxa"/>
+              <w:left w:w="40" w:type="dxa"/>
+              <w:bottom w:w="20" w:type="dxa"/>
+              <w:right w:w="40" w:type="dxa"/>
             </w:tcMar>
             <w:shd w:val="clear" w:color="auto" w:fill="F2F2F2"/>
           </w:tcPr>
@@ -354,7 +354,7 @@
         </w:tc>
         <w:tc>
           <w:tcPr>
-            <w:tcW w:type="dxa" w:w="5600"/>
+            <w:tcW w:type="dxa" w:w="4200"/>
             <w:tcBorders>
               <w:top w:val="single" w:sz="6" w:space="0" w:color="000000"/>
               <w:left w:val="single" w:sz="6" w:space="0" w:color="000000"/>
@@ -363,16 +363,16 @@
             </w:tcBorders>
             <w:vAlign w:val="center"/>
             <w:tcMar>
-              <w:top w:w="24" w:type="dxa"/>
-              <w:left w:w="46" w:type="dxa"/>
-              <w:bottom w:w="24" w:type="dxa"/>
-              <w:right w:w="46" w:type="dxa"/>
+              <w:top w:w="20" w:type="dxa"/>
+              <w:left w:w="40" w:type="dxa"/>
+              <w:bottom w:w="20" w:type="dxa"/>
+              <w:right w:w="40" w:type="dxa"/>
             </w:tcMar>
             <w:shd w:val="clear" w:color="auto" w:fill="F7F7F7"/>
           </w:tcPr>
           <w:p>
             <w:pPr>
-              <w:spacing w:before="0" w:after="0" w:lineRule="exact" w:line="220"/>
+              <w:spacing w:before="0" w:after="0" w:lineRule="exact" w:line="240"/>
               <w:jc w:val="left"/>
             </w:pPr>
             <w:r>
@@ -381,15 +381,15 @@
                 <w:b/>
                 <w:i w:val="0"/>
                 <w:color w:val="000000"/>
-                <w:sz w:val="18"/>
+                <w:sz w:val="20"/>
               </w:rPr>
-              <w:t>Date of death, as on the death certificate</w:t>
+              <w:t>Date of death</w:t>
             </w:r>
           </w:p>
         </w:tc>
         <w:tc>
           <w:tcPr>
-            <w:tcW w:type="dxa" w:w="3900"/>
+            <w:tcW w:type="dxa" w:w="5450"/>
             <w:tcBorders>
               <w:top w:val="single" w:sz="6" w:space="0" w:color="000000"/>
               <w:left w:val="single" w:sz="6" w:space="0" w:color="000000"/>
@@ -398,10 +398,10 @@
             </w:tcBorders>
             <w:vAlign w:val="center"/>
             <w:tcMar>
-              <w:top w:w="24" w:type="dxa"/>
-              <w:left w:w="46" w:type="dxa"/>
-              <w:bottom w:w="24" w:type="dxa"/>
-              <w:right w:w="46" w:type="dxa"/>
+              <w:top w:w="20" w:type="dxa"/>
+              <w:left w:w="40" w:type="dxa"/>
+              <w:bottom w:w="20" w:type="dxa"/>
+              <w:right w:w="40" w:type="dxa"/>
             </w:tcMar>
           </w:tcPr>
           <w:p>
@@ -415,11 +415,11 @@
       <w:tr>
         <w:trPr>
           <w:cantSplit/>
-          <w:trHeight w:val="481" w:hRule="atLeast"/>
+          <w:trHeight w:val="408" w:hRule="atLeast"/>
         </w:trPr>
         <w:tc>
           <w:tcPr>
-            <w:tcW w:type="dxa" w:w="600"/>
+            <w:tcW w:type="dxa" w:w="550"/>
             <w:tcBorders>
               <w:top w:val="single" w:sz="6" w:space="0" w:color="000000"/>
               <w:left w:val="single" w:sz="6" w:space="0" w:color="000000"/>
@@ -428,10 +428,10 @@
             </w:tcBorders>
             <w:vAlign w:val="center"/>
             <w:tcMar>
-              <w:top w:w="24" w:type="dxa"/>
-              <w:left w:w="46" w:type="dxa"/>
-              <w:bottom w:w="24" w:type="dxa"/>
-              <w:right w:w="46" w:type="dxa"/>
+              <w:top w:w="20" w:type="dxa"/>
+              <w:left w:w="40" w:type="dxa"/>
+              <w:bottom w:w="20" w:type="dxa"/>
+              <w:right w:w="40" w:type="dxa"/>
             </w:tcMar>
             <w:shd w:val="clear" w:color="auto" w:fill="F2F2F2"/>
           </w:tcPr>
@@ -454,7 +454,7 @@
         </w:tc>
         <w:tc>
           <w:tcPr>
-            <w:tcW w:type="dxa" w:w="5600"/>
+            <w:tcW w:type="dxa" w:w="4200"/>
             <w:tcBorders>
               <w:top w:val="single" w:sz="6" w:space="0" w:color="000000"/>
               <w:left w:val="single" w:sz="6" w:space="0" w:color="000000"/>
@@ -463,16 +463,16 @@
             </w:tcBorders>
             <w:vAlign w:val="center"/>
             <w:tcMar>
-              <w:top w:w="24" w:type="dxa"/>
-              <w:left w:w="46" w:type="dxa"/>
-              <w:bottom w:w="24" w:type="dxa"/>
-              <w:right w:w="46" w:type="dxa"/>
+              <w:top w:w="20" w:type="dxa"/>
+              <w:left w:w="40" w:type="dxa"/>
+              <w:bottom w:w="20" w:type="dxa"/>
+              <w:right w:w="40" w:type="dxa"/>
             </w:tcMar>
             <w:shd w:val="clear" w:color="auto" w:fill="F7F7F7"/>
           </w:tcPr>
           <w:p>
             <w:pPr>
-              <w:spacing w:before="0" w:after="0" w:lineRule="exact" w:line="220"/>
+              <w:spacing w:before="0" w:after="0" w:lineRule="exact" w:line="240"/>
               <w:jc w:val="left"/>
             </w:pPr>
             <w:r>
@@ -481,7 +481,7 @@
                 <w:b/>
                 <w:i w:val="0"/>
                 <w:color w:val="000000"/>
-                <w:sz w:val="18"/>
+                <w:sz w:val="20"/>
               </w:rPr>
               <w:t>Place of death</w:t>
             </w:r>
@@ -489,7 +489,7 @@
         </w:tc>
         <w:tc>
           <w:tcPr>
-            <w:tcW w:type="dxa" w:w="3900"/>
+            <w:tcW w:type="dxa" w:w="5450"/>
             <w:tcBorders>
               <w:top w:val="single" w:sz="6" w:space="0" w:color="000000"/>
               <w:left w:val="single" w:sz="6" w:space="0" w:color="000000"/>
@@ -498,10 +498,10 @@
             </w:tcBorders>
             <w:vAlign w:val="center"/>
             <w:tcMar>
-              <w:top w:w="24" w:type="dxa"/>
-              <w:left w:w="46" w:type="dxa"/>
-              <w:bottom w:w="24" w:type="dxa"/>
-              <w:right w:w="46" w:type="dxa"/>
+              <w:top w:w="20" w:type="dxa"/>
+              <w:left w:w="40" w:type="dxa"/>
+              <w:bottom w:w="20" w:type="dxa"/>
+              <w:right w:w="40" w:type="dxa"/>
             </w:tcMar>
           </w:tcPr>
           <w:p>
@@ -515,11 +515,11 @@
       <w:tr>
         <w:trPr>
           <w:cantSplit/>
-          <w:trHeight w:val="481" w:hRule="atLeast"/>
+          <w:trHeight w:val="408" w:hRule="atLeast"/>
         </w:trPr>
         <w:tc>
           <w:tcPr>
-            <w:tcW w:type="dxa" w:w="600"/>
+            <w:tcW w:type="dxa" w:w="550"/>
             <w:tcBorders>
               <w:top w:val="single" w:sz="6" w:space="0" w:color="000000"/>
               <w:left w:val="single" w:sz="6" w:space="0" w:color="000000"/>
@@ -528,10 +528,10 @@
             </w:tcBorders>
             <w:vAlign w:val="center"/>
             <w:tcMar>
-              <w:top w:w="24" w:type="dxa"/>
-              <w:left w:w="46" w:type="dxa"/>
-              <w:bottom w:w="24" w:type="dxa"/>
-              <w:right w:w="46" w:type="dxa"/>
+              <w:top w:w="20" w:type="dxa"/>
+              <w:left w:w="40" w:type="dxa"/>
+              <w:bottom w:w="20" w:type="dxa"/>
+              <w:right w:w="40" w:type="dxa"/>
             </w:tcMar>
             <w:shd w:val="clear" w:color="auto" w:fill="F2F2F2"/>
           </w:tcPr>
@@ -554,7 +554,7 @@
         </w:tc>
         <w:tc>
           <w:tcPr>
-            <w:tcW w:type="dxa" w:w="5600"/>
+            <w:tcW w:type="dxa" w:w="4200"/>
             <w:tcBorders>
               <w:top w:val="single" w:sz="6" w:space="0" w:color="000000"/>
               <w:left w:val="single" w:sz="6" w:space="0" w:color="000000"/>
@@ -563,16 +563,16 @@
             </w:tcBorders>
             <w:vAlign w:val="center"/>
             <w:tcMar>
-              <w:top w:w="24" w:type="dxa"/>
-              <w:left w:w="46" w:type="dxa"/>
-              <w:bottom w:w="24" w:type="dxa"/>
-              <w:right w:w="46" w:type="dxa"/>
+              <w:top w:w="20" w:type="dxa"/>
+              <w:left w:w="40" w:type="dxa"/>
+              <w:bottom w:w="20" w:type="dxa"/>
+              <w:right w:w="40" w:type="dxa"/>
             </w:tcMar>
             <w:shd w:val="clear" w:color="auto" w:fill="F7F7F7"/>
           </w:tcPr>
           <w:p>
             <w:pPr>
-              <w:spacing w:before="0" w:after="0" w:lineRule="exact" w:line="220"/>
+              <w:spacing w:before="0" w:after="0" w:lineRule="exact" w:line="240"/>
               <w:jc w:val="left"/>
             </w:pPr>
             <w:r>
@@ -581,15 +581,15 @@
                 <w:b/>
                 <w:i w:val="0"/>
                 <w:color w:val="000000"/>
-                <w:sz w:val="18"/>
+                <w:sz w:val="20"/>
               </w:rPr>
-              <w:t>Death certificate number and issuing authority</w:t>
+              <w:t>Death certificate number</w:t>
             </w:r>
           </w:p>
         </w:tc>
         <w:tc>
           <w:tcPr>
-            <w:tcW w:type="dxa" w:w="3900"/>
+            <w:tcW w:type="dxa" w:w="5450"/>
             <w:tcBorders>
               <w:top w:val="single" w:sz="6" w:space="0" w:color="000000"/>
               <w:left w:val="single" w:sz="6" w:space="0" w:color="000000"/>
@@ -598,10 +598,10 @@
             </w:tcBorders>
             <w:vAlign w:val="center"/>
             <w:tcMar>
-              <w:top w:w="24" w:type="dxa"/>
-              <w:left w:w="46" w:type="dxa"/>
-              <w:bottom w:w="24" w:type="dxa"/>
-              <w:right w:w="46" w:type="dxa"/>
+              <w:top w:w="20" w:type="dxa"/>
+              <w:left w:w="40" w:type="dxa"/>
+              <w:bottom w:w="20" w:type="dxa"/>
+              <w:right w:w="40" w:type="dxa"/>
             </w:tcMar>
           </w:tcPr>
           <w:p>
@@ -615,11 +615,11 @@
       <w:tr>
         <w:trPr>
           <w:cantSplit/>
-          <w:trHeight w:val="481" w:hRule="atLeast"/>
+          <w:trHeight w:val="408" w:hRule="atLeast"/>
         </w:trPr>
         <w:tc>
           <w:tcPr>
-            <w:tcW w:type="dxa" w:w="600"/>
+            <w:tcW w:type="dxa" w:w="550"/>
             <w:tcBorders>
               <w:top w:val="single" w:sz="6" w:space="0" w:color="000000"/>
               <w:left w:val="single" w:sz="6" w:space="0" w:color="000000"/>
@@ -628,10 +628,10 @@
             </w:tcBorders>
             <w:vAlign w:val="center"/>
             <w:tcMar>
-              <w:top w:w="24" w:type="dxa"/>
-              <w:left w:w="46" w:type="dxa"/>
-              <w:bottom w:w="24" w:type="dxa"/>
-              <w:right w:w="46" w:type="dxa"/>
+              <w:top w:w="20" w:type="dxa"/>
+              <w:left w:w="40" w:type="dxa"/>
+              <w:bottom w:w="20" w:type="dxa"/>
+              <w:right w:w="40" w:type="dxa"/>
             </w:tcMar>
             <w:shd w:val="clear" w:color="auto" w:fill="F2F2F2"/>
           </w:tcPr>
@@ -654,7 +654,7 @@
         </w:tc>
         <w:tc>
           <w:tcPr>
-            <w:tcW w:type="dxa" w:w="5600"/>
+            <w:tcW w:type="dxa" w:w="4200"/>
             <w:tcBorders>
               <w:top w:val="single" w:sz="6" w:space="0" w:color="000000"/>
               <w:left w:val="single" w:sz="6" w:space="0" w:color="000000"/>
@@ -663,16 +663,16 @@
             </w:tcBorders>
             <w:vAlign w:val="center"/>
             <w:tcMar>
-              <w:top w:w="24" w:type="dxa"/>
-              <w:left w:w="46" w:type="dxa"/>
-              <w:bottom w:w="24" w:type="dxa"/>
-              <w:right w:w="46" w:type="dxa"/>
+              <w:top w:w="20" w:type="dxa"/>
+              <w:left w:w="40" w:type="dxa"/>
+              <w:bottom w:w="20" w:type="dxa"/>
+              <w:right w:w="40" w:type="dxa"/>
             </w:tcMar>
             <w:shd w:val="clear" w:color="auto" w:fill="F7F7F7"/>
           </w:tcPr>
           <w:p>
             <w:pPr>
-              <w:spacing w:before="0" w:after="0" w:lineRule="exact" w:line="220"/>
+              <w:spacing w:before="0" w:after="0" w:lineRule="exact" w:line="240"/>
               <w:jc w:val="left"/>
             </w:pPr>
             <w:r>
@@ -681,15 +681,15 @@
                 <w:b/>
                 <w:i w:val="0"/>
                 <w:color w:val="000000"/>
-                <w:sz w:val="18"/>
+                <w:sz w:val="20"/>
               </w:rPr>
-              <w:t>Last address, as in the documents</w:t>
+              <w:t>Last address</w:t>
             </w:r>
           </w:p>
         </w:tc>
         <w:tc>
           <w:tcPr>
-            <w:tcW w:type="dxa" w:w="3900"/>
+            <w:tcW w:type="dxa" w:w="5450"/>
             <w:tcBorders>
               <w:top w:val="single" w:sz="6" w:space="0" w:color="000000"/>
               <w:left w:val="single" w:sz="6" w:space="0" w:color="000000"/>
@@ -698,10 +698,10 @@
             </w:tcBorders>
             <w:vAlign w:val="center"/>
             <w:tcMar>
-              <w:top w:w="24" w:type="dxa"/>
-              <w:left w:w="46" w:type="dxa"/>
-              <w:bottom w:w="24" w:type="dxa"/>
-              <w:right w:w="46" w:type="dxa"/>
+              <w:top w:w="20" w:type="dxa"/>
+              <w:left w:w="40" w:type="dxa"/>
+              <w:bottom w:w="20" w:type="dxa"/>
+              <w:right w:w="40" w:type="dxa"/>
             </w:tcMar>
           </w:tcPr>
           <w:p>
@@ -715,11 +715,11 @@
       <w:tr>
         <w:trPr>
           <w:cantSplit/>
-          <w:trHeight w:val="481" w:hRule="atLeast"/>
+          <w:trHeight w:val="408" w:hRule="atLeast"/>
         </w:trPr>
         <w:tc>
           <w:tcPr>
-            <w:tcW w:type="dxa" w:w="600"/>
+            <w:tcW w:type="dxa" w:w="550"/>
             <w:tcBorders>
               <w:top w:val="single" w:sz="6" w:space="0" w:color="000000"/>
               <w:left w:val="single" w:sz="6" w:space="0" w:color="000000"/>
@@ -728,10 +728,10 @@
             </w:tcBorders>
             <w:vAlign w:val="center"/>
             <w:tcMar>
-              <w:top w:w="24" w:type="dxa"/>
-              <w:left w:w="46" w:type="dxa"/>
-              <w:bottom w:w="24" w:type="dxa"/>
-              <w:right w:w="46" w:type="dxa"/>
+              <w:top w:w="20" w:type="dxa"/>
+              <w:left w:w="40" w:type="dxa"/>
+              <w:bottom w:w="20" w:type="dxa"/>
+              <w:right w:w="40" w:type="dxa"/>
             </w:tcMar>
             <w:shd w:val="clear" w:color="auto" w:fill="F2F2F2"/>
           </w:tcPr>
@@ -754,7 +754,7 @@
         </w:tc>
         <w:tc>
           <w:tcPr>
-            <w:tcW w:type="dxa" w:w="5600"/>
+            <w:tcW w:type="dxa" w:w="4200"/>
             <w:tcBorders>
               <w:top w:val="single" w:sz="6" w:space="0" w:color="000000"/>
               <w:left w:val="single" w:sz="6" w:space="0" w:color="000000"/>
@@ -763,16 +763,16 @@
             </w:tcBorders>
             <w:vAlign w:val="center"/>
             <w:tcMar>
-              <w:top w:w="24" w:type="dxa"/>
-              <w:left w:w="46" w:type="dxa"/>
-              <w:bottom w:w="24" w:type="dxa"/>
-              <w:right w:w="46" w:type="dxa"/>
+              <w:top w:w="20" w:type="dxa"/>
+              <w:left w:w="40" w:type="dxa"/>
+              <w:bottom w:w="20" w:type="dxa"/>
+              <w:right w:w="40" w:type="dxa"/>
             </w:tcMar>
             <w:shd w:val="clear" w:color="auto" w:fill="F7F7F7"/>
           </w:tcPr>
           <w:p>
             <w:pPr>
-              <w:spacing w:before="0" w:after="0" w:lineRule="exact" w:line="220"/>
+              <w:spacing w:before="0" w:after="0" w:lineRule="exact" w:line="240"/>
               <w:jc w:val="left"/>
             </w:pPr>
             <w:r>
@@ -781,7 +781,7 @@
                 <w:b/>
                 <w:i w:val="0"/>
                 <w:color w:val="000000"/>
-                <w:sz w:val="18"/>
+                <w:sz w:val="20"/>
               </w:rPr>
               <w:t>Religion</w:t>
             </w:r>
@@ -789,7 +789,7 @@
         </w:tc>
         <w:tc>
           <w:tcPr>
-            <w:tcW w:type="dxa" w:w="3900"/>
+            <w:tcW w:type="dxa" w:w="5450"/>
             <w:tcBorders>
               <w:top w:val="single" w:sz="6" w:space="0" w:color="000000"/>
               <w:left w:val="single" w:sz="6" w:space="0" w:color="000000"/>
@@ -798,10 +798,10 @@
             </w:tcBorders>
             <w:vAlign w:val="center"/>
             <w:tcMar>
-              <w:top w:w="24" w:type="dxa"/>
-              <w:left w:w="46" w:type="dxa"/>
-              <w:bottom w:w="24" w:type="dxa"/>
-              <w:right w:w="46" w:type="dxa"/>
+              <w:top w:w="20" w:type="dxa"/>
+              <w:left w:w="40" w:type="dxa"/>
+              <w:bottom w:w="20" w:type="dxa"/>
+              <w:right w:w="40" w:type="dxa"/>
             </w:tcMar>
           </w:tcPr>
           <w:p>
@@ -815,11 +815,11 @@
       <w:tr>
         <w:trPr>
           <w:cantSplit/>
-          <w:trHeight w:val="481" w:hRule="atLeast"/>
+          <w:trHeight w:val="408" w:hRule="atLeast"/>
         </w:trPr>
         <w:tc>
           <w:tcPr>
-            <w:tcW w:type="dxa" w:w="600"/>
+            <w:tcW w:type="dxa" w:w="550"/>
             <w:tcBorders>
               <w:top w:val="single" w:sz="6" w:space="0" w:color="000000"/>
               <w:left w:val="single" w:sz="6" w:space="0" w:color="000000"/>
@@ -828,10 +828,10 @@
             </w:tcBorders>
             <w:vAlign w:val="center"/>
             <w:tcMar>
-              <w:top w:w="24" w:type="dxa"/>
-              <w:left w:w="46" w:type="dxa"/>
-              <w:bottom w:w="24" w:type="dxa"/>
-              <w:right w:w="46" w:type="dxa"/>
+              <w:top w:w="20" w:type="dxa"/>
+              <w:left w:w="40" w:type="dxa"/>
+              <w:bottom w:w="20" w:type="dxa"/>
+              <w:right w:w="40" w:type="dxa"/>
             </w:tcMar>
             <w:shd w:val="clear" w:color="auto" w:fill="F2F2F2"/>
           </w:tcPr>
@@ -854,7 +854,7 @@
         </w:tc>
         <w:tc>
           <w:tcPr>
-            <w:tcW w:type="dxa" w:w="5600"/>
+            <w:tcW w:type="dxa" w:w="4200"/>
             <w:tcBorders>
               <w:top w:val="single" w:sz="6" w:space="0" w:color="000000"/>
               <w:left w:val="single" w:sz="6" w:space="0" w:color="000000"/>
@@ -863,16 +863,16 @@
             </w:tcBorders>
             <w:vAlign w:val="center"/>
             <w:tcMar>
-              <w:top w:w="24" w:type="dxa"/>
-              <w:left w:w="46" w:type="dxa"/>
-              <w:bottom w:w="24" w:type="dxa"/>
-              <w:right w:w="46" w:type="dxa"/>
+              <w:top w:w="20" w:type="dxa"/>
+              <w:left w:w="40" w:type="dxa"/>
+              <w:bottom w:w="20" w:type="dxa"/>
+              <w:right w:w="40" w:type="dxa"/>
             </w:tcMar>
             <w:shd w:val="clear" w:color="auto" w:fill="F7F7F7"/>
           </w:tcPr>
           <w:p>
             <w:pPr>
-              <w:spacing w:before="0" w:after="0" w:lineRule="exact" w:line="220"/>
+              <w:spacing w:before="0" w:after="0" w:lineRule="exact" w:line="240"/>
               <w:jc w:val="left"/>
             </w:pPr>
             <w:r>
@@ -881,15 +881,15 @@
                 <w:b/>
                 <w:i w:val="0"/>
                 <w:color w:val="000000"/>
-                <w:sz w:val="18"/>
+                <w:sz w:val="20"/>
               </w:rPr>
-              <w:t>Will left? Yes or No</w:t>
+              <w:t>Will left? Write Yes or No</w:t>
             </w:r>
           </w:p>
         </w:tc>
         <w:tc>
           <w:tcPr>
-            <w:tcW w:type="dxa" w:w="3900"/>
+            <w:tcW w:type="dxa" w:w="5450"/>
             <w:tcBorders>
               <w:top w:val="single" w:sz="6" w:space="0" w:color="000000"/>
               <w:left w:val="single" w:sz="6" w:space="0" w:color="000000"/>
@@ -898,10 +898,10 @@
             </w:tcBorders>
             <w:vAlign w:val="center"/>
             <w:tcMar>
-              <w:top w:w="24" w:type="dxa"/>
-              <w:left w:w="46" w:type="dxa"/>
-              <w:bottom w:w="24" w:type="dxa"/>
-              <w:right w:w="46" w:type="dxa"/>
+              <w:top w:w="20" w:type="dxa"/>
+              <w:left w:w="40" w:type="dxa"/>
+              <w:bottom w:w="20" w:type="dxa"/>
+              <w:right w:w="40" w:type="dxa"/>
             </w:tcMar>
           </w:tcPr>
           <w:p>
@@ -915,11 +915,11 @@
       <w:tr>
         <w:trPr>
           <w:cantSplit/>
-          <w:trHeight w:val="481" w:hRule="atLeast"/>
+          <w:trHeight w:val="408" w:hRule="atLeast"/>
         </w:trPr>
         <w:tc>
           <w:tcPr>
-            <w:tcW w:type="dxa" w:w="600"/>
+            <w:tcW w:type="dxa" w:w="550"/>
             <w:tcBorders>
               <w:top w:val="single" w:sz="6" w:space="0" w:color="000000"/>
               <w:left w:val="single" w:sz="6" w:space="0" w:color="000000"/>
@@ -928,10 +928,10 @@
             </w:tcBorders>
             <w:vAlign w:val="center"/>
             <w:tcMar>
-              <w:top w:w="24" w:type="dxa"/>
-              <w:left w:w="46" w:type="dxa"/>
-              <w:bottom w:w="24" w:type="dxa"/>
-              <w:right w:w="46" w:type="dxa"/>
+              <w:top w:w="20" w:type="dxa"/>
+              <w:left w:w="40" w:type="dxa"/>
+              <w:bottom w:w="20" w:type="dxa"/>
+              <w:right w:w="40" w:type="dxa"/>
             </w:tcMar>
             <w:shd w:val="clear" w:color="auto" w:fill="F2F2F2"/>
           </w:tcPr>
@@ -954,7 +954,7 @@
         </w:tc>
         <w:tc>
           <w:tcPr>
-            <w:tcW w:type="dxa" w:w="5600"/>
+            <w:tcW w:type="dxa" w:w="4200"/>
             <w:tcBorders>
               <w:top w:val="single" w:sz="6" w:space="0" w:color="000000"/>
               <w:left w:val="single" w:sz="6" w:space="0" w:color="000000"/>
@@ -963,16 +963,16 @@
             </w:tcBorders>
             <w:vAlign w:val="center"/>
             <w:tcMar>
-              <w:top w:w="24" w:type="dxa"/>
-              <w:left w:w="46" w:type="dxa"/>
-              <w:bottom w:w="24" w:type="dxa"/>
-              <w:right w:w="46" w:type="dxa"/>
+              <w:top w:w="20" w:type="dxa"/>
+              <w:left w:w="40" w:type="dxa"/>
+              <w:bottom w:w="20" w:type="dxa"/>
+              <w:right w:w="40" w:type="dxa"/>
             </w:tcMar>
             <w:shd w:val="clear" w:color="auto" w:fill="F7F7F7"/>
           </w:tcPr>
           <w:p>
             <w:pPr>
-              <w:spacing w:before="0" w:after="0" w:lineRule="exact" w:line="220"/>
+              <w:spacing w:before="0" w:after="0" w:lineRule="exact" w:line="240"/>
               <w:jc w:val="left"/>
             </w:pPr>
             <w:r>
@@ -981,15 +981,15 @@
                 <w:b/>
                 <w:i w:val="0"/>
                 <w:color w:val="000000"/>
-                <w:sz w:val="18"/>
+                <w:sz w:val="20"/>
               </w:rPr>
-              <w:t>Any dispute or court case? Yes or No</w:t>
+              <w:t>Any dispute? Write Yes or No</w:t>
             </w:r>
           </w:p>
         </w:tc>
         <w:tc>
           <w:tcPr>
-            <w:tcW w:type="dxa" w:w="3900"/>
+            <w:tcW w:type="dxa" w:w="5450"/>
             <w:tcBorders>
               <w:top w:val="single" w:sz="6" w:space="0" w:color="000000"/>
               <w:left w:val="single" w:sz="6" w:space="0" w:color="000000"/>
@@ -998,10 +998,10 @@
             </w:tcBorders>
             <w:vAlign w:val="center"/>
             <w:tcMar>
-              <w:top w:w="24" w:type="dxa"/>
-              <w:left w:w="46" w:type="dxa"/>
-              <w:bottom w:w="24" w:type="dxa"/>
-              <w:right w:w="46" w:type="dxa"/>
+              <w:top w:w="20" w:type="dxa"/>
+              <w:left w:w="40" w:type="dxa"/>
+              <w:bottom w:w="20" w:type="dxa"/>
+              <w:right w:w="40" w:type="dxa"/>
             </w:tcMar>
           </w:tcPr>
           <w:p>
@@ -1015,11 +1015,11 @@
       <w:tr>
         <w:trPr>
           <w:cantSplit/>
-          <w:trHeight w:val="481" w:hRule="atLeast"/>
+          <w:trHeight w:val="408" w:hRule="atLeast"/>
         </w:trPr>
         <w:tc>
           <w:tcPr>
-            <w:tcW w:type="dxa" w:w="600"/>
+            <w:tcW w:type="dxa" w:w="550"/>
             <w:tcBorders>
               <w:top w:val="single" w:sz="6" w:space="0" w:color="000000"/>
               <w:left w:val="single" w:sz="6" w:space="0" w:color="000000"/>
@@ -1028,10 +1028,10 @@
             </w:tcBorders>
             <w:vAlign w:val="center"/>
             <w:tcMar>
-              <w:top w:w="24" w:type="dxa"/>
-              <w:left w:w="46" w:type="dxa"/>
-              <w:bottom w:w="24" w:type="dxa"/>
-              <w:right w:w="46" w:type="dxa"/>
+              <w:top w:w="20" w:type="dxa"/>
+              <w:left w:w="40" w:type="dxa"/>
+              <w:bottom w:w="20" w:type="dxa"/>
+              <w:right w:w="40" w:type="dxa"/>
             </w:tcMar>
             <w:shd w:val="clear" w:color="auto" w:fill="F2F2F2"/>
           </w:tcPr>
@@ -1054,7 +1054,7 @@
         </w:tc>
         <w:tc>
           <w:tcPr>
-            <w:tcW w:type="dxa" w:w="5600"/>
+            <w:tcW w:type="dxa" w:w="4200"/>
             <w:tcBorders>
               <w:top w:val="single" w:sz="6" w:space="0" w:color="000000"/>
               <w:left w:val="single" w:sz="6" w:space="0" w:color="000000"/>
@@ -1063,16 +1063,16 @@
             </w:tcBorders>
             <w:vAlign w:val="center"/>
             <w:tcMar>
-              <w:top w:w="24" w:type="dxa"/>
-              <w:left w:w="46" w:type="dxa"/>
-              <w:bottom w:w="24" w:type="dxa"/>
-              <w:right w:w="46" w:type="dxa"/>
+              <w:top w:w="20" w:type="dxa"/>
+              <w:left w:w="40" w:type="dxa"/>
+              <w:bottom w:w="20" w:type="dxa"/>
+              <w:right w:w="40" w:type="dxa"/>
             </w:tcMar>
             <w:shd w:val="clear" w:color="auto" w:fill="F7F7F7"/>
           </w:tcPr>
           <w:p>
             <w:pPr>
-              <w:spacing w:before="0" w:after="0" w:lineRule="exact" w:line="220"/>
+              <w:spacing w:before="0" w:after="0" w:lineRule="exact" w:line="240"/>
               <w:jc w:val="left"/>
             </w:pPr>
             <w:r>
@@ -1081,15 +1081,15 @@
                 <w:b/>
                 <w:i w:val="0"/>
                 <w:color w:val="000000"/>
-                <w:sz w:val="18"/>
+                <w:sz w:val="20"/>
               </w:rPr>
-              <w:t>Mother’s name, as in the documents. Living or dead.</w:t>
+              <w:t>Mother’s name</w:t>
             </w:r>
           </w:p>
         </w:tc>
         <w:tc>
           <w:tcPr>
-            <w:tcW w:type="dxa" w:w="3900"/>
+            <w:tcW w:type="dxa" w:w="5450"/>
             <w:tcBorders>
               <w:top w:val="single" w:sz="6" w:space="0" w:color="000000"/>
               <w:left w:val="single" w:sz="6" w:space="0" w:color="000000"/>
@@ -1098,10 +1098,110 @@
             </w:tcBorders>
             <w:vAlign w:val="center"/>
             <w:tcMar>
-              <w:top w:w="24" w:type="dxa"/>
-              <w:left w:w="46" w:type="dxa"/>
-              <w:bottom w:w="24" w:type="dxa"/>
-              <w:right w:w="46" w:type="dxa"/>
+              <w:top w:w="20" w:type="dxa"/>
+              <w:left w:w="40" w:type="dxa"/>
+              <w:bottom w:w="20" w:type="dxa"/>
+              <w:right w:w="40" w:type="dxa"/>
+            </w:tcMar>
+          </w:tcPr>
+          <w:p>
+            <w:pPr>
+              <w:spacing w:before="0" w:after="0" w:lineRule="exact" w:line="240"/>
+              <w:jc w:val="left"/>
+            </w:pPr>
+          </w:p>
+        </w:tc>
+      </w:tr>
+      <w:tr>
+        <w:trPr>
+          <w:cantSplit/>
+          <w:trHeight w:val="408" w:hRule="atLeast"/>
+        </w:trPr>
+        <w:tc>
+          <w:tcPr>
+            <w:tcW w:type="dxa" w:w="550"/>
+            <w:tcBorders>
+              <w:top w:val="single" w:sz="6" w:space="0" w:color="000000"/>
+              <w:left w:val="single" w:sz="6" w:space="0" w:color="000000"/>
+              <w:bottom w:val="single" w:sz="6" w:space="0" w:color="000000"/>
+              <w:right w:val="single" w:sz="6" w:space="0" w:color="000000"/>
+            </w:tcBorders>
+            <w:vAlign w:val="center"/>
+            <w:tcMar>
+              <w:top w:w="20" w:type="dxa"/>
+              <w:left w:w="40" w:type="dxa"/>
+              <w:bottom w:w="20" w:type="dxa"/>
+              <w:right w:w="40" w:type="dxa"/>
+            </w:tcMar>
+            <w:shd w:val="clear" w:color="auto" w:fill="F2F2F2"/>
+          </w:tcPr>
+          <w:p>
+            <w:pPr>
+              <w:spacing w:before="0" w:after="0" w:lineRule="exact" w:line="240"/>
+              <w:jc w:val="center"/>
+            </w:pPr>
+            <w:r>
+              <w:rPr>
+                <w:rFonts w:ascii="Bookman Old Style" w:hAnsi="Bookman Old Style" w:cs="Bookman Old Style" w:eastAsia="Bookman Old Style"/>
+                <w:b/>
+                <w:i w:val="0"/>
+                <w:color w:val="000000"/>
+                <w:sz w:val="20"/>
+              </w:rPr>
+              <w:t>11</w:t>
+            </w:r>
+          </w:p>
+        </w:tc>
+        <w:tc>
+          <w:tcPr>
+            <w:tcW w:type="dxa" w:w="4200"/>
+            <w:tcBorders>
+              <w:top w:val="single" w:sz="6" w:space="0" w:color="000000"/>
+              <w:left w:val="single" w:sz="6" w:space="0" w:color="000000"/>
+              <w:bottom w:val="single" w:sz="6" w:space="0" w:color="000000"/>
+              <w:right w:val="single" w:sz="6" w:space="0" w:color="000000"/>
+            </w:tcBorders>
+            <w:vAlign w:val="center"/>
+            <w:tcMar>
+              <w:top w:w="20" w:type="dxa"/>
+              <w:left w:w="40" w:type="dxa"/>
+              <w:bottom w:w="20" w:type="dxa"/>
+              <w:right w:w="40" w:type="dxa"/>
+            </w:tcMar>
+            <w:shd w:val="clear" w:color="auto" w:fill="F7F7F7"/>
+          </w:tcPr>
+          <w:p>
+            <w:pPr>
+              <w:spacing w:before="0" w:after="0" w:lineRule="exact" w:line="240"/>
+              <w:jc w:val="left"/>
+            </w:pPr>
+            <w:r>
+              <w:rPr>
+                <w:rFonts w:ascii="Bookman Old Style" w:hAnsi="Bookman Old Style" w:cs="Bookman Old Style" w:eastAsia="Bookman Old Style"/>
+                <w:b/>
+                <w:i w:val="0"/>
+                <w:color w:val="000000"/>
+                <w:sz w:val="20"/>
+              </w:rPr>
+              <w:t>Mother living or dead</w:t>
+            </w:r>
+          </w:p>
+        </w:tc>
+        <w:tc>
+          <w:tcPr>
+            <w:tcW w:type="dxa" w:w="5450"/>
+            <w:tcBorders>
+              <w:top w:val="single" w:sz="6" w:space="0" w:color="000000"/>
+              <w:left w:val="single" w:sz="6" w:space="0" w:color="000000"/>
+              <w:bottom w:val="single" w:sz="6" w:space="0" w:color="000000"/>
+              <w:right w:val="single" w:sz="6" w:space="0" w:color="000000"/>
+            </w:tcBorders>
+            <w:vAlign w:val="center"/>
+            <w:tcMar>
+              <w:top w:w="20" w:type="dxa"/>
+              <w:left w:w="40" w:type="dxa"/>
+              <w:bottom w:w="20" w:type="dxa"/>
+              <w:right w:w="40" w:type="dxa"/>
             </w:tcMar>
           </w:tcPr>
           <w:p>
@@ -1115,7 +1215,7 @@
     </w:tbl>
     <w:p>
       <w:pPr>
-        <w:spacing w:before="80" w:after="40" w:lineRule="exact" w:line="280"/>
+        <w:spacing w:before="60" w:after="20" w:lineRule="exact" w:line="260"/>
         <w:jc w:val="left"/>
       </w:pPr>
       <w:r>
@@ -1126,23 +1226,23 @@
           <w:color w:val="000000"/>
           <w:sz w:val="22"/>
         </w:rPr>
-        <w:t>Securities for which the certificate is required</w:t>
+        <w:t>Shares</w:t>
       </w:r>
     </w:p>
     <w:tbl>
       <w:tblPr>
-        <w:tblW w:type="dxa" w:w="10100"/>
+        <w:tblW w:type="dxa" w:w="10200"/>
         <w:tblLayout w:type="fixed"/>
         <w:tblLook w:firstColumn="1" w:firstRow="1" w:lastColumn="0" w:lastRow="0" w:noHBand="0" w:noVBand="1" w:val="04A0"/>
       </w:tblPr>
       <w:tblGrid>
         <w:gridCol w:w="2400"/>
-        <w:gridCol w:w="7700"/>
+        <w:gridCol w:w="7800"/>
       </w:tblGrid>
       <w:tr>
         <w:trPr>
           <w:cantSplit/>
-          <w:trHeight w:val="340" w:hRule="atLeast"/>
+          <w:trHeight w:val="311" w:hRule="atLeast"/>
         </w:trPr>
         <w:tc>
           <w:tcPr>
@@ -1155,10 +1255,10 @@
             </w:tcBorders>
             <w:vAlign w:val="center"/>
             <w:tcMar>
-              <w:top w:w="24" w:type="dxa"/>
-              <w:left w:w="46" w:type="dxa"/>
-              <w:bottom w:w="24" w:type="dxa"/>
-              <w:right w:w="46" w:type="dxa"/>
+              <w:top w:w="20" w:type="dxa"/>
+              <w:left w:w="40" w:type="dxa"/>
+              <w:bottom w:w="20" w:type="dxa"/>
+              <w:right w:w="40" w:type="dxa"/>
             </w:tcMar>
             <w:shd w:val="clear" w:color="auto" w:fill="F2F2F2"/>
           </w:tcPr>
@@ -1175,13 +1275,13 @@
                 <w:color w:val="000000"/>
                 <w:sz w:val="18"/>
               </w:rPr>
-              <w:t>Company and folio</w:t>
+              <w:t>Company</w:t>
             </w:r>
           </w:p>
         </w:tc>
         <w:tc>
           <w:tcPr>
-            <w:tcW w:type="dxa" w:w="7700"/>
+            <w:tcW w:type="dxa" w:w="7800"/>
             <w:tcBorders>
               <w:top w:val="single" w:sz="6" w:space="0" w:color="000000"/>
               <w:left w:val="single" w:sz="6" w:space="0" w:color="000000"/>
@@ -1190,10 +1290,10 @@
             </w:tcBorders>
             <w:vAlign w:val="center"/>
             <w:tcMar>
-              <w:top w:w="24" w:type="dxa"/>
-              <w:left w:w="46" w:type="dxa"/>
-              <w:bottom w:w="24" w:type="dxa"/>
-              <w:right w:w="46" w:type="dxa"/>
+              <w:top w:w="20" w:type="dxa"/>
+              <w:left w:w="40" w:type="dxa"/>
+              <w:bottom w:w="20" w:type="dxa"/>
+              <w:right w:w="40" w:type="dxa"/>
             </w:tcMar>
           </w:tcPr>
           <w:p>
@@ -1209,7 +1309,7 @@
                 <w:color w:val="000000"/>
                 <w:sz w:val="18"/>
               </w:rPr>
-              <w:t>Tata Elxsi Ltd.  Folio EXD0001178  Certificate No. B247787</w:t>
+              <w:t>Tata Elxsi Ltd.</w:t>
             </w:r>
           </w:p>
         </w:tc>
@@ -1217,7 +1317,7 @@
       <w:tr>
         <w:trPr>
           <w:cantSplit/>
-          <w:trHeight w:val="340" w:hRule="atLeast"/>
+          <w:trHeight w:val="311" w:hRule="atLeast"/>
         </w:trPr>
         <w:tc>
           <w:tcPr>
@@ -1230,10 +1330,85 @@
             </w:tcBorders>
             <w:vAlign w:val="center"/>
             <w:tcMar>
-              <w:top w:w="24" w:type="dxa"/>
-              <w:left w:w="46" w:type="dxa"/>
-              <w:bottom w:w="24" w:type="dxa"/>
-              <w:right w:w="46" w:type="dxa"/>
+              <w:top w:w="20" w:type="dxa"/>
+              <w:left w:w="40" w:type="dxa"/>
+              <w:bottom w:w="20" w:type="dxa"/>
+              <w:right w:w="40" w:type="dxa"/>
+            </w:tcMar>
+            <w:shd w:val="clear" w:color="auto" w:fill="F2F2F2"/>
+          </w:tcPr>
+          <w:p>
+            <w:pPr>
+              <w:spacing w:before="0" w:after="0" w:lineRule="exact" w:line="220"/>
+              <w:jc w:val="left"/>
+            </w:pPr>
+            <w:r>
+              <w:rPr>
+                <w:rFonts w:ascii="Bookman Old Style" w:hAnsi="Bookman Old Style" w:cs="Bookman Old Style" w:eastAsia="Bookman Old Style"/>
+                <w:b/>
+                <w:i w:val="0"/>
+                <w:color w:val="000000"/>
+                <w:sz w:val="18"/>
+              </w:rPr>
+              <w:t>Folio / Certificate</w:t>
+            </w:r>
+          </w:p>
+        </w:tc>
+        <w:tc>
+          <w:tcPr>
+            <w:tcW w:type="dxa" w:w="7800"/>
+            <w:tcBorders>
+              <w:top w:val="single" w:sz="6" w:space="0" w:color="000000"/>
+              <w:left w:val="single" w:sz="6" w:space="0" w:color="000000"/>
+              <w:bottom w:val="single" w:sz="6" w:space="0" w:color="000000"/>
+              <w:right w:val="single" w:sz="6" w:space="0" w:color="000000"/>
+            </w:tcBorders>
+            <w:vAlign w:val="center"/>
+            <w:tcMar>
+              <w:top w:w="20" w:type="dxa"/>
+              <w:left w:w="40" w:type="dxa"/>
+              <w:bottom w:w="20" w:type="dxa"/>
+              <w:right w:w="40" w:type="dxa"/>
+            </w:tcMar>
+          </w:tcPr>
+          <w:p>
+            <w:pPr>
+              <w:spacing w:before="0" w:after="0" w:lineRule="exact" w:line="220"/>
+              <w:jc w:val="left"/>
+            </w:pPr>
+            <w:r>
+              <w:rPr>
+                <w:rFonts w:ascii="Bookman Old Style" w:hAnsi="Bookman Old Style" w:cs="Bookman Old Style" w:eastAsia="Bookman Old Style"/>
+                <w:b w:val="0"/>
+                <w:i w:val="0"/>
+                <w:color w:val="000000"/>
+                <w:sz w:val="18"/>
+              </w:rPr>
+              <w:t>EXD0001178   /   B247787</w:t>
+            </w:r>
+          </w:p>
+        </w:tc>
+      </w:tr>
+      <w:tr>
+        <w:trPr>
+          <w:cantSplit/>
+          <w:trHeight w:val="311" w:hRule="atLeast"/>
+        </w:trPr>
+        <w:tc>
+          <w:tcPr>
+            <w:tcW w:type="dxa" w:w="2400"/>
+            <w:tcBorders>
+              <w:top w:val="single" w:sz="6" w:space="0" w:color="000000"/>
+              <w:left w:val="single" w:sz="6" w:space="0" w:color="000000"/>
+              <w:bottom w:val="single" w:sz="6" w:space="0" w:color="000000"/>
+              <w:right w:val="single" w:sz="6" w:space="0" w:color="000000"/>
+            </w:tcBorders>
+            <w:vAlign w:val="center"/>
+            <w:tcMar>
+              <w:top w:w="20" w:type="dxa"/>
+              <w:left w:w="40" w:type="dxa"/>
+              <w:bottom w:w="20" w:type="dxa"/>
+              <w:right w:w="40" w:type="dxa"/>
             </w:tcMar>
             <w:shd w:val="clear" w:color="auto" w:fill="F2F2F2"/>
           </w:tcPr>
@@ -1256,7 +1431,7 @@
         </w:tc>
         <w:tc>
           <w:tcPr>
-            <w:tcW w:type="dxa" w:w="7700"/>
+            <w:tcW w:type="dxa" w:w="7800"/>
             <w:tcBorders>
               <w:top w:val="single" w:sz="6" w:space="0" w:color="000000"/>
               <w:left w:val="single" w:sz="6" w:space="0" w:color="000000"/>
@@ -1265,10 +1440,10 @@
             </w:tcBorders>
             <w:vAlign w:val="center"/>
             <w:tcMar>
-              <w:top w:w="24" w:type="dxa"/>
-              <w:left w:w="46" w:type="dxa"/>
-              <w:bottom w:w="24" w:type="dxa"/>
-              <w:right w:w="46" w:type="dxa"/>
+              <w:top w:w="20" w:type="dxa"/>
+              <w:left w:w="40" w:type="dxa"/>
+              <w:bottom w:w="20" w:type="dxa"/>
+              <w:right w:w="40" w:type="dxa"/>
             </w:tcMar>
           </w:tcPr>
           <w:p>
@@ -1284,7 +1459,7 @@
                 <w:color w:val="000000"/>
                 <w:sz w:val="18"/>
               </w:rPr>
-              <w:t>32424498 to 32424697 (200); 11841311 to 11841410 (100); 17219031 to 17219130 (100)</w:t>
+              <w:t>32424498-32424697 (200);  11841311-11841410 (100);  17219031-17219130 (100)</w:t>
             </w:r>
           </w:p>
         </w:tc>
@@ -1292,7 +1467,7 @@
       <w:tr>
         <w:trPr>
           <w:cantSplit/>
-          <w:trHeight w:val="340" w:hRule="atLeast"/>
+          <w:trHeight w:val="311" w:hRule="atLeast"/>
         </w:trPr>
         <w:tc>
           <w:tcPr>
@@ -1305,10 +1480,10 @@
             </w:tcBorders>
             <w:vAlign w:val="center"/>
             <w:tcMar>
-              <w:top w:w="24" w:type="dxa"/>
-              <w:left w:w="46" w:type="dxa"/>
-              <w:bottom w:w="24" w:type="dxa"/>
-              <w:right w:w="46" w:type="dxa"/>
+              <w:top w:w="20" w:type="dxa"/>
+              <w:left w:w="40" w:type="dxa"/>
+              <w:bottom w:w="20" w:type="dxa"/>
+              <w:right w:w="40" w:type="dxa"/>
             </w:tcMar>
             <w:shd w:val="clear" w:color="auto" w:fill="F2F2F2"/>
           </w:tcPr>
@@ -1331,7 +1506,7 @@
         </w:tc>
         <w:tc>
           <w:tcPr>
-            <w:tcW w:type="dxa" w:w="7700"/>
+            <w:tcW w:type="dxa" w:w="7800"/>
             <w:tcBorders>
               <w:top w:val="single" w:sz="6" w:space="0" w:color="000000"/>
               <w:left w:val="single" w:sz="6" w:space="0" w:color="000000"/>
@@ -1340,10 +1515,10 @@
             </w:tcBorders>
             <w:vAlign w:val="center"/>
             <w:tcMar>
-              <w:top w:w="24" w:type="dxa"/>
-              <w:left w:w="46" w:type="dxa"/>
-              <w:bottom w:w="24" w:type="dxa"/>
-              <w:right w:w="46" w:type="dxa"/>
+              <w:top w:w="20" w:type="dxa"/>
+              <w:left w:w="40" w:type="dxa"/>
+              <w:bottom w:w="20" w:type="dxa"/>
+              <w:right w:w="40" w:type="dxa"/>
             </w:tcMar>
           </w:tcPr>
           <w:p>
@@ -1359,82 +1534,7 @@
                 <w:color w:val="000000"/>
                 <w:sz w:val="18"/>
               </w:rPr>
-              <w:t>400 shares, sole name of the deceased. Value stated to exceed the threshold.</w:t>
-            </w:r>
-          </w:p>
-        </w:tc>
-      </w:tr>
-      <w:tr>
-        <w:trPr>
-          <w:cantSplit/>
-          <w:trHeight w:val="340" w:hRule="atLeast"/>
-        </w:trPr>
-        <w:tc>
-          <w:tcPr>
-            <w:tcW w:type="dxa" w:w="2400"/>
-            <w:tcBorders>
-              <w:top w:val="single" w:sz="6" w:space="0" w:color="000000"/>
-              <w:left w:val="single" w:sz="6" w:space="0" w:color="000000"/>
-              <w:bottom w:val="single" w:sz="6" w:space="0" w:color="000000"/>
-              <w:right w:val="single" w:sz="6" w:space="0" w:color="000000"/>
-            </w:tcBorders>
-            <w:vAlign w:val="center"/>
-            <w:tcMar>
-              <w:top w:w="24" w:type="dxa"/>
-              <w:left w:w="46" w:type="dxa"/>
-              <w:bottom w:w="24" w:type="dxa"/>
-              <w:right w:w="46" w:type="dxa"/>
-            </w:tcMar>
-            <w:shd w:val="clear" w:color="auto" w:fill="F2F2F2"/>
-          </w:tcPr>
-          <w:p>
-            <w:pPr>
-              <w:spacing w:before="0" w:after="0" w:lineRule="exact" w:line="220"/>
-              <w:jc w:val="left"/>
-            </w:pPr>
-            <w:r>
-              <w:rPr>
-                <w:rFonts w:ascii="Bookman Old Style" w:hAnsi="Bookman Old Style" w:cs="Bookman Old Style" w:eastAsia="Bookman Old Style"/>
-                <w:b/>
-                <w:i w:val="0"/>
-                <w:color w:val="000000"/>
-                <w:sz w:val="18"/>
-              </w:rPr>
-              <w:t>Registrar</w:t>
-            </w:r>
-          </w:p>
-        </w:tc>
-        <w:tc>
-          <w:tcPr>
-            <w:tcW w:type="dxa" w:w="7700"/>
-            <w:tcBorders>
-              <w:top w:val="single" w:sz="6" w:space="0" w:color="000000"/>
-              <w:left w:val="single" w:sz="6" w:space="0" w:color="000000"/>
-              <w:bottom w:val="single" w:sz="6" w:space="0" w:color="000000"/>
-              <w:right w:val="single" w:sz="6" w:space="0" w:color="000000"/>
-            </w:tcBorders>
-            <w:vAlign w:val="center"/>
-            <w:tcMar>
-              <w:top w:w="24" w:type="dxa"/>
-              <w:left w:w="46" w:type="dxa"/>
-              <w:bottom w:w="24" w:type="dxa"/>
-              <w:right w:w="46" w:type="dxa"/>
-            </w:tcMar>
-          </w:tcPr>
-          <w:p>
-            <w:pPr>
-              <w:spacing w:before="0" w:after="0" w:lineRule="exact" w:line="220"/>
-              <w:jc w:val="left"/>
-            </w:pPr>
-            <w:r>
-              <w:rPr>
-                <w:rFonts w:ascii="Bookman Old Style" w:hAnsi="Bookman Old Style" w:cs="Bookman Old Style" w:eastAsia="Bookman Old Style"/>
-                <w:b w:val="0"/>
-                <w:i w:val="0"/>
-                <w:color w:val="000000"/>
-                <w:sz w:val="18"/>
-              </w:rPr>
-              <w:t>MUFG Intime India Pvt. Ltd., letter dated 20.07.2026, Ref. ID80033739</w:t>
+              <w:t>400 shares. Registrar: MUFG Intime, letter dated 20.07.2026, Ref. ID80033739</w:t>
             </w:r>
           </w:p>
         </w:tc>
@@ -1447,7 +1547,7 @@
     </w:p>
     <w:p>
       <w:pPr>
-        <w:spacing w:before="0" w:after="0" w:lineRule="exact" w:line="300"/>
+        <w:spacing w:before="0" w:after="0" w:lineRule="exact" w:line="280"/>
         <w:jc w:val="center"/>
       </w:pPr>
       <w:r>
@@ -1463,7 +1563,7 @@
     </w:p>
     <w:p>
       <w:pPr>
-        <w:spacing w:before="0" w:after="0" w:lineRule="exact" w:line="280"/>
+        <w:spacing w:before="0" w:after="0" w:lineRule="exact" w:line="260"/>
         <w:jc w:val="center"/>
       </w:pPr>
       <w:r>
@@ -1479,7 +1579,7 @@
     </w:p>
     <w:p>
       <w:pPr>
-        <w:spacing w:before="0" w:after="40" w:lineRule="exact" w:line="60"/>
+        <w:spacing w:before="0" w:after="20" w:lineRule="exact" w:line="60"/>
         <w:jc w:val="left"/>
         <w:pBdr>
           <w:bottom w:val="single" w:sz="12" w:space="1" w:color="000000"/>
@@ -1488,7 +1588,7 @@
     </w:p>
     <w:p>
       <w:pPr>
-        <w:spacing w:before="40" w:after="0" w:lineRule="exact" w:line="300"/>
+        <w:spacing w:before="20" w:after="0" w:lineRule="exact" w:line="280"/>
         <w:jc w:val="center"/>
       </w:pPr>
       <w:r>
@@ -1504,7 +1604,7 @@
     </w:p>
     <w:p>
       <w:pPr>
-        <w:spacing w:before="0" w:after="40" w:lineRule="exact" w:line="280"/>
+        <w:spacing w:before="0" w:after="40" w:lineRule="exact" w:line="260"/>
         <w:jc w:val="center"/>
       </w:pPr>
       <w:r>
@@ -1515,12 +1615,12 @@
           <w:color w:val="000000"/>
           <w:sz w:val="22"/>
         </w:rPr>
-        <w:t>Legal heirs, as required in SEBI Annexure-5</w:t>
+        <w:t>Legal heirs — write Aadhaar, Voter and PAN</w:t>
       </w:r>
     </w:p>
     <w:p>
       <w:pPr>
-        <w:spacing w:before="0" w:after="60" w:lineRule="exact" w:line="250"/>
+        <w:spacing w:before="0" w:after="40" w:lineRule="exact" w:line="240"/>
         <w:jc w:val="both"/>
       </w:pPr>
       <w:r>
@@ -1531,31 +1631,33 @@
           <w:color w:val="000000"/>
           <w:sz w:val="20"/>
         </w:rPr>
-        <w:t>Enter every legal heir. Columns are those in Annexure-5 of the SEBI Circular: name, address and contact, age, and relationship. Class I heirs under the Hindu Succession Act, 1956, are the widow, each son, each daughter, the mother, the child of a son or daughter who died earlier, and the widow of such a son. If a row does not apply, write Nil. If any heir other than the applicant is dead, say so. A death certificate of that heir will be required by the Registrar.</w:t>
+        <w:t>One row for each heir. If there is no such person, write Nil in the name column. The name must be the same on the Aadhaar card, the Voter Identity Card and the PAN card.</w:t>
       </w:r>
     </w:p>
     <w:tbl>
       <w:tblPr>
-        <w:tblW w:type="dxa" w:w="10100"/>
+        <w:tblW w:type="dxa" w:w="10200"/>
         <w:tblLayout w:type="fixed"/>
         <w:tblLook w:firstColumn="1" w:firstRow="1" w:lastColumn="0" w:lastRow="0" w:noHBand="0" w:noVBand="1" w:val="04A0"/>
       </w:tblPr>
       <w:tblGrid>
-        <w:gridCol w:w="500"/>
-        <w:gridCol w:w="2500"/>
-        <w:gridCol w:w="2500"/>
-        <w:gridCol w:w="700"/>
-        <w:gridCol w:w="2200"/>
-        <w:gridCol w:w="1700"/>
+        <w:gridCol w:w="450"/>
+        <w:gridCol w:w="1900"/>
+        <w:gridCol w:w="1450"/>
+        <w:gridCol w:w="550"/>
+        <w:gridCol w:w="1600"/>
+        <w:gridCol w:w="1550"/>
+        <w:gridCol w:w="1300"/>
+        <w:gridCol w:w="1400"/>
       </w:tblGrid>
       <w:tr>
         <w:trPr>
           <w:cantSplit/>
-          <w:trHeight w:val="425" w:hRule="atLeast"/>
+          <w:trHeight w:val="481" w:hRule="atLeast"/>
         </w:trPr>
         <w:tc>
           <w:tcPr>
-            <w:tcW w:type="dxa" w:w="500"/>
+            <w:tcW w:type="dxa" w:w="450"/>
             <w:tcBorders>
               <w:top w:val="single" w:sz="6" w:space="0" w:color="000000"/>
               <w:left w:val="single" w:sz="6" w:space="0" w:color="000000"/>
@@ -1564,10 +1666,10 @@
             </w:tcBorders>
             <w:vAlign w:val="center"/>
             <w:tcMar>
-              <w:top w:w="24" w:type="dxa"/>
-              <w:left w:w="46" w:type="dxa"/>
-              <w:bottom w:w="24" w:type="dxa"/>
-              <w:right w:w="46" w:type="dxa"/>
+              <w:top w:w="20" w:type="dxa"/>
+              <w:left w:w="40" w:type="dxa"/>
+              <w:bottom w:w="20" w:type="dxa"/>
+              <w:right w:w="40" w:type="dxa"/>
             </w:tcMar>
             <w:shd w:val="clear" w:color="auto" w:fill="E6E6E6"/>
           </w:tcPr>
@@ -1590,7 +1692,7 @@
         </w:tc>
         <w:tc>
           <w:tcPr>
-            <w:tcW w:type="dxa" w:w="2500"/>
+            <w:tcW w:type="dxa" w:w="1900"/>
             <w:tcBorders>
               <w:top w:val="single" w:sz="6" w:space="0" w:color="000000"/>
               <w:left w:val="single" w:sz="6" w:space="0" w:color="000000"/>
@@ -1599,10 +1701,10 @@
             </w:tcBorders>
             <w:vAlign w:val="center"/>
             <w:tcMar>
-              <w:top w:w="24" w:type="dxa"/>
-              <w:left w:w="46" w:type="dxa"/>
-              <w:bottom w:w="24" w:type="dxa"/>
-              <w:right w:w="46" w:type="dxa"/>
+              <w:top w:w="20" w:type="dxa"/>
+              <w:left w:w="40" w:type="dxa"/>
+              <w:bottom w:w="20" w:type="dxa"/>
+              <w:right w:w="40" w:type="dxa"/>
             </w:tcMar>
             <w:shd w:val="clear" w:color="auto" w:fill="E6E6E6"/>
           </w:tcPr>
@@ -1619,13 +1721,13 @@
                 <w:color w:val="000000"/>
                 <w:sz w:val="16"/>
               </w:rPr>
-              <w:t>Name of legal heir, as in the documents</w:t>
+              <w:t>Name (as in the documents)</w:t>
             </w:r>
           </w:p>
         </w:tc>
         <w:tc>
           <w:tcPr>
-            <w:tcW w:type="dxa" w:w="2500"/>
+            <w:tcW w:type="dxa" w:w="1450"/>
             <w:tcBorders>
               <w:top w:val="single" w:sz="6" w:space="0" w:color="000000"/>
               <w:left w:val="single" w:sz="6" w:space="0" w:color="000000"/>
@@ -1634,10 +1736,10 @@
             </w:tcBorders>
             <w:vAlign w:val="center"/>
             <w:tcMar>
-              <w:top w:w="24" w:type="dxa"/>
-              <w:left w:w="46" w:type="dxa"/>
-              <w:bottom w:w="24" w:type="dxa"/>
-              <w:right w:w="46" w:type="dxa"/>
+              <w:top w:w="20" w:type="dxa"/>
+              <w:left w:w="40" w:type="dxa"/>
+              <w:bottom w:w="20" w:type="dxa"/>
+              <w:right w:w="40" w:type="dxa"/>
             </w:tcMar>
             <w:shd w:val="clear" w:color="auto" w:fill="E6E6E6"/>
           </w:tcPr>
@@ -1654,13 +1756,13 @@
                 <w:color w:val="000000"/>
                 <w:sz w:val="16"/>
               </w:rPr>
-              <w:t>Address and contact</w:t>
+              <w:t>Relationship</w:t>
             </w:r>
           </w:p>
         </w:tc>
         <w:tc>
           <w:tcPr>
-            <w:tcW w:type="dxa" w:w="700"/>
+            <w:tcW w:type="dxa" w:w="550"/>
             <w:tcBorders>
               <w:top w:val="single" w:sz="6" w:space="0" w:color="000000"/>
               <w:left w:val="single" w:sz="6" w:space="0" w:color="000000"/>
@@ -1669,10 +1771,10 @@
             </w:tcBorders>
             <w:vAlign w:val="center"/>
             <w:tcMar>
-              <w:top w:w="24" w:type="dxa"/>
-              <w:left w:w="46" w:type="dxa"/>
-              <w:bottom w:w="24" w:type="dxa"/>
-              <w:right w:w="46" w:type="dxa"/>
+              <w:top w:w="20" w:type="dxa"/>
+              <w:left w:w="40" w:type="dxa"/>
+              <w:bottom w:w="20" w:type="dxa"/>
+              <w:right w:w="40" w:type="dxa"/>
             </w:tcMar>
             <w:shd w:val="clear" w:color="auto" w:fill="E6E6E6"/>
           </w:tcPr>
@@ -1695,7 +1797,7 @@
         </w:tc>
         <w:tc>
           <w:tcPr>
-            <w:tcW w:type="dxa" w:w="2200"/>
+            <w:tcW w:type="dxa" w:w="1600"/>
             <w:tcBorders>
               <w:top w:val="single" w:sz="6" w:space="0" w:color="000000"/>
               <w:left w:val="single" w:sz="6" w:space="0" w:color="000000"/>
@@ -1704,10 +1806,10 @@
             </w:tcBorders>
             <w:vAlign w:val="center"/>
             <w:tcMar>
-              <w:top w:w="24" w:type="dxa"/>
-              <w:left w:w="46" w:type="dxa"/>
-              <w:bottom w:w="24" w:type="dxa"/>
-              <w:right w:w="46" w:type="dxa"/>
+              <w:top w:w="20" w:type="dxa"/>
+              <w:left w:w="40" w:type="dxa"/>
+              <w:bottom w:w="20" w:type="dxa"/>
+              <w:right w:w="40" w:type="dxa"/>
             </w:tcMar>
             <w:shd w:val="clear" w:color="auto" w:fill="E6E6E6"/>
           </w:tcPr>
@@ -1724,13 +1826,13 @@
                 <w:color w:val="000000"/>
                 <w:sz w:val="16"/>
               </w:rPr>
-              <w:t>Relationship</w:t>
+              <w:t>Aadhaar number</w:t>
             </w:r>
           </w:p>
         </w:tc>
         <w:tc>
           <w:tcPr>
-            <w:tcW w:type="dxa" w:w="1700"/>
+            <w:tcW w:type="dxa" w:w="1550"/>
             <w:tcBorders>
               <w:top w:val="single" w:sz="6" w:space="0" w:color="000000"/>
               <w:left w:val="single" w:sz="6" w:space="0" w:color="000000"/>
@@ -1739,10 +1841,10 @@
             </w:tcBorders>
             <w:vAlign w:val="center"/>
             <w:tcMar>
-              <w:top w:w="24" w:type="dxa"/>
-              <w:left w:w="46" w:type="dxa"/>
-              <w:bottom w:w="24" w:type="dxa"/>
-              <w:right w:w="46" w:type="dxa"/>
+              <w:top w:w="20" w:type="dxa"/>
+              <w:left w:w="40" w:type="dxa"/>
+              <w:bottom w:w="20" w:type="dxa"/>
+              <w:right w:w="40" w:type="dxa"/>
             </w:tcMar>
             <w:shd w:val="clear" w:color="auto" w:fill="E6E6E6"/>
           </w:tcPr>
@@ -1759,19 +1861,13 @@
                 <w:color w:val="000000"/>
                 <w:sz w:val="16"/>
               </w:rPr>
-              <w:t>Living or dead</w:t>
+              <w:t>Voter card number</w:t>
             </w:r>
           </w:p>
         </w:tc>
-      </w:tr>
-      <w:tr>
-        <w:trPr>
-          <w:cantSplit/>
-          <w:trHeight w:val="442" w:hRule="atLeast"/>
-        </w:trPr>
         <w:tc>
           <w:tcPr>
-            <w:tcW w:type="dxa" w:w="500"/>
+            <w:tcW w:type="dxa" w:w="1300"/>
             <w:tcBorders>
               <w:top w:val="single" w:sz="6" w:space="0" w:color="000000"/>
               <w:left w:val="single" w:sz="6" w:space="0" w:color="000000"/>
@@ -1780,10 +1876,86 @@
             </w:tcBorders>
             <w:vAlign w:val="center"/>
             <w:tcMar>
-              <w:top w:w="24" w:type="dxa"/>
-              <w:left w:w="46" w:type="dxa"/>
-              <w:bottom w:w="24" w:type="dxa"/>
-              <w:right w:w="46" w:type="dxa"/>
+              <w:top w:w="20" w:type="dxa"/>
+              <w:left w:w="40" w:type="dxa"/>
+              <w:bottom w:w="20" w:type="dxa"/>
+              <w:right w:w="40" w:type="dxa"/>
+            </w:tcMar>
+            <w:shd w:val="clear" w:color="auto" w:fill="E6E6E6"/>
+          </w:tcPr>
+          <w:p>
+            <w:pPr>
+              <w:spacing w:before="0" w:after="0" w:lineRule="exact" w:line="200"/>
+              <w:jc w:val="center"/>
+            </w:pPr>
+            <w:r>
+              <w:rPr>
+                <w:rFonts w:ascii="Bookman Old Style" w:hAnsi="Bookman Old Style" w:cs="Bookman Old Style" w:eastAsia="Bookman Old Style"/>
+                <w:b/>
+                <w:i w:val="0"/>
+                <w:color w:val="000000"/>
+                <w:sz w:val="16"/>
+              </w:rPr>
+              <w:t>PAN</w:t>
+            </w:r>
+          </w:p>
+        </w:tc>
+        <w:tc>
+          <w:tcPr>
+            <w:tcW w:type="dxa" w:w="1400"/>
+            <w:tcBorders>
+              <w:top w:val="single" w:sz="6" w:space="0" w:color="000000"/>
+              <w:left w:val="single" w:sz="6" w:space="0" w:color="000000"/>
+              <w:bottom w:val="single" w:sz="6" w:space="0" w:color="000000"/>
+              <w:right w:val="single" w:sz="6" w:space="0" w:color="000000"/>
+            </w:tcBorders>
+            <w:vAlign w:val="center"/>
+            <w:tcMar>
+              <w:top w:w="20" w:type="dxa"/>
+              <w:left w:w="40" w:type="dxa"/>
+              <w:bottom w:w="20" w:type="dxa"/>
+              <w:right w:w="40" w:type="dxa"/>
+            </w:tcMar>
+            <w:shd w:val="clear" w:color="auto" w:fill="E6E6E6"/>
+          </w:tcPr>
+          <w:p>
+            <w:pPr>
+              <w:spacing w:before="0" w:after="0" w:lineRule="exact" w:line="200"/>
+              <w:jc w:val="center"/>
+            </w:pPr>
+            <w:r>
+              <w:rPr>
+                <w:rFonts w:ascii="Bookman Old Style" w:hAnsi="Bookman Old Style" w:cs="Bookman Old Style" w:eastAsia="Bookman Old Style"/>
+                <w:b/>
+                <w:i w:val="0"/>
+                <w:color w:val="000000"/>
+                <w:sz w:val="16"/>
+              </w:rPr>
+              <w:t>Living / Dead</w:t>
+            </w:r>
+          </w:p>
+        </w:tc>
+      </w:tr>
+      <w:tr>
+        <w:trPr>
+          <w:cantSplit/>
+          <w:trHeight w:val="481" w:hRule="atLeast"/>
+        </w:trPr>
+        <w:tc>
+          <w:tcPr>
+            <w:tcW w:type="dxa" w:w="450"/>
+            <w:tcBorders>
+              <w:top w:val="single" w:sz="6" w:space="0" w:color="000000"/>
+              <w:left w:val="single" w:sz="6" w:space="0" w:color="000000"/>
+              <w:bottom w:val="single" w:sz="6" w:space="0" w:color="000000"/>
+              <w:right w:val="single" w:sz="6" w:space="0" w:color="000000"/>
+            </w:tcBorders>
+            <w:vAlign w:val="center"/>
+            <w:tcMar>
+              <w:top w:w="20" w:type="dxa"/>
+              <w:left w:w="40" w:type="dxa"/>
+              <w:bottom w:w="20" w:type="dxa"/>
+              <w:right w:w="40" w:type="dxa"/>
             </w:tcMar>
           </w:tcPr>
           <w:p>
@@ -1805,7 +1977,7 @@
         </w:tc>
         <w:tc>
           <w:tcPr>
-            <w:tcW w:type="dxa" w:w="2500"/>
+            <w:tcW w:type="dxa" w:w="1900"/>
             <w:tcBorders>
               <w:top w:val="single" w:sz="6" w:space="0" w:color="000000"/>
               <w:left w:val="single" w:sz="6" w:space="0" w:color="000000"/>
@@ -1814,10 +1986,10 @@
             </w:tcBorders>
             <w:vAlign w:val="center"/>
             <w:tcMar>
-              <w:top w:w="24" w:type="dxa"/>
-              <w:left w:w="46" w:type="dxa"/>
-              <w:bottom w:w="24" w:type="dxa"/>
-              <w:right w:w="46" w:type="dxa"/>
+              <w:top w:w="20" w:type="dxa"/>
+              <w:left w:w="40" w:type="dxa"/>
+              <w:bottom w:w="20" w:type="dxa"/>
+              <w:right w:w="40" w:type="dxa"/>
             </w:tcMar>
           </w:tcPr>
           <w:p>
@@ -1829,7 +2001,7 @@
         </w:tc>
         <w:tc>
           <w:tcPr>
-            <w:tcW w:type="dxa" w:w="2500"/>
+            <w:tcW w:type="dxa" w:w="1450"/>
             <w:tcBorders>
               <w:top w:val="single" w:sz="6" w:space="0" w:color="000000"/>
               <w:left w:val="single" w:sz="6" w:space="0" w:color="000000"/>
@@ -1838,58 +2010,10 @@
             </w:tcBorders>
             <w:vAlign w:val="center"/>
             <w:tcMar>
-              <w:top w:w="24" w:type="dxa"/>
-              <w:left w:w="46" w:type="dxa"/>
-              <w:bottom w:w="24" w:type="dxa"/>
-              <w:right w:w="46" w:type="dxa"/>
-            </w:tcMar>
-          </w:tcPr>
-          <w:p>
-            <w:pPr>
-              <w:spacing w:before="0" w:after="0" w:lineRule="exact" w:line="220"/>
-              <w:jc w:val="left"/>
-            </w:pPr>
-          </w:p>
-        </w:tc>
-        <w:tc>
-          <w:tcPr>
-            <w:tcW w:type="dxa" w:w="700"/>
-            <w:tcBorders>
-              <w:top w:val="single" w:sz="6" w:space="0" w:color="000000"/>
-              <w:left w:val="single" w:sz="6" w:space="0" w:color="000000"/>
-              <w:bottom w:val="single" w:sz="6" w:space="0" w:color="000000"/>
-              <w:right w:val="single" w:sz="6" w:space="0" w:color="000000"/>
-            </w:tcBorders>
-            <w:vAlign w:val="center"/>
-            <w:tcMar>
-              <w:top w:w="24" w:type="dxa"/>
-              <w:left w:w="46" w:type="dxa"/>
-              <w:bottom w:w="24" w:type="dxa"/>
-              <w:right w:w="46" w:type="dxa"/>
-            </w:tcMar>
-          </w:tcPr>
-          <w:p>
-            <w:pPr>
-              <w:spacing w:before="0" w:after="0" w:lineRule="exact" w:line="240"/>
-              <w:jc w:val="center"/>
-            </w:pPr>
-          </w:p>
-        </w:tc>
-        <w:tc>
-          <w:tcPr>
-            <w:tcW w:type="dxa" w:w="2200"/>
-            <w:tcBorders>
-              <w:top w:val="single" w:sz="6" w:space="0" w:color="000000"/>
-              <w:left w:val="single" w:sz="6" w:space="0" w:color="000000"/>
-              <w:bottom w:val="single" w:sz="6" w:space="0" w:color="000000"/>
-              <w:right w:val="single" w:sz="6" w:space="0" w:color="000000"/>
-            </w:tcBorders>
-            <w:vAlign w:val="center"/>
-            <w:tcMar>
-              <w:top w:w="24" w:type="dxa"/>
-              <w:left w:w="46" w:type="dxa"/>
-              <w:bottom w:w="24" w:type="dxa"/>
-              <w:right w:w="46" w:type="dxa"/>
+              <w:top w:w="20" w:type="dxa"/>
+              <w:left w:w="40" w:type="dxa"/>
+              <w:bottom w:w="20" w:type="dxa"/>
+              <w:right w:w="40" w:type="dxa"/>
             </w:tcMar>
             <w:shd w:val="clear" w:color="auto" w:fill="F7F7F7"/>
           </w:tcPr>
@@ -1912,7 +2036,7 @@
         </w:tc>
         <w:tc>
           <w:tcPr>
-            <w:tcW w:type="dxa" w:w="1700"/>
+            <w:tcW w:type="dxa" w:w="550"/>
             <w:tcBorders>
               <w:top w:val="single" w:sz="6" w:space="0" w:color="000000"/>
               <w:left w:val="single" w:sz="6" w:space="0" w:color="000000"/>
@@ -1921,10 +2045,106 @@
             </w:tcBorders>
             <w:vAlign w:val="center"/>
             <w:tcMar>
-              <w:top w:w="24" w:type="dxa"/>
-              <w:left w:w="46" w:type="dxa"/>
-              <w:bottom w:w="24" w:type="dxa"/>
-              <w:right w:w="46" w:type="dxa"/>
+              <w:top w:w="20" w:type="dxa"/>
+              <w:left w:w="40" w:type="dxa"/>
+              <w:bottom w:w="20" w:type="dxa"/>
+              <w:right w:w="40" w:type="dxa"/>
+            </w:tcMar>
+          </w:tcPr>
+          <w:p>
+            <w:pPr>
+              <w:spacing w:before="0" w:after="0" w:lineRule="exact" w:line="220"/>
+              <w:jc w:val="center"/>
+            </w:pPr>
+          </w:p>
+        </w:tc>
+        <w:tc>
+          <w:tcPr>
+            <w:tcW w:type="dxa" w:w="1600"/>
+            <w:tcBorders>
+              <w:top w:val="single" w:sz="6" w:space="0" w:color="000000"/>
+              <w:left w:val="single" w:sz="6" w:space="0" w:color="000000"/>
+              <w:bottom w:val="single" w:sz="6" w:space="0" w:color="000000"/>
+              <w:right w:val="single" w:sz="6" w:space="0" w:color="000000"/>
+            </w:tcBorders>
+            <w:vAlign w:val="center"/>
+            <w:tcMar>
+              <w:top w:w="20" w:type="dxa"/>
+              <w:left w:w="40" w:type="dxa"/>
+              <w:bottom w:w="20" w:type="dxa"/>
+              <w:right w:w="40" w:type="dxa"/>
+            </w:tcMar>
+          </w:tcPr>
+          <w:p>
+            <w:pPr>
+              <w:spacing w:before="0" w:after="0" w:lineRule="exact" w:line="220"/>
+              <w:jc w:val="center"/>
+            </w:pPr>
+          </w:p>
+        </w:tc>
+        <w:tc>
+          <w:tcPr>
+            <w:tcW w:type="dxa" w:w="1550"/>
+            <w:tcBorders>
+              <w:top w:val="single" w:sz="6" w:space="0" w:color="000000"/>
+              <w:left w:val="single" w:sz="6" w:space="0" w:color="000000"/>
+              <w:bottom w:val="single" w:sz="6" w:space="0" w:color="000000"/>
+              <w:right w:val="single" w:sz="6" w:space="0" w:color="000000"/>
+            </w:tcBorders>
+            <w:vAlign w:val="center"/>
+            <w:tcMar>
+              <w:top w:w="20" w:type="dxa"/>
+              <w:left w:w="40" w:type="dxa"/>
+              <w:bottom w:w="20" w:type="dxa"/>
+              <w:right w:w="40" w:type="dxa"/>
+            </w:tcMar>
+          </w:tcPr>
+          <w:p>
+            <w:pPr>
+              <w:spacing w:before="0" w:after="0" w:lineRule="exact" w:line="220"/>
+              <w:jc w:val="center"/>
+            </w:pPr>
+          </w:p>
+        </w:tc>
+        <w:tc>
+          <w:tcPr>
+            <w:tcW w:type="dxa" w:w="1300"/>
+            <w:tcBorders>
+              <w:top w:val="single" w:sz="6" w:space="0" w:color="000000"/>
+              <w:left w:val="single" w:sz="6" w:space="0" w:color="000000"/>
+              <w:bottom w:val="single" w:sz="6" w:space="0" w:color="000000"/>
+              <w:right w:val="single" w:sz="6" w:space="0" w:color="000000"/>
+            </w:tcBorders>
+            <w:vAlign w:val="center"/>
+            <w:tcMar>
+              <w:top w:w="20" w:type="dxa"/>
+              <w:left w:w="40" w:type="dxa"/>
+              <w:bottom w:w="20" w:type="dxa"/>
+              <w:right w:w="40" w:type="dxa"/>
+            </w:tcMar>
+          </w:tcPr>
+          <w:p>
+            <w:pPr>
+              <w:spacing w:before="0" w:after="0" w:lineRule="exact" w:line="220"/>
+              <w:jc w:val="center"/>
+            </w:pPr>
+          </w:p>
+        </w:tc>
+        <w:tc>
+          <w:tcPr>
+            <w:tcW w:type="dxa" w:w="1400"/>
+            <w:tcBorders>
+              <w:top w:val="single" w:sz="6" w:space="0" w:color="000000"/>
+              <w:left w:val="single" w:sz="6" w:space="0" w:color="000000"/>
+              <w:bottom w:val="single" w:sz="6" w:space="0" w:color="000000"/>
+              <w:right w:val="single" w:sz="6" w:space="0" w:color="000000"/>
+            </w:tcBorders>
+            <w:vAlign w:val="center"/>
+            <w:tcMar>
+              <w:top w:w="20" w:type="dxa"/>
+              <w:left w:w="40" w:type="dxa"/>
+              <w:bottom w:w="20" w:type="dxa"/>
+              <w:right w:w="40" w:type="dxa"/>
             </w:tcMar>
           </w:tcPr>
           <w:p>
@@ -1938,11 +2158,11 @@
       <w:tr>
         <w:trPr>
           <w:cantSplit/>
-          <w:trHeight w:val="442" w:hRule="atLeast"/>
+          <w:trHeight w:val="481" w:hRule="atLeast"/>
         </w:trPr>
         <w:tc>
           <w:tcPr>
-            <w:tcW w:type="dxa" w:w="500"/>
+            <w:tcW w:type="dxa" w:w="450"/>
             <w:tcBorders>
               <w:top w:val="single" w:sz="6" w:space="0" w:color="000000"/>
               <w:left w:val="single" w:sz="6" w:space="0" w:color="000000"/>
@@ -1951,10 +2171,10 @@
             </w:tcBorders>
             <w:vAlign w:val="center"/>
             <w:tcMar>
-              <w:top w:w="24" w:type="dxa"/>
-              <w:left w:w="46" w:type="dxa"/>
-              <w:bottom w:w="24" w:type="dxa"/>
-              <w:right w:w="46" w:type="dxa"/>
+              <w:top w:w="20" w:type="dxa"/>
+              <w:left w:w="40" w:type="dxa"/>
+              <w:bottom w:w="20" w:type="dxa"/>
+              <w:right w:w="40" w:type="dxa"/>
             </w:tcMar>
           </w:tcPr>
           <w:p>
@@ -1976,7 +2196,7 @@
         </w:tc>
         <w:tc>
           <w:tcPr>
-            <w:tcW w:type="dxa" w:w="2500"/>
+            <w:tcW w:type="dxa" w:w="1900"/>
             <w:tcBorders>
               <w:top w:val="single" w:sz="6" w:space="0" w:color="000000"/>
               <w:left w:val="single" w:sz="6" w:space="0" w:color="000000"/>
@@ -1985,10 +2205,10 @@
             </w:tcBorders>
             <w:vAlign w:val="center"/>
             <w:tcMar>
-              <w:top w:w="24" w:type="dxa"/>
-              <w:left w:w="46" w:type="dxa"/>
-              <w:bottom w:w="24" w:type="dxa"/>
-              <w:right w:w="46" w:type="dxa"/>
+              <w:top w:w="20" w:type="dxa"/>
+              <w:left w:w="40" w:type="dxa"/>
+              <w:bottom w:w="20" w:type="dxa"/>
+              <w:right w:w="40" w:type="dxa"/>
             </w:tcMar>
           </w:tcPr>
           <w:p>
@@ -2000,7 +2220,7 @@
         </w:tc>
         <w:tc>
           <w:tcPr>
-            <w:tcW w:type="dxa" w:w="2500"/>
+            <w:tcW w:type="dxa" w:w="1450"/>
             <w:tcBorders>
               <w:top w:val="single" w:sz="6" w:space="0" w:color="000000"/>
               <w:left w:val="single" w:sz="6" w:space="0" w:color="000000"/>
@@ -2009,58 +2229,10 @@
             </w:tcBorders>
             <w:vAlign w:val="center"/>
             <w:tcMar>
-              <w:top w:w="24" w:type="dxa"/>
-              <w:left w:w="46" w:type="dxa"/>
-              <w:bottom w:w="24" w:type="dxa"/>
-              <w:right w:w="46" w:type="dxa"/>
-            </w:tcMar>
-          </w:tcPr>
-          <w:p>
-            <w:pPr>
-              <w:spacing w:before="0" w:after="0" w:lineRule="exact" w:line="220"/>
-              <w:jc w:val="left"/>
-            </w:pPr>
-          </w:p>
-        </w:tc>
-        <w:tc>
-          <w:tcPr>
-            <w:tcW w:type="dxa" w:w="700"/>
-            <w:tcBorders>
-              <w:top w:val="single" w:sz="6" w:space="0" w:color="000000"/>
-              <w:left w:val="single" w:sz="6" w:space="0" w:color="000000"/>
-              <w:bottom w:val="single" w:sz="6" w:space="0" w:color="000000"/>
-              <w:right w:val="single" w:sz="6" w:space="0" w:color="000000"/>
-            </w:tcBorders>
-            <w:vAlign w:val="center"/>
-            <w:tcMar>
-              <w:top w:w="24" w:type="dxa"/>
-              <w:left w:w="46" w:type="dxa"/>
-              <w:bottom w:w="24" w:type="dxa"/>
-              <w:right w:w="46" w:type="dxa"/>
-            </w:tcMar>
-          </w:tcPr>
-          <w:p>
-            <w:pPr>
-              <w:spacing w:before="0" w:after="0" w:lineRule="exact" w:line="240"/>
-              <w:jc w:val="center"/>
-            </w:pPr>
-          </w:p>
-        </w:tc>
-        <w:tc>
-          <w:tcPr>
-            <w:tcW w:type="dxa" w:w="2200"/>
-            <w:tcBorders>
-              <w:top w:val="single" w:sz="6" w:space="0" w:color="000000"/>
-              <w:left w:val="single" w:sz="6" w:space="0" w:color="000000"/>
-              <w:bottom w:val="single" w:sz="6" w:space="0" w:color="000000"/>
-              <w:right w:val="single" w:sz="6" w:space="0" w:color="000000"/>
-            </w:tcBorders>
-            <w:vAlign w:val="center"/>
-            <w:tcMar>
-              <w:top w:w="24" w:type="dxa"/>
-              <w:left w:w="46" w:type="dxa"/>
-              <w:bottom w:w="24" w:type="dxa"/>
-              <w:right w:w="46" w:type="dxa"/>
+              <w:top w:w="20" w:type="dxa"/>
+              <w:left w:w="40" w:type="dxa"/>
+              <w:bottom w:w="20" w:type="dxa"/>
+              <w:right w:w="40" w:type="dxa"/>
             </w:tcMar>
             <w:shd w:val="clear" w:color="auto" w:fill="F7F7F7"/>
           </w:tcPr>
@@ -2083,7 +2255,7 @@
         </w:tc>
         <w:tc>
           <w:tcPr>
-            <w:tcW w:type="dxa" w:w="1700"/>
+            <w:tcW w:type="dxa" w:w="550"/>
             <w:tcBorders>
               <w:top w:val="single" w:sz="6" w:space="0" w:color="000000"/>
               <w:left w:val="single" w:sz="6" w:space="0" w:color="000000"/>
@@ -2092,10 +2264,106 @@
             </w:tcBorders>
             <w:vAlign w:val="center"/>
             <w:tcMar>
-              <w:top w:w="24" w:type="dxa"/>
-              <w:left w:w="46" w:type="dxa"/>
-              <w:bottom w:w="24" w:type="dxa"/>
-              <w:right w:w="46" w:type="dxa"/>
+              <w:top w:w="20" w:type="dxa"/>
+              <w:left w:w="40" w:type="dxa"/>
+              <w:bottom w:w="20" w:type="dxa"/>
+              <w:right w:w="40" w:type="dxa"/>
+            </w:tcMar>
+          </w:tcPr>
+          <w:p>
+            <w:pPr>
+              <w:spacing w:before="0" w:after="0" w:lineRule="exact" w:line="220"/>
+              <w:jc w:val="center"/>
+            </w:pPr>
+          </w:p>
+        </w:tc>
+        <w:tc>
+          <w:tcPr>
+            <w:tcW w:type="dxa" w:w="1600"/>
+            <w:tcBorders>
+              <w:top w:val="single" w:sz="6" w:space="0" w:color="000000"/>
+              <w:left w:val="single" w:sz="6" w:space="0" w:color="000000"/>
+              <w:bottom w:val="single" w:sz="6" w:space="0" w:color="000000"/>
+              <w:right w:val="single" w:sz="6" w:space="0" w:color="000000"/>
+            </w:tcBorders>
+            <w:vAlign w:val="center"/>
+            <w:tcMar>
+              <w:top w:w="20" w:type="dxa"/>
+              <w:left w:w="40" w:type="dxa"/>
+              <w:bottom w:w="20" w:type="dxa"/>
+              <w:right w:w="40" w:type="dxa"/>
+            </w:tcMar>
+          </w:tcPr>
+          <w:p>
+            <w:pPr>
+              <w:spacing w:before="0" w:after="0" w:lineRule="exact" w:line="220"/>
+              <w:jc w:val="center"/>
+            </w:pPr>
+          </w:p>
+        </w:tc>
+        <w:tc>
+          <w:tcPr>
+            <w:tcW w:type="dxa" w:w="1550"/>
+            <w:tcBorders>
+              <w:top w:val="single" w:sz="6" w:space="0" w:color="000000"/>
+              <w:left w:val="single" w:sz="6" w:space="0" w:color="000000"/>
+              <w:bottom w:val="single" w:sz="6" w:space="0" w:color="000000"/>
+              <w:right w:val="single" w:sz="6" w:space="0" w:color="000000"/>
+            </w:tcBorders>
+            <w:vAlign w:val="center"/>
+            <w:tcMar>
+              <w:top w:w="20" w:type="dxa"/>
+              <w:left w:w="40" w:type="dxa"/>
+              <w:bottom w:w="20" w:type="dxa"/>
+              <w:right w:w="40" w:type="dxa"/>
+            </w:tcMar>
+          </w:tcPr>
+          <w:p>
+            <w:pPr>
+              <w:spacing w:before="0" w:after="0" w:lineRule="exact" w:line="220"/>
+              <w:jc w:val="center"/>
+            </w:pPr>
+          </w:p>
+        </w:tc>
+        <w:tc>
+          <w:tcPr>
+            <w:tcW w:type="dxa" w:w="1300"/>
+            <w:tcBorders>
+              <w:top w:val="single" w:sz="6" w:space="0" w:color="000000"/>
+              <w:left w:val="single" w:sz="6" w:space="0" w:color="000000"/>
+              <w:bottom w:val="single" w:sz="6" w:space="0" w:color="000000"/>
+              <w:right w:val="single" w:sz="6" w:space="0" w:color="000000"/>
+            </w:tcBorders>
+            <w:vAlign w:val="center"/>
+            <w:tcMar>
+              <w:top w:w="20" w:type="dxa"/>
+              <w:left w:w="40" w:type="dxa"/>
+              <w:bottom w:w="20" w:type="dxa"/>
+              <w:right w:w="40" w:type="dxa"/>
+            </w:tcMar>
+          </w:tcPr>
+          <w:p>
+            <w:pPr>
+              <w:spacing w:before="0" w:after="0" w:lineRule="exact" w:line="220"/>
+              <w:jc w:val="center"/>
+            </w:pPr>
+          </w:p>
+        </w:tc>
+        <w:tc>
+          <w:tcPr>
+            <w:tcW w:type="dxa" w:w="1400"/>
+            <w:tcBorders>
+              <w:top w:val="single" w:sz="6" w:space="0" w:color="000000"/>
+              <w:left w:val="single" w:sz="6" w:space="0" w:color="000000"/>
+              <w:bottom w:val="single" w:sz="6" w:space="0" w:color="000000"/>
+              <w:right w:val="single" w:sz="6" w:space="0" w:color="000000"/>
+            </w:tcBorders>
+            <w:vAlign w:val="center"/>
+            <w:tcMar>
+              <w:top w:w="20" w:type="dxa"/>
+              <w:left w:w="40" w:type="dxa"/>
+              <w:bottom w:w="20" w:type="dxa"/>
+              <w:right w:w="40" w:type="dxa"/>
             </w:tcMar>
           </w:tcPr>
           <w:p>
@@ -2109,11 +2377,11 @@
       <w:tr>
         <w:trPr>
           <w:cantSplit/>
-          <w:trHeight w:val="442" w:hRule="atLeast"/>
+          <w:trHeight w:val="481" w:hRule="atLeast"/>
         </w:trPr>
         <w:tc>
           <w:tcPr>
-            <w:tcW w:type="dxa" w:w="500"/>
+            <w:tcW w:type="dxa" w:w="450"/>
             <w:tcBorders>
               <w:top w:val="single" w:sz="6" w:space="0" w:color="000000"/>
               <w:left w:val="single" w:sz="6" w:space="0" w:color="000000"/>
@@ -2122,10 +2390,10 @@
             </w:tcBorders>
             <w:vAlign w:val="center"/>
             <w:tcMar>
-              <w:top w:w="24" w:type="dxa"/>
-              <w:left w:w="46" w:type="dxa"/>
-              <w:bottom w:w="24" w:type="dxa"/>
-              <w:right w:w="46" w:type="dxa"/>
+              <w:top w:w="20" w:type="dxa"/>
+              <w:left w:w="40" w:type="dxa"/>
+              <w:bottom w:w="20" w:type="dxa"/>
+              <w:right w:w="40" w:type="dxa"/>
             </w:tcMar>
           </w:tcPr>
           <w:p>
@@ -2147,7 +2415,7 @@
         </w:tc>
         <w:tc>
           <w:tcPr>
-            <w:tcW w:type="dxa" w:w="2500"/>
+            <w:tcW w:type="dxa" w:w="1900"/>
             <w:tcBorders>
               <w:top w:val="single" w:sz="6" w:space="0" w:color="000000"/>
               <w:left w:val="single" w:sz="6" w:space="0" w:color="000000"/>
@@ -2156,10 +2424,10 @@
             </w:tcBorders>
             <w:vAlign w:val="center"/>
             <w:tcMar>
-              <w:top w:w="24" w:type="dxa"/>
-              <w:left w:w="46" w:type="dxa"/>
-              <w:bottom w:w="24" w:type="dxa"/>
-              <w:right w:w="46" w:type="dxa"/>
+              <w:top w:w="20" w:type="dxa"/>
+              <w:left w:w="40" w:type="dxa"/>
+              <w:bottom w:w="20" w:type="dxa"/>
+              <w:right w:w="40" w:type="dxa"/>
             </w:tcMar>
           </w:tcPr>
           <w:p>
@@ -2171,7 +2439,7 @@
         </w:tc>
         <w:tc>
           <w:tcPr>
-            <w:tcW w:type="dxa" w:w="2500"/>
+            <w:tcW w:type="dxa" w:w="1450"/>
             <w:tcBorders>
               <w:top w:val="single" w:sz="6" w:space="0" w:color="000000"/>
               <w:left w:val="single" w:sz="6" w:space="0" w:color="000000"/>
@@ -2180,58 +2448,10 @@
             </w:tcBorders>
             <w:vAlign w:val="center"/>
             <w:tcMar>
-              <w:top w:w="24" w:type="dxa"/>
-              <w:left w:w="46" w:type="dxa"/>
-              <w:bottom w:w="24" w:type="dxa"/>
-              <w:right w:w="46" w:type="dxa"/>
-            </w:tcMar>
-          </w:tcPr>
-          <w:p>
-            <w:pPr>
-              <w:spacing w:before="0" w:after="0" w:lineRule="exact" w:line="220"/>
-              <w:jc w:val="left"/>
-            </w:pPr>
-          </w:p>
-        </w:tc>
-        <w:tc>
-          <w:tcPr>
-            <w:tcW w:type="dxa" w:w="700"/>
-            <w:tcBorders>
-              <w:top w:val="single" w:sz="6" w:space="0" w:color="000000"/>
-              <w:left w:val="single" w:sz="6" w:space="0" w:color="000000"/>
-              <w:bottom w:val="single" w:sz="6" w:space="0" w:color="000000"/>
-              <w:right w:val="single" w:sz="6" w:space="0" w:color="000000"/>
-            </w:tcBorders>
-            <w:vAlign w:val="center"/>
-            <w:tcMar>
-              <w:top w:w="24" w:type="dxa"/>
-              <w:left w:w="46" w:type="dxa"/>
-              <w:bottom w:w="24" w:type="dxa"/>
-              <w:right w:w="46" w:type="dxa"/>
-            </w:tcMar>
-          </w:tcPr>
-          <w:p>
-            <w:pPr>
-              <w:spacing w:before="0" w:after="0" w:lineRule="exact" w:line="240"/>
-              <w:jc w:val="center"/>
-            </w:pPr>
-          </w:p>
-        </w:tc>
-        <w:tc>
-          <w:tcPr>
-            <w:tcW w:type="dxa" w:w="2200"/>
-            <w:tcBorders>
-              <w:top w:val="single" w:sz="6" w:space="0" w:color="000000"/>
-              <w:left w:val="single" w:sz="6" w:space="0" w:color="000000"/>
-              <w:bottom w:val="single" w:sz="6" w:space="0" w:color="000000"/>
-              <w:right w:val="single" w:sz="6" w:space="0" w:color="000000"/>
-            </w:tcBorders>
-            <w:vAlign w:val="center"/>
-            <w:tcMar>
-              <w:top w:w="24" w:type="dxa"/>
-              <w:left w:w="46" w:type="dxa"/>
-              <w:bottom w:w="24" w:type="dxa"/>
-              <w:right w:w="46" w:type="dxa"/>
+              <w:top w:w="20" w:type="dxa"/>
+              <w:left w:w="40" w:type="dxa"/>
+              <w:bottom w:w="20" w:type="dxa"/>
+              <w:right w:w="40" w:type="dxa"/>
             </w:tcMar>
             <w:shd w:val="clear" w:color="auto" w:fill="F7F7F7"/>
           </w:tcPr>
@@ -2254,7 +2474,7 @@
         </w:tc>
         <w:tc>
           <w:tcPr>
-            <w:tcW w:type="dxa" w:w="1700"/>
+            <w:tcW w:type="dxa" w:w="550"/>
             <w:tcBorders>
               <w:top w:val="single" w:sz="6" w:space="0" w:color="000000"/>
               <w:left w:val="single" w:sz="6" w:space="0" w:color="000000"/>
@@ -2263,10 +2483,106 @@
             </w:tcBorders>
             <w:vAlign w:val="center"/>
             <w:tcMar>
-              <w:top w:w="24" w:type="dxa"/>
-              <w:left w:w="46" w:type="dxa"/>
-              <w:bottom w:w="24" w:type="dxa"/>
-              <w:right w:w="46" w:type="dxa"/>
+              <w:top w:w="20" w:type="dxa"/>
+              <w:left w:w="40" w:type="dxa"/>
+              <w:bottom w:w="20" w:type="dxa"/>
+              <w:right w:w="40" w:type="dxa"/>
+            </w:tcMar>
+          </w:tcPr>
+          <w:p>
+            <w:pPr>
+              <w:spacing w:before="0" w:after="0" w:lineRule="exact" w:line="220"/>
+              <w:jc w:val="center"/>
+            </w:pPr>
+          </w:p>
+        </w:tc>
+        <w:tc>
+          <w:tcPr>
+            <w:tcW w:type="dxa" w:w="1600"/>
+            <w:tcBorders>
+              <w:top w:val="single" w:sz="6" w:space="0" w:color="000000"/>
+              <w:left w:val="single" w:sz="6" w:space="0" w:color="000000"/>
+              <w:bottom w:val="single" w:sz="6" w:space="0" w:color="000000"/>
+              <w:right w:val="single" w:sz="6" w:space="0" w:color="000000"/>
+            </w:tcBorders>
+            <w:vAlign w:val="center"/>
+            <w:tcMar>
+              <w:top w:w="20" w:type="dxa"/>
+              <w:left w:w="40" w:type="dxa"/>
+              <w:bottom w:w="20" w:type="dxa"/>
+              <w:right w:w="40" w:type="dxa"/>
+            </w:tcMar>
+          </w:tcPr>
+          <w:p>
+            <w:pPr>
+              <w:spacing w:before="0" w:after="0" w:lineRule="exact" w:line="220"/>
+              <w:jc w:val="center"/>
+            </w:pPr>
+          </w:p>
+        </w:tc>
+        <w:tc>
+          <w:tcPr>
+            <w:tcW w:type="dxa" w:w="1550"/>
+            <w:tcBorders>
+              <w:top w:val="single" w:sz="6" w:space="0" w:color="000000"/>
+              <w:left w:val="single" w:sz="6" w:space="0" w:color="000000"/>
+              <w:bottom w:val="single" w:sz="6" w:space="0" w:color="000000"/>
+              <w:right w:val="single" w:sz="6" w:space="0" w:color="000000"/>
+            </w:tcBorders>
+            <w:vAlign w:val="center"/>
+            <w:tcMar>
+              <w:top w:w="20" w:type="dxa"/>
+              <w:left w:w="40" w:type="dxa"/>
+              <w:bottom w:w="20" w:type="dxa"/>
+              <w:right w:w="40" w:type="dxa"/>
+            </w:tcMar>
+          </w:tcPr>
+          <w:p>
+            <w:pPr>
+              <w:spacing w:before="0" w:after="0" w:lineRule="exact" w:line="220"/>
+              <w:jc w:val="center"/>
+            </w:pPr>
+          </w:p>
+        </w:tc>
+        <w:tc>
+          <w:tcPr>
+            <w:tcW w:type="dxa" w:w="1300"/>
+            <w:tcBorders>
+              <w:top w:val="single" w:sz="6" w:space="0" w:color="000000"/>
+              <w:left w:val="single" w:sz="6" w:space="0" w:color="000000"/>
+              <w:bottom w:val="single" w:sz="6" w:space="0" w:color="000000"/>
+              <w:right w:val="single" w:sz="6" w:space="0" w:color="000000"/>
+            </w:tcBorders>
+            <w:vAlign w:val="center"/>
+            <w:tcMar>
+              <w:top w:w="20" w:type="dxa"/>
+              <w:left w:w="40" w:type="dxa"/>
+              <w:bottom w:w="20" w:type="dxa"/>
+              <w:right w:w="40" w:type="dxa"/>
+            </w:tcMar>
+          </w:tcPr>
+          <w:p>
+            <w:pPr>
+              <w:spacing w:before="0" w:after="0" w:lineRule="exact" w:line="220"/>
+              <w:jc w:val="center"/>
+            </w:pPr>
+          </w:p>
+        </w:tc>
+        <w:tc>
+          <w:tcPr>
+            <w:tcW w:type="dxa" w:w="1400"/>
+            <w:tcBorders>
+              <w:top w:val="single" w:sz="6" w:space="0" w:color="000000"/>
+              <w:left w:val="single" w:sz="6" w:space="0" w:color="000000"/>
+              <w:bottom w:val="single" w:sz="6" w:space="0" w:color="000000"/>
+              <w:right w:val="single" w:sz="6" w:space="0" w:color="000000"/>
+            </w:tcBorders>
+            <w:vAlign w:val="center"/>
+            <w:tcMar>
+              <w:top w:w="20" w:type="dxa"/>
+              <w:left w:w="40" w:type="dxa"/>
+              <w:bottom w:w="20" w:type="dxa"/>
+              <w:right w:w="40" w:type="dxa"/>
             </w:tcMar>
           </w:tcPr>
           <w:p>
@@ -2280,11 +2596,11 @@
       <w:tr>
         <w:trPr>
           <w:cantSplit/>
-          <w:trHeight w:val="442" w:hRule="atLeast"/>
+          <w:trHeight w:val="481" w:hRule="atLeast"/>
         </w:trPr>
         <w:tc>
           <w:tcPr>
-            <w:tcW w:type="dxa" w:w="500"/>
+            <w:tcW w:type="dxa" w:w="450"/>
             <w:tcBorders>
               <w:top w:val="single" w:sz="6" w:space="0" w:color="000000"/>
               <w:left w:val="single" w:sz="6" w:space="0" w:color="000000"/>
@@ -2293,10 +2609,10 @@
             </w:tcBorders>
             <w:vAlign w:val="center"/>
             <w:tcMar>
-              <w:top w:w="24" w:type="dxa"/>
-              <w:left w:w="46" w:type="dxa"/>
-              <w:bottom w:w="24" w:type="dxa"/>
-              <w:right w:w="46" w:type="dxa"/>
+              <w:top w:w="20" w:type="dxa"/>
+              <w:left w:w="40" w:type="dxa"/>
+              <w:bottom w:w="20" w:type="dxa"/>
+              <w:right w:w="40" w:type="dxa"/>
             </w:tcMar>
           </w:tcPr>
           <w:p>
@@ -2318,7 +2634,7 @@
         </w:tc>
         <w:tc>
           <w:tcPr>
-            <w:tcW w:type="dxa" w:w="2500"/>
+            <w:tcW w:type="dxa" w:w="1900"/>
             <w:tcBorders>
               <w:top w:val="single" w:sz="6" w:space="0" w:color="000000"/>
               <w:left w:val="single" w:sz="6" w:space="0" w:color="000000"/>
@@ -2327,10 +2643,10 @@
             </w:tcBorders>
             <w:vAlign w:val="center"/>
             <w:tcMar>
-              <w:top w:w="24" w:type="dxa"/>
-              <w:left w:w="46" w:type="dxa"/>
-              <w:bottom w:w="24" w:type="dxa"/>
-              <w:right w:w="46" w:type="dxa"/>
+              <w:top w:w="20" w:type="dxa"/>
+              <w:left w:w="40" w:type="dxa"/>
+              <w:bottom w:w="20" w:type="dxa"/>
+              <w:right w:w="40" w:type="dxa"/>
             </w:tcMar>
           </w:tcPr>
           <w:p>
@@ -2342,7 +2658,7 @@
         </w:tc>
         <w:tc>
           <w:tcPr>
-            <w:tcW w:type="dxa" w:w="2500"/>
+            <w:tcW w:type="dxa" w:w="1450"/>
             <w:tcBorders>
               <w:top w:val="single" w:sz="6" w:space="0" w:color="000000"/>
               <w:left w:val="single" w:sz="6" w:space="0" w:color="000000"/>
@@ -2351,58 +2667,10 @@
             </w:tcBorders>
             <w:vAlign w:val="center"/>
             <w:tcMar>
-              <w:top w:w="24" w:type="dxa"/>
-              <w:left w:w="46" w:type="dxa"/>
-              <w:bottom w:w="24" w:type="dxa"/>
-              <w:right w:w="46" w:type="dxa"/>
-            </w:tcMar>
-          </w:tcPr>
-          <w:p>
-            <w:pPr>
-              <w:spacing w:before="0" w:after="0" w:lineRule="exact" w:line="220"/>
-              <w:jc w:val="left"/>
-            </w:pPr>
-          </w:p>
-        </w:tc>
-        <w:tc>
-          <w:tcPr>
-            <w:tcW w:type="dxa" w:w="700"/>
-            <w:tcBorders>
-              <w:top w:val="single" w:sz="6" w:space="0" w:color="000000"/>
-              <w:left w:val="single" w:sz="6" w:space="0" w:color="000000"/>
-              <w:bottom w:val="single" w:sz="6" w:space="0" w:color="000000"/>
-              <w:right w:val="single" w:sz="6" w:space="0" w:color="000000"/>
-            </w:tcBorders>
-            <w:vAlign w:val="center"/>
-            <w:tcMar>
-              <w:top w:w="24" w:type="dxa"/>
-              <w:left w:w="46" w:type="dxa"/>
-              <w:bottom w:w="24" w:type="dxa"/>
-              <w:right w:w="46" w:type="dxa"/>
-            </w:tcMar>
-          </w:tcPr>
-          <w:p>
-            <w:pPr>
-              <w:spacing w:before="0" w:after="0" w:lineRule="exact" w:line="240"/>
-              <w:jc w:val="center"/>
-            </w:pPr>
-          </w:p>
-        </w:tc>
-        <w:tc>
-          <w:tcPr>
-            <w:tcW w:type="dxa" w:w="2200"/>
-            <w:tcBorders>
-              <w:top w:val="single" w:sz="6" w:space="0" w:color="000000"/>
-              <w:left w:val="single" w:sz="6" w:space="0" w:color="000000"/>
-              <w:bottom w:val="single" w:sz="6" w:space="0" w:color="000000"/>
-              <w:right w:val="single" w:sz="6" w:space="0" w:color="000000"/>
-            </w:tcBorders>
-            <w:vAlign w:val="center"/>
-            <w:tcMar>
-              <w:top w:w="24" w:type="dxa"/>
-              <w:left w:w="46" w:type="dxa"/>
-              <w:bottom w:w="24" w:type="dxa"/>
-              <w:right w:w="46" w:type="dxa"/>
+              <w:top w:w="20" w:type="dxa"/>
+              <w:left w:w="40" w:type="dxa"/>
+              <w:bottom w:w="20" w:type="dxa"/>
+              <w:right w:w="40" w:type="dxa"/>
             </w:tcMar>
             <w:shd w:val="clear" w:color="auto" w:fill="F7F7F7"/>
           </w:tcPr>
@@ -2425,7 +2693,7 @@
         </w:tc>
         <w:tc>
           <w:tcPr>
-            <w:tcW w:type="dxa" w:w="1700"/>
+            <w:tcW w:type="dxa" w:w="550"/>
             <w:tcBorders>
               <w:top w:val="single" w:sz="6" w:space="0" w:color="000000"/>
               <w:left w:val="single" w:sz="6" w:space="0" w:color="000000"/>
@@ -2434,10 +2702,106 @@
             </w:tcBorders>
             <w:vAlign w:val="center"/>
             <w:tcMar>
-              <w:top w:w="24" w:type="dxa"/>
-              <w:left w:w="46" w:type="dxa"/>
-              <w:bottom w:w="24" w:type="dxa"/>
-              <w:right w:w="46" w:type="dxa"/>
+              <w:top w:w="20" w:type="dxa"/>
+              <w:left w:w="40" w:type="dxa"/>
+              <w:bottom w:w="20" w:type="dxa"/>
+              <w:right w:w="40" w:type="dxa"/>
+            </w:tcMar>
+          </w:tcPr>
+          <w:p>
+            <w:pPr>
+              <w:spacing w:before="0" w:after="0" w:lineRule="exact" w:line="220"/>
+              <w:jc w:val="center"/>
+            </w:pPr>
+          </w:p>
+        </w:tc>
+        <w:tc>
+          <w:tcPr>
+            <w:tcW w:type="dxa" w:w="1600"/>
+            <w:tcBorders>
+              <w:top w:val="single" w:sz="6" w:space="0" w:color="000000"/>
+              <w:left w:val="single" w:sz="6" w:space="0" w:color="000000"/>
+              <w:bottom w:val="single" w:sz="6" w:space="0" w:color="000000"/>
+              <w:right w:val="single" w:sz="6" w:space="0" w:color="000000"/>
+            </w:tcBorders>
+            <w:vAlign w:val="center"/>
+            <w:tcMar>
+              <w:top w:w="20" w:type="dxa"/>
+              <w:left w:w="40" w:type="dxa"/>
+              <w:bottom w:w="20" w:type="dxa"/>
+              <w:right w:w="40" w:type="dxa"/>
+            </w:tcMar>
+          </w:tcPr>
+          <w:p>
+            <w:pPr>
+              <w:spacing w:before="0" w:after="0" w:lineRule="exact" w:line="220"/>
+              <w:jc w:val="center"/>
+            </w:pPr>
+          </w:p>
+        </w:tc>
+        <w:tc>
+          <w:tcPr>
+            <w:tcW w:type="dxa" w:w="1550"/>
+            <w:tcBorders>
+              <w:top w:val="single" w:sz="6" w:space="0" w:color="000000"/>
+              <w:left w:val="single" w:sz="6" w:space="0" w:color="000000"/>
+              <w:bottom w:val="single" w:sz="6" w:space="0" w:color="000000"/>
+              <w:right w:val="single" w:sz="6" w:space="0" w:color="000000"/>
+            </w:tcBorders>
+            <w:vAlign w:val="center"/>
+            <w:tcMar>
+              <w:top w:w="20" w:type="dxa"/>
+              <w:left w:w="40" w:type="dxa"/>
+              <w:bottom w:w="20" w:type="dxa"/>
+              <w:right w:w="40" w:type="dxa"/>
+            </w:tcMar>
+          </w:tcPr>
+          <w:p>
+            <w:pPr>
+              <w:spacing w:before="0" w:after="0" w:lineRule="exact" w:line="220"/>
+              <w:jc w:val="center"/>
+            </w:pPr>
+          </w:p>
+        </w:tc>
+        <w:tc>
+          <w:tcPr>
+            <w:tcW w:type="dxa" w:w="1300"/>
+            <w:tcBorders>
+              <w:top w:val="single" w:sz="6" w:space="0" w:color="000000"/>
+              <w:left w:val="single" w:sz="6" w:space="0" w:color="000000"/>
+              <w:bottom w:val="single" w:sz="6" w:space="0" w:color="000000"/>
+              <w:right w:val="single" w:sz="6" w:space="0" w:color="000000"/>
+            </w:tcBorders>
+            <w:vAlign w:val="center"/>
+            <w:tcMar>
+              <w:top w:w="20" w:type="dxa"/>
+              <w:left w:w="40" w:type="dxa"/>
+              <w:bottom w:w="20" w:type="dxa"/>
+              <w:right w:w="40" w:type="dxa"/>
+            </w:tcMar>
+          </w:tcPr>
+          <w:p>
+            <w:pPr>
+              <w:spacing w:before="0" w:after="0" w:lineRule="exact" w:line="220"/>
+              <w:jc w:val="center"/>
+            </w:pPr>
+          </w:p>
+        </w:tc>
+        <w:tc>
+          <w:tcPr>
+            <w:tcW w:type="dxa" w:w="1400"/>
+            <w:tcBorders>
+              <w:top w:val="single" w:sz="6" w:space="0" w:color="000000"/>
+              <w:left w:val="single" w:sz="6" w:space="0" w:color="000000"/>
+              <w:bottom w:val="single" w:sz="6" w:space="0" w:color="000000"/>
+              <w:right w:val="single" w:sz="6" w:space="0" w:color="000000"/>
+            </w:tcBorders>
+            <w:vAlign w:val="center"/>
+            <w:tcMar>
+              <w:top w:w="20" w:type="dxa"/>
+              <w:left w:w="40" w:type="dxa"/>
+              <w:bottom w:w="20" w:type="dxa"/>
+              <w:right w:w="40" w:type="dxa"/>
             </w:tcMar>
           </w:tcPr>
           <w:p>
@@ -2451,11 +2815,11 @@
       <w:tr>
         <w:trPr>
           <w:cantSplit/>
-          <w:trHeight w:val="442" w:hRule="atLeast"/>
+          <w:trHeight w:val="481" w:hRule="atLeast"/>
         </w:trPr>
         <w:tc>
           <w:tcPr>
-            <w:tcW w:type="dxa" w:w="500"/>
+            <w:tcW w:type="dxa" w:w="450"/>
             <w:tcBorders>
               <w:top w:val="single" w:sz="6" w:space="0" w:color="000000"/>
               <w:left w:val="single" w:sz="6" w:space="0" w:color="000000"/>
@@ -2464,10 +2828,10 @@
             </w:tcBorders>
             <w:vAlign w:val="center"/>
             <w:tcMar>
-              <w:top w:w="24" w:type="dxa"/>
-              <w:left w:w="46" w:type="dxa"/>
-              <w:bottom w:w="24" w:type="dxa"/>
-              <w:right w:w="46" w:type="dxa"/>
+              <w:top w:w="20" w:type="dxa"/>
+              <w:left w:w="40" w:type="dxa"/>
+              <w:bottom w:w="20" w:type="dxa"/>
+              <w:right w:w="40" w:type="dxa"/>
             </w:tcMar>
           </w:tcPr>
           <w:p>
@@ -2489,7 +2853,7 @@
         </w:tc>
         <w:tc>
           <w:tcPr>
-            <w:tcW w:type="dxa" w:w="2500"/>
+            <w:tcW w:type="dxa" w:w="1900"/>
             <w:tcBorders>
               <w:top w:val="single" w:sz="6" w:space="0" w:color="000000"/>
               <w:left w:val="single" w:sz="6" w:space="0" w:color="000000"/>
@@ -2498,10 +2862,10 @@
             </w:tcBorders>
             <w:vAlign w:val="center"/>
             <w:tcMar>
-              <w:top w:w="24" w:type="dxa"/>
-              <w:left w:w="46" w:type="dxa"/>
-              <w:bottom w:w="24" w:type="dxa"/>
-              <w:right w:w="46" w:type="dxa"/>
+              <w:top w:w="20" w:type="dxa"/>
+              <w:left w:w="40" w:type="dxa"/>
+              <w:bottom w:w="20" w:type="dxa"/>
+              <w:right w:w="40" w:type="dxa"/>
             </w:tcMar>
           </w:tcPr>
           <w:p>
@@ -2513,7 +2877,7 @@
         </w:tc>
         <w:tc>
           <w:tcPr>
-            <w:tcW w:type="dxa" w:w="2500"/>
+            <w:tcW w:type="dxa" w:w="1450"/>
             <w:tcBorders>
               <w:top w:val="single" w:sz="6" w:space="0" w:color="000000"/>
               <w:left w:val="single" w:sz="6" w:space="0" w:color="000000"/>
@@ -2522,58 +2886,10 @@
             </w:tcBorders>
             <w:vAlign w:val="center"/>
             <w:tcMar>
-              <w:top w:w="24" w:type="dxa"/>
-              <w:left w:w="46" w:type="dxa"/>
-              <w:bottom w:w="24" w:type="dxa"/>
-              <w:right w:w="46" w:type="dxa"/>
-            </w:tcMar>
-          </w:tcPr>
-          <w:p>
-            <w:pPr>
-              <w:spacing w:before="0" w:after="0" w:lineRule="exact" w:line="220"/>
-              <w:jc w:val="left"/>
-            </w:pPr>
-          </w:p>
-        </w:tc>
-        <w:tc>
-          <w:tcPr>
-            <w:tcW w:type="dxa" w:w="700"/>
-            <w:tcBorders>
-              <w:top w:val="single" w:sz="6" w:space="0" w:color="000000"/>
-              <w:left w:val="single" w:sz="6" w:space="0" w:color="000000"/>
-              <w:bottom w:val="single" w:sz="6" w:space="0" w:color="000000"/>
-              <w:right w:val="single" w:sz="6" w:space="0" w:color="000000"/>
-            </w:tcBorders>
-            <w:vAlign w:val="center"/>
-            <w:tcMar>
-              <w:top w:w="24" w:type="dxa"/>
-              <w:left w:w="46" w:type="dxa"/>
-              <w:bottom w:w="24" w:type="dxa"/>
-              <w:right w:w="46" w:type="dxa"/>
-            </w:tcMar>
-          </w:tcPr>
-          <w:p>
-            <w:pPr>
-              <w:spacing w:before="0" w:after="0" w:lineRule="exact" w:line="240"/>
-              <w:jc w:val="center"/>
-            </w:pPr>
-          </w:p>
-        </w:tc>
-        <w:tc>
-          <w:tcPr>
-            <w:tcW w:type="dxa" w:w="2200"/>
-            <w:tcBorders>
-              <w:top w:val="single" w:sz="6" w:space="0" w:color="000000"/>
-              <w:left w:val="single" w:sz="6" w:space="0" w:color="000000"/>
-              <w:bottom w:val="single" w:sz="6" w:space="0" w:color="000000"/>
-              <w:right w:val="single" w:sz="6" w:space="0" w:color="000000"/>
-            </w:tcBorders>
-            <w:vAlign w:val="center"/>
-            <w:tcMar>
-              <w:top w:w="24" w:type="dxa"/>
-              <w:left w:w="46" w:type="dxa"/>
-              <w:bottom w:w="24" w:type="dxa"/>
-              <w:right w:w="46" w:type="dxa"/>
+              <w:top w:w="20" w:type="dxa"/>
+              <w:left w:w="40" w:type="dxa"/>
+              <w:bottom w:w="20" w:type="dxa"/>
+              <w:right w:w="40" w:type="dxa"/>
             </w:tcMar>
             <w:shd w:val="clear" w:color="auto" w:fill="F7F7F7"/>
           </w:tcPr>
@@ -2596,7 +2912,7 @@
         </w:tc>
         <w:tc>
           <w:tcPr>
-            <w:tcW w:type="dxa" w:w="1700"/>
+            <w:tcW w:type="dxa" w:w="550"/>
             <w:tcBorders>
               <w:top w:val="single" w:sz="6" w:space="0" w:color="000000"/>
               <w:left w:val="single" w:sz="6" w:space="0" w:color="000000"/>
@@ -2605,10 +2921,106 @@
             </w:tcBorders>
             <w:vAlign w:val="center"/>
             <w:tcMar>
-              <w:top w:w="24" w:type="dxa"/>
-              <w:left w:w="46" w:type="dxa"/>
-              <w:bottom w:w="24" w:type="dxa"/>
-              <w:right w:w="46" w:type="dxa"/>
+              <w:top w:w="20" w:type="dxa"/>
+              <w:left w:w="40" w:type="dxa"/>
+              <w:bottom w:w="20" w:type="dxa"/>
+              <w:right w:w="40" w:type="dxa"/>
+            </w:tcMar>
+          </w:tcPr>
+          <w:p>
+            <w:pPr>
+              <w:spacing w:before="0" w:after="0" w:lineRule="exact" w:line="220"/>
+              <w:jc w:val="center"/>
+            </w:pPr>
+          </w:p>
+        </w:tc>
+        <w:tc>
+          <w:tcPr>
+            <w:tcW w:type="dxa" w:w="1600"/>
+            <w:tcBorders>
+              <w:top w:val="single" w:sz="6" w:space="0" w:color="000000"/>
+              <w:left w:val="single" w:sz="6" w:space="0" w:color="000000"/>
+              <w:bottom w:val="single" w:sz="6" w:space="0" w:color="000000"/>
+              <w:right w:val="single" w:sz="6" w:space="0" w:color="000000"/>
+            </w:tcBorders>
+            <w:vAlign w:val="center"/>
+            <w:tcMar>
+              <w:top w:w="20" w:type="dxa"/>
+              <w:left w:w="40" w:type="dxa"/>
+              <w:bottom w:w="20" w:type="dxa"/>
+              <w:right w:w="40" w:type="dxa"/>
+            </w:tcMar>
+          </w:tcPr>
+          <w:p>
+            <w:pPr>
+              <w:spacing w:before="0" w:after="0" w:lineRule="exact" w:line="220"/>
+              <w:jc w:val="center"/>
+            </w:pPr>
+          </w:p>
+        </w:tc>
+        <w:tc>
+          <w:tcPr>
+            <w:tcW w:type="dxa" w:w="1550"/>
+            <w:tcBorders>
+              <w:top w:val="single" w:sz="6" w:space="0" w:color="000000"/>
+              <w:left w:val="single" w:sz="6" w:space="0" w:color="000000"/>
+              <w:bottom w:val="single" w:sz="6" w:space="0" w:color="000000"/>
+              <w:right w:val="single" w:sz="6" w:space="0" w:color="000000"/>
+            </w:tcBorders>
+            <w:vAlign w:val="center"/>
+            <w:tcMar>
+              <w:top w:w="20" w:type="dxa"/>
+              <w:left w:w="40" w:type="dxa"/>
+              <w:bottom w:w="20" w:type="dxa"/>
+              <w:right w:w="40" w:type="dxa"/>
+            </w:tcMar>
+          </w:tcPr>
+          <w:p>
+            <w:pPr>
+              <w:spacing w:before="0" w:after="0" w:lineRule="exact" w:line="220"/>
+              <w:jc w:val="center"/>
+            </w:pPr>
+          </w:p>
+        </w:tc>
+        <w:tc>
+          <w:tcPr>
+            <w:tcW w:type="dxa" w:w="1300"/>
+            <w:tcBorders>
+              <w:top w:val="single" w:sz="6" w:space="0" w:color="000000"/>
+              <w:left w:val="single" w:sz="6" w:space="0" w:color="000000"/>
+              <w:bottom w:val="single" w:sz="6" w:space="0" w:color="000000"/>
+              <w:right w:val="single" w:sz="6" w:space="0" w:color="000000"/>
+            </w:tcBorders>
+            <w:vAlign w:val="center"/>
+            <w:tcMar>
+              <w:top w:w="20" w:type="dxa"/>
+              <w:left w:w="40" w:type="dxa"/>
+              <w:bottom w:w="20" w:type="dxa"/>
+              <w:right w:w="40" w:type="dxa"/>
+            </w:tcMar>
+          </w:tcPr>
+          <w:p>
+            <w:pPr>
+              <w:spacing w:before="0" w:after="0" w:lineRule="exact" w:line="220"/>
+              <w:jc w:val="center"/>
+            </w:pPr>
+          </w:p>
+        </w:tc>
+        <w:tc>
+          <w:tcPr>
+            <w:tcW w:type="dxa" w:w="1400"/>
+            <w:tcBorders>
+              <w:top w:val="single" w:sz="6" w:space="0" w:color="000000"/>
+              <w:left w:val="single" w:sz="6" w:space="0" w:color="000000"/>
+              <w:bottom w:val="single" w:sz="6" w:space="0" w:color="000000"/>
+              <w:right w:val="single" w:sz="6" w:space="0" w:color="000000"/>
+            </w:tcBorders>
+            <w:vAlign w:val="center"/>
+            <w:tcMar>
+              <w:top w:w="20" w:type="dxa"/>
+              <w:left w:w="40" w:type="dxa"/>
+              <w:bottom w:w="20" w:type="dxa"/>
+              <w:right w:w="40" w:type="dxa"/>
             </w:tcMar>
           </w:tcPr>
           <w:p>
@@ -2622,11 +3034,11 @@
       <w:tr>
         <w:trPr>
           <w:cantSplit/>
-          <w:trHeight w:val="442" w:hRule="atLeast"/>
+          <w:trHeight w:val="481" w:hRule="atLeast"/>
         </w:trPr>
         <w:tc>
           <w:tcPr>
-            <w:tcW w:type="dxa" w:w="500"/>
+            <w:tcW w:type="dxa" w:w="450"/>
             <w:tcBorders>
               <w:top w:val="single" w:sz="6" w:space="0" w:color="000000"/>
               <w:left w:val="single" w:sz="6" w:space="0" w:color="000000"/>
@@ -2635,10 +3047,10 @@
             </w:tcBorders>
             <w:vAlign w:val="center"/>
             <w:tcMar>
-              <w:top w:w="24" w:type="dxa"/>
-              <w:left w:w="46" w:type="dxa"/>
-              <w:bottom w:w="24" w:type="dxa"/>
-              <w:right w:w="46" w:type="dxa"/>
+              <w:top w:w="20" w:type="dxa"/>
+              <w:left w:w="40" w:type="dxa"/>
+              <w:bottom w:w="20" w:type="dxa"/>
+              <w:right w:w="40" w:type="dxa"/>
             </w:tcMar>
           </w:tcPr>
           <w:p>
@@ -2660,7 +3072,7 @@
         </w:tc>
         <w:tc>
           <w:tcPr>
-            <w:tcW w:type="dxa" w:w="2500"/>
+            <w:tcW w:type="dxa" w:w="1900"/>
             <w:tcBorders>
               <w:top w:val="single" w:sz="6" w:space="0" w:color="000000"/>
               <w:left w:val="single" w:sz="6" w:space="0" w:color="000000"/>
@@ -2669,10 +3081,10 @@
             </w:tcBorders>
             <w:vAlign w:val="center"/>
             <w:tcMar>
-              <w:top w:w="24" w:type="dxa"/>
-              <w:left w:w="46" w:type="dxa"/>
-              <w:bottom w:w="24" w:type="dxa"/>
-              <w:right w:w="46" w:type="dxa"/>
+              <w:top w:w="20" w:type="dxa"/>
+              <w:left w:w="40" w:type="dxa"/>
+              <w:bottom w:w="20" w:type="dxa"/>
+              <w:right w:w="40" w:type="dxa"/>
             </w:tcMar>
           </w:tcPr>
           <w:p>
@@ -2684,7 +3096,7 @@
         </w:tc>
         <w:tc>
           <w:tcPr>
-            <w:tcW w:type="dxa" w:w="2500"/>
+            <w:tcW w:type="dxa" w:w="1450"/>
             <w:tcBorders>
               <w:top w:val="single" w:sz="6" w:space="0" w:color="000000"/>
               <w:left w:val="single" w:sz="6" w:space="0" w:color="000000"/>
@@ -2693,58 +3105,10 @@
             </w:tcBorders>
             <w:vAlign w:val="center"/>
             <w:tcMar>
-              <w:top w:w="24" w:type="dxa"/>
-              <w:left w:w="46" w:type="dxa"/>
-              <w:bottom w:w="24" w:type="dxa"/>
-              <w:right w:w="46" w:type="dxa"/>
-            </w:tcMar>
-          </w:tcPr>
-          <w:p>
-            <w:pPr>
-              <w:spacing w:before="0" w:after="0" w:lineRule="exact" w:line="220"/>
-              <w:jc w:val="left"/>
-            </w:pPr>
-          </w:p>
-        </w:tc>
-        <w:tc>
-          <w:tcPr>
-            <w:tcW w:type="dxa" w:w="700"/>
-            <w:tcBorders>
-              <w:top w:val="single" w:sz="6" w:space="0" w:color="000000"/>
-              <w:left w:val="single" w:sz="6" w:space="0" w:color="000000"/>
-              <w:bottom w:val="single" w:sz="6" w:space="0" w:color="000000"/>
-              <w:right w:val="single" w:sz="6" w:space="0" w:color="000000"/>
-            </w:tcBorders>
-            <w:vAlign w:val="center"/>
-            <w:tcMar>
-              <w:top w:w="24" w:type="dxa"/>
-              <w:left w:w="46" w:type="dxa"/>
-              <w:bottom w:w="24" w:type="dxa"/>
-              <w:right w:w="46" w:type="dxa"/>
-            </w:tcMar>
-          </w:tcPr>
-          <w:p>
-            <w:pPr>
-              <w:spacing w:before="0" w:after="0" w:lineRule="exact" w:line="240"/>
-              <w:jc w:val="center"/>
-            </w:pPr>
-          </w:p>
-        </w:tc>
-        <w:tc>
-          <w:tcPr>
-            <w:tcW w:type="dxa" w:w="2200"/>
-            <w:tcBorders>
-              <w:top w:val="single" w:sz="6" w:space="0" w:color="000000"/>
-              <w:left w:val="single" w:sz="6" w:space="0" w:color="000000"/>
-              <w:bottom w:val="single" w:sz="6" w:space="0" w:color="000000"/>
-              <w:right w:val="single" w:sz="6" w:space="0" w:color="000000"/>
-            </w:tcBorders>
-            <w:vAlign w:val="center"/>
-            <w:tcMar>
-              <w:top w:w="24" w:type="dxa"/>
-              <w:left w:w="46" w:type="dxa"/>
-              <w:bottom w:w="24" w:type="dxa"/>
-              <w:right w:w="46" w:type="dxa"/>
+              <w:top w:w="20" w:type="dxa"/>
+              <w:left w:w="40" w:type="dxa"/>
+              <w:bottom w:w="20" w:type="dxa"/>
+              <w:right w:w="40" w:type="dxa"/>
             </w:tcMar>
             <w:shd w:val="clear" w:color="auto" w:fill="F7F7F7"/>
           </w:tcPr>
@@ -2767,7 +3131,7 @@
         </w:tc>
         <w:tc>
           <w:tcPr>
-            <w:tcW w:type="dxa" w:w="1700"/>
+            <w:tcW w:type="dxa" w:w="550"/>
             <w:tcBorders>
               <w:top w:val="single" w:sz="6" w:space="0" w:color="000000"/>
               <w:left w:val="single" w:sz="6" w:space="0" w:color="000000"/>
@@ -2776,10 +3140,106 @@
             </w:tcBorders>
             <w:vAlign w:val="center"/>
             <w:tcMar>
-              <w:top w:w="24" w:type="dxa"/>
-              <w:left w:w="46" w:type="dxa"/>
-              <w:bottom w:w="24" w:type="dxa"/>
-              <w:right w:w="46" w:type="dxa"/>
+              <w:top w:w="20" w:type="dxa"/>
+              <w:left w:w="40" w:type="dxa"/>
+              <w:bottom w:w="20" w:type="dxa"/>
+              <w:right w:w="40" w:type="dxa"/>
+            </w:tcMar>
+          </w:tcPr>
+          <w:p>
+            <w:pPr>
+              <w:spacing w:before="0" w:after="0" w:lineRule="exact" w:line="220"/>
+              <w:jc w:val="center"/>
+            </w:pPr>
+          </w:p>
+        </w:tc>
+        <w:tc>
+          <w:tcPr>
+            <w:tcW w:type="dxa" w:w="1600"/>
+            <w:tcBorders>
+              <w:top w:val="single" w:sz="6" w:space="0" w:color="000000"/>
+              <w:left w:val="single" w:sz="6" w:space="0" w:color="000000"/>
+              <w:bottom w:val="single" w:sz="6" w:space="0" w:color="000000"/>
+              <w:right w:val="single" w:sz="6" w:space="0" w:color="000000"/>
+            </w:tcBorders>
+            <w:vAlign w:val="center"/>
+            <w:tcMar>
+              <w:top w:w="20" w:type="dxa"/>
+              <w:left w:w="40" w:type="dxa"/>
+              <w:bottom w:w="20" w:type="dxa"/>
+              <w:right w:w="40" w:type="dxa"/>
+            </w:tcMar>
+          </w:tcPr>
+          <w:p>
+            <w:pPr>
+              <w:spacing w:before="0" w:after="0" w:lineRule="exact" w:line="220"/>
+              <w:jc w:val="center"/>
+            </w:pPr>
+          </w:p>
+        </w:tc>
+        <w:tc>
+          <w:tcPr>
+            <w:tcW w:type="dxa" w:w="1550"/>
+            <w:tcBorders>
+              <w:top w:val="single" w:sz="6" w:space="0" w:color="000000"/>
+              <w:left w:val="single" w:sz="6" w:space="0" w:color="000000"/>
+              <w:bottom w:val="single" w:sz="6" w:space="0" w:color="000000"/>
+              <w:right w:val="single" w:sz="6" w:space="0" w:color="000000"/>
+            </w:tcBorders>
+            <w:vAlign w:val="center"/>
+            <w:tcMar>
+              <w:top w:w="20" w:type="dxa"/>
+              <w:left w:w="40" w:type="dxa"/>
+              <w:bottom w:w="20" w:type="dxa"/>
+              <w:right w:w="40" w:type="dxa"/>
+            </w:tcMar>
+          </w:tcPr>
+          <w:p>
+            <w:pPr>
+              <w:spacing w:before="0" w:after="0" w:lineRule="exact" w:line="220"/>
+              <w:jc w:val="center"/>
+            </w:pPr>
+          </w:p>
+        </w:tc>
+        <w:tc>
+          <w:tcPr>
+            <w:tcW w:type="dxa" w:w="1300"/>
+            <w:tcBorders>
+              <w:top w:val="single" w:sz="6" w:space="0" w:color="000000"/>
+              <w:left w:val="single" w:sz="6" w:space="0" w:color="000000"/>
+              <w:bottom w:val="single" w:sz="6" w:space="0" w:color="000000"/>
+              <w:right w:val="single" w:sz="6" w:space="0" w:color="000000"/>
+            </w:tcBorders>
+            <w:vAlign w:val="center"/>
+            <w:tcMar>
+              <w:top w:w="20" w:type="dxa"/>
+              <w:left w:w="40" w:type="dxa"/>
+              <w:bottom w:w="20" w:type="dxa"/>
+              <w:right w:w="40" w:type="dxa"/>
+            </w:tcMar>
+          </w:tcPr>
+          <w:p>
+            <w:pPr>
+              <w:spacing w:before="0" w:after="0" w:lineRule="exact" w:line="220"/>
+              <w:jc w:val="center"/>
+            </w:pPr>
+          </w:p>
+        </w:tc>
+        <w:tc>
+          <w:tcPr>
+            <w:tcW w:type="dxa" w:w="1400"/>
+            <w:tcBorders>
+              <w:top w:val="single" w:sz="6" w:space="0" w:color="000000"/>
+              <w:left w:val="single" w:sz="6" w:space="0" w:color="000000"/>
+              <w:bottom w:val="single" w:sz="6" w:space="0" w:color="000000"/>
+              <w:right w:val="single" w:sz="6" w:space="0" w:color="000000"/>
+            </w:tcBorders>
+            <w:vAlign w:val="center"/>
+            <w:tcMar>
+              <w:top w:w="20" w:type="dxa"/>
+              <w:left w:w="40" w:type="dxa"/>
+              <w:bottom w:w="20" w:type="dxa"/>
+              <w:right w:w="40" w:type="dxa"/>
             </w:tcMar>
           </w:tcPr>
           <w:p>
@@ -2793,11 +3253,11 @@
       <w:tr>
         <w:trPr>
           <w:cantSplit/>
-          <w:trHeight w:val="442" w:hRule="atLeast"/>
+          <w:trHeight w:val="481" w:hRule="atLeast"/>
         </w:trPr>
         <w:tc>
           <w:tcPr>
-            <w:tcW w:type="dxa" w:w="500"/>
+            <w:tcW w:type="dxa" w:w="450"/>
             <w:tcBorders>
               <w:top w:val="single" w:sz="6" w:space="0" w:color="000000"/>
               <w:left w:val="single" w:sz="6" w:space="0" w:color="000000"/>
@@ -2806,10 +3266,10 @@
             </w:tcBorders>
             <w:vAlign w:val="center"/>
             <w:tcMar>
-              <w:top w:w="24" w:type="dxa"/>
-              <w:left w:w="46" w:type="dxa"/>
-              <w:bottom w:w="24" w:type="dxa"/>
-              <w:right w:w="46" w:type="dxa"/>
+              <w:top w:w="20" w:type="dxa"/>
+              <w:left w:w="40" w:type="dxa"/>
+              <w:bottom w:w="20" w:type="dxa"/>
+              <w:right w:w="40" w:type="dxa"/>
             </w:tcMar>
           </w:tcPr>
           <w:p>
@@ -2831,7 +3291,7 @@
         </w:tc>
         <w:tc>
           <w:tcPr>
-            <w:tcW w:type="dxa" w:w="2500"/>
+            <w:tcW w:type="dxa" w:w="1900"/>
             <w:tcBorders>
               <w:top w:val="single" w:sz="6" w:space="0" w:color="000000"/>
               <w:left w:val="single" w:sz="6" w:space="0" w:color="000000"/>
@@ -2840,10 +3300,10 @@
             </w:tcBorders>
             <w:vAlign w:val="center"/>
             <w:tcMar>
-              <w:top w:w="24" w:type="dxa"/>
-              <w:left w:w="46" w:type="dxa"/>
-              <w:bottom w:w="24" w:type="dxa"/>
-              <w:right w:w="46" w:type="dxa"/>
+              <w:top w:w="20" w:type="dxa"/>
+              <w:left w:w="40" w:type="dxa"/>
+              <w:bottom w:w="20" w:type="dxa"/>
+              <w:right w:w="40" w:type="dxa"/>
             </w:tcMar>
           </w:tcPr>
           <w:p>
@@ -2855,7 +3315,7 @@
         </w:tc>
         <w:tc>
           <w:tcPr>
-            <w:tcW w:type="dxa" w:w="2500"/>
+            <w:tcW w:type="dxa" w:w="1450"/>
             <w:tcBorders>
               <w:top w:val="single" w:sz="6" w:space="0" w:color="000000"/>
               <w:left w:val="single" w:sz="6" w:space="0" w:color="000000"/>
@@ -2864,58 +3324,10 @@
             </w:tcBorders>
             <w:vAlign w:val="center"/>
             <w:tcMar>
-              <w:top w:w="24" w:type="dxa"/>
-              <w:left w:w="46" w:type="dxa"/>
-              <w:bottom w:w="24" w:type="dxa"/>
-              <w:right w:w="46" w:type="dxa"/>
-            </w:tcMar>
-          </w:tcPr>
-          <w:p>
-            <w:pPr>
-              <w:spacing w:before="0" w:after="0" w:lineRule="exact" w:line="220"/>
-              <w:jc w:val="left"/>
-            </w:pPr>
-          </w:p>
-        </w:tc>
-        <w:tc>
-          <w:tcPr>
-            <w:tcW w:type="dxa" w:w="700"/>
-            <w:tcBorders>
-              <w:top w:val="single" w:sz="6" w:space="0" w:color="000000"/>
-              <w:left w:val="single" w:sz="6" w:space="0" w:color="000000"/>
-              <w:bottom w:val="single" w:sz="6" w:space="0" w:color="000000"/>
-              <w:right w:val="single" w:sz="6" w:space="0" w:color="000000"/>
-            </w:tcBorders>
-            <w:vAlign w:val="center"/>
-            <w:tcMar>
-              <w:top w:w="24" w:type="dxa"/>
-              <w:left w:w="46" w:type="dxa"/>
-              <w:bottom w:w="24" w:type="dxa"/>
-              <w:right w:w="46" w:type="dxa"/>
-            </w:tcMar>
-          </w:tcPr>
-          <w:p>
-            <w:pPr>
-              <w:spacing w:before="0" w:after="0" w:lineRule="exact" w:line="240"/>
-              <w:jc w:val="center"/>
-            </w:pPr>
-          </w:p>
-        </w:tc>
-        <w:tc>
-          <w:tcPr>
-            <w:tcW w:type="dxa" w:w="2200"/>
-            <w:tcBorders>
-              <w:top w:val="single" w:sz="6" w:space="0" w:color="000000"/>
-              <w:left w:val="single" w:sz="6" w:space="0" w:color="000000"/>
-              <w:bottom w:val="single" w:sz="6" w:space="0" w:color="000000"/>
-              <w:right w:val="single" w:sz="6" w:space="0" w:color="000000"/>
-            </w:tcBorders>
-            <w:vAlign w:val="center"/>
-            <w:tcMar>
-              <w:top w:w="24" w:type="dxa"/>
-              <w:left w:w="46" w:type="dxa"/>
-              <w:bottom w:w="24" w:type="dxa"/>
-              <w:right w:w="46" w:type="dxa"/>
+              <w:top w:w="20" w:type="dxa"/>
+              <w:left w:w="40" w:type="dxa"/>
+              <w:bottom w:w="20" w:type="dxa"/>
+              <w:right w:w="40" w:type="dxa"/>
             </w:tcMar>
             <w:shd w:val="clear" w:color="auto" w:fill="F7F7F7"/>
           </w:tcPr>
@@ -2932,13 +3344,13 @@
                 <w:color w:val="000000"/>
                 <w:sz w:val="16"/>
               </w:rPr>
-              <w:t>Child of a pre-deceased son or daughter</w:t>
+              <w:t>Child of a son or daughter who died earlier</w:t>
             </w:r>
           </w:p>
         </w:tc>
         <w:tc>
           <w:tcPr>
-            <w:tcW w:type="dxa" w:w="1700"/>
+            <w:tcW w:type="dxa" w:w="550"/>
             <w:tcBorders>
               <w:top w:val="single" w:sz="6" w:space="0" w:color="000000"/>
               <w:left w:val="single" w:sz="6" w:space="0" w:color="000000"/>
@@ -2947,10 +3359,106 @@
             </w:tcBorders>
             <w:vAlign w:val="center"/>
             <w:tcMar>
-              <w:top w:w="24" w:type="dxa"/>
-              <w:left w:w="46" w:type="dxa"/>
-              <w:bottom w:w="24" w:type="dxa"/>
-              <w:right w:w="46" w:type="dxa"/>
+              <w:top w:w="20" w:type="dxa"/>
+              <w:left w:w="40" w:type="dxa"/>
+              <w:bottom w:w="20" w:type="dxa"/>
+              <w:right w:w="40" w:type="dxa"/>
+            </w:tcMar>
+          </w:tcPr>
+          <w:p>
+            <w:pPr>
+              <w:spacing w:before="0" w:after="0" w:lineRule="exact" w:line="220"/>
+              <w:jc w:val="center"/>
+            </w:pPr>
+          </w:p>
+        </w:tc>
+        <w:tc>
+          <w:tcPr>
+            <w:tcW w:type="dxa" w:w="1600"/>
+            <w:tcBorders>
+              <w:top w:val="single" w:sz="6" w:space="0" w:color="000000"/>
+              <w:left w:val="single" w:sz="6" w:space="0" w:color="000000"/>
+              <w:bottom w:val="single" w:sz="6" w:space="0" w:color="000000"/>
+              <w:right w:val="single" w:sz="6" w:space="0" w:color="000000"/>
+            </w:tcBorders>
+            <w:vAlign w:val="center"/>
+            <w:tcMar>
+              <w:top w:w="20" w:type="dxa"/>
+              <w:left w:w="40" w:type="dxa"/>
+              <w:bottom w:w="20" w:type="dxa"/>
+              <w:right w:w="40" w:type="dxa"/>
+            </w:tcMar>
+          </w:tcPr>
+          <w:p>
+            <w:pPr>
+              <w:spacing w:before="0" w:after="0" w:lineRule="exact" w:line="220"/>
+              <w:jc w:val="center"/>
+            </w:pPr>
+          </w:p>
+        </w:tc>
+        <w:tc>
+          <w:tcPr>
+            <w:tcW w:type="dxa" w:w="1550"/>
+            <w:tcBorders>
+              <w:top w:val="single" w:sz="6" w:space="0" w:color="000000"/>
+              <w:left w:val="single" w:sz="6" w:space="0" w:color="000000"/>
+              <w:bottom w:val="single" w:sz="6" w:space="0" w:color="000000"/>
+              <w:right w:val="single" w:sz="6" w:space="0" w:color="000000"/>
+            </w:tcBorders>
+            <w:vAlign w:val="center"/>
+            <w:tcMar>
+              <w:top w:w="20" w:type="dxa"/>
+              <w:left w:w="40" w:type="dxa"/>
+              <w:bottom w:w="20" w:type="dxa"/>
+              <w:right w:w="40" w:type="dxa"/>
+            </w:tcMar>
+          </w:tcPr>
+          <w:p>
+            <w:pPr>
+              <w:spacing w:before="0" w:after="0" w:lineRule="exact" w:line="220"/>
+              <w:jc w:val="center"/>
+            </w:pPr>
+          </w:p>
+        </w:tc>
+        <w:tc>
+          <w:tcPr>
+            <w:tcW w:type="dxa" w:w="1300"/>
+            <w:tcBorders>
+              <w:top w:val="single" w:sz="6" w:space="0" w:color="000000"/>
+              <w:left w:val="single" w:sz="6" w:space="0" w:color="000000"/>
+              <w:bottom w:val="single" w:sz="6" w:space="0" w:color="000000"/>
+              <w:right w:val="single" w:sz="6" w:space="0" w:color="000000"/>
+            </w:tcBorders>
+            <w:vAlign w:val="center"/>
+            <w:tcMar>
+              <w:top w:w="20" w:type="dxa"/>
+              <w:left w:w="40" w:type="dxa"/>
+              <w:bottom w:w="20" w:type="dxa"/>
+              <w:right w:w="40" w:type="dxa"/>
+            </w:tcMar>
+          </w:tcPr>
+          <w:p>
+            <w:pPr>
+              <w:spacing w:before="0" w:after="0" w:lineRule="exact" w:line="220"/>
+              <w:jc w:val="center"/>
+            </w:pPr>
+          </w:p>
+        </w:tc>
+        <w:tc>
+          <w:tcPr>
+            <w:tcW w:type="dxa" w:w="1400"/>
+            <w:tcBorders>
+              <w:top w:val="single" w:sz="6" w:space="0" w:color="000000"/>
+              <w:left w:val="single" w:sz="6" w:space="0" w:color="000000"/>
+              <w:bottom w:val="single" w:sz="6" w:space="0" w:color="000000"/>
+              <w:right w:val="single" w:sz="6" w:space="0" w:color="000000"/>
+            </w:tcBorders>
+            <w:vAlign w:val="center"/>
+            <w:tcMar>
+              <w:top w:w="20" w:type="dxa"/>
+              <w:left w:w="40" w:type="dxa"/>
+              <w:bottom w:w="20" w:type="dxa"/>
+              <w:right w:w="40" w:type="dxa"/>
             </w:tcMar>
           </w:tcPr>
           <w:p>
@@ -2964,11 +3472,11 @@
       <w:tr>
         <w:trPr>
           <w:cantSplit/>
-          <w:trHeight w:val="442" w:hRule="atLeast"/>
+          <w:trHeight w:val="481" w:hRule="atLeast"/>
         </w:trPr>
         <w:tc>
           <w:tcPr>
-            <w:tcW w:type="dxa" w:w="500"/>
+            <w:tcW w:type="dxa" w:w="450"/>
             <w:tcBorders>
               <w:top w:val="single" w:sz="6" w:space="0" w:color="000000"/>
               <w:left w:val="single" w:sz="6" w:space="0" w:color="000000"/>
@@ -2977,10 +3485,10 @@
             </w:tcBorders>
             <w:vAlign w:val="center"/>
             <w:tcMar>
-              <w:top w:w="24" w:type="dxa"/>
-              <w:left w:w="46" w:type="dxa"/>
-              <w:bottom w:w="24" w:type="dxa"/>
-              <w:right w:w="46" w:type="dxa"/>
+              <w:top w:w="20" w:type="dxa"/>
+              <w:left w:w="40" w:type="dxa"/>
+              <w:bottom w:w="20" w:type="dxa"/>
+              <w:right w:w="40" w:type="dxa"/>
             </w:tcMar>
           </w:tcPr>
           <w:p>
@@ -3002,7 +3510,7 @@
         </w:tc>
         <w:tc>
           <w:tcPr>
-            <w:tcW w:type="dxa" w:w="2500"/>
+            <w:tcW w:type="dxa" w:w="1900"/>
             <w:tcBorders>
               <w:top w:val="single" w:sz="6" w:space="0" w:color="000000"/>
               <w:left w:val="single" w:sz="6" w:space="0" w:color="000000"/>
@@ -3011,10 +3519,10 @@
             </w:tcBorders>
             <w:vAlign w:val="center"/>
             <w:tcMar>
-              <w:top w:w="24" w:type="dxa"/>
-              <w:left w:w="46" w:type="dxa"/>
-              <w:bottom w:w="24" w:type="dxa"/>
-              <w:right w:w="46" w:type="dxa"/>
+              <w:top w:w="20" w:type="dxa"/>
+              <w:left w:w="40" w:type="dxa"/>
+              <w:bottom w:w="20" w:type="dxa"/>
+              <w:right w:w="40" w:type="dxa"/>
             </w:tcMar>
           </w:tcPr>
           <w:p>
@@ -3026,7 +3534,7 @@
         </w:tc>
         <w:tc>
           <w:tcPr>
-            <w:tcW w:type="dxa" w:w="2500"/>
+            <w:tcW w:type="dxa" w:w="1450"/>
             <w:tcBorders>
               <w:top w:val="single" w:sz="6" w:space="0" w:color="000000"/>
               <w:left w:val="single" w:sz="6" w:space="0" w:color="000000"/>
@@ -3035,58 +3543,10 @@
             </w:tcBorders>
             <w:vAlign w:val="center"/>
             <w:tcMar>
-              <w:top w:w="24" w:type="dxa"/>
-              <w:left w:w="46" w:type="dxa"/>
-              <w:bottom w:w="24" w:type="dxa"/>
-              <w:right w:w="46" w:type="dxa"/>
-            </w:tcMar>
-          </w:tcPr>
-          <w:p>
-            <w:pPr>
-              <w:spacing w:before="0" w:after="0" w:lineRule="exact" w:line="220"/>
-              <w:jc w:val="left"/>
-            </w:pPr>
-          </w:p>
-        </w:tc>
-        <w:tc>
-          <w:tcPr>
-            <w:tcW w:type="dxa" w:w="700"/>
-            <w:tcBorders>
-              <w:top w:val="single" w:sz="6" w:space="0" w:color="000000"/>
-              <w:left w:val="single" w:sz="6" w:space="0" w:color="000000"/>
-              <w:bottom w:val="single" w:sz="6" w:space="0" w:color="000000"/>
-              <w:right w:val="single" w:sz="6" w:space="0" w:color="000000"/>
-            </w:tcBorders>
-            <w:vAlign w:val="center"/>
-            <w:tcMar>
-              <w:top w:w="24" w:type="dxa"/>
-              <w:left w:w="46" w:type="dxa"/>
-              <w:bottom w:w="24" w:type="dxa"/>
-              <w:right w:w="46" w:type="dxa"/>
-            </w:tcMar>
-          </w:tcPr>
-          <w:p>
-            <w:pPr>
-              <w:spacing w:before="0" w:after="0" w:lineRule="exact" w:line="240"/>
-              <w:jc w:val="center"/>
-            </w:pPr>
-          </w:p>
-        </w:tc>
-        <w:tc>
-          <w:tcPr>
-            <w:tcW w:type="dxa" w:w="2200"/>
-            <w:tcBorders>
-              <w:top w:val="single" w:sz="6" w:space="0" w:color="000000"/>
-              <w:left w:val="single" w:sz="6" w:space="0" w:color="000000"/>
-              <w:bottom w:val="single" w:sz="6" w:space="0" w:color="000000"/>
-              <w:right w:val="single" w:sz="6" w:space="0" w:color="000000"/>
-            </w:tcBorders>
-            <w:vAlign w:val="center"/>
-            <w:tcMar>
-              <w:top w:w="24" w:type="dxa"/>
-              <w:left w:w="46" w:type="dxa"/>
-              <w:bottom w:w="24" w:type="dxa"/>
-              <w:right w:w="46" w:type="dxa"/>
+              <w:top w:w="20" w:type="dxa"/>
+              <w:left w:w="40" w:type="dxa"/>
+              <w:bottom w:w="20" w:type="dxa"/>
+              <w:right w:w="40" w:type="dxa"/>
             </w:tcMar>
             <w:shd w:val="clear" w:color="auto" w:fill="F7F7F7"/>
           </w:tcPr>
@@ -3103,13 +3563,13 @@
                 <w:color w:val="000000"/>
                 <w:sz w:val="16"/>
               </w:rPr>
-              <w:t>Widow of a pre-deceased son</w:t>
+              <w:t>Widow of a son who died earlier</w:t>
             </w:r>
           </w:p>
         </w:tc>
         <w:tc>
           <w:tcPr>
-            <w:tcW w:type="dxa" w:w="1700"/>
+            <w:tcW w:type="dxa" w:w="550"/>
             <w:tcBorders>
               <w:top w:val="single" w:sz="6" w:space="0" w:color="000000"/>
               <w:left w:val="single" w:sz="6" w:space="0" w:color="000000"/>
@@ -3118,10 +3578,106 @@
             </w:tcBorders>
             <w:vAlign w:val="center"/>
             <w:tcMar>
-              <w:top w:w="24" w:type="dxa"/>
-              <w:left w:w="46" w:type="dxa"/>
-              <w:bottom w:w="24" w:type="dxa"/>
-              <w:right w:w="46" w:type="dxa"/>
+              <w:top w:w="20" w:type="dxa"/>
+              <w:left w:w="40" w:type="dxa"/>
+              <w:bottom w:w="20" w:type="dxa"/>
+              <w:right w:w="40" w:type="dxa"/>
+            </w:tcMar>
+          </w:tcPr>
+          <w:p>
+            <w:pPr>
+              <w:spacing w:before="0" w:after="0" w:lineRule="exact" w:line="220"/>
+              <w:jc w:val="center"/>
+            </w:pPr>
+          </w:p>
+        </w:tc>
+        <w:tc>
+          <w:tcPr>
+            <w:tcW w:type="dxa" w:w="1600"/>
+            <w:tcBorders>
+              <w:top w:val="single" w:sz="6" w:space="0" w:color="000000"/>
+              <w:left w:val="single" w:sz="6" w:space="0" w:color="000000"/>
+              <w:bottom w:val="single" w:sz="6" w:space="0" w:color="000000"/>
+              <w:right w:val="single" w:sz="6" w:space="0" w:color="000000"/>
+            </w:tcBorders>
+            <w:vAlign w:val="center"/>
+            <w:tcMar>
+              <w:top w:w="20" w:type="dxa"/>
+              <w:left w:w="40" w:type="dxa"/>
+              <w:bottom w:w="20" w:type="dxa"/>
+              <w:right w:w="40" w:type="dxa"/>
+            </w:tcMar>
+          </w:tcPr>
+          <w:p>
+            <w:pPr>
+              <w:spacing w:before="0" w:after="0" w:lineRule="exact" w:line="220"/>
+              <w:jc w:val="center"/>
+            </w:pPr>
+          </w:p>
+        </w:tc>
+        <w:tc>
+          <w:tcPr>
+            <w:tcW w:type="dxa" w:w="1550"/>
+            <w:tcBorders>
+              <w:top w:val="single" w:sz="6" w:space="0" w:color="000000"/>
+              <w:left w:val="single" w:sz="6" w:space="0" w:color="000000"/>
+              <w:bottom w:val="single" w:sz="6" w:space="0" w:color="000000"/>
+              <w:right w:val="single" w:sz="6" w:space="0" w:color="000000"/>
+            </w:tcBorders>
+            <w:vAlign w:val="center"/>
+            <w:tcMar>
+              <w:top w:w="20" w:type="dxa"/>
+              <w:left w:w="40" w:type="dxa"/>
+              <w:bottom w:w="20" w:type="dxa"/>
+              <w:right w:w="40" w:type="dxa"/>
+            </w:tcMar>
+          </w:tcPr>
+          <w:p>
+            <w:pPr>
+              <w:spacing w:before="0" w:after="0" w:lineRule="exact" w:line="220"/>
+              <w:jc w:val="center"/>
+            </w:pPr>
+          </w:p>
+        </w:tc>
+        <w:tc>
+          <w:tcPr>
+            <w:tcW w:type="dxa" w:w="1300"/>
+            <w:tcBorders>
+              <w:top w:val="single" w:sz="6" w:space="0" w:color="000000"/>
+              <w:left w:val="single" w:sz="6" w:space="0" w:color="000000"/>
+              <w:bottom w:val="single" w:sz="6" w:space="0" w:color="000000"/>
+              <w:right w:val="single" w:sz="6" w:space="0" w:color="000000"/>
+            </w:tcBorders>
+            <w:vAlign w:val="center"/>
+            <w:tcMar>
+              <w:top w:w="20" w:type="dxa"/>
+              <w:left w:w="40" w:type="dxa"/>
+              <w:bottom w:w="20" w:type="dxa"/>
+              <w:right w:w="40" w:type="dxa"/>
+            </w:tcMar>
+          </w:tcPr>
+          <w:p>
+            <w:pPr>
+              <w:spacing w:before="0" w:after="0" w:lineRule="exact" w:line="220"/>
+              <w:jc w:val="center"/>
+            </w:pPr>
+          </w:p>
+        </w:tc>
+        <w:tc>
+          <w:tcPr>
+            <w:tcW w:type="dxa" w:w="1400"/>
+            <w:tcBorders>
+              <w:top w:val="single" w:sz="6" w:space="0" w:color="000000"/>
+              <w:left w:val="single" w:sz="6" w:space="0" w:color="000000"/>
+              <w:bottom w:val="single" w:sz="6" w:space="0" w:color="000000"/>
+              <w:right w:val="single" w:sz="6" w:space="0" w:color="000000"/>
+            </w:tcBorders>
+            <w:vAlign w:val="center"/>
+            <w:tcMar>
+              <w:top w:w="20" w:type="dxa"/>
+              <w:left w:w="40" w:type="dxa"/>
+              <w:bottom w:w="20" w:type="dxa"/>
+              <w:right w:w="40" w:type="dxa"/>
             </w:tcMar>
           </w:tcPr>
           <w:p>
@@ -3135,7 +3691,7 @@
     </w:tbl>
     <w:p>
       <w:pPr>
-        <w:spacing w:before="80" w:after="40" w:lineRule="exact" w:line="280"/>
+        <w:spacing w:before="80" w:after="40" w:lineRule="exact" w:line="260"/>
         <w:jc w:val="left"/>
       </w:pPr>
       <w:r>
@@ -3146,121 +3702,28 @@
           <w:color w:val="000000"/>
           <w:sz w:val="22"/>
         </w:rPr>
-        <w:t>Documents of each living heir seen, and the name tallies (Yes / No) : __________</w:t>
-      </w:r>
-    </w:p>
-    <w:p>
-      <w:pPr>
-        <w:spacing w:before="40" w:after="0" w:lineRule="exact" w:line="280"/>
-        <w:jc w:val="left"/>
-      </w:pPr>
-      <w:r>
-        <w:rPr>
-          <w:rFonts w:ascii="Bookman Old Style" w:hAnsi="Bookman Old Style" w:cs="Bookman Old Style" w:eastAsia="Bookman Old Style"/>
-          <w:b/>
-          <w:i w:val="0"/>
-          <w:color w:val="000000"/>
-          <w:sz w:val="22"/>
-        </w:rPr>
-        <w:t>Number of living legal heirs : __________     These are the only legal heirs (Yes / No) : __________</w:t>
-      </w:r>
-    </w:p>
-    <w:p>
-      <w:r>
-        <w:br w:type="page"/>
-      </w:r>
-    </w:p>
-    <w:p>
-      <w:pPr>
-        <w:spacing w:before="0" w:after="0" w:lineRule="exact" w:line="300"/>
-        <w:jc w:val="center"/>
-      </w:pPr>
-      <w:r>
-        <w:rPr>
-          <w:rFonts w:ascii="Bookman Old Style" w:hAnsi="Bookman Old Style" w:cs="Bookman Old Style" w:eastAsia="Bookman Old Style"/>
-          <w:b/>
-          <w:i w:val="0"/>
-          <w:color w:val="000000"/>
-          <w:sz w:val="24"/>
-        </w:rPr>
-        <w:t>Office of the Executive Officer, Balurghat Municipality</w:t>
-      </w:r>
-    </w:p>
-    <w:p>
-      <w:pPr>
-        <w:spacing w:before="0" w:after="0" w:lineRule="exact" w:line="280"/>
-        <w:jc w:val="center"/>
-      </w:pPr>
-      <w:r>
-        <w:rPr>
-          <w:rFonts w:ascii="Bookman Old Style" w:hAnsi="Bookman Old Style" w:cs="Bookman Old Style" w:eastAsia="Bookman Old Style"/>
-          <w:b/>
-          <w:i w:val="0"/>
-          <w:color w:val="000000"/>
-          <w:sz w:val="22"/>
-        </w:rPr>
-        <w:t>Enquiry report to the Sub-Divisional Officer, Balurghat</w:t>
-      </w:r>
-    </w:p>
-    <w:p>
-      <w:pPr>
-        <w:spacing w:before="0" w:after="40" w:lineRule="exact" w:line="60"/>
-        <w:jc w:val="left"/>
-        <w:pBdr>
-          <w:bottom w:val="single" w:sz="12" w:space="1" w:color="000000"/>
-        </w:pBdr>
-      </w:pPr>
-    </w:p>
-    <w:p>
-      <w:pPr>
-        <w:spacing w:before="40" w:after="0" w:lineRule="exact" w:line="300"/>
-        <w:jc w:val="center"/>
-      </w:pPr>
-      <w:r>
-        <w:rPr>
-          <w:rFonts w:ascii="Bookman Old Style" w:hAnsi="Bookman Old Style" w:cs="Bookman Old Style" w:eastAsia="Bookman Old Style"/>
-          <w:b/>
-          <w:i w:val="0"/>
-          <w:color w:val="000000"/>
-          <w:sz w:val="24"/>
-        </w:rPr>
-        <w:t>ANNEXURE – C</w:t>
-      </w:r>
-    </w:p>
-    <w:p>
-      <w:pPr>
-        <w:spacing w:before="0" w:after="40" w:lineRule="exact" w:line="280"/>
-        <w:jc w:val="center"/>
-      </w:pPr>
-      <w:r>
-        <w:rPr>
-          <w:rFonts w:ascii="Bookman Old Style" w:hAnsi="Bookman Old Style" w:cs="Bookman Old Style" w:eastAsia="Bookman Old Style"/>
-          <w:b/>
-          <w:i w:val="0"/>
-          <w:color w:val="000000"/>
-          <w:sz w:val="22"/>
-        </w:rPr>
-        <w:t>Enquiry, witnesses and report of the Executive Officer</w:t>
+        <w:t>Address and contact of each living heir (write the serial number from the table above)</w:t>
       </w:r>
     </w:p>
     <w:tbl>
       <w:tblPr>
-        <w:tblW w:type="dxa" w:w="10100"/>
+        <w:tblW w:type="dxa" w:w="10200"/>
         <w:tblLayout w:type="fixed"/>
         <w:tblLook w:firstColumn="1" w:firstRow="1" w:lastColumn="0" w:lastRow="0" w:noHBand="0" w:noVBand="1" w:val="04A0"/>
       </w:tblPr>
       <w:tblGrid>
-        <w:gridCol w:w="6400"/>
-        <w:gridCol w:w="3700"/>
+        <w:gridCol w:w="700"/>
+        <w:gridCol w:w="5000"/>
+        <w:gridCol w:w="4500"/>
       </w:tblGrid>
       <w:tr>
         <w:trPr>
           <w:cantSplit/>
-          <w:trHeight w:val="396" w:hRule="atLeast"/>
+          <w:trHeight w:val="311" w:hRule="atLeast"/>
         </w:trPr>
         <w:tc>
           <w:tcPr>
-            <w:tcW w:type="dxa" w:w="6400"/>
+            <w:tcW w:type="dxa" w:w="700"/>
             <w:tcBorders>
               <w:top w:val="single" w:sz="6" w:space="0" w:color="000000"/>
               <w:left w:val="single" w:sz="6" w:space="0" w:color="000000"/>
@@ -3269,17 +3732,17 @@
             </w:tcBorders>
             <w:vAlign w:val="center"/>
             <w:tcMar>
-              <w:top w:w="24" w:type="dxa"/>
-              <w:left w:w="46" w:type="dxa"/>
-              <w:bottom w:w="24" w:type="dxa"/>
-              <w:right w:w="46" w:type="dxa"/>
+              <w:top w:w="20" w:type="dxa"/>
+              <w:left w:w="40" w:type="dxa"/>
+              <w:bottom w:w="20" w:type="dxa"/>
+              <w:right w:w="40" w:type="dxa"/>
             </w:tcMar>
-            <w:shd w:val="clear" w:color="auto" w:fill="F7F7F7"/>
+            <w:shd w:val="clear" w:color="auto" w:fill="E6E6E6"/>
           </w:tcPr>
           <w:p>
             <w:pPr>
-              <w:spacing w:before="0" w:after="0" w:lineRule="exact" w:line="240"/>
-              <w:jc w:val="left"/>
+              <w:spacing w:before="0" w:after="0" w:lineRule="exact" w:line="220"/>
+              <w:jc w:val="center"/>
             </w:pPr>
             <w:r>
               <w:rPr>
@@ -3287,15 +3750,15 @@
                 <w:b/>
                 <w:i w:val="0"/>
                 <w:color w:val="000000"/>
-                <w:sz w:val="20"/>
+                <w:sz w:val="18"/>
               </w:rPr>
-              <w:t>Date and place of enquiry</w:t>
+              <w:t>Sl.</w:t>
             </w:r>
           </w:p>
         </w:tc>
         <w:tc>
           <w:tcPr>
-            <w:tcW w:type="dxa" w:w="3700"/>
+            <w:tcW w:type="dxa" w:w="5000"/>
             <w:tcBorders>
               <w:top w:val="single" w:sz="6" w:space="0" w:color="000000"/>
               <w:left w:val="single" w:sz="6" w:space="0" w:color="000000"/>
@@ -3304,10 +3767,134 @@
             </w:tcBorders>
             <w:vAlign w:val="center"/>
             <w:tcMar>
-              <w:top w:w="24" w:type="dxa"/>
-              <w:left w:w="46" w:type="dxa"/>
-              <w:bottom w:w="24" w:type="dxa"/>
-              <w:right w:w="46" w:type="dxa"/>
+              <w:top w:w="20" w:type="dxa"/>
+              <w:left w:w="40" w:type="dxa"/>
+              <w:bottom w:w="20" w:type="dxa"/>
+              <w:right w:w="40" w:type="dxa"/>
+            </w:tcMar>
+            <w:shd w:val="clear" w:color="auto" w:fill="E6E6E6"/>
+          </w:tcPr>
+          <w:p>
+            <w:pPr>
+              <w:spacing w:before="0" w:after="0" w:lineRule="exact" w:line="220"/>
+              <w:jc w:val="center"/>
+            </w:pPr>
+            <w:r>
+              <w:rPr>
+                <w:rFonts w:ascii="Bookman Old Style" w:hAnsi="Bookman Old Style" w:cs="Bookman Old Style" w:eastAsia="Bookman Old Style"/>
+                <w:b/>
+                <w:i w:val="0"/>
+                <w:color w:val="000000"/>
+                <w:sz w:val="18"/>
+              </w:rPr>
+              <w:t>Full address</w:t>
+            </w:r>
+          </w:p>
+        </w:tc>
+        <w:tc>
+          <w:tcPr>
+            <w:tcW w:type="dxa" w:w="4500"/>
+            <w:tcBorders>
+              <w:top w:val="single" w:sz="6" w:space="0" w:color="000000"/>
+              <w:left w:val="single" w:sz="6" w:space="0" w:color="000000"/>
+              <w:bottom w:val="single" w:sz="6" w:space="0" w:color="000000"/>
+              <w:right w:val="single" w:sz="6" w:space="0" w:color="000000"/>
+            </w:tcBorders>
+            <w:vAlign w:val="center"/>
+            <w:tcMar>
+              <w:top w:w="20" w:type="dxa"/>
+              <w:left w:w="40" w:type="dxa"/>
+              <w:bottom w:w="20" w:type="dxa"/>
+              <w:right w:w="40" w:type="dxa"/>
+            </w:tcMar>
+            <w:shd w:val="clear" w:color="auto" w:fill="E6E6E6"/>
+          </w:tcPr>
+          <w:p>
+            <w:pPr>
+              <w:spacing w:before="0" w:after="0" w:lineRule="exact" w:line="220"/>
+              <w:jc w:val="center"/>
+            </w:pPr>
+            <w:r>
+              <w:rPr>
+                <w:rFonts w:ascii="Bookman Old Style" w:hAnsi="Bookman Old Style" w:cs="Bookman Old Style" w:eastAsia="Bookman Old Style"/>
+                <w:b/>
+                <w:i w:val="0"/>
+                <w:color w:val="000000"/>
+                <w:sz w:val="18"/>
+              </w:rPr>
+              <w:t>Mobile number</w:t>
+            </w:r>
+          </w:p>
+        </w:tc>
+      </w:tr>
+      <w:tr>
+        <w:trPr>
+          <w:cantSplit/>
+          <w:trHeight w:val="396" w:hRule="atLeast"/>
+        </w:trPr>
+        <w:tc>
+          <w:tcPr>
+            <w:tcW w:type="dxa" w:w="700"/>
+            <w:tcBorders>
+              <w:top w:val="single" w:sz="6" w:space="0" w:color="000000"/>
+              <w:left w:val="single" w:sz="6" w:space="0" w:color="000000"/>
+              <w:bottom w:val="single" w:sz="6" w:space="0" w:color="000000"/>
+              <w:right w:val="single" w:sz="6" w:space="0" w:color="000000"/>
+            </w:tcBorders>
+            <w:vAlign w:val="center"/>
+            <w:tcMar>
+              <w:top w:w="20" w:type="dxa"/>
+              <w:left w:w="40" w:type="dxa"/>
+              <w:bottom w:w="20" w:type="dxa"/>
+              <w:right w:w="40" w:type="dxa"/>
+            </w:tcMar>
+          </w:tcPr>
+          <w:p>
+            <w:pPr>
+              <w:spacing w:before="0" w:after="0" w:lineRule="exact" w:line="240"/>
+              <w:jc w:val="center"/>
+            </w:pPr>
+          </w:p>
+        </w:tc>
+        <w:tc>
+          <w:tcPr>
+            <w:tcW w:type="dxa" w:w="5000"/>
+            <w:tcBorders>
+              <w:top w:val="single" w:sz="6" w:space="0" w:color="000000"/>
+              <w:left w:val="single" w:sz="6" w:space="0" w:color="000000"/>
+              <w:bottom w:val="single" w:sz="6" w:space="0" w:color="000000"/>
+              <w:right w:val="single" w:sz="6" w:space="0" w:color="000000"/>
+            </w:tcBorders>
+            <w:vAlign w:val="center"/>
+            <w:tcMar>
+              <w:top w:w="20" w:type="dxa"/>
+              <w:left w:w="40" w:type="dxa"/>
+              <w:bottom w:w="20" w:type="dxa"/>
+              <w:right w:w="40" w:type="dxa"/>
+            </w:tcMar>
+          </w:tcPr>
+          <w:p>
+            <w:pPr>
+              <w:spacing w:before="0" w:after="0" w:lineRule="exact" w:line="240"/>
+              <w:jc w:val="left"/>
+            </w:pPr>
+          </w:p>
+        </w:tc>
+        <w:tc>
+          <w:tcPr>
+            <w:tcW w:type="dxa" w:w="4500"/>
+            <w:tcBorders>
+              <w:top w:val="single" w:sz="6" w:space="0" w:color="000000"/>
+              <w:left w:val="single" w:sz="6" w:space="0" w:color="000000"/>
+              <w:bottom w:val="single" w:sz="6" w:space="0" w:color="000000"/>
+              <w:right w:val="single" w:sz="6" w:space="0" w:color="000000"/>
+            </w:tcBorders>
+            <w:vAlign w:val="center"/>
+            <w:tcMar>
+              <w:top w:w="20" w:type="dxa"/>
+              <w:left w:w="40" w:type="dxa"/>
+              <w:bottom w:w="20" w:type="dxa"/>
+              <w:right w:w="40" w:type="dxa"/>
             </w:tcMar>
           </w:tcPr>
           <w:p>
@@ -3325,7 +3912,7 @@
         </w:trPr>
         <w:tc>
           <w:tcPr>
-            <w:tcW w:type="dxa" w:w="6400"/>
+            <w:tcW w:type="dxa" w:w="700"/>
             <w:tcBorders>
               <w:top w:val="single" w:sz="6" w:space="0" w:color="000000"/>
               <w:left w:val="single" w:sz="6" w:space="0" w:color="000000"/>
@@ -3334,33 +3921,22 @@
             </w:tcBorders>
             <w:vAlign w:val="center"/>
             <w:tcMar>
-              <w:top w:w="24" w:type="dxa"/>
-              <w:left w:w="46" w:type="dxa"/>
-              <w:bottom w:w="24" w:type="dxa"/>
-              <w:right w:w="46" w:type="dxa"/>
+              <w:top w:w="20" w:type="dxa"/>
+              <w:left w:w="40" w:type="dxa"/>
+              <w:bottom w:w="20" w:type="dxa"/>
+              <w:right w:w="40" w:type="dxa"/>
             </w:tcMar>
-            <w:shd w:val="clear" w:color="auto" w:fill="F7F7F7"/>
           </w:tcPr>
           <w:p>
             <w:pPr>
               <w:spacing w:before="0" w:after="0" w:lineRule="exact" w:line="240"/>
-              <w:jc w:val="left"/>
+              <w:jc w:val="center"/>
             </w:pPr>
-            <w:r>
-              <w:rPr>
-                <w:rFonts w:ascii="Bookman Old Style" w:hAnsi="Bookman Old Style" w:cs="Bookman Old Style" w:eastAsia="Bookman Old Style"/>
-                <w:b/>
-                <w:i w:val="0"/>
-                <w:color w:val="000000"/>
-                <w:sz w:val="20"/>
-              </w:rPr>
-              <w:t>Original death certificate seen? Number.</w:t>
-            </w:r>
           </w:p>
         </w:tc>
         <w:tc>
           <w:tcPr>
-            <w:tcW w:type="dxa" w:w="3700"/>
+            <w:tcW w:type="dxa" w:w="5000"/>
             <w:tcBorders>
               <w:top w:val="single" w:sz="6" w:space="0" w:color="000000"/>
               <w:left w:val="single" w:sz="6" w:space="0" w:color="000000"/>
@@ -3369,10 +3945,34 @@
             </w:tcBorders>
             <w:vAlign w:val="center"/>
             <w:tcMar>
-              <w:top w:w="24" w:type="dxa"/>
-              <w:left w:w="46" w:type="dxa"/>
-              <w:bottom w:w="24" w:type="dxa"/>
-              <w:right w:w="46" w:type="dxa"/>
+              <w:top w:w="20" w:type="dxa"/>
+              <w:left w:w="40" w:type="dxa"/>
+              <w:bottom w:w="20" w:type="dxa"/>
+              <w:right w:w="40" w:type="dxa"/>
+            </w:tcMar>
+          </w:tcPr>
+          <w:p>
+            <w:pPr>
+              <w:spacing w:before="0" w:after="0" w:lineRule="exact" w:line="240"/>
+              <w:jc w:val="left"/>
+            </w:pPr>
+          </w:p>
+        </w:tc>
+        <w:tc>
+          <w:tcPr>
+            <w:tcW w:type="dxa" w:w="4500"/>
+            <w:tcBorders>
+              <w:top w:val="single" w:sz="6" w:space="0" w:color="000000"/>
+              <w:left w:val="single" w:sz="6" w:space="0" w:color="000000"/>
+              <w:bottom w:val="single" w:sz="6" w:space="0" w:color="000000"/>
+              <w:right w:val="single" w:sz="6" w:space="0" w:color="000000"/>
+            </w:tcBorders>
+            <w:vAlign w:val="center"/>
+            <w:tcMar>
+              <w:top w:w="20" w:type="dxa"/>
+              <w:left w:w="40" w:type="dxa"/>
+              <w:bottom w:w="20" w:type="dxa"/>
+              <w:right w:w="40" w:type="dxa"/>
             </w:tcMar>
           </w:tcPr>
           <w:p>
@@ -3390,7 +3990,7 @@
         </w:trPr>
         <w:tc>
           <w:tcPr>
-            <w:tcW w:type="dxa" w:w="6400"/>
+            <w:tcW w:type="dxa" w:w="700"/>
             <w:tcBorders>
               <w:top w:val="single" w:sz="6" w:space="0" w:color="000000"/>
               <w:left w:val="single" w:sz="6" w:space="0" w:color="000000"/>
@@ -3399,33 +3999,22 @@
             </w:tcBorders>
             <w:vAlign w:val="center"/>
             <w:tcMar>
-              <w:top w:w="24" w:type="dxa"/>
-              <w:left w:w="46" w:type="dxa"/>
-              <w:bottom w:w="24" w:type="dxa"/>
-              <w:right w:w="46" w:type="dxa"/>
+              <w:top w:w="20" w:type="dxa"/>
+              <w:left w:w="40" w:type="dxa"/>
+              <w:bottom w:w="20" w:type="dxa"/>
+              <w:right w:w="40" w:type="dxa"/>
             </w:tcMar>
-            <w:shd w:val="clear" w:color="auto" w:fill="F7F7F7"/>
           </w:tcPr>
           <w:p>
             <w:pPr>
               <w:spacing w:before="0" w:after="0" w:lineRule="exact" w:line="240"/>
-              <w:jc w:val="left"/>
+              <w:jc w:val="center"/>
             </w:pPr>
-            <w:r>
-              <w:rPr>
-                <w:rFonts w:ascii="Bookman Old Style" w:hAnsi="Bookman Old Style" w:cs="Bookman Old Style" w:eastAsia="Bookman Old Style"/>
-                <w:b/>
-                <w:i w:val="0"/>
-                <w:color w:val="000000"/>
-                <w:sz w:val="20"/>
-              </w:rPr>
-              <w:t>Documents of every heir in Annexure B seen, and names tally? Yes or No.</w:t>
-            </w:r>
           </w:p>
         </w:tc>
         <w:tc>
           <w:tcPr>
-            <w:tcW w:type="dxa" w:w="3700"/>
+            <w:tcW w:type="dxa" w:w="5000"/>
             <w:tcBorders>
               <w:top w:val="single" w:sz="6" w:space="0" w:color="000000"/>
               <w:left w:val="single" w:sz="6" w:space="0" w:color="000000"/>
@@ -3434,10 +4023,34 @@
             </w:tcBorders>
             <w:vAlign w:val="center"/>
             <w:tcMar>
-              <w:top w:w="24" w:type="dxa"/>
-              <w:left w:w="46" w:type="dxa"/>
-              <w:bottom w:w="24" w:type="dxa"/>
-              <w:right w:w="46" w:type="dxa"/>
+              <w:top w:w="20" w:type="dxa"/>
+              <w:left w:w="40" w:type="dxa"/>
+              <w:bottom w:w="20" w:type="dxa"/>
+              <w:right w:w="40" w:type="dxa"/>
+            </w:tcMar>
+          </w:tcPr>
+          <w:p>
+            <w:pPr>
+              <w:spacing w:before="0" w:after="0" w:lineRule="exact" w:line="240"/>
+              <w:jc w:val="left"/>
+            </w:pPr>
+          </w:p>
+        </w:tc>
+        <w:tc>
+          <w:tcPr>
+            <w:tcW w:type="dxa" w:w="4500"/>
+            <w:tcBorders>
+              <w:top w:val="single" w:sz="6" w:space="0" w:color="000000"/>
+              <w:left w:val="single" w:sz="6" w:space="0" w:color="000000"/>
+              <w:bottom w:val="single" w:sz="6" w:space="0" w:color="000000"/>
+              <w:right w:val="single" w:sz="6" w:space="0" w:color="000000"/>
+            </w:tcBorders>
+            <w:vAlign w:val="center"/>
+            <w:tcMar>
+              <w:top w:w="20" w:type="dxa"/>
+              <w:left w:w="40" w:type="dxa"/>
+              <w:bottom w:w="20" w:type="dxa"/>
+              <w:right w:w="40" w:type="dxa"/>
             </w:tcMar>
           </w:tcPr>
           <w:p>
@@ -3455,7 +4068,7 @@
         </w:trPr>
         <w:tc>
           <w:tcPr>
-            <w:tcW w:type="dxa" w:w="6400"/>
+            <w:tcW w:type="dxa" w:w="700"/>
             <w:tcBorders>
               <w:top w:val="single" w:sz="6" w:space="0" w:color="000000"/>
               <w:left w:val="single" w:sz="6" w:space="0" w:color="000000"/>
@@ -3464,10 +4077,193 @@
             </w:tcBorders>
             <w:vAlign w:val="center"/>
             <w:tcMar>
-              <w:top w:w="24" w:type="dxa"/>
-              <w:left w:w="46" w:type="dxa"/>
-              <w:bottom w:w="24" w:type="dxa"/>
-              <w:right w:w="46" w:type="dxa"/>
+              <w:top w:w="20" w:type="dxa"/>
+              <w:left w:w="40" w:type="dxa"/>
+              <w:bottom w:w="20" w:type="dxa"/>
+              <w:right w:w="40" w:type="dxa"/>
+            </w:tcMar>
+          </w:tcPr>
+          <w:p>
+            <w:pPr>
+              <w:spacing w:before="0" w:after="0" w:lineRule="exact" w:line="240"/>
+              <w:jc w:val="center"/>
+            </w:pPr>
+          </w:p>
+        </w:tc>
+        <w:tc>
+          <w:tcPr>
+            <w:tcW w:type="dxa" w:w="5000"/>
+            <w:tcBorders>
+              <w:top w:val="single" w:sz="6" w:space="0" w:color="000000"/>
+              <w:left w:val="single" w:sz="6" w:space="0" w:color="000000"/>
+              <w:bottom w:val="single" w:sz="6" w:space="0" w:color="000000"/>
+              <w:right w:val="single" w:sz="6" w:space="0" w:color="000000"/>
+            </w:tcBorders>
+            <w:vAlign w:val="center"/>
+            <w:tcMar>
+              <w:top w:w="20" w:type="dxa"/>
+              <w:left w:w="40" w:type="dxa"/>
+              <w:bottom w:w="20" w:type="dxa"/>
+              <w:right w:w="40" w:type="dxa"/>
+            </w:tcMar>
+          </w:tcPr>
+          <w:p>
+            <w:pPr>
+              <w:spacing w:before="0" w:after="0" w:lineRule="exact" w:line="240"/>
+              <w:jc w:val="left"/>
+            </w:pPr>
+          </w:p>
+        </w:tc>
+        <w:tc>
+          <w:tcPr>
+            <w:tcW w:type="dxa" w:w="4500"/>
+            <w:tcBorders>
+              <w:top w:val="single" w:sz="6" w:space="0" w:color="000000"/>
+              <w:left w:val="single" w:sz="6" w:space="0" w:color="000000"/>
+              <w:bottom w:val="single" w:sz="6" w:space="0" w:color="000000"/>
+              <w:right w:val="single" w:sz="6" w:space="0" w:color="000000"/>
+            </w:tcBorders>
+            <w:vAlign w:val="center"/>
+            <w:tcMar>
+              <w:top w:w="20" w:type="dxa"/>
+              <w:left w:w="40" w:type="dxa"/>
+              <w:bottom w:w="20" w:type="dxa"/>
+              <w:right w:w="40" w:type="dxa"/>
+            </w:tcMar>
+          </w:tcPr>
+          <w:p>
+            <w:pPr>
+              <w:spacing w:before="0" w:after="0" w:lineRule="exact" w:line="240"/>
+              <w:jc w:val="left"/>
+            </w:pPr>
+          </w:p>
+        </w:tc>
+      </w:tr>
+    </w:tbl>
+    <w:p>
+      <w:pPr>
+        <w:spacing w:before="60" w:after="0" w:lineRule="exact" w:line="260"/>
+        <w:jc w:val="left"/>
+      </w:pPr>
+      <w:r>
+        <w:rPr>
+          <w:rFonts w:ascii="Bookman Old Style" w:hAnsi="Bookman Old Style" w:cs="Bookman Old Style" w:eastAsia="Bookman Old Style"/>
+          <w:b/>
+          <w:i w:val="0"/>
+          <w:color w:val="000000"/>
+          <w:sz w:val="20"/>
+        </w:rPr>
+        <w:t>Aadhaar, Voter and PAN of every living heir seen, and the three names tally: Yes / No  __________</w:t>
+      </w:r>
+    </w:p>
+    <w:p>
+      <w:r>
+        <w:br w:type="page"/>
+      </w:r>
+    </w:p>
+    <w:p>
+      <w:pPr>
+        <w:spacing w:before="0" w:after="0" w:lineRule="exact" w:line="280"/>
+        <w:jc w:val="center"/>
+      </w:pPr>
+      <w:r>
+        <w:rPr>
+          <w:rFonts w:ascii="Bookman Old Style" w:hAnsi="Bookman Old Style" w:cs="Bookman Old Style" w:eastAsia="Bookman Old Style"/>
+          <w:b/>
+          <w:i w:val="0"/>
+          <w:color w:val="000000"/>
+          <w:sz w:val="24"/>
+        </w:rPr>
+        <w:t>Office of the Executive Officer, Balurghat Municipality</w:t>
+      </w:r>
+    </w:p>
+    <w:p>
+      <w:pPr>
+        <w:spacing w:before="0" w:after="0" w:lineRule="exact" w:line="260"/>
+        <w:jc w:val="center"/>
+      </w:pPr>
+      <w:r>
+        <w:rPr>
+          <w:rFonts w:ascii="Bookman Old Style" w:hAnsi="Bookman Old Style" w:cs="Bookman Old Style" w:eastAsia="Bookman Old Style"/>
+          <w:b/>
+          <w:i w:val="0"/>
+          <w:color w:val="000000"/>
+          <w:sz w:val="22"/>
+        </w:rPr>
+        <w:t>Enquiry report to the Sub-Divisional Officer, Balurghat</w:t>
+      </w:r>
+    </w:p>
+    <w:p>
+      <w:pPr>
+        <w:spacing w:before="0" w:after="20" w:lineRule="exact" w:line="60"/>
+        <w:jc w:val="left"/>
+        <w:pBdr>
+          <w:bottom w:val="single" w:sz="12" w:space="1" w:color="000000"/>
+        </w:pBdr>
+      </w:pPr>
+    </w:p>
+    <w:p>
+      <w:pPr>
+        <w:spacing w:before="20" w:after="0" w:lineRule="exact" w:line="280"/>
+        <w:jc w:val="center"/>
+      </w:pPr>
+      <w:r>
+        <w:rPr>
+          <w:rFonts w:ascii="Bookman Old Style" w:hAnsi="Bookman Old Style" w:cs="Bookman Old Style" w:eastAsia="Bookman Old Style"/>
+          <w:b/>
+          <w:i w:val="0"/>
+          <w:color w:val="000000"/>
+          <w:sz w:val="24"/>
+        </w:rPr>
+        <w:t>ANNEXURE – C</w:t>
+      </w:r>
+    </w:p>
+    <w:p>
+      <w:pPr>
+        <w:spacing w:before="0" w:after="40" w:lineRule="exact" w:line="260"/>
+        <w:jc w:val="center"/>
+      </w:pPr>
+      <w:r>
+        <w:rPr>
+          <w:rFonts w:ascii="Bookman Old Style" w:hAnsi="Bookman Old Style" w:cs="Bookman Old Style" w:eastAsia="Bookman Old Style"/>
+          <w:b/>
+          <w:i w:val="0"/>
+          <w:color w:val="000000"/>
+          <w:sz w:val="22"/>
+        </w:rPr>
+        <w:t>Enquiry, witnesses and signature of the Executive Officer</w:t>
+      </w:r>
+    </w:p>
+    <w:tbl>
+      <w:tblPr>
+        <w:tblW w:type="dxa" w:w="10200"/>
+        <w:tblLayout w:type="fixed"/>
+        <w:tblLook w:firstColumn="1" w:firstRow="1" w:lastColumn="0" w:lastRow="0" w:noHBand="0" w:noVBand="1" w:val="04A0"/>
+      </w:tblPr>
+      <w:tblGrid>
+        <w:gridCol w:w="6800"/>
+        <w:gridCol w:w="3400"/>
+      </w:tblGrid>
+      <w:tr>
+        <w:trPr>
+          <w:cantSplit/>
+          <w:trHeight w:val="328" w:hRule="atLeast"/>
+        </w:trPr>
+        <w:tc>
+          <w:tcPr>
+            <w:tcW w:type="dxa" w:w="6800"/>
+            <w:tcBorders>
+              <w:top w:val="single" w:sz="6" w:space="0" w:color="000000"/>
+              <w:left w:val="single" w:sz="6" w:space="0" w:color="000000"/>
+              <w:bottom w:val="single" w:sz="6" w:space="0" w:color="000000"/>
+              <w:right w:val="single" w:sz="6" w:space="0" w:color="000000"/>
+            </w:tcBorders>
+            <w:vAlign w:val="center"/>
+            <w:tcMar>
+              <w:top w:w="20" w:type="dxa"/>
+              <w:left w:w="40" w:type="dxa"/>
+              <w:bottom w:w="20" w:type="dxa"/>
+              <w:right w:w="40" w:type="dxa"/>
             </w:tcMar>
             <w:shd w:val="clear" w:color="auto" w:fill="F7F7F7"/>
           </w:tcPr>
@@ -3484,13 +4280,13 @@
                 <w:color w:val="000000"/>
                 <w:sz w:val="20"/>
               </w:rPr>
-              <w:t>Any Will? Yes or No.</w:t>
+              <w:t>Date of enquiry</w:t>
             </w:r>
           </w:p>
         </w:tc>
         <w:tc>
           <w:tcPr>
-            <w:tcW w:type="dxa" w:w="3700"/>
+            <w:tcW w:type="dxa" w:w="3400"/>
             <w:tcBorders>
               <w:top w:val="single" w:sz="6" w:space="0" w:color="000000"/>
               <w:left w:val="single" w:sz="6" w:space="0" w:color="000000"/>
@@ -3499,10 +4295,10 @@
             </w:tcBorders>
             <w:vAlign w:val="center"/>
             <w:tcMar>
-              <w:top w:w="24" w:type="dxa"/>
-              <w:left w:w="46" w:type="dxa"/>
-              <w:bottom w:w="24" w:type="dxa"/>
-              <w:right w:w="46" w:type="dxa"/>
+              <w:top w:w="20" w:type="dxa"/>
+              <w:left w:w="40" w:type="dxa"/>
+              <w:bottom w:w="20" w:type="dxa"/>
+              <w:right w:w="40" w:type="dxa"/>
             </w:tcMar>
           </w:tcPr>
           <w:p>
@@ -3516,11 +4312,11 @@
       <w:tr>
         <w:trPr>
           <w:cantSplit/>
-          <w:trHeight w:val="396" w:hRule="atLeast"/>
+          <w:trHeight w:val="328" w:hRule="atLeast"/>
         </w:trPr>
         <w:tc>
           <w:tcPr>
-            <w:tcW w:type="dxa" w:w="6400"/>
+            <w:tcW w:type="dxa" w:w="6800"/>
             <w:tcBorders>
               <w:top w:val="single" w:sz="6" w:space="0" w:color="000000"/>
               <w:left w:val="single" w:sz="6" w:space="0" w:color="000000"/>
@@ -3529,10 +4325,10 @@
             </w:tcBorders>
             <w:vAlign w:val="center"/>
             <w:tcMar>
-              <w:top w:w="24" w:type="dxa"/>
-              <w:left w:w="46" w:type="dxa"/>
-              <w:bottom w:w="24" w:type="dxa"/>
-              <w:right w:w="46" w:type="dxa"/>
+              <w:top w:w="20" w:type="dxa"/>
+              <w:left w:w="40" w:type="dxa"/>
+              <w:bottom w:w="20" w:type="dxa"/>
+              <w:right w:w="40" w:type="dxa"/>
             </w:tcMar>
             <w:shd w:val="clear" w:color="auto" w:fill="F7F7F7"/>
           </w:tcPr>
@@ -3549,13 +4345,13 @@
                 <w:color w:val="000000"/>
                 <w:sz w:val="20"/>
               </w:rPr>
-              <w:t>Any dispute? Yes or No. If Yes, the certificate will not be issued.</w:t>
+              <w:t>Place of enquiry</w:t>
             </w:r>
           </w:p>
         </w:tc>
         <w:tc>
           <w:tcPr>
-            <w:tcW w:type="dxa" w:w="3700"/>
+            <w:tcW w:type="dxa" w:w="3400"/>
             <w:tcBorders>
               <w:top w:val="single" w:sz="6" w:space="0" w:color="000000"/>
               <w:left w:val="single" w:sz="6" w:space="0" w:color="000000"/>
@@ -3564,10 +4360,10 @@
             </w:tcBorders>
             <w:vAlign w:val="center"/>
             <w:tcMar>
-              <w:top w:w="24" w:type="dxa"/>
-              <w:left w:w="46" w:type="dxa"/>
-              <w:bottom w:w="24" w:type="dxa"/>
-              <w:right w:w="46" w:type="dxa"/>
+              <w:top w:w="20" w:type="dxa"/>
+              <w:left w:w="40" w:type="dxa"/>
+              <w:bottom w:w="20" w:type="dxa"/>
+              <w:right w:w="40" w:type="dxa"/>
             </w:tcMar>
           </w:tcPr>
           <w:p>
@@ -3578,87 +4374,6 @@
           </w:p>
         </w:tc>
       </w:tr>
-    </w:tbl>
-    <w:p>
-      <w:pPr>
-        <w:spacing w:before="80" w:after="20" w:lineRule="exact" w:line="280"/>
-        <w:jc w:val="left"/>
-      </w:pPr>
-      <w:r>
-        <w:rPr>
-          <w:rFonts w:ascii="Bookman Old Style" w:hAnsi="Bookman Old Style" w:cs="Bookman Old Style" w:eastAsia="Bookman Old Style"/>
-          <w:b/>
-          <w:i w:val="0"/>
-          <w:color w:val="000000"/>
-          <w:sz w:val="22"/>
-        </w:rPr>
-        <w:t>Findings</w:t>
-      </w:r>
-    </w:p>
-    <w:p>
-      <w:pPr>
-        <w:spacing w:before="0" w:after="0" w:lineRule="exact" w:line="320"/>
-        <w:jc w:val="left"/>
-        <w:pBdr>
-          <w:bottom w:val="single" w:sz="12" w:space="1" w:color="000000"/>
-        </w:pBdr>
-      </w:pPr>
-      <w:r>
-        <w:rPr>
-          <w:rFonts w:ascii="Bookman Old Style" w:hAnsi="Bookman Old Style" w:cs="Bookman Old Style" w:eastAsia="Bookman Old Style"/>
-          <w:b w:val="0"/>
-          <w:i w:val="0"/>
-          <w:color w:val="000000"/>
-          <w:sz w:val="24"/>
-        </w:rPr>
-        <w:t xml:space="preserve"> </w:t>
-      </w:r>
-    </w:p>
-    <w:p>
-      <w:pPr>
-        <w:spacing w:before="0" w:after="0" w:lineRule="exact" w:line="320"/>
-        <w:jc w:val="left"/>
-        <w:pBdr>
-          <w:bottom w:val="single" w:sz="12" w:space="1" w:color="000000"/>
-        </w:pBdr>
-      </w:pPr>
-      <w:r>
-        <w:rPr>
-          <w:rFonts w:ascii="Bookman Old Style" w:hAnsi="Bookman Old Style" w:cs="Bookman Old Style" w:eastAsia="Bookman Old Style"/>
-          <w:b w:val="0"/>
-          <w:i w:val="0"/>
-          <w:color w:val="000000"/>
-          <w:sz w:val="24"/>
-        </w:rPr>
-        <w:t xml:space="preserve"> </w:t>
-      </w:r>
-    </w:p>
-    <w:p>
-      <w:pPr>
-        <w:spacing w:before="80" w:after="40" w:lineRule="exact" w:line="280"/>
-        <w:jc w:val="left"/>
-      </w:pPr>
-      <w:r>
-        <w:rPr>
-          <w:rFonts w:ascii="Bookman Old Style" w:hAnsi="Bookman Old Style" w:cs="Bookman Old Style" w:eastAsia="Bookman Old Style"/>
-          <w:b/>
-          <w:i w:val="0"/>
-          <w:color w:val="000000"/>
-          <w:sz w:val="22"/>
-        </w:rPr>
-        <w:t>Witness No. 1</w:t>
-      </w:r>
-    </w:p>
-    <w:tbl>
-      <w:tblPr>
-        <w:tblW w:type="dxa" w:w="10100"/>
-        <w:tblLayout w:type="fixed"/>
-        <w:tblLook w:firstColumn="1" w:firstRow="1" w:lastColumn="0" w:lastRow="0" w:noHBand="0" w:noVBand="1" w:val="04A0"/>
-      </w:tblPr>
-      <w:tblGrid>
-        <w:gridCol w:w="5050"/>
-        <w:gridCol w:w="5050"/>
-      </w:tblGrid>
       <w:tr>
         <w:trPr>
           <w:cantSplit/>
@@ -3666,7 +4381,7 @@
         </w:trPr>
         <w:tc>
           <w:tcPr>
-            <w:tcW w:type="dxa" w:w="5050"/>
+            <w:tcW w:type="dxa" w:w="6800"/>
             <w:tcBorders>
               <w:top w:val="single" w:sz="6" w:space="0" w:color="000000"/>
               <w:left w:val="single" w:sz="6" w:space="0" w:color="000000"/>
@@ -3675,11 +4390,12 @@
             </w:tcBorders>
             <w:vAlign w:val="center"/>
             <w:tcMar>
-              <w:top w:w="24" w:type="dxa"/>
-              <w:left w:w="46" w:type="dxa"/>
-              <w:bottom w:w="24" w:type="dxa"/>
-              <w:right w:w="46" w:type="dxa"/>
+              <w:top w:w="20" w:type="dxa"/>
+              <w:left w:w="40" w:type="dxa"/>
+              <w:bottom w:w="20" w:type="dxa"/>
+              <w:right w:w="40" w:type="dxa"/>
             </w:tcMar>
+            <w:shd w:val="clear" w:color="auto" w:fill="F7F7F7"/>
           </w:tcPr>
           <w:p>
             <w:pPr>
@@ -3694,13 +4410,13 @@
                 <w:color w:val="000000"/>
                 <w:sz w:val="20"/>
               </w:rPr>
-              <w:t>Name :</w:t>
+              <w:t>Death certificate seen? Write the number.</w:t>
             </w:r>
           </w:p>
         </w:tc>
         <w:tc>
           <w:tcPr>
-            <w:tcW w:type="dxa" w:w="5050"/>
+            <w:tcW w:type="dxa" w:w="3400"/>
             <w:tcBorders>
               <w:top w:val="single" w:sz="6" w:space="0" w:color="000000"/>
               <w:left w:val="single" w:sz="6" w:space="0" w:color="000000"/>
@@ -3709,11 +4425,42 @@
             </w:tcBorders>
             <w:vAlign w:val="center"/>
             <w:tcMar>
-              <w:top w:w="24" w:type="dxa"/>
-              <w:left w:w="46" w:type="dxa"/>
-              <w:bottom w:w="24" w:type="dxa"/>
-              <w:right w:w="46" w:type="dxa"/>
+              <w:top w:w="20" w:type="dxa"/>
+              <w:left w:w="40" w:type="dxa"/>
+              <w:bottom w:w="20" w:type="dxa"/>
+              <w:right w:w="40" w:type="dxa"/>
             </w:tcMar>
+          </w:tcPr>
+          <w:p>
+            <w:pPr>
+              <w:spacing w:before="0" w:after="0" w:lineRule="exact" w:line="240"/>
+              <w:jc w:val="left"/>
+            </w:pPr>
+          </w:p>
+        </w:tc>
+      </w:tr>
+      <w:tr>
+        <w:trPr>
+          <w:cantSplit/>
+          <w:trHeight w:val="328" w:hRule="atLeast"/>
+        </w:trPr>
+        <w:tc>
+          <w:tcPr>
+            <w:tcW w:type="dxa" w:w="6800"/>
+            <w:tcBorders>
+              <w:top w:val="single" w:sz="6" w:space="0" w:color="000000"/>
+              <w:left w:val="single" w:sz="6" w:space="0" w:color="000000"/>
+              <w:bottom w:val="single" w:sz="6" w:space="0" w:color="000000"/>
+              <w:right w:val="single" w:sz="6" w:space="0" w:color="000000"/>
+            </w:tcBorders>
+            <w:vAlign w:val="center"/>
+            <w:tcMar>
+              <w:top w:w="20" w:type="dxa"/>
+              <w:left w:w="40" w:type="dxa"/>
+              <w:bottom w:w="20" w:type="dxa"/>
+              <w:right w:w="40" w:type="dxa"/>
+            </w:tcMar>
+            <w:shd w:val="clear" w:color="auto" w:fill="F7F7F7"/>
           </w:tcPr>
           <w:p>
             <w:pPr>
@@ -3728,8 +4475,32 @@
                 <w:color w:val="000000"/>
                 <w:sz w:val="20"/>
               </w:rPr>
-              <w:t>Age and contact :</w:t>
+              <w:t>Aadhaar number written for every living heir? Yes or No.</w:t>
             </w:r>
+          </w:p>
+        </w:tc>
+        <w:tc>
+          <w:tcPr>
+            <w:tcW w:type="dxa" w:w="3400"/>
+            <w:tcBorders>
+              <w:top w:val="single" w:sz="6" w:space="0" w:color="000000"/>
+              <w:left w:val="single" w:sz="6" w:space="0" w:color="000000"/>
+              <w:bottom w:val="single" w:sz="6" w:space="0" w:color="000000"/>
+              <w:right w:val="single" w:sz="6" w:space="0" w:color="000000"/>
+            </w:tcBorders>
+            <w:vAlign w:val="center"/>
+            <w:tcMar>
+              <w:top w:w="20" w:type="dxa"/>
+              <w:left w:w="40" w:type="dxa"/>
+              <w:bottom w:w="20" w:type="dxa"/>
+              <w:right w:w="40" w:type="dxa"/>
+            </w:tcMar>
+          </w:tcPr>
+          <w:p>
+            <w:pPr>
+              <w:spacing w:before="0" w:after="0" w:lineRule="exact" w:line="240"/>
+              <w:jc w:val="left"/>
+            </w:pPr>
           </w:p>
         </w:tc>
       </w:tr>
@@ -3740,8 +4511,7 @@
         </w:trPr>
         <w:tc>
           <w:tcPr>
-            <w:tcW w:type="dxa" w:w="10100"/>
-            <w:gridSpan w:val="2"/>
+            <w:tcW w:type="dxa" w:w="6800"/>
             <w:tcBorders>
               <w:top w:val="single" w:sz="6" w:space="0" w:color="000000"/>
               <w:left w:val="single" w:sz="6" w:space="0" w:color="000000"/>
@@ -3750,11 +4520,12 @@
             </w:tcBorders>
             <w:vAlign w:val="center"/>
             <w:tcMar>
-              <w:top w:w="24" w:type="dxa"/>
-              <w:left w:w="46" w:type="dxa"/>
-              <w:bottom w:w="24" w:type="dxa"/>
-              <w:right w:w="46" w:type="dxa"/>
+              <w:top w:w="20" w:type="dxa"/>
+              <w:left w:w="40" w:type="dxa"/>
+              <w:bottom w:w="20" w:type="dxa"/>
+              <w:right w:w="40" w:type="dxa"/>
             </w:tcMar>
+            <w:shd w:val="clear" w:color="auto" w:fill="F7F7F7"/>
           </w:tcPr>
           <w:p>
             <w:pPr>
@@ -3769,78 +4540,13 @@
                 <w:color w:val="000000"/>
                 <w:sz w:val="20"/>
               </w:rPr>
-              <w:t>Address :</w:t>
+              <w:t>Voter card number written for every living heir? Yes or No.</w:t>
             </w:r>
           </w:p>
         </w:tc>
-      </w:tr>
-    </w:tbl>
-    <w:p>
-      <w:pPr>
-        <w:spacing w:before="40" w:after="20" w:lineRule="exact" w:line="250"/>
-        <w:jc w:val="both"/>
-      </w:pPr>
-      <w:r>
-        <w:rPr>
-          <w:rFonts w:ascii="Bookman Old Style" w:hAnsi="Bookman Old Style" w:cs="Bookman Old Style" w:eastAsia="Bookman Old Style"/>
-          <w:b w:val="0"/>
-          <w:i w:val="0"/>
-          <w:color w:val="000000"/>
-          <w:sz w:val="20"/>
-        </w:rPr>
-        <w:t>I know the family. The names read over from Annexure B are, to my knowledge, the only legal heirs. I know of no Will and of no dispute. I am not of this family.</w:t>
-      </w:r>
-    </w:p>
-    <w:p>
-      <w:pPr>
-        <w:spacing w:before="0" w:after="0" w:lineRule="exact" w:line="260"/>
-        <w:jc w:val="left"/>
-      </w:pPr>
-      <w:r>
-        <w:rPr>
-          <w:rFonts w:ascii="Bookman Old Style" w:hAnsi="Bookman Old Style" w:cs="Bookman Old Style" w:eastAsia="Bookman Old Style"/>
-          <w:b w:val="0"/>
-          <w:i w:val="0"/>
-          <w:color w:val="000000"/>
-          <w:sz w:val="20"/>
-        </w:rPr>
-        <w:t>Signature of Witness No. 1 : _______________________     Date : ____________</w:t>
-      </w:r>
-    </w:p>
-    <w:p>
-      <w:pPr>
-        <w:spacing w:before="80" w:after="40" w:lineRule="exact" w:line="280"/>
-        <w:jc w:val="left"/>
-      </w:pPr>
-      <w:r>
-        <w:rPr>
-          <w:rFonts w:ascii="Bookman Old Style" w:hAnsi="Bookman Old Style" w:cs="Bookman Old Style" w:eastAsia="Bookman Old Style"/>
-          <w:b/>
-          <w:i w:val="0"/>
-          <w:color w:val="000000"/>
-          <w:sz w:val="22"/>
-        </w:rPr>
-        <w:t>Witness No. 2</w:t>
-      </w:r>
-    </w:p>
-    <w:tbl>
-      <w:tblPr>
-        <w:tblW w:type="dxa" w:w="10100"/>
-        <w:tblLayout w:type="fixed"/>
-        <w:tblLook w:firstColumn="1" w:firstRow="1" w:lastColumn="0" w:lastRow="0" w:noHBand="0" w:noVBand="1" w:val="04A0"/>
-      </w:tblPr>
-      <w:tblGrid>
-        <w:gridCol w:w="5050"/>
-        <w:gridCol w:w="5050"/>
-      </w:tblGrid>
-      <w:tr>
-        <w:trPr>
-          <w:cantSplit/>
-          <w:trHeight w:val="328" w:hRule="atLeast"/>
-        </w:trPr>
         <w:tc>
           <w:tcPr>
-            <w:tcW w:type="dxa" w:w="5050"/>
+            <w:tcW w:type="dxa" w:w="3400"/>
             <w:tcBorders>
               <w:top w:val="single" w:sz="6" w:space="0" w:color="000000"/>
               <w:left w:val="single" w:sz="6" w:space="0" w:color="000000"/>
@@ -3849,11 +4555,42 @@
             </w:tcBorders>
             <w:vAlign w:val="center"/>
             <w:tcMar>
-              <w:top w:w="24" w:type="dxa"/>
-              <w:left w:w="46" w:type="dxa"/>
-              <w:bottom w:w="24" w:type="dxa"/>
-              <w:right w:w="46" w:type="dxa"/>
+              <w:top w:w="20" w:type="dxa"/>
+              <w:left w:w="40" w:type="dxa"/>
+              <w:bottom w:w="20" w:type="dxa"/>
+              <w:right w:w="40" w:type="dxa"/>
             </w:tcMar>
+          </w:tcPr>
+          <w:p>
+            <w:pPr>
+              <w:spacing w:before="0" w:after="0" w:lineRule="exact" w:line="240"/>
+              <w:jc w:val="left"/>
+            </w:pPr>
+          </w:p>
+        </w:tc>
+      </w:tr>
+      <w:tr>
+        <w:trPr>
+          <w:cantSplit/>
+          <w:trHeight w:val="328" w:hRule="atLeast"/>
+        </w:trPr>
+        <w:tc>
+          <w:tcPr>
+            <w:tcW w:type="dxa" w:w="6800"/>
+            <w:tcBorders>
+              <w:top w:val="single" w:sz="6" w:space="0" w:color="000000"/>
+              <w:left w:val="single" w:sz="6" w:space="0" w:color="000000"/>
+              <w:bottom w:val="single" w:sz="6" w:space="0" w:color="000000"/>
+              <w:right w:val="single" w:sz="6" w:space="0" w:color="000000"/>
+            </w:tcBorders>
+            <w:vAlign w:val="center"/>
+            <w:tcMar>
+              <w:top w:w="20" w:type="dxa"/>
+              <w:left w:w="40" w:type="dxa"/>
+              <w:bottom w:w="20" w:type="dxa"/>
+              <w:right w:w="40" w:type="dxa"/>
+            </w:tcMar>
+            <w:shd w:val="clear" w:color="auto" w:fill="F7F7F7"/>
           </w:tcPr>
           <w:p>
             <w:pPr>
@@ -3868,13 +4605,13 @@
                 <w:color w:val="000000"/>
                 <w:sz w:val="20"/>
               </w:rPr>
-              <w:t>Name :</w:t>
+              <w:t>PAN written for every living heir? Yes or No.</w:t>
             </w:r>
           </w:p>
         </w:tc>
         <w:tc>
           <w:tcPr>
-            <w:tcW w:type="dxa" w:w="5050"/>
+            <w:tcW w:type="dxa" w:w="3400"/>
             <w:tcBorders>
               <w:top w:val="single" w:sz="6" w:space="0" w:color="000000"/>
               <w:left w:val="single" w:sz="6" w:space="0" w:color="000000"/>
@@ -3883,11 +4620,42 @@
             </w:tcBorders>
             <w:vAlign w:val="center"/>
             <w:tcMar>
-              <w:top w:w="24" w:type="dxa"/>
-              <w:left w:w="46" w:type="dxa"/>
-              <w:bottom w:w="24" w:type="dxa"/>
-              <w:right w:w="46" w:type="dxa"/>
+              <w:top w:w="20" w:type="dxa"/>
+              <w:left w:w="40" w:type="dxa"/>
+              <w:bottom w:w="20" w:type="dxa"/>
+              <w:right w:w="40" w:type="dxa"/>
             </w:tcMar>
+          </w:tcPr>
+          <w:p>
+            <w:pPr>
+              <w:spacing w:before="0" w:after="0" w:lineRule="exact" w:line="240"/>
+              <w:jc w:val="left"/>
+            </w:pPr>
+          </w:p>
+        </w:tc>
+      </w:tr>
+      <w:tr>
+        <w:trPr>
+          <w:cantSplit/>
+          <w:trHeight w:val="328" w:hRule="atLeast"/>
+        </w:trPr>
+        <w:tc>
+          <w:tcPr>
+            <w:tcW w:type="dxa" w:w="6800"/>
+            <w:tcBorders>
+              <w:top w:val="single" w:sz="6" w:space="0" w:color="000000"/>
+              <w:left w:val="single" w:sz="6" w:space="0" w:color="000000"/>
+              <w:bottom w:val="single" w:sz="6" w:space="0" w:color="000000"/>
+              <w:right w:val="single" w:sz="6" w:space="0" w:color="000000"/>
+            </w:tcBorders>
+            <w:vAlign w:val="center"/>
+            <w:tcMar>
+              <w:top w:w="20" w:type="dxa"/>
+              <w:left w:w="40" w:type="dxa"/>
+              <w:bottom w:w="20" w:type="dxa"/>
+              <w:right w:w="40" w:type="dxa"/>
+            </w:tcMar>
+            <w:shd w:val="clear" w:color="auto" w:fill="F7F7F7"/>
           </w:tcPr>
           <w:p>
             <w:pPr>
@@ -3902,8 +4670,32 @@
                 <w:color w:val="000000"/>
                 <w:sz w:val="20"/>
               </w:rPr>
-              <w:t>Age and contact :</w:t>
+              <w:t>Will? Yes or No.</w:t>
             </w:r>
+          </w:p>
+        </w:tc>
+        <w:tc>
+          <w:tcPr>
+            <w:tcW w:type="dxa" w:w="3400"/>
+            <w:tcBorders>
+              <w:top w:val="single" w:sz="6" w:space="0" w:color="000000"/>
+              <w:left w:val="single" w:sz="6" w:space="0" w:color="000000"/>
+              <w:bottom w:val="single" w:sz="6" w:space="0" w:color="000000"/>
+              <w:right w:val="single" w:sz="6" w:space="0" w:color="000000"/>
+            </w:tcBorders>
+            <w:vAlign w:val="center"/>
+            <w:tcMar>
+              <w:top w:w="20" w:type="dxa"/>
+              <w:left w:w="40" w:type="dxa"/>
+              <w:bottom w:w="20" w:type="dxa"/>
+              <w:right w:w="40" w:type="dxa"/>
+            </w:tcMar>
+          </w:tcPr>
+          <w:p>
+            <w:pPr>
+              <w:spacing w:before="0" w:after="0" w:lineRule="exact" w:line="240"/>
+              <w:jc w:val="left"/>
+            </w:pPr>
           </w:p>
         </w:tc>
       </w:tr>
@@ -3914,8 +4706,7 @@
         </w:trPr>
         <w:tc>
           <w:tcPr>
-            <w:tcW w:type="dxa" w:w="10100"/>
-            <w:gridSpan w:val="2"/>
+            <w:tcW w:type="dxa" w:w="6800"/>
             <w:tcBorders>
               <w:top w:val="single" w:sz="6" w:space="0" w:color="000000"/>
               <w:left w:val="single" w:sz="6" w:space="0" w:color="000000"/>
@@ -3924,11 +4715,12 @@
             </w:tcBorders>
             <w:vAlign w:val="center"/>
             <w:tcMar>
-              <w:top w:w="24" w:type="dxa"/>
-              <w:left w:w="46" w:type="dxa"/>
-              <w:bottom w:w="24" w:type="dxa"/>
-              <w:right w:w="46" w:type="dxa"/>
+              <w:top w:w="20" w:type="dxa"/>
+              <w:left w:w="40" w:type="dxa"/>
+              <w:bottom w:w="20" w:type="dxa"/>
+              <w:right w:w="40" w:type="dxa"/>
             </w:tcMar>
+            <w:shd w:val="clear" w:color="auto" w:fill="F7F7F7"/>
           </w:tcPr>
           <w:p>
             <w:pPr>
@@ -3943,15 +4735,481 @@
                 <w:color w:val="000000"/>
                 <w:sz w:val="20"/>
               </w:rPr>
-              <w:t>Address :</w:t>
+              <w:t>Dispute? Yes or No.</w:t>
             </w:r>
+          </w:p>
+        </w:tc>
+        <w:tc>
+          <w:tcPr>
+            <w:tcW w:type="dxa" w:w="3400"/>
+            <w:tcBorders>
+              <w:top w:val="single" w:sz="6" w:space="0" w:color="000000"/>
+              <w:left w:val="single" w:sz="6" w:space="0" w:color="000000"/>
+              <w:bottom w:val="single" w:sz="6" w:space="0" w:color="000000"/>
+              <w:right w:val="single" w:sz="6" w:space="0" w:color="000000"/>
+            </w:tcBorders>
+            <w:vAlign w:val="center"/>
+            <w:tcMar>
+              <w:top w:w="20" w:type="dxa"/>
+              <w:left w:w="40" w:type="dxa"/>
+              <w:bottom w:w="20" w:type="dxa"/>
+              <w:right w:w="40" w:type="dxa"/>
+            </w:tcMar>
+          </w:tcPr>
+          <w:p>
+            <w:pPr>
+              <w:spacing w:before="0" w:after="0" w:lineRule="exact" w:line="240"/>
+              <w:jc w:val="left"/>
+            </w:pPr>
           </w:p>
         </w:tc>
       </w:tr>
     </w:tbl>
     <w:p>
       <w:pPr>
-        <w:spacing w:before="40" w:after="20" w:lineRule="exact" w:line="250"/>
+        <w:spacing w:before="60" w:after="20" w:lineRule="exact" w:line="260"/>
+        <w:jc w:val="left"/>
+      </w:pPr>
+      <w:r>
+        <w:rPr>
+          <w:rFonts w:ascii="Bookman Old Style" w:hAnsi="Bookman Old Style" w:cs="Bookman Old Style" w:eastAsia="Bookman Old Style"/>
+          <w:b/>
+          <w:i w:val="0"/>
+          <w:color w:val="000000"/>
+          <w:sz w:val="22"/>
+        </w:rPr>
+        <w:t>Witness No. 1   —   not a member of the family</w:t>
+      </w:r>
+    </w:p>
+    <w:tbl>
+      <w:tblPr>
+        <w:tblW w:type="dxa" w:w="10200"/>
+        <w:tblLayout w:type="fixed"/>
+        <w:tblLook w:firstColumn="1" w:firstRow="1" w:lastColumn="0" w:lastRow="0" w:noHBand="0" w:noVBand="1" w:val="04A0"/>
+      </w:tblPr>
+      <w:tblGrid>
+        <w:gridCol w:w="3600"/>
+        <w:gridCol w:w="2800"/>
+        <w:gridCol w:w="3800"/>
+      </w:tblGrid>
+      <w:tr>
+        <w:trPr>
+          <w:cantSplit/>
+          <w:trHeight w:val="311" w:hRule="atLeast"/>
+        </w:trPr>
+        <w:tc>
+          <w:tcPr>
+            <w:tcW w:type="dxa" w:w="3600"/>
+            <w:tcBorders>
+              <w:top w:val="single" w:sz="6" w:space="0" w:color="000000"/>
+              <w:left w:val="single" w:sz="6" w:space="0" w:color="000000"/>
+              <w:bottom w:val="single" w:sz="6" w:space="0" w:color="000000"/>
+              <w:right w:val="single" w:sz="6" w:space="0" w:color="000000"/>
+            </w:tcBorders>
+            <w:vAlign w:val="center"/>
+            <w:tcMar>
+              <w:top w:w="20" w:type="dxa"/>
+              <w:left w:w="40" w:type="dxa"/>
+              <w:bottom w:w="20" w:type="dxa"/>
+              <w:right w:w="40" w:type="dxa"/>
+            </w:tcMar>
+            <w:shd w:val="clear" w:color="auto" w:fill="F7F7F7"/>
+          </w:tcPr>
+          <w:p>
+            <w:pPr>
+              <w:spacing w:before="0" w:after="0" w:lineRule="exact" w:line="220"/>
+              <w:jc w:val="left"/>
+            </w:pPr>
+            <w:r>
+              <w:rPr>
+                <w:rFonts w:ascii="Bookman Old Style" w:hAnsi="Bookman Old Style" w:cs="Bookman Old Style" w:eastAsia="Bookman Old Style"/>
+                <w:b/>
+                <w:i w:val="0"/>
+                <w:color w:val="000000"/>
+                <w:sz w:val="18"/>
+              </w:rPr>
+              <w:t>Name</w:t>
+            </w:r>
+          </w:p>
+        </w:tc>
+        <w:tc>
+          <w:tcPr>
+            <w:tcW w:type="dxa" w:w="2800"/>
+            <w:tcBorders>
+              <w:top w:val="single" w:sz="6" w:space="0" w:color="000000"/>
+              <w:left w:val="single" w:sz="6" w:space="0" w:color="000000"/>
+              <w:bottom w:val="single" w:sz="6" w:space="0" w:color="000000"/>
+              <w:right w:val="single" w:sz="6" w:space="0" w:color="000000"/>
+            </w:tcBorders>
+            <w:vAlign w:val="center"/>
+            <w:tcMar>
+              <w:top w:w="20" w:type="dxa"/>
+              <w:left w:w="40" w:type="dxa"/>
+              <w:bottom w:w="20" w:type="dxa"/>
+              <w:right w:w="40" w:type="dxa"/>
+            </w:tcMar>
+            <w:shd w:val="clear" w:color="auto" w:fill="F7F7F7"/>
+          </w:tcPr>
+          <w:p>
+            <w:pPr>
+              <w:spacing w:before="0" w:after="0" w:lineRule="exact" w:line="220"/>
+              <w:jc w:val="left"/>
+            </w:pPr>
+            <w:r>
+              <w:rPr>
+                <w:rFonts w:ascii="Bookman Old Style" w:hAnsi="Bookman Old Style" w:cs="Bookman Old Style" w:eastAsia="Bookman Old Style"/>
+                <w:b/>
+                <w:i w:val="0"/>
+                <w:color w:val="000000"/>
+                <w:sz w:val="18"/>
+              </w:rPr>
+              <w:t>Age</w:t>
+            </w:r>
+          </w:p>
+        </w:tc>
+        <w:tc>
+          <w:tcPr>
+            <w:tcW w:type="dxa" w:w="3800"/>
+            <w:tcBorders>
+              <w:top w:val="single" w:sz="6" w:space="0" w:color="000000"/>
+              <w:left w:val="single" w:sz="6" w:space="0" w:color="000000"/>
+              <w:bottom w:val="single" w:sz="6" w:space="0" w:color="000000"/>
+              <w:right w:val="single" w:sz="6" w:space="0" w:color="000000"/>
+            </w:tcBorders>
+            <w:vAlign w:val="center"/>
+            <w:tcMar>
+              <w:top w:w="20" w:type="dxa"/>
+              <w:left w:w="40" w:type="dxa"/>
+              <w:bottom w:w="20" w:type="dxa"/>
+              <w:right w:w="40" w:type="dxa"/>
+            </w:tcMar>
+            <w:shd w:val="clear" w:color="auto" w:fill="F7F7F7"/>
+          </w:tcPr>
+          <w:p>
+            <w:pPr>
+              <w:spacing w:before="0" w:after="0" w:lineRule="exact" w:line="220"/>
+              <w:jc w:val="left"/>
+            </w:pPr>
+            <w:r>
+              <w:rPr>
+                <w:rFonts w:ascii="Bookman Old Style" w:hAnsi="Bookman Old Style" w:cs="Bookman Old Style" w:eastAsia="Bookman Old Style"/>
+                <w:b/>
+                <w:i w:val="0"/>
+                <w:color w:val="000000"/>
+                <w:sz w:val="18"/>
+              </w:rPr>
+              <w:t>Mobile</w:t>
+            </w:r>
+          </w:p>
+        </w:tc>
+      </w:tr>
+      <w:tr>
+        <w:trPr>
+          <w:cantSplit/>
+          <w:trHeight w:val="311" w:hRule="atLeast"/>
+        </w:trPr>
+        <w:tc>
+          <w:tcPr>
+            <w:tcW w:type="dxa" w:w="3600"/>
+            <w:tcBorders>
+              <w:top w:val="single" w:sz="6" w:space="0" w:color="000000"/>
+              <w:left w:val="single" w:sz="6" w:space="0" w:color="000000"/>
+              <w:bottom w:val="single" w:sz="6" w:space="0" w:color="000000"/>
+              <w:right w:val="single" w:sz="6" w:space="0" w:color="000000"/>
+            </w:tcBorders>
+            <w:vAlign w:val="center"/>
+            <w:tcMar>
+              <w:top w:w="20" w:type="dxa"/>
+              <w:left w:w="40" w:type="dxa"/>
+              <w:bottom w:w="20" w:type="dxa"/>
+              <w:right w:w="40" w:type="dxa"/>
+            </w:tcMar>
+            <w:shd w:val="clear" w:color="auto" w:fill="F7F7F7"/>
+          </w:tcPr>
+          <w:p>
+            <w:pPr>
+              <w:spacing w:before="0" w:after="0" w:lineRule="exact" w:line="220"/>
+              <w:jc w:val="left"/>
+            </w:pPr>
+            <w:r>
+              <w:rPr>
+                <w:rFonts w:ascii="Bookman Old Style" w:hAnsi="Bookman Old Style" w:cs="Bookman Old Style" w:eastAsia="Bookman Old Style"/>
+                <w:b/>
+                <w:i w:val="0"/>
+                <w:color w:val="000000"/>
+                <w:sz w:val="18"/>
+              </w:rPr>
+              <w:t>Address</w:t>
+            </w:r>
+          </w:p>
+        </w:tc>
+        <w:tc>
+          <w:tcPr>
+            <w:tcW w:type="dxa" w:w="6600"/>
+            <w:gridSpan w:val="2"/>
+            <w:tcBorders>
+              <w:top w:val="single" w:sz="6" w:space="0" w:color="000000"/>
+              <w:left w:val="single" w:sz="6" w:space="0" w:color="000000"/>
+              <w:bottom w:val="single" w:sz="6" w:space="0" w:color="000000"/>
+              <w:right w:val="single" w:sz="6" w:space="0" w:color="000000"/>
+            </w:tcBorders>
+            <w:vAlign w:val="center"/>
+            <w:tcMar>
+              <w:top w:w="20" w:type="dxa"/>
+              <w:left w:w="40" w:type="dxa"/>
+              <w:bottom w:w="20" w:type="dxa"/>
+              <w:right w:w="40" w:type="dxa"/>
+            </w:tcMar>
+          </w:tcPr>
+          <w:p>
+            <w:pPr>
+              <w:spacing w:before="0" w:after="0" w:lineRule="exact" w:line="220"/>
+              <w:jc w:val="left"/>
+            </w:pPr>
+          </w:p>
+        </w:tc>
+      </w:tr>
+    </w:tbl>
+    <w:p>
+      <w:pPr>
+        <w:spacing w:before="20" w:after="0" w:lineRule="exact" w:line="260"/>
+        <w:jc w:val="left"/>
+      </w:pPr>
+      <w:r>
+        <w:rPr>
+          <w:rFonts w:ascii="Bookman Old Style" w:hAnsi="Bookman Old Style" w:cs="Bookman Old Style" w:eastAsia="Bookman Old Style"/>
+          <w:b w:val="0"/>
+          <w:i w:val="0"/>
+          <w:color w:val="000000"/>
+          <w:sz w:val="20"/>
+        </w:rPr>
+        <w:t>Signature of Witness No. 1 : __________________________     Date : ____________</w:t>
+      </w:r>
+    </w:p>
+    <w:p>
+      <w:pPr>
+        <w:spacing w:before="60" w:after="20" w:lineRule="exact" w:line="260"/>
+        <w:jc w:val="left"/>
+      </w:pPr>
+      <w:r>
+        <w:rPr>
+          <w:rFonts w:ascii="Bookman Old Style" w:hAnsi="Bookman Old Style" w:cs="Bookman Old Style" w:eastAsia="Bookman Old Style"/>
+          <w:b/>
+          <w:i w:val="0"/>
+          <w:color w:val="000000"/>
+          <w:sz w:val="22"/>
+        </w:rPr>
+        <w:t>Witness No. 2   —   not a member of the family</w:t>
+      </w:r>
+    </w:p>
+    <w:tbl>
+      <w:tblPr>
+        <w:tblW w:type="dxa" w:w="10200"/>
+        <w:tblLayout w:type="fixed"/>
+        <w:tblLook w:firstColumn="1" w:firstRow="1" w:lastColumn="0" w:lastRow="0" w:noHBand="0" w:noVBand="1" w:val="04A0"/>
+      </w:tblPr>
+      <w:tblGrid>
+        <w:gridCol w:w="3600"/>
+        <w:gridCol w:w="2800"/>
+        <w:gridCol w:w="3800"/>
+      </w:tblGrid>
+      <w:tr>
+        <w:trPr>
+          <w:cantSplit/>
+          <w:trHeight w:val="311" w:hRule="atLeast"/>
+        </w:trPr>
+        <w:tc>
+          <w:tcPr>
+            <w:tcW w:type="dxa" w:w="3600"/>
+            <w:tcBorders>
+              <w:top w:val="single" w:sz="6" w:space="0" w:color="000000"/>
+              <w:left w:val="single" w:sz="6" w:space="0" w:color="000000"/>
+              <w:bottom w:val="single" w:sz="6" w:space="0" w:color="000000"/>
+              <w:right w:val="single" w:sz="6" w:space="0" w:color="000000"/>
+            </w:tcBorders>
+            <w:vAlign w:val="center"/>
+            <w:tcMar>
+              <w:top w:w="20" w:type="dxa"/>
+              <w:left w:w="40" w:type="dxa"/>
+              <w:bottom w:w="20" w:type="dxa"/>
+              <w:right w:w="40" w:type="dxa"/>
+            </w:tcMar>
+            <w:shd w:val="clear" w:color="auto" w:fill="F7F7F7"/>
+          </w:tcPr>
+          <w:p>
+            <w:pPr>
+              <w:spacing w:before="0" w:after="0" w:lineRule="exact" w:line="220"/>
+              <w:jc w:val="left"/>
+            </w:pPr>
+            <w:r>
+              <w:rPr>
+                <w:rFonts w:ascii="Bookman Old Style" w:hAnsi="Bookman Old Style" w:cs="Bookman Old Style" w:eastAsia="Bookman Old Style"/>
+                <w:b/>
+                <w:i w:val="0"/>
+                <w:color w:val="000000"/>
+                <w:sz w:val="18"/>
+              </w:rPr>
+              <w:t>Name</w:t>
+            </w:r>
+          </w:p>
+        </w:tc>
+        <w:tc>
+          <w:tcPr>
+            <w:tcW w:type="dxa" w:w="2800"/>
+            <w:tcBorders>
+              <w:top w:val="single" w:sz="6" w:space="0" w:color="000000"/>
+              <w:left w:val="single" w:sz="6" w:space="0" w:color="000000"/>
+              <w:bottom w:val="single" w:sz="6" w:space="0" w:color="000000"/>
+              <w:right w:val="single" w:sz="6" w:space="0" w:color="000000"/>
+            </w:tcBorders>
+            <w:vAlign w:val="center"/>
+            <w:tcMar>
+              <w:top w:w="20" w:type="dxa"/>
+              <w:left w:w="40" w:type="dxa"/>
+              <w:bottom w:w="20" w:type="dxa"/>
+              <w:right w:w="40" w:type="dxa"/>
+            </w:tcMar>
+            <w:shd w:val="clear" w:color="auto" w:fill="F7F7F7"/>
+          </w:tcPr>
+          <w:p>
+            <w:pPr>
+              <w:spacing w:before="0" w:after="0" w:lineRule="exact" w:line="220"/>
+              <w:jc w:val="left"/>
+            </w:pPr>
+            <w:r>
+              <w:rPr>
+                <w:rFonts w:ascii="Bookman Old Style" w:hAnsi="Bookman Old Style" w:cs="Bookman Old Style" w:eastAsia="Bookman Old Style"/>
+                <w:b/>
+                <w:i w:val="0"/>
+                <w:color w:val="000000"/>
+                <w:sz w:val="18"/>
+              </w:rPr>
+              <w:t>Age</w:t>
+            </w:r>
+          </w:p>
+        </w:tc>
+        <w:tc>
+          <w:tcPr>
+            <w:tcW w:type="dxa" w:w="3800"/>
+            <w:tcBorders>
+              <w:top w:val="single" w:sz="6" w:space="0" w:color="000000"/>
+              <w:left w:val="single" w:sz="6" w:space="0" w:color="000000"/>
+              <w:bottom w:val="single" w:sz="6" w:space="0" w:color="000000"/>
+              <w:right w:val="single" w:sz="6" w:space="0" w:color="000000"/>
+            </w:tcBorders>
+            <w:vAlign w:val="center"/>
+            <w:tcMar>
+              <w:top w:w="20" w:type="dxa"/>
+              <w:left w:w="40" w:type="dxa"/>
+              <w:bottom w:w="20" w:type="dxa"/>
+              <w:right w:w="40" w:type="dxa"/>
+            </w:tcMar>
+            <w:shd w:val="clear" w:color="auto" w:fill="F7F7F7"/>
+          </w:tcPr>
+          <w:p>
+            <w:pPr>
+              <w:spacing w:before="0" w:after="0" w:lineRule="exact" w:line="220"/>
+              <w:jc w:val="left"/>
+            </w:pPr>
+            <w:r>
+              <w:rPr>
+                <w:rFonts w:ascii="Bookman Old Style" w:hAnsi="Bookman Old Style" w:cs="Bookman Old Style" w:eastAsia="Bookman Old Style"/>
+                <w:b/>
+                <w:i w:val="0"/>
+                <w:color w:val="000000"/>
+                <w:sz w:val="18"/>
+              </w:rPr>
+              <w:t>Mobile</w:t>
+            </w:r>
+          </w:p>
+        </w:tc>
+      </w:tr>
+      <w:tr>
+        <w:trPr>
+          <w:cantSplit/>
+          <w:trHeight w:val="311" w:hRule="atLeast"/>
+        </w:trPr>
+        <w:tc>
+          <w:tcPr>
+            <w:tcW w:type="dxa" w:w="3600"/>
+            <w:tcBorders>
+              <w:top w:val="single" w:sz="6" w:space="0" w:color="000000"/>
+              <w:left w:val="single" w:sz="6" w:space="0" w:color="000000"/>
+              <w:bottom w:val="single" w:sz="6" w:space="0" w:color="000000"/>
+              <w:right w:val="single" w:sz="6" w:space="0" w:color="000000"/>
+            </w:tcBorders>
+            <w:vAlign w:val="center"/>
+            <w:tcMar>
+              <w:top w:w="20" w:type="dxa"/>
+              <w:left w:w="40" w:type="dxa"/>
+              <w:bottom w:w="20" w:type="dxa"/>
+              <w:right w:w="40" w:type="dxa"/>
+            </w:tcMar>
+            <w:shd w:val="clear" w:color="auto" w:fill="F7F7F7"/>
+          </w:tcPr>
+          <w:p>
+            <w:pPr>
+              <w:spacing w:before="0" w:after="0" w:lineRule="exact" w:line="220"/>
+              <w:jc w:val="left"/>
+            </w:pPr>
+            <w:r>
+              <w:rPr>
+                <w:rFonts w:ascii="Bookman Old Style" w:hAnsi="Bookman Old Style" w:cs="Bookman Old Style" w:eastAsia="Bookman Old Style"/>
+                <w:b/>
+                <w:i w:val="0"/>
+                <w:color w:val="000000"/>
+                <w:sz w:val="18"/>
+              </w:rPr>
+              <w:t>Address</w:t>
+            </w:r>
+          </w:p>
+        </w:tc>
+        <w:tc>
+          <w:tcPr>
+            <w:tcW w:type="dxa" w:w="6600"/>
+            <w:gridSpan w:val="2"/>
+            <w:tcBorders>
+              <w:top w:val="single" w:sz="6" w:space="0" w:color="000000"/>
+              <w:left w:val="single" w:sz="6" w:space="0" w:color="000000"/>
+              <w:bottom w:val="single" w:sz="6" w:space="0" w:color="000000"/>
+              <w:right w:val="single" w:sz="6" w:space="0" w:color="000000"/>
+            </w:tcBorders>
+            <w:vAlign w:val="center"/>
+            <w:tcMar>
+              <w:top w:w="20" w:type="dxa"/>
+              <w:left w:w="40" w:type="dxa"/>
+              <w:bottom w:w="20" w:type="dxa"/>
+              <w:right w:w="40" w:type="dxa"/>
+            </w:tcMar>
+          </w:tcPr>
+          <w:p>
+            <w:pPr>
+              <w:spacing w:before="0" w:after="0" w:lineRule="exact" w:line="220"/>
+              <w:jc w:val="left"/>
+            </w:pPr>
+          </w:p>
+        </w:tc>
+      </w:tr>
+    </w:tbl>
+    <w:p>
+      <w:pPr>
+        <w:spacing w:before="20" w:after="0" w:lineRule="exact" w:line="260"/>
+        <w:jc w:val="left"/>
+      </w:pPr>
+      <w:r>
+        <w:rPr>
+          <w:rFonts w:ascii="Bookman Old Style" w:hAnsi="Bookman Old Style" w:cs="Bookman Old Style" w:eastAsia="Bookman Old Style"/>
+          <w:b w:val="0"/>
+          <w:i w:val="0"/>
+          <w:color w:val="000000"/>
+          <w:sz w:val="20"/>
+        </w:rPr>
+        <w:t>Signature of Witness No. 2 : __________________________     Date : ____________</w:t>
+      </w:r>
+    </w:p>
+    <w:p>
+      <w:pPr>
+        <w:spacing w:before="60" w:after="60" w:lineRule="exact" w:line="250"/>
         <w:jc w:val="both"/>
       </w:pPr>
       <w:r>
@@ -3962,60 +5220,12 @@
           <w:color w:val="000000"/>
           <w:sz w:val="20"/>
         </w:rPr>
-        <w:t>I know the family. The names read over from Annexure B are, to my knowledge, the only legal heirs. I know of no Will and of no dispute. I am not of this family.</w:t>
+        <w:t>The enquiry was made as above. Aadhaar number, Voter Identity Card number and PAN of each living heir are entered in Annexure-B, and the name is the same on all three. No Will and no dispute came to notice. The municipal certificate has not been used. I sign this report and forward it to the Sub-Divisional Officer, Balurghat.</w:t>
       </w:r>
     </w:p>
     <w:p>
       <w:pPr>
-        <w:spacing w:before="0" w:after="0" w:lineRule="exact" w:line="260"/>
-        <w:jc w:val="left"/>
-      </w:pPr>
-      <w:r>
-        <w:rPr>
-          <w:rFonts w:ascii="Bookman Old Style" w:hAnsi="Bookman Old Style" w:cs="Bookman Old Style" w:eastAsia="Bookman Old Style"/>
-          <w:b w:val="0"/>
-          <w:i w:val="0"/>
-          <w:color w:val="000000"/>
-          <w:sz w:val="20"/>
-        </w:rPr>
-        <w:t>Signature of Witness No. 2 : _______________________     Date : ____________</w:t>
-      </w:r>
-    </w:p>
-    <w:p>
-      <w:pPr>
-        <w:spacing w:before="100" w:after="40" w:lineRule="exact" w:line="280"/>
-        <w:jc w:val="left"/>
-      </w:pPr>
-      <w:r>
-        <w:rPr>
-          <w:rFonts w:ascii="Bookman Old Style" w:hAnsi="Bookman Old Style" w:cs="Bookman Old Style" w:eastAsia="Bookman Old Style"/>
-          <w:b/>
-          <w:i w:val="0"/>
-          <w:color w:val="000000"/>
-          <w:sz w:val="22"/>
-        </w:rPr>
-        <w:t>Report</w:t>
-      </w:r>
-    </w:p>
-    <w:p>
-      <w:pPr>
-        <w:spacing w:before="0" w:after="80" w:lineRule="exact" w:line="250"/>
-        <w:jc w:val="both"/>
-      </w:pPr>
-      <w:r>
-        <w:rPr>
-          <w:rFonts w:ascii="Bookman Old Style" w:hAnsi="Bookman Old Style" w:cs="Bookman Old Style" w:eastAsia="Bookman Old Style"/>
-          <w:b w:val="0"/>
-          <w:i w:val="0"/>
-          <w:color w:val="000000"/>
-          <w:sz w:val="20"/>
-        </w:rPr>
-        <w:t>The enquiry was made as above. The documents of each heir named in Annexure B were seen, and the name in the report tallies with the name in the documents. The witnesses signed before the enquiry. The only living legal heirs are the persons marked living in Annexure B. No Will and no dispute came to notice. I sign this report and forward it to the Sub-Divisional Officer, Balurghat, for issue of the Legal Heirship Certificate. The municipal certificate has not been used.</w:t>
-      </w:r>
-    </w:p>
-    <w:p>
-      <w:pPr>
-        <w:spacing w:before="40" w:after="0" w:lineRule="exact" w:line="280"/>
+        <w:spacing w:before="20" w:after="0" w:lineRule="exact" w:line="280"/>
         <w:jc w:val="right"/>
       </w:pPr>
       <w:r>
@@ -4063,7 +5273,7 @@
     </w:p>
     <w:sectPr>
       <w:pgSz w:w="11907" w:h="16840"/>
-      <w:pgMar w:top="700" w:right="900" w:bottom="640" w:left="900" w:header="720" w:footer="720" w:gutter="0"/>
+      <w:pgMar w:top="640" w:right="850" w:bottom="560" w:left="850" w:header="720" w:footer="720" w:gutter="0"/>
       <w:cols w:space="720"/>
       <w:docGrid w:linePitch="360"/>
     </w:sectPr>

--- a/3_Enquiry_Proforma_Bagchi.docx
+++ b/3_Enquiry_Proforma_Bagchi.docx
@@ -1,59 +1,199 @@
 
 <file path=word/document.xml><?xml version="1.0" encoding="utf-8"?>
-<w:document xmlns:wpc="http://schemas.microsoft.com/office/word/2010/wordprocessingCanvas" xmlns:mo="http://schemas.microsoft.com/office/mac/office/2008/main" xmlns:mc="http://schemas.openxmlformats.org/markup-compatibility/2006" xmlns:mv="urn:schemas-microsoft-com:mac:vml" xmlns:o="urn:schemas-microsoft-com:office:office" xmlns:r="http://schemas.openxmlformats.org/officeDocument/2006/relationships" xmlns:m="http://schemas.openxmlformats.org/officeDocument/2006/math" xmlns:v="urn:schemas-microsoft-com:vml" xmlns:wp14="http://schemas.microsoft.com/office/word/2010/wordprocessingDrawing" xmlns:wp="http://schemas.openxmlformats.org/drawingml/2006/wordprocessingDrawing" xmlns:w10="urn:schemas-microsoft-com:office:word" xmlns:w="http://schemas.openxmlformats.org/wordprocessingml/2006/main" xmlns:w14="http://schemas.microsoft.com/office/word/2010/wordml" xmlns:wpg="http://schemas.microsoft.com/office/word/2010/wordprocessingGroup" xmlns:wpi="http://schemas.microsoft.com/office/word/2010/wordprocessingInk" xmlns:wne="http://schemas.microsoft.com/office/word/2006/wordml" xmlns:wps="http://schemas.microsoft.com/office/word/2010/wordprocessingShape" mc:Ignorable="w14 wp14">
+<w:document xmlns:wpc="http://schemas.microsoft.com/office/word/2010/wordprocessingCanvas" xmlns:mc="http://schemas.openxmlformats.org/markup-compatibility/2006" xmlns:o="urn:schemas-microsoft-com:office:office" xmlns:r="http://schemas.openxmlformats.org/officeDocument/2006/relationships" xmlns:m="http://schemas.openxmlformats.org/officeDocument/2006/math" xmlns:v="urn:schemas-microsoft-com:vml" xmlns:wp14="http://schemas.microsoft.com/office/word/2010/wordprocessingDrawing" xmlns:wp="http://schemas.openxmlformats.org/drawingml/2006/wordprocessingDrawing" xmlns:w10="urn:schemas-microsoft-com:office:word" xmlns:w="http://schemas.openxmlformats.org/wordprocessingml/2006/main" xmlns:w14="http://schemas.microsoft.com/office/word/2010/wordml" xmlns:wpg="http://schemas.microsoft.com/office/word/2010/wordprocessingGroup" xmlns:wpi="http://schemas.microsoft.com/office/word/2010/wordprocessingInk" xmlns:wne="http://schemas.microsoft.com/office/word/2006/wordml" xmlns:wps="http://schemas.microsoft.com/office/word/2010/wordprocessingShape" mc:Ignorable="w14 wp14">
   <w:body>
     <w:p>
       <w:pPr>
-        <w:spacing w:before="0" w:after="0" w:lineRule="exact" w:line="280"/>
+        <w:spacing w:after="0" w:line="280" w:lineRule="exact"/>
+        <w:rPr>
+          <w:b/>
+          <w:sz w:val="24"/>
+        </w:rPr>
+      </w:pPr>
+    </w:p>
+    <w:p>
+      <w:pPr>
+        <w:spacing w:after="0" w:line="240" w:lineRule="auto"/>
         <w:jc w:val="center"/>
       </w:pPr>
       <w:r>
         <w:rPr>
-          <w:rFonts w:ascii="Bookman Old Style" w:hAnsi="Bookman Old Style" w:cs="Bookman Old Style" w:eastAsia="Bookman Old Style"/>
-          <w:b/>
-          <w:i w:val="0"/>
-          <w:color w:val="000000"/>
-          <w:sz w:val="24"/>
+          <w:noProof/>
+          <w:lang w:val="en-IN" w:eastAsia="en-IN"/>
         </w:rPr>
-        <w:t>Office of the Executive Officer, Balurghat Municipality</w:t>
+        <w:drawing>
+          <wp:inline distT="0" distB="0" distL="0" distR="0" wp14:anchorId="3A03E8D7" wp14:editId="43085227">
+            <wp:extent cx="457200" cy="468000"/>
+            <wp:effectExtent l="0" t="0" r="0" b="0"/>
+            <wp:docPr id="1" name="Picture 1"/>
+            <wp:cNvGraphicFramePr>
+              <a:graphicFrameLocks xmlns:a="http://schemas.openxmlformats.org/drawingml/2006/main" noChangeAspect="1"/>
+            </wp:cNvGraphicFramePr>
+            <a:graphic xmlns:a="http://schemas.openxmlformats.org/drawingml/2006/main">
+              <a:graphicData uri="http://schemas.openxmlformats.org/drawingml/2006/picture">
+                <pic:pic xmlns:pic="http://schemas.openxmlformats.org/drawingml/2006/picture">
+                  <pic:nvPicPr>
+                    <pic:cNvPr id="0" name="ashoka_emblem.jpg"/>
+                    <pic:cNvPicPr/>
+                  </pic:nvPicPr>
+                  <pic:blipFill>
+                    <a:blip r:embed="rId7"/>
+                    <a:stretch>
+                      <a:fillRect/>
+                    </a:stretch>
+                  </pic:blipFill>
+                  <pic:spPr>
+                    <a:xfrm>
+                      <a:off x="0" y="0"/>
+                      <a:ext cx="457200" cy="468000"/>
+                    </a:xfrm>
+                    <a:prstGeom prst="rect">
+                      <a:avLst/>
+                    </a:prstGeom>
+                  </pic:spPr>
+                </pic:pic>
+              </a:graphicData>
+            </a:graphic>
+          </wp:inline>
+        </w:drawing>
       </w:r>
     </w:p>
     <w:p>
       <w:pPr>
-        <w:spacing w:before="0" w:after="0" w:lineRule="exact" w:line="260"/>
+        <w:spacing w:before="40" w:after="0" w:line="320" w:lineRule="exact"/>
         <w:jc w:val="center"/>
       </w:pPr>
       <w:r>
         <w:rPr>
-          <w:rFonts w:ascii="Bookman Old Style" w:hAnsi="Bookman Old Style" w:cs="Bookman Old Style" w:eastAsia="Bookman Old Style"/>
           <w:b/>
-          <w:i w:val="0"/>
-          <w:color w:val="000000"/>
-          <w:sz w:val="22"/>
+          <w:sz w:val="28"/>
         </w:rPr>
-        <w:t>Enquiry report to the Sub-Divisional Officer, Balurghat</w:t>
+        <w:t>Government of West Bengal</w:t>
       </w:r>
     </w:p>
     <w:p>
       <w:pPr>
-        <w:spacing w:before="0" w:after="20" w:lineRule="exact" w:line="60"/>
-        <w:jc w:val="left"/>
+        <w:spacing w:after="0" w:line="320" w:lineRule="exact"/>
+        <w:jc w:val="center"/>
+      </w:pPr>
+      <w:r>
+        <w:rPr>
+          <w:b/>
+          <w:sz w:val="28"/>
+        </w:rPr>
+        <w:t>Office of the Sub-Divisional Officer,</w:t>
+      </w:r>
+    </w:p>
+    <w:p>
+      <w:pPr>
+        <w:spacing w:after="0" w:line="300" w:lineRule="exact"/>
+        <w:jc w:val="center"/>
+      </w:pPr>
+      <w:proofErr w:type="spellStart"/>
+      <w:r>
+        <w:rPr>
+          <w:b/>
+          <w:sz w:val="26"/>
+        </w:rPr>
+        <w:t>Balurghat</w:t>
+      </w:r>
+      <w:proofErr w:type="spellEnd"/>
+      <w:r>
+        <w:rPr>
+          <w:b/>
+          <w:sz w:val="26"/>
+        </w:rPr>
+        <w:t xml:space="preserve"> (</w:t>
+      </w:r>
+      <w:proofErr w:type="spellStart"/>
+      <w:r>
+        <w:rPr>
+          <w:b/>
+          <w:sz w:val="26"/>
+        </w:rPr>
+        <w:t>Sadar</w:t>
+      </w:r>
+      <w:proofErr w:type="spellEnd"/>
+      <w:proofErr w:type="gramStart"/>
+      <w:r>
+        <w:rPr>
+          <w:b/>
+          <w:sz w:val="26"/>
+        </w:rPr>
+        <w:t>) :</w:t>
+      </w:r>
+      <w:proofErr w:type="gramEnd"/>
+      <w:r>
+        <w:rPr>
+          <w:b/>
+          <w:sz w:val="26"/>
+        </w:rPr>
+        <w:t xml:space="preserve">: </w:t>
+      </w:r>
+      <w:proofErr w:type="spellStart"/>
+      <w:r>
+        <w:rPr>
+          <w:b/>
+          <w:sz w:val="26"/>
+        </w:rPr>
+        <w:t>Dakshin</w:t>
+      </w:r>
+      <w:proofErr w:type="spellEnd"/>
+      <w:r>
+        <w:rPr>
+          <w:b/>
+          <w:sz w:val="26"/>
+        </w:rPr>
+        <w:t xml:space="preserve"> </w:t>
+      </w:r>
+      <w:proofErr w:type="spellStart"/>
+      <w:r>
+        <w:rPr>
+          <w:b/>
+          <w:sz w:val="26"/>
+        </w:rPr>
+        <w:t>Dinajpur</w:t>
+      </w:r>
+      <w:proofErr w:type="spellEnd"/>
+    </w:p>
+    <w:p>
+      <w:pPr>
+        <w:spacing w:after="0" w:line="260" w:lineRule="exact"/>
+        <w:jc w:val="center"/>
+      </w:pPr>
+      <w:proofErr w:type="gramStart"/>
+      <w:r>
+        <w:rPr>
+          <w:b/>
+          <w:sz w:val="20"/>
+        </w:rPr>
+        <w:t>e-mail</w:t>
+      </w:r>
+      <w:proofErr w:type="gramEnd"/>
+      <w:r>
+        <w:rPr>
+          <w:b/>
+          <w:sz w:val="20"/>
+        </w:rPr>
+        <w:t xml:space="preserve"> Id- sdmbalurghat@gmail.com  &amp;  Ph. No.-03522 255205</w:t>
+      </w:r>
+    </w:p>
+    <w:p>
+      <w:pPr>
         <w:pBdr>
           <w:bottom w:val="single" w:sz="12" w:space="1" w:color="000000"/>
         </w:pBdr>
+        <w:spacing w:after="20" w:line="60" w:lineRule="exact"/>
       </w:pPr>
     </w:p>
     <w:p>
       <w:pPr>
-        <w:spacing w:before="20" w:after="0" w:lineRule="exact" w:line="280"/>
+        <w:spacing w:before="20" w:after="0" w:line="280" w:lineRule="exact"/>
         <w:jc w:val="center"/>
       </w:pPr>
       <w:r>
         <w:rPr>
-          <w:rFonts w:ascii="Bookman Old Style" w:hAnsi="Bookman Old Style" w:cs="Bookman Old Style" w:eastAsia="Bookman Old Style"/>
           <w:b/>
-          <w:i w:val="0"/>
-          <w:color w:val="000000"/>
           <w:sz w:val="24"/>
         </w:rPr>
         <w:t>ANNEXURE – A</w:t>
@@ -61,81 +201,58 @@
     </w:p>
     <w:p>
       <w:pPr>
-        <w:spacing w:before="0" w:after="40" w:lineRule="exact" w:line="260"/>
+        <w:spacing w:after="40" w:line="260" w:lineRule="exact"/>
         <w:jc w:val="center"/>
       </w:pPr>
       <w:r>
         <w:rPr>
-          <w:rFonts w:ascii="Bookman Old Style" w:hAnsi="Bookman Old Style" w:cs="Bookman Old Style" w:eastAsia="Bookman Old Style"/>
           <w:b/>
-          <w:i w:val="0"/>
-          <w:color w:val="000000"/>
-          <w:sz w:val="22"/>
         </w:rPr>
         <w:t>Particulars of the deceased</w:t>
       </w:r>
     </w:p>
-    <w:p>
-      <w:pPr>
-        <w:spacing w:before="0" w:after="40" w:lineRule="exact" w:line="240"/>
-        <w:jc w:val="both"/>
-      </w:pPr>
-      <w:r>
-        <w:rPr>
-          <w:rFonts w:ascii="Bookman Old Style" w:hAnsi="Bookman Old Style" w:cs="Bookman Old Style" w:eastAsia="Bookman Old Style"/>
-          <w:b w:val="0"/>
-          <w:i/>
-          <w:color w:val="000000"/>
-          <w:sz w:val="20"/>
-        </w:rPr>
-        <w:t>Write in the blank. Do not copy the municipal certificate. SEBI Circular No. HO/38/13/11(14)2026-MIRSD-POD/I/17111/2026 dated 23.07.2026.</w:t>
-      </w:r>
-    </w:p>
     <w:tbl>
       <w:tblPr>
-        <w:tblW w:type="dxa" w:w="10200"/>
+        <w:tblW w:w="10170" w:type="dxa"/>
         <w:tblLayout w:type="fixed"/>
-        <w:tblLook w:firstColumn="1" w:firstRow="1" w:lastColumn="0" w:lastRow="0" w:noHBand="0" w:noVBand="1" w:val="04A0"/>
+        <w:tblLook w:val="04A0" w:firstRow="1" w:lastRow="0" w:firstColumn="1" w:lastColumn="0" w:noHBand="0" w:noVBand="1"/>
       </w:tblPr>
       <w:tblGrid>
-        <w:gridCol w:w="550"/>
-        <w:gridCol w:w="4200"/>
-        <w:gridCol w:w="5450"/>
+        <w:gridCol w:w="548"/>
+        <w:gridCol w:w="4188"/>
+        <w:gridCol w:w="5434"/>
       </w:tblGrid>
       <w:tr>
         <w:trPr>
           <w:cantSplit/>
-          <w:trHeight w:val="408" w:hRule="atLeast"/>
+          <w:trHeight w:val="441"/>
         </w:trPr>
         <w:tc>
           <w:tcPr>
-            <w:tcW w:type="dxa" w:w="550"/>
+            <w:tcW w:w="548" w:type="dxa"/>
             <w:tcBorders>
               <w:top w:val="single" w:sz="6" w:space="0" w:color="000000"/>
               <w:left w:val="single" w:sz="6" w:space="0" w:color="000000"/>
               <w:bottom w:val="single" w:sz="6" w:space="0" w:color="000000"/>
               <w:right w:val="single" w:sz="6" w:space="0" w:color="000000"/>
             </w:tcBorders>
-            <w:vAlign w:val="center"/>
+            <w:shd w:val="clear" w:color="auto" w:fill="F2F2F2"/>
             <w:tcMar>
               <w:top w:w="20" w:type="dxa"/>
               <w:left w:w="40" w:type="dxa"/>
               <w:bottom w:w="20" w:type="dxa"/>
               <w:right w:w="40" w:type="dxa"/>
             </w:tcMar>
-            <w:shd w:val="clear" w:color="auto" w:fill="F2F2F2"/>
+            <w:vAlign w:val="center"/>
           </w:tcPr>
           <w:p>
             <w:pPr>
-              <w:spacing w:before="0" w:after="0" w:lineRule="exact" w:line="240"/>
+              <w:spacing w:after="0" w:line="240" w:lineRule="exact"/>
               <w:jc w:val="center"/>
             </w:pPr>
             <w:r>
               <w:rPr>
-                <w:rFonts w:ascii="Bookman Old Style" w:hAnsi="Bookman Old Style" w:cs="Bookman Old Style" w:eastAsia="Bookman Old Style"/>
                 <w:b/>
-                <w:i w:val="0"/>
-                <w:color w:val="000000"/>
                 <w:sz w:val="20"/>
               </w:rPr>
               <w:t>1</w:t>
@@ -144,33 +261,29 @@
         </w:tc>
         <w:tc>
           <w:tcPr>
-            <w:tcW w:type="dxa" w:w="4200"/>
+            <w:tcW w:w="4188" w:type="dxa"/>
             <w:tcBorders>
               <w:top w:val="single" w:sz="6" w:space="0" w:color="000000"/>
               <w:left w:val="single" w:sz="6" w:space="0" w:color="000000"/>
               <w:bottom w:val="single" w:sz="6" w:space="0" w:color="000000"/>
               <w:right w:val="single" w:sz="6" w:space="0" w:color="000000"/>
             </w:tcBorders>
-            <w:vAlign w:val="center"/>
+            <w:shd w:val="clear" w:color="auto" w:fill="F7F7F7"/>
             <w:tcMar>
               <w:top w:w="20" w:type="dxa"/>
               <w:left w:w="40" w:type="dxa"/>
               <w:bottom w:w="20" w:type="dxa"/>
               <w:right w:w="40" w:type="dxa"/>
             </w:tcMar>
-            <w:shd w:val="clear" w:color="auto" w:fill="F7F7F7"/>
+            <w:vAlign w:val="center"/>
           </w:tcPr>
           <w:p>
             <w:pPr>
-              <w:spacing w:before="0" w:after="0" w:lineRule="exact" w:line="240"/>
-              <w:jc w:val="left"/>
+              <w:spacing w:after="0" w:line="240" w:lineRule="exact"/>
             </w:pPr>
             <w:r>
               <w:rPr>
-                <w:rFonts w:ascii="Bookman Old Style" w:hAnsi="Bookman Old Style" w:cs="Bookman Old Style" w:eastAsia="Bookman Old Style"/>
                 <w:b/>
-                <w:i w:val="0"/>
-                <w:color w:val="000000"/>
                 <w:sz w:val="20"/>
               </w:rPr>
               <w:t>Name of the deceased</w:t>
@@ -179,73 +292,59 @@
         </w:tc>
         <w:tc>
           <w:tcPr>
-            <w:tcW w:type="dxa" w:w="5450"/>
+            <w:tcW w:w="5434" w:type="dxa"/>
             <w:tcBorders>
               <w:top w:val="single" w:sz="6" w:space="0" w:color="000000"/>
               <w:left w:val="single" w:sz="6" w:space="0" w:color="000000"/>
               <w:bottom w:val="single" w:sz="6" w:space="0" w:color="000000"/>
               <w:right w:val="single" w:sz="6" w:space="0" w:color="000000"/>
             </w:tcBorders>
-            <w:vAlign w:val="center"/>
             <w:tcMar>
               <w:top w:w="20" w:type="dxa"/>
               <w:left w:w="40" w:type="dxa"/>
               <w:bottom w:w="20" w:type="dxa"/>
               <w:right w:w="40" w:type="dxa"/>
             </w:tcMar>
+            <w:vAlign w:val="center"/>
           </w:tcPr>
           <w:p>
             <w:pPr>
-              <w:spacing w:before="0" w:after="0" w:lineRule="exact" w:line="240"/>
-              <w:jc w:val="left"/>
+              <w:spacing w:after="0" w:line="240" w:lineRule="exact"/>
             </w:pPr>
-            <w:r>
-              <w:rPr>
-                <w:rFonts w:ascii="Bookman Old Style" w:hAnsi="Bookman Old Style" w:cs="Bookman Old Style" w:eastAsia="Bookman Old Style"/>
-                <w:b w:val="0"/>
-                <w:i w:val="0"/>
-                <w:color w:val="000000"/>
-                <w:sz w:val="20"/>
-              </w:rPr>
-              <w:t>Debabrata Bagchi</w:t>
-            </w:r>
           </w:p>
         </w:tc>
       </w:tr>
       <w:tr>
         <w:trPr>
           <w:cantSplit/>
-          <w:trHeight w:val="408" w:hRule="atLeast"/>
+          <w:trHeight w:val="441"/>
         </w:trPr>
         <w:tc>
           <w:tcPr>
-            <w:tcW w:type="dxa" w:w="550"/>
+            <w:tcW w:w="548" w:type="dxa"/>
             <w:tcBorders>
               <w:top w:val="single" w:sz="6" w:space="0" w:color="000000"/>
               <w:left w:val="single" w:sz="6" w:space="0" w:color="000000"/>
               <w:bottom w:val="single" w:sz="6" w:space="0" w:color="000000"/>
               <w:right w:val="single" w:sz="6" w:space="0" w:color="000000"/>
             </w:tcBorders>
-            <w:vAlign w:val="center"/>
+            <w:shd w:val="clear" w:color="auto" w:fill="F2F2F2"/>
             <w:tcMar>
               <w:top w:w="20" w:type="dxa"/>
               <w:left w:w="40" w:type="dxa"/>
               <w:bottom w:w="20" w:type="dxa"/>
               <w:right w:w="40" w:type="dxa"/>
             </w:tcMar>
-            <w:shd w:val="clear" w:color="auto" w:fill="F2F2F2"/>
+            <w:vAlign w:val="center"/>
           </w:tcPr>
           <w:p>
             <w:pPr>
-              <w:spacing w:before="0" w:after="0" w:lineRule="exact" w:line="240"/>
+              <w:spacing w:after="0" w:line="240" w:lineRule="exact"/>
               <w:jc w:val="center"/>
             </w:pPr>
             <w:r>
               <w:rPr>
-                <w:rFonts w:ascii="Bookman Old Style" w:hAnsi="Bookman Old Style" w:cs="Bookman Old Style" w:eastAsia="Bookman Old Style"/>
                 <w:b/>
-                <w:i w:val="0"/>
-                <w:color w:val="000000"/>
                 <w:sz w:val="20"/>
               </w:rPr>
               <w:t>2</w:t>
@@ -254,33 +353,29 @@
         </w:tc>
         <w:tc>
           <w:tcPr>
-            <w:tcW w:type="dxa" w:w="4200"/>
+            <w:tcW w:w="4188" w:type="dxa"/>
             <w:tcBorders>
               <w:top w:val="single" w:sz="6" w:space="0" w:color="000000"/>
               <w:left w:val="single" w:sz="6" w:space="0" w:color="000000"/>
               <w:bottom w:val="single" w:sz="6" w:space="0" w:color="000000"/>
               <w:right w:val="single" w:sz="6" w:space="0" w:color="000000"/>
             </w:tcBorders>
-            <w:vAlign w:val="center"/>
+            <w:shd w:val="clear" w:color="auto" w:fill="F7F7F7"/>
             <w:tcMar>
               <w:top w:w="20" w:type="dxa"/>
               <w:left w:w="40" w:type="dxa"/>
               <w:bottom w:w="20" w:type="dxa"/>
               <w:right w:w="40" w:type="dxa"/>
             </w:tcMar>
-            <w:shd w:val="clear" w:color="auto" w:fill="F7F7F7"/>
+            <w:vAlign w:val="center"/>
           </w:tcPr>
           <w:p>
             <w:pPr>
-              <w:spacing w:before="0" w:after="0" w:lineRule="exact" w:line="240"/>
-              <w:jc w:val="left"/>
+              <w:spacing w:after="0" w:line="240" w:lineRule="exact"/>
             </w:pPr>
             <w:r>
               <w:rPr>
-                <w:rFonts w:ascii="Bookman Old Style" w:hAnsi="Bookman Old Style" w:cs="Bookman Old Style" w:eastAsia="Bookman Old Style"/>
                 <w:b/>
-                <w:i w:val="0"/>
-                <w:color w:val="000000"/>
                 <w:sz w:val="20"/>
               </w:rPr>
               <w:t>Father’s name</w:t>
@@ -289,25 +384,24 @@
         </w:tc>
         <w:tc>
           <w:tcPr>
-            <w:tcW w:type="dxa" w:w="5450"/>
+            <w:tcW w:w="5434" w:type="dxa"/>
             <w:tcBorders>
               <w:top w:val="single" w:sz="6" w:space="0" w:color="000000"/>
               <w:left w:val="single" w:sz="6" w:space="0" w:color="000000"/>
               <w:bottom w:val="single" w:sz="6" w:space="0" w:color="000000"/>
               <w:right w:val="single" w:sz="6" w:space="0" w:color="000000"/>
             </w:tcBorders>
-            <w:vAlign w:val="center"/>
             <w:tcMar>
               <w:top w:w="20" w:type="dxa"/>
               <w:left w:w="40" w:type="dxa"/>
               <w:bottom w:w="20" w:type="dxa"/>
               <w:right w:w="40" w:type="dxa"/>
             </w:tcMar>
+            <w:vAlign w:val="center"/>
           </w:tcPr>
           <w:p>
             <w:pPr>
-              <w:spacing w:before="0" w:after="0" w:lineRule="exact" w:line="240"/>
-              <w:jc w:val="left"/>
+              <w:spacing w:after="0" w:line="240" w:lineRule="exact"/>
             </w:pPr>
           </w:p>
         </w:tc>
@@ -315,37 +409,38 @@
       <w:tr>
         <w:trPr>
           <w:cantSplit/>
-          <w:trHeight w:val="408" w:hRule="atLeast"/>
+          <w:trHeight w:val="441"/>
         </w:trPr>
         <w:tc>
           <w:tcPr>
-            <w:tcW w:type="dxa" w:w="550"/>
+            <w:tcW w:w="548" w:type="dxa"/>
             <w:tcBorders>
               <w:top w:val="single" w:sz="6" w:space="0" w:color="000000"/>
               <w:left w:val="single" w:sz="6" w:space="0" w:color="000000"/>
               <w:bottom w:val="single" w:sz="6" w:space="0" w:color="000000"/>
               <w:right w:val="single" w:sz="6" w:space="0" w:color="000000"/>
             </w:tcBorders>
-            <w:vAlign w:val="center"/>
+            <w:shd w:val="clear" w:color="auto" w:fill="F2F2F2"/>
             <w:tcMar>
               <w:top w:w="20" w:type="dxa"/>
               <w:left w:w="40" w:type="dxa"/>
               <w:bottom w:w="20" w:type="dxa"/>
               <w:right w:w="40" w:type="dxa"/>
             </w:tcMar>
-            <w:shd w:val="clear" w:color="auto" w:fill="F2F2F2"/>
+            <w:vAlign w:val="center"/>
           </w:tcPr>
           <w:p>
             <w:pPr>
-              <w:spacing w:before="0" w:after="0" w:lineRule="exact" w:line="240"/>
+              <w:spacing w:after="0" w:line="240" w:lineRule="exact"/>
               <w:jc w:val="center"/>
+              <w:rPr>
+                <w:b/>
+                <w:sz w:val="20"/>
+              </w:rPr>
             </w:pPr>
             <w:r>
               <w:rPr>
-                <w:rFonts w:ascii="Bookman Old Style" w:hAnsi="Bookman Old Style" w:cs="Bookman Old Style" w:eastAsia="Bookman Old Style"/>
                 <w:b/>
-                <w:i w:val="0"/>
-                <w:color w:val="000000"/>
                 <w:sz w:val="20"/>
               </w:rPr>
               <w:t>3</w:t>
@@ -354,33 +449,233 @@
         </w:tc>
         <w:tc>
           <w:tcPr>
-            <w:tcW w:type="dxa" w:w="4200"/>
+            <w:tcW w:w="4188" w:type="dxa"/>
             <w:tcBorders>
               <w:top w:val="single" w:sz="6" w:space="0" w:color="000000"/>
               <w:left w:val="single" w:sz="6" w:space="0" w:color="000000"/>
               <w:bottom w:val="single" w:sz="6" w:space="0" w:color="000000"/>
               <w:right w:val="single" w:sz="6" w:space="0" w:color="000000"/>
             </w:tcBorders>
-            <w:vAlign w:val="center"/>
+            <w:shd w:val="clear" w:color="auto" w:fill="F7F7F7"/>
             <w:tcMar>
               <w:top w:w="20" w:type="dxa"/>
               <w:left w:w="40" w:type="dxa"/>
               <w:bottom w:w="20" w:type="dxa"/>
               <w:right w:w="40" w:type="dxa"/>
             </w:tcMar>
-            <w:shd w:val="clear" w:color="auto" w:fill="F7F7F7"/>
+            <w:vAlign w:val="center"/>
           </w:tcPr>
           <w:p>
             <w:pPr>
-              <w:spacing w:before="0" w:after="0" w:lineRule="exact" w:line="240"/>
-              <w:jc w:val="left"/>
+              <w:spacing w:after="0" w:line="240" w:lineRule="exact"/>
+              <w:rPr>
+                <w:b/>
+                <w:sz w:val="20"/>
+              </w:rPr>
             </w:pPr>
             <w:r>
               <w:rPr>
-                <w:rFonts w:ascii="Bookman Old Style" w:hAnsi="Bookman Old Style" w:cs="Bookman Old Style" w:eastAsia="Bookman Old Style"/>
                 <w:b/>
-                <w:i w:val="0"/>
-                <w:color w:val="000000"/>
+                <w:sz w:val="20"/>
+              </w:rPr>
+              <w:t>Mother’s name</w:t>
+            </w:r>
+          </w:p>
+        </w:tc>
+        <w:tc>
+          <w:tcPr>
+            <w:tcW w:w="5434" w:type="dxa"/>
+            <w:tcBorders>
+              <w:top w:val="single" w:sz="6" w:space="0" w:color="000000"/>
+              <w:left w:val="single" w:sz="6" w:space="0" w:color="000000"/>
+              <w:bottom w:val="single" w:sz="6" w:space="0" w:color="000000"/>
+              <w:right w:val="single" w:sz="6" w:space="0" w:color="000000"/>
+            </w:tcBorders>
+            <w:tcMar>
+              <w:top w:w="20" w:type="dxa"/>
+              <w:left w:w="40" w:type="dxa"/>
+              <w:bottom w:w="20" w:type="dxa"/>
+              <w:right w:w="40" w:type="dxa"/>
+            </w:tcMar>
+            <w:vAlign w:val="center"/>
+          </w:tcPr>
+          <w:p>
+            <w:pPr>
+              <w:spacing w:after="0" w:line="240" w:lineRule="exact"/>
+            </w:pPr>
+          </w:p>
+        </w:tc>
+      </w:tr>
+      <w:tr>
+        <w:trPr>
+          <w:cantSplit/>
+          <w:trHeight w:val="441"/>
+        </w:trPr>
+        <w:tc>
+          <w:tcPr>
+            <w:tcW w:w="548" w:type="dxa"/>
+            <w:tcBorders>
+              <w:top w:val="single" w:sz="6" w:space="0" w:color="000000"/>
+              <w:left w:val="single" w:sz="6" w:space="0" w:color="000000"/>
+              <w:bottom w:val="single" w:sz="6" w:space="0" w:color="000000"/>
+              <w:right w:val="single" w:sz="6" w:space="0" w:color="000000"/>
+            </w:tcBorders>
+            <w:shd w:val="clear" w:color="auto" w:fill="F2F2F2"/>
+            <w:tcMar>
+              <w:top w:w="20" w:type="dxa"/>
+              <w:left w:w="40" w:type="dxa"/>
+              <w:bottom w:w="20" w:type="dxa"/>
+              <w:right w:w="40" w:type="dxa"/>
+            </w:tcMar>
+            <w:vAlign w:val="center"/>
+          </w:tcPr>
+          <w:p>
+            <w:pPr>
+              <w:spacing w:after="0" w:line="240" w:lineRule="exact"/>
+              <w:jc w:val="center"/>
+              <w:rPr>
+                <w:b/>
+                <w:sz w:val="20"/>
+              </w:rPr>
+            </w:pPr>
+            <w:r>
+              <w:rPr>
+                <w:b/>
+                <w:sz w:val="20"/>
+              </w:rPr>
+              <w:t>4</w:t>
+            </w:r>
+          </w:p>
+        </w:tc>
+        <w:tc>
+          <w:tcPr>
+            <w:tcW w:w="4188" w:type="dxa"/>
+            <w:tcBorders>
+              <w:top w:val="single" w:sz="6" w:space="0" w:color="000000"/>
+              <w:left w:val="single" w:sz="6" w:space="0" w:color="000000"/>
+              <w:bottom w:val="single" w:sz="6" w:space="0" w:color="000000"/>
+              <w:right w:val="single" w:sz="6" w:space="0" w:color="000000"/>
+            </w:tcBorders>
+            <w:shd w:val="clear" w:color="auto" w:fill="F7F7F7"/>
+            <w:tcMar>
+              <w:top w:w="20" w:type="dxa"/>
+              <w:left w:w="40" w:type="dxa"/>
+              <w:bottom w:w="20" w:type="dxa"/>
+              <w:right w:w="40" w:type="dxa"/>
+            </w:tcMar>
+            <w:vAlign w:val="center"/>
+          </w:tcPr>
+          <w:p>
+            <w:pPr>
+              <w:spacing w:after="0" w:line="240" w:lineRule="exact"/>
+              <w:rPr>
+                <w:b/>
+                <w:sz w:val="20"/>
+              </w:rPr>
+            </w:pPr>
+            <w:r>
+              <w:rPr>
+                <w:b/>
+                <w:sz w:val="20"/>
+              </w:rPr>
+              <w:t>Name of the wife</w:t>
+            </w:r>
+          </w:p>
+        </w:tc>
+        <w:tc>
+          <w:tcPr>
+            <w:tcW w:w="5434" w:type="dxa"/>
+            <w:tcBorders>
+              <w:top w:val="single" w:sz="6" w:space="0" w:color="000000"/>
+              <w:left w:val="single" w:sz="6" w:space="0" w:color="000000"/>
+              <w:bottom w:val="single" w:sz="6" w:space="0" w:color="000000"/>
+              <w:right w:val="single" w:sz="6" w:space="0" w:color="000000"/>
+            </w:tcBorders>
+            <w:tcMar>
+              <w:top w:w="20" w:type="dxa"/>
+              <w:left w:w="40" w:type="dxa"/>
+              <w:bottom w:w="20" w:type="dxa"/>
+              <w:right w:w="40" w:type="dxa"/>
+            </w:tcMar>
+            <w:vAlign w:val="center"/>
+          </w:tcPr>
+          <w:p>
+            <w:pPr>
+              <w:spacing w:after="0" w:line="240" w:lineRule="exact"/>
+            </w:pPr>
+          </w:p>
+        </w:tc>
+      </w:tr>
+      <w:tr>
+        <w:trPr>
+          <w:cantSplit/>
+          <w:trHeight w:val="441"/>
+        </w:trPr>
+        <w:tc>
+          <w:tcPr>
+            <w:tcW w:w="548" w:type="dxa"/>
+            <w:tcBorders>
+              <w:top w:val="single" w:sz="6" w:space="0" w:color="000000"/>
+              <w:left w:val="single" w:sz="6" w:space="0" w:color="000000"/>
+              <w:bottom w:val="single" w:sz="6" w:space="0" w:color="000000"/>
+              <w:right w:val="single" w:sz="6" w:space="0" w:color="000000"/>
+            </w:tcBorders>
+            <w:shd w:val="clear" w:color="auto" w:fill="F2F2F2"/>
+            <w:tcMar>
+              <w:top w:w="20" w:type="dxa"/>
+              <w:left w:w="40" w:type="dxa"/>
+              <w:bottom w:w="20" w:type="dxa"/>
+              <w:right w:w="40" w:type="dxa"/>
+            </w:tcMar>
+            <w:vAlign w:val="center"/>
+          </w:tcPr>
+          <w:p>
+            <w:pPr>
+              <w:spacing w:after="0" w:line="240" w:lineRule="exact"/>
+              <w:jc w:val="center"/>
+              <w:rPr>
+                <w:b/>
+                <w:sz w:val="20"/>
+              </w:rPr>
+            </w:pPr>
+            <w:r>
+              <w:rPr>
+                <w:b/>
+                <w:sz w:val="20"/>
+              </w:rPr>
+              <w:t>5</w:t>
+            </w:r>
+          </w:p>
+        </w:tc>
+        <w:tc>
+          <w:tcPr>
+            <w:tcW w:w="4188" w:type="dxa"/>
+            <w:tcBorders>
+              <w:top w:val="single" w:sz="6" w:space="0" w:color="000000"/>
+              <w:left w:val="single" w:sz="6" w:space="0" w:color="000000"/>
+              <w:bottom w:val="single" w:sz="6" w:space="0" w:color="000000"/>
+              <w:right w:val="single" w:sz="6" w:space="0" w:color="000000"/>
+            </w:tcBorders>
+            <w:shd w:val="clear" w:color="auto" w:fill="F7F7F7"/>
+            <w:tcMar>
+              <w:top w:w="20" w:type="dxa"/>
+              <w:left w:w="40" w:type="dxa"/>
+              <w:bottom w:w="20" w:type="dxa"/>
+              <w:right w:w="40" w:type="dxa"/>
+            </w:tcMar>
+            <w:vAlign w:val="center"/>
+          </w:tcPr>
+          <w:p>
+            <w:pPr>
+              <w:spacing w:after="0" w:line="240" w:lineRule="exact"/>
+              <w:rPr>
+                <w:b/>
+                <w:sz w:val="20"/>
+              </w:rPr>
+            </w:pPr>
+            <w:r>
+              <w:rPr>
+                <w:b/>
                 <w:sz w:val="20"/>
               </w:rPr>
               <w:t>Date of death</w:t>
@@ -389,25 +684,24 @@
         </w:tc>
         <w:tc>
           <w:tcPr>
-            <w:tcW w:type="dxa" w:w="5450"/>
+            <w:tcW w:w="5434" w:type="dxa"/>
             <w:tcBorders>
               <w:top w:val="single" w:sz="6" w:space="0" w:color="000000"/>
               <w:left w:val="single" w:sz="6" w:space="0" w:color="000000"/>
               <w:bottom w:val="single" w:sz="6" w:space="0" w:color="000000"/>
               <w:right w:val="single" w:sz="6" w:space="0" w:color="000000"/>
             </w:tcBorders>
-            <w:vAlign w:val="center"/>
             <w:tcMar>
               <w:top w:w="20" w:type="dxa"/>
               <w:left w:w="40" w:type="dxa"/>
               <w:bottom w:w="20" w:type="dxa"/>
               <w:right w:w="40" w:type="dxa"/>
             </w:tcMar>
+            <w:vAlign w:val="center"/>
           </w:tcPr>
           <w:p>
             <w:pPr>
-              <w:spacing w:before="0" w:after="0" w:lineRule="exact" w:line="240"/>
-              <w:jc w:val="left"/>
+              <w:spacing w:after="0" w:line="240" w:lineRule="exact"/>
             </w:pPr>
           </w:p>
         </w:tc>
@@ -415,72 +709,65 @@
       <w:tr>
         <w:trPr>
           <w:cantSplit/>
-          <w:trHeight w:val="408" w:hRule="atLeast"/>
+          <w:trHeight w:val="441"/>
         </w:trPr>
         <w:tc>
           <w:tcPr>
-            <w:tcW w:type="dxa" w:w="550"/>
+            <w:tcW w:w="548" w:type="dxa"/>
             <w:tcBorders>
               <w:top w:val="single" w:sz="6" w:space="0" w:color="000000"/>
               <w:left w:val="single" w:sz="6" w:space="0" w:color="000000"/>
               <w:bottom w:val="single" w:sz="6" w:space="0" w:color="000000"/>
               <w:right w:val="single" w:sz="6" w:space="0" w:color="000000"/>
             </w:tcBorders>
-            <w:vAlign w:val="center"/>
+            <w:shd w:val="clear" w:color="auto" w:fill="F2F2F2"/>
             <w:tcMar>
               <w:top w:w="20" w:type="dxa"/>
               <w:left w:w="40" w:type="dxa"/>
               <w:bottom w:w="20" w:type="dxa"/>
               <w:right w:w="40" w:type="dxa"/>
             </w:tcMar>
-            <w:shd w:val="clear" w:color="auto" w:fill="F2F2F2"/>
+            <w:vAlign w:val="center"/>
           </w:tcPr>
           <w:p>
             <w:pPr>
-              <w:spacing w:before="0" w:after="0" w:lineRule="exact" w:line="240"/>
+              <w:spacing w:after="0" w:line="240" w:lineRule="exact"/>
               <w:jc w:val="center"/>
             </w:pPr>
             <w:r>
               <w:rPr>
-                <w:rFonts w:ascii="Bookman Old Style" w:hAnsi="Bookman Old Style" w:cs="Bookman Old Style" w:eastAsia="Bookman Old Style"/>
                 <w:b/>
-                <w:i w:val="0"/>
-                <w:color w:val="000000"/>
                 <w:sz w:val="20"/>
               </w:rPr>
-              <w:t>4</w:t>
+              <w:t>6</w:t>
             </w:r>
           </w:p>
         </w:tc>
         <w:tc>
           <w:tcPr>
-            <w:tcW w:type="dxa" w:w="4200"/>
+            <w:tcW w:w="4188" w:type="dxa"/>
             <w:tcBorders>
               <w:top w:val="single" w:sz="6" w:space="0" w:color="000000"/>
               <w:left w:val="single" w:sz="6" w:space="0" w:color="000000"/>
               <w:bottom w:val="single" w:sz="6" w:space="0" w:color="000000"/>
               <w:right w:val="single" w:sz="6" w:space="0" w:color="000000"/>
             </w:tcBorders>
-            <w:vAlign w:val="center"/>
+            <w:shd w:val="clear" w:color="auto" w:fill="F7F7F7"/>
             <w:tcMar>
               <w:top w:w="20" w:type="dxa"/>
               <w:left w:w="40" w:type="dxa"/>
               <w:bottom w:w="20" w:type="dxa"/>
               <w:right w:w="40" w:type="dxa"/>
             </w:tcMar>
-            <w:shd w:val="clear" w:color="auto" w:fill="F7F7F7"/>
+            <w:vAlign w:val="center"/>
           </w:tcPr>
           <w:p>
             <w:pPr>
-              <w:spacing w:before="0" w:after="0" w:lineRule="exact" w:line="240"/>
-              <w:jc w:val="left"/>
+              <w:spacing w:after="0" w:line="240" w:lineRule="exact"/>
             </w:pPr>
             <w:r>
               <w:rPr>
-                <w:rFonts w:ascii="Bookman Old Style" w:hAnsi="Bookman Old Style" w:cs="Bookman Old Style" w:eastAsia="Bookman Old Style"/>
                 <w:b/>
-                <w:i w:val="0"/>
-                <w:color w:val="000000"/>
                 <w:sz w:val="20"/>
               </w:rPr>
               <w:t>Place of death</w:t>
@@ -489,25 +776,24 @@
         </w:tc>
         <w:tc>
           <w:tcPr>
-            <w:tcW w:type="dxa" w:w="5450"/>
+            <w:tcW w:w="5434" w:type="dxa"/>
             <w:tcBorders>
               <w:top w:val="single" w:sz="6" w:space="0" w:color="000000"/>
               <w:left w:val="single" w:sz="6" w:space="0" w:color="000000"/>
               <w:bottom w:val="single" w:sz="6" w:space="0" w:color="000000"/>
               <w:right w:val="single" w:sz="6" w:space="0" w:color="000000"/>
             </w:tcBorders>
-            <w:vAlign w:val="center"/>
             <w:tcMar>
               <w:top w:w="20" w:type="dxa"/>
               <w:left w:w="40" w:type="dxa"/>
               <w:bottom w:w="20" w:type="dxa"/>
               <w:right w:w="40" w:type="dxa"/>
             </w:tcMar>
+            <w:vAlign w:val="center"/>
           </w:tcPr>
           <w:p>
             <w:pPr>
-              <w:spacing w:before="0" w:after="0" w:lineRule="exact" w:line="240"/>
-              <w:jc w:val="left"/>
+              <w:spacing w:after="0" w:line="240" w:lineRule="exact"/>
             </w:pPr>
           </w:p>
         </w:tc>
@@ -515,72 +801,65 @@
       <w:tr>
         <w:trPr>
           <w:cantSplit/>
-          <w:trHeight w:val="408" w:hRule="atLeast"/>
+          <w:trHeight w:val="441"/>
         </w:trPr>
         <w:tc>
           <w:tcPr>
-            <w:tcW w:type="dxa" w:w="550"/>
+            <w:tcW w:w="548" w:type="dxa"/>
             <w:tcBorders>
               <w:top w:val="single" w:sz="6" w:space="0" w:color="000000"/>
               <w:left w:val="single" w:sz="6" w:space="0" w:color="000000"/>
               <w:bottom w:val="single" w:sz="6" w:space="0" w:color="000000"/>
               <w:right w:val="single" w:sz="6" w:space="0" w:color="000000"/>
             </w:tcBorders>
-            <w:vAlign w:val="center"/>
+            <w:shd w:val="clear" w:color="auto" w:fill="F2F2F2"/>
             <w:tcMar>
               <w:top w:w="20" w:type="dxa"/>
               <w:left w:w="40" w:type="dxa"/>
               <w:bottom w:w="20" w:type="dxa"/>
               <w:right w:w="40" w:type="dxa"/>
             </w:tcMar>
-            <w:shd w:val="clear" w:color="auto" w:fill="F2F2F2"/>
+            <w:vAlign w:val="center"/>
           </w:tcPr>
           <w:p>
             <w:pPr>
-              <w:spacing w:before="0" w:after="0" w:lineRule="exact" w:line="240"/>
+              <w:spacing w:after="0" w:line="240" w:lineRule="exact"/>
               <w:jc w:val="center"/>
             </w:pPr>
             <w:r>
               <w:rPr>
-                <w:rFonts w:ascii="Bookman Old Style" w:hAnsi="Bookman Old Style" w:cs="Bookman Old Style" w:eastAsia="Bookman Old Style"/>
                 <w:b/>
-                <w:i w:val="0"/>
-                <w:color w:val="000000"/>
                 <w:sz w:val="20"/>
               </w:rPr>
-              <w:t>5</w:t>
+              <w:t>7</w:t>
             </w:r>
           </w:p>
         </w:tc>
         <w:tc>
           <w:tcPr>
-            <w:tcW w:type="dxa" w:w="4200"/>
+            <w:tcW w:w="4188" w:type="dxa"/>
             <w:tcBorders>
               <w:top w:val="single" w:sz="6" w:space="0" w:color="000000"/>
               <w:left w:val="single" w:sz="6" w:space="0" w:color="000000"/>
               <w:bottom w:val="single" w:sz="6" w:space="0" w:color="000000"/>
               <w:right w:val="single" w:sz="6" w:space="0" w:color="000000"/>
             </w:tcBorders>
-            <w:vAlign w:val="center"/>
+            <w:shd w:val="clear" w:color="auto" w:fill="F7F7F7"/>
             <w:tcMar>
               <w:top w:w="20" w:type="dxa"/>
               <w:left w:w="40" w:type="dxa"/>
               <w:bottom w:w="20" w:type="dxa"/>
               <w:right w:w="40" w:type="dxa"/>
             </w:tcMar>
-            <w:shd w:val="clear" w:color="auto" w:fill="F7F7F7"/>
+            <w:vAlign w:val="center"/>
           </w:tcPr>
           <w:p>
             <w:pPr>
-              <w:spacing w:before="0" w:after="0" w:lineRule="exact" w:line="240"/>
-              <w:jc w:val="left"/>
+              <w:spacing w:after="0" w:line="240" w:lineRule="exact"/>
             </w:pPr>
             <w:r>
               <w:rPr>
-                <w:rFonts w:ascii="Bookman Old Style" w:hAnsi="Bookman Old Style" w:cs="Bookman Old Style" w:eastAsia="Bookman Old Style"/>
                 <w:b/>
-                <w:i w:val="0"/>
-                <w:color w:val="000000"/>
                 <w:sz w:val="20"/>
               </w:rPr>
               <w:t>Death certificate number</w:t>
@@ -589,25 +868,24 @@
         </w:tc>
         <w:tc>
           <w:tcPr>
-            <w:tcW w:type="dxa" w:w="5450"/>
+            <w:tcW w:w="5434" w:type="dxa"/>
             <w:tcBorders>
               <w:top w:val="single" w:sz="6" w:space="0" w:color="000000"/>
               <w:left w:val="single" w:sz="6" w:space="0" w:color="000000"/>
               <w:bottom w:val="single" w:sz="6" w:space="0" w:color="000000"/>
               <w:right w:val="single" w:sz="6" w:space="0" w:color="000000"/>
             </w:tcBorders>
-            <w:vAlign w:val="center"/>
             <w:tcMar>
               <w:top w:w="20" w:type="dxa"/>
               <w:left w:w="40" w:type="dxa"/>
               <w:bottom w:w="20" w:type="dxa"/>
               <w:right w:w="40" w:type="dxa"/>
             </w:tcMar>
+            <w:vAlign w:val="center"/>
           </w:tcPr>
           <w:p>
             <w:pPr>
-              <w:spacing w:before="0" w:after="0" w:lineRule="exact" w:line="240"/>
-              <w:jc w:val="left"/>
+              <w:spacing w:after="0" w:line="240" w:lineRule="exact"/>
             </w:pPr>
           </w:p>
         </w:tc>
@@ -615,72 +893,65 @@
       <w:tr>
         <w:trPr>
           <w:cantSplit/>
-          <w:trHeight w:val="408" w:hRule="atLeast"/>
+          <w:trHeight w:val="441"/>
         </w:trPr>
         <w:tc>
           <w:tcPr>
-            <w:tcW w:type="dxa" w:w="550"/>
+            <w:tcW w:w="548" w:type="dxa"/>
             <w:tcBorders>
               <w:top w:val="single" w:sz="6" w:space="0" w:color="000000"/>
               <w:left w:val="single" w:sz="6" w:space="0" w:color="000000"/>
               <w:bottom w:val="single" w:sz="6" w:space="0" w:color="000000"/>
               <w:right w:val="single" w:sz="6" w:space="0" w:color="000000"/>
             </w:tcBorders>
-            <w:vAlign w:val="center"/>
+            <w:shd w:val="clear" w:color="auto" w:fill="F2F2F2"/>
             <w:tcMar>
               <w:top w:w="20" w:type="dxa"/>
               <w:left w:w="40" w:type="dxa"/>
               <w:bottom w:w="20" w:type="dxa"/>
               <w:right w:w="40" w:type="dxa"/>
             </w:tcMar>
-            <w:shd w:val="clear" w:color="auto" w:fill="F2F2F2"/>
+            <w:vAlign w:val="center"/>
           </w:tcPr>
           <w:p>
             <w:pPr>
-              <w:spacing w:before="0" w:after="0" w:lineRule="exact" w:line="240"/>
+              <w:spacing w:after="0" w:line="240" w:lineRule="exact"/>
               <w:jc w:val="center"/>
             </w:pPr>
             <w:r>
               <w:rPr>
-                <w:rFonts w:ascii="Bookman Old Style" w:hAnsi="Bookman Old Style" w:cs="Bookman Old Style" w:eastAsia="Bookman Old Style"/>
                 <w:b/>
-                <w:i w:val="0"/>
-                <w:color w:val="000000"/>
                 <w:sz w:val="20"/>
               </w:rPr>
-              <w:t>6</w:t>
+              <w:t>8</w:t>
             </w:r>
           </w:p>
         </w:tc>
         <w:tc>
           <w:tcPr>
-            <w:tcW w:type="dxa" w:w="4200"/>
+            <w:tcW w:w="4188" w:type="dxa"/>
             <w:tcBorders>
               <w:top w:val="single" w:sz="6" w:space="0" w:color="000000"/>
               <w:left w:val="single" w:sz="6" w:space="0" w:color="000000"/>
               <w:bottom w:val="single" w:sz="6" w:space="0" w:color="000000"/>
               <w:right w:val="single" w:sz="6" w:space="0" w:color="000000"/>
             </w:tcBorders>
-            <w:vAlign w:val="center"/>
+            <w:shd w:val="clear" w:color="auto" w:fill="F7F7F7"/>
             <w:tcMar>
               <w:top w:w="20" w:type="dxa"/>
               <w:left w:w="40" w:type="dxa"/>
               <w:bottom w:w="20" w:type="dxa"/>
               <w:right w:w="40" w:type="dxa"/>
             </w:tcMar>
-            <w:shd w:val="clear" w:color="auto" w:fill="F7F7F7"/>
+            <w:vAlign w:val="center"/>
           </w:tcPr>
           <w:p>
             <w:pPr>
-              <w:spacing w:before="0" w:after="0" w:lineRule="exact" w:line="240"/>
-              <w:jc w:val="left"/>
+              <w:spacing w:after="0" w:line="240" w:lineRule="exact"/>
             </w:pPr>
             <w:r>
               <w:rPr>
-                <w:rFonts w:ascii="Bookman Old Style" w:hAnsi="Bookman Old Style" w:cs="Bookman Old Style" w:eastAsia="Bookman Old Style"/>
                 <w:b/>
-                <w:i w:val="0"/>
-                <w:color w:val="000000"/>
                 <w:sz w:val="20"/>
               </w:rPr>
               <w:t>Last address</w:t>
@@ -689,25 +960,24 @@
         </w:tc>
         <w:tc>
           <w:tcPr>
-            <w:tcW w:type="dxa" w:w="5450"/>
+            <w:tcW w:w="5434" w:type="dxa"/>
             <w:tcBorders>
               <w:top w:val="single" w:sz="6" w:space="0" w:color="000000"/>
               <w:left w:val="single" w:sz="6" w:space="0" w:color="000000"/>
               <w:bottom w:val="single" w:sz="6" w:space="0" w:color="000000"/>
               <w:right w:val="single" w:sz="6" w:space="0" w:color="000000"/>
             </w:tcBorders>
-            <w:vAlign w:val="center"/>
             <w:tcMar>
               <w:top w:w="20" w:type="dxa"/>
               <w:left w:w="40" w:type="dxa"/>
               <w:bottom w:w="20" w:type="dxa"/>
               <w:right w:w="40" w:type="dxa"/>
             </w:tcMar>
+            <w:vAlign w:val="center"/>
           </w:tcPr>
           <w:p>
             <w:pPr>
-              <w:spacing w:before="0" w:after="0" w:lineRule="exact" w:line="240"/>
-              <w:jc w:val="left"/>
+              <w:spacing w:after="0" w:line="240" w:lineRule="exact"/>
             </w:pPr>
           </w:p>
         </w:tc>
@@ -715,72 +985,65 @@
       <w:tr>
         <w:trPr>
           <w:cantSplit/>
-          <w:trHeight w:val="408" w:hRule="atLeast"/>
+          <w:trHeight w:val="441"/>
         </w:trPr>
         <w:tc>
           <w:tcPr>
-            <w:tcW w:type="dxa" w:w="550"/>
+            <w:tcW w:w="548" w:type="dxa"/>
             <w:tcBorders>
               <w:top w:val="single" w:sz="6" w:space="0" w:color="000000"/>
               <w:left w:val="single" w:sz="6" w:space="0" w:color="000000"/>
               <w:bottom w:val="single" w:sz="6" w:space="0" w:color="000000"/>
               <w:right w:val="single" w:sz="6" w:space="0" w:color="000000"/>
             </w:tcBorders>
-            <w:vAlign w:val="center"/>
+            <w:shd w:val="clear" w:color="auto" w:fill="F2F2F2"/>
             <w:tcMar>
               <w:top w:w="20" w:type="dxa"/>
               <w:left w:w="40" w:type="dxa"/>
               <w:bottom w:w="20" w:type="dxa"/>
               <w:right w:w="40" w:type="dxa"/>
             </w:tcMar>
-            <w:shd w:val="clear" w:color="auto" w:fill="F2F2F2"/>
+            <w:vAlign w:val="center"/>
           </w:tcPr>
           <w:p>
             <w:pPr>
-              <w:spacing w:before="0" w:after="0" w:lineRule="exact" w:line="240"/>
+              <w:spacing w:after="0" w:line="240" w:lineRule="exact"/>
               <w:jc w:val="center"/>
             </w:pPr>
             <w:r>
               <w:rPr>
-                <w:rFonts w:ascii="Bookman Old Style" w:hAnsi="Bookman Old Style" w:cs="Bookman Old Style" w:eastAsia="Bookman Old Style"/>
                 <w:b/>
-                <w:i w:val="0"/>
-                <w:color w:val="000000"/>
                 <w:sz w:val="20"/>
               </w:rPr>
-              <w:t>7</w:t>
+              <w:t>9</w:t>
             </w:r>
           </w:p>
         </w:tc>
         <w:tc>
           <w:tcPr>
-            <w:tcW w:type="dxa" w:w="4200"/>
+            <w:tcW w:w="4188" w:type="dxa"/>
             <w:tcBorders>
               <w:top w:val="single" w:sz="6" w:space="0" w:color="000000"/>
               <w:left w:val="single" w:sz="6" w:space="0" w:color="000000"/>
               <w:bottom w:val="single" w:sz="6" w:space="0" w:color="000000"/>
               <w:right w:val="single" w:sz="6" w:space="0" w:color="000000"/>
             </w:tcBorders>
-            <w:vAlign w:val="center"/>
+            <w:shd w:val="clear" w:color="auto" w:fill="F7F7F7"/>
             <w:tcMar>
               <w:top w:w="20" w:type="dxa"/>
               <w:left w:w="40" w:type="dxa"/>
               <w:bottom w:w="20" w:type="dxa"/>
               <w:right w:w="40" w:type="dxa"/>
             </w:tcMar>
-            <w:shd w:val="clear" w:color="auto" w:fill="F7F7F7"/>
+            <w:vAlign w:val="center"/>
           </w:tcPr>
           <w:p>
             <w:pPr>
-              <w:spacing w:before="0" w:after="0" w:lineRule="exact" w:line="240"/>
-              <w:jc w:val="left"/>
+              <w:spacing w:after="0" w:line="240" w:lineRule="exact"/>
             </w:pPr>
             <w:r>
               <w:rPr>
-                <w:rFonts w:ascii="Bookman Old Style" w:hAnsi="Bookman Old Style" w:cs="Bookman Old Style" w:eastAsia="Bookman Old Style"/>
                 <w:b/>
-                <w:i w:val="0"/>
-                <w:color w:val="000000"/>
                 <w:sz w:val="20"/>
               </w:rPr>
               <w:t>Religion</w:t>
@@ -789,25 +1052,24 @@
         </w:tc>
         <w:tc>
           <w:tcPr>
-            <w:tcW w:type="dxa" w:w="5450"/>
+            <w:tcW w:w="5434" w:type="dxa"/>
             <w:tcBorders>
               <w:top w:val="single" w:sz="6" w:space="0" w:color="000000"/>
               <w:left w:val="single" w:sz="6" w:space="0" w:color="000000"/>
               <w:bottom w:val="single" w:sz="6" w:space="0" w:color="000000"/>
               <w:right w:val="single" w:sz="6" w:space="0" w:color="000000"/>
             </w:tcBorders>
-            <w:vAlign w:val="center"/>
             <w:tcMar>
               <w:top w:w="20" w:type="dxa"/>
               <w:left w:w="40" w:type="dxa"/>
               <w:bottom w:w="20" w:type="dxa"/>
               <w:right w:w="40" w:type="dxa"/>
             </w:tcMar>
+            <w:vAlign w:val="center"/>
           </w:tcPr>
           <w:p>
             <w:pPr>
-              <w:spacing w:before="0" w:after="0" w:lineRule="exact" w:line="240"/>
-              <w:jc w:val="left"/>
+              <w:spacing w:after="0" w:line="240" w:lineRule="exact"/>
             </w:pPr>
           </w:p>
         </w:tc>
@@ -815,237 +1077,34 @@
       <w:tr>
         <w:trPr>
           <w:cantSplit/>
-          <w:trHeight w:val="408" w:hRule="atLeast"/>
+          <w:trHeight w:val="441"/>
         </w:trPr>
         <w:tc>
           <w:tcPr>
-            <w:tcW w:type="dxa" w:w="550"/>
+            <w:tcW w:w="548" w:type="dxa"/>
             <w:tcBorders>
               <w:top w:val="single" w:sz="6" w:space="0" w:color="000000"/>
               <w:left w:val="single" w:sz="6" w:space="0" w:color="000000"/>
               <w:bottom w:val="single" w:sz="6" w:space="0" w:color="000000"/>
               <w:right w:val="single" w:sz="6" w:space="0" w:color="000000"/>
             </w:tcBorders>
-            <w:vAlign w:val="center"/>
+            <w:shd w:val="clear" w:color="auto" w:fill="F2F2F2"/>
             <w:tcMar>
               <w:top w:w="20" w:type="dxa"/>
               <w:left w:w="40" w:type="dxa"/>
               <w:bottom w:w="20" w:type="dxa"/>
               <w:right w:w="40" w:type="dxa"/>
             </w:tcMar>
-            <w:shd w:val="clear" w:color="auto" w:fill="F2F2F2"/>
+            <w:vAlign w:val="center"/>
           </w:tcPr>
           <w:p>
             <w:pPr>
-              <w:spacing w:before="0" w:after="0" w:lineRule="exact" w:line="240"/>
+              <w:spacing w:after="0" w:line="240" w:lineRule="exact"/>
               <w:jc w:val="center"/>
             </w:pPr>
             <w:r>
               <w:rPr>
-                <w:rFonts w:ascii="Bookman Old Style" w:hAnsi="Bookman Old Style" w:cs="Bookman Old Style" w:eastAsia="Bookman Old Style"/>
                 <w:b/>
-                <w:i w:val="0"/>
-                <w:color w:val="000000"/>
-                <w:sz w:val="20"/>
-              </w:rPr>
-              <w:t>8</w:t>
-            </w:r>
-          </w:p>
-        </w:tc>
-        <w:tc>
-          <w:tcPr>
-            <w:tcW w:type="dxa" w:w="4200"/>
-            <w:tcBorders>
-              <w:top w:val="single" w:sz="6" w:space="0" w:color="000000"/>
-              <w:left w:val="single" w:sz="6" w:space="0" w:color="000000"/>
-              <w:bottom w:val="single" w:sz="6" w:space="0" w:color="000000"/>
-              <w:right w:val="single" w:sz="6" w:space="0" w:color="000000"/>
-            </w:tcBorders>
-            <w:vAlign w:val="center"/>
-            <w:tcMar>
-              <w:top w:w="20" w:type="dxa"/>
-              <w:left w:w="40" w:type="dxa"/>
-              <w:bottom w:w="20" w:type="dxa"/>
-              <w:right w:w="40" w:type="dxa"/>
-            </w:tcMar>
-            <w:shd w:val="clear" w:color="auto" w:fill="F7F7F7"/>
-          </w:tcPr>
-          <w:p>
-            <w:pPr>
-              <w:spacing w:before="0" w:after="0" w:lineRule="exact" w:line="240"/>
-              <w:jc w:val="left"/>
-            </w:pPr>
-            <w:r>
-              <w:rPr>
-                <w:rFonts w:ascii="Bookman Old Style" w:hAnsi="Bookman Old Style" w:cs="Bookman Old Style" w:eastAsia="Bookman Old Style"/>
-                <w:b/>
-                <w:i w:val="0"/>
-                <w:color w:val="000000"/>
-                <w:sz w:val="20"/>
-              </w:rPr>
-              <w:t>Will left? Write Yes or No</w:t>
-            </w:r>
-          </w:p>
-        </w:tc>
-        <w:tc>
-          <w:tcPr>
-            <w:tcW w:type="dxa" w:w="5450"/>
-            <w:tcBorders>
-              <w:top w:val="single" w:sz="6" w:space="0" w:color="000000"/>
-              <w:left w:val="single" w:sz="6" w:space="0" w:color="000000"/>
-              <w:bottom w:val="single" w:sz="6" w:space="0" w:color="000000"/>
-              <w:right w:val="single" w:sz="6" w:space="0" w:color="000000"/>
-            </w:tcBorders>
-            <w:vAlign w:val="center"/>
-            <w:tcMar>
-              <w:top w:w="20" w:type="dxa"/>
-              <w:left w:w="40" w:type="dxa"/>
-              <w:bottom w:w="20" w:type="dxa"/>
-              <w:right w:w="40" w:type="dxa"/>
-            </w:tcMar>
-          </w:tcPr>
-          <w:p>
-            <w:pPr>
-              <w:spacing w:before="0" w:after="0" w:lineRule="exact" w:line="240"/>
-              <w:jc w:val="left"/>
-            </w:pPr>
-          </w:p>
-        </w:tc>
-      </w:tr>
-      <w:tr>
-        <w:trPr>
-          <w:cantSplit/>
-          <w:trHeight w:val="408" w:hRule="atLeast"/>
-        </w:trPr>
-        <w:tc>
-          <w:tcPr>
-            <w:tcW w:type="dxa" w:w="550"/>
-            <w:tcBorders>
-              <w:top w:val="single" w:sz="6" w:space="0" w:color="000000"/>
-              <w:left w:val="single" w:sz="6" w:space="0" w:color="000000"/>
-              <w:bottom w:val="single" w:sz="6" w:space="0" w:color="000000"/>
-              <w:right w:val="single" w:sz="6" w:space="0" w:color="000000"/>
-            </w:tcBorders>
-            <w:vAlign w:val="center"/>
-            <w:tcMar>
-              <w:top w:w="20" w:type="dxa"/>
-              <w:left w:w="40" w:type="dxa"/>
-              <w:bottom w:w="20" w:type="dxa"/>
-              <w:right w:w="40" w:type="dxa"/>
-            </w:tcMar>
-            <w:shd w:val="clear" w:color="auto" w:fill="F2F2F2"/>
-          </w:tcPr>
-          <w:p>
-            <w:pPr>
-              <w:spacing w:before="0" w:after="0" w:lineRule="exact" w:line="240"/>
-              <w:jc w:val="center"/>
-            </w:pPr>
-            <w:r>
-              <w:rPr>
-                <w:rFonts w:ascii="Bookman Old Style" w:hAnsi="Bookman Old Style" w:cs="Bookman Old Style" w:eastAsia="Bookman Old Style"/>
-                <w:b/>
-                <w:i w:val="0"/>
-                <w:color w:val="000000"/>
-                <w:sz w:val="20"/>
-              </w:rPr>
-              <w:t>9</w:t>
-            </w:r>
-          </w:p>
-        </w:tc>
-        <w:tc>
-          <w:tcPr>
-            <w:tcW w:type="dxa" w:w="4200"/>
-            <w:tcBorders>
-              <w:top w:val="single" w:sz="6" w:space="0" w:color="000000"/>
-              <w:left w:val="single" w:sz="6" w:space="0" w:color="000000"/>
-              <w:bottom w:val="single" w:sz="6" w:space="0" w:color="000000"/>
-              <w:right w:val="single" w:sz="6" w:space="0" w:color="000000"/>
-            </w:tcBorders>
-            <w:vAlign w:val="center"/>
-            <w:tcMar>
-              <w:top w:w="20" w:type="dxa"/>
-              <w:left w:w="40" w:type="dxa"/>
-              <w:bottom w:w="20" w:type="dxa"/>
-              <w:right w:w="40" w:type="dxa"/>
-            </w:tcMar>
-            <w:shd w:val="clear" w:color="auto" w:fill="F7F7F7"/>
-          </w:tcPr>
-          <w:p>
-            <w:pPr>
-              <w:spacing w:before="0" w:after="0" w:lineRule="exact" w:line="240"/>
-              <w:jc w:val="left"/>
-            </w:pPr>
-            <w:r>
-              <w:rPr>
-                <w:rFonts w:ascii="Bookman Old Style" w:hAnsi="Bookman Old Style" w:cs="Bookman Old Style" w:eastAsia="Bookman Old Style"/>
-                <w:b/>
-                <w:i w:val="0"/>
-                <w:color w:val="000000"/>
-                <w:sz w:val="20"/>
-              </w:rPr>
-              <w:t>Any dispute? Write Yes or No</w:t>
-            </w:r>
-          </w:p>
-        </w:tc>
-        <w:tc>
-          <w:tcPr>
-            <w:tcW w:type="dxa" w:w="5450"/>
-            <w:tcBorders>
-              <w:top w:val="single" w:sz="6" w:space="0" w:color="000000"/>
-              <w:left w:val="single" w:sz="6" w:space="0" w:color="000000"/>
-              <w:bottom w:val="single" w:sz="6" w:space="0" w:color="000000"/>
-              <w:right w:val="single" w:sz="6" w:space="0" w:color="000000"/>
-            </w:tcBorders>
-            <w:vAlign w:val="center"/>
-            <w:tcMar>
-              <w:top w:w="20" w:type="dxa"/>
-              <w:left w:w="40" w:type="dxa"/>
-              <w:bottom w:w="20" w:type="dxa"/>
-              <w:right w:w="40" w:type="dxa"/>
-            </w:tcMar>
-          </w:tcPr>
-          <w:p>
-            <w:pPr>
-              <w:spacing w:before="0" w:after="0" w:lineRule="exact" w:line="240"/>
-              <w:jc w:val="left"/>
-            </w:pPr>
-          </w:p>
-        </w:tc>
-      </w:tr>
-      <w:tr>
-        <w:trPr>
-          <w:cantSplit/>
-          <w:trHeight w:val="408" w:hRule="atLeast"/>
-        </w:trPr>
-        <w:tc>
-          <w:tcPr>
-            <w:tcW w:type="dxa" w:w="550"/>
-            <w:tcBorders>
-              <w:top w:val="single" w:sz="6" w:space="0" w:color="000000"/>
-              <w:left w:val="single" w:sz="6" w:space="0" w:color="000000"/>
-              <w:bottom w:val="single" w:sz="6" w:space="0" w:color="000000"/>
-              <w:right w:val="single" w:sz="6" w:space="0" w:color="000000"/>
-            </w:tcBorders>
-            <w:vAlign w:val="center"/>
-            <w:tcMar>
-              <w:top w:w="20" w:type="dxa"/>
-              <w:left w:w="40" w:type="dxa"/>
-              <w:bottom w:w="20" w:type="dxa"/>
-              <w:right w:w="40" w:type="dxa"/>
-            </w:tcMar>
-            <w:shd w:val="clear" w:color="auto" w:fill="F2F2F2"/>
-          </w:tcPr>
-          <w:p>
-            <w:pPr>
-              <w:spacing w:before="0" w:after="0" w:lineRule="exact" w:line="240"/>
-              <w:jc w:val="center"/>
-            </w:pPr>
-            <w:r>
-              <w:rPr>
-                <w:rFonts w:ascii="Bookman Old Style" w:hAnsi="Bookman Old Style" w:cs="Bookman Old Style" w:eastAsia="Bookman Old Style"/>
-                <w:b/>
-                <w:i w:val="0"/>
-                <w:color w:val="000000"/>
                 <w:sz w:val="20"/>
               </w:rPr>
               <w:t>10</w:t>
@@ -1054,60 +1113,55 @@
         </w:tc>
         <w:tc>
           <w:tcPr>
-            <w:tcW w:type="dxa" w:w="4200"/>
+            <w:tcW w:w="4188" w:type="dxa"/>
             <w:tcBorders>
               <w:top w:val="single" w:sz="6" w:space="0" w:color="000000"/>
               <w:left w:val="single" w:sz="6" w:space="0" w:color="000000"/>
               <w:bottom w:val="single" w:sz="6" w:space="0" w:color="000000"/>
               <w:right w:val="single" w:sz="6" w:space="0" w:color="000000"/>
             </w:tcBorders>
-            <w:vAlign w:val="center"/>
+            <w:shd w:val="clear" w:color="auto" w:fill="F7F7F7"/>
             <w:tcMar>
               <w:top w:w="20" w:type="dxa"/>
               <w:left w:w="40" w:type="dxa"/>
               <w:bottom w:w="20" w:type="dxa"/>
               <w:right w:w="40" w:type="dxa"/>
             </w:tcMar>
-            <w:shd w:val="clear" w:color="auto" w:fill="F7F7F7"/>
+            <w:vAlign w:val="center"/>
           </w:tcPr>
           <w:p>
             <w:pPr>
-              <w:spacing w:before="0" w:after="0" w:lineRule="exact" w:line="240"/>
-              <w:jc w:val="left"/>
+              <w:spacing w:after="0" w:line="240" w:lineRule="exact"/>
             </w:pPr>
             <w:r>
               <w:rPr>
-                <w:rFonts w:ascii="Bookman Old Style" w:hAnsi="Bookman Old Style" w:cs="Bookman Old Style" w:eastAsia="Bookman Old Style"/>
                 <w:b/>
-                <w:i w:val="0"/>
-                <w:color w:val="000000"/>
                 <w:sz w:val="20"/>
               </w:rPr>
-              <w:t>Mother’s name</w:t>
+              <w:t>Whether a Will was left (Yes or No)</w:t>
             </w:r>
           </w:p>
         </w:tc>
         <w:tc>
           <w:tcPr>
-            <w:tcW w:type="dxa" w:w="5450"/>
+            <w:tcW w:w="5434" w:type="dxa"/>
             <w:tcBorders>
               <w:top w:val="single" w:sz="6" w:space="0" w:color="000000"/>
               <w:left w:val="single" w:sz="6" w:space="0" w:color="000000"/>
               <w:bottom w:val="single" w:sz="6" w:space="0" w:color="000000"/>
               <w:right w:val="single" w:sz="6" w:space="0" w:color="000000"/>
             </w:tcBorders>
-            <w:vAlign w:val="center"/>
             <w:tcMar>
               <w:top w:w="20" w:type="dxa"/>
               <w:left w:w="40" w:type="dxa"/>
               <w:bottom w:w="20" w:type="dxa"/>
               <w:right w:w="40" w:type="dxa"/>
             </w:tcMar>
+            <w:vAlign w:val="center"/>
           </w:tcPr>
           <w:p>
             <w:pPr>
-              <w:spacing w:before="0" w:after="0" w:lineRule="exact" w:line="240"/>
-              <w:jc w:val="left"/>
+              <w:spacing w:after="0" w:line="240" w:lineRule="exact"/>
             </w:pPr>
           </w:p>
         </w:tc>
@@ -1115,37 +1169,34 @@
       <w:tr>
         <w:trPr>
           <w:cantSplit/>
-          <w:trHeight w:val="408" w:hRule="atLeast"/>
+          <w:trHeight w:val="441"/>
         </w:trPr>
         <w:tc>
           <w:tcPr>
-            <w:tcW w:type="dxa" w:w="550"/>
+            <w:tcW w:w="548" w:type="dxa"/>
             <w:tcBorders>
               <w:top w:val="single" w:sz="6" w:space="0" w:color="000000"/>
               <w:left w:val="single" w:sz="6" w:space="0" w:color="000000"/>
               <w:bottom w:val="single" w:sz="6" w:space="0" w:color="000000"/>
               <w:right w:val="single" w:sz="6" w:space="0" w:color="000000"/>
             </w:tcBorders>
-            <w:vAlign w:val="center"/>
+            <w:shd w:val="clear" w:color="auto" w:fill="F2F2F2"/>
             <w:tcMar>
               <w:top w:w="20" w:type="dxa"/>
               <w:left w:w="40" w:type="dxa"/>
               <w:bottom w:w="20" w:type="dxa"/>
               <w:right w:w="40" w:type="dxa"/>
             </w:tcMar>
-            <w:shd w:val="clear" w:color="auto" w:fill="F2F2F2"/>
+            <w:vAlign w:val="center"/>
           </w:tcPr>
           <w:p>
             <w:pPr>
-              <w:spacing w:before="0" w:after="0" w:lineRule="exact" w:line="240"/>
+              <w:spacing w:after="0" w:line="240" w:lineRule="exact"/>
               <w:jc w:val="center"/>
             </w:pPr>
             <w:r>
               <w:rPr>
-                <w:rFonts w:ascii="Bookman Old Style" w:hAnsi="Bookman Old Style" w:cs="Bookman Old Style" w:eastAsia="Bookman Old Style"/>
                 <w:b/>
-                <w:i w:val="0"/>
-                <w:color w:val="000000"/>
                 <w:sz w:val="20"/>
               </w:rPr>
               <w:t>11</w:t>
@@ -1154,60 +1205,631 @@
         </w:tc>
         <w:tc>
           <w:tcPr>
-            <w:tcW w:type="dxa" w:w="4200"/>
+            <w:tcW w:w="4188" w:type="dxa"/>
             <w:tcBorders>
               <w:top w:val="single" w:sz="6" w:space="0" w:color="000000"/>
               <w:left w:val="single" w:sz="6" w:space="0" w:color="000000"/>
               <w:bottom w:val="single" w:sz="6" w:space="0" w:color="000000"/>
               <w:right w:val="single" w:sz="6" w:space="0" w:color="000000"/>
             </w:tcBorders>
-            <w:vAlign w:val="center"/>
+            <w:shd w:val="clear" w:color="auto" w:fill="F7F7F7"/>
             <w:tcMar>
               <w:top w:w="20" w:type="dxa"/>
               <w:left w:w="40" w:type="dxa"/>
               <w:bottom w:w="20" w:type="dxa"/>
               <w:right w:w="40" w:type="dxa"/>
             </w:tcMar>
-            <w:shd w:val="clear" w:color="auto" w:fill="F7F7F7"/>
+            <w:vAlign w:val="center"/>
           </w:tcPr>
           <w:p>
             <w:pPr>
-              <w:spacing w:before="0" w:after="0" w:lineRule="exact" w:line="240"/>
-              <w:jc w:val="left"/>
+              <w:spacing w:after="0" w:line="240" w:lineRule="exact"/>
             </w:pPr>
             <w:r>
               <w:rPr>
-                <w:rFonts w:ascii="Bookman Old Style" w:hAnsi="Bookman Old Style" w:cs="Bookman Old Style" w:eastAsia="Bookman Old Style"/>
                 <w:b/>
-                <w:i w:val="0"/>
-                <w:color w:val="000000"/>
                 <w:sz w:val="20"/>
               </w:rPr>
-              <w:t>Mother living or dead</w:t>
+              <w:t>Whether there is any dispute (Yes or No)</w:t>
             </w:r>
           </w:p>
         </w:tc>
         <w:tc>
           <w:tcPr>
-            <w:tcW w:type="dxa" w:w="5450"/>
+            <w:tcW w:w="5434" w:type="dxa"/>
             <w:tcBorders>
               <w:top w:val="single" w:sz="6" w:space="0" w:color="000000"/>
               <w:left w:val="single" w:sz="6" w:space="0" w:color="000000"/>
               <w:bottom w:val="single" w:sz="6" w:space="0" w:color="000000"/>
               <w:right w:val="single" w:sz="6" w:space="0" w:color="000000"/>
             </w:tcBorders>
-            <w:vAlign w:val="center"/>
             <w:tcMar>
               <w:top w:w="20" w:type="dxa"/>
               <w:left w:w="40" w:type="dxa"/>
               <w:bottom w:w="20" w:type="dxa"/>
               <w:right w:w="40" w:type="dxa"/>
             </w:tcMar>
+            <w:vAlign w:val="center"/>
           </w:tcPr>
           <w:p>
             <w:pPr>
-              <w:spacing w:before="0" w:after="0" w:lineRule="exact" w:line="240"/>
-              <w:jc w:val="left"/>
+              <w:spacing w:after="0" w:line="240" w:lineRule="exact"/>
+            </w:pPr>
+          </w:p>
+        </w:tc>
+      </w:tr>
+      <w:tr>
+        <w:trPr>
+          <w:cantSplit/>
+          <w:trHeight w:val="441"/>
+        </w:trPr>
+        <w:tc>
+          <w:tcPr>
+            <w:tcW w:w="548" w:type="dxa"/>
+            <w:tcBorders>
+              <w:top w:val="single" w:sz="6" w:space="0" w:color="000000"/>
+              <w:left w:val="single" w:sz="6" w:space="0" w:color="000000"/>
+              <w:bottom w:val="single" w:sz="6" w:space="0" w:color="000000"/>
+              <w:right w:val="single" w:sz="6" w:space="0" w:color="000000"/>
+            </w:tcBorders>
+            <w:shd w:val="clear" w:color="auto" w:fill="F2F2F2"/>
+            <w:tcMar>
+              <w:top w:w="20" w:type="dxa"/>
+              <w:left w:w="40" w:type="dxa"/>
+              <w:bottom w:w="20" w:type="dxa"/>
+              <w:right w:w="40" w:type="dxa"/>
+            </w:tcMar>
+            <w:vAlign w:val="center"/>
+          </w:tcPr>
+          <w:p>
+            <w:pPr>
+              <w:spacing w:after="0" w:line="240" w:lineRule="exact"/>
+              <w:jc w:val="center"/>
+            </w:pPr>
+            <w:r>
+              <w:rPr>
+                <w:b/>
+                <w:sz w:val="20"/>
+              </w:rPr>
+              <w:t>12</w:t>
+            </w:r>
+          </w:p>
+        </w:tc>
+        <w:tc>
+          <w:tcPr>
+            <w:tcW w:w="4188" w:type="dxa"/>
+            <w:tcBorders>
+              <w:top w:val="single" w:sz="6" w:space="0" w:color="000000"/>
+              <w:left w:val="single" w:sz="6" w:space="0" w:color="000000"/>
+              <w:bottom w:val="single" w:sz="6" w:space="0" w:color="000000"/>
+              <w:right w:val="single" w:sz="6" w:space="0" w:color="000000"/>
+            </w:tcBorders>
+            <w:shd w:val="clear" w:color="auto" w:fill="F7F7F7"/>
+            <w:tcMar>
+              <w:top w:w="20" w:type="dxa"/>
+              <w:left w:w="40" w:type="dxa"/>
+              <w:bottom w:w="20" w:type="dxa"/>
+              <w:right w:w="40" w:type="dxa"/>
+            </w:tcMar>
+            <w:vAlign w:val="center"/>
+          </w:tcPr>
+          <w:p>
+            <w:pPr>
+              <w:spacing w:after="0" w:line="240" w:lineRule="exact"/>
+            </w:pPr>
+            <w:r>
+              <w:rPr>
+                <w:b/>
+                <w:sz w:val="20"/>
+              </w:rPr>
+              <w:t>Whether the father is living or dead</w:t>
+            </w:r>
+          </w:p>
+        </w:tc>
+        <w:tc>
+          <w:tcPr>
+            <w:tcW w:w="5434" w:type="dxa"/>
+            <w:tcBorders>
+              <w:top w:val="single" w:sz="6" w:space="0" w:color="000000"/>
+              <w:left w:val="single" w:sz="6" w:space="0" w:color="000000"/>
+              <w:bottom w:val="single" w:sz="6" w:space="0" w:color="000000"/>
+              <w:right w:val="single" w:sz="6" w:space="0" w:color="000000"/>
+            </w:tcBorders>
+            <w:tcMar>
+              <w:top w:w="20" w:type="dxa"/>
+              <w:left w:w="40" w:type="dxa"/>
+              <w:bottom w:w="20" w:type="dxa"/>
+              <w:right w:w="40" w:type="dxa"/>
+            </w:tcMar>
+            <w:vAlign w:val="center"/>
+          </w:tcPr>
+          <w:p>
+            <w:pPr>
+              <w:spacing w:after="0" w:line="240" w:lineRule="exact"/>
+            </w:pPr>
+          </w:p>
+        </w:tc>
+      </w:tr>
+      <w:tr>
+        <w:trPr>
+          <w:cantSplit/>
+          <w:trHeight w:val="441"/>
+        </w:trPr>
+        <w:tc>
+          <w:tcPr>
+            <w:tcW w:w="548" w:type="dxa"/>
+            <w:tcBorders>
+              <w:top w:val="single" w:sz="6" w:space="0" w:color="000000"/>
+              <w:left w:val="single" w:sz="6" w:space="0" w:color="000000"/>
+              <w:bottom w:val="single" w:sz="6" w:space="0" w:color="000000"/>
+              <w:right w:val="single" w:sz="6" w:space="0" w:color="000000"/>
+            </w:tcBorders>
+            <w:shd w:val="clear" w:color="auto" w:fill="F2F2F2"/>
+            <w:tcMar>
+              <w:top w:w="20" w:type="dxa"/>
+              <w:left w:w="40" w:type="dxa"/>
+              <w:bottom w:w="20" w:type="dxa"/>
+              <w:right w:w="40" w:type="dxa"/>
+            </w:tcMar>
+            <w:vAlign w:val="center"/>
+          </w:tcPr>
+          <w:p>
+            <w:pPr>
+              <w:spacing w:after="0" w:line="240" w:lineRule="exact"/>
+              <w:jc w:val="center"/>
+            </w:pPr>
+            <w:r>
+              <w:rPr>
+                <w:b/>
+                <w:sz w:val="20"/>
+              </w:rPr>
+              <w:t>13</w:t>
+            </w:r>
+          </w:p>
+        </w:tc>
+        <w:tc>
+          <w:tcPr>
+            <w:tcW w:w="4188" w:type="dxa"/>
+            <w:tcBorders>
+              <w:top w:val="single" w:sz="6" w:space="0" w:color="000000"/>
+              <w:left w:val="single" w:sz="6" w:space="0" w:color="000000"/>
+              <w:bottom w:val="single" w:sz="6" w:space="0" w:color="000000"/>
+              <w:right w:val="single" w:sz="6" w:space="0" w:color="000000"/>
+            </w:tcBorders>
+            <w:shd w:val="clear" w:color="auto" w:fill="F7F7F7"/>
+            <w:tcMar>
+              <w:top w:w="20" w:type="dxa"/>
+              <w:left w:w="40" w:type="dxa"/>
+              <w:bottom w:w="20" w:type="dxa"/>
+              <w:right w:w="40" w:type="dxa"/>
+            </w:tcMar>
+            <w:vAlign w:val="center"/>
+          </w:tcPr>
+          <w:p>
+            <w:pPr>
+              <w:spacing w:after="0" w:line="240" w:lineRule="exact"/>
+            </w:pPr>
+            <w:r>
+              <w:rPr>
+                <w:b/>
+                <w:sz w:val="20"/>
+              </w:rPr>
+              <w:t>Whether the mother is living or dead</w:t>
+            </w:r>
+          </w:p>
+        </w:tc>
+        <w:tc>
+          <w:tcPr>
+            <w:tcW w:w="5434" w:type="dxa"/>
+            <w:tcBorders>
+              <w:top w:val="single" w:sz="6" w:space="0" w:color="000000"/>
+              <w:left w:val="single" w:sz="6" w:space="0" w:color="000000"/>
+              <w:bottom w:val="single" w:sz="6" w:space="0" w:color="000000"/>
+              <w:right w:val="single" w:sz="6" w:space="0" w:color="000000"/>
+            </w:tcBorders>
+            <w:tcMar>
+              <w:top w:w="20" w:type="dxa"/>
+              <w:left w:w="40" w:type="dxa"/>
+              <w:bottom w:w="20" w:type="dxa"/>
+              <w:right w:w="40" w:type="dxa"/>
+            </w:tcMar>
+            <w:vAlign w:val="center"/>
+          </w:tcPr>
+          <w:p>
+            <w:pPr>
+              <w:spacing w:after="0" w:line="240" w:lineRule="exact"/>
+            </w:pPr>
+          </w:p>
+        </w:tc>
+      </w:tr>
+      <w:tr>
+        <w:trPr>
+          <w:cantSplit/>
+          <w:trHeight w:val="525"/>
+        </w:trPr>
+        <w:tc>
+          <w:tcPr>
+            <w:tcW w:w="548" w:type="dxa"/>
+            <w:tcBorders>
+              <w:top w:val="single" w:sz="6" w:space="0" w:color="000000"/>
+              <w:left w:val="single" w:sz="6" w:space="0" w:color="000000"/>
+              <w:bottom w:val="single" w:sz="6" w:space="0" w:color="000000"/>
+              <w:right w:val="single" w:sz="6" w:space="0" w:color="000000"/>
+            </w:tcBorders>
+            <w:shd w:val="clear" w:color="auto" w:fill="F2F2F2"/>
+            <w:tcMar>
+              <w:top w:w="20" w:type="dxa"/>
+              <w:left w:w="40" w:type="dxa"/>
+              <w:bottom w:w="20" w:type="dxa"/>
+              <w:right w:w="40" w:type="dxa"/>
+            </w:tcMar>
+            <w:vAlign w:val="center"/>
+          </w:tcPr>
+          <w:p>
+            <w:pPr>
+              <w:spacing w:after="0" w:line="240" w:lineRule="exact"/>
+              <w:jc w:val="center"/>
+              <w:rPr>
+                <w:b/>
+                <w:sz w:val="20"/>
+              </w:rPr>
+            </w:pPr>
+            <w:r>
+              <w:rPr>
+                <w:b/>
+                <w:sz w:val="20"/>
+              </w:rPr>
+              <w:t>14</w:t>
+            </w:r>
+          </w:p>
+        </w:tc>
+        <w:tc>
+          <w:tcPr>
+            <w:tcW w:w="4188" w:type="dxa"/>
+            <w:tcBorders>
+              <w:top w:val="single" w:sz="6" w:space="0" w:color="000000"/>
+              <w:left w:val="single" w:sz="6" w:space="0" w:color="000000"/>
+              <w:bottom w:val="single" w:sz="6" w:space="0" w:color="000000"/>
+              <w:right w:val="single" w:sz="6" w:space="0" w:color="000000"/>
+            </w:tcBorders>
+            <w:shd w:val="clear" w:color="auto" w:fill="F7F7F7"/>
+            <w:tcMar>
+              <w:top w:w="20" w:type="dxa"/>
+              <w:left w:w="40" w:type="dxa"/>
+              <w:bottom w:w="20" w:type="dxa"/>
+              <w:right w:w="40" w:type="dxa"/>
+            </w:tcMar>
+            <w:vAlign w:val="center"/>
+          </w:tcPr>
+          <w:p>
+            <w:pPr>
+              <w:spacing w:after="0" w:line="240" w:lineRule="exact"/>
+              <w:rPr>
+                <w:b/>
+                <w:sz w:val="20"/>
+              </w:rPr>
+            </w:pPr>
+            <w:r>
+              <w:rPr>
+                <w:b/>
+                <w:sz w:val="20"/>
+              </w:rPr>
+              <w:t>Whether the wife is living or dead</w:t>
+            </w:r>
+          </w:p>
+        </w:tc>
+        <w:tc>
+          <w:tcPr>
+            <w:tcW w:w="5434" w:type="dxa"/>
+            <w:tcBorders>
+              <w:top w:val="single" w:sz="6" w:space="0" w:color="000000"/>
+              <w:left w:val="single" w:sz="6" w:space="0" w:color="000000"/>
+              <w:bottom w:val="single" w:sz="6" w:space="0" w:color="000000"/>
+              <w:right w:val="single" w:sz="6" w:space="0" w:color="000000"/>
+            </w:tcBorders>
+            <w:tcMar>
+              <w:top w:w="20" w:type="dxa"/>
+              <w:left w:w="40" w:type="dxa"/>
+              <w:bottom w:w="20" w:type="dxa"/>
+              <w:right w:w="40" w:type="dxa"/>
+            </w:tcMar>
+            <w:vAlign w:val="center"/>
+          </w:tcPr>
+          <w:p>
+            <w:pPr>
+              <w:spacing w:after="0" w:line="240" w:lineRule="exact"/>
+            </w:pPr>
+          </w:p>
+        </w:tc>
+      </w:tr>
+      <w:tr>
+        <w:trPr>
+          <w:cantSplit/>
+          <w:trHeight w:val="525"/>
+        </w:trPr>
+        <w:tc>
+          <w:tcPr>
+            <w:tcW w:w="548" w:type="dxa"/>
+            <w:tcBorders>
+              <w:top w:val="single" w:sz="6" w:space="0" w:color="000000"/>
+              <w:left w:val="single" w:sz="6" w:space="0" w:color="000000"/>
+              <w:bottom w:val="single" w:sz="6" w:space="0" w:color="000000"/>
+              <w:right w:val="single" w:sz="6" w:space="0" w:color="000000"/>
+            </w:tcBorders>
+            <w:shd w:val="clear" w:color="auto" w:fill="F2F2F2"/>
+            <w:tcMar>
+              <w:top w:w="20" w:type="dxa"/>
+              <w:left w:w="40" w:type="dxa"/>
+              <w:bottom w:w="20" w:type="dxa"/>
+              <w:right w:w="40" w:type="dxa"/>
+            </w:tcMar>
+            <w:vAlign w:val="center"/>
+          </w:tcPr>
+          <w:p>
+            <w:pPr>
+              <w:spacing w:after="0" w:line="240" w:lineRule="exact"/>
+              <w:jc w:val="center"/>
+              <w:rPr>
+                <w:b/>
+                <w:sz w:val="20"/>
+              </w:rPr>
+            </w:pPr>
+            <w:r>
+              <w:rPr>
+                <w:b/>
+                <w:sz w:val="20"/>
+              </w:rPr>
+              <w:t>15</w:t>
+            </w:r>
+          </w:p>
+        </w:tc>
+        <w:tc>
+          <w:tcPr>
+            <w:tcW w:w="4188" w:type="dxa"/>
+            <w:tcBorders>
+              <w:top w:val="single" w:sz="6" w:space="0" w:color="000000"/>
+              <w:left w:val="single" w:sz="6" w:space="0" w:color="000000"/>
+              <w:bottom w:val="single" w:sz="6" w:space="0" w:color="000000"/>
+              <w:right w:val="single" w:sz="6" w:space="0" w:color="000000"/>
+            </w:tcBorders>
+            <w:shd w:val="clear" w:color="auto" w:fill="F7F7F7"/>
+            <w:tcMar>
+              <w:top w:w="20" w:type="dxa"/>
+              <w:left w:w="40" w:type="dxa"/>
+              <w:bottom w:w="20" w:type="dxa"/>
+              <w:right w:w="40" w:type="dxa"/>
+            </w:tcMar>
+            <w:vAlign w:val="center"/>
+          </w:tcPr>
+          <w:p>
+            <w:pPr>
+              <w:spacing w:after="0" w:line="240" w:lineRule="exact"/>
+              <w:rPr>
+                <w:b/>
+                <w:sz w:val="20"/>
+              </w:rPr>
+            </w:pPr>
+            <w:r>
+              <w:rPr>
+                <w:b/>
+                <w:sz w:val="20"/>
+              </w:rPr>
+              <w:t>Whether any son or daughter is a minor (Yes or No)</w:t>
+            </w:r>
+          </w:p>
+        </w:tc>
+        <w:tc>
+          <w:tcPr>
+            <w:tcW w:w="5434" w:type="dxa"/>
+            <w:tcBorders>
+              <w:top w:val="single" w:sz="6" w:space="0" w:color="000000"/>
+              <w:left w:val="single" w:sz="6" w:space="0" w:color="000000"/>
+              <w:bottom w:val="single" w:sz="6" w:space="0" w:color="000000"/>
+              <w:right w:val="single" w:sz="6" w:space="0" w:color="000000"/>
+            </w:tcBorders>
+            <w:tcMar>
+              <w:top w:w="20" w:type="dxa"/>
+              <w:left w:w="40" w:type="dxa"/>
+              <w:bottom w:w="20" w:type="dxa"/>
+              <w:right w:w="40" w:type="dxa"/>
+            </w:tcMar>
+            <w:vAlign w:val="center"/>
+          </w:tcPr>
+          <w:p>
+            <w:pPr>
+              <w:spacing w:after="0" w:line="240" w:lineRule="exact"/>
+            </w:pPr>
+          </w:p>
+        </w:tc>
+      </w:tr>
+      <w:tr>
+        <w:trPr>
+          <w:cantSplit/>
+          <w:trHeight w:val="1295"/>
+        </w:trPr>
+        <w:tc>
+          <w:tcPr>
+            <w:tcW w:w="548" w:type="dxa"/>
+            <w:tcBorders>
+              <w:top w:val="single" w:sz="6" w:space="0" w:color="000000"/>
+              <w:left w:val="single" w:sz="6" w:space="0" w:color="000000"/>
+              <w:bottom w:val="single" w:sz="6" w:space="0" w:color="000000"/>
+              <w:right w:val="single" w:sz="6" w:space="0" w:color="000000"/>
+            </w:tcBorders>
+            <w:shd w:val="clear" w:color="auto" w:fill="F2F2F2"/>
+            <w:tcMar>
+              <w:top w:w="20" w:type="dxa"/>
+              <w:left w:w="40" w:type="dxa"/>
+              <w:bottom w:w="20" w:type="dxa"/>
+              <w:right w:w="40" w:type="dxa"/>
+            </w:tcMar>
+            <w:vAlign w:val="center"/>
+          </w:tcPr>
+          <w:p>
+            <w:pPr>
+              <w:spacing w:after="0" w:line="240" w:lineRule="exact"/>
+              <w:jc w:val="center"/>
+            </w:pPr>
+            <w:r>
+              <w:rPr>
+                <w:b/>
+                <w:sz w:val="20"/>
+              </w:rPr>
+              <w:t>16</w:t>
+            </w:r>
+          </w:p>
+        </w:tc>
+        <w:tc>
+          <w:tcPr>
+            <w:tcW w:w="4188" w:type="dxa"/>
+            <w:tcBorders>
+              <w:top w:val="single" w:sz="6" w:space="0" w:color="000000"/>
+              <w:left w:val="single" w:sz="6" w:space="0" w:color="000000"/>
+              <w:bottom w:val="single" w:sz="6" w:space="0" w:color="000000"/>
+              <w:right w:val="single" w:sz="6" w:space="0" w:color="000000"/>
+            </w:tcBorders>
+            <w:shd w:val="clear" w:color="auto" w:fill="F7F7F7"/>
+            <w:tcMar>
+              <w:top w:w="20" w:type="dxa"/>
+              <w:left w:w="40" w:type="dxa"/>
+              <w:bottom w:w="20" w:type="dxa"/>
+              <w:right w:w="40" w:type="dxa"/>
+            </w:tcMar>
+            <w:vAlign w:val="center"/>
+          </w:tcPr>
+          <w:p>
+            <w:pPr>
+              <w:spacing w:after="0" w:line="240" w:lineRule="exact"/>
+            </w:pPr>
+            <w:r>
+              <w:rPr>
+                <w:b/>
+                <w:sz w:val="20"/>
+              </w:rPr>
+              <w:t>Number of sons, including stepsons</w:t>
+            </w:r>
+          </w:p>
+        </w:tc>
+        <w:tc>
+          <w:tcPr>
+            <w:tcW w:w="5434" w:type="dxa"/>
+            <w:tcBorders>
+              <w:top w:val="single" w:sz="6" w:space="0" w:color="000000"/>
+              <w:left w:val="single" w:sz="6" w:space="0" w:color="000000"/>
+              <w:bottom w:val="single" w:sz="6" w:space="0" w:color="000000"/>
+              <w:right w:val="single" w:sz="6" w:space="0" w:color="000000"/>
+            </w:tcBorders>
+            <w:tcMar>
+              <w:top w:w="20" w:type="dxa"/>
+              <w:left w:w="40" w:type="dxa"/>
+              <w:bottom w:w="20" w:type="dxa"/>
+              <w:right w:w="40" w:type="dxa"/>
+            </w:tcMar>
+            <w:vAlign w:val="center"/>
+          </w:tcPr>
+          <w:p>
+            <w:pPr>
+              <w:spacing w:after="0" w:line="240" w:lineRule="exact"/>
+            </w:pPr>
+          </w:p>
+        </w:tc>
+      </w:tr>
+      <w:tr>
+        <w:trPr>
+          <w:cantSplit/>
+          <w:trHeight w:val="1215"/>
+        </w:trPr>
+        <w:tc>
+          <w:tcPr>
+            <w:tcW w:w="548" w:type="dxa"/>
+            <w:tcBorders>
+              <w:top w:val="single" w:sz="6" w:space="0" w:color="000000"/>
+              <w:left w:val="single" w:sz="6" w:space="0" w:color="000000"/>
+              <w:bottom w:val="single" w:sz="6" w:space="0" w:color="000000"/>
+              <w:right w:val="single" w:sz="6" w:space="0" w:color="000000"/>
+            </w:tcBorders>
+            <w:shd w:val="clear" w:color="auto" w:fill="F2F2F2"/>
+            <w:tcMar>
+              <w:top w:w="20" w:type="dxa"/>
+              <w:left w:w="40" w:type="dxa"/>
+              <w:bottom w:w="20" w:type="dxa"/>
+              <w:right w:w="40" w:type="dxa"/>
+            </w:tcMar>
+            <w:vAlign w:val="center"/>
+          </w:tcPr>
+          <w:p>
+            <w:pPr>
+              <w:spacing w:after="0" w:line="240" w:lineRule="exact"/>
+              <w:jc w:val="center"/>
+              <w:rPr>
+                <w:b/>
+                <w:sz w:val="20"/>
+              </w:rPr>
+            </w:pPr>
+            <w:r>
+              <w:rPr>
+                <w:b/>
+                <w:sz w:val="20"/>
+              </w:rPr>
+              <w:t>17</w:t>
+            </w:r>
+          </w:p>
+        </w:tc>
+        <w:tc>
+          <w:tcPr>
+            <w:tcW w:w="4188" w:type="dxa"/>
+            <w:tcBorders>
+              <w:top w:val="single" w:sz="6" w:space="0" w:color="000000"/>
+              <w:left w:val="single" w:sz="6" w:space="0" w:color="000000"/>
+              <w:bottom w:val="single" w:sz="6" w:space="0" w:color="000000"/>
+              <w:right w:val="single" w:sz="6" w:space="0" w:color="000000"/>
+            </w:tcBorders>
+            <w:shd w:val="clear" w:color="auto" w:fill="F7F7F7"/>
+            <w:tcMar>
+              <w:top w:w="20" w:type="dxa"/>
+              <w:left w:w="40" w:type="dxa"/>
+              <w:bottom w:w="20" w:type="dxa"/>
+              <w:right w:w="40" w:type="dxa"/>
+            </w:tcMar>
+            <w:vAlign w:val="center"/>
+          </w:tcPr>
+          <w:p>
+            <w:pPr>
+              <w:spacing w:after="0" w:line="240" w:lineRule="exact"/>
+              <w:rPr>
+                <w:b/>
+                <w:sz w:val="20"/>
+              </w:rPr>
+            </w:pPr>
+            <w:r>
+              <w:rPr>
+                <w:b/>
+                <w:sz w:val="20"/>
+              </w:rPr>
+              <w:t>Number of daughters, including stepdaughters</w:t>
+            </w:r>
+          </w:p>
+        </w:tc>
+        <w:tc>
+          <w:tcPr>
+            <w:tcW w:w="5434" w:type="dxa"/>
+            <w:tcBorders>
+              <w:top w:val="single" w:sz="6" w:space="0" w:color="000000"/>
+              <w:left w:val="single" w:sz="6" w:space="0" w:color="000000"/>
+              <w:bottom w:val="single" w:sz="6" w:space="0" w:color="000000"/>
+              <w:right w:val="single" w:sz="6" w:space="0" w:color="000000"/>
+            </w:tcBorders>
+            <w:tcMar>
+              <w:top w:w="20" w:type="dxa"/>
+              <w:left w:w="40" w:type="dxa"/>
+              <w:bottom w:w="20" w:type="dxa"/>
+              <w:right w:w="40" w:type="dxa"/>
+            </w:tcMar>
+            <w:vAlign w:val="center"/>
+          </w:tcPr>
+          <w:p>
+            <w:pPr>
+              <w:spacing w:after="0" w:line="240" w:lineRule="exact"/>
             </w:pPr>
           </w:p>
         </w:tc>
@@ -1215,64 +1837,55 @@
     </w:tbl>
     <w:p>
       <w:pPr>
-        <w:spacing w:before="60" w:after="20" w:lineRule="exact" w:line="260"/>
-        <w:jc w:val="left"/>
+        <w:spacing w:before="60" w:after="20" w:line="260" w:lineRule="exact"/>
       </w:pPr>
       <w:r>
         <w:rPr>
-          <w:rFonts w:ascii="Bookman Old Style" w:hAnsi="Bookman Old Style" w:cs="Bookman Old Style" w:eastAsia="Bookman Old Style"/>
           <w:b/>
-          <w:i w:val="0"/>
-          <w:color w:val="000000"/>
-          <w:sz w:val="22"/>
         </w:rPr>
         <w:t>Shares</w:t>
       </w:r>
     </w:p>
     <w:tbl>
       <w:tblPr>
-        <w:tblW w:type="dxa" w:w="10200"/>
+        <w:tblW w:w="10110" w:type="dxa"/>
         <w:tblLayout w:type="fixed"/>
-        <w:tblLook w:firstColumn="1" w:firstRow="1" w:lastColumn="0" w:lastRow="0" w:noHBand="0" w:noVBand="1" w:val="04A0"/>
+        <w:tblLook w:val="04A0" w:firstRow="1" w:lastRow="0" w:firstColumn="1" w:lastColumn="0" w:noHBand="0" w:noVBand="1"/>
       </w:tblPr>
       <w:tblGrid>
-        <w:gridCol w:w="2400"/>
-        <w:gridCol w:w="7800"/>
+        <w:gridCol w:w="2379"/>
+        <w:gridCol w:w="7731"/>
       </w:tblGrid>
       <w:tr>
         <w:trPr>
           <w:cantSplit/>
-          <w:trHeight w:val="311" w:hRule="atLeast"/>
+          <w:trHeight w:val="432"/>
         </w:trPr>
         <w:tc>
           <w:tcPr>
-            <w:tcW w:type="dxa" w:w="2400"/>
+            <w:tcW w:w="2379" w:type="dxa"/>
             <w:tcBorders>
               <w:top w:val="single" w:sz="6" w:space="0" w:color="000000"/>
               <w:left w:val="single" w:sz="6" w:space="0" w:color="000000"/>
               <w:bottom w:val="single" w:sz="6" w:space="0" w:color="000000"/>
               <w:right w:val="single" w:sz="6" w:space="0" w:color="000000"/>
             </w:tcBorders>
-            <w:vAlign w:val="center"/>
+            <w:shd w:val="clear" w:color="auto" w:fill="F2F2F2"/>
             <w:tcMar>
               <w:top w:w="20" w:type="dxa"/>
               <w:left w:w="40" w:type="dxa"/>
               <w:bottom w:w="20" w:type="dxa"/>
               <w:right w:w="40" w:type="dxa"/>
             </w:tcMar>
-            <w:shd w:val="clear" w:color="auto" w:fill="F2F2F2"/>
+            <w:vAlign w:val="center"/>
           </w:tcPr>
           <w:p>
             <w:pPr>
-              <w:spacing w:before="0" w:after="0" w:lineRule="exact" w:line="220"/>
-              <w:jc w:val="left"/>
+              <w:spacing w:after="0" w:line="220" w:lineRule="exact"/>
             </w:pPr>
             <w:r>
               <w:rPr>
-                <w:rFonts w:ascii="Bookman Old Style" w:hAnsi="Bookman Old Style" w:cs="Bookman Old Style" w:eastAsia="Bookman Old Style"/>
                 <w:b/>
-                <w:i w:val="0"/>
-                <w:color w:val="000000"/>
                 <w:sz w:val="18"/>
               </w:rPr>
               <w:t>Company</w:t>
@@ -1281,32 +1894,27 @@
         </w:tc>
         <w:tc>
           <w:tcPr>
-            <w:tcW w:type="dxa" w:w="7800"/>
+            <w:tcW w:w="7731" w:type="dxa"/>
             <w:tcBorders>
               <w:top w:val="single" w:sz="6" w:space="0" w:color="000000"/>
               <w:left w:val="single" w:sz="6" w:space="0" w:color="000000"/>
               <w:bottom w:val="single" w:sz="6" w:space="0" w:color="000000"/>
               <w:right w:val="single" w:sz="6" w:space="0" w:color="000000"/>
             </w:tcBorders>
-            <w:vAlign w:val="center"/>
             <w:tcMar>
               <w:top w:w="20" w:type="dxa"/>
               <w:left w:w="40" w:type="dxa"/>
               <w:bottom w:w="20" w:type="dxa"/>
               <w:right w:w="40" w:type="dxa"/>
             </w:tcMar>
+            <w:vAlign w:val="center"/>
           </w:tcPr>
           <w:p>
             <w:pPr>
-              <w:spacing w:before="0" w:after="0" w:lineRule="exact" w:line="220"/>
-              <w:jc w:val="left"/>
+              <w:spacing w:after="0" w:line="220" w:lineRule="exact"/>
             </w:pPr>
             <w:r>
               <w:rPr>
-                <w:rFonts w:ascii="Bookman Old Style" w:hAnsi="Bookman Old Style" w:cs="Bookman Old Style" w:eastAsia="Bookman Old Style"/>
-                <w:b w:val="0"/>
-                <w:i w:val="0"/>
-                <w:color w:val="000000"/>
                 <w:sz w:val="18"/>
               </w:rPr>
               <w:t>Tata Elxsi Ltd.</w:t>
@@ -1317,37 +1925,33 @@
       <w:tr>
         <w:trPr>
           <w:cantSplit/>
-          <w:trHeight w:val="311" w:hRule="atLeast"/>
+          <w:trHeight w:val="432"/>
         </w:trPr>
         <w:tc>
           <w:tcPr>
-            <w:tcW w:type="dxa" w:w="2400"/>
+            <w:tcW w:w="2379" w:type="dxa"/>
             <w:tcBorders>
               <w:top w:val="single" w:sz="6" w:space="0" w:color="000000"/>
               <w:left w:val="single" w:sz="6" w:space="0" w:color="000000"/>
               <w:bottom w:val="single" w:sz="6" w:space="0" w:color="000000"/>
               <w:right w:val="single" w:sz="6" w:space="0" w:color="000000"/>
             </w:tcBorders>
-            <w:vAlign w:val="center"/>
+            <w:shd w:val="clear" w:color="auto" w:fill="F2F2F2"/>
             <w:tcMar>
               <w:top w:w="20" w:type="dxa"/>
               <w:left w:w="40" w:type="dxa"/>
               <w:bottom w:w="20" w:type="dxa"/>
               <w:right w:w="40" w:type="dxa"/>
             </w:tcMar>
-            <w:shd w:val="clear" w:color="auto" w:fill="F2F2F2"/>
+            <w:vAlign w:val="center"/>
           </w:tcPr>
           <w:p>
             <w:pPr>
-              <w:spacing w:before="0" w:after="0" w:lineRule="exact" w:line="220"/>
-              <w:jc w:val="left"/>
+              <w:spacing w:after="0" w:line="220" w:lineRule="exact"/>
             </w:pPr>
             <w:r>
               <w:rPr>
-                <w:rFonts w:ascii="Bookman Old Style" w:hAnsi="Bookman Old Style" w:cs="Bookman Old Style" w:eastAsia="Bookman Old Style"/>
                 <w:b/>
-                <w:i w:val="0"/>
-                <w:color w:val="000000"/>
                 <w:sz w:val="18"/>
               </w:rPr>
               <w:t>Folio / Certificate</w:t>
@@ -1356,32 +1960,27 @@
         </w:tc>
         <w:tc>
           <w:tcPr>
-            <w:tcW w:type="dxa" w:w="7800"/>
+            <w:tcW w:w="7731" w:type="dxa"/>
             <w:tcBorders>
               <w:top w:val="single" w:sz="6" w:space="0" w:color="000000"/>
               <w:left w:val="single" w:sz="6" w:space="0" w:color="000000"/>
               <w:bottom w:val="single" w:sz="6" w:space="0" w:color="000000"/>
               <w:right w:val="single" w:sz="6" w:space="0" w:color="000000"/>
             </w:tcBorders>
-            <w:vAlign w:val="center"/>
             <w:tcMar>
               <w:top w:w="20" w:type="dxa"/>
               <w:left w:w="40" w:type="dxa"/>
               <w:bottom w:w="20" w:type="dxa"/>
               <w:right w:w="40" w:type="dxa"/>
             </w:tcMar>
+            <w:vAlign w:val="center"/>
           </w:tcPr>
           <w:p>
             <w:pPr>
-              <w:spacing w:before="0" w:after="0" w:lineRule="exact" w:line="220"/>
-              <w:jc w:val="left"/>
+              <w:spacing w:after="0" w:line="220" w:lineRule="exact"/>
             </w:pPr>
             <w:r>
               <w:rPr>
-                <w:rFonts w:ascii="Bookman Old Style" w:hAnsi="Bookman Old Style" w:cs="Bookman Old Style" w:eastAsia="Bookman Old Style"/>
-                <w:b w:val="0"/>
-                <w:i w:val="0"/>
-                <w:color w:val="000000"/>
                 <w:sz w:val="18"/>
               </w:rPr>
               <w:t>EXD0001178   /   B247787</w:t>
@@ -1392,37 +1991,33 @@
       <w:tr>
         <w:trPr>
           <w:cantSplit/>
-          <w:trHeight w:val="311" w:hRule="atLeast"/>
+          <w:trHeight w:val="432"/>
         </w:trPr>
         <w:tc>
           <w:tcPr>
-            <w:tcW w:type="dxa" w:w="2400"/>
+            <w:tcW w:w="2379" w:type="dxa"/>
             <w:tcBorders>
               <w:top w:val="single" w:sz="6" w:space="0" w:color="000000"/>
               <w:left w:val="single" w:sz="6" w:space="0" w:color="000000"/>
               <w:bottom w:val="single" w:sz="6" w:space="0" w:color="000000"/>
               <w:right w:val="single" w:sz="6" w:space="0" w:color="000000"/>
             </w:tcBorders>
-            <w:vAlign w:val="center"/>
+            <w:shd w:val="clear" w:color="auto" w:fill="F2F2F2"/>
             <w:tcMar>
               <w:top w:w="20" w:type="dxa"/>
               <w:left w:w="40" w:type="dxa"/>
               <w:bottom w:w="20" w:type="dxa"/>
               <w:right w:w="40" w:type="dxa"/>
             </w:tcMar>
-            <w:shd w:val="clear" w:color="auto" w:fill="F2F2F2"/>
+            <w:vAlign w:val="center"/>
           </w:tcPr>
           <w:p>
             <w:pPr>
-              <w:spacing w:before="0" w:after="0" w:lineRule="exact" w:line="220"/>
-              <w:jc w:val="left"/>
+              <w:spacing w:after="0" w:line="220" w:lineRule="exact"/>
             </w:pPr>
             <w:r>
               <w:rPr>
-                <w:rFonts w:ascii="Bookman Old Style" w:hAnsi="Bookman Old Style" w:cs="Bookman Old Style" w:eastAsia="Bookman Old Style"/>
                 <w:b/>
-                <w:i w:val="0"/>
-                <w:color w:val="000000"/>
                 <w:sz w:val="18"/>
               </w:rPr>
               <w:t>Distinctive numbers</w:t>
@@ -1431,32 +2026,27 @@
         </w:tc>
         <w:tc>
           <w:tcPr>
-            <w:tcW w:type="dxa" w:w="7800"/>
+            <w:tcW w:w="7731" w:type="dxa"/>
             <w:tcBorders>
               <w:top w:val="single" w:sz="6" w:space="0" w:color="000000"/>
               <w:left w:val="single" w:sz="6" w:space="0" w:color="000000"/>
               <w:bottom w:val="single" w:sz="6" w:space="0" w:color="000000"/>
               <w:right w:val="single" w:sz="6" w:space="0" w:color="000000"/>
             </w:tcBorders>
-            <w:vAlign w:val="center"/>
             <w:tcMar>
               <w:top w:w="20" w:type="dxa"/>
               <w:left w:w="40" w:type="dxa"/>
               <w:bottom w:w="20" w:type="dxa"/>
               <w:right w:w="40" w:type="dxa"/>
             </w:tcMar>
+            <w:vAlign w:val="center"/>
           </w:tcPr>
           <w:p>
             <w:pPr>
-              <w:spacing w:before="0" w:after="0" w:lineRule="exact" w:line="220"/>
-              <w:jc w:val="left"/>
+              <w:spacing w:after="0" w:line="220" w:lineRule="exact"/>
             </w:pPr>
             <w:r>
               <w:rPr>
-                <w:rFonts w:ascii="Bookman Old Style" w:hAnsi="Bookman Old Style" w:cs="Bookman Old Style" w:eastAsia="Bookman Old Style"/>
-                <w:b w:val="0"/>
-                <w:i w:val="0"/>
-                <w:color w:val="000000"/>
                 <w:sz w:val="18"/>
               </w:rPr>
               <w:t>32424498-32424697 (200);  11841311-11841410 (100);  17219031-17219130 (100)</w:t>
@@ -1467,37 +2057,33 @@
       <w:tr>
         <w:trPr>
           <w:cantSplit/>
-          <w:trHeight w:val="311" w:hRule="atLeast"/>
+          <w:trHeight w:val="432"/>
         </w:trPr>
         <w:tc>
           <w:tcPr>
-            <w:tcW w:type="dxa" w:w="2400"/>
+            <w:tcW w:w="2379" w:type="dxa"/>
             <w:tcBorders>
               <w:top w:val="single" w:sz="6" w:space="0" w:color="000000"/>
               <w:left w:val="single" w:sz="6" w:space="0" w:color="000000"/>
               <w:bottom w:val="single" w:sz="6" w:space="0" w:color="000000"/>
               <w:right w:val="single" w:sz="6" w:space="0" w:color="000000"/>
             </w:tcBorders>
-            <w:vAlign w:val="center"/>
+            <w:shd w:val="clear" w:color="auto" w:fill="F2F2F2"/>
             <w:tcMar>
               <w:top w:w="20" w:type="dxa"/>
               <w:left w:w="40" w:type="dxa"/>
               <w:bottom w:w="20" w:type="dxa"/>
               <w:right w:w="40" w:type="dxa"/>
             </w:tcMar>
-            <w:shd w:val="clear" w:color="auto" w:fill="F2F2F2"/>
+            <w:vAlign w:val="center"/>
           </w:tcPr>
           <w:p>
             <w:pPr>
-              <w:spacing w:before="0" w:after="0" w:lineRule="exact" w:line="220"/>
-              <w:jc w:val="left"/>
+              <w:spacing w:after="0" w:line="220" w:lineRule="exact"/>
             </w:pPr>
             <w:r>
               <w:rPr>
-                <w:rFonts w:ascii="Bookman Old Style" w:hAnsi="Bookman Old Style" w:cs="Bookman Old Style" w:eastAsia="Bookman Old Style"/>
                 <w:b/>
-                <w:i w:val="0"/>
-                <w:color w:val="000000"/>
                 <w:sz w:val="18"/>
               </w:rPr>
               <w:t>Total</w:t>
@@ -1506,97 +2092,227 @@
         </w:tc>
         <w:tc>
           <w:tcPr>
-            <w:tcW w:type="dxa" w:w="7800"/>
+            <w:tcW w:w="7731" w:type="dxa"/>
             <w:tcBorders>
               <w:top w:val="single" w:sz="6" w:space="0" w:color="000000"/>
               <w:left w:val="single" w:sz="6" w:space="0" w:color="000000"/>
               <w:bottom w:val="single" w:sz="6" w:space="0" w:color="000000"/>
               <w:right w:val="single" w:sz="6" w:space="0" w:color="000000"/>
             </w:tcBorders>
-            <w:vAlign w:val="center"/>
             <w:tcMar>
               <w:top w:w="20" w:type="dxa"/>
               <w:left w:w="40" w:type="dxa"/>
               <w:bottom w:w="20" w:type="dxa"/>
               <w:right w:w="40" w:type="dxa"/>
             </w:tcMar>
+            <w:vAlign w:val="center"/>
           </w:tcPr>
           <w:p>
             <w:pPr>
-              <w:spacing w:before="0" w:after="0" w:lineRule="exact" w:line="220"/>
-              <w:jc w:val="left"/>
+              <w:spacing w:after="0" w:line="220" w:lineRule="exact"/>
             </w:pPr>
             <w:r>
               <w:rPr>
-                <w:rFonts w:ascii="Bookman Old Style" w:hAnsi="Bookman Old Style" w:cs="Bookman Old Style" w:eastAsia="Bookman Old Style"/>
-                <w:b w:val="0"/>
-                <w:i w:val="0"/>
-                <w:color w:val="000000"/>
                 <w:sz w:val="18"/>
               </w:rPr>
-              <w:t>400 shares. Registrar: MUFG Intime, letter dated 20.07.2026, Ref. ID80033739</w:t>
+              <w:t>400 shares. Letter of MUFG Intime dated 20.07.2026, Ref. ID80033739.</w:t>
             </w:r>
           </w:p>
         </w:tc>
       </w:tr>
     </w:tbl>
     <w:p>
+      <w:pPr>
+        <w:tabs>
+          <w:tab w:val="left" w:pos="4470"/>
+        </w:tabs>
+      </w:pPr>
+      <w:bookmarkStart w:id="0" w:name="_GoBack"/>
+      <w:bookmarkEnd w:id="0"/>
+    </w:p>
+    <w:p>
+      <w:pPr>
+        <w:spacing w:after="0" w:line="240" w:lineRule="auto"/>
+        <w:jc w:val="center"/>
+      </w:pPr>
       <w:r>
-        <w:br w:type="page"/>
+        <w:rPr>
+          <w:noProof/>
+          <w:lang w:val="en-IN" w:eastAsia="en-IN"/>
+        </w:rPr>
+        <w:drawing>
+          <wp:inline distT="0" distB="0" distL="0" distR="0" wp14:anchorId="4E866B31" wp14:editId="15CB2626">
+            <wp:extent cx="457200" cy="468000"/>
+            <wp:effectExtent l="0" t="0" r="0" b="0"/>
+            <wp:docPr id="2" name="Picture 2"/>
+            <wp:cNvGraphicFramePr>
+              <a:graphicFrameLocks xmlns:a="http://schemas.openxmlformats.org/drawingml/2006/main" noChangeAspect="1"/>
+            </wp:cNvGraphicFramePr>
+            <a:graphic xmlns:a="http://schemas.openxmlformats.org/drawingml/2006/main">
+              <a:graphicData uri="http://schemas.openxmlformats.org/drawingml/2006/picture">
+                <pic:pic xmlns:pic="http://schemas.openxmlformats.org/drawingml/2006/picture">
+                  <pic:nvPicPr>
+                    <pic:cNvPr id="0" name="ashoka_emblem.jpg"/>
+                    <pic:cNvPicPr/>
+                  </pic:nvPicPr>
+                  <pic:blipFill>
+                    <a:blip r:embed="rId7"/>
+                    <a:stretch>
+                      <a:fillRect/>
+                    </a:stretch>
+                  </pic:blipFill>
+                  <pic:spPr>
+                    <a:xfrm>
+                      <a:off x="0" y="0"/>
+                      <a:ext cx="457200" cy="468000"/>
+                    </a:xfrm>
+                    <a:prstGeom prst="rect">
+                      <a:avLst/>
+                    </a:prstGeom>
+                  </pic:spPr>
+                </pic:pic>
+              </a:graphicData>
+            </a:graphic>
+          </wp:inline>
+        </w:drawing>
       </w:r>
     </w:p>
     <w:p>
       <w:pPr>
-        <w:spacing w:before="0" w:after="0" w:lineRule="exact" w:line="280"/>
+        <w:spacing w:before="40" w:after="0" w:line="320" w:lineRule="exact"/>
         <w:jc w:val="center"/>
       </w:pPr>
       <w:r>
         <w:rPr>
-          <w:rFonts w:ascii="Bookman Old Style" w:hAnsi="Bookman Old Style" w:cs="Bookman Old Style" w:eastAsia="Bookman Old Style"/>
           <w:b/>
-          <w:i w:val="0"/>
-          <w:color w:val="000000"/>
-          <w:sz w:val="24"/>
+          <w:sz w:val="28"/>
         </w:rPr>
-        <w:t>Office of the Executive Officer, Balurghat Municipality</w:t>
+        <w:t>Government of West Bengal</w:t>
       </w:r>
     </w:p>
     <w:p>
       <w:pPr>
-        <w:spacing w:before="0" w:after="0" w:lineRule="exact" w:line="260"/>
+        <w:spacing w:after="0" w:line="320" w:lineRule="exact"/>
         <w:jc w:val="center"/>
       </w:pPr>
       <w:r>
         <w:rPr>
-          <w:rFonts w:ascii="Bookman Old Style" w:hAnsi="Bookman Old Style" w:cs="Bookman Old Style" w:eastAsia="Bookman Old Style"/>
           <w:b/>
-          <w:i w:val="0"/>
-          <w:color w:val="000000"/>
-          <w:sz w:val="22"/>
+          <w:sz w:val="28"/>
         </w:rPr>
-        <w:t>Enquiry report to the Sub-Divisional Officer, Balurghat</w:t>
+        <w:t>Office of the Sub-Divisional Officer,</w:t>
       </w:r>
     </w:p>
     <w:p>
       <w:pPr>
-        <w:spacing w:before="0" w:after="20" w:lineRule="exact" w:line="60"/>
-        <w:jc w:val="left"/>
+        <w:spacing w:after="0" w:line="300" w:lineRule="exact"/>
+        <w:jc w:val="center"/>
+      </w:pPr>
+      <w:proofErr w:type="spellStart"/>
+      <w:r>
+        <w:rPr>
+          <w:b/>
+          <w:sz w:val="26"/>
+        </w:rPr>
+        <w:t>Balurghat</w:t>
+      </w:r>
+      <w:proofErr w:type="spellEnd"/>
+      <w:r>
+        <w:rPr>
+          <w:b/>
+          <w:sz w:val="26"/>
+        </w:rPr>
+        <w:t xml:space="preserve"> (</w:t>
+      </w:r>
+      <w:proofErr w:type="spellStart"/>
+      <w:r>
+        <w:rPr>
+          <w:b/>
+          <w:sz w:val="26"/>
+        </w:rPr>
+        <w:t>Sadar</w:t>
+      </w:r>
+      <w:proofErr w:type="spellEnd"/>
+      <w:proofErr w:type="gramStart"/>
+      <w:r>
+        <w:rPr>
+          <w:b/>
+          <w:sz w:val="26"/>
+        </w:rPr>
+        <w:t>) :</w:t>
+      </w:r>
+      <w:proofErr w:type="gramEnd"/>
+      <w:r>
+        <w:rPr>
+          <w:b/>
+          <w:sz w:val="26"/>
+        </w:rPr>
+        <w:t xml:space="preserve">: </w:t>
+      </w:r>
+      <w:proofErr w:type="spellStart"/>
+      <w:r>
+        <w:rPr>
+          <w:b/>
+          <w:sz w:val="26"/>
+        </w:rPr>
+        <w:t>Dakshin</w:t>
+      </w:r>
+      <w:proofErr w:type="spellEnd"/>
+      <w:r>
+        <w:rPr>
+          <w:b/>
+          <w:sz w:val="26"/>
+        </w:rPr>
+        <w:t xml:space="preserve"> </w:t>
+      </w:r>
+      <w:proofErr w:type="spellStart"/>
+      <w:r>
+        <w:rPr>
+          <w:b/>
+          <w:sz w:val="26"/>
+        </w:rPr>
+        <w:t>Dinajpur</w:t>
+      </w:r>
+      <w:proofErr w:type="spellEnd"/>
+    </w:p>
+    <w:p>
+      <w:pPr>
+        <w:spacing w:after="0" w:line="260" w:lineRule="exact"/>
+        <w:jc w:val="center"/>
+      </w:pPr>
+      <w:proofErr w:type="gramStart"/>
+      <w:r>
+        <w:rPr>
+          <w:b/>
+          <w:sz w:val="20"/>
+        </w:rPr>
+        <w:t>e-mail</w:t>
+      </w:r>
+      <w:proofErr w:type="gramEnd"/>
+      <w:r>
+        <w:rPr>
+          <w:b/>
+          <w:sz w:val="20"/>
+        </w:rPr>
+        <w:t xml:space="preserve"> Id- sdmbalurghat@gmail.com  &amp;  Ph. No.-03522 255205</w:t>
+      </w:r>
+    </w:p>
+    <w:p>
+      <w:pPr>
         <w:pBdr>
           <w:bottom w:val="single" w:sz="12" w:space="1" w:color="000000"/>
         </w:pBdr>
+        <w:spacing w:after="20" w:line="60" w:lineRule="exact"/>
       </w:pPr>
     </w:p>
     <w:p>
       <w:pPr>
-        <w:spacing w:before="20" w:after="0" w:lineRule="exact" w:line="280"/>
+        <w:spacing w:before="20" w:after="0" w:line="280" w:lineRule="exact"/>
         <w:jc w:val="center"/>
       </w:pPr>
       <w:r>
         <w:rPr>
-          <w:rFonts w:ascii="Bookman Old Style" w:hAnsi="Bookman Old Style" w:cs="Bookman Old Style" w:eastAsia="Bookman Old Style"/>
           <w:b/>
-          <w:i w:val="0"/>
-          <w:color w:val="000000"/>
           <w:sz w:val="24"/>
         </w:rPr>
         <w:t>ANNEXURE – B</w:t>
@@ -1604,86 +2320,75 @@
     </w:p>
     <w:p>
       <w:pPr>
-        <w:spacing w:before="0" w:after="40" w:lineRule="exact" w:line="260"/>
+        <w:spacing w:after="40" w:line="260" w:lineRule="exact"/>
         <w:jc w:val="center"/>
       </w:pPr>
       <w:r>
         <w:rPr>
-          <w:rFonts w:ascii="Bookman Old Style" w:hAnsi="Bookman Old Style" w:cs="Bookman Old Style" w:eastAsia="Bookman Old Style"/>
           <w:b/>
-          <w:i w:val="0"/>
-          <w:color w:val="000000"/>
-          <w:sz w:val="22"/>
         </w:rPr>
-        <w:t>Legal heirs — write Aadhaar, Voter and PAN</w:t>
+        <w:t>Legal heirs</w:t>
       </w:r>
     </w:p>
     <w:p>
       <w:pPr>
-        <w:spacing w:before="0" w:after="40" w:lineRule="exact" w:line="240"/>
+        <w:spacing w:after="40" w:line="240" w:lineRule="exact"/>
         <w:jc w:val="both"/>
       </w:pPr>
       <w:r>
         <w:rPr>
-          <w:rFonts w:ascii="Bookman Old Style" w:hAnsi="Bookman Old Style" w:cs="Bookman Old Style" w:eastAsia="Bookman Old Style"/>
-          <w:b w:val="0"/>
-          <w:i w:val="0"/>
-          <w:color w:val="000000"/>
           <w:sz w:val="20"/>
         </w:rPr>
-        <w:t>One row for each heir. If there is no such person, write Nil in the name column. The name must be the same on the Aadhaar card, the Voter Identity Card and the PAN card.</w:t>
+        <w:t>One row for each heir. Where there is no such person, write Nil in the name column. The name must tally with the Aadhaar card, the Voter Identity Card and the PAN card.</w:t>
       </w:r>
     </w:p>
     <w:tbl>
       <w:tblPr>
-        <w:tblW w:type="dxa" w:w="10200"/>
+        <w:tblW w:w="10244" w:type="dxa"/>
         <w:tblLayout w:type="fixed"/>
-        <w:tblLook w:firstColumn="1" w:firstRow="1" w:lastColumn="0" w:lastRow="0" w:noHBand="0" w:noVBand="1" w:val="04A0"/>
+        <w:tblLook w:val="04A0" w:firstRow="1" w:lastRow="0" w:firstColumn="1" w:lastColumn="0" w:noHBand="0" w:noVBand="1"/>
       </w:tblPr>
       <w:tblGrid>
-        <w:gridCol w:w="450"/>
-        <w:gridCol w:w="1900"/>
-        <w:gridCol w:w="1450"/>
-        <w:gridCol w:w="550"/>
-        <w:gridCol w:w="1600"/>
-        <w:gridCol w:w="1550"/>
-        <w:gridCol w:w="1300"/>
-        <w:gridCol w:w="1400"/>
+        <w:gridCol w:w="452"/>
+        <w:gridCol w:w="1908"/>
+        <w:gridCol w:w="1456"/>
+        <w:gridCol w:w="619"/>
+        <w:gridCol w:w="1540"/>
+        <w:gridCol w:w="1557"/>
+        <w:gridCol w:w="1306"/>
+        <w:gridCol w:w="1406"/>
       </w:tblGrid>
       <w:tr>
         <w:trPr>
           <w:cantSplit/>
-          <w:trHeight w:val="481" w:hRule="atLeast"/>
+          <w:trHeight w:val="607"/>
         </w:trPr>
         <w:tc>
           <w:tcPr>
-            <w:tcW w:type="dxa" w:w="450"/>
+            <w:tcW w:w="452" w:type="dxa"/>
             <w:tcBorders>
               <w:top w:val="single" w:sz="6" w:space="0" w:color="000000"/>
               <w:left w:val="single" w:sz="6" w:space="0" w:color="000000"/>
               <w:bottom w:val="single" w:sz="6" w:space="0" w:color="000000"/>
               <w:right w:val="single" w:sz="6" w:space="0" w:color="000000"/>
             </w:tcBorders>
-            <w:vAlign w:val="center"/>
+            <w:shd w:val="clear" w:color="auto" w:fill="E6E6E6"/>
             <w:tcMar>
               <w:top w:w="20" w:type="dxa"/>
               <w:left w:w="40" w:type="dxa"/>
               <w:bottom w:w="20" w:type="dxa"/>
               <w:right w:w="40" w:type="dxa"/>
             </w:tcMar>
-            <w:shd w:val="clear" w:color="auto" w:fill="E6E6E6"/>
+            <w:vAlign w:val="center"/>
           </w:tcPr>
           <w:p>
             <w:pPr>
-              <w:spacing w:before="0" w:after="0" w:lineRule="exact" w:line="200"/>
+              <w:spacing w:after="0" w:line="200" w:lineRule="exact"/>
               <w:jc w:val="center"/>
             </w:pPr>
             <w:r>
               <w:rPr>
-                <w:rFonts w:ascii="Bookman Old Style" w:hAnsi="Bookman Old Style" w:cs="Bookman Old Style" w:eastAsia="Bookman Old Style"/>
                 <w:b/>
-                <w:i w:val="0"/>
-                <w:color w:val="000000"/>
                 <w:sz w:val="16"/>
               </w:rPr>
               <w:t>Sl.</w:t>
@@ -1692,33 +2397,30 @@
         </w:tc>
         <w:tc>
           <w:tcPr>
-            <w:tcW w:type="dxa" w:w="1900"/>
+            <w:tcW w:w="1908" w:type="dxa"/>
             <w:tcBorders>
               <w:top w:val="single" w:sz="6" w:space="0" w:color="000000"/>
               <w:left w:val="single" w:sz="6" w:space="0" w:color="000000"/>
               <w:bottom w:val="single" w:sz="6" w:space="0" w:color="000000"/>
               <w:right w:val="single" w:sz="6" w:space="0" w:color="000000"/>
             </w:tcBorders>
-            <w:vAlign w:val="center"/>
+            <w:shd w:val="clear" w:color="auto" w:fill="E6E6E6"/>
             <w:tcMar>
               <w:top w:w="20" w:type="dxa"/>
               <w:left w:w="40" w:type="dxa"/>
               <w:bottom w:w="20" w:type="dxa"/>
               <w:right w:w="40" w:type="dxa"/>
             </w:tcMar>
-            <w:shd w:val="clear" w:color="auto" w:fill="E6E6E6"/>
+            <w:vAlign w:val="center"/>
           </w:tcPr>
           <w:p>
             <w:pPr>
-              <w:spacing w:before="0" w:after="0" w:lineRule="exact" w:line="200"/>
+              <w:spacing w:after="0" w:line="200" w:lineRule="exact"/>
               <w:jc w:val="center"/>
             </w:pPr>
             <w:r>
               <w:rPr>
-                <w:rFonts w:ascii="Bookman Old Style" w:hAnsi="Bookman Old Style" w:cs="Bookman Old Style" w:eastAsia="Bookman Old Style"/>
                 <w:b/>
-                <w:i w:val="0"/>
-                <w:color w:val="000000"/>
                 <w:sz w:val="16"/>
               </w:rPr>
               <w:t>Name (as in the documents)</w:t>
@@ -1727,33 +2429,30 @@
         </w:tc>
         <w:tc>
           <w:tcPr>
-            <w:tcW w:type="dxa" w:w="1450"/>
+            <w:tcW w:w="1456" w:type="dxa"/>
             <w:tcBorders>
               <w:top w:val="single" w:sz="6" w:space="0" w:color="000000"/>
               <w:left w:val="single" w:sz="6" w:space="0" w:color="000000"/>
               <w:bottom w:val="single" w:sz="6" w:space="0" w:color="000000"/>
               <w:right w:val="single" w:sz="6" w:space="0" w:color="000000"/>
             </w:tcBorders>
-            <w:vAlign w:val="center"/>
+            <w:shd w:val="clear" w:color="auto" w:fill="E6E6E6"/>
             <w:tcMar>
               <w:top w:w="20" w:type="dxa"/>
               <w:left w:w="40" w:type="dxa"/>
               <w:bottom w:w="20" w:type="dxa"/>
               <w:right w:w="40" w:type="dxa"/>
             </w:tcMar>
-            <w:shd w:val="clear" w:color="auto" w:fill="E6E6E6"/>
+            <w:vAlign w:val="center"/>
           </w:tcPr>
           <w:p>
             <w:pPr>
-              <w:spacing w:before="0" w:after="0" w:lineRule="exact" w:line="200"/>
+              <w:spacing w:after="0" w:line="200" w:lineRule="exact"/>
               <w:jc w:val="center"/>
             </w:pPr>
             <w:r>
               <w:rPr>
-                <w:rFonts w:ascii="Bookman Old Style" w:hAnsi="Bookman Old Style" w:cs="Bookman Old Style" w:eastAsia="Bookman Old Style"/>
                 <w:b/>
-                <w:i w:val="0"/>
-                <w:color w:val="000000"/>
                 <w:sz w:val="16"/>
               </w:rPr>
               <w:t>Relationship</w:t>
@@ -1762,33 +2461,30 @@
         </w:tc>
         <w:tc>
           <w:tcPr>
-            <w:tcW w:type="dxa" w:w="550"/>
+            <w:tcW w:w="619" w:type="dxa"/>
             <w:tcBorders>
               <w:top w:val="single" w:sz="6" w:space="0" w:color="000000"/>
               <w:left w:val="single" w:sz="6" w:space="0" w:color="000000"/>
               <w:bottom w:val="single" w:sz="6" w:space="0" w:color="000000"/>
               <w:right w:val="single" w:sz="6" w:space="0" w:color="000000"/>
             </w:tcBorders>
-            <w:vAlign w:val="center"/>
+            <w:shd w:val="clear" w:color="auto" w:fill="E6E6E6"/>
             <w:tcMar>
               <w:top w:w="20" w:type="dxa"/>
               <w:left w:w="40" w:type="dxa"/>
               <w:bottom w:w="20" w:type="dxa"/>
               <w:right w:w="40" w:type="dxa"/>
             </w:tcMar>
-            <w:shd w:val="clear" w:color="auto" w:fill="E6E6E6"/>
+            <w:vAlign w:val="center"/>
           </w:tcPr>
           <w:p>
             <w:pPr>
-              <w:spacing w:before="0" w:after="0" w:lineRule="exact" w:line="200"/>
+              <w:spacing w:after="0" w:line="200" w:lineRule="exact"/>
               <w:jc w:val="center"/>
             </w:pPr>
             <w:r>
               <w:rPr>
-                <w:rFonts w:ascii="Bookman Old Style" w:hAnsi="Bookman Old Style" w:cs="Bookman Old Style" w:eastAsia="Bookman Old Style"/>
                 <w:b/>
-                <w:i w:val="0"/>
-                <w:color w:val="000000"/>
                 <w:sz w:val="16"/>
               </w:rPr>
               <w:t>Age</w:t>
@@ -1797,33 +2493,30 @@
         </w:tc>
         <w:tc>
           <w:tcPr>
-            <w:tcW w:type="dxa" w:w="1600"/>
+            <w:tcW w:w="1540" w:type="dxa"/>
             <w:tcBorders>
               <w:top w:val="single" w:sz="6" w:space="0" w:color="000000"/>
               <w:left w:val="single" w:sz="6" w:space="0" w:color="000000"/>
               <w:bottom w:val="single" w:sz="6" w:space="0" w:color="000000"/>
               <w:right w:val="single" w:sz="6" w:space="0" w:color="000000"/>
             </w:tcBorders>
-            <w:vAlign w:val="center"/>
+            <w:shd w:val="clear" w:color="auto" w:fill="E6E6E6"/>
             <w:tcMar>
               <w:top w:w="20" w:type="dxa"/>
               <w:left w:w="40" w:type="dxa"/>
               <w:bottom w:w="20" w:type="dxa"/>
               <w:right w:w="40" w:type="dxa"/>
             </w:tcMar>
-            <w:shd w:val="clear" w:color="auto" w:fill="E6E6E6"/>
+            <w:vAlign w:val="center"/>
           </w:tcPr>
           <w:p>
             <w:pPr>
-              <w:spacing w:before="0" w:after="0" w:lineRule="exact" w:line="200"/>
+              <w:spacing w:after="0" w:line="200" w:lineRule="exact"/>
               <w:jc w:val="center"/>
             </w:pPr>
             <w:r>
               <w:rPr>
-                <w:rFonts w:ascii="Bookman Old Style" w:hAnsi="Bookman Old Style" w:cs="Bookman Old Style" w:eastAsia="Bookman Old Style"/>
                 <w:b/>
-                <w:i w:val="0"/>
-                <w:color w:val="000000"/>
                 <w:sz w:val="16"/>
               </w:rPr>
               <w:t>Aadhaar number</w:t>
@@ -1832,33 +2525,30 @@
         </w:tc>
         <w:tc>
           <w:tcPr>
-            <w:tcW w:type="dxa" w:w="1550"/>
+            <w:tcW w:w="1557" w:type="dxa"/>
             <w:tcBorders>
               <w:top w:val="single" w:sz="6" w:space="0" w:color="000000"/>
               <w:left w:val="single" w:sz="6" w:space="0" w:color="000000"/>
               <w:bottom w:val="single" w:sz="6" w:space="0" w:color="000000"/>
               <w:right w:val="single" w:sz="6" w:space="0" w:color="000000"/>
             </w:tcBorders>
-            <w:vAlign w:val="center"/>
+            <w:shd w:val="clear" w:color="auto" w:fill="E6E6E6"/>
             <w:tcMar>
               <w:top w:w="20" w:type="dxa"/>
               <w:left w:w="40" w:type="dxa"/>
               <w:bottom w:w="20" w:type="dxa"/>
               <w:right w:w="40" w:type="dxa"/>
             </w:tcMar>
-            <w:shd w:val="clear" w:color="auto" w:fill="E6E6E6"/>
+            <w:vAlign w:val="center"/>
           </w:tcPr>
           <w:p>
             <w:pPr>
-              <w:spacing w:before="0" w:after="0" w:lineRule="exact" w:line="200"/>
+              <w:spacing w:after="0" w:line="200" w:lineRule="exact"/>
               <w:jc w:val="center"/>
             </w:pPr>
             <w:r>
               <w:rPr>
-                <w:rFonts w:ascii="Bookman Old Style" w:hAnsi="Bookman Old Style" w:cs="Bookman Old Style" w:eastAsia="Bookman Old Style"/>
                 <w:b/>
-                <w:i w:val="0"/>
-                <w:color w:val="000000"/>
                 <w:sz w:val="16"/>
               </w:rPr>
               <w:t>Voter card number</w:t>
@@ -1867,33 +2557,30 @@
         </w:tc>
         <w:tc>
           <w:tcPr>
-            <w:tcW w:type="dxa" w:w="1300"/>
+            <w:tcW w:w="1306" w:type="dxa"/>
             <w:tcBorders>
               <w:top w:val="single" w:sz="6" w:space="0" w:color="000000"/>
               <w:left w:val="single" w:sz="6" w:space="0" w:color="000000"/>
               <w:bottom w:val="single" w:sz="6" w:space="0" w:color="000000"/>
               <w:right w:val="single" w:sz="6" w:space="0" w:color="000000"/>
             </w:tcBorders>
-            <w:vAlign w:val="center"/>
+            <w:shd w:val="clear" w:color="auto" w:fill="E6E6E6"/>
             <w:tcMar>
               <w:top w:w="20" w:type="dxa"/>
               <w:left w:w="40" w:type="dxa"/>
               <w:bottom w:w="20" w:type="dxa"/>
               <w:right w:w="40" w:type="dxa"/>
             </w:tcMar>
-            <w:shd w:val="clear" w:color="auto" w:fill="E6E6E6"/>
+            <w:vAlign w:val="center"/>
           </w:tcPr>
           <w:p>
             <w:pPr>
-              <w:spacing w:before="0" w:after="0" w:lineRule="exact" w:line="200"/>
+              <w:spacing w:after="0" w:line="200" w:lineRule="exact"/>
               <w:jc w:val="center"/>
             </w:pPr>
             <w:r>
               <w:rPr>
-                <w:rFonts w:ascii="Bookman Old Style" w:hAnsi="Bookman Old Style" w:cs="Bookman Old Style" w:eastAsia="Bookman Old Style"/>
                 <w:b/>
-                <w:i w:val="0"/>
-                <w:color w:val="000000"/>
                 <w:sz w:val="16"/>
               </w:rPr>
               <w:t>PAN</w:t>
@@ -1902,36 +2589,40 @@
         </w:tc>
         <w:tc>
           <w:tcPr>
-            <w:tcW w:type="dxa" w:w="1400"/>
+            <w:tcW w:w="1406" w:type="dxa"/>
             <w:tcBorders>
               <w:top w:val="single" w:sz="6" w:space="0" w:color="000000"/>
               <w:left w:val="single" w:sz="6" w:space="0" w:color="000000"/>
               <w:bottom w:val="single" w:sz="6" w:space="0" w:color="000000"/>
               <w:right w:val="single" w:sz="6" w:space="0" w:color="000000"/>
             </w:tcBorders>
-            <w:vAlign w:val="center"/>
+            <w:shd w:val="clear" w:color="auto" w:fill="E6E6E6"/>
             <w:tcMar>
               <w:top w:w="20" w:type="dxa"/>
               <w:left w:w="40" w:type="dxa"/>
               <w:bottom w:w="20" w:type="dxa"/>
               <w:right w:w="40" w:type="dxa"/>
             </w:tcMar>
-            <w:shd w:val="clear" w:color="auto" w:fill="E6E6E6"/>
+            <w:vAlign w:val="center"/>
           </w:tcPr>
           <w:p>
             <w:pPr>
-              <w:spacing w:before="0" w:after="0" w:lineRule="exact" w:line="200"/>
+              <w:spacing w:after="0" w:line="200" w:lineRule="exact"/>
               <w:jc w:val="center"/>
             </w:pPr>
             <w:r>
               <w:rPr>
-                <w:rFonts w:ascii="Bookman Old Style" w:hAnsi="Bookman Old Style" w:cs="Bookman Old Style" w:eastAsia="Bookman Old Style"/>
                 <w:b/>
-                <w:i w:val="0"/>
-                <w:color w:val="000000"/>
                 <w:sz w:val="16"/>
               </w:rPr>
-              <w:t>Living / Dead</w:t>
+              <w:t>Living /</w:t>
+            </w:r>
+            <w:r>
+              <w:rPr>
+                <w:b/>
+                <w:sz w:val="16"/>
+              </w:rPr>
+              <w:t xml:space="preserve"> Dead</w:t>
             </w:r>
           </w:p>
         </w:tc>
@@ -1939,36 +2630,33 @@
       <w:tr>
         <w:trPr>
           <w:cantSplit/>
-          <w:trHeight w:val="481" w:hRule="atLeast"/>
+          <w:trHeight w:val="607"/>
         </w:trPr>
         <w:tc>
           <w:tcPr>
-            <w:tcW w:type="dxa" w:w="450"/>
+            <w:tcW w:w="452" w:type="dxa"/>
             <w:tcBorders>
               <w:top w:val="single" w:sz="6" w:space="0" w:color="000000"/>
               <w:left w:val="single" w:sz="6" w:space="0" w:color="000000"/>
               <w:bottom w:val="single" w:sz="6" w:space="0" w:color="000000"/>
               <w:right w:val="single" w:sz="6" w:space="0" w:color="000000"/>
             </w:tcBorders>
-            <w:vAlign w:val="center"/>
             <w:tcMar>
               <w:top w:w="20" w:type="dxa"/>
               <w:left w:w="40" w:type="dxa"/>
               <w:bottom w:w="20" w:type="dxa"/>
               <w:right w:w="40" w:type="dxa"/>
             </w:tcMar>
+            <w:vAlign w:val="center"/>
           </w:tcPr>
           <w:p>
             <w:pPr>
-              <w:spacing w:before="0" w:after="0" w:lineRule="exact" w:line="240"/>
+              <w:spacing w:after="0" w:line="240" w:lineRule="exact"/>
               <w:jc w:val="center"/>
             </w:pPr>
             <w:r>
               <w:rPr>
-                <w:rFonts w:ascii="Bookman Old Style" w:hAnsi="Bookman Old Style" w:cs="Bookman Old Style" w:eastAsia="Bookman Old Style"/>
                 <w:b/>
-                <w:i w:val="0"/>
-                <w:color w:val="000000"/>
                 <w:sz w:val="20"/>
               </w:rPr>
               <w:t>1</w:t>
@@ -1977,179 +2665,167 @@
         </w:tc>
         <w:tc>
           <w:tcPr>
-            <w:tcW w:type="dxa" w:w="1900"/>
+            <w:tcW w:w="1908" w:type="dxa"/>
             <w:tcBorders>
               <w:top w:val="single" w:sz="6" w:space="0" w:color="000000"/>
               <w:left w:val="single" w:sz="6" w:space="0" w:color="000000"/>
               <w:bottom w:val="single" w:sz="6" w:space="0" w:color="000000"/>
               <w:right w:val="single" w:sz="6" w:space="0" w:color="000000"/>
             </w:tcBorders>
-            <w:vAlign w:val="center"/>
             <w:tcMar>
               <w:top w:w="20" w:type="dxa"/>
               <w:left w:w="40" w:type="dxa"/>
               <w:bottom w:w="20" w:type="dxa"/>
               <w:right w:w="40" w:type="dxa"/>
             </w:tcMar>
+            <w:vAlign w:val="center"/>
           </w:tcPr>
           <w:p>
             <w:pPr>
-              <w:spacing w:before="0" w:after="0" w:lineRule="exact" w:line="240"/>
-              <w:jc w:val="left"/>
+              <w:spacing w:after="0" w:line="240" w:lineRule="exact"/>
             </w:pPr>
           </w:p>
         </w:tc>
         <w:tc>
           <w:tcPr>
-            <w:tcW w:type="dxa" w:w="1450"/>
+            <w:tcW w:w="1456" w:type="dxa"/>
             <w:tcBorders>
               <w:top w:val="single" w:sz="6" w:space="0" w:color="000000"/>
               <w:left w:val="single" w:sz="6" w:space="0" w:color="000000"/>
               <w:bottom w:val="single" w:sz="6" w:space="0" w:color="000000"/>
               <w:right w:val="single" w:sz="6" w:space="0" w:color="000000"/>
             </w:tcBorders>
-            <w:vAlign w:val="center"/>
+            <w:shd w:val="clear" w:color="auto" w:fill="F7F7F7"/>
             <w:tcMar>
               <w:top w:w="20" w:type="dxa"/>
               <w:left w:w="40" w:type="dxa"/>
               <w:bottom w:w="20" w:type="dxa"/>
               <w:right w:w="40" w:type="dxa"/>
             </w:tcMar>
-            <w:shd w:val="clear" w:color="auto" w:fill="F7F7F7"/>
+            <w:vAlign w:val="center"/>
           </w:tcPr>
           <w:p>
             <w:pPr>
-              <w:spacing w:before="0" w:after="0" w:lineRule="exact" w:line="200"/>
-              <w:jc w:val="left"/>
+              <w:spacing w:after="0" w:line="200" w:lineRule="exact"/>
             </w:pPr>
-            <w:r>
-              <w:rPr>
-                <w:rFonts w:ascii="Bookman Old Style" w:hAnsi="Bookman Old Style" w:cs="Bookman Old Style" w:eastAsia="Bookman Old Style"/>
-                <w:b/>
-                <w:i w:val="0"/>
-                <w:color w:val="000000"/>
-                <w:sz w:val="16"/>
-              </w:rPr>
-              <w:t>Widow</w:t>
-            </w:r>
           </w:p>
         </w:tc>
         <w:tc>
           <w:tcPr>
-            <w:tcW w:type="dxa" w:w="550"/>
+            <w:tcW w:w="619" w:type="dxa"/>
             <w:tcBorders>
               <w:top w:val="single" w:sz="6" w:space="0" w:color="000000"/>
               <w:left w:val="single" w:sz="6" w:space="0" w:color="000000"/>
               <w:bottom w:val="single" w:sz="6" w:space="0" w:color="000000"/>
               <w:right w:val="single" w:sz="6" w:space="0" w:color="000000"/>
             </w:tcBorders>
-            <w:vAlign w:val="center"/>
             <w:tcMar>
               <w:top w:w="20" w:type="dxa"/>
               <w:left w:w="40" w:type="dxa"/>
               <w:bottom w:w="20" w:type="dxa"/>
               <w:right w:w="40" w:type="dxa"/>
             </w:tcMar>
+            <w:vAlign w:val="center"/>
           </w:tcPr>
           <w:p>
             <w:pPr>
-              <w:spacing w:before="0" w:after="0" w:lineRule="exact" w:line="220"/>
+              <w:spacing w:after="0" w:line="220" w:lineRule="exact"/>
               <w:jc w:val="center"/>
             </w:pPr>
           </w:p>
         </w:tc>
         <w:tc>
           <w:tcPr>
-            <w:tcW w:type="dxa" w:w="1600"/>
+            <w:tcW w:w="1540" w:type="dxa"/>
             <w:tcBorders>
               <w:top w:val="single" w:sz="6" w:space="0" w:color="000000"/>
               <w:left w:val="single" w:sz="6" w:space="0" w:color="000000"/>
               <w:bottom w:val="single" w:sz="6" w:space="0" w:color="000000"/>
               <w:right w:val="single" w:sz="6" w:space="0" w:color="000000"/>
             </w:tcBorders>
-            <w:vAlign w:val="center"/>
             <w:tcMar>
               <w:top w:w="20" w:type="dxa"/>
               <w:left w:w="40" w:type="dxa"/>
               <w:bottom w:w="20" w:type="dxa"/>
               <w:right w:w="40" w:type="dxa"/>
             </w:tcMar>
+            <w:vAlign w:val="center"/>
           </w:tcPr>
           <w:p>
             <w:pPr>
-              <w:spacing w:before="0" w:after="0" w:lineRule="exact" w:line="220"/>
+              <w:spacing w:after="0" w:line="220" w:lineRule="exact"/>
               <w:jc w:val="center"/>
             </w:pPr>
           </w:p>
         </w:tc>
         <w:tc>
           <w:tcPr>
-            <w:tcW w:type="dxa" w:w="1550"/>
+            <w:tcW w:w="1557" w:type="dxa"/>
             <w:tcBorders>
               <w:top w:val="single" w:sz="6" w:space="0" w:color="000000"/>
               <w:left w:val="single" w:sz="6" w:space="0" w:color="000000"/>
               <w:bottom w:val="single" w:sz="6" w:space="0" w:color="000000"/>
               <w:right w:val="single" w:sz="6" w:space="0" w:color="000000"/>
             </w:tcBorders>
-            <w:vAlign w:val="center"/>
             <w:tcMar>
               <w:top w:w="20" w:type="dxa"/>
               <w:left w:w="40" w:type="dxa"/>
               <w:bottom w:w="20" w:type="dxa"/>
               <w:right w:w="40" w:type="dxa"/>
             </w:tcMar>
+            <w:vAlign w:val="center"/>
           </w:tcPr>
           <w:p>
             <w:pPr>
-              <w:spacing w:before="0" w:after="0" w:lineRule="exact" w:line="220"/>
+              <w:spacing w:after="0" w:line="220" w:lineRule="exact"/>
               <w:jc w:val="center"/>
             </w:pPr>
           </w:p>
         </w:tc>
         <w:tc>
           <w:tcPr>
-            <w:tcW w:type="dxa" w:w="1300"/>
+            <w:tcW w:w="1306" w:type="dxa"/>
             <w:tcBorders>
               <w:top w:val="single" w:sz="6" w:space="0" w:color="000000"/>
               <w:left w:val="single" w:sz="6" w:space="0" w:color="000000"/>
               <w:bottom w:val="single" w:sz="6" w:space="0" w:color="000000"/>
               <w:right w:val="single" w:sz="6" w:space="0" w:color="000000"/>
             </w:tcBorders>
-            <w:vAlign w:val="center"/>
             <w:tcMar>
               <w:top w:w="20" w:type="dxa"/>
               <w:left w:w="40" w:type="dxa"/>
               <w:bottom w:w="20" w:type="dxa"/>
               <w:right w:w="40" w:type="dxa"/>
             </w:tcMar>
+            <w:vAlign w:val="center"/>
           </w:tcPr>
           <w:p>
             <w:pPr>
-              <w:spacing w:before="0" w:after="0" w:lineRule="exact" w:line="220"/>
+              <w:spacing w:after="0" w:line="220" w:lineRule="exact"/>
               <w:jc w:val="center"/>
             </w:pPr>
           </w:p>
         </w:tc>
         <w:tc>
           <w:tcPr>
-            <w:tcW w:type="dxa" w:w="1400"/>
+            <w:tcW w:w="1406" w:type="dxa"/>
             <w:tcBorders>
               <w:top w:val="single" w:sz="6" w:space="0" w:color="000000"/>
               <w:left w:val="single" w:sz="6" w:space="0" w:color="000000"/>
               <w:bottom w:val="single" w:sz="6" w:space="0" w:color="000000"/>
               <w:right w:val="single" w:sz="6" w:space="0" w:color="000000"/>
             </w:tcBorders>
-            <w:vAlign w:val="center"/>
             <w:tcMar>
               <w:top w:w="20" w:type="dxa"/>
               <w:left w:w="40" w:type="dxa"/>
               <w:bottom w:w="20" w:type="dxa"/>
               <w:right w:w="40" w:type="dxa"/>
             </w:tcMar>
+            <w:vAlign w:val="center"/>
           </w:tcPr>
           <w:p>
             <w:pPr>
-              <w:spacing w:before="0" w:after="0" w:lineRule="exact" w:line="220"/>
+              <w:spacing w:after="0" w:line="220" w:lineRule="exact"/>
               <w:jc w:val="center"/>
             </w:pPr>
           </w:p>
@@ -2158,36 +2834,33 @@
       <w:tr>
         <w:trPr>
           <w:cantSplit/>
-          <w:trHeight w:val="481" w:hRule="atLeast"/>
+          <w:trHeight w:val="607"/>
         </w:trPr>
         <w:tc>
           <w:tcPr>
-            <w:tcW w:type="dxa" w:w="450"/>
+            <w:tcW w:w="452" w:type="dxa"/>
             <w:tcBorders>
               <w:top w:val="single" w:sz="6" w:space="0" w:color="000000"/>
               <w:left w:val="single" w:sz="6" w:space="0" w:color="000000"/>
               <w:bottom w:val="single" w:sz="6" w:space="0" w:color="000000"/>
               <w:right w:val="single" w:sz="6" w:space="0" w:color="000000"/>
             </w:tcBorders>
-            <w:vAlign w:val="center"/>
             <w:tcMar>
               <w:top w:w="20" w:type="dxa"/>
               <w:left w:w="40" w:type="dxa"/>
               <w:bottom w:w="20" w:type="dxa"/>
               <w:right w:w="40" w:type="dxa"/>
             </w:tcMar>
+            <w:vAlign w:val="center"/>
           </w:tcPr>
           <w:p>
             <w:pPr>
-              <w:spacing w:before="0" w:after="0" w:lineRule="exact" w:line="240"/>
+              <w:spacing w:after="0" w:line="240" w:lineRule="exact"/>
               <w:jc w:val="center"/>
             </w:pPr>
             <w:r>
               <w:rPr>
-                <w:rFonts w:ascii="Bookman Old Style" w:hAnsi="Bookman Old Style" w:cs="Bookman Old Style" w:eastAsia="Bookman Old Style"/>
                 <w:b/>
-                <w:i w:val="0"/>
-                <w:color w:val="000000"/>
                 <w:sz w:val="20"/>
               </w:rPr>
               <w:t>2</w:t>
@@ -2196,179 +2869,167 @@
         </w:tc>
         <w:tc>
           <w:tcPr>
-            <w:tcW w:type="dxa" w:w="1900"/>
+            <w:tcW w:w="1908" w:type="dxa"/>
             <w:tcBorders>
               <w:top w:val="single" w:sz="6" w:space="0" w:color="000000"/>
               <w:left w:val="single" w:sz="6" w:space="0" w:color="000000"/>
               <w:bottom w:val="single" w:sz="6" w:space="0" w:color="000000"/>
               <w:right w:val="single" w:sz="6" w:space="0" w:color="000000"/>
             </w:tcBorders>
-            <w:vAlign w:val="center"/>
             <w:tcMar>
               <w:top w:w="20" w:type="dxa"/>
               <w:left w:w="40" w:type="dxa"/>
               <w:bottom w:w="20" w:type="dxa"/>
               <w:right w:w="40" w:type="dxa"/>
             </w:tcMar>
+            <w:vAlign w:val="center"/>
           </w:tcPr>
           <w:p>
             <w:pPr>
-              <w:spacing w:before="0" w:after="0" w:lineRule="exact" w:line="240"/>
-              <w:jc w:val="left"/>
+              <w:spacing w:after="0" w:line="240" w:lineRule="exact"/>
             </w:pPr>
           </w:p>
         </w:tc>
         <w:tc>
           <w:tcPr>
-            <w:tcW w:type="dxa" w:w="1450"/>
+            <w:tcW w:w="1456" w:type="dxa"/>
             <w:tcBorders>
               <w:top w:val="single" w:sz="6" w:space="0" w:color="000000"/>
               <w:left w:val="single" w:sz="6" w:space="0" w:color="000000"/>
               <w:bottom w:val="single" w:sz="6" w:space="0" w:color="000000"/>
               <w:right w:val="single" w:sz="6" w:space="0" w:color="000000"/>
             </w:tcBorders>
-            <w:vAlign w:val="center"/>
+            <w:shd w:val="clear" w:color="auto" w:fill="F7F7F7"/>
             <w:tcMar>
               <w:top w:w="20" w:type="dxa"/>
               <w:left w:w="40" w:type="dxa"/>
               <w:bottom w:w="20" w:type="dxa"/>
               <w:right w:w="40" w:type="dxa"/>
             </w:tcMar>
-            <w:shd w:val="clear" w:color="auto" w:fill="F7F7F7"/>
+            <w:vAlign w:val="center"/>
           </w:tcPr>
           <w:p>
             <w:pPr>
-              <w:spacing w:before="0" w:after="0" w:lineRule="exact" w:line="200"/>
-              <w:jc w:val="left"/>
+              <w:spacing w:after="0" w:line="200" w:lineRule="exact"/>
             </w:pPr>
-            <w:r>
-              <w:rPr>
-                <w:rFonts w:ascii="Bookman Old Style" w:hAnsi="Bookman Old Style" w:cs="Bookman Old Style" w:eastAsia="Bookman Old Style"/>
-                <w:b/>
-                <w:i w:val="0"/>
-                <w:color w:val="000000"/>
-                <w:sz w:val="16"/>
-              </w:rPr>
-              <w:t>Son</w:t>
-            </w:r>
           </w:p>
         </w:tc>
         <w:tc>
           <w:tcPr>
-            <w:tcW w:type="dxa" w:w="550"/>
+            <w:tcW w:w="619" w:type="dxa"/>
             <w:tcBorders>
               <w:top w:val="single" w:sz="6" w:space="0" w:color="000000"/>
               <w:left w:val="single" w:sz="6" w:space="0" w:color="000000"/>
               <w:bottom w:val="single" w:sz="6" w:space="0" w:color="000000"/>
               <w:right w:val="single" w:sz="6" w:space="0" w:color="000000"/>
             </w:tcBorders>
-            <w:vAlign w:val="center"/>
             <w:tcMar>
               <w:top w:w="20" w:type="dxa"/>
               <w:left w:w="40" w:type="dxa"/>
               <w:bottom w:w="20" w:type="dxa"/>
               <w:right w:w="40" w:type="dxa"/>
             </w:tcMar>
+            <w:vAlign w:val="center"/>
           </w:tcPr>
           <w:p>
             <w:pPr>
-              <w:spacing w:before="0" w:after="0" w:lineRule="exact" w:line="220"/>
+              <w:spacing w:after="0" w:line="220" w:lineRule="exact"/>
               <w:jc w:val="center"/>
             </w:pPr>
           </w:p>
         </w:tc>
         <w:tc>
           <w:tcPr>
-            <w:tcW w:type="dxa" w:w="1600"/>
+            <w:tcW w:w="1540" w:type="dxa"/>
             <w:tcBorders>
               <w:top w:val="single" w:sz="6" w:space="0" w:color="000000"/>
               <w:left w:val="single" w:sz="6" w:space="0" w:color="000000"/>
               <w:bottom w:val="single" w:sz="6" w:space="0" w:color="000000"/>
               <w:right w:val="single" w:sz="6" w:space="0" w:color="000000"/>
             </w:tcBorders>
-            <w:vAlign w:val="center"/>
             <w:tcMar>
               <w:top w:w="20" w:type="dxa"/>
               <w:left w:w="40" w:type="dxa"/>
               <w:bottom w:w="20" w:type="dxa"/>
               <w:right w:w="40" w:type="dxa"/>
             </w:tcMar>
+            <w:vAlign w:val="center"/>
           </w:tcPr>
           <w:p>
             <w:pPr>
-              <w:spacing w:before="0" w:after="0" w:lineRule="exact" w:line="220"/>
+              <w:spacing w:after="0" w:line="220" w:lineRule="exact"/>
               <w:jc w:val="center"/>
             </w:pPr>
           </w:p>
         </w:tc>
         <w:tc>
           <w:tcPr>
-            <w:tcW w:type="dxa" w:w="1550"/>
+            <w:tcW w:w="1557" w:type="dxa"/>
             <w:tcBorders>
               <w:top w:val="single" w:sz="6" w:space="0" w:color="000000"/>
               <w:left w:val="single" w:sz="6" w:space="0" w:color="000000"/>
               <w:bottom w:val="single" w:sz="6" w:space="0" w:color="000000"/>
               <w:right w:val="single" w:sz="6" w:space="0" w:color="000000"/>
             </w:tcBorders>
-            <w:vAlign w:val="center"/>
             <w:tcMar>
               <w:top w:w="20" w:type="dxa"/>
               <w:left w:w="40" w:type="dxa"/>
               <w:bottom w:w="20" w:type="dxa"/>
               <w:right w:w="40" w:type="dxa"/>
             </w:tcMar>
+            <w:vAlign w:val="center"/>
           </w:tcPr>
           <w:p>
             <w:pPr>
-              <w:spacing w:before="0" w:after="0" w:lineRule="exact" w:line="220"/>
+              <w:spacing w:after="0" w:line="220" w:lineRule="exact"/>
               <w:jc w:val="center"/>
             </w:pPr>
           </w:p>
         </w:tc>
         <w:tc>
           <w:tcPr>
-            <w:tcW w:type="dxa" w:w="1300"/>
+            <w:tcW w:w="1306" w:type="dxa"/>
             <w:tcBorders>
               <w:top w:val="single" w:sz="6" w:space="0" w:color="000000"/>
               <w:left w:val="single" w:sz="6" w:space="0" w:color="000000"/>
               <w:bottom w:val="single" w:sz="6" w:space="0" w:color="000000"/>
               <w:right w:val="single" w:sz="6" w:space="0" w:color="000000"/>
             </w:tcBorders>
-            <w:vAlign w:val="center"/>
             <w:tcMar>
               <w:top w:w="20" w:type="dxa"/>
               <w:left w:w="40" w:type="dxa"/>
               <w:bottom w:w="20" w:type="dxa"/>
               <w:right w:w="40" w:type="dxa"/>
             </w:tcMar>
+            <w:vAlign w:val="center"/>
           </w:tcPr>
           <w:p>
             <w:pPr>
-              <w:spacing w:before="0" w:after="0" w:lineRule="exact" w:line="220"/>
+              <w:spacing w:after="0" w:line="220" w:lineRule="exact"/>
               <w:jc w:val="center"/>
             </w:pPr>
           </w:p>
         </w:tc>
         <w:tc>
           <w:tcPr>
-            <w:tcW w:type="dxa" w:w="1400"/>
+            <w:tcW w:w="1406" w:type="dxa"/>
             <w:tcBorders>
               <w:top w:val="single" w:sz="6" w:space="0" w:color="000000"/>
               <w:left w:val="single" w:sz="6" w:space="0" w:color="000000"/>
               <w:bottom w:val="single" w:sz="6" w:space="0" w:color="000000"/>
               <w:right w:val="single" w:sz="6" w:space="0" w:color="000000"/>
             </w:tcBorders>
-            <w:vAlign w:val="center"/>
             <w:tcMar>
               <w:top w:w="20" w:type="dxa"/>
               <w:left w:w="40" w:type="dxa"/>
               <w:bottom w:w="20" w:type="dxa"/>
               <w:right w:w="40" w:type="dxa"/>
             </w:tcMar>
+            <w:vAlign w:val="center"/>
           </w:tcPr>
           <w:p>
             <w:pPr>
-              <w:spacing w:before="0" w:after="0" w:lineRule="exact" w:line="220"/>
+              <w:spacing w:after="0" w:line="220" w:lineRule="exact"/>
               <w:jc w:val="center"/>
             </w:pPr>
           </w:p>
@@ -2377,36 +3038,33 @@
       <w:tr>
         <w:trPr>
           <w:cantSplit/>
-          <w:trHeight w:val="481" w:hRule="atLeast"/>
+          <w:trHeight w:val="607"/>
         </w:trPr>
         <w:tc>
           <w:tcPr>
-            <w:tcW w:type="dxa" w:w="450"/>
+            <w:tcW w:w="452" w:type="dxa"/>
             <w:tcBorders>
               <w:top w:val="single" w:sz="6" w:space="0" w:color="000000"/>
               <w:left w:val="single" w:sz="6" w:space="0" w:color="000000"/>
               <w:bottom w:val="single" w:sz="6" w:space="0" w:color="000000"/>
               <w:right w:val="single" w:sz="6" w:space="0" w:color="000000"/>
             </w:tcBorders>
-            <w:vAlign w:val="center"/>
             <w:tcMar>
               <w:top w:w="20" w:type="dxa"/>
               <w:left w:w="40" w:type="dxa"/>
               <w:bottom w:w="20" w:type="dxa"/>
               <w:right w:w="40" w:type="dxa"/>
             </w:tcMar>
+            <w:vAlign w:val="center"/>
           </w:tcPr>
           <w:p>
             <w:pPr>
-              <w:spacing w:before="0" w:after="0" w:lineRule="exact" w:line="240"/>
+              <w:spacing w:after="0" w:line="240" w:lineRule="exact"/>
               <w:jc w:val="center"/>
             </w:pPr>
             <w:r>
               <w:rPr>
-                <w:rFonts w:ascii="Bookman Old Style" w:hAnsi="Bookman Old Style" w:cs="Bookman Old Style" w:eastAsia="Bookman Old Style"/>
                 <w:b/>
-                <w:i w:val="0"/>
-                <w:color w:val="000000"/>
                 <w:sz w:val="20"/>
               </w:rPr>
               <w:t>3</w:t>
@@ -2415,179 +3073,167 @@
         </w:tc>
         <w:tc>
           <w:tcPr>
-            <w:tcW w:type="dxa" w:w="1900"/>
+            <w:tcW w:w="1908" w:type="dxa"/>
             <w:tcBorders>
               <w:top w:val="single" w:sz="6" w:space="0" w:color="000000"/>
               <w:left w:val="single" w:sz="6" w:space="0" w:color="000000"/>
               <w:bottom w:val="single" w:sz="6" w:space="0" w:color="000000"/>
               <w:right w:val="single" w:sz="6" w:space="0" w:color="000000"/>
             </w:tcBorders>
-            <w:vAlign w:val="center"/>
             <w:tcMar>
               <w:top w:w="20" w:type="dxa"/>
               <w:left w:w="40" w:type="dxa"/>
               <w:bottom w:w="20" w:type="dxa"/>
               <w:right w:w="40" w:type="dxa"/>
             </w:tcMar>
+            <w:vAlign w:val="center"/>
           </w:tcPr>
           <w:p>
             <w:pPr>
-              <w:spacing w:before="0" w:after="0" w:lineRule="exact" w:line="240"/>
-              <w:jc w:val="left"/>
+              <w:spacing w:after="0" w:line="240" w:lineRule="exact"/>
             </w:pPr>
           </w:p>
         </w:tc>
         <w:tc>
           <w:tcPr>
-            <w:tcW w:type="dxa" w:w="1450"/>
+            <w:tcW w:w="1456" w:type="dxa"/>
             <w:tcBorders>
               <w:top w:val="single" w:sz="6" w:space="0" w:color="000000"/>
               <w:left w:val="single" w:sz="6" w:space="0" w:color="000000"/>
               <w:bottom w:val="single" w:sz="6" w:space="0" w:color="000000"/>
               <w:right w:val="single" w:sz="6" w:space="0" w:color="000000"/>
             </w:tcBorders>
-            <w:vAlign w:val="center"/>
+            <w:shd w:val="clear" w:color="auto" w:fill="F7F7F7"/>
             <w:tcMar>
               <w:top w:w="20" w:type="dxa"/>
               <w:left w:w="40" w:type="dxa"/>
               <w:bottom w:w="20" w:type="dxa"/>
               <w:right w:w="40" w:type="dxa"/>
             </w:tcMar>
-            <w:shd w:val="clear" w:color="auto" w:fill="F7F7F7"/>
+            <w:vAlign w:val="center"/>
           </w:tcPr>
           <w:p>
             <w:pPr>
-              <w:spacing w:before="0" w:after="0" w:lineRule="exact" w:line="200"/>
-              <w:jc w:val="left"/>
+              <w:spacing w:after="0" w:line="200" w:lineRule="exact"/>
             </w:pPr>
-            <w:r>
-              <w:rPr>
-                <w:rFonts w:ascii="Bookman Old Style" w:hAnsi="Bookman Old Style" w:cs="Bookman Old Style" w:eastAsia="Bookman Old Style"/>
-                <w:b/>
-                <w:i w:val="0"/>
-                <w:color w:val="000000"/>
-                <w:sz w:val="16"/>
-              </w:rPr>
-              <w:t>Son</w:t>
-            </w:r>
           </w:p>
         </w:tc>
         <w:tc>
           <w:tcPr>
-            <w:tcW w:type="dxa" w:w="550"/>
+            <w:tcW w:w="619" w:type="dxa"/>
             <w:tcBorders>
               <w:top w:val="single" w:sz="6" w:space="0" w:color="000000"/>
               <w:left w:val="single" w:sz="6" w:space="0" w:color="000000"/>
               <w:bottom w:val="single" w:sz="6" w:space="0" w:color="000000"/>
               <w:right w:val="single" w:sz="6" w:space="0" w:color="000000"/>
             </w:tcBorders>
-            <w:vAlign w:val="center"/>
             <w:tcMar>
               <w:top w:w="20" w:type="dxa"/>
               <w:left w:w="40" w:type="dxa"/>
               <w:bottom w:w="20" w:type="dxa"/>
               <w:right w:w="40" w:type="dxa"/>
             </w:tcMar>
+            <w:vAlign w:val="center"/>
           </w:tcPr>
           <w:p>
             <w:pPr>
-              <w:spacing w:before="0" w:after="0" w:lineRule="exact" w:line="220"/>
+              <w:spacing w:after="0" w:line="220" w:lineRule="exact"/>
               <w:jc w:val="center"/>
             </w:pPr>
           </w:p>
         </w:tc>
         <w:tc>
           <w:tcPr>
-            <w:tcW w:type="dxa" w:w="1600"/>
+            <w:tcW w:w="1540" w:type="dxa"/>
             <w:tcBorders>
               <w:top w:val="single" w:sz="6" w:space="0" w:color="000000"/>
               <w:left w:val="single" w:sz="6" w:space="0" w:color="000000"/>
               <w:bottom w:val="single" w:sz="6" w:space="0" w:color="000000"/>
               <w:right w:val="single" w:sz="6" w:space="0" w:color="000000"/>
             </w:tcBorders>
-            <w:vAlign w:val="center"/>
             <w:tcMar>
               <w:top w:w="20" w:type="dxa"/>
               <w:left w:w="40" w:type="dxa"/>
               <w:bottom w:w="20" w:type="dxa"/>
               <w:right w:w="40" w:type="dxa"/>
             </w:tcMar>
+            <w:vAlign w:val="center"/>
           </w:tcPr>
           <w:p>
             <w:pPr>
-              <w:spacing w:before="0" w:after="0" w:lineRule="exact" w:line="220"/>
+              <w:spacing w:after="0" w:line="220" w:lineRule="exact"/>
               <w:jc w:val="center"/>
             </w:pPr>
           </w:p>
         </w:tc>
         <w:tc>
           <w:tcPr>
-            <w:tcW w:type="dxa" w:w="1550"/>
+            <w:tcW w:w="1557" w:type="dxa"/>
             <w:tcBorders>
               <w:top w:val="single" w:sz="6" w:space="0" w:color="000000"/>
               <w:left w:val="single" w:sz="6" w:space="0" w:color="000000"/>
               <w:bottom w:val="single" w:sz="6" w:space="0" w:color="000000"/>
               <w:right w:val="single" w:sz="6" w:space="0" w:color="000000"/>
             </w:tcBorders>
-            <w:vAlign w:val="center"/>
             <w:tcMar>
               <w:top w:w="20" w:type="dxa"/>
               <w:left w:w="40" w:type="dxa"/>
               <w:bottom w:w="20" w:type="dxa"/>
               <w:right w:w="40" w:type="dxa"/>
             </w:tcMar>
+            <w:vAlign w:val="center"/>
           </w:tcPr>
           <w:p>
             <w:pPr>
-              <w:spacing w:before="0" w:after="0" w:lineRule="exact" w:line="220"/>
+              <w:spacing w:after="0" w:line="220" w:lineRule="exact"/>
               <w:jc w:val="center"/>
             </w:pPr>
           </w:p>
         </w:tc>
         <w:tc>
           <w:tcPr>
-            <w:tcW w:type="dxa" w:w="1300"/>
+            <w:tcW w:w="1306" w:type="dxa"/>
             <w:tcBorders>
               <w:top w:val="single" w:sz="6" w:space="0" w:color="000000"/>
               <w:left w:val="single" w:sz="6" w:space="0" w:color="000000"/>
               <w:bottom w:val="single" w:sz="6" w:space="0" w:color="000000"/>
               <w:right w:val="single" w:sz="6" w:space="0" w:color="000000"/>
             </w:tcBorders>
-            <w:vAlign w:val="center"/>
             <w:tcMar>
               <w:top w:w="20" w:type="dxa"/>
               <w:left w:w="40" w:type="dxa"/>
               <w:bottom w:w="20" w:type="dxa"/>
               <w:right w:w="40" w:type="dxa"/>
             </w:tcMar>
+            <w:vAlign w:val="center"/>
           </w:tcPr>
           <w:p>
             <w:pPr>
-              <w:spacing w:before="0" w:after="0" w:lineRule="exact" w:line="220"/>
+              <w:spacing w:after="0" w:line="220" w:lineRule="exact"/>
               <w:jc w:val="center"/>
             </w:pPr>
           </w:p>
         </w:tc>
         <w:tc>
           <w:tcPr>
-            <w:tcW w:type="dxa" w:w="1400"/>
+            <w:tcW w:w="1406" w:type="dxa"/>
             <w:tcBorders>
               <w:top w:val="single" w:sz="6" w:space="0" w:color="000000"/>
               <w:left w:val="single" w:sz="6" w:space="0" w:color="000000"/>
               <w:bottom w:val="single" w:sz="6" w:space="0" w:color="000000"/>
               <w:right w:val="single" w:sz="6" w:space="0" w:color="000000"/>
             </w:tcBorders>
-            <w:vAlign w:val="center"/>
             <w:tcMar>
               <w:top w:w="20" w:type="dxa"/>
               <w:left w:w="40" w:type="dxa"/>
               <w:bottom w:w="20" w:type="dxa"/>
               <w:right w:w="40" w:type="dxa"/>
             </w:tcMar>
+            <w:vAlign w:val="center"/>
           </w:tcPr>
           <w:p>
             <w:pPr>
-              <w:spacing w:before="0" w:after="0" w:lineRule="exact" w:line="220"/>
+              <w:spacing w:after="0" w:line="220" w:lineRule="exact"/>
               <w:jc w:val="center"/>
             </w:pPr>
           </w:p>
@@ -2596,36 +3242,33 @@
       <w:tr>
         <w:trPr>
           <w:cantSplit/>
-          <w:trHeight w:val="481" w:hRule="atLeast"/>
+          <w:trHeight w:val="607"/>
         </w:trPr>
         <w:tc>
           <w:tcPr>
-            <w:tcW w:type="dxa" w:w="450"/>
+            <w:tcW w:w="452" w:type="dxa"/>
             <w:tcBorders>
               <w:top w:val="single" w:sz="6" w:space="0" w:color="000000"/>
               <w:left w:val="single" w:sz="6" w:space="0" w:color="000000"/>
               <w:bottom w:val="single" w:sz="6" w:space="0" w:color="000000"/>
               <w:right w:val="single" w:sz="6" w:space="0" w:color="000000"/>
             </w:tcBorders>
-            <w:vAlign w:val="center"/>
             <w:tcMar>
               <w:top w:w="20" w:type="dxa"/>
               <w:left w:w="40" w:type="dxa"/>
               <w:bottom w:w="20" w:type="dxa"/>
               <w:right w:w="40" w:type="dxa"/>
             </w:tcMar>
+            <w:vAlign w:val="center"/>
           </w:tcPr>
           <w:p>
             <w:pPr>
-              <w:spacing w:before="0" w:after="0" w:lineRule="exact" w:line="240"/>
+              <w:spacing w:after="0" w:line="240" w:lineRule="exact"/>
               <w:jc w:val="center"/>
             </w:pPr>
             <w:r>
               <w:rPr>
-                <w:rFonts w:ascii="Bookman Old Style" w:hAnsi="Bookman Old Style" w:cs="Bookman Old Style" w:eastAsia="Bookman Old Style"/>
                 <w:b/>
-                <w:i w:val="0"/>
-                <w:color w:val="000000"/>
                 <w:sz w:val="20"/>
               </w:rPr>
               <w:t>4</w:t>
@@ -2634,179 +3277,167 @@
         </w:tc>
         <w:tc>
           <w:tcPr>
-            <w:tcW w:type="dxa" w:w="1900"/>
+            <w:tcW w:w="1908" w:type="dxa"/>
             <w:tcBorders>
               <w:top w:val="single" w:sz="6" w:space="0" w:color="000000"/>
               <w:left w:val="single" w:sz="6" w:space="0" w:color="000000"/>
               <w:bottom w:val="single" w:sz="6" w:space="0" w:color="000000"/>
               <w:right w:val="single" w:sz="6" w:space="0" w:color="000000"/>
             </w:tcBorders>
-            <w:vAlign w:val="center"/>
             <w:tcMar>
               <w:top w:w="20" w:type="dxa"/>
               <w:left w:w="40" w:type="dxa"/>
               <w:bottom w:w="20" w:type="dxa"/>
               <w:right w:w="40" w:type="dxa"/>
             </w:tcMar>
+            <w:vAlign w:val="center"/>
           </w:tcPr>
           <w:p>
             <w:pPr>
-              <w:spacing w:before="0" w:after="0" w:lineRule="exact" w:line="240"/>
-              <w:jc w:val="left"/>
+              <w:spacing w:after="0" w:line="240" w:lineRule="exact"/>
             </w:pPr>
           </w:p>
         </w:tc>
         <w:tc>
           <w:tcPr>
-            <w:tcW w:type="dxa" w:w="1450"/>
+            <w:tcW w:w="1456" w:type="dxa"/>
             <w:tcBorders>
               <w:top w:val="single" w:sz="6" w:space="0" w:color="000000"/>
               <w:left w:val="single" w:sz="6" w:space="0" w:color="000000"/>
               <w:bottom w:val="single" w:sz="6" w:space="0" w:color="000000"/>
               <w:right w:val="single" w:sz="6" w:space="0" w:color="000000"/>
             </w:tcBorders>
-            <w:vAlign w:val="center"/>
+            <w:shd w:val="clear" w:color="auto" w:fill="F7F7F7"/>
             <w:tcMar>
               <w:top w:w="20" w:type="dxa"/>
               <w:left w:w="40" w:type="dxa"/>
               <w:bottom w:w="20" w:type="dxa"/>
               <w:right w:w="40" w:type="dxa"/>
             </w:tcMar>
-            <w:shd w:val="clear" w:color="auto" w:fill="F7F7F7"/>
+            <w:vAlign w:val="center"/>
           </w:tcPr>
           <w:p>
             <w:pPr>
-              <w:spacing w:before="0" w:after="0" w:lineRule="exact" w:line="200"/>
-              <w:jc w:val="left"/>
+              <w:spacing w:after="0" w:line="200" w:lineRule="exact"/>
             </w:pPr>
-            <w:r>
-              <w:rPr>
-                <w:rFonts w:ascii="Bookman Old Style" w:hAnsi="Bookman Old Style" w:cs="Bookman Old Style" w:eastAsia="Bookman Old Style"/>
-                <w:b/>
-                <w:i w:val="0"/>
-                <w:color w:val="000000"/>
-                <w:sz w:val="16"/>
-              </w:rPr>
-              <w:t>Daughter</w:t>
-            </w:r>
           </w:p>
         </w:tc>
         <w:tc>
           <w:tcPr>
-            <w:tcW w:type="dxa" w:w="550"/>
+            <w:tcW w:w="619" w:type="dxa"/>
             <w:tcBorders>
               <w:top w:val="single" w:sz="6" w:space="0" w:color="000000"/>
               <w:left w:val="single" w:sz="6" w:space="0" w:color="000000"/>
               <w:bottom w:val="single" w:sz="6" w:space="0" w:color="000000"/>
               <w:right w:val="single" w:sz="6" w:space="0" w:color="000000"/>
             </w:tcBorders>
-            <w:vAlign w:val="center"/>
             <w:tcMar>
               <w:top w:w="20" w:type="dxa"/>
               <w:left w:w="40" w:type="dxa"/>
               <w:bottom w:w="20" w:type="dxa"/>
               <w:right w:w="40" w:type="dxa"/>
             </w:tcMar>
+            <w:vAlign w:val="center"/>
           </w:tcPr>
           <w:p>
             <w:pPr>
-              <w:spacing w:before="0" w:after="0" w:lineRule="exact" w:line="220"/>
+              <w:spacing w:after="0" w:line="220" w:lineRule="exact"/>
               <w:jc w:val="center"/>
             </w:pPr>
           </w:p>
         </w:tc>
         <w:tc>
           <w:tcPr>
-            <w:tcW w:type="dxa" w:w="1600"/>
+            <w:tcW w:w="1540" w:type="dxa"/>
             <w:tcBorders>
               <w:top w:val="single" w:sz="6" w:space="0" w:color="000000"/>
               <w:left w:val="single" w:sz="6" w:space="0" w:color="000000"/>
               <w:bottom w:val="single" w:sz="6" w:space="0" w:color="000000"/>
               <w:right w:val="single" w:sz="6" w:space="0" w:color="000000"/>
             </w:tcBorders>
-            <w:vAlign w:val="center"/>
             <w:tcMar>
               <w:top w:w="20" w:type="dxa"/>
               <w:left w:w="40" w:type="dxa"/>
               <w:bottom w:w="20" w:type="dxa"/>
               <w:right w:w="40" w:type="dxa"/>
             </w:tcMar>
+            <w:vAlign w:val="center"/>
           </w:tcPr>
           <w:p>
             <w:pPr>
-              <w:spacing w:before="0" w:after="0" w:lineRule="exact" w:line="220"/>
+              <w:spacing w:after="0" w:line="220" w:lineRule="exact"/>
               <w:jc w:val="center"/>
             </w:pPr>
           </w:p>
         </w:tc>
         <w:tc>
           <w:tcPr>
-            <w:tcW w:type="dxa" w:w="1550"/>
+            <w:tcW w:w="1557" w:type="dxa"/>
             <w:tcBorders>
               <w:top w:val="single" w:sz="6" w:space="0" w:color="000000"/>
               <w:left w:val="single" w:sz="6" w:space="0" w:color="000000"/>
               <w:bottom w:val="single" w:sz="6" w:space="0" w:color="000000"/>
               <w:right w:val="single" w:sz="6" w:space="0" w:color="000000"/>
             </w:tcBorders>
-            <w:vAlign w:val="center"/>
             <w:tcMar>
               <w:top w:w="20" w:type="dxa"/>
               <w:left w:w="40" w:type="dxa"/>
               <w:bottom w:w="20" w:type="dxa"/>
               <w:right w:w="40" w:type="dxa"/>
             </w:tcMar>
+            <w:vAlign w:val="center"/>
           </w:tcPr>
           <w:p>
             <w:pPr>
-              <w:spacing w:before="0" w:after="0" w:lineRule="exact" w:line="220"/>
+              <w:spacing w:after="0" w:line="220" w:lineRule="exact"/>
               <w:jc w:val="center"/>
             </w:pPr>
           </w:p>
         </w:tc>
         <w:tc>
           <w:tcPr>
-            <w:tcW w:type="dxa" w:w="1300"/>
+            <w:tcW w:w="1306" w:type="dxa"/>
             <w:tcBorders>
               <w:top w:val="single" w:sz="6" w:space="0" w:color="000000"/>
               <w:left w:val="single" w:sz="6" w:space="0" w:color="000000"/>
               <w:bottom w:val="single" w:sz="6" w:space="0" w:color="000000"/>
               <w:right w:val="single" w:sz="6" w:space="0" w:color="000000"/>
             </w:tcBorders>
-            <w:vAlign w:val="center"/>
             <w:tcMar>
               <w:top w:w="20" w:type="dxa"/>
               <w:left w:w="40" w:type="dxa"/>
               <w:bottom w:w="20" w:type="dxa"/>
               <w:right w:w="40" w:type="dxa"/>
             </w:tcMar>
+            <w:vAlign w:val="center"/>
           </w:tcPr>
           <w:p>
             <w:pPr>
-              <w:spacing w:before="0" w:after="0" w:lineRule="exact" w:line="220"/>
+              <w:spacing w:after="0" w:line="220" w:lineRule="exact"/>
               <w:jc w:val="center"/>
             </w:pPr>
           </w:p>
         </w:tc>
         <w:tc>
           <w:tcPr>
-            <w:tcW w:type="dxa" w:w="1400"/>
+            <w:tcW w:w="1406" w:type="dxa"/>
             <w:tcBorders>
               <w:top w:val="single" w:sz="6" w:space="0" w:color="000000"/>
               <w:left w:val="single" w:sz="6" w:space="0" w:color="000000"/>
               <w:bottom w:val="single" w:sz="6" w:space="0" w:color="000000"/>
               <w:right w:val="single" w:sz="6" w:space="0" w:color="000000"/>
             </w:tcBorders>
-            <w:vAlign w:val="center"/>
             <w:tcMar>
               <w:top w:w="20" w:type="dxa"/>
               <w:left w:w="40" w:type="dxa"/>
               <w:bottom w:w="20" w:type="dxa"/>
               <w:right w:w="40" w:type="dxa"/>
             </w:tcMar>
+            <w:vAlign w:val="center"/>
           </w:tcPr>
           <w:p>
             <w:pPr>
-              <w:spacing w:before="0" w:after="0" w:lineRule="exact" w:line="220"/>
+              <w:spacing w:after="0" w:line="220" w:lineRule="exact"/>
               <w:jc w:val="center"/>
             </w:pPr>
           </w:p>
@@ -2815,36 +3446,33 @@
       <w:tr>
         <w:trPr>
           <w:cantSplit/>
-          <w:trHeight w:val="481" w:hRule="atLeast"/>
+          <w:trHeight w:val="607"/>
         </w:trPr>
         <w:tc>
           <w:tcPr>
-            <w:tcW w:type="dxa" w:w="450"/>
+            <w:tcW w:w="452" w:type="dxa"/>
             <w:tcBorders>
               <w:top w:val="single" w:sz="6" w:space="0" w:color="000000"/>
               <w:left w:val="single" w:sz="6" w:space="0" w:color="000000"/>
               <w:bottom w:val="single" w:sz="6" w:space="0" w:color="000000"/>
               <w:right w:val="single" w:sz="6" w:space="0" w:color="000000"/>
             </w:tcBorders>
-            <w:vAlign w:val="center"/>
             <w:tcMar>
               <w:top w:w="20" w:type="dxa"/>
               <w:left w:w="40" w:type="dxa"/>
               <w:bottom w:w="20" w:type="dxa"/>
               <w:right w:w="40" w:type="dxa"/>
             </w:tcMar>
+            <w:vAlign w:val="center"/>
           </w:tcPr>
           <w:p>
             <w:pPr>
-              <w:spacing w:before="0" w:after="0" w:lineRule="exact" w:line="240"/>
+              <w:spacing w:after="0" w:line="240" w:lineRule="exact"/>
               <w:jc w:val="center"/>
             </w:pPr>
             <w:r>
               <w:rPr>
-                <w:rFonts w:ascii="Bookman Old Style" w:hAnsi="Bookman Old Style" w:cs="Bookman Old Style" w:eastAsia="Bookman Old Style"/>
                 <w:b/>
-                <w:i w:val="0"/>
-                <w:color w:val="000000"/>
                 <w:sz w:val="20"/>
               </w:rPr>
               <w:t>5</w:t>
@@ -2853,179 +3481,167 @@
         </w:tc>
         <w:tc>
           <w:tcPr>
-            <w:tcW w:type="dxa" w:w="1900"/>
+            <w:tcW w:w="1908" w:type="dxa"/>
             <w:tcBorders>
               <w:top w:val="single" w:sz="6" w:space="0" w:color="000000"/>
               <w:left w:val="single" w:sz="6" w:space="0" w:color="000000"/>
               <w:bottom w:val="single" w:sz="6" w:space="0" w:color="000000"/>
               <w:right w:val="single" w:sz="6" w:space="0" w:color="000000"/>
             </w:tcBorders>
-            <w:vAlign w:val="center"/>
             <w:tcMar>
               <w:top w:w="20" w:type="dxa"/>
               <w:left w:w="40" w:type="dxa"/>
               <w:bottom w:w="20" w:type="dxa"/>
               <w:right w:w="40" w:type="dxa"/>
             </w:tcMar>
+            <w:vAlign w:val="center"/>
           </w:tcPr>
           <w:p>
             <w:pPr>
-              <w:spacing w:before="0" w:after="0" w:lineRule="exact" w:line="240"/>
-              <w:jc w:val="left"/>
+              <w:spacing w:after="0" w:line="240" w:lineRule="exact"/>
             </w:pPr>
           </w:p>
         </w:tc>
         <w:tc>
           <w:tcPr>
-            <w:tcW w:type="dxa" w:w="1450"/>
+            <w:tcW w:w="1456" w:type="dxa"/>
             <w:tcBorders>
               <w:top w:val="single" w:sz="6" w:space="0" w:color="000000"/>
               <w:left w:val="single" w:sz="6" w:space="0" w:color="000000"/>
               <w:bottom w:val="single" w:sz="6" w:space="0" w:color="000000"/>
               <w:right w:val="single" w:sz="6" w:space="0" w:color="000000"/>
             </w:tcBorders>
-            <w:vAlign w:val="center"/>
+            <w:shd w:val="clear" w:color="auto" w:fill="F7F7F7"/>
             <w:tcMar>
               <w:top w:w="20" w:type="dxa"/>
               <w:left w:w="40" w:type="dxa"/>
               <w:bottom w:w="20" w:type="dxa"/>
               <w:right w:w="40" w:type="dxa"/>
             </w:tcMar>
-            <w:shd w:val="clear" w:color="auto" w:fill="F7F7F7"/>
+            <w:vAlign w:val="center"/>
           </w:tcPr>
           <w:p>
             <w:pPr>
-              <w:spacing w:before="0" w:after="0" w:lineRule="exact" w:line="200"/>
-              <w:jc w:val="left"/>
+              <w:spacing w:after="0" w:line="200" w:lineRule="exact"/>
             </w:pPr>
-            <w:r>
-              <w:rPr>
-                <w:rFonts w:ascii="Bookman Old Style" w:hAnsi="Bookman Old Style" w:cs="Bookman Old Style" w:eastAsia="Bookman Old Style"/>
-                <w:b/>
-                <w:i w:val="0"/>
-                <w:color w:val="000000"/>
-                <w:sz w:val="16"/>
-              </w:rPr>
-              <w:t>Daughter</w:t>
-            </w:r>
           </w:p>
         </w:tc>
         <w:tc>
           <w:tcPr>
-            <w:tcW w:type="dxa" w:w="550"/>
+            <w:tcW w:w="619" w:type="dxa"/>
             <w:tcBorders>
               <w:top w:val="single" w:sz="6" w:space="0" w:color="000000"/>
               <w:left w:val="single" w:sz="6" w:space="0" w:color="000000"/>
               <w:bottom w:val="single" w:sz="6" w:space="0" w:color="000000"/>
               <w:right w:val="single" w:sz="6" w:space="0" w:color="000000"/>
             </w:tcBorders>
-            <w:vAlign w:val="center"/>
             <w:tcMar>
               <w:top w:w="20" w:type="dxa"/>
               <w:left w:w="40" w:type="dxa"/>
               <w:bottom w:w="20" w:type="dxa"/>
               <w:right w:w="40" w:type="dxa"/>
             </w:tcMar>
+            <w:vAlign w:val="center"/>
           </w:tcPr>
           <w:p>
             <w:pPr>
-              <w:spacing w:before="0" w:after="0" w:lineRule="exact" w:line="220"/>
+              <w:spacing w:after="0" w:line="220" w:lineRule="exact"/>
               <w:jc w:val="center"/>
             </w:pPr>
           </w:p>
         </w:tc>
         <w:tc>
           <w:tcPr>
-            <w:tcW w:type="dxa" w:w="1600"/>
+            <w:tcW w:w="1540" w:type="dxa"/>
             <w:tcBorders>
               <w:top w:val="single" w:sz="6" w:space="0" w:color="000000"/>
               <w:left w:val="single" w:sz="6" w:space="0" w:color="000000"/>
               <w:bottom w:val="single" w:sz="6" w:space="0" w:color="000000"/>
               <w:right w:val="single" w:sz="6" w:space="0" w:color="000000"/>
             </w:tcBorders>
-            <w:vAlign w:val="center"/>
             <w:tcMar>
               <w:top w:w="20" w:type="dxa"/>
               <w:left w:w="40" w:type="dxa"/>
               <w:bottom w:w="20" w:type="dxa"/>
               <w:right w:w="40" w:type="dxa"/>
             </w:tcMar>
+            <w:vAlign w:val="center"/>
           </w:tcPr>
           <w:p>
             <w:pPr>
-              <w:spacing w:before="0" w:after="0" w:lineRule="exact" w:line="220"/>
+              <w:spacing w:after="0" w:line="220" w:lineRule="exact"/>
               <w:jc w:val="center"/>
             </w:pPr>
           </w:p>
         </w:tc>
         <w:tc>
           <w:tcPr>
-            <w:tcW w:type="dxa" w:w="1550"/>
+            <w:tcW w:w="1557" w:type="dxa"/>
             <w:tcBorders>
               <w:top w:val="single" w:sz="6" w:space="0" w:color="000000"/>
               <w:left w:val="single" w:sz="6" w:space="0" w:color="000000"/>
               <w:bottom w:val="single" w:sz="6" w:space="0" w:color="000000"/>
               <w:right w:val="single" w:sz="6" w:space="0" w:color="000000"/>
             </w:tcBorders>
-            <w:vAlign w:val="center"/>
             <w:tcMar>
               <w:top w:w="20" w:type="dxa"/>
               <w:left w:w="40" w:type="dxa"/>
               <w:bottom w:w="20" w:type="dxa"/>
               <w:right w:w="40" w:type="dxa"/>
             </w:tcMar>
+            <w:vAlign w:val="center"/>
           </w:tcPr>
           <w:p>
             <w:pPr>
-              <w:spacing w:before="0" w:after="0" w:lineRule="exact" w:line="220"/>
+              <w:spacing w:after="0" w:line="220" w:lineRule="exact"/>
               <w:jc w:val="center"/>
             </w:pPr>
           </w:p>
         </w:tc>
         <w:tc>
           <w:tcPr>
-            <w:tcW w:type="dxa" w:w="1300"/>
+            <w:tcW w:w="1306" w:type="dxa"/>
             <w:tcBorders>
               <w:top w:val="single" w:sz="6" w:space="0" w:color="000000"/>
               <w:left w:val="single" w:sz="6" w:space="0" w:color="000000"/>
               <w:bottom w:val="single" w:sz="6" w:space="0" w:color="000000"/>
               <w:right w:val="single" w:sz="6" w:space="0" w:color="000000"/>
             </w:tcBorders>
-            <w:vAlign w:val="center"/>
             <w:tcMar>
               <w:top w:w="20" w:type="dxa"/>
               <w:left w:w="40" w:type="dxa"/>
               <w:bottom w:w="20" w:type="dxa"/>
               <w:right w:w="40" w:type="dxa"/>
             </w:tcMar>
+            <w:vAlign w:val="center"/>
           </w:tcPr>
           <w:p>
             <w:pPr>
-              <w:spacing w:before="0" w:after="0" w:lineRule="exact" w:line="220"/>
+              <w:spacing w:after="0" w:line="220" w:lineRule="exact"/>
               <w:jc w:val="center"/>
             </w:pPr>
           </w:p>
         </w:tc>
         <w:tc>
           <w:tcPr>
-            <w:tcW w:type="dxa" w:w="1400"/>
+            <w:tcW w:w="1406" w:type="dxa"/>
             <w:tcBorders>
               <w:top w:val="single" w:sz="6" w:space="0" w:color="000000"/>
               <w:left w:val="single" w:sz="6" w:space="0" w:color="000000"/>
               <w:bottom w:val="single" w:sz="6" w:space="0" w:color="000000"/>
               <w:right w:val="single" w:sz="6" w:space="0" w:color="000000"/>
             </w:tcBorders>
-            <w:vAlign w:val="center"/>
             <w:tcMar>
               <w:top w:w="20" w:type="dxa"/>
               <w:left w:w="40" w:type="dxa"/>
               <w:bottom w:w="20" w:type="dxa"/>
               <w:right w:w="40" w:type="dxa"/>
             </w:tcMar>
+            <w:vAlign w:val="center"/>
           </w:tcPr>
           <w:p>
             <w:pPr>
-              <w:spacing w:before="0" w:after="0" w:lineRule="exact" w:line="220"/>
+              <w:spacing w:after="0" w:line="220" w:lineRule="exact"/>
               <w:jc w:val="center"/>
             </w:pPr>
           </w:p>
@@ -3034,36 +3650,33 @@
       <w:tr>
         <w:trPr>
           <w:cantSplit/>
-          <w:trHeight w:val="481" w:hRule="atLeast"/>
+          <w:trHeight w:val="607"/>
         </w:trPr>
         <w:tc>
           <w:tcPr>
-            <w:tcW w:type="dxa" w:w="450"/>
+            <w:tcW w:w="452" w:type="dxa"/>
             <w:tcBorders>
               <w:top w:val="single" w:sz="6" w:space="0" w:color="000000"/>
               <w:left w:val="single" w:sz="6" w:space="0" w:color="000000"/>
               <w:bottom w:val="single" w:sz="6" w:space="0" w:color="000000"/>
               <w:right w:val="single" w:sz="6" w:space="0" w:color="000000"/>
             </w:tcBorders>
-            <w:vAlign w:val="center"/>
             <w:tcMar>
               <w:top w:w="20" w:type="dxa"/>
               <w:left w:w="40" w:type="dxa"/>
               <w:bottom w:w="20" w:type="dxa"/>
               <w:right w:w="40" w:type="dxa"/>
             </w:tcMar>
+            <w:vAlign w:val="center"/>
           </w:tcPr>
           <w:p>
             <w:pPr>
-              <w:spacing w:before="0" w:after="0" w:lineRule="exact" w:line="240"/>
+              <w:spacing w:after="0" w:line="240" w:lineRule="exact"/>
               <w:jc w:val="center"/>
             </w:pPr>
             <w:r>
               <w:rPr>
-                <w:rFonts w:ascii="Bookman Old Style" w:hAnsi="Bookman Old Style" w:cs="Bookman Old Style" w:eastAsia="Bookman Old Style"/>
                 <w:b/>
-                <w:i w:val="0"/>
-                <w:color w:val="000000"/>
                 <w:sz w:val="20"/>
               </w:rPr>
               <w:t>6</w:t>
@@ -3072,617 +3685,167 @@
         </w:tc>
         <w:tc>
           <w:tcPr>
-            <w:tcW w:type="dxa" w:w="1900"/>
+            <w:tcW w:w="1908" w:type="dxa"/>
             <w:tcBorders>
               <w:top w:val="single" w:sz="6" w:space="0" w:color="000000"/>
               <w:left w:val="single" w:sz="6" w:space="0" w:color="000000"/>
               <w:bottom w:val="single" w:sz="6" w:space="0" w:color="000000"/>
               <w:right w:val="single" w:sz="6" w:space="0" w:color="000000"/>
             </w:tcBorders>
-            <w:vAlign w:val="center"/>
             <w:tcMar>
               <w:top w:w="20" w:type="dxa"/>
               <w:left w:w="40" w:type="dxa"/>
               <w:bottom w:w="20" w:type="dxa"/>
               <w:right w:w="40" w:type="dxa"/>
             </w:tcMar>
+            <w:vAlign w:val="center"/>
           </w:tcPr>
           <w:p>
             <w:pPr>
-              <w:spacing w:before="0" w:after="0" w:lineRule="exact" w:line="240"/>
-              <w:jc w:val="left"/>
+              <w:spacing w:after="0" w:line="240" w:lineRule="exact"/>
             </w:pPr>
           </w:p>
         </w:tc>
         <w:tc>
           <w:tcPr>
-            <w:tcW w:type="dxa" w:w="1450"/>
+            <w:tcW w:w="1456" w:type="dxa"/>
             <w:tcBorders>
               <w:top w:val="single" w:sz="6" w:space="0" w:color="000000"/>
               <w:left w:val="single" w:sz="6" w:space="0" w:color="000000"/>
               <w:bottom w:val="single" w:sz="6" w:space="0" w:color="000000"/>
               <w:right w:val="single" w:sz="6" w:space="0" w:color="000000"/>
             </w:tcBorders>
-            <w:vAlign w:val="center"/>
+            <w:shd w:val="clear" w:color="auto" w:fill="F7F7F7"/>
             <w:tcMar>
               <w:top w:w="20" w:type="dxa"/>
               <w:left w:w="40" w:type="dxa"/>
               <w:bottom w:w="20" w:type="dxa"/>
               <w:right w:w="40" w:type="dxa"/>
             </w:tcMar>
-            <w:shd w:val="clear" w:color="auto" w:fill="F7F7F7"/>
+            <w:vAlign w:val="center"/>
           </w:tcPr>
           <w:p>
             <w:pPr>
-              <w:spacing w:before="0" w:after="0" w:lineRule="exact" w:line="200"/>
-              <w:jc w:val="left"/>
+              <w:spacing w:after="0" w:line="200" w:lineRule="exact"/>
             </w:pPr>
-            <w:r>
-              <w:rPr>
-                <w:rFonts w:ascii="Bookman Old Style" w:hAnsi="Bookman Old Style" w:cs="Bookman Old Style" w:eastAsia="Bookman Old Style"/>
-                <w:b/>
-                <w:i w:val="0"/>
-                <w:color w:val="000000"/>
-                <w:sz w:val="16"/>
-              </w:rPr>
-              <w:t>Mother</w:t>
-            </w:r>
           </w:p>
         </w:tc>
         <w:tc>
           <w:tcPr>
-            <w:tcW w:type="dxa" w:w="550"/>
+            <w:tcW w:w="619" w:type="dxa"/>
             <w:tcBorders>
               <w:top w:val="single" w:sz="6" w:space="0" w:color="000000"/>
               <w:left w:val="single" w:sz="6" w:space="0" w:color="000000"/>
               <w:bottom w:val="single" w:sz="6" w:space="0" w:color="000000"/>
               <w:right w:val="single" w:sz="6" w:space="0" w:color="000000"/>
             </w:tcBorders>
-            <w:vAlign w:val="center"/>
             <w:tcMar>
               <w:top w:w="20" w:type="dxa"/>
               <w:left w:w="40" w:type="dxa"/>
               <w:bottom w:w="20" w:type="dxa"/>
               <w:right w:w="40" w:type="dxa"/>
             </w:tcMar>
+            <w:vAlign w:val="center"/>
           </w:tcPr>
           <w:p>
             <w:pPr>
-              <w:spacing w:before="0" w:after="0" w:lineRule="exact" w:line="220"/>
+              <w:spacing w:after="0" w:line="220" w:lineRule="exact"/>
               <w:jc w:val="center"/>
             </w:pPr>
           </w:p>
         </w:tc>
         <w:tc>
           <w:tcPr>
-            <w:tcW w:type="dxa" w:w="1600"/>
+            <w:tcW w:w="1540" w:type="dxa"/>
             <w:tcBorders>
               <w:top w:val="single" w:sz="6" w:space="0" w:color="000000"/>
               <w:left w:val="single" w:sz="6" w:space="0" w:color="000000"/>
               <w:bottom w:val="single" w:sz="6" w:space="0" w:color="000000"/>
               <w:right w:val="single" w:sz="6" w:space="0" w:color="000000"/>
             </w:tcBorders>
-            <w:vAlign w:val="center"/>
             <w:tcMar>
               <w:top w:w="20" w:type="dxa"/>
               <w:left w:w="40" w:type="dxa"/>
               <w:bottom w:w="20" w:type="dxa"/>
               <w:right w:w="40" w:type="dxa"/>
             </w:tcMar>
+            <w:vAlign w:val="center"/>
           </w:tcPr>
           <w:p>
             <w:pPr>
-              <w:spacing w:before="0" w:after="0" w:lineRule="exact" w:line="220"/>
+              <w:spacing w:after="0" w:line="220" w:lineRule="exact"/>
               <w:jc w:val="center"/>
             </w:pPr>
           </w:p>
         </w:tc>
         <w:tc>
           <w:tcPr>
-            <w:tcW w:type="dxa" w:w="1550"/>
+            <w:tcW w:w="1557" w:type="dxa"/>
             <w:tcBorders>
               <w:top w:val="single" w:sz="6" w:space="0" w:color="000000"/>
               <w:left w:val="single" w:sz="6" w:space="0" w:color="000000"/>
               <w:bottom w:val="single" w:sz="6" w:space="0" w:color="000000"/>
               <w:right w:val="single" w:sz="6" w:space="0" w:color="000000"/>
             </w:tcBorders>
-            <w:vAlign w:val="center"/>
             <w:tcMar>
               <w:top w:w="20" w:type="dxa"/>
               <w:left w:w="40" w:type="dxa"/>
               <w:bottom w:w="20" w:type="dxa"/>
               <w:right w:w="40" w:type="dxa"/>
             </w:tcMar>
+            <w:vAlign w:val="center"/>
           </w:tcPr>
           <w:p>
             <w:pPr>
-              <w:spacing w:before="0" w:after="0" w:lineRule="exact" w:line="220"/>
+              <w:spacing w:after="0" w:line="220" w:lineRule="exact"/>
               <w:jc w:val="center"/>
             </w:pPr>
           </w:p>
         </w:tc>
         <w:tc>
           <w:tcPr>
-            <w:tcW w:type="dxa" w:w="1300"/>
+            <w:tcW w:w="1306" w:type="dxa"/>
             <w:tcBorders>
               <w:top w:val="single" w:sz="6" w:space="0" w:color="000000"/>
               <w:left w:val="single" w:sz="6" w:space="0" w:color="000000"/>
               <w:bottom w:val="single" w:sz="6" w:space="0" w:color="000000"/>
               <w:right w:val="single" w:sz="6" w:space="0" w:color="000000"/>
             </w:tcBorders>
-            <w:vAlign w:val="center"/>
             <w:tcMar>
               <w:top w:w="20" w:type="dxa"/>
               <w:left w:w="40" w:type="dxa"/>
               <w:bottom w:w="20" w:type="dxa"/>
               <w:right w:w="40" w:type="dxa"/>
             </w:tcMar>
+            <w:vAlign w:val="center"/>
           </w:tcPr>
           <w:p>
             <w:pPr>
-              <w:spacing w:before="0" w:after="0" w:lineRule="exact" w:line="220"/>
+              <w:spacing w:after="0" w:line="220" w:lineRule="exact"/>
               <w:jc w:val="center"/>
             </w:pPr>
           </w:p>
         </w:tc>
         <w:tc>
           <w:tcPr>
-            <w:tcW w:type="dxa" w:w="1400"/>
+            <w:tcW w:w="1406" w:type="dxa"/>
             <w:tcBorders>
               <w:top w:val="single" w:sz="6" w:space="0" w:color="000000"/>
               <w:left w:val="single" w:sz="6" w:space="0" w:color="000000"/>
               <w:bottom w:val="single" w:sz="6" w:space="0" w:color="000000"/>
               <w:right w:val="single" w:sz="6" w:space="0" w:color="000000"/>
             </w:tcBorders>
-            <w:vAlign w:val="center"/>
             <w:tcMar>
               <w:top w:w="20" w:type="dxa"/>
               <w:left w:w="40" w:type="dxa"/>
               <w:bottom w:w="20" w:type="dxa"/>
               <w:right w:w="40" w:type="dxa"/>
             </w:tcMar>
+            <w:vAlign w:val="center"/>
           </w:tcPr>
           <w:p>
             <w:pPr>
-              <w:spacing w:before="0" w:after="0" w:lineRule="exact" w:line="220"/>
-              <w:jc w:val="center"/>
-            </w:pPr>
-          </w:p>
-        </w:tc>
-      </w:tr>
-      <w:tr>
-        <w:trPr>
-          <w:cantSplit/>
-          <w:trHeight w:val="481" w:hRule="atLeast"/>
-        </w:trPr>
-        <w:tc>
-          <w:tcPr>
-            <w:tcW w:type="dxa" w:w="450"/>
-            <w:tcBorders>
-              <w:top w:val="single" w:sz="6" w:space="0" w:color="000000"/>
-              <w:left w:val="single" w:sz="6" w:space="0" w:color="000000"/>
-              <w:bottom w:val="single" w:sz="6" w:space="0" w:color="000000"/>
-              <w:right w:val="single" w:sz="6" w:space="0" w:color="000000"/>
-            </w:tcBorders>
-            <w:vAlign w:val="center"/>
-            <w:tcMar>
-              <w:top w:w="20" w:type="dxa"/>
-              <w:left w:w="40" w:type="dxa"/>
-              <w:bottom w:w="20" w:type="dxa"/>
-              <w:right w:w="40" w:type="dxa"/>
-            </w:tcMar>
-          </w:tcPr>
-          <w:p>
-            <w:pPr>
-              <w:spacing w:before="0" w:after="0" w:lineRule="exact" w:line="240"/>
-              <w:jc w:val="center"/>
-            </w:pPr>
-            <w:r>
-              <w:rPr>
-                <w:rFonts w:ascii="Bookman Old Style" w:hAnsi="Bookman Old Style" w:cs="Bookman Old Style" w:eastAsia="Bookman Old Style"/>
-                <w:b/>
-                <w:i w:val="0"/>
-                <w:color w:val="000000"/>
-                <w:sz w:val="20"/>
-              </w:rPr>
-              <w:t>7</w:t>
-            </w:r>
-          </w:p>
-        </w:tc>
-        <w:tc>
-          <w:tcPr>
-            <w:tcW w:type="dxa" w:w="1900"/>
-            <w:tcBorders>
-              <w:top w:val="single" w:sz="6" w:space="0" w:color="000000"/>
-              <w:left w:val="single" w:sz="6" w:space="0" w:color="000000"/>
-              <w:bottom w:val="single" w:sz="6" w:space="0" w:color="000000"/>
-              <w:right w:val="single" w:sz="6" w:space="0" w:color="000000"/>
-            </w:tcBorders>
-            <w:vAlign w:val="center"/>
-            <w:tcMar>
-              <w:top w:w="20" w:type="dxa"/>
-              <w:left w:w="40" w:type="dxa"/>
-              <w:bottom w:w="20" w:type="dxa"/>
-              <w:right w:w="40" w:type="dxa"/>
-            </w:tcMar>
-          </w:tcPr>
-          <w:p>
-            <w:pPr>
-              <w:spacing w:before="0" w:after="0" w:lineRule="exact" w:line="240"/>
-              <w:jc w:val="left"/>
-            </w:pPr>
-          </w:p>
-        </w:tc>
-        <w:tc>
-          <w:tcPr>
-            <w:tcW w:type="dxa" w:w="1450"/>
-            <w:tcBorders>
-              <w:top w:val="single" w:sz="6" w:space="0" w:color="000000"/>
-              <w:left w:val="single" w:sz="6" w:space="0" w:color="000000"/>
-              <w:bottom w:val="single" w:sz="6" w:space="0" w:color="000000"/>
-              <w:right w:val="single" w:sz="6" w:space="0" w:color="000000"/>
-            </w:tcBorders>
-            <w:vAlign w:val="center"/>
-            <w:tcMar>
-              <w:top w:w="20" w:type="dxa"/>
-              <w:left w:w="40" w:type="dxa"/>
-              <w:bottom w:w="20" w:type="dxa"/>
-              <w:right w:w="40" w:type="dxa"/>
-            </w:tcMar>
-            <w:shd w:val="clear" w:color="auto" w:fill="F7F7F7"/>
-          </w:tcPr>
-          <w:p>
-            <w:pPr>
-              <w:spacing w:before="0" w:after="0" w:lineRule="exact" w:line="200"/>
-              <w:jc w:val="left"/>
-            </w:pPr>
-            <w:r>
-              <w:rPr>
-                <w:rFonts w:ascii="Bookman Old Style" w:hAnsi="Bookman Old Style" w:cs="Bookman Old Style" w:eastAsia="Bookman Old Style"/>
-                <w:b/>
-                <w:i w:val="0"/>
-                <w:color w:val="000000"/>
-                <w:sz w:val="16"/>
-              </w:rPr>
-              <w:t>Child of a son or daughter who died earlier</w:t>
-            </w:r>
-          </w:p>
-        </w:tc>
-        <w:tc>
-          <w:tcPr>
-            <w:tcW w:type="dxa" w:w="550"/>
-            <w:tcBorders>
-              <w:top w:val="single" w:sz="6" w:space="0" w:color="000000"/>
-              <w:left w:val="single" w:sz="6" w:space="0" w:color="000000"/>
-              <w:bottom w:val="single" w:sz="6" w:space="0" w:color="000000"/>
-              <w:right w:val="single" w:sz="6" w:space="0" w:color="000000"/>
-            </w:tcBorders>
-            <w:vAlign w:val="center"/>
-            <w:tcMar>
-              <w:top w:w="20" w:type="dxa"/>
-              <w:left w:w="40" w:type="dxa"/>
-              <w:bottom w:w="20" w:type="dxa"/>
-              <w:right w:w="40" w:type="dxa"/>
-            </w:tcMar>
-          </w:tcPr>
-          <w:p>
-            <w:pPr>
-              <w:spacing w:before="0" w:after="0" w:lineRule="exact" w:line="220"/>
-              <w:jc w:val="center"/>
-            </w:pPr>
-          </w:p>
-        </w:tc>
-        <w:tc>
-          <w:tcPr>
-            <w:tcW w:type="dxa" w:w="1600"/>
-            <w:tcBorders>
-              <w:top w:val="single" w:sz="6" w:space="0" w:color="000000"/>
-              <w:left w:val="single" w:sz="6" w:space="0" w:color="000000"/>
-              <w:bottom w:val="single" w:sz="6" w:space="0" w:color="000000"/>
-              <w:right w:val="single" w:sz="6" w:space="0" w:color="000000"/>
-            </w:tcBorders>
-            <w:vAlign w:val="center"/>
-            <w:tcMar>
-              <w:top w:w="20" w:type="dxa"/>
-              <w:left w:w="40" w:type="dxa"/>
-              <w:bottom w:w="20" w:type="dxa"/>
-              <w:right w:w="40" w:type="dxa"/>
-            </w:tcMar>
-          </w:tcPr>
-          <w:p>
-            <w:pPr>
-              <w:spacing w:before="0" w:after="0" w:lineRule="exact" w:line="220"/>
-              <w:jc w:val="center"/>
-            </w:pPr>
-          </w:p>
-        </w:tc>
-        <w:tc>
-          <w:tcPr>
-            <w:tcW w:type="dxa" w:w="1550"/>
-            <w:tcBorders>
-              <w:top w:val="single" w:sz="6" w:space="0" w:color="000000"/>
-              <w:left w:val="single" w:sz="6" w:space="0" w:color="000000"/>
-              <w:bottom w:val="single" w:sz="6" w:space="0" w:color="000000"/>
-              <w:right w:val="single" w:sz="6" w:space="0" w:color="000000"/>
-            </w:tcBorders>
-            <w:vAlign w:val="center"/>
-            <w:tcMar>
-              <w:top w:w="20" w:type="dxa"/>
-              <w:left w:w="40" w:type="dxa"/>
-              <w:bottom w:w="20" w:type="dxa"/>
-              <w:right w:w="40" w:type="dxa"/>
-            </w:tcMar>
-          </w:tcPr>
-          <w:p>
-            <w:pPr>
-              <w:spacing w:before="0" w:after="0" w:lineRule="exact" w:line="220"/>
-              <w:jc w:val="center"/>
-            </w:pPr>
-          </w:p>
-        </w:tc>
-        <w:tc>
-          <w:tcPr>
-            <w:tcW w:type="dxa" w:w="1300"/>
-            <w:tcBorders>
-              <w:top w:val="single" w:sz="6" w:space="0" w:color="000000"/>
-              <w:left w:val="single" w:sz="6" w:space="0" w:color="000000"/>
-              <w:bottom w:val="single" w:sz="6" w:space="0" w:color="000000"/>
-              <w:right w:val="single" w:sz="6" w:space="0" w:color="000000"/>
-            </w:tcBorders>
-            <w:vAlign w:val="center"/>
-            <w:tcMar>
-              <w:top w:w="20" w:type="dxa"/>
-              <w:left w:w="40" w:type="dxa"/>
-              <w:bottom w:w="20" w:type="dxa"/>
-              <w:right w:w="40" w:type="dxa"/>
-            </w:tcMar>
-          </w:tcPr>
-          <w:p>
-            <w:pPr>
-              <w:spacing w:before="0" w:after="0" w:lineRule="exact" w:line="220"/>
-              <w:jc w:val="center"/>
-            </w:pPr>
-          </w:p>
-        </w:tc>
-        <w:tc>
-          <w:tcPr>
-            <w:tcW w:type="dxa" w:w="1400"/>
-            <w:tcBorders>
-              <w:top w:val="single" w:sz="6" w:space="0" w:color="000000"/>
-              <w:left w:val="single" w:sz="6" w:space="0" w:color="000000"/>
-              <w:bottom w:val="single" w:sz="6" w:space="0" w:color="000000"/>
-              <w:right w:val="single" w:sz="6" w:space="0" w:color="000000"/>
-            </w:tcBorders>
-            <w:vAlign w:val="center"/>
-            <w:tcMar>
-              <w:top w:w="20" w:type="dxa"/>
-              <w:left w:w="40" w:type="dxa"/>
-              <w:bottom w:w="20" w:type="dxa"/>
-              <w:right w:w="40" w:type="dxa"/>
-            </w:tcMar>
-          </w:tcPr>
-          <w:p>
-            <w:pPr>
-              <w:spacing w:before="0" w:after="0" w:lineRule="exact" w:line="220"/>
-              <w:jc w:val="center"/>
-            </w:pPr>
-          </w:p>
-        </w:tc>
-      </w:tr>
-      <w:tr>
-        <w:trPr>
-          <w:cantSplit/>
-          <w:trHeight w:val="481" w:hRule="atLeast"/>
-        </w:trPr>
-        <w:tc>
-          <w:tcPr>
-            <w:tcW w:type="dxa" w:w="450"/>
-            <w:tcBorders>
-              <w:top w:val="single" w:sz="6" w:space="0" w:color="000000"/>
-              <w:left w:val="single" w:sz="6" w:space="0" w:color="000000"/>
-              <w:bottom w:val="single" w:sz="6" w:space="0" w:color="000000"/>
-              <w:right w:val="single" w:sz="6" w:space="0" w:color="000000"/>
-            </w:tcBorders>
-            <w:vAlign w:val="center"/>
-            <w:tcMar>
-              <w:top w:w="20" w:type="dxa"/>
-              <w:left w:w="40" w:type="dxa"/>
-              <w:bottom w:w="20" w:type="dxa"/>
-              <w:right w:w="40" w:type="dxa"/>
-            </w:tcMar>
-          </w:tcPr>
-          <w:p>
-            <w:pPr>
-              <w:spacing w:before="0" w:after="0" w:lineRule="exact" w:line="240"/>
-              <w:jc w:val="center"/>
-            </w:pPr>
-            <w:r>
-              <w:rPr>
-                <w:rFonts w:ascii="Bookman Old Style" w:hAnsi="Bookman Old Style" w:cs="Bookman Old Style" w:eastAsia="Bookman Old Style"/>
-                <w:b/>
-                <w:i w:val="0"/>
-                <w:color w:val="000000"/>
-                <w:sz w:val="20"/>
-              </w:rPr>
-              <w:t>8</w:t>
-            </w:r>
-          </w:p>
-        </w:tc>
-        <w:tc>
-          <w:tcPr>
-            <w:tcW w:type="dxa" w:w="1900"/>
-            <w:tcBorders>
-              <w:top w:val="single" w:sz="6" w:space="0" w:color="000000"/>
-              <w:left w:val="single" w:sz="6" w:space="0" w:color="000000"/>
-              <w:bottom w:val="single" w:sz="6" w:space="0" w:color="000000"/>
-              <w:right w:val="single" w:sz="6" w:space="0" w:color="000000"/>
-            </w:tcBorders>
-            <w:vAlign w:val="center"/>
-            <w:tcMar>
-              <w:top w:w="20" w:type="dxa"/>
-              <w:left w:w="40" w:type="dxa"/>
-              <w:bottom w:w="20" w:type="dxa"/>
-              <w:right w:w="40" w:type="dxa"/>
-            </w:tcMar>
-          </w:tcPr>
-          <w:p>
-            <w:pPr>
-              <w:spacing w:before="0" w:after="0" w:lineRule="exact" w:line="240"/>
-              <w:jc w:val="left"/>
-            </w:pPr>
-          </w:p>
-        </w:tc>
-        <w:tc>
-          <w:tcPr>
-            <w:tcW w:type="dxa" w:w="1450"/>
-            <w:tcBorders>
-              <w:top w:val="single" w:sz="6" w:space="0" w:color="000000"/>
-              <w:left w:val="single" w:sz="6" w:space="0" w:color="000000"/>
-              <w:bottom w:val="single" w:sz="6" w:space="0" w:color="000000"/>
-              <w:right w:val="single" w:sz="6" w:space="0" w:color="000000"/>
-            </w:tcBorders>
-            <w:vAlign w:val="center"/>
-            <w:tcMar>
-              <w:top w:w="20" w:type="dxa"/>
-              <w:left w:w="40" w:type="dxa"/>
-              <w:bottom w:w="20" w:type="dxa"/>
-              <w:right w:w="40" w:type="dxa"/>
-            </w:tcMar>
-            <w:shd w:val="clear" w:color="auto" w:fill="F7F7F7"/>
-          </w:tcPr>
-          <w:p>
-            <w:pPr>
-              <w:spacing w:before="0" w:after="0" w:lineRule="exact" w:line="200"/>
-              <w:jc w:val="left"/>
-            </w:pPr>
-            <w:r>
-              <w:rPr>
-                <w:rFonts w:ascii="Bookman Old Style" w:hAnsi="Bookman Old Style" w:cs="Bookman Old Style" w:eastAsia="Bookman Old Style"/>
-                <w:b/>
-                <w:i w:val="0"/>
-                <w:color w:val="000000"/>
-                <w:sz w:val="16"/>
-              </w:rPr>
-              <w:t>Widow of a son who died earlier</w:t>
-            </w:r>
-          </w:p>
-        </w:tc>
-        <w:tc>
-          <w:tcPr>
-            <w:tcW w:type="dxa" w:w="550"/>
-            <w:tcBorders>
-              <w:top w:val="single" w:sz="6" w:space="0" w:color="000000"/>
-              <w:left w:val="single" w:sz="6" w:space="0" w:color="000000"/>
-              <w:bottom w:val="single" w:sz="6" w:space="0" w:color="000000"/>
-              <w:right w:val="single" w:sz="6" w:space="0" w:color="000000"/>
-            </w:tcBorders>
-            <w:vAlign w:val="center"/>
-            <w:tcMar>
-              <w:top w:w="20" w:type="dxa"/>
-              <w:left w:w="40" w:type="dxa"/>
-              <w:bottom w:w="20" w:type="dxa"/>
-              <w:right w:w="40" w:type="dxa"/>
-            </w:tcMar>
-          </w:tcPr>
-          <w:p>
-            <w:pPr>
-              <w:spacing w:before="0" w:after="0" w:lineRule="exact" w:line="220"/>
-              <w:jc w:val="center"/>
-            </w:pPr>
-          </w:p>
-        </w:tc>
-        <w:tc>
-          <w:tcPr>
-            <w:tcW w:type="dxa" w:w="1600"/>
-            <w:tcBorders>
-              <w:top w:val="single" w:sz="6" w:space="0" w:color="000000"/>
-              <w:left w:val="single" w:sz="6" w:space="0" w:color="000000"/>
-              <w:bottom w:val="single" w:sz="6" w:space="0" w:color="000000"/>
-              <w:right w:val="single" w:sz="6" w:space="0" w:color="000000"/>
-            </w:tcBorders>
-            <w:vAlign w:val="center"/>
-            <w:tcMar>
-              <w:top w:w="20" w:type="dxa"/>
-              <w:left w:w="40" w:type="dxa"/>
-              <w:bottom w:w="20" w:type="dxa"/>
-              <w:right w:w="40" w:type="dxa"/>
-            </w:tcMar>
-          </w:tcPr>
-          <w:p>
-            <w:pPr>
-              <w:spacing w:before="0" w:after="0" w:lineRule="exact" w:line="220"/>
-              <w:jc w:val="center"/>
-            </w:pPr>
-          </w:p>
-        </w:tc>
-        <w:tc>
-          <w:tcPr>
-            <w:tcW w:type="dxa" w:w="1550"/>
-            <w:tcBorders>
-              <w:top w:val="single" w:sz="6" w:space="0" w:color="000000"/>
-              <w:left w:val="single" w:sz="6" w:space="0" w:color="000000"/>
-              <w:bottom w:val="single" w:sz="6" w:space="0" w:color="000000"/>
-              <w:right w:val="single" w:sz="6" w:space="0" w:color="000000"/>
-            </w:tcBorders>
-            <w:vAlign w:val="center"/>
-            <w:tcMar>
-              <w:top w:w="20" w:type="dxa"/>
-              <w:left w:w="40" w:type="dxa"/>
-              <w:bottom w:w="20" w:type="dxa"/>
-              <w:right w:w="40" w:type="dxa"/>
-            </w:tcMar>
-          </w:tcPr>
-          <w:p>
-            <w:pPr>
-              <w:spacing w:before="0" w:after="0" w:lineRule="exact" w:line="220"/>
-              <w:jc w:val="center"/>
-            </w:pPr>
-          </w:p>
-        </w:tc>
-        <w:tc>
-          <w:tcPr>
-            <w:tcW w:type="dxa" w:w="1300"/>
-            <w:tcBorders>
-              <w:top w:val="single" w:sz="6" w:space="0" w:color="000000"/>
-              <w:left w:val="single" w:sz="6" w:space="0" w:color="000000"/>
-              <w:bottom w:val="single" w:sz="6" w:space="0" w:color="000000"/>
-              <w:right w:val="single" w:sz="6" w:space="0" w:color="000000"/>
-            </w:tcBorders>
-            <w:vAlign w:val="center"/>
-            <w:tcMar>
-              <w:top w:w="20" w:type="dxa"/>
-              <w:left w:w="40" w:type="dxa"/>
-              <w:bottom w:w="20" w:type="dxa"/>
-              <w:right w:w="40" w:type="dxa"/>
-            </w:tcMar>
-          </w:tcPr>
-          <w:p>
-            <w:pPr>
-              <w:spacing w:before="0" w:after="0" w:lineRule="exact" w:line="220"/>
-              <w:jc w:val="center"/>
-            </w:pPr>
-          </w:p>
-        </w:tc>
-        <w:tc>
-          <w:tcPr>
-            <w:tcW w:type="dxa" w:w="1400"/>
-            <w:tcBorders>
-              <w:top w:val="single" w:sz="6" w:space="0" w:color="000000"/>
-              <w:left w:val="single" w:sz="6" w:space="0" w:color="000000"/>
-              <w:bottom w:val="single" w:sz="6" w:space="0" w:color="000000"/>
-              <w:right w:val="single" w:sz="6" w:space="0" w:color="000000"/>
-            </w:tcBorders>
-            <w:vAlign w:val="center"/>
-            <w:tcMar>
-              <w:top w:w="20" w:type="dxa"/>
-              <w:left w:w="40" w:type="dxa"/>
-              <w:bottom w:w="20" w:type="dxa"/>
-              <w:right w:w="40" w:type="dxa"/>
-            </w:tcMar>
-          </w:tcPr>
-          <w:p>
-            <w:pPr>
-              <w:spacing w:before="0" w:after="0" w:lineRule="exact" w:line="220"/>
+              <w:spacing w:after="0" w:line="220" w:lineRule="exact"/>
               <w:jc w:val="center"/>
             </w:pPr>
           </w:p>
@@ -3691,65 +3854,82 @@
     </w:tbl>
     <w:p>
       <w:pPr>
-        <w:spacing w:before="80" w:after="40" w:lineRule="exact" w:line="260"/>
-        <w:jc w:val="left"/>
+        <w:spacing w:before="80" w:after="40" w:line="260" w:lineRule="exact"/>
+        <w:rPr>
+          <w:b/>
+        </w:rPr>
+      </w:pPr>
+    </w:p>
+    <w:p>
+      <w:pPr>
+        <w:spacing w:before="80" w:after="40" w:line="260" w:lineRule="exact"/>
+        <w:rPr>
+          <w:b/>
+        </w:rPr>
+      </w:pPr>
+    </w:p>
+    <w:p>
+      <w:pPr>
+        <w:spacing w:before="80" w:after="40" w:line="260" w:lineRule="exact"/>
+        <w:rPr>
+          <w:b/>
+        </w:rPr>
+      </w:pPr>
+    </w:p>
+    <w:p>
+      <w:pPr>
+        <w:spacing w:before="80" w:after="40" w:line="260" w:lineRule="exact"/>
       </w:pPr>
       <w:r>
         <w:rPr>
-          <w:rFonts w:ascii="Bookman Old Style" w:hAnsi="Bookman Old Style" w:cs="Bookman Old Style" w:eastAsia="Bookman Old Style"/>
           <w:b/>
-          <w:i w:val="0"/>
-          <w:color w:val="000000"/>
-          <w:sz w:val="22"/>
         </w:rPr>
-        <w:t>Address and contact of each living heir (write the serial number from the table above)</w:t>
+        <w:t>Address and contact number of each living heir. Write the serial number from the table above.</w:t>
       </w:r>
     </w:p>
     <w:tbl>
       <w:tblPr>
-        <w:tblW w:type="dxa" w:w="10200"/>
+        <w:tblW w:w="10155" w:type="dxa"/>
         <w:tblLayout w:type="fixed"/>
-        <w:tblLook w:firstColumn="1" w:firstRow="1" w:lastColumn="0" w:lastRow="0" w:noHBand="0" w:noVBand="1" w:val="04A0"/>
+        <w:tblLook w:val="04A0" w:firstRow="1" w:lastRow="0" w:firstColumn="1" w:lastColumn="0" w:noHBand="0" w:noVBand="1"/>
       </w:tblPr>
       <w:tblGrid>
-        <w:gridCol w:w="700"/>
-        <w:gridCol w:w="5000"/>
-        <w:gridCol w:w="4500"/>
+        <w:gridCol w:w="697"/>
+        <w:gridCol w:w="2462"/>
+        <w:gridCol w:w="2516"/>
+        <w:gridCol w:w="4480"/>
       </w:tblGrid>
       <w:tr>
         <w:trPr>
           <w:cantSplit/>
-          <w:trHeight w:val="311" w:hRule="atLeast"/>
+          <w:trHeight w:val="384"/>
         </w:trPr>
         <w:tc>
           <w:tcPr>
-            <w:tcW w:type="dxa" w:w="700"/>
+            <w:tcW w:w="697" w:type="dxa"/>
             <w:tcBorders>
               <w:top w:val="single" w:sz="6" w:space="0" w:color="000000"/>
               <w:left w:val="single" w:sz="6" w:space="0" w:color="000000"/>
               <w:bottom w:val="single" w:sz="6" w:space="0" w:color="000000"/>
               <w:right w:val="single" w:sz="6" w:space="0" w:color="000000"/>
             </w:tcBorders>
-            <w:vAlign w:val="center"/>
+            <w:shd w:val="clear" w:color="auto" w:fill="E6E6E6"/>
             <w:tcMar>
               <w:top w:w="20" w:type="dxa"/>
               <w:left w:w="40" w:type="dxa"/>
               <w:bottom w:w="20" w:type="dxa"/>
               <w:right w:w="40" w:type="dxa"/>
             </w:tcMar>
-            <w:shd w:val="clear" w:color="auto" w:fill="E6E6E6"/>
+            <w:vAlign w:val="center"/>
           </w:tcPr>
           <w:p>
             <w:pPr>
-              <w:spacing w:before="0" w:after="0" w:lineRule="exact" w:line="220"/>
+              <w:spacing w:after="0" w:line="220" w:lineRule="exact"/>
               <w:jc w:val="center"/>
             </w:pPr>
             <w:r>
               <w:rPr>
-                <w:rFonts w:ascii="Bookman Old Style" w:hAnsi="Bookman Old Style" w:cs="Bookman Old Style" w:eastAsia="Bookman Old Style"/>
                 <w:b/>
-                <w:i w:val="0"/>
-                <w:color w:val="000000"/>
                 <w:sz w:val="18"/>
               </w:rPr>
               <w:t>Sl.</w:t>
@@ -3758,33 +3938,56 @@
         </w:tc>
         <w:tc>
           <w:tcPr>
-            <w:tcW w:type="dxa" w:w="5000"/>
+            <w:tcW w:w="2462" w:type="dxa"/>
             <w:tcBorders>
               <w:top w:val="single" w:sz="6" w:space="0" w:color="000000"/>
               <w:left w:val="single" w:sz="6" w:space="0" w:color="000000"/>
               <w:bottom w:val="single" w:sz="6" w:space="0" w:color="000000"/>
-              <w:right w:val="single" w:sz="6" w:space="0" w:color="000000"/>
+              <w:right w:val="single" w:sz="4" w:space="0" w:color="auto"/>
             </w:tcBorders>
-            <w:vAlign w:val="center"/>
+            <w:shd w:val="clear" w:color="auto" w:fill="E6E6E6"/>
             <w:tcMar>
               <w:top w:w="20" w:type="dxa"/>
               <w:left w:w="40" w:type="dxa"/>
               <w:bottom w:w="20" w:type="dxa"/>
               <w:right w:w="40" w:type="dxa"/>
             </w:tcMar>
-            <w:shd w:val="clear" w:color="auto" w:fill="E6E6E6"/>
+            <w:vAlign w:val="center"/>
           </w:tcPr>
           <w:p>
             <w:pPr>
-              <w:spacing w:before="0" w:after="0" w:lineRule="exact" w:line="220"/>
+              <w:spacing w:after="0" w:line="220" w:lineRule="exact"/>
               <w:jc w:val="center"/>
             </w:pPr>
             <w:r>
               <w:rPr>
-                <w:rFonts w:ascii="Bookman Old Style" w:hAnsi="Bookman Old Style" w:cs="Bookman Old Style" w:eastAsia="Bookman Old Style"/>
                 <w:b/>
-                <w:i w:val="0"/>
-                <w:color w:val="000000"/>
+                <w:sz w:val="16"/>
+              </w:rPr>
+              <w:t>Name</w:t>
+            </w:r>
+          </w:p>
+        </w:tc>
+        <w:tc>
+          <w:tcPr>
+            <w:tcW w:w="2516" w:type="dxa"/>
+            <w:tcBorders>
+              <w:top w:val="single" w:sz="6" w:space="0" w:color="000000"/>
+              <w:left w:val="single" w:sz="4" w:space="0" w:color="auto"/>
+              <w:bottom w:val="single" w:sz="6" w:space="0" w:color="000000"/>
+              <w:right w:val="single" w:sz="6" w:space="0" w:color="000000"/>
+            </w:tcBorders>
+            <w:shd w:val="clear" w:color="auto" w:fill="E6E6E6"/>
+            <w:vAlign w:val="center"/>
+          </w:tcPr>
+          <w:p>
+            <w:pPr>
+              <w:spacing w:after="0" w:line="220" w:lineRule="exact"/>
+              <w:jc w:val="center"/>
+            </w:pPr>
+            <w:r>
+              <w:rPr>
+                <w:b/>
                 <w:sz w:val="18"/>
               </w:rPr>
               <w:t>Full address</w:t>
@@ -3793,33 +3996,30 @@
         </w:tc>
         <w:tc>
           <w:tcPr>
-            <w:tcW w:type="dxa" w:w="4500"/>
+            <w:tcW w:w="4480" w:type="dxa"/>
             <w:tcBorders>
               <w:top w:val="single" w:sz="6" w:space="0" w:color="000000"/>
               <w:left w:val="single" w:sz="6" w:space="0" w:color="000000"/>
               <w:bottom w:val="single" w:sz="6" w:space="0" w:color="000000"/>
               <w:right w:val="single" w:sz="6" w:space="0" w:color="000000"/>
             </w:tcBorders>
-            <w:vAlign w:val="center"/>
+            <w:shd w:val="clear" w:color="auto" w:fill="E6E6E6"/>
             <w:tcMar>
               <w:top w:w="20" w:type="dxa"/>
               <w:left w:w="40" w:type="dxa"/>
               <w:bottom w:w="20" w:type="dxa"/>
               <w:right w:w="40" w:type="dxa"/>
             </w:tcMar>
-            <w:shd w:val="clear" w:color="auto" w:fill="E6E6E6"/>
+            <w:vAlign w:val="center"/>
           </w:tcPr>
           <w:p>
             <w:pPr>
-              <w:spacing w:before="0" w:after="0" w:lineRule="exact" w:line="220"/>
+              <w:spacing w:after="0" w:line="220" w:lineRule="exact"/>
               <w:jc w:val="center"/>
             </w:pPr>
             <w:r>
               <w:rPr>
-                <w:rFonts w:ascii="Bookman Old Style" w:hAnsi="Bookman Old Style" w:cs="Bookman Old Style" w:eastAsia="Bookman Old Style"/>
                 <w:b/>
-                <w:i w:val="0"/>
-                <w:color w:val="000000"/>
                 <w:sz w:val="18"/>
               </w:rPr>
               <w:t>Mobile number</w:t>
@@ -3830,77 +4030,92 @@
       <w:tr>
         <w:trPr>
           <w:cantSplit/>
-          <w:trHeight w:val="396" w:hRule="atLeast"/>
+          <w:trHeight w:val="781"/>
         </w:trPr>
         <w:tc>
           <w:tcPr>
-            <w:tcW w:type="dxa" w:w="700"/>
+            <w:tcW w:w="697" w:type="dxa"/>
             <w:tcBorders>
               <w:top w:val="single" w:sz="6" w:space="0" w:color="000000"/>
               <w:left w:val="single" w:sz="6" w:space="0" w:color="000000"/>
               <w:bottom w:val="single" w:sz="6" w:space="0" w:color="000000"/>
               <w:right w:val="single" w:sz="6" w:space="0" w:color="000000"/>
             </w:tcBorders>
-            <w:vAlign w:val="center"/>
             <w:tcMar>
               <w:top w:w="20" w:type="dxa"/>
               <w:left w:w="40" w:type="dxa"/>
               <w:bottom w:w="20" w:type="dxa"/>
               <w:right w:w="40" w:type="dxa"/>
             </w:tcMar>
+            <w:vAlign w:val="center"/>
           </w:tcPr>
           <w:p>
             <w:pPr>
-              <w:spacing w:before="0" w:after="0" w:lineRule="exact" w:line="240"/>
+              <w:spacing w:after="0" w:line="240" w:lineRule="exact"/>
               <w:jc w:val="center"/>
             </w:pPr>
           </w:p>
         </w:tc>
         <w:tc>
           <w:tcPr>
-            <w:tcW w:type="dxa" w:w="5000"/>
+            <w:tcW w:w="2462" w:type="dxa"/>
+            <w:tcBorders>
+              <w:top w:val="single" w:sz="6" w:space="0" w:color="000000"/>
+              <w:left w:val="single" w:sz="6" w:space="0" w:color="000000"/>
+              <w:bottom w:val="single" w:sz="6" w:space="0" w:color="000000"/>
+              <w:right w:val="single" w:sz="4" w:space="0" w:color="auto"/>
+            </w:tcBorders>
+            <w:tcMar>
+              <w:top w:w="20" w:type="dxa"/>
+              <w:left w:w="40" w:type="dxa"/>
+              <w:bottom w:w="20" w:type="dxa"/>
+              <w:right w:w="40" w:type="dxa"/>
+            </w:tcMar>
+            <w:vAlign w:val="center"/>
+          </w:tcPr>
+          <w:p>
+            <w:pPr>
+              <w:spacing w:after="0" w:line="240" w:lineRule="exact"/>
+            </w:pPr>
+          </w:p>
+        </w:tc>
+        <w:tc>
+          <w:tcPr>
+            <w:tcW w:w="2516" w:type="dxa"/>
+            <w:tcBorders>
+              <w:top w:val="single" w:sz="6" w:space="0" w:color="000000"/>
+              <w:left w:val="single" w:sz="4" w:space="0" w:color="auto"/>
+              <w:bottom w:val="single" w:sz="6" w:space="0" w:color="000000"/>
+              <w:right w:val="single" w:sz="6" w:space="0" w:color="000000"/>
+            </w:tcBorders>
+            <w:vAlign w:val="center"/>
+          </w:tcPr>
+          <w:p>
+            <w:pPr>
+              <w:spacing w:after="0" w:line="240" w:lineRule="exact"/>
+            </w:pPr>
+          </w:p>
+        </w:tc>
+        <w:tc>
+          <w:tcPr>
+            <w:tcW w:w="4480" w:type="dxa"/>
             <w:tcBorders>
               <w:top w:val="single" w:sz="6" w:space="0" w:color="000000"/>
               <w:left w:val="single" w:sz="6" w:space="0" w:color="000000"/>
               <w:bottom w:val="single" w:sz="6" w:space="0" w:color="000000"/>
               <w:right w:val="single" w:sz="6" w:space="0" w:color="000000"/>
             </w:tcBorders>
-            <w:vAlign w:val="center"/>
             <w:tcMar>
               <w:top w:w="20" w:type="dxa"/>
               <w:left w:w="40" w:type="dxa"/>
               <w:bottom w:w="20" w:type="dxa"/>
               <w:right w:w="40" w:type="dxa"/>
             </w:tcMar>
+            <w:vAlign w:val="center"/>
           </w:tcPr>
           <w:p>
             <w:pPr>
-              <w:spacing w:before="0" w:after="0" w:lineRule="exact" w:line="240"/>
-              <w:jc w:val="left"/>
-            </w:pPr>
-          </w:p>
-        </w:tc>
-        <w:tc>
-          <w:tcPr>
-            <w:tcW w:type="dxa" w:w="4500"/>
-            <w:tcBorders>
-              <w:top w:val="single" w:sz="6" w:space="0" w:color="000000"/>
-              <w:left w:val="single" w:sz="6" w:space="0" w:color="000000"/>
-              <w:bottom w:val="single" w:sz="6" w:space="0" w:color="000000"/>
-              <w:right w:val="single" w:sz="6" w:space="0" w:color="000000"/>
-            </w:tcBorders>
-            <w:vAlign w:val="center"/>
-            <w:tcMar>
-              <w:top w:w="20" w:type="dxa"/>
-              <w:left w:w="40" w:type="dxa"/>
-              <w:bottom w:w="20" w:type="dxa"/>
-              <w:right w:w="40" w:type="dxa"/>
-            </w:tcMar>
-          </w:tcPr>
-          <w:p>
-            <w:pPr>
-              <w:spacing w:before="0" w:after="0" w:lineRule="exact" w:line="240"/>
-              <w:jc w:val="left"/>
+              <w:spacing w:after="0" w:line="240" w:lineRule="exact"/>
             </w:pPr>
           </w:p>
         </w:tc>
@@ -3908,77 +4123,92 @@
       <w:tr>
         <w:trPr>
           <w:cantSplit/>
-          <w:trHeight w:val="396" w:hRule="atLeast"/>
+          <w:trHeight w:val="934"/>
         </w:trPr>
         <w:tc>
           <w:tcPr>
-            <w:tcW w:type="dxa" w:w="700"/>
+            <w:tcW w:w="697" w:type="dxa"/>
             <w:tcBorders>
               <w:top w:val="single" w:sz="6" w:space="0" w:color="000000"/>
               <w:left w:val="single" w:sz="6" w:space="0" w:color="000000"/>
               <w:bottom w:val="single" w:sz="6" w:space="0" w:color="000000"/>
               <w:right w:val="single" w:sz="6" w:space="0" w:color="000000"/>
             </w:tcBorders>
-            <w:vAlign w:val="center"/>
             <w:tcMar>
               <w:top w:w="20" w:type="dxa"/>
               <w:left w:w="40" w:type="dxa"/>
               <w:bottom w:w="20" w:type="dxa"/>
               <w:right w:w="40" w:type="dxa"/>
             </w:tcMar>
+            <w:vAlign w:val="center"/>
           </w:tcPr>
           <w:p>
             <w:pPr>
-              <w:spacing w:before="0" w:after="0" w:lineRule="exact" w:line="240"/>
+              <w:spacing w:after="0" w:line="240" w:lineRule="exact"/>
               <w:jc w:val="center"/>
             </w:pPr>
           </w:p>
         </w:tc>
         <w:tc>
           <w:tcPr>
-            <w:tcW w:type="dxa" w:w="5000"/>
+            <w:tcW w:w="2462" w:type="dxa"/>
+            <w:tcBorders>
+              <w:top w:val="single" w:sz="6" w:space="0" w:color="000000"/>
+              <w:left w:val="single" w:sz="6" w:space="0" w:color="000000"/>
+              <w:bottom w:val="single" w:sz="6" w:space="0" w:color="000000"/>
+              <w:right w:val="single" w:sz="4" w:space="0" w:color="auto"/>
+            </w:tcBorders>
+            <w:tcMar>
+              <w:top w:w="20" w:type="dxa"/>
+              <w:left w:w="40" w:type="dxa"/>
+              <w:bottom w:w="20" w:type="dxa"/>
+              <w:right w:w="40" w:type="dxa"/>
+            </w:tcMar>
+            <w:vAlign w:val="center"/>
+          </w:tcPr>
+          <w:p>
+            <w:pPr>
+              <w:spacing w:after="0" w:line="240" w:lineRule="exact"/>
+            </w:pPr>
+          </w:p>
+        </w:tc>
+        <w:tc>
+          <w:tcPr>
+            <w:tcW w:w="2516" w:type="dxa"/>
+            <w:tcBorders>
+              <w:top w:val="single" w:sz="6" w:space="0" w:color="000000"/>
+              <w:left w:val="single" w:sz="4" w:space="0" w:color="auto"/>
+              <w:bottom w:val="single" w:sz="6" w:space="0" w:color="000000"/>
+              <w:right w:val="single" w:sz="6" w:space="0" w:color="000000"/>
+            </w:tcBorders>
+            <w:vAlign w:val="center"/>
+          </w:tcPr>
+          <w:p>
+            <w:pPr>
+              <w:spacing w:after="0" w:line="240" w:lineRule="exact"/>
+            </w:pPr>
+          </w:p>
+        </w:tc>
+        <w:tc>
+          <w:tcPr>
+            <w:tcW w:w="4480" w:type="dxa"/>
             <w:tcBorders>
               <w:top w:val="single" w:sz="6" w:space="0" w:color="000000"/>
               <w:left w:val="single" w:sz="6" w:space="0" w:color="000000"/>
               <w:bottom w:val="single" w:sz="6" w:space="0" w:color="000000"/>
               <w:right w:val="single" w:sz="6" w:space="0" w:color="000000"/>
             </w:tcBorders>
-            <w:vAlign w:val="center"/>
             <w:tcMar>
               <w:top w:w="20" w:type="dxa"/>
               <w:left w:w="40" w:type="dxa"/>
               <w:bottom w:w="20" w:type="dxa"/>
               <w:right w:w="40" w:type="dxa"/>
             </w:tcMar>
+            <w:vAlign w:val="center"/>
           </w:tcPr>
           <w:p>
             <w:pPr>
-              <w:spacing w:before="0" w:after="0" w:lineRule="exact" w:line="240"/>
-              <w:jc w:val="left"/>
-            </w:pPr>
-          </w:p>
-        </w:tc>
-        <w:tc>
-          <w:tcPr>
-            <w:tcW w:type="dxa" w:w="4500"/>
-            <w:tcBorders>
-              <w:top w:val="single" w:sz="6" w:space="0" w:color="000000"/>
-              <w:left w:val="single" w:sz="6" w:space="0" w:color="000000"/>
-              <w:bottom w:val="single" w:sz="6" w:space="0" w:color="000000"/>
-              <w:right w:val="single" w:sz="6" w:space="0" w:color="000000"/>
-            </w:tcBorders>
-            <w:vAlign w:val="center"/>
-            <w:tcMar>
-              <w:top w:w="20" w:type="dxa"/>
-              <w:left w:w="40" w:type="dxa"/>
-              <w:bottom w:w="20" w:type="dxa"/>
-              <w:right w:w="40" w:type="dxa"/>
-            </w:tcMar>
-          </w:tcPr>
-          <w:p>
-            <w:pPr>
-              <w:spacing w:before="0" w:after="0" w:lineRule="exact" w:line="240"/>
-              <w:jc w:val="left"/>
+              <w:spacing w:after="0" w:line="240" w:lineRule="exact"/>
             </w:pPr>
           </w:p>
         </w:tc>
@@ -3986,77 +4216,92 @@
       <w:tr>
         <w:trPr>
           <w:cantSplit/>
-          <w:trHeight w:val="396" w:hRule="atLeast"/>
+          <w:trHeight w:val="792"/>
         </w:trPr>
         <w:tc>
           <w:tcPr>
-            <w:tcW w:type="dxa" w:w="700"/>
+            <w:tcW w:w="697" w:type="dxa"/>
             <w:tcBorders>
               <w:top w:val="single" w:sz="6" w:space="0" w:color="000000"/>
               <w:left w:val="single" w:sz="6" w:space="0" w:color="000000"/>
               <w:bottom w:val="single" w:sz="6" w:space="0" w:color="000000"/>
               <w:right w:val="single" w:sz="6" w:space="0" w:color="000000"/>
             </w:tcBorders>
-            <w:vAlign w:val="center"/>
             <w:tcMar>
               <w:top w:w="20" w:type="dxa"/>
               <w:left w:w="40" w:type="dxa"/>
               <w:bottom w:w="20" w:type="dxa"/>
               <w:right w:w="40" w:type="dxa"/>
             </w:tcMar>
+            <w:vAlign w:val="center"/>
           </w:tcPr>
           <w:p>
             <w:pPr>
-              <w:spacing w:before="0" w:after="0" w:lineRule="exact" w:line="240"/>
+              <w:spacing w:after="0" w:line="240" w:lineRule="exact"/>
               <w:jc w:val="center"/>
             </w:pPr>
           </w:p>
         </w:tc>
         <w:tc>
           <w:tcPr>
-            <w:tcW w:type="dxa" w:w="5000"/>
+            <w:tcW w:w="2462" w:type="dxa"/>
+            <w:tcBorders>
+              <w:top w:val="single" w:sz="6" w:space="0" w:color="000000"/>
+              <w:left w:val="single" w:sz="6" w:space="0" w:color="000000"/>
+              <w:bottom w:val="single" w:sz="6" w:space="0" w:color="000000"/>
+              <w:right w:val="single" w:sz="4" w:space="0" w:color="auto"/>
+            </w:tcBorders>
+            <w:tcMar>
+              <w:top w:w="20" w:type="dxa"/>
+              <w:left w:w="40" w:type="dxa"/>
+              <w:bottom w:w="20" w:type="dxa"/>
+              <w:right w:w="40" w:type="dxa"/>
+            </w:tcMar>
+            <w:vAlign w:val="center"/>
+          </w:tcPr>
+          <w:p>
+            <w:pPr>
+              <w:spacing w:after="0" w:line="240" w:lineRule="exact"/>
+            </w:pPr>
+          </w:p>
+        </w:tc>
+        <w:tc>
+          <w:tcPr>
+            <w:tcW w:w="2516" w:type="dxa"/>
+            <w:tcBorders>
+              <w:top w:val="single" w:sz="6" w:space="0" w:color="000000"/>
+              <w:left w:val="single" w:sz="4" w:space="0" w:color="auto"/>
+              <w:bottom w:val="single" w:sz="6" w:space="0" w:color="000000"/>
+              <w:right w:val="single" w:sz="6" w:space="0" w:color="000000"/>
+            </w:tcBorders>
+            <w:vAlign w:val="center"/>
+          </w:tcPr>
+          <w:p>
+            <w:pPr>
+              <w:spacing w:after="0" w:line="240" w:lineRule="exact"/>
+            </w:pPr>
+          </w:p>
+        </w:tc>
+        <w:tc>
+          <w:tcPr>
+            <w:tcW w:w="4480" w:type="dxa"/>
             <w:tcBorders>
               <w:top w:val="single" w:sz="6" w:space="0" w:color="000000"/>
               <w:left w:val="single" w:sz="6" w:space="0" w:color="000000"/>
               <w:bottom w:val="single" w:sz="6" w:space="0" w:color="000000"/>
               <w:right w:val="single" w:sz="6" w:space="0" w:color="000000"/>
             </w:tcBorders>
-            <w:vAlign w:val="center"/>
             <w:tcMar>
               <w:top w:w="20" w:type="dxa"/>
               <w:left w:w="40" w:type="dxa"/>
               <w:bottom w:w="20" w:type="dxa"/>
               <w:right w:w="40" w:type="dxa"/>
             </w:tcMar>
+            <w:vAlign w:val="center"/>
           </w:tcPr>
           <w:p>
             <w:pPr>
-              <w:spacing w:before="0" w:after="0" w:lineRule="exact" w:line="240"/>
-              <w:jc w:val="left"/>
-            </w:pPr>
-          </w:p>
-        </w:tc>
-        <w:tc>
-          <w:tcPr>
-            <w:tcW w:type="dxa" w:w="4500"/>
-            <w:tcBorders>
-              <w:top w:val="single" w:sz="6" w:space="0" w:color="000000"/>
-              <w:left w:val="single" w:sz="6" w:space="0" w:color="000000"/>
-              <w:bottom w:val="single" w:sz="6" w:space="0" w:color="000000"/>
-              <w:right w:val="single" w:sz="6" w:space="0" w:color="000000"/>
-            </w:tcBorders>
-            <w:vAlign w:val="center"/>
-            <w:tcMar>
-              <w:top w:w="20" w:type="dxa"/>
-              <w:left w:w="40" w:type="dxa"/>
-              <w:bottom w:w="20" w:type="dxa"/>
-              <w:right w:w="40" w:type="dxa"/>
-            </w:tcMar>
-          </w:tcPr>
-          <w:p>
-            <w:pPr>
-              <w:spacing w:before="0" w:after="0" w:lineRule="exact" w:line="240"/>
-              <w:jc w:val="left"/>
+              <w:spacing w:after="0" w:line="240" w:lineRule="exact"/>
             </w:pPr>
           </w:p>
         </w:tc>
@@ -4064,77 +4309,185 @@
       <w:tr>
         <w:trPr>
           <w:cantSplit/>
-          <w:trHeight w:val="396" w:hRule="atLeast"/>
+          <w:trHeight w:val="805"/>
         </w:trPr>
         <w:tc>
           <w:tcPr>
-            <w:tcW w:type="dxa" w:w="700"/>
+            <w:tcW w:w="697" w:type="dxa"/>
             <w:tcBorders>
               <w:top w:val="single" w:sz="6" w:space="0" w:color="000000"/>
               <w:left w:val="single" w:sz="6" w:space="0" w:color="000000"/>
               <w:bottom w:val="single" w:sz="6" w:space="0" w:color="000000"/>
               <w:right w:val="single" w:sz="6" w:space="0" w:color="000000"/>
             </w:tcBorders>
-            <w:vAlign w:val="center"/>
             <w:tcMar>
               <w:top w:w="20" w:type="dxa"/>
               <w:left w:w="40" w:type="dxa"/>
               <w:bottom w:w="20" w:type="dxa"/>
               <w:right w:w="40" w:type="dxa"/>
             </w:tcMar>
+            <w:vAlign w:val="center"/>
           </w:tcPr>
           <w:p>
             <w:pPr>
-              <w:spacing w:before="0" w:after="0" w:lineRule="exact" w:line="240"/>
+              <w:spacing w:after="0" w:line="240" w:lineRule="exact"/>
               <w:jc w:val="center"/>
             </w:pPr>
           </w:p>
         </w:tc>
         <w:tc>
           <w:tcPr>
-            <w:tcW w:type="dxa" w:w="5000"/>
+            <w:tcW w:w="2462" w:type="dxa"/>
+            <w:tcBorders>
+              <w:top w:val="single" w:sz="6" w:space="0" w:color="000000"/>
+              <w:left w:val="single" w:sz="6" w:space="0" w:color="000000"/>
+              <w:bottom w:val="single" w:sz="6" w:space="0" w:color="000000"/>
+              <w:right w:val="single" w:sz="4" w:space="0" w:color="auto"/>
+            </w:tcBorders>
+            <w:tcMar>
+              <w:top w:w="20" w:type="dxa"/>
+              <w:left w:w="40" w:type="dxa"/>
+              <w:bottom w:w="20" w:type="dxa"/>
+              <w:right w:w="40" w:type="dxa"/>
+            </w:tcMar>
+            <w:vAlign w:val="center"/>
+          </w:tcPr>
+          <w:p>
+            <w:pPr>
+              <w:spacing w:after="0" w:line="240" w:lineRule="exact"/>
+            </w:pPr>
+          </w:p>
+        </w:tc>
+        <w:tc>
+          <w:tcPr>
+            <w:tcW w:w="2516" w:type="dxa"/>
+            <w:tcBorders>
+              <w:top w:val="single" w:sz="6" w:space="0" w:color="000000"/>
+              <w:left w:val="single" w:sz="4" w:space="0" w:color="auto"/>
+              <w:bottom w:val="single" w:sz="6" w:space="0" w:color="000000"/>
+              <w:right w:val="single" w:sz="6" w:space="0" w:color="000000"/>
+            </w:tcBorders>
+            <w:vAlign w:val="center"/>
+          </w:tcPr>
+          <w:p>
+            <w:pPr>
+              <w:spacing w:after="0" w:line="240" w:lineRule="exact"/>
+            </w:pPr>
+          </w:p>
+        </w:tc>
+        <w:tc>
+          <w:tcPr>
+            <w:tcW w:w="4480" w:type="dxa"/>
             <w:tcBorders>
               <w:top w:val="single" w:sz="6" w:space="0" w:color="000000"/>
               <w:left w:val="single" w:sz="6" w:space="0" w:color="000000"/>
               <w:bottom w:val="single" w:sz="6" w:space="0" w:color="000000"/>
               <w:right w:val="single" w:sz="6" w:space="0" w:color="000000"/>
             </w:tcBorders>
-            <w:vAlign w:val="center"/>
             <w:tcMar>
               <w:top w:w="20" w:type="dxa"/>
               <w:left w:w="40" w:type="dxa"/>
               <w:bottom w:w="20" w:type="dxa"/>
               <w:right w:w="40" w:type="dxa"/>
             </w:tcMar>
+            <w:vAlign w:val="center"/>
           </w:tcPr>
           <w:p>
             <w:pPr>
-              <w:spacing w:before="0" w:after="0" w:lineRule="exact" w:line="240"/>
-              <w:jc w:val="left"/>
+              <w:spacing w:after="0" w:line="240" w:lineRule="exact"/>
             </w:pPr>
           </w:p>
         </w:tc>
+      </w:tr>
+      <w:tr>
+        <w:trPr>
+          <w:cantSplit/>
+          <w:trHeight w:val="788"/>
+        </w:trPr>
         <w:tc>
           <w:tcPr>
-            <w:tcW w:type="dxa" w:w="4500"/>
+            <w:tcW w:w="697" w:type="dxa"/>
             <w:tcBorders>
               <w:top w:val="single" w:sz="6" w:space="0" w:color="000000"/>
               <w:left w:val="single" w:sz="6" w:space="0" w:color="000000"/>
               <w:bottom w:val="single" w:sz="6" w:space="0" w:color="000000"/>
               <w:right w:val="single" w:sz="6" w:space="0" w:color="000000"/>
             </w:tcBorders>
-            <w:vAlign w:val="center"/>
             <w:tcMar>
               <w:top w:w="20" w:type="dxa"/>
               <w:left w:w="40" w:type="dxa"/>
               <w:bottom w:w="20" w:type="dxa"/>
               <w:right w:w="40" w:type="dxa"/>
             </w:tcMar>
+            <w:vAlign w:val="center"/>
           </w:tcPr>
           <w:p>
             <w:pPr>
-              <w:spacing w:before="0" w:after="0" w:lineRule="exact" w:line="240"/>
-              <w:jc w:val="left"/>
+              <w:spacing w:after="0" w:line="240" w:lineRule="exact"/>
+              <w:jc w:val="center"/>
+            </w:pPr>
+          </w:p>
+        </w:tc>
+        <w:tc>
+          <w:tcPr>
+            <w:tcW w:w="2462" w:type="dxa"/>
+            <w:tcBorders>
+              <w:top w:val="single" w:sz="6" w:space="0" w:color="000000"/>
+              <w:left w:val="single" w:sz="6" w:space="0" w:color="000000"/>
+              <w:bottom w:val="single" w:sz="6" w:space="0" w:color="000000"/>
+              <w:right w:val="single" w:sz="4" w:space="0" w:color="auto"/>
+            </w:tcBorders>
+            <w:tcMar>
+              <w:top w:w="20" w:type="dxa"/>
+              <w:left w:w="40" w:type="dxa"/>
+              <w:bottom w:w="20" w:type="dxa"/>
+              <w:right w:w="40" w:type="dxa"/>
+            </w:tcMar>
+            <w:vAlign w:val="center"/>
+          </w:tcPr>
+          <w:p>
+            <w:pPr>
+              <w:spacing w:after="0" w:line="240" w:lineRule="exact"/>
+            </w:pPr>
+          </w:p>
+        </w:tc>
+        <w:tc>
+          <w:tcPr>
+            <w:tcW w:w="2516" w:type="dxa"/>
+            <w:tcBorders>
+              <w:top w:val="single" w:sz="6" w:space="0" w:color="000000"/>
+              <w:left w:val="single" w:sz="4" w:space="0" w:color="auto"/>
+              <w:bottom w:val="single" w:sz="6" w:space="0" w:color="000000"/>
+              <w:right w:val="single" w:sz="6" w:space="0" w:color="000000"/>
+            </w:tcBorders>
+            <w:vAlign w:val="center"/>
+          </w:tcPr>
+          <w:p>
+            <w:pPr>
+              <w:spacing w:after="0" w:line="240" w:lineRule="exact"/>
+            </w:pPr>
+          </w:p>
+        </w:tc>
+        <w:tc>
+          <w:tcPr>
+            <w:tcW w:w="4480" w:type="dxa"/>
+            <w:tcBorders>
+              <w:top w:val="single" w:sz="6" w:space="0" w:color="000000"/>
+              <w:left w:val="single" w:sz="6" w:space="0" w:color="000000"/>
+              <w:bottom w:val="single" w:sz="6" w:space="0" w:color="000000"/>
+              <w:right w:val="single" w:sz="6" w:space="0" w:color="000000"/>
+            </w:tcBorders>
+            <w:tcMar>
+              <w:top w:w="20" w:type="dxa"/>
+              <w:left w:w="40" w:type="dxa"/>
+              <w:bottom w:w="20" w:type="dxa"/>
+              <w:right w:w="40" w:type="dxa"/>
+            </w:tcMar>
+            <w:vAlign w:val="center"/>
+          </w:tcPr>
+          <w:p>
+            <w:pPr>
+              <w:spacing w:after="0" w:line="240" w:lineRule="exact"/>
             </w:pPr>
           </w:p>
         </w:tc>
@@ -4142,77 +4495,249 @@
     </w:tbl>
     <w:p>
       <w:pPr>
-        <w:spacing w:before="60" w:after="0" w:lineRule="exact" w:line="260"/>
-        <w:jc w:val="left"/>
+        <w:spacing w:after="0" w:line="280" w:lineRule="exact"/>
+        <w:rPr>
+          <w:b/>
+          <w:sz w:val="20"/>
+        </w:rPr>
+      </w:pPr>
+    </w:p>
+    <w:p>
+      <w:pPr>
+        <w:spacing w:after="0" w:line="280" w:lineRule="exact"/>
+        <w:jc w:val="center"/>
+        <w:rPr>
+          <w:b/>
+          <w:sz w:val="20"/>
+        </w:rPr>
+      </w:pPr>
+    </w:p>
+    <w:p>
+      <w:pPr>
+        <w:spacing w:after="0" w:line="280" w:lineRule="exact"/>
+        <w:jc w:val="center"/>
+        <w:rPr>
+          <w:b/>
+          <w:sz w:val="20"/>
+        </w:rPr>
+      </w:pPr>
+    </w:p>
+    <w:p>
+      <w:pPr>
+        <w:spacing w:after="0" w:line="280" w:lineRule="exact"/>
+        <w:rPr>
+          <w:b/>
+          <w:sz w:val="20"/>
+        </w:rPr>
       </w:pPr>
       <w:r>
         <w:rPr>
-          <w:rFonts w:ascii="Bookman Old Style" w:hAnsi="Bookman Old Style" w:cs="Bookman Old Style" w:eastAsia="Bookman Old Style"/>
           <w:b/>
-          <w:i w:val="0"/>
-          <w:color w:val="000000"/>
           <w:sz w:val="20"/>
         </w:rPr>
-        <w:t>Aadhaar, Voter and PAN of every living heir seen, and the three names tally: Yes / No  __________</w:t>
-      </w:r>
-    </w:p>
-    <w:p>
-      <w:r>
-        <w:br w:type="page"/>
+        <w:lastRenderedPageBreak/>
+        <w:t xml:space="preserve">                      </w:t>
       </w:r>
     </w:p>
     <w:p>
       <w:pPr>
-        <w:spacing w:before="0" w:after="0" w:lineRule="exact" w:line="280"/>
+        <w:spacing w:after="0" w:line="280" w:lineRule="exact"/>
+        <w:rPr>
+          <w:b/>
+          <w:sz w:val="20"/>
+        </w:rPr>
+      </w:pPr>
+      <w:r>
+        <w:rPr>
+          <w:b/>
+          <w:sz w:val="20"/>
+        </w:rPr>
+        <w:t xml:space="preserve">          </w:t>
+      </w:r>
+    </w:p>
+    <w:p>
+      <w:pPr>
+        <w:spacing w:after="0" w:line="240" w:lineRule="auto"/>
         <w:jc w:val="center"/>
       </w:pPr>
       <w:r>
         <w:rPr>
-          <w:rFonts w:ascii="Bookman Old Style" w:hAnsi="Bookman Old Style" w:cs="Bookman Old Style" w:eastAsia="Bookman Old Style"/>
-          <w:b/>
-          <w:i w:val="0"/>
-          <w:color w:val="000000"/>
-          <w:sz w:val="24"/>
+          <w:noProof/>
+          <w:lang w:val="en-IN" w:eastAsia="en-IN"/>
         </w:rPr>
-        <w:t>Office of the Executive Officer, Balurghat Municipality</w:t>
+        <w:drawing>
+          <wp:inline distT="0" distB="0" distL="0" distR="0" wp14:anchorId="2C6537FA" wp14:editId="42213F72">
+            <wp:extent cx="457200" cy="468000"/>
+            <wp:effectExtent l="0" t="0" r="0" b="0"/>
+            <wp:docPr id="3" name="Picture 3"/>
+            <wp:cNvGraphicFramePr>
+              <a:graphicFrameLocks xmlns:a="http://schemas.openxmlformats.org/drawingml/2006/main" noChangeAspect="1"/>
+            </wp:cNvGraphicFramePr>
+            <a:graphic xmlns:a="http://schemas.openxmlformats.org/drawingml/2006/main">
+              <a:graphicData uri="http://schemas.openxmlformats.org/drawingml/2006/picture">
+                <pic:pic xmlns:pic="http://schemas.openxmlformats.org/drawingml/2006/picture">
+                  <pic:nvPicPr>
+                    <pic:cNvPr id="0" name="ashoka_emblem.jpg"/>
+                    <pic:cNvPicPr/>
+                  </pic:nvPicPr>
+                  <pic:blipFill>
+                    <a:blip r:embed="rId7"/>
+                    <a:stretch>
+                      <a:fillRect/>
+                    </a:stretch>
+                  </pic:blipFill>
+                  <pic:spPr>
+                    <a:xfrm>
+                      <a:off x="0" y="0"/>
+                      <a:ext cx="457200" cy="468000"/>
+                    </a:xfrm>
+                    <a:prstGeom prst="rect">
+                      <a:avLst/>
+                    </a:prstGeom>
+                  </pic:spPr>
+                </pic:pic>
+              </a:graphicData>
+            </a:graphic>
+          </wp:inline>
+        </w:drawing>
       </w:r>
     </w:p>
     <w:p>
       <w:pPr>
-        <w:spacing w:before="0" w:after="0" w:lineRule="exact" w:line="260"/>
+        <w:spacing w:before="40" w:after="0" w:line="320" w:lineRule="exact"/>
         <w:jc w:val="center"/>
       </w:pPr>
       <w:r>
         <w:rPr>
-          <w:rFonts w:ascii="Bookman Old Style" w:hAnsi="Bookman Old Style" w:cs="Bookman Old Style" w:eastAsia="Bookman Old Style"/>
           <w:b/>
-          <w:i w:val="0"/>
-          <w:color w:val="000000"/>
-          <w:sz w:val="22"/>
+          <w:sz w:val="28"/>
         </w:rPr>
-        <w:t>Enquiry report to the Sub-Divisional Officer, Balurghat</w:t>
+        <w:t>Government of West Bengal</w:t>
       </w:r>
     </w:p>
     <w:p>
       <w:pPr>
-        <w:spacing w:before="0" w:after="20" w:lineRule="exact" w:line="60"/>
-        <w:jc w:val="left"/>
+        <w:spacing w:after="0" w:line="320" w:lineRule="exact"/>
+        <w:jc w:val="center"/>
+      </w:pPr>
+      <w:r>
+        <w:rPr>
+          <w:b/>
+          <w:sz w:val="28"/>
+        </w:rPr>
+        <w:t>Office of the Sub-Divisional Officer,</w:t>
+      </w:r>
+    </w:p>
+    <w:p>
+      <w:pPr>
+        <w:spacing w:after="0" w:line="300" w:lineRule="exact"/>
+        <w:jc w:val="center"/>
+      </w:pPr>
+      <w:proofErr w:type="spellStart"/>
+      <w:r>
+        <w:rPr>
+          <w:b/>
+          <w:sz w:val="26"/>
+        </w:rPr>
+        <w:t>Balurghat</w:t>
+      </w:r>
+      <w:proofErr w:type="spellEnd"/>
+      <w:r>
+        <w:rPr>
+          <w:b/>
+          <w:sz w:val="26"/>
+        </w:rPr>
+        <w:t xml:space="preserve"> (</w:t>
+      </w:r>
+      <w:proofErr w:type="spellStart"/>
+      <w:r>
+        <w:rPr>
+          <w:b/>
+          <w:sz w:val="26"/>
+        </w:rPr>
+        <w:t>Sadar</w:t>
+      </w:r>
+      <w:proofErr w:type="spellEnd"/>
+      <w:proofErr w:type="gramStart"/>
+      <w:r>
+        <w:rPr>
+          <w:b/>
+          <w:sz w:val="26"/>
+        </w:rPr>
+        <w:t>) :</w:t>
+      </w:r>
+      <w:proofErr w:type="gramEnd"/>
+      <w:r>
+        <w:rPr>
+          <w:b/>
+          <w:sz w:val="26"/>
+        </w:rPr>
+        <w:t xml:space="preserve">: </w:t>
+      </w:r>
+      <w:proofErr w:type="spellStart"/>
+      <w:r>
+        <w:rPr>
+          <w:b/>
+          <w:sz w:val="26"/>
+        </w:rPr>
+        <w:t>Dakshin</w:t>
+      </w:r>
+      <w:proofErr w:type="spellEnd"/>
+      <w:r>
+        <w:rPr>
+          <w:b/>
+          <w:sz w:val="26"/>
+        </w:rPr>
+        <w:t xml:space="preserve"> </w:t>
+      </w:r>
+      <w:proofErr w:type="spellStart"/>
+      <w:r>
+        <w:rPr>
+          <w:b/>
+          <w:sz w:val="26"/>
+        </w:rPr>
+        <w:t>Dinajpur</w:t>
+      </w:r>
+      <w:proofErr w:type="spellEnd"/>
+    </w:p>
+    <w:p>
+      <w:pPr>
+        <w:spacing w:after="0" w:line="260" w:lineRule="exact"/>
+        <w:jc w:val="center"/>
+      </w:pPr>
+      <w:proofErr w:type="gramStart"/>
+      <w:r>
+        <w:rPr>
+          <w:b/>
+          <w:sz w:val="20"/>
+        </w:rPr>
+        <w:t>e-mail</w:t>
+      </w:r>
+      <w:proofErr w:type="gramEnd"/>
+      <w:r>
+        <w:rPr>
+          <w:b/>
+          <w:sz w:val="20"/>
+        </w:rPr>
+        <w:t xml:space="preserve"> Id- sdmbalurghat@gmail.com  &amp;  Ph. No.-03522 255205</w:t>
+      </w:r>
+    </w:p>
+    <w:p>
+      <w:pPr>
         <w:pBdr>
           <w:bottom w:val="single" w:sz="12" w:space="1" w:color="000000"/>
         </w:pBdr>
+        <w:spacing w:after="20" w:line="60" w:lineRule="exact"/>
       </w:pPr>
     </w:p>
     <w:p>
       <w:pPr>
-        <w:spacing w:before="20" w:after="0" w:lineRule="exact" w:line="280"/>
+        <w:spacing w:before="20" w:after="0" w:line="280" w:lineRule="exact"/>
         <w:jc w:val="center"/>
       </w:pPr>
       <w:r>
         <w:rPr>
-          <w:rFonts w:ascii="Bookman Old Style" w:hAnsi="Bookman Old Style" w:cs="Bookman Old Style" w:eastAsia="Bookman Old Style"/>
           <w:b/>
-          <w:i w:val="0"/>
-          <w:color w:val="000000"/>
           <w:sz w:val="24"/>
         </w:rPr>
         <w:t>ANNEXURE – C</w:t>
@@ -4220,64 +4745,56 @@
     </w:p>
     <w:p>
       <w:pPr>
-        <w:spacing w:before="0" w:after="40" w:lineRule="exact" w:line="260"/>
+        <w:spacing w:after="40" w:line="260" w:lineRule="exact"/>
         <w:jc w:val="center"/>
       </w:pPr>
       <w:r>
         <w:rPr>
-          <w:rFonts w:ascii="Bookman Old Style" w:hAnsi="Bookman Old Style" w:cs="Bookman Old Style" w:eastAsia="Bookman Old Style"/>
           <w:b/>
-          <w:i w:val="0"/>
-          <w:color w:val="000000"/>
-          <w:sz w:val="22"/>
         </w:rPr>
         <w:t>Enquiry, witnesses and signature of the Executive Officer</w:t>
       </w:r>
     </w:p>
     <w:tbl>
       <w:tblPr>
-        <w:tblW w:type="dxa" w:w="10200"/>
+        <w:tblW w:w="10290" w:type="dxa"/>
         <w:tblLayout w:type="fixed"/>
-        <w:tblLook w:firstColumn="1" w:firstRow="1" w:lastColumn="0" w:lastRow="0" w:noHBand="0" w:noVBand="1" w:val="04A0"/>
+        <w:tblLook w:val="04A0" w:firstRow="1" w:lastRow="0" w:firstColumn="1" w:lastColumn="0" w:noHBand="0" w:noVBand="1"/>
       </w:tblPr>
       <w:tblGrid>
-        <w:gridCol w:w="6800"/>
-        <w:gridCol w:w="3400"/>
+        <w:gridCol w:w="6860"/>
+        <w:gridCol w:w="3430"/>
       </w:tblGrid>
       <w:tr>
         <w:trPr>
           <w:cantSplit/>
-          <w:trHeight w:val="328" w:hRule="atLeast"/>
+          <w:trHeight w:val="431"/>
         </w:trPr>
         <w:tc>
           <w:tcPr>
-            <w:tcW w:type="dxa" w:w="6800"/>
+            <w:tcW w:w="6860" w:type="dxa"/>
             <w:tcBorders>
               <w:top w:val="single" w:sz="6" w:space="0" w:color="000000"/>
               <w:left w:val="single" w:sz="6" w:space="0" w:color="000000"/>
               <w:bottom w:val="single" w:sz="6" w:space="0" w:color="000000"/>
               <w:right w:val="single" w:sz="6" w:space="0" w:color="000000"/>
             </w:tcBorders>
-            <w:vAlign w:val="center"/>
+            <w:shd w:val="clear" w:color="auto" w:fill="F7F7F7"/>
             <w:tcMar>
               <w:top w:w="20" w:type="dxa"/>
               <w:left w:w="40" w:type="dxa"/>
               <w:bottom w:w="20" w:type="dxa"/>
               <w:right w:w="40" w:type="dxa"/>
             </w:tcMar>
-            <w:shd w:val="clear" w:color="auto" w:fill="F7F7F7"/>
+            <w:vAlign w:val="center"/>
           </w:tcPr>
           <w:p>
             <w:pPr>
-              <w:spacing w:before="0" w:after="0" w:lineRule="exact" w:line="240"/>
-              <w:jc w:val="left"/>
+              <w:spacing w:after="0" w:line="240" w:lineRule="exact"/>
             </w:pPr>
             <w:r>
               <w:rPr>
-                <w:rFonts w:ascii="Bookman Old Style" w:hAnsi="Bookman Old Style" w:cs="Bookman Old Style" w:eastAsia="Bookman Old Style"/>
                 <w:b/>
-                <w:i w:val="0"/>
-                <w:color w:val="000000"/>
                 <w:sz w:val="20"/>
               </w:rPr>
               <w:t>Date of enquiry</w:t>
@@ -4286,25 +4803,24 @@
         </w:tc>
         <w:tc>
           <w:tcPr>
-            <w:tcW w:type="dxa" w:w="3400"/>
+            <w:tcW w:w="3430" w:type="dxa"/>
             <w:tcBorders>
               <w:top w:val="single" w:sz="6" w:space="0" w:color="000000"/>
               <w:left w:val="single" w:sz="6" w:space="0" w:color="000000"/>
               <w:bottom w:val="single" w:sz="6" w:space="0" w:color="000000"/>
               <w:right w:val="single" w:sz="6" w:space="0" w:color="000000"/>
             </w:tcBorders>
-            <w:vAlign w:val="center"/>
             <w:tcMar>
               <w:top w:w="20" w:type="dxa"/>
               <w:left w:w="40" w:type="dxa"/>
               <w:bottom w:w="20" w:type="dxa"/>
               <w:right w:w="40" w:type="dxa"/>
             </w:tcMar>
+            <w:vAlign w:val="center"/>
           </w:tcPr>
           <w:p>
             <w:pPr>
-              <w:spacing w:before="0" w:after="0" w:lineRule="exact" w:line="240"/>
-              <w:jc w:val="left"/>
+              <w:spacing w:after="0" w:line="240" w:lineRule="exact"/>
             </w:pPr>
           </w:p>
         </w:tc>
@@ -4312,37 +4828,33 @@
       <w:tr>
         <w:trPr>
           <w:cantSplit/>
-          <w:trHeight w:val="328" w:hRule="atLeast"/>
+          <w:trHeight w:val="431"/>
         </w:trPr>
         <w:tc>
           <w:tcPr>
-            <w:tcW w:type="dxa" w:w="6800"/>
+            <w:tcW w:w="6860" w:type="dxa"/>
             <w:tcBorders>
               <w:top w:val="single" w:sz="6" w:space="0" w:color="000000"/>
               <w:left w:val="single" w:sz="6" w:space="0" w:color="000000"/>
               <w:bottom w:val="single" w:sz="6" w:space="0" w:color="000000"/>
               <w:right w:val="single" w:sz="6" w:space="0" w:color="000000"/>
             </w:tcBorders>
-            <w:vAlign w:val="center"/>
+            <w:shd w:val="clear" w:color="auto" w:fill="F7F7F7"/>
             <w:tcMar>
               <w:top w:w="20" w:type="dxa"/>
               <w:left w:w="40" w:type="dxa"/>
               <w:bottom w:w="20" w:type="dxa"/>
               <w:right w:w="40" w:type="dxa"/>
             </w:tcMar>
-            <w:shd w:val="clear" w:color="auto" w:fill="F7F7F7"/>
+            <w:vAlign w:val="center"/>
           </w:tcPr>
           <w:p>
             <w:pPr>
-              <w:spacing w:before="0" w:after="0" w:lineRule="exact" w:line="240"/>
-              <w:jc w:val="left"/>
+              <w:spacing w:after="0" w:line="240" w:lineRule="exact"/>
             </w:pPr>
             <w:r>
               <w:rPr>
-                <w:rFonts w:ascii="Bookman Old Style" w:hAnsi="Bookman Old Style" w:cs="Bookman Old Style" w:eastAsia="Bookman Old Style"/>
                 <w:b/>
-                <w:i w:val="0"/>
-                <w:color w:val="000000"/>
                 <w:sz w:val="20"/>
               </w:rPr>
               <w:t>Place of enquiry</w:t>
@@ -4351,25 +4863,24 @@
         </w:tc>
         <w:tc>
           <w:tcPr>
-            <w:tcW w:type="dxa" w:w="3400"/>
+            <w:tcW w:w="3430" w:type="dxa"/>
             <w:tcBorders>
               <w:top w:val="single" w:sz="6" w:space="0" w:color="000000"/>
               <w:left w:val="single" w:sz="6" w:space="0" w:color="000000"/>
               <w:bottom w:val="single" w:sz="6" w:space="0" w:color="000000"/>
               <w:right w:val="single" w:sz="6" w:space="0" w:color="000000"/>
             </w:tcBorders>
-            <w:vAlign w:val="center"/>
             <w:tcMar>
               <w:top w:w="20" w:type="dxa"/>
               <w:left w:w="40" w:type="dxa"/>
               <w:bottom w:w="20" w:type="dxa"/>
               <w:right w:w="40" w:type="dxa"/>
             </w:tcMar>
+            <w:vAlign w:val="center"/>
           </w:tcPr>
           <w:p>
             <w:pPr>
-              <w:spacing w:before="0" w:after="0" w:lineRule="exact" w:line="240"/>
-              <w:jc w:val="left"/>
+              <w:spacing w:after="0" w:line="240" w:lineRule="exact"/>
             </w:pPr>
           </w:p>
         </w:tc>
@@ -4377,64 +4888,59 @@
       <w:tr>
         <w:trPr>
           <w:cantSplit/>
-          <w:trHeight w:val="328" w:hRule="atLeast"/>
+          <w:trHeight w:val="431"/>
         </w:trPr>
         <w:tc>
           <w:tcPr>
-            <w:tcW w:type="dxa" w:w="6800"/>
+            <w:tcW w:w="6860" w:type="dxa"/>
             <w:tcBorders>
               <w:top w:val="single" w:sz="6" w:space="0" w:color="000000"/>
               <w:left w:val="single" w:sz="6" w:space="0" w:color="000000"/>
               <w:bottom w:val="single" w:sz="6" w:space="0" w:color="000000"/>
               <w:right w:val="single" w:sz="6" w:space="0" w:color="000000"/>
             </w:tcBorders>
-            <w:vAlign w:val="center"/>
+            <w:shd w:val="clear" w:color="auto" w:fill="F7F7F7"/>
             <w:tcMar>
               <w:top w:w="20" w:type="dxa"/>
               <w:left w:w="40" w:type="dxa"/>
               <w:bottom w:w="20" w:type="dxa"/>
               <w:right w:w="40" w:type="dxa"/>
             </w:tcMar>
-            <w:shd w:val="clear" w:color="auto" w:fill="F7F7F7"/>
+            <w:vAlign w:val="center"/>
           </w:tcPr>
           <w:p>
             <w:pPr>
-              <w:spacing w:before="0" w:after="0" w:lineRule="exact" w:line="240"/>
-              <w:jc w:val="left"/>
+              <w:spacing w:after="0" w:line="240" w:lineRule="exact"/>
             </w:pPr>
             <w:r>
               <w:rPr>
-                <w:rFonts w:ascii="Bookman Old Style" w:hAnsi="Bookman Old Style" w:cs="Bookman Old Style" w:eastAsia="Bookman Old Style"/>
                 <w:b/>
-                <w:i w:val="0"/>
-                <w:color w:val="000000"/>
                 <w:sz w:val="20"/>
               </w:rPr>
-              <w:t>Death certificate seen? Write the number.</w:t>
+              <w:t>Death certificate seen. Write the number.</w:t>
             </w:r>
           </w:p>
         </w:tc>
         <w:tc>
           <w:tcPr>
-            <w:tcW w:type="dxa" w:w="3400"/>
+            <w:tcW w:w="3430" w:type="dxa"/>
             <w:tcBorders>
               <w:top w:val="single" w:sz="6" w:space="0" w:color="000000"/>
               <w:left w:val="single" w:sz="6" w:space="0" w:color="000000"/>
               <w:bottom w:val="single" w:sz="6" w:space="0" w:color="000000"/>
               <w:right w:val="single" w:sz="6" w:space="0" w:color="000000"/>
             </w:tcBorders>
-            <w:vAlign w:val="center"/>
             <w:tcMar>
               <w:top w:w="20" w:type="dxa"/>
               <w:left w:w="40" w:type="dxa"/>
               <w:bottom w:w="20" w:type="dxa"/>
               <w:right w:w="40" w:type="dxa"/>
             </w:tcMar>
+            <w:vAlign w:val="center"/>
           </w:tcPr>
           <w:p>
             <w:pPr>
-              <w:spacing w:before="0" w:after="0" w:lineRule="exact" w:line="240"/>
-              <w:jc w:val="left"/>
+              <w:spacing w:after="0" w:line="240" w:lineRule="exact"/>
             </w:pPr>
           </w:p>
         </w:tc>
@@ -4442,64 +4948,59 @@
       <w:tr>
         <w:trPr>
           <w:cantSplit/>
-          <w:trHeight w:val="328" w:hRule="atLeast"/>
+          <w:trHeight w:val="431"/>
         </w:trPr>
         <w:tc>
           <w:tcPr>
-            <w:tcW w:type="dxa" w:w="6800"/>
+            <w:tcW w:w="6860" w:type="dxa"/>
             <w:tcBorders>
               <w:top w:val="single" w:sz="6" w:space="0" w:color="000000"/>
               <w:left w:val="single" w:sz="6" w:space="0" w:color="000000"/>
               <w:bottom w:val="single" w:sz="6" w:space="0" w:color="000000"/>
               <w:right w:val="single" w:sz="6" w:space="0" w:color="000000"/>
             </w:tcBorders>
-            <w:vAlign w:val="center"/>
+            <w:shd w:val="clear" w:color="auto" w:fill="F7F7F7"/>
             <w:tcMar>
               <w:top w:w="20" w:type="dxa"/>
               <w:left w:w="40" w:type="dxa"/>
               <w:bottom w:w="20" w:type="dxa"/>
               <w:right w:w="40" w:type="dxa"/>
             </w:tcMar>
-            <w:shd w:val="clear" w:color="auto" w:fill="F7F7F7"/>
+            <w:vAlign w:val="center"/>
           </w:tcPr>
           <w:p>
             <w:pPr>
-              <w:spacing w:before="0" w:after="0" w:lineRule="exact" w:line="240"/>
-              <w:jc w:val="left"/>
+              <w:spacing w:after="0" w:line="240" w:lineRule="exact"/>
             </w:pPr>
             <w:r>
               <w:rPr>
-                <w:rFonts w:ascii="Bookman Old Style" w:hAnsi="Bookman Old Style" w:cs="Bookman Old Style" w:eastAsia="Bookman Old Style"/>
                 <w:b/>
-                <w:i w:val="0"/>
-                <w:color w:val="000000"/>
                 <w:sz w:val="20"/>
               </w:rPr>
-              <w:t>Aadhaar number written for every living heir? Yes or No.</w:t>
+              <w:t>Aadhaar number entered for every living heir (Yes or No)</w:t>
             </w:r>
           </w:p>
         </w:tc>
         <w:tc>
           <w:tcPr>
-            <w:tcW w:type="dxa" w:w="3400"/>
+            <w:tcW w:w="3430" w:type="dxa"/>
             <w:tcBorders>
               <w:top w:val="single" w:sz="6" w:space="0" w:color="000000"/>
               <w:left w:val="single" w:sz="6" w:space="0" w:color="000000"/>
               <w:bottom w:val="single" w:sz="6" w:space="0" w:color="000000"/>
               <w:right w:val="single" w:sz="6" w:space="0" w:color="000000"/>
             </w:tcBorders>
-            <w:vAlign w:val="center"/>
             <w:tcMar>
               <w:top w:w="20" w:type="dxa"/>
               <w:left w:w="40" w:type="dxa"/>
               <w:bottom w:w="20" w:type="dxa"/>
               <w:right w:w="40" w:type="dxa"/>
             </w:tcMar>
+            <w:vAlign w:val="center"/>
           </w:tcPr>
           <w:p>
             <w:pPr>
-              <w:spacing w:before="0" w:after="0" w:lineRule="exact" w:line="240"/>
-              <w:jc w:val="left"/>
+              <w:spacing w:after="0" w:line="240" w:lineRule="exact"/>
             </w:pPr>
           </w:p>
         </w:tc>
@@ -4507,64 +5008,59 @@
       <w:tr>
         <w:trPr>
           <w:cantSplit/>
-          <w:trHeight w:val="328" w:hRule="atLeast"/>
+          <w:trHeight w:val="431"/>
         </w:trPr>
         <w:tc>
           <w:tcPr>
-            <w:tcW w:type="dxa" w:w="6800"/>
+            <w:tcW w:w="6860" w:type="dxa"/>
             <w:tcBorders>
               <w:top w:val="single" w:sz="6" w:space="0" w:color="000000"/>
               <w:left w:val="single" w:sz="6" w:space="0" w:color="000000"/>
               <w:bottom w:val="single" w:sz="6" w:space="0" w:color="000000"/>
               <w:right w:val="single" w:sz="6" w:space="0" w:color="000000"/>
             </w:tcBorders>
-            <w:vAlign w:val="center"/>
+            <w:shd w:val="clear" w:color="auto" w:fill="F7F7F7"/>
             <w:tcMar>
               <w:top w:w="20" w:type="dxa"/>
               <w:left w:w="40" w:type="dxa"/>
               <w:bottom w:w="20" w:type="dxa"/>
               <w:right w:w="40" w:type="dxa"/>
             </w:tcMar>
-            <w:shd w:val="clear" w:color="auto" w:fill="F7F7F7"/>
+            <w:vAlign w:val="center"/>
           </w:tcPr>
           <w:p>
             <w:pPr>
-              <w:spacing w:before="0" w:after="0" w:lineRule="exact" w:line="240"/>
-              <w:jc w:val="left"/>
+              <w:spacing w:after="0" w:line="240" w:lineRule="exact"/>
             </w:pPr>
             <w:r>
               <w:rPr>
-                <w:rFonts w:ascii="Bookman Old Style" w:hAnsi="Bookman Old Style" w:cs="Bookman Old Style" w:eastAsia="Bookman Old Style"/>
                 <w:b/>
-                <w:i w:val="0"/>
-                <w:color w:val="000000"/>
                 <w:sz w:val="20"/>
               </w:rPr>
-              <w:t>Voter card number written for every living heir? Yes or No.</w:t>
+              <w:t>Voter Identity Card number entered for every living heir (Yes or No)</w:t>
             </w:r>
           </w:p>
         </w:tc>
         <w:tc>
           <w:tcPr>
-            <w:tcW w:type="dxa" w:w="3400"/>
+            <w:tcW w:w="3430" w:type="dxa"/>
             <w:tcBorders>
               <w:top w:val="single" w:sz="6" w:space="0" w:color="000000"/>
               <w:left w:val="single" w:sz="6" w:space="0" w:color="000000"/>
               <w:bottom w:val="single" w:sz="6" w:space="0" w:color="000000"/>
               <w:right w:val="single" w:sz="6" w:space="0" w:color="000000"/>
             </w:tcBorders>
-            <w:vAlign w:val="center"/>
             <w:tcMar>
               <w:top w:w="20" w:type="dxa"/>
               <w:left w:w="40" w:type="dxa"/>
               <w:bottom w:w="20" w:type="dxa"/>
               <w:right w:w="40" w:type="dxa"/>
             </w:tcMar>
+            <w:vAlign w:val="center"/>
           </w:tcPr>
           <w:p>
             <w:pPr>
-              <w:spacing w:before="0" w:after="0" w:lineRule="exact" w:line="240"/>
-              <w:jc w:val="left"/>
+              <w:spacing w:after="0" w:line="240" w:lineRule="exact"/>
             </w:pPr>
           </w:p>
         </w:tc>
@@ -4572,64 +5068,59 @@
       <w:tr>
         <w:trPr>
           <w:cantSplit/>
-          <w:trHeight w:val="328" w:hRule="atLeast"/>
+          <w:trHeight w:val="431"/>
         </w:trPr>
         <w:tc>
           <w:tcPr>
-            <w:tcW w:type="dxa" w:w="6800"/>
+            <w:tcW w:w="6860" w:type="dxa"/>
             <w:tcBorders>
               <w:top w:val="single" w:sz="6" w:space="0" w:color="000000"/>
               <w:left w:val="single" w:sz="6" w:space="0" w:color="000000"/>
               <w:bottom w:val="single" w:sz="6" w:space="0" w:color="000000"/>
               <w:right w:val="single" w:sz="6" w:space="0" w:color="000000"/>
             </w:tcBorders>
-            <w:vAlign w:val="center"/>
+            <w:shd w:val="clear" w:color="auto" w:fill="F7F7F7"/>
             <w:tcMar>
               <w:top w:w="20" w:type="dxa"/>
               <w:left w:w="40" w:type="dxa"/>
               <w:bottom w:w="20" w:type="dxa"/>
               <w:right w:w="40" w:type="dxa"/>
             </w:tcMar>
-            <w:shd w:val="clear" w:color="auto" w:fill="F7F7F7"/>
+            <w:vAlign w:val="center"/>
           </w:tcPr>
           <w:p>
             <w:pPr>
-              <w:spacing w:before="0" w:after="0" w:lineRule="exact" w:line="240"/>
-              <w:jc w:val="left"/>
+              <w:spacing w:after="0" w:line="240" w:lineRule="exact"/>
             </w:pPr>
             <w:r>
               <w:rPr>
-                <w:rFonts w:ascii="Bookman Old Style" w:hAnsi="Bookman Old Style" w:cs="Bookman Old Style" w:eastAsia="Bookman Old Style"/>
                 <w:b/>
-                <w:i w:val="0"/>
-                <w:color w:val="000000"/>
                 <w:sz w:val="20"/>
               </w:rPr>
-              <w:t>PAN written for every living heir? Yes or No.</w:t>
+              <w:t>PAN entered for every living heir (Yes or No)</w:t>
             </w:r>
           </w:p>
         </w:tc>
         <w:tc>
           <w:tcPr>
-            <w:tcW w:type="dxa" w:w="3400"/>
+            <w:tcW w:w="3430" w:type="dxa"/>
             <w:tcBorders>
               <w:top w:val="single" w:sz="6" w:space="0" w:color="000000"/>
               <w:left w:val="single" w:sz="6" w:space="0" w:color="000000"/>
               <w:bottom w:val="single" w:sz="6" w:space="0" w:color="000000"/>
               <w:right w:val="single" w:sz="6" w:space="0" w:color="000000"/>
             </w:tcBorders>
-            <w:vAlign w:val="center"/>
             <w:tcMar>
               <w:top w:w="20" w:type="dxa"/>
               <w:left w:w="40" w:type="dxa"/>
               <w:bottom w:w="20" w:type="dxa"/>
               <w:right w:w="40" w:type="dxa"/>
             </w:tcMar>
+            <w:vAlign w:val="center"/>
           </w:tcPr>
           <w:p>
             <w:pPr>
-              <w:spacing w:before="0" w:after="0" w:lineRule="exact" w:line="240"/>
-              <w:jc w:val="left"/>
+              <w:spacing w:after="0" w:line="240" w:lineRule="exact"/>
             </w:pPr>
           </w:p>
         </w:tc>
@@ -4637,64 +5128,59 @@
       <w:tr>
         <w:trPr>
           <w:cantSplit/>
-          <w:trHeight w:val="328" w:hRule="atLeast"/>
+          <w:trHeight w:val="431"/>
         </w:trPr>
         <w:tc>
           <w:tcPr>
-            <w:tcW w:type="dxa" w:w="6800"/>
+            <w:tcW w:w="6860" w:type="dxa"/>
             <w:tcBorders>
               <w:top w:val="single" w:sz="6" w:space="0" w:color="000000"/>
               <w:left w:val="single" w:sz="6" w:space="0" w:color="000000"/>
               <w:bottom w:val="single" w:sz="6" w:space="0" w:color="000000"/>
               <w:right w:val="single" w:sz="6" w:space="0" w:color="000000"/>
             </w:tcBorders>
-            <w:vAlign w:val="center"/>
+            <w:shd w:val="clear" w:color="auto" w:fill="F7F7F7"/>
             <w:tcMar>
               <w:top w:w="20" w:type="dxa"/>
               <w:left w:w="40" w:type="dxa"/>
               <w:bottom w:w="20" w:type="dxa"/>
               <w:right w:w="40" w:type="dxa"/>
             </w:tcMar>
-            <w:shd w:val="clear" w:color="auto" w:fill="F7F7F7"/>
+            <w:vAlign w:val="center"/>
           </w:tcPr>
           <w:p>
             <w:pPr>
-              <w:spacing w:before="0" w:after="0" w:lineRule="exact" w:line="240"/>
-              <w:jc w:val="left"/>
+              <w:spacing w:after="0" w:line="240" w:lineRule="exact"/>
             </w:pPr>
             <w:r>
               <w:rPr>
-                <w:rFonts w:ascii="Bookman Old Style" w:hAnsi="Bookman Old Style" w:cs="Bookman Old Style" w:eastAsia="Bookman Old Style"/>
                 <w:b/>
-                <w:i w:val="0"/>
-                <w:color w:val="000000"/>
                 <w:sz w:val="20"/>
               </w:rPr>
-              <w:t>Will? Yes or No.</w:t>
+              <w:t>Will (Yes or No)</w:t>
             </w:r>
           </w:p>
         </w:tc>
         <w:tc>
           <w:tcPr>
-            <w:tcW w:type="dxa" w:w="3400"/>
+            <w:tcW w:w="3430" w:type="dxa"/>
             <w:tcBorders>
               <w:top w:val="single" w:sz="6" w:space="0" w:color="000000"/>
               <w:left w:val="single" w:sz="6" w:space="0" w:color="000000"/>
               <w:bottom w:val="single" w:sz="6" w:space="0" w:color="000000"/>
               <w:right w:val="single" w:sz="6" w:space="0" w:color="000000"/>
             </w:tcBorders>
-            <w:vAlign w:val="center"/>
             <w:tcMar>
               <w:top w:w="20" w:type="dxa"/>
               <w:left w:w="40" w:type="dxa"/>
               <w:bottom w:w="20" w:type="dxa"/>
               <w:right w:w="40" w:type="dxa"/>
             </w:tcMar>
+            <w:vAlign w:val="center"/>
           </w:tcPr>
           <w:p>
             <w:pPr>
-              <w:spacing w:before="0" w:after="0" w:lineRule="exact" w:line="240"/>
-              <w:jc w:val="left"/>
+              <w:spacing w:after="0" w:line="240" w:lineRule="exact"/>
             </w:pPr>
           </w:p>
         </w:tc>
@@ -4702,64 +5188,59 @@
       <w:tr>
         <w:trPr>
           <w:cantSplit/>
-          <w:trHeight w:val="328" w:hRule="atLeast"/>
+          <w:trHeight w:val="431"/>
         </w:trPr>
         <w:tc>
           <w:tcPr>
-            <w:tcW w:type="dxa" w:w="6800"/>
+            <w:tcW w:w="6860" w:type="dxa"/>
             <w:tcBorders>
               <w:top w:val="single" w:sz="6" w:space="0" w:color="000000"/>
               <w:left w:val="single" w:sz="6" w:space="0" w:color="000000"/>
               <w:bottom w:val="single" w:sz="6" w:space="0" w:color="000000"/>
               <w:right w:val="single" w:sz="6" w:space="0" w:color="000000"/>
             </w:tcBorders>
-            <w:vAlign w:val="center"/>
+            <w:shd w:val="clear" w:color="auto" w:fill="F7F7F7"/>
             <w:tcMar>
               <w:top w:w="20" w:type="dxa"/>
               <w:left w:w="40" w:type="dxa"/>
               <w:bottom w:w="20" w:type="dxa"/>
               <w:right w:w="40" w:type="dxa"/>
             </w:tcMar>
-            <w:shd w:val="clear" w:color="auto" w:fill="F7F7F7"/>
+            <w:vAlign w:val="center"/>
           </w:tcPr>
           <w:p>
             <w:pPr>
-              <w:spacing w:before="0" w:after="0" w:lineRule="exact" w:line="240"/>
-              <w:jc w:val="left"/>
+              <w:spacing w:after="0" w:line="240" w:lineRule="exact"/>
             </w:pPr>
             <w:r>
               <w:rPr>
-                <w:rFonts w:ascii="Bookman Old Style" w:hAnsi="Bookman Old Style" w:cs="Bookman Old Style" w:eastAsia="Bookman Old Style"/>
                 <w:b/>
-                <w:i w:val="0"/>
-                <w:color w:val="000000"/>
                 <w:sz w:val="20"/>
               </w:rPr>
-              <w:t>Dispute? Yes or No.</w:t>
+              <w:t>Dispute (Yes or No)</w:t>
             </w:r>
           </w:p>
         </w:tc>
         <w:tc>
           <w:tcPr>
-            <w:tcW w:type="dxa" w:w="3400"/>
+            <w:tcW w:w="3430" w:type="dxa"/>
             <w:tcBorders>
               <w:top w:val="single" w:sz="6" w:space="0" w:color="000000"/>
               <w:left w:val="single" w:sz="6" w:space="0" w:color="000000"/>
               <w:bottom w:val="single" w:sz="6" w:space="0" w:color="000000"/>
               <w:right w:val="single" w:sz="6" w:space="0" w:color="000000"/>
             </w:tcBorders>
-            <w:vAlign w:val="center"/>
             <w:tcMar>
               <w:top w:w="20" w:type="dxa"/>
               <w:left w:w="40" w:type="dxa"/>
               <w:bottom w:w="20" w:type="dxa"/>
               <w:right w:w="40" w:type="dxa"/>
             </w:tcMar>
+            <w:vAlign w:val="center"/>
           </w:tcPr>
           <w:p>
             <w:pPr>
-              <w:spacing w:before="0" w:after="0" w:lineRule="exact" w:line="240"/>
-              <w:jc w:val="left"/>
+              <w:spacing w:after="0" w:line="240" w:lineRule="exact"/>
             </w:pPr>
           </w:p>
         </w:tc>
@@ -4767,65 +5248,56 @@
     </w:tbl>
     <w:p>
       <w:pPr>
-        <w:spacing w:before="60" w:after="20" w:lineRule="exact" w:line="260"/>
-        <w:jc w:val="left"/>
+        <w:spacing w:before="60" w:after="20" w:line="260" w:lineRule="exact"/>
       </w:pPr>
       <w:r>
         <w:rPr>
-          <w:rFonts w:ascii="Bookman Old Style" w:hAnsi="Bookman Old Style" w:cs="Bookman Old Style" w:eastAsia="Bookman Old Style"/>
           <w:b/>
-          <w:i w:val="0"/>
-          <w:color w:val="000000"/>
-          <w:sz w:val="22"/>
         </w:rPr>
-        <w:t>Witness No. 1   —   not a member of the family</w:t>
+        <w:t>Witness No. 1, not being a member of the family</w:t>
       </w:r>
     </w:p>
     <w:tbl>
       <w:tblPr>
-        <w:tblW w:type="dxa" w:w="10200"/>
+        <w:tblW w:w="10095" w:type="dxa"/>
         <w:tblLayout w:type="fixed"/>
-        <w:tblLook w:firstColumn="1" w:firstRow="1" w:lastColumn="0" w:lastRow="0" w:noHBand="0" w:noVBand="1" w:val="04A0"/>
+        <w:tblLook w:val="04A0" w:firstRow="1" w:lastRow="0" w:firstColumn="1" w:lastColumn="0" w:noHBand="0" w:noVBand="1"/>
       </w:tblPr>
       <w:tblGrid>
-        <w:gridCol w:w="3600"/>
-        <w:gridCol w:w="2800"/>
-        <w:gridCol w:w="3800"/>
+        <w:gridCol w:w="3563"/>
+        <w:gridCol w:w="2770"/>
+        <w:gridCol w:w="3762"/>
       </w:tblGrid>
       <w:tr>
         <w:trPr>
           <w:cantSplit/>
-          <w:trHeight w:val="311" w:hRule="atLeast"/>
+          <w:trHeight w:val="641"/>
         </w:trPr>
         <w:tc>
           <w:tcPr>
-            <w:tcW w:type="dxa" w:w="3600"/>
+            <w:tcW w:w="3563" w:type="dxa"/>
             <w:tcBorders>
               <w:top w:val="single" w:sz="6" w:space="0" w:color="000000"/>
               <w:left w:val="single" w:sz="6" w:space="0" w:color="000000"/>
               <w:bottom w:val="single" w:sz="6" w:space="0" w:color="000000"/>
               <w:right w:val="single" w:sz="6" w:space="0" w:color="000000"/>
             </w:tcBorders>
-            <w:vAlign w:val="center"/>
+            <w:shd w:val="clear" w:color="auto" w:fill="F7F7F7"/>
             <w:tcMar>
               <w:top w:w="20" w:type="dxa"/>
               <w:left w:w="40" w:type="dxa"/>
               <w:bottom w:w="20" w:type="dxa"/>
               <w:right w:w="40" w:type="dxa"/>
             </w:tcMar>
-            <w:shd w:val="clear" w:color="auto" w:fill="F7F7F7"/>
+            <w:vAlign w:val="center"/>
           </w:tcPr>
           <w:p>
             <w:pPr>
-              <w:spacing w:before="0" w:after="0" w:lineRule="exact" w:line="220"/>
-              <w:jc w:val="left"/>
+              <w:spacing w:after="0" w:line="220" w:lineRule="exact"/>
             </w:pPr>
             <w:r>
               <w:rPr>
-                <w:rFonts w:ascii="Bookman Old Style" w:hAnsi="Bookman Old Style" w:cs="Bookman Old Style" w:eastAsia="Bookman Old Style"/>
                 <w:b/>
-                <w:i w:val="0"/>
-                <w:color w:val="000000"/>
                 <w:sz w:val="18"/>
               </w:rPr>
               <w:t>Name</w:t>
@@ -4834,33 +5306,29 @@
         </w:tc>
         <w:tc>
           <w:tcPr>
-            <w:tcW w:type="dxa" w:w="2800"/>
+            <w:tcW w:w="2770" w:type="dxa"/>
             <w:tcBorders>
               <w:top w:val="single" w:sz="6" w:space="0" w:color="000000"/>
               <w:left w:val="single" w:sz="6" w:space="0" w:color="000000"/>
               <w:bottom w:val="single" w:sz="6" w:space="0" w:color="000000"/>
               <w:right w:val="single" w:sz="6" w:space="0" w:color="000000"/>
             </w:tcBorders>
-            <w:vAlign w:val="center"/>
+            <w:shd w:val="clear" w:color="auto" w:fill="F7F7F7"/>
             <w:tcMar>
               <w:top w:w="20" w:type="dxa"/>
               <w:left w:w="40" w:type="dxa"/>
               <w:bottom w:w="20" w:type="dxa"/>
               <w:right w:w="40" w:type="dxa"/>
             </w:tcMar>
-            <w:shd w:val="clear" w:color="auto" w:fill="F7F7F7"/>
+            <w:vAlign w:val="center"/>
           </w:tcPr>
           <w:p>
             <w:pPr>
-              <w:spacing w:before="0" w:after="0" w:lineRule="exact" w:line="220"/>
-              <w:jc w:val="left"/>
+              <w:spacing w:after="0" w:line="220" w:lineRule="exact"/>
             </w:pPr>
             <w:r>
               <w:rPr>
-                <w:rFonts w:ascii="Bookman Old Style" w:hAnsi="Bookman Old Style" w:cs="Bookman Old Style" w:eastAsia="Bookman Old Style"/>
                 <w:b/>
-                <w:i w:val="0"/>
-                <w:color w:val="000000"/>
                 <w:sz w:val="18"/>
               </w:rPr>
               <w:t>Age</w:t>
@@ -4869,33 +5337,29 @@
         </w:tc>
         <w:tc>
           <w:tcPr>
-            <w:tcW w:type="dxa" w:w="3800"/>
+            <w:tcW w:w="3762" w:type="dxa"/>
             <w:tcBorders>
               <w:top w:val="single" w:sz="6" w:space="0" w:color="000000"/>
               <w:left w:val="single" w:sz="6" w:space="0" w:color="000000"/>
               <w:bottom w:val="single" w:sz="6" w:space="0" w:color="000000"/>
               <w:right w:val="single" w:sz="6" w:space="0" w:color="000000"/>
             </w:tcBorders>
-            <w:vAlign w:val="center"/>
+            <w:shd w:val="clear" w:color="auto" w:fill="F7F7F7"/>
             <w:tcMar>
               <w:top w:w="20" w:type="dxa"/>
               <w:left w:w="40" w:type="dxa"/>
               <w:bottom w:w="20" w:type="dxa"/>
               <w:right w:w="40" w:type="dxa"/>
             </w:tcMar>
-            <w:shd w:val="clear" w:color="auto" w:fill="F7F7F7"/>
+            <w:vAlign w:val="center"/>
           </w:tcPr>
           <w:p>
             <w:pPr>
-              <w:spacing w:before="0" w:after="0" w:lineRule="exact" w:line="220"/>
-              <w:jc w:val="left"/>
+              <w:spacing w:after="0" w:line="220" w:lineRule="exact"/>
             </w:pPr>
             <w:r>
               <w:rPr>
-                <w:rFonts w:ascii="Bookman Old Style" w:hAnsi="Bookman Old Style" w:cs="Bookman Old Style" w:eastAsia="Bookman Old Style"/>
                 <w:b/>
-                <w:i w:val="0"/>
-                <w:color w:val="000000"/>
                 <w:sz w:val="18"/>
               </w:rPr>
               <w:t>Mobile</w:t>
@@ -4906,65 +5370,72 @@
       <w:tr>
         <w:trPr>
           <w:cantSplit/>
-          <w:trHeight w:val="311" w:hRule="atLeast"/>
+          <w:trHeight w:val="641"/>
         </w:trPr>
         <w:tc>
           <w:tcPr>
-            <w:tcW w:type="dxa" w:w="3600"/>
+            <w:tcW w:w="3563" w:type="dxa"/>
             <w:tcBorders>
               <w:top w:val="single" w:sz="6" w:space="0" w:color="000000"/>
               <w:left w:val="single" w:sz="6" w:space="0" w:color="000000"/>
               <w:bottom w:val="single" w:sz="6" w:space="0" w:color="000000"/>
               <w:right w:val="single" w:sz="6" w:space="0" w:color="000000"/>
             </w:tcBorders>
-            <w:vAlign w:val="center"/>
+            <w:shd w:val="clear" w:color="auto" w:fill="F7F7F7"/>
             <w:tcMar>
               <w:top w:w="20" w:type="dxa"/>
               <w:left w:w="40" w:type="dxa"/>
               <w:bottom w:w="20" w:type="dxa"/>
               <w:right w:w="40" w:type="dxa"/>
             </w:tcMar>
-            <w:shd w:val="clear" w:color="auto" w:fill="F7F7F7"/>
+            <w:vAlign w:val="center"/>
           </w:tcPr>
           <w:p>
             <w:pPr>
-              <w:spacing w:before="0" w:after="0" w:lineRule="exact" w:line="220"/>
-              <w:jc w:val="left"/>
+              <w:spacing w:after="0" w:line="220" w:lineRule="exact"/>
             </w:pPr>
-            <w:r>
-              <w:rPr>
-                <w:rFonts w:ascii="Bookman Old Style" w:hAnsi="Bookman Old Style" w:cs="Bookman Old Style" w:eastAsia="Bookman Old Style"/>
-                <w:b/>
-                <w:i w:val="0"/>
-                <w:color w:val="000000"/>
-                <w:sz w:val="18"/>
-              </w:rPr>
-              <w:t>Address</w:t>
-            </w:r>
           </w:p>
         </w:tc>
         <w:tc>
           <w:tcPr>
-            <w:tcW w:type="dxa" w:w="6600"/>
-            <w:gridSpan w:val="2"/>
+            <w:tcW w:w="2770" w:type="dxa"/>
             <w:tcBorders>
               <w:top w:val="single" w:sz="6" w:space="0" w:color="000000"/>
               <w:left w:val="single" w:sz="6" w:space="0" w:color="000000"/>
               <w:bottom w:val="single" w:sz="6" w:space="0" w:color="000000"/>
-              <w:right w:val="single" w:sz="6" w:space="0" w:color="000000"/>
+              <w:right w:val="single" w:sz="4" w:space="0" w:color="auto"/>
             </w:tcBorders>
-            <w:vAlign w:val="center"/>
             <w:tcMar>
               <w:top w:w="20" w:type="dxa"/>
               <w:left w:w="40" w:type="dxa"/>
               <w:bottom w:w="20" w:type="dxa"/>
               <w:right w:w="40" w:type="dxa"/>
             </w:tcMar>
+            <w:vAlign w:val="center"/>
           </w:tcPr>
           <w:p>
             <w:pPr>
-              <w:spacing w:before="0" w:after="0" w:lineRule="exact" w:line="220"/>
-              <w:jc w:val="left"/>
+              <w:spacing w:after="0" w:line="220" w:lineRule="exact"/>
+            </w:pPr>
+            <w:r>
+              <w:t xml:space="preserve">                                                                                                                                                                                                                                                                                                                                                                                                                                                                                                                                                                                                                                                                                                                                                                                                                                                                                                                                                                                                                                                                                                                                                                                                                                                                                                                                                                                                                                                                                                                                                                                                                                           </w:t>
+            </w:r>
+          </w:p>
+        </w:tc>
+        <w:tc>
+          <w:tcPr>
+            <w:tcW w:w="3762" w:type="dxa"/>
+            <w:tcBorders>
+              <w:top w:val="single" w:sz="6" w:space="0" w:color="000000"/>
+              <w:left w:val="single" w:sz="4" w:space="0" w:color="auto"/>
+              <w:bottom w:val="single" w:sz="6" w:space="0" w:color="000000"/>
+              <w:right w:val="single" w:sz="6" w:space="0" w:color="000000"/>
+            </w:tcBorders>
+            <w:vAlign w:val="center"/>
+          </w:tcPr>
+          <w:p>
+            <w:pPr>
+              <w:spacing w:after="0" w:line="220" w:lineRule="exact"/>
             </w:pPr>
           </w:p>
         </w:tc>
@@ -4972,81 +5443,87 @@
     </w:tbl>
     <w:p>
       <w:pPr>
-        <w:spacing w:before="20" w:after="0" w:lineRule="exact" w:line="260"/>
-        <w:jc w:val="left"/>
+        <w:spacing w:before="20" w:after="0" w:line="260" w:lineRule="exact"/>
       </w:pPr>
       <w:r>
         <w:rPr>
-          <w:rFonts w:ascii="Bookman Old Style" w:hAnsi="Bookman Old Style" w:cs="Bookman Old Style" w:eastAsia="Bookman Old Style"/>
-          <w:b w:val="0"/>
-          <w:i w:val="0"/>
-          <w:color w:val="000000"/>
           <w:sz w:val="20"/>
         </w:rPr>
-        <w:t>Signature of Witness No. 1 : __________________________     Date : ____________</w:t>
+        <w:t xml:space="preserve">Signature of Witness No. </w:t>
+      </w:r>
+      <w:proofErr w:type="gramStart"/>
+      <w:r>
+        <w:rPr>
+          <w:sz w:val="20"/>
+        </w:rPr>
+        <w:t>1 :</w:t>
+      </w:r>
+      <w:proofErr w:type="gramEnd"/>
+      <w:r>
+        <w:rPr>
+          <w:sz w:val="20"/>
+        </w:rPr>
+        <w:t xml:space="preserve"> </w:t>
+      </w:r>
+      <w:r>
+        <w:rPr>
+          <w:sz w:val="20"/>
+        </w:rPr>
+        <w:t>__________________________     Date : ____________</w:t>
       </w:r>
     </w:p>
     <w:p>
       <w:pPr>
-        <w:spacing w:before="60" w:after="20" w:lineRule="exact" w:line="260"/>
-        <w:jc w:val="left"/>
+        <w:spacing w:before="60" w:after="20" w:line="260" w:lineRule="exact"/>
       </w:pPr>
       <w:r>
         <w:rPr>
-          <w:rFonts w:ascii="Bookman Old Style" w:hAnsi="Bookman Old Style" w:cs="Bookman Old Style" w:eastAsia="Bookman Old Style"/>
           <w:b/>
-          <w:i w:val="0"/>
-          <w:color w:val="000000"/>
-          <w:sz w:val="22"/>
         </w:rPr>
-        <w:t>Witness No. 2   —   not a member of the family</w:t>
+        <w:t>Witness No. 2, not being a member of the family</w:t>
       </w:r>
     </w:p>
     <w:tbl>
       <w:tblPr>
-        <w:tblW w:type="dxa" w:w="10200"/>
+        <w:tblW w:w="10081" w:type="dxa"/>
         <w:tblLayout w:type="fixed"/>
-        <w:tblLook w:firstColumn="1" w:firstRow="1" w:lastColumn="0" w:lastRow="0" w:noHBand="0" w:noVBand="1" w:val="04A0"/>
+        <w:tblLook w:val="04A0" w:firstRow="1" w:lastRow="0" w:firstColumn="1" w:lastColumn="0" w:noHBand="0" w:noVBand="1"/>
       </w:tblPr>
       <w:tblGrid>
-        <w:gridCol w:w="3600"/>
-        <w:gridCol w:w="2800"/>
-        <w:gridCol w:w="3800"/>
+        <w:gridCol w:w="3557"/>
+        <w:gridCol w:w="2766"/>
+        <w:gridCol w:w="3758"/>
       </w:tblGrid>
       <w:tr>
         <w:trPr>
           <w:cantSplit/>
-          <w:trHeight w:val="311" w:hRule="atLeast"/>
+          <w:trHeight w:val="922"/>
         </w:trPr>
         <w:tc>
           <w:tcPr>
-            <w:tcW w:type="dxa" w:w="3600"/>
+            <w:tcW w:w="3557" w:type="dxa"/>
             <w:tcBorders>
               <w:top w:val="single" w:sz="6" w:space="0" w:color="000000"/>
               <w:left w:val="single" w:sz="6" w:space="0" w:color="000000"/>
               <w:bottom w:val="single" w:sz="6" w:space="0" w:color="000000"/>
               <w:right w:val="single" w:sz="6" w:space="0" w:color="000000"/>
             </w:tcBorders>
-            <w:vAlign w:val="center"/>
+            <w:shd w:val="clear" w:color="auto" w:fill="F7F7F7"/>
             <w:tcMar>
               <w:top w:w="20" w:type="dxa"/>
               <w:left w:w="40" w:type="dxa"/>
               <w:bottom w:w="20" w:type="dxa"/>
               <w:right w:w="40" w:type="dxa"/>
             </w:tcMar>
-            <w:shd w:val="clear" w:color="auto" w:fill="F7F7F7"/>
+            <w:vAlign w:val="center"/>
           </w:tcPr>
           <w:p>
             <w:pPr>
-              <w:spacing w:before="0" w:after="0" w:lineRule="exact" w:line="220"/>
-              <w:jc w:val="left"/>
+              <w:spacing w:after="0" w:line="220" w:lineRule="exact"/>
             </w:pPr>
             <w:r>
               <w:rPr>
-                <w:rFonts w:ascii="Bookman Old Style" w:hAnsi="Bookman Old Style" w:cs="Bookman Old Style" w:eastAsia="Bookman Old Style"/>
                 <w:b/>
-                <w:i w:val="0"/>
-                <w:color w:val="000000"/>
                 <w:sz w:val="18"/>
               </w:rPr>
               <w:t>Name</w:t>
@@ -5055,33 +5532,29 @@
         </w:tc>
         <w:tc>
           <w:tcPr>
-            <w:tcW w:type="dxa" w:w="2800"/>
+            <w:tcW w:w="2766" w:type="dxa"/>
             <w:tcBorders>
               <w:top w:val="single" w:sz="6" w:space="0" w:color="000000"/>
               <w:left w:val="single" w:sz="6" w:space="0" w:color="000000"/>
               <w:bottom w:val="single" w:sz="6" w:space="0" w:color="000000"/>
               <w:right w:val="single" w:sz="6" w:space="0" w:color="000000"/>
             </w:tcBorders>
-            <w:vAlign w:val="center"/>
+            <w:shd w:val="clear" w:color="auto" w:fill="F7F7F7"/>
             <w:tcMar>
               <w:top w:w="20" w:type="dxa"/>
               <w:left w:w="40" w:type="dxa"/>
               <w:bottom w:w="20" w:type="dxa"/>
               <w:right w:w="40" w:type="dxa"/>
             </w:tcMar>
-            <w:shd w:val="clear" w:color="auto" w:fill="F7F7F7"/>
+            <w:vAlign w:val="center"/>
           </w:tcPr>
           <w:p>
             <w:pPr>
-              <w:spacing w:before="0" w:after="0" w:lineRule="exact" w:line="220"/>
-              <w:jc w:val="left"/>
+              <w:spacing w:after="0" w:line="220" w:lineRule="exact"/>
             </w:pPr>
             <w:r>
               <w:rPr>
-                <w:rFonts w:ascii="Bookman Old Style" w:hAnsi="Bookman Old Style" w:cs="Bookman Old Style" w:eastAsia="Bookman Old Style"/>
                 <w:b/>
-                <w:i w:val="0"/>
-                <w:color w:val="000000"/>
                 <w:sz w:val="18"/>
               </w:rPr>
               <w:t>Age</w:t>
@@ -5090,33 +5563,29 @@
         </w:tc>
         <w:tc>
           <w:tcPr>
-            <w:tcW w:type="dxa" w:w="3800"/>
+            <w:tcW w:w="3758" w:type="dxa"/>
             <w:tcBorders>
               <w:top w:val="single" w:sz="6" w:space="0" w:color="000000"/>
               <w:left w:val="single" w:sz="6" w:space="0" w:color="000000"/>
               <w:bottom w:val="single" w:sz="6" w:space="0" w:color="000000"/>
               <w:right w:val="single" w:sz="6" w:space="0" w:color="000000"/>
             </w:tcBorders>
-            <w:vAlign w:val="center"/>
+            <w:shd w:val="clear" w:color="auto" w:fill="F7F7F7"/>
             <w:tcMar>
               <w:top w:w="20" w:type="dxa"/>
               <w:left w:w="40" w:type="dxa"/>
               <w:bottom w:w="20" w:type="dxa"/>
               <w:right w:w="40" w:type="dxa"/>
             </w:tcMar>
-            <w:shd w:val="clear" w:color="auto" w:fill="F7F7F7"/>
+            <w:vAlign w:val="center"/>
           </w:tcPr>
           <w:p>
             <w:pPr>
-              <w:spacing w:before="0" w:after="0" w:lineRule="exact" w:line="220"/>
-              <w:jc w:val="left"/>
+              <w:spacing w:after="0" w:line="220" w:lineRule="exact"/>
             </w:pPr>
             <w:r>
               <w:rPr>
-                <w:rFonts w:ascii="Bookman Old Style" w:hAnsi="Bookman Old Style" w:cs="Bookman Old Style" w:eastAsia="Bookman Old Style"/>
                 <w:b/>
-                <w:i w:val="0"/>
-                <w:color w:val="000000"/>
                 <w:sz w:val="18"/>
               </w:rPr>
               <w:t>Mobile</w:t>
@@ -5127,65 +5596,69 @@
       <w:tr>
         <w:trPr>
           <w:cantSplit/>
-          <w:trHeight w:val="311" w:hRule="atLeast"/>
+          <w:trHeight w:val="922"/>
         </w:trPr>
         <w:tc>
           <w:tcPr>
-            <w:tcW w:type="dxa" w:w="3600"/>
+            <w:tcW w:w="3557" w:type="dxa"/>
             <w:tcBorders>
               <w:top w:val="single" w:sz="6" w:space="0" w:color="000000"/>
               <w:left w:val="single" w:sz="6" w:space="0" w:color="000000"/>
               <w:bottom w:val="single" w:sz="6" w:space="0" w:color="000000"/>
               <w:right w:val="single" w:sz="6" w:space="0" w:color="000000"/>
             </w:tcBorders>
-            <w:vAlign w:val="center"/>
+            <w:shd w:val="clear" w:color="auto" w:fill="F7F7F7"/>
             <w:tcMar>
               <w:top w:w="20" w:type="dxa"/>
               <w:left w:w="40" w:type="dxa"/>
               <w:bottom w:w="20" w:type="dxa"/>
               <w:right w:w="40" w:type="dxa"/>
             </w:tcMar>
-            <w:shd w:val="clear" w:color="auto" w:fill="F7F7F7"/>
+            <w:vAlign w:val="center"/>
           </w:tcPr>
           <w:p>
             <w:pPr>
-              <w:spacing w:before="0" w:after="0" w:lineRule="exact" w:line="220"/>
-              <w:jc w:val="left"/>
+              <w:spacing w:after="0" w:line="220" w:lineRule="exact"/>
             </w:pPr>
-            <w:r>
-              <w:rPr>
-                <w:rFonts w:ascii="Bookman Old Style" w:hAnsi="Bookman Old Style" w:cs="Bookman Old Style" w:eastAsia="Bookman Old Style"/>
-                <w:b/>
-                <w:i w:val="0"/>
-                <w:color w:val="000000"/>
-                <w:sz w:val="18"/>
-              </w:rPr>
-              <w:t>Address</w:t>
-            </w:r>
           </w:p>
         </w:tc>
         <w:tc>
           <w:tcPr>
-            <w:tcW w:type="dxa" w:w="6600"/>
-            <w:gridSpan w:val="2"/>
+            <w:tcW w:w="2766" w:type="dxa"/>
             <w:tcBorders>
               <w:top w:val="single" w:sz="6" w:space="0" w:color="000000"/>
               <w:left w:val="single" w:sz="6" w:space="0" w:color="000000"/>
               <w:bottom w:val="single" w:sz="6" w:space="0" w:color="000000"/>
-              <w:right w:val="single" w:sz="6" w:space="0" w:color="000000"/>
+              <w:right w:val="single" w:sz="4" w:space="0" w:color="auto"/>
             </w:tcBorders>
-            <w:vAlign w:val="center"/>
             <w:tcMar>
               <w:top w:w="20" w:type="dxa"/>
               <w:left w:w="40" w:type="dxa"/>
               <w:bottom w:w="20" w:type="dxa"/>
               <w:right w:w="40" w:type="dxa"/>
             </w:tcMar>
+            <w:vAlign w:val="center"/>
           </w:tcPr>
           <w:p>
             <w:pPr>
-              <w:spacing w:before="0" w:after="0" w:lineRule="exact" w:line="220"/>
-              <w:jc w:val="left"/>
+              <w:spacing w:after="0" w:line="220" w:lineRule="exact"/>
+            </w:pPr>
+          </w:p>
+        </w:tc>
+        <w:tc>
+          <w:tcPr>
+            <w:tcW w:w="3758" w:type="dxa"/>
+            <w:tcBorders>
+              <w:top w:val="single" w:sz="6" w:space="0" w:color="000000"/>
+              <w:left w:val="single" w:sz="4" w:space="0" w:color="auto"/>
+              <w:bottom w:val="single" w:sz="6" w:space="0" w:color="000000"/>
+              <w:right w:val="single" w:sz="6" w:space="0" w:color="000000"/>
+            </w:tcBorders>
+            <w:vAlign w:val="center"/>
+          </w:tcPr>
+          <w:p>
+            <w:pPr>
+              <w:spacing w:after="0" w:line="220" w:lineRule="exact"/>
             </w:pPr>
           </w:p>
         </w:tc>
@@ -5193,47 +5666,92 @@
     </w:tbl>
     <w:p>
       <w:pPr>
-        <w:spacing w:before="20" w:after="0" w:lineRule="exact" w:line="260"/>
-        <w:jc w:val="left"/>
+        <w:spacing w:before="20" w:after="0" w:line="260" w:lineRule="exact"/>
       </w:pPr>
       <w:r>
         <w:rPr>
-          <w:rFonts w:ascii="Bookman Old Style" w:hAnsi="Bookman Old Style" w:cs="Bookman Old Style" w:eastAsia="Bookman Old Style"/>
-          <w:b w:val="0"/>
-          <w:i w:val="0"/>
-          <w:color w:val="000000"/>
           <w:sz w:val="20"/>
         </w:rPr>
-        <w:t>Signature of Witness No. 2 : __________________________     Date : ____________</w:t>
+        <w:t xml:space="preserve">Signature of Witness No. </w:t>
+      </w:r>
+      <w:proofErr w:type="gramStart"/>
+      <w:r>
+        <w:rPr>
+          <w:sz w:val="20"/>
+        </w:rPr>
+        <w:t>2 :</w:t>
+      </w:r>
+      <w:proofErr w:type="gramEnd"/>
+      <w:r>
+        <w:rPr>
+          <w:sz w:val="20"/>
+        </w:rPr>
+        <w:t xml:space="preserve"> __________________________     Date : ____________</w:t>
       </w:r>
     </w:p>
     <w:p>
       <w:pPr>
-        <w:spacing w:before="60" w:after="60" w:lineRule="exact" w:line="250"/>
+        <w:spacing w:before="60" w:after="60" w:line="250" w:lineRule="exact"/>
+        <w:jc w:val="both"/>
+        <w:rPr>
+          <w:sz w:val="20"/>
+        </w:rPr>
+      </w:pPr>
+    </w:p>
+    <w:p>
+      <w:pPr>
+        <w:spacing w:before="60" w:after="60" w:line="250" w:lineRule="exact"/>
         <w:jc w:val="both"/>
       </w:pPr>
       <w:r>
         <w:rPr>
-          <w:rFonts w:ascii="Bookman Old Style" w:hAnsi="Bookman Old Style" w:cs="Bookman Old Style" w:eastAsia="Bookman Old Style"/>
-          <w:b w:val="0"/>
-          <w:i w:val="0"/>
-          <w:color w:val="000000"/>
           <w:sz w:val="20"/>
         </w:rPr>
-        <w:t>The enquiry was made as above. Aadhaar number, Voter Identity Card number and PAN of each living heir are entered in Annexure-B, and the name is the same on all three. No Will and no dispute came to notice. The municipal certificate has not been used. I sign this report and forward it to the Sub-Divisional Officer, Balurghat.</w:t>
+        <w:t>The enquiry was made as above. The Aadhaar number, the Voter Identity Card number and the PAN of each living heir are entered in Annexure-B, and the name tallies with the documents. The certificate earlier issued by the Municipality has not been used. I sign this report and forward it to the Sub-Divisional Officer, Balurghat.</w:t>
       </w:r>
     </w:p>
     <w:p>
       <w:pPr>
-        <w:spacing w:before="20" w:after="0" w:lineRule="exact" w:line="280"/>
-        <w:jc w:val="right"/>
+        <w:spacing w:before="20" w:after="0" w:line="280" w:lineRule="exact"/>
+        <w:jc w:val="center"/>
+        <w:rPr>
+          <w:b/>
+          <w:sz w:val="24"/>
+        </w:rPr>
       </w:pPr>
       <w:r>
         <w:rPr>
-          <w:rFonts w:ascii="Bookman Old Style" w:hAnsi="Bookman Old Style" w:cs="Bookman Old Style" w:eastAsia="Bookman Old Style"/>
           <w:b/>
-          <w:i w:val="0"/>
-          <w:color w:val="000000"/>
+          <w:sz w:val="24"/>
+        </w:rPr>
+        <w:t xml:space="preserve">                                                                                          </w:t>
+      </w:r>
+    </w:p>
+    <w:p>
+      <w:pPr>
+        <w:spacing w:before="20" w:after="0" w:line="280" w:lineRule="exact"/>
+        <w:jc w:val="center"/>
+        <w:rPr>
+          <w:b/>
+          <w:sz w:val="24"/>
+        </w:rPr>
+      </w:pPr>
+    </w:p>
+    <w:p>
+      <w:pPr>
+        <w:spacing w:before="20" w:after="0" w:line="280" w:lineRule="exact"/>
+        <w:jc w:val="center"/>
+      </w:pPr>
+      <w:r>
+        <w:rPr>
+          <w:b/>
+          <w:sz w:val="24"/>
+        </w:rPr>
+        <w:t xml:space="preserve">                                                                                            </w:t>
+      </w:r>
+      <w:r>
+        <w:rPr>
+          <w:b/>
           <w:sz w:val="24"/>
         </w:rPr>
         <w:t>Executive Officer</w:t>
@@ -5241,15 +5759,12 @@
     </w:p>
     <w:p>
       <w:pPr>
-        <w:spacing w:before="0" w:after="0" w:lineRule="exact" w:line="280"/>
+        <w:spacing w:after="0" w:line="280" w:lineRule="exact"/>
         <w:jc w:val="right"/>
       </w:pPr>
       <w:r>
         <w:rPr>
-          <w:rFonts w:ascii="Bookman Old Style" w:hAnsi="Bookman Old Style" w:cs="Bookman Old Style" w:eastAsia="Bookman Old Style"/>
           <w:b/>
-          <w:i w:val="0"/>
-          <w:color w:val="000000"/>
           <w:sz w:val="24"/>
         </w:rPr>
         <w:t>Balurghat Municipality</w:t>
@@ -5257,19 +5772,9 @@
     </w:p>
     <w:p>
       <w:pPr>
-        <w:spacing w:before="0" w:after="0" w:lineRule="exact" w:line="280"/>
+        <w:spacing w:after="0" w:line="280" w:lineRule="exact"/>
         <w:jc w:val="right"/>
       </w:pPr>
-      <w:r>
-        <w:rPr>
-          <w:rFonts w:ascii="Bookman Old Style" w:hAnsi="Bookman Old Style" w:cs="Bookman Old Style" w:eastAsia="Bookman Old Style"/>
-          <w:b w:val="0"/>
-          <w:i w:val="0"/>
-          <w:color w:val="000000"/>
-          <w:sz w:val="22"/>
-        </w:rPr>
-        <w:t>Signature : _________________________     Date : ________ / ________ / 2026</w:t>
-      </w:r>
     </w:p>
     <w:sectPr>
       <w:pgSz w:w="11907" w:h="16840"/>
@@ -5282,7 +5787,7 @@
 </file>
 
 <file path=word/numbering.xml><?xml version="1.0" encoding="utf-8"?>
-<w:numbering xmlns:wpc="http://schemas.microsoft.com/office/word/2010/wordprocessingCanvas" xmlns:mo="http://schemas.microsoft.com/office/mac/office/2008/main" xmlns:mc="http://schemas.openxmlformats.org/markup-compatibility/2006" xmlns:mv="urn:schemas-microsoft-com:mac:vml" xmlns:o="urn:schemas-microsoft-com:office:office" xmlns:r="http://schemas.openxmlformats.org/officeDocument/2006/relationships" xmlns:m="http://schemas.openxmlformats.org/officeDocument/2006/math" xmlns:v="urn:schemas-microsoft-com:vml" xmlns:wp14="http://schemas.microsoft.com/office/word/2010/wordprocessingDrawing" xmlns:wp="http://schemas.openxmlformats.org/drawingml/2006/wordprocessingDrawing" xmlns:w10="urn:schemas-microsoft-com:office:word" xmlns:w="http://schemas.openxmlformats.org/wordprocessingml/2006/main" xmlns:w14="http://schemas.microsoft.com/office/word/2010/wordml" xmlns:wpg="http://schemas.microsoft.com/office/word/2010/wordprocessingGroup" xmlns:wpi="http://schemas.microsoft.com/office/word/2010/wordprocessingInk" xmlns:wne="http://schemas.microsoft.com/office/word/2006/wordml" xmlns:wps="http://schemas.microsoft.com/office/word/2010/wordprocessingShape" mc:Ignorable="w14 wp14">
+<w:numbering xmlns:wpc="http://schemas.microsoft.com/office/word/2010/wordprocessingCanvas" xmlns:mc="http://schemas.openxmlformats.org/markup-compatibility/2006" xmlns:o="urn:schemas-microsoft-com:office:office" xmlns:r="http://schemas.openxmlformats.org/officeDocument/2006/relationships" xmlns:m="http://schemas.openxmlformats.org/officeDocument/2006/math" xmlns:v="urn:schemas-microsoft-com:vml" xmlns:wp14="http://schemas.microsoft.com/office/word/2010/wordprocessingDrawing" xmlns:wp="http://schemas.openxmlformats.org/drawingml/2006/wordprocessingDrawing" xmlns:w10="urn:schemas-microsoft-com:office:word" xmlns:w="http://schemas.openxmlformats.org/wordprocessingml/2006/main" xmlns:w14="http://schemas.microsoft.com/office/word/2010/wordml" xmlns:wpg="http://schemas.microsoft.com/office/word/2010/wordprocessingGroup" xmlns:wpi="http://schemas.microsoft.com/office/word/2010/wordprocessingInk" xmlns:wne="http://schemas.microsoft.com/office/word/2006/wordml" xmlns:wps="http://schemas.microsoft.com/office/word/2010/wordprocessingShape" mc:Ignorable="w14 wp14">
   <w:abstractNum w:abstractNumId="0">
     <w:nsid w:val="FFFFFF7C"/>
     <w:multiLevelType w:val="singleLevel"/>
@@ -5501,7 +6006,7 @@
       </w:pPr>
     </w:pPrDefault>
   </w:docDefaults>
-  <w:latentStyles w:defLockedState="0" w:defUIPriority="99" w:defSemiHidden="1" w:defUnhideWhenUsed="1" w:defQFormat="0" w:count="276">
+  <w:latentStyles w:defLockedState="0" w:defUIPriority="99" w:defSemiHidden="1" w:defUnhideWhenUsed="1" w:defQFormat="0" w:count="267">
     <w:lsdException w:name="Normal" w:semiHidden="0" w:uiPriority="0" w:unhideWhenUsed="0" w:qFormat="1"/>
     <w:lsdException w:name="heading 1" w:semiHidden="0" w:uiPriority="9" w:unhideWhenUsed="0" w:qFormat="1"/>
     <w:lsdException w:name="heading 2" w:uiPriority="9" w:qFormat="1"/>
@@ -5645,54 +6150,9 @@
     <w:qFormat/>
     <w:rsid w:val="00FC693F"/>
     <w:rPr>
-      <w:rFonts w:ascii="Bookman Old Style" w:hAnsi="Bookman Old Style" w:cs="Bookman Old Style" w:eastAsia="Bookman Old Style"/>
+      <w:rFonts w:ascii="Bookman Old Style" w:eastAsia="Bookman Old Style" w:hAnsi="Bookman Old Style" w:cs="Bookman Old Style"/>
       <w:color w:val="000000"/>
-      <w:sz w:val="22"/>
     </w:rPr>
-  </w:style>
-  <w:style w:type="paragraph" w:styleId="Header">
-    <w:name w:val="header"/>
-    <w:basedOn w:val="Normal"/>
-    <w:link w:val="HeaderChar"/>
-    <w:uiPriority w:val="99"/>
-    <w:unhideWhenUsed/>
-    <w:rsid w:val="00E618BF"/>
-    <w:pPr>
-      <w:tabs>
-        <w:tab w:val="center" w:pos="4680"/>
-        <w:tab w:val="right" w:pos="9360"/>
-      </w:tabs>
-      <w:spacing w:after="0" w:line="240" w:lineRule="auto"/>
-    </w:pPr>
-  </w:style>
-  <w:style w:type="character" w:customStyle="1" w:styleId="HeaderChar">
-    <w:name w:val="Header Char"/>
-    <w:basedOn w:val="DefaultParagraphFont"/>
-    <w:link w:val="Header"/>
-    <w:uiPriority w:val="99"/>
-    <w:rsid w:val="00E618BF"/>
-  </w:style>
-  <w:style w:type="paragraph" w:styleId="Footer">
-    <w:name w:val="footer"/>
-    <w:basedOn w:val="Normal"/>
-    <w:link w:val="FooterChar"/>
-    <w:uiPriority w:val="99"/>
-    <w:unhideWhenUsed/>
-    <w:rsid w:val="00E618BF"/>
-    <w:pPr>
-      <w:tabs>
-        <w:tab w:val="center" w:pos="4680"/>
-        <w:tab w:val="right" w:pos="9360"/>
-      </w:tabs>
-      <w:spacing w:after="0" w:line="240" w:lineRule="auto"/>
-    </w:pPr>
-  </w:style>
-  <w:style w:type="character" w:customStyle="1" w:styleId="FooterChar">
-    <w:name w:val="Footer Char"/>
-    <w:basedOn w:val="DefaultParagraphFont"/>
-    <w:link w:val="Footer"/>
-    <w:uiPriority w:val="99"/>
-    <w:rsid w:val="00E618BF"/>
   </w:style>
   <w:style w:type="paragraph" w:styleId="Heading1">
     <w:name w:val="heading 1"/>
@@ -5929,6 +6389,50 @@
     <w:uiPriority w:val="99"/>
     <w:semiHidden/>
     <w:unhideWhenUsed/>
+  </w:style>
+  <w:style w:type="paragraph" w:styleId="Header">
+    <w:name w:val="header"/>
+    <w:basedOn w:val="Normal"/>
+    <w:link w:val="HeaderChar"/>
+    <w:uiPriority w:val="99"/>
+    <w:unhideWhenUsed/>
+    <w:rsid w:val="00E618BF"/>
+    <w:pPr>
+      <w:tabs>
+        <w:tab w:val="center" w:pos="4680"/>
+        <w:tab w:val="right" w:pos="9360"/>
+      </w:tabs>
+      <w:spacing w:after="0" w:line="240" w:lineRule="auto"/>
+    </w:pPr>
+  </w:style>
+  <w:style w:type="character" w:customStyle="1" w:styleId="HeaderChar">
+    <w:name w:val="Header Char"/>
+    <w:basedOn w:val="DefaultParagraphFont"/>
+    <w:link w:val="Header"/>
+    <w:uiPriority w:val="99"/>
+    <w:rsid w:val="00E618BF"/>
+  </w:style>
+  <w:style w:type="paragraph" w:styleId="Footer">
+    <w:name w:val="footer"/>
+    <w:basedOn w:val="Normal"/>
+    <w:link w:val="FooterChar"/>
+    <w:uiPriority w:val="99"/>
+    <w:unhideWhenUsed/>
+    <w:rsid w:val="00E618BF"/>
+    <w:pPr>
+      <w:tabs>
+        <w:tab w:val="center" w:pos="4680"/>
+        <w:tab w:val="right" w:pos="9360"/>
+      </w:tabs>
+      <w:spacing w:after="0" w:line="240" w:lineRule="auto"/>
+    </w:pPr>
+  </w:style>
+  <w:style w:type="character" w:customStyle="1" w:styleId="FooterChar">
+    <w:name w:val="Footer Char"/>
+    <w:basedOn w:val="DefaultParagraphFont"/>
+    <w:link w:val="Footer"/>
+    <w:uiPriority w:val="99"/>
+    <w:rsid w:val="00E618BF"/>
   </w:style>
   <w:style w:type="paragraph" w:styleId="NoSpacing">
     <w:name w:val="No Spacing"/>
@@ -17332,11 +17836,42 @@
       </w:tcPr>
     </w:tblStylePr>
   </w:style>
+  <w:style w:type="paragraph" w:styleId="BalloonText">
+    <w:name w:val="Balloon Text"/>
+    <w:basedOn w:val="Normal"/>
+    <w:link w:val="BalloonTextChar"/>
+    <w:uiPriority w:val="99"/>
+    <w:semiHidden/>
+    <w:unhideWhenUsed/>
+    <w:rsid w:val="0027623E"/>
+    <w:pPr>
+      <w:spacing w:after="0" w:line="240" w:lineRule="auto"/>
+    </w:pPr>
+    <w:rPr>
+      <w:rFonts w:ascii="Tahoma" w:hAnsi="Tahoma" w:cs="Tahoma"/>
+      <w:sz w:val="16"/>
+      <w:szCs w:val="16"/>
+    </w:rPr>
+  </w:style>
+  <w:style w:type="character" w:customStyle="1" w:styleId="BalloonTextChar">
+    <w:name w:val="Balloon Text Char"/>
+    <w:basedOn w:val="DefaultParagraphFont"/>
+    <w:link w:val="BalloonText"/>
+    <w:uiPriority w:val="99"/>
+    <w:semiHidden/>
+    <w:rsid w:val="0027623E"/>
+    <w:rPr>
+      <w:rFonts w:ascii="Tahoma" w:eastAsia="Bookman Old Style" w:hAnsi="Tahoma" w:cs="Tahoma"/>
+      <w:color w:val="000000"/>
+      <w:sz w:val="16"/>
+      <w:szCs w:val="16"/>
+    </w:rPr>
+  </w:style>
 </w:styles>
 </file>
 
 <file path=word/stylesWithEffects.xml><?xml version="1.0" encoding="utf-8"?>
-<w:styles xmlns:wpc="http://schemas.microsoft.com/office/word/2010/wordprocessingCanvas" xmlns:mo="http://schemas.microsoft.com/office/mac/office/2008/main" xmlns:mc="http://schemas.openxmlformats.org/markup-compatibility/2006" xmlns:mv="urn:schemas-microsoft-com:mac:vml" xmlns:o="urn:schemas-microsoft-com:office:office" xmlns:r="http://schemas.openxmlformats.org/officeDocument/2006/relationships" xmlns:m="http://schemas.openxmlformats.org/officeDocument/2006/math" xmlns:v="urn:schemas-microsoft-com:vml" xmlns:wp14="http://schemas.microsoft.com/office/word/2010/wordprocessingDrawing" xmlns:wp="http://schemas.openxmlformats.org/drawingml/2006/wordprocessingDrawing" xmlns:w10="urn:schemas-microsoft-com:office:word" xmlns:w="http://schemas.openxmlformats.org/wordprocessingml/2006/main" xmlns:w14="http://schemas.microsoft.com/office/word/2010/wordml" xmlns:wpg="http://schemas.microsoft.com/office/word/2010/wordprocessingGroup" xmlns:wpi="http://schemas.microsoft.com/office/word/2010/wordprocessingInk" xmlns:wne="http://schemas.microsoft.com/office/word/2006/wordml" xmlns:wps="http://schemas.microsoft.com/office/word/2010/wordprocessingShape" mc:Ignorable="w14 wp14">
+<w:styles xmlns:wpc="http://schemas.microsoft.com/office/word/2010/wordprocessingCanvas" xmlns:mc="http://schemas.openxmlformats.org/markup-compatibility/2006" xmlns:o="urn:schemas-microsoft-com:office:office" xmlns:r="http://schemas.openxmlformats.org/officeDocument/2006/relationships" xmlns:m="http://schemas.openxmlformats.org/officeDocument/2006/math" xmlns:v="urn:schemas-microsoft-com:vml" xmlns:wp14="http://schemas.microsoft.com/office/word/2010/wordprocessingDrawing" xmlns:wp="http://schemas.openxmlformats.org/drawingml/2006/wordprocessingDrawing" xmlns:w10="urn:schemas-microsoft-com:office:word" xmlns:w="http://schemas.openxmlformats.org/wordprocessingml/2006/main" xmlns:w14="http://schemas.microsoft.com/office/word/2010/wordml" xmlns:wpg="http://schemas.microsoft.com/office/word/2010/wordprocessingGroup" xmlns:wpi="http://schemas.microsoft.com/office/word/2010/wordprocessingInk" xmlns:wne="http://schemas.microsoft.com/office/word/2006/wordml" xmlns:wps="http://schemas.microsoft.com/office/word/2010/wordprocessingShape" mc:Ignorable="w14 wp14">
   <w:docDefaults>
     <w:rPrDefault>
       <w:rPr>
@@ -17352,7 +17887,7 @@
       </w:pPr>
     </w:pPrDefault>
   </w:docDefaults>
-  <w:latentStyles w:defLockedState="0" w:defUIPriority="99" w:defSemiHidden="1" w:defUnhideWhenUsed="1" w:defQFormat="0" w:count="276">
+  <w:latentStyles w:defLockedState="0" w:defUIPriority="99" w:defSemiHidden="1" w:defUnhideWhenUsed="1" w:defQFormat="0" w:count="267">
     <w:lsdException w:name="Normal" w:semiHidden="0" w:uiPriority="0" w:unhideWhenUsed="0" w:qFormat="1"/>
     <w:lsdException w:name="heading 1" w:semiHidden="0" w:uiPriority="9" w:unhideWhenUsed="0" w:qFormat="1"/>
     <w:lsdException w:name="heading 2" w:uiPriority="9" w:qFormat="1"/>
@@ -17495,6 +18030,10 @@
     <w:name w:val="Normal"/>
     <w:qFormat/>
     <w:rsid w:val="00FC693F"/>
+    <w:rPr>
+      <w:rFonts w:ascii="Bookman Old Style" w:eastAsia="Bookman Old Style" w:hAnsi="Bookman Old Style" w:cs="Bookman Old Style"/>
+      <w:color w:val="000000"/>
+    </w:rPr>
   </w:style>
   <w:style w:type="paragraph" w:styleId="Heading1">
     <w:name w:val="heading 1"/>
@@ -17731,6 +18270,50 @@
     <w:uiPriority w:val="99"/>
     <w:semiHidden/>
     <w:unhideWhenUsed/>
+  </w:style>
+  <w:style w:type="paragraph" w:styleId="Header">
+    <w:name w:val="header"/>
+    <w:basedOn w:val="Normal"/>
+    <w:link w:val="HeaderChar"/>
+    <w:uiPriority w:val="99"/>
+    <w:unhideWhenUsed/>
+    <w:rsid w:val="00E618BF"/>
+    <w:pPr>
+      <w:tabs>
+        <w:tab w:val="center" w:pos="4680"/>
+        <w:tab w:val="right" w:pos="9360"/>
+      </w:tabs>
+      <w:spacing w:after="0" w:line="240" w:lineRule="auto"/>
+    </w:pPr>
+  </w:style>
+  <w:style w:type="character" w:customStyle="1" w:styleId="HeaderChar">
+    <w:name w:val="Header Char"/>
+    <w:basedOn w:val="DefaultParagraphFont"/>
+    <w:link w:val="Header"/>
+    <w:uiPriority w:val="99"/>
+    <w:rsid w:val="00E618BF"/>
+  </w:style>
+  <w:style w:type="paragraph" w:styleId="Footer">
+    <w:name w:val="footer"/>
+    <w:basedOn w:val="Normal"/>
+    <w:link w:val="FooterChar"/>
+    <w:uiPriority w:val="99"/>
+    <w:unhideWhenUsed/>
+    <w:rsid w:val="00E618BF"/>
+    <w:pPr>
+      <w:tabs>
+        <w:tab w:val="center" w:pos="4680"/>
+        <w:tab w:val="right" w:pos="9360"/>
+      </w:tabs>
+      <w:spacing w:after="0" w:line="240" w:lineRule="auto"/>
+    </w:pPr>
+  </w:style>
+  <w:style w:type="character" w:customStyle="1" w:styleId="FooterChar">
+    <w:name w:val="Footer Char"/>
+    <w:basedOn w:val="DefaultParagraphFont"/>
+    <w:link w:val="Footer"/>
+    <w:uiPriority w:val="99"/>
+    <w:rsid w:val="00E618BF"/>
   </w:style>
   <w:style w:type="paragraph" w:styleId="NoSpacing">
     <w:name w:val="No Spacing"/>
@@ -29133,6 +29716,37 @@
         <w:shd w:val="clear" w:color="auto" w:fill="FBCAA2" w:themeFill="accent6" w:themeFillTint="7F"/>
       </w:tcPr>
     </w:tblStylePr>
+  </w:style>
+  <w:style w:type="paragraph" w:styleId="BalloonText">
+    <w:name w:val="Balloon Text"/>
+    <w:basedOn w:val="Normal"/>
+    <w:link w:val="BalloonTextChar"/>
+    <w:uiPriority w:val="99"/>
+    <w:semiHidden/>
+    <w:unhideWhenUsed/>
+    <w:rsid w:val="0027623E"/>
+    <w:pPr>
+      <w:spacing w:after="0" w:line="240" w:lineRule="auto"/>
+    </w:pPr>
+    <w:rPr>
+      <w:rFonts w:ascii="Tahoma" w:hAnsi="Tahoma" w:cs="Tahoma"/>
+      <w:sz w:val="16"/>
+      <w:szCs w:val="16"/>
+    </w:rPr>
+  </w:style>
+  <w:style w:type="character" w:customStyle="1" w:styleId="BalloonTextChar">
+    <w:name w:val="Balloon Text Char"/>
+    <w:basedOn w:val="DefaultParagraphFont"/>
+    <w:link w:val="BalloonText"/>
+    <w:uiPriority w:val="99"/>
+    <w:semiHidden/>
+    <w:rsid w:val="0027623E"/>
+    <w:rPr>
+      <w:rFonts w:ascii="Tahoma" w:eastAsia="Bookman Old Style" w:hAnsi="Tahoma" w:cs="Tahoma"/>
+      <w:color w:val="000000"/>
+      <w:sz w:val="16"/>
+      <w:szCs w:val="16"/>
+    </w:rPr>
   </w:style>
 </w:styles>
 </file>
@@ -29462,7 +30076,7 @@
 </file>
 
 <file path=customXml/itemProps1.xml><?xml version="1.0" encoding="utf-8"?>
-<ds:datastoreItem xmlns:ds="http://schemas.openxmlformats.org/officeDocument/2006/customXml" ds:itemID="{EF278816-EC6F-A645-907D-7F25AECB1D4A}">
+<ds:datastoreItem xmlns:ds="http://schemas.openxmlformats.org/officeDocument/2006/customXml" ds:itemID="{E4E97D9B-596D-4FF6-AC6E-7867037B94D0}">
   <ds:schemaRefs>
     <ds:schemaRef ds:uri="http://schemas.openxmlformats.org/officeDocument/2006/bibliography"/>
   </ds:schemaRefs>
